--- a/docs/tables/auc3/sec5_ckd_composite.docx
+++ b/docs/tables/auc3/sec5_ckd_composite.docx
@@ -23,8 +23,8 @@
         <w:gridCol w:w="1756"/>
         <w:gridCol w:w="1181"/>
         <w:gridCol w:w="778"/>
-        <w:gridCol w:w="1084"/>
-        <w:gridCol w:w="2062"/>
+        <w:gridCol w:w="1206"/>
+        <w:gridCol w:w="2185"/>
         <w:gridCol w:w="1181"/>
       </w:tblGrid>
       <w:tr>
@@ -838,7 +838,7 @@
                 <w:szCs w:val="22"/>
                 <w:color w:val="000000"/>
               </w:rPr>
-              <w:t xml:space="preserve">143</w:t>
+              <w:t xml:space="preserve">142</w:t>
             </w:r>
           </w:p>
         </w:tc>
@@ -891,7 +891,7 @@
                 <w:szCs w:val="22"/>
                 <w:color w:val="000000"/>
               </w:rPr>
-              <w:t xml:space="preserve">0.96</w:t>
+              <w:t xml:space="preserve">0.97</w:t>
             </w:r>
           </w:p>
         </w:tc>
@@ -997,7 +997,7 @@
                 <w:szCs w:val="22"/>
                 <w:color w:val="000000"/>
               </w:rPr>
-              <w:t xml:space="preserve">0.820</w:t>
+              <w:t xml:space="preserve">0.840</w:t>
             </w:r>
           </w:p>
         </w:tc>
@@ -1050,7 +1050,7 @@
                 <w:szCs w:val="22"/>
                 <w:color w:val="000000"/>
               </w:rPr>
-              <w:t xml:space="preserve">143</w:t>
+              <w:t xml:space="preserve">142</w:t>
             </w:r>
           </w:p>
         </w:tc>
@@ -1321,7 +1321,7 @@
                 <w:szCs w:val="22"/>
                 <w:color w:val="000000"/>
               </w:rPr>
-              <w:t xml:space="preserve">143</w:t>
+              <w:t xml:space="preserve">142</w:t>
             </w:r>
           </w:p>
         </w:tc>
@@ -1480,60 +1480,60 @@
                 <w:szCs w:val="22"/>
                 <w:color w:val="000000"/>
               </w:rPr>
-              <w:t xml:space="preserve">0.017</w:t>
-            </w:r>
-          </w:p>
-        </w:tc>
-        <w:tc>
-          <w:tcPr>
-            <w:tcBorders>
-              <w:bottom w:val="none" w:sz="0" w:space="0" w:color="000000"/>
-              <w:top w:val="none" w:sz="0" w:space="0" w:color="000000"/>
-              <w:left w:val="none" w:sz="0" w:space="0" w:color="000000"/>
-              <w:right w:val="none" w:sz="0" w:space="0" w:color="000000"/>
-            </w:tcBorders>
-            <w:shd w:val="clear" w:color="auto" w:fill="FFFFFF"/>
-            <w:tcMar>
-              <w:top w:w="0" w:type="dxa"/>
-              <w:bottom w:w="0" w:type="dxa"/>
-              <w:left w:w="0" w:type="dxa"/>
-              <w:right w:w="0" w:type="dxa"/>
-            </w:tcMar>
-            <w:vAlign w:val="top"/>
-          </w:tcPr>
-          <w:p>
-            <w:pPr>
-              <w:pStyle w:val="Normal"/>
-              <w:jc w:val="center"/>
-              <w:pBdr>
-                <w:bottom w:val="none" w:sz="0" w:space="0" w:color="000000"/>
-                <w:top w:val="none" w:sz="0" w:space="0" w:color="000000"/>
-                <w:left w:val="none" w:sz="0" w:space="0" w:color="000000"/>
-                <w:right w:val="none" w:sz="0" w:space="0" w:color="000000"/>
-              </w:pBdr>
-              <w:spacing w:after="100" w:before="100" w:line="240"/>
-              <w:ind w:left="100" w:right="100" w:firstLine="0" w:firstLineChars="0"/>
-              <w:rPr>
-                <w:rFonts w:ascii="Helvetica" w:hAnsi="Helvetica" w:eastAsia="Helvetica" w:cs="Helvetica"/>
-                <w:i w:val="false"/>
-                <w:b w:val="false"/>
-                <w:u w:val="none"/>
-                <w:sz w:val="22"/>
-                <w:szCs w:val="22"/>
-                <w:color w:val="000000"/>
-              </w:rPr>
-            </w:pPr>
-            <w:r>
-              <w:rPr>
-                <w:rFonts w:ascii="Helvetica" w:hAnsi="Helvetica" w:eastAsia="Helvetica" w:cs="Helvetica"/>
-                <w:i w:val="false"/>
-                <w:b w:val="false"/>
-                <w:u w:val="none"/>
-                <w:sz w:val="22"/>
-                <w:szCs w:val="22"/>
-                <w:color w:val="000000"/>
-              </w:rPr>
-              <w:t xml:space="preserve">143</w:t>
+              <w:t xml:space="preserve">0.018</w:t>
+            </w:r>
+          </w:p>
+        </w:tc>
+        <w:tc>
+          <w:tcPr>
+            <w:tcBorders>
+              <w:bottom w:val="none" w:sz="0" w:space="0" w:color="000000"/>
+              <w:top w:val="none" w:sz="0" w:space="0" w:color="000000"/>
+              <w:left w:val="none" w:sz="0" w:space="0" w:color="000000"/>
+              <w:right w:val="none" w:sz="0" w:space="0" w:color="000000"/>
+            </w:tcBorders>
+            <w:shd w:val="clear" w:color="auto" w:fill="FFFFFF"/>
+            <w:tcMar>
+              <w:top w:w="0" w:type="dxa"/>
+              <w:bottom w:w="0" w:type="dxa"/>
+              <w:left w:w="0" w:type="dxa"/>
+              <w:right w:w="0" w:type="dxa"/>
+            </w:tcMar>
+            <w:vAlign w:val="top"/>
+          </w:tcPr>
+          <w:p>
+            <w:pPr>
+              <w:pStyle w:val="Normal"/>
+              <w:jc w:val="center"/>
+              <w:pBdr>
+                <w:bottom w:val="none" w:sz="0" w:space="0" w:color="000000"/>
+                <w:top w:val="none" w:sz="0" w:space="0" w:color="000000"/>
+                <w:left w:val="none" w:sz="0" w:space="0" w:color="000000"/>
+                <w:right w:val="none" w:sz="0" w:space="0" w:color="000000"/>
+              </w:pBdr>
+              <w:spacing w:after="100" w:before="100" w:line="240"/>
+              <w:ind w:left="100" w:right="100" w:firstLine="0" w:firstLineChars="0"/>
+              <w:rPr>
+                <w:rFonts w:ascii="Helvetica" w:hAnsi="Helvetica" w:eastAsia="Helvetica" w:cs="Helvetica"/>
+                <w:i w:val="false"/>
+                <w:b w:val="false"/>
+                <w:u w:val="none"/>
+                <w:sz w:val="22"/>
+                <w:szCs w:val="22"/>
+                <w:color w:val="000000"/>
+              </w:rPr>
+            </w:pPr>
+            <w:r>
+              <w:rPr>
+                <w:rFonts w:ascii="Helvetica" w:hAnsi="Helvetica" w:eastAsia="Helvetica" w:cs="Helvetica"/>
+                <w:i w:val="false"/>
+                <w:b w:val="false"/>
+                <w:u w:val="none"/>
+                <w:sz w:val="22"/>
+                <w:szCs w:val="22"/>
+                <w:color w:val="000000"/>
+              </w:rPr>
+              <w:t xml:space="preserve">142</w:t>
             </w:r>
           </w:p>
         </w:tc>
@@ -1699,7 +1699,7 @@
       </w:tr>
       <w:tr>
         <w:trPr>
-          <w:trHeight w:val="569" w:hRule="auto"/>
+          <w:trHeight w:val="565" w:hRule="auto"/>
         </w:trPr>
         body 3
         <w:tc>
@@ -1804,7 +1804,7 @@
                 <w:szCs w:val="22"/>
                 <w:color w:val="000000"/>
               </w:rPr>
-              <w:t xml:space="preserve">143</w:t>
+              <w:t xml:space="preserve">142</w:t>
             </w:r>
           </w:p>
         </w:tc>
@@ -2016,7 +2016,7 @@
                 <w:szCs w:val="22"/>
                 <w:color w:val="000000"/>
               </w:rPr>
-              <w:t xml:space="preserve">143</w:t>
+              <w:t xml:space="preserve">142</w:t>
             </w:r>
           </w:p>
         </w:tc>
@@ -2823,113 +2823,113 @@
                 <w:szCs w:val="22"/>
                 <w:color w:val="000000"/>
               </w:rPr>
-              <w:t xml:space="preserve">4.35</w:t>
-            </w:r>
-          </w:p>
-        </w:tc>
-        <w:tc>
-          <w:tcPr>
-            <w:tcBorders>
-              <w:bottom w:val="none" w:sz="0" w:space="0" w:color="000000"/>
-              <w:top w:val="none" w:sz="0" w:space="0" w:color="000000"/>
-              <w:left w:val="none" w:sz="0" w:space="0" w:color="000000"/>
-              <w:right w:val="none" w:sz="0" w:space="0" w:color="000000"/>
-            </w:tcBorders>
-            <w:shd w:val="clear" w:color="auto" w:fill="FFFFFF"/>
-            <w:tcMar>
-              <w:top w:w="0" w:type="dxa"/>
-              <w:bottom w:w="0" w:type="dxa"/>
-              <w:left w:w="0" w:type="dxa"/>
-              <w:right w:w="0" w:type="dxa"/>
-            </w:tcMar>
-            <w:vAlign w:val="top"/>
-          </w:tcPr>
-          <w:p>
-            <w:pPr>
-              <w:pStyle w:val="Normal"/>
-              <w:jc w:val="center"/>
-              <w:pBdr>
-                <w:bottom w:val="none" w:sz="0" w:space="0" w:color="000000"/>
-                <w:top w:val="none" w:sz="0" w:space="0" w:color="000000"/>
-                <w:left w:val="none" w:sz="0" w:space="0" w:color="000000"/>
-                <w:right w:val="none" w:sz="0" w:space="0" w:color="000000"/>
-              </w:pBdr>
-              <w:spacing w:after="100" w:before="100" w:line="240"/>
-              <w:ind w:left="100" w:right="100" w:firstLine="0" w:firstLineChars="0"/>
-              <w:rPr>
-                <w:rFonts w:ascii="Helvetica" w:hAnsi="Helvetica" w:eastAsia="Helvetica" w:cs="Helvetica"/>
-                <w:i w:val="false"/>
-                <w:b w:val="false"/>
-                <w:u w:val="none"/>
-                <w:sz w:val="22"/>
-                <w:szCs w:val="22"/>
-                <w:color w:val="000000"/>
-              </w:rPr>
-            </w:pPr>
-            <w:r>
-              <w:rPr>
-                <w:rFonts w:ascii="Helvetica" w:hAnsi="Helvetica" w:eastAsia="Helvetica" w:cs="Helvetica"/>
-                <w:i w:val="false"/>
-                <w:b w:val="false"/>
-                <w:u w:val="none"/>
-                <w:sz w:val="22"/>
-                <w:szCs w:val="22"/>
-                <w:color w:val="000000"/>
-              </w:rPr>
-              <w:t xml:space="preserve">0.87, 21.7</w:t>
-            </w:r>
-          </w:p>
-        </w:tc>
-        <w:tc>
-          <w:tcPr>
-            <w:tcBorders>
-              <w:bottom w:val="none" w:sz="0" w:space="0" w:color="000000"/>
-              <w:top w:val="none" w:sz="0" w:space="0" w:color="000000"/>
-              <w:left w:val="none" w:sz="0" w:space="0" w:color="000000"/>
-              <w:right w:val="none" w:sz="0" w:space="0" w:color="000000"/>
-            </w:tcBorders>
-            <w:shd w:val="clear" w:color="auto" w:fill="FFFFFF"/>
-            <w:tcMar>
-              <w:top w:w="0" w:type="dxa"/>
-              <w:bottom w:w="0" w:type="dxa"/>
-              <w:left w:w="0" w:type="dxa"/>
-              <w:right w:w="0" w:type="dxa"/>
-            </w:tcMar>
-            <w:vAlign w:val="top"/>
-          </w:tcPr>
-          <w:p>
-            <w:pPr>
-              <w:pStyle w:val="Normal"/>
-              <w:jc w:val="center"/>
-              <w:pBdr>
-                <w:bottom w:val="none" w:sz="0" w:space="0" w:color="000000"/>
-                <w:top w:val="none" w:sz="0" w:space="0" w:color="000000"/>
-                <w:left w:val="none" w:sz="0" w:space="0" w:color="000000"/>
-                <w:right w:val="none" w:sz="0" w:space="0" w:color="000000"/>
-              </w:pBdr>
-              <w:spacing w:after="100" w:before="100" w:line="240"/>
-              <w:ind w:left="100" w:right="100" w:firstLine="0" w:firstLineChars="0"/>
-              <w:rPr>
-                <w:rFonts w:ascii="Helvetica" w:hAnsi="Helvetica" w:eastAsia="Helvetica" w:cs="Helvetica"/>
-                <w:i w:val="false"/>
-                <w:b w:val="false"/>
-                <w:u w:val="none"/>
-                <w:sz w:val="22"/>
-                <w:szCs w:val="22"/>
-                <w:color w:val="000000"/>
-              </w:rPr>
-            </w:pPr>
-            <w:r>
-              <w:rPr>
-                <w:rFonts w:ascii="Helvetica" w:hAnsi="Helvetica" w:eastAsia="Helvetica" w:cs="Helvetica"/>
-                <w:i w:val="false"/>
-                <w:b w:val="false"/>
-                <w:u w:val="none"/>
-                <w:sz w:val="22"/>
-                <w:szCs w:val="22"/>
-                <w:color w:val="000000"/>
-              </w:rPr>
-              <w:t xml:space="preserve">0.073</w:t>
+              <w:t xml:space="preserve">4.31</w:t>
+            </w:r>
+          </w:p>
+        </w:tc>
+        <w:tc>
+          <w:tcPr>
+            <w:tcBorders>
+              <w:bottom w:val="none" w:sz="0" w:space="0" w:color="000000"/>
+              <w:top w:val="none" w:sz="0" w:space="0" w:color="000000"/>
+              <w:left w:val="none" w:sz="0" w:space="0" w:color="000000"/>
+              <w:right w:val="none" w:sz="0" w:space="0" w:color="000000"/>
+            </w:tcBorders>
+            <w:shd w:val="clear" w:color="auto" w:fill="FFFFFF"/>
+            <w:tcMar>
+              <w:top w:w="0" w:type="dxa"/>
+              <w:bottom w:w="0" w:type="dxa"/>
+              <w:left w:w="0" w:type="dxa"/>
+              <w:right w:w="0" w:type="dxa"/>
+            </w:tcMar>
+            <w:vAlign w:val="top"/>
+          </w:tcPr>
+          <w:p>
+            <w:pPr>
+              <w:pStyle w:val="Normal"/>
+              <w:jc w:val="center"/>
+              <w:pBdr>
+                <w:bottom w:val="none" w:sz="0" w:space="0" w:color="000000"/>
+                <w:top w:val="none" w:sz="0" w:space="0" w:color="000000"/>
+                <w:left w:val="none" w:sz="0" w:space="0" w:color="000000"/>
+                <w:right w:val="none" w:sz="0" w:space="0" w:color="000000"/>
+              </w:pBdr>
+              <w:spacing w:after="100" w:before="100" w:line="240"/>
+              <w:ind w:left="100" w:right="100" w:firstLine="0" w:firstLineChars="0"/>
+              <w:rPr>
+                <w:rFonts w:ascii="Helvetica" w:hAnsi="Helvetica" w:eastAsia="Helvetica" w:cs="Helvetica"/>
+                <w:i w:val="false"/>
+                <w:b w:val="false"/>
+                <w:u w:val="none"/>
+                <w:sz w:val="22"/>
+                <w:szCs w:val="22"/>
+                <w:color w:val="000000"/>
+              </w:rPr>
+            </w:pPr>
+            <w:r>
+              <w:rPr>
+                <w:rFonts w:ascii="Helvetica" w:hAnsi="Helvetica" w:eastAsia="Helvetica" w:cs="Helvetica"/>
+                <w:i w:val="false"/>
+                <w:b w:val="false"/>
+                <w:u w:val="none"/>
+                <w:sz w:val="22"/>
+                <w:szCs w:val="22"/>
+                <w:color w:val="000000"/>
+              </w:rPr>
+              <w:t xml:space="preserve">0.87, 21.4</w:t>
+            </w:r>
+          </w:p>
+        </w:tc>
+        <w:tc>
+          <w:tcPr>
+            <w:tcBorders>
+              <w:bottom w:val="none" w:sz="0" w:space="0" w:color="000000"/>
+              <w:top w:val="none" w:sz="0" w:space="0" w:color="000000"/>
+              <w:left w:val="none" w:sz="0" w:space="0" w:color="000000"/>
+              <w:right w:val="none" w:sz="0" w:space="0" w:color="000000"/>
+            </w:tcBorders>
+            <w:shd w:val="clear" w:color="auto" w:fill="FFFFFF"/>
+            <w:tcMar>
+              <w:top w:w="0" w:type="dxa"/>
+              <w:bottom w:w="0" w:type="dxa"/>
+              <w:left w:w="0" w:type="dxa"/>
+              <w:right w:w="0" w:type="dxa"/>
+            </w:tcMar>
+            <w:vAlign w:val="top"/>
+          </w:tcPr>
+          <w:p>
+            <w:pPr>
+              <w:pStyle w:val="Normal"/>
+              <w:jc w:val="center"/>
+              <w:pBdr>
+                <w:bottom w:val="none" w:sz="0" w:space="0" w:color="000000"/>
+                <w:top w:val="none" w:sz="0" w:space="0" w:color="000000"/>
+                <w:left w:val="none" w:sz="0" w:space="0" w:color="000000"/>
+                <w:right w:val="none" w:sz="0" w:space="0" w:color="000000"/>
+              </w:pBdr>
+              <w:spacing w:after="100" w:before="100" w:line="240"/>
+              <w:ind w:left="100" w:right="100" w:firstLine="0" w:firstLineChars="0"/>
+              <w:rPr>
+                <w:rFonts w:ascii="Helvetica" w:hAnsi="Helvetica" w:eastAsia="Helvetica" w:cs="Helvetica"/>
+                <w:i w:val="false"/>
+                <w:b w:val="false"/>
+                <w:u w:val="none"/>
+                <w:sz w:val="22"/>
+                <w:szCs w:val="22"/>
+                <w:color w:val="000000"/>
+              </w:rPr>
+            </w:pPr>
+            <w:r>
+              <w:rPr>
+                <w:rFonts w:ascii="Helvetica" w:hAnsi="Helvetica" w:eastAsia="Helvetica" w:cs="Helvetica"/>
+                <w:i w:val="false"/>
+                <w:b w:val="false"/>
+                <w:u w:val="none"/>
+                <w:sz w:val="22"/>
+                <w:szCs w:val="22"/>
+                <w:color w:val="000000"/>
+              </w:rPr>
+              <w:t xml:space="preserve">0.074</w:t>
             </w:r>
           </w:p>
         </w:tc>
@@ -3035,60 +3035,60 @@
                 <w:szCs w:val="22"/>
                 <w:color w:val="000000"/>
               </w:rPr>
-              <w:t xml:space="preserve">65,163</w:t>
-            </w:r>
-          </w:p>
-        </w:tc>
-        <w:tc>
-          <w:tcPr>
-            <w:tcBorders>
-              <w:bottom w:val="none" w:sz="0" w:space="0" w:color="000000"/>
-              <w:top w:val="none" w:sz="0" w:space="0" w:color="000000"/>
-              <w:left w:val="none" w:sz="0" w:space="0" w:color="000000"/>
-              <w:right w:val="none" w:sz="0" w:space="0" w:color="000000"/>
-            </w:tcBorders>
-            <w:shd w:val="clear" w:color="auto" w:fill="FFFFFF"/>
-            <w:tcMar>
-              <w:top w:w="0" w:type="dxa"/>
-              <w:bottom w:w="0" w:type="dxa"/>
-              <w:left w:w="0" w:type="dxa"/>
-              <w:right w:w="0" w:type="dxa"/>
-            </w:tcMar>
-            <w:vAlign w:val="top"/>
-          </w:tcPr>
-          <w:p>
-            <w:pPr>
-              <w:pStyle w:val="Normal"/>
-              <w:jc w:val="center"/>
-              <w:pBdr>
-                <w:bottom w:val="none" w:sz="0" w:space="0" w:color="000000"/>
-                <w:top w:val="none" w:sz="0" w:space="0" w:color="000000"/>
-                <w:left w:val="none" w:sz="0" w:space="0" w:color="000000"/>
-                <w:right w:val="none" w:sz="0" w:space="0" w:color="000000"/>
-              </w:pBdr>
-              <w:spacing w:after="100" w:before="100" w:line="240"/>
-              <w:ind w:left="100" w:right="100" w:firstLine="0" w:firstLineChars="0"/>
-              <w:rPr>
-                <w:rFonts w:ascii="Helvetica" w:hAnsi="Helvetica" w:eastAsia="Helvetica" w:cs="Helvetica"/>
-                <w:i w:val="false"/>
-                <w:b w:val="false"/>
-                <w:u w:val="none"/>
-                <w:sz w:val="22"/>
-                <w:szCs w:val="22"/>
-                <w:color w:val="000000"/>
-              </w:rPr>
-            </w:pPr>
-            <w:r>
-              <w:rPr>
-                <w:rFonts w:ascii="Helvetica" w:hAnsi="Helvetica" w:eastAsia="Helvetica" w:cs="Helvetica"/>
-                <w:i w:val="false"/>
-                <w:b w:val="false"/>
-                <w:u w:val="none"/>
-                <w:sz w:val="22"/>
-                <w:szCs w:val="22"/>
-                <w:color w:val="000000"/>
-              </w:rPr>
-              <w:t xml:space="preserve">816, 5,206,511</w:t>
+              <w:t xml:space="preserve">63,670</w:t>
+            </w:r>
+          </w:p>
+        </w:tc>
+        <w:tc>
+          <w:tcPr>
+            <w:tcBorders>
+              <w:bottom w:val="none" w:sz="0" w:space="0" w:color="000000"/>
+              <w:top w:val="none" w:sz="0" w:space="0" w:color="000000"/>
+              <w:left w:val="none" w:sz="0" w:space="0" w:color="000000"/>
+              <w:right w:val="none" w:sz="0" w:space="0" w:color="000000"/>
+            </w:tcBorders>
+            <w:shd w:val="clear" w:color="auto" w:fill="FFFFFF"/>
+            <w:tcMar>
+              <w:top w:w="0" w:type="dxa"/>
+              <w:bottom w:w="0" w:type="dxa"/>
+              <w:left w:w="0" w:type="dxa"/>
+              <w:right w:w="0" w:type="dxa"/>
+            </w:tcMar>
+            <w:vAlign w:val="top"/>
+          </w:tcPr>
+          <w:p>
+            <w:pPr>
+              <w:pStyle w:val="Normal"/>
+              <w:jc w:val="center"/>
+              <w:pBdr>
+                <w:bottom w:val="none" w:sz="0" w:space="0" w:color="000000"/>
+                <w:top w:val="none" w:sz="0" w:space="0" w:color="000000"/>
+                <w:left w:val="none" w:sz="0" w:space="0" w:color="000000"/>
+                <w:right w:val="none" w:sz="0" w:space="0" w:color="000000"/>
+              </w:pBdr>
+              <w:spacing w:after="100" w:before="100" w:line="240"/>
+              <w:ind w:left="100" w:right="100" w:firstLine="0" w:firstLineChars="0"/>
+              <w:rPr>
+                <w:rFonts w:ascii="Helvetica" w:hAnsi="Helvetica" w:eastAsia="Helvetica" w:cs="Helvetica"/>
+                <w:i w:val="false"/>
+                <w:b w:val="false"/>
+                <w:u w:val="none"/>
+                <w:sz w:val="22"/>
+                <w:szCs w:val="22"/>
+                <w:color w:val="000000"/>
+              </w:rPr>
+            </w:pPr>
+            <w:r>
+              <w:rPr>
+                <w:rFonts w:ascii="Helvetica" w:hAnsi="Helvetica" w:eastAsia="Helvetica" w:cs="Helvetica"/>
+                <w:i w:val="false"/>
+                <w:b w:val="false"/>
+                <w:u w:val="none"/>
+                <w:sz w:val="22"/>
+                <w:szCs w:val="22"/>
+                <w:color w:val="000000"/>
+              </w:rPr>
+              <w:t xml:space="preserve">798, 5,077,364</w:t>
             </w:r>
           </w:p>
         </w:tc>
@@ -3253,7 +3253,7 @@
                 <w:szCs w:val="22"/>
                 <w:color w:val="000000"/>
               </w:rPr>
-              <w:t xml:space="preserve">143</w:t>
+              <w:t xml:space="preserve">142</w:t>
             </w:r>
           </w:p>
         </w:tc>
@@ -3359,7 +3359,7 @@
                 <w:szCs w:val="22"/>
                 <w:color w:val="000000"/>
               </w:rPr>
-              <w:t xml:space="preserve">0.85, 1.59</w:t>
+              <w:t xml:space="preserve">0.85, 1.58</w:t>
             </w:r>
           </w:p>
         </w:tc>
@@ -3465,7 +3465,7 @@
                 <w:szCs w:val="22"/>
                 <w:color w:val="000000"/>
               </w:rPr>
-              <w:t xml:space="preserve">143</w:t>
+              <w:t xml:space="preserve">142</w:t>
             </w:r>
           </w:p>
         </w:tc>
@@ -3736,7 +3736,7 @@
                 <w:szCs w:val="22"/>
                 <w:color w:val="000000"/>
               </w:rPr>
-              <w:t xml:space="preserve">143</w:t>
+              <w:t xml:space="preserve">142</w:t>
             </w:r>
           </w:p>
         </w:tc>
@@ -3948,7 +3948,7 @@
                 <w:szCs w:val="22"/>
                 <w:color w:val="000000"/>
               </w:rPr>
-              <w:t xml:space="preserve">143</w:t>
+              <w:t xml:space="preserve">142</w:t>
             </w:r>
           </w:p>
         </w:tc>
@@ -4755,113 +4755,113 @@
                 <w:szCs w:val="22"/>
                 <w:color w:val="000000"/>
               </w:rPr>
-              <w:t xml:space="preserve">1.41</w:t>
-            </w:r>
-          </w:p>
-        </w:tc>
-        <w:tc>
-          <w:tcPr>
-            <w:tcBorders>
-              <w:bottom w:val="none" w:sz="0" w:space="0" w:color="000000"/>
-              <w:top w:val="none" w:sz="0" w:space="0" w:color="000000"/>
-              <w:left w:val="none" w:sz="0" w:space="0" w:color="000000"/>
-              <w:right w:val="none" w:sz="0" w:space="0" w:color="000000"/>
-            </w:tcBorders>
-            <w:shd w:val="clear" w:color="auto" w:fill="FFFFFF"/>
-            <w:tcMar>
-              <w:top w:w="0" w:type="dxa"/>
-              <w:bottom w:w="0" w:type="dxa"/>
-              <w:left w:w="0" w:type="dxa"/>
-              <w:right w:w="0" w:type="dxa"/>
-            </w:tcMar>
-            <w:vAlign w:val="top"/>
-          </w:tcPr>
-          <w:p>
-            <w:pPr>
-              <w:pStyle w:val="Normal"/>
-              <w:jc w:val="center"/>
-              <w:pBdr>
-                <w:bottom w:val="none" w:sz="0" w:space="0" w:color="000000"/>
-                <w:top w:val="none" w:sz="0" w:space="0" w:color="000000"/>
-                <w:left w:val="none" w:sz="0" w:space="0" w:color="000000"/>
-                <w:right w:val="none" w:sz="0" w:space="0" w:color="000000"/>
-              </w:pBdr>
-              <w:spacing w:after="100" w:before="100" w:line="240"/>
-              <w:ind w:left="100" w:right="100" w:firstLine="0" w:firstLineChars="0"/>
-              <w:rPr>
-                <w:rFonts w:ascii="Helvetica" w:hAnsi="Helvetica" w:eastAsia="Helvetica" w:cs="Helvetica"/>
-                <w:i w:val="false"/>
-                <w:b w:val="false"/>
-                <w:u w:val="none"/>
-                <w:sz w:val="22"/>
-                <w:szCs w:val="22"/>
-                <w:color w:val="000000"/>
-              </w:rPr>
-            </w:pPr>
-            <w:r>
-              <w:rPr>
-                <w:rFonts w:ascii="Helvetica" w:hAnsi="Helvetica" w:eastAsia="Helvetica" w:cs="Helvetica"/>
-                <w:i w:val="false"/>
-                <w:b w:val="false"/>
-                <w:u w:val="none"/>
-                <w:sz w:val="22"/>
-                <w:szCs w:val="22"/>
-                <w:color w:val="000000"/>
-              </w:rPr>
-              <w:t xml:space="preserve">0.32, 6.27</w:t>
-            </w:r>
-          </w:p>
-        </w:tc>
-        <w:tc>
-          <w:tcPr>
-            <w:tcBorders>
-              <w:bottom w:val="none" w:sz="0" w:space="0" w:color="000000"/>
-              <w:top w:val="none" w:sz="0" w:space="0" w:color="000000"/>
-              <w:left w:val="none" w:sz="0" w:space="0" w:color="000000"/>
-              <w:right w:val="none" w:sz="0" w:space="0" w:color="000000"/>
-            </w:tcBorders>
-            <w:shd w:val="clear" w:color="auto" w:fill="FFFFFF"/>
-            <w:tcMar>
-              <w:top w:w="0" w:type="dxa"/>
-              <w:bottom w:w="0" w:type="dxa"/>
-              <w:left w:w="0" w:type="dxa"/>
-              <w:right w:w="0" w:type="dxa"/>
-            </w:tcMar>
-            <w:vAlign w:val="top"/>
-          </w:tcPr>
-          <w:p>
-            <w:pPr>
-              <w:pStyle w:val="Normal"/>
-              <w:jc w:val="center"/>
-              <w:pBdr>
-                <w:bottom w:val="none" w:sz="0" w:space="0" w:color="000000"/>
-                <w:top w:val="none" w:sz="0" w:space="0" w:color="000000"/>
-                <w:left w:val="none" w:sz="0" w:space="0" w:color="000000"/>
-                <w:right w:val="none" w:sz="0" w:space="0" w:color="000000"/>
-              </w:pBdr>
-              <w:spacing w:after="100" w:before="100" w:line="240"/>
-              <w:ind w:left="100" w:right="100" w:firstLine="0" w:firstLineChars="0"/>
-              <w:rPr>
-                <w:rFonts w:ascii="Helvetica" w:hAnsi="Helvetica" w:eastAsia="Helvetica" w:cs="Helvetica"/>
-                <w:i w:val="false"/>
-                <w:b w:val="false"/>
-                <w:u w:val="none"/>
-                <w:sz w:val="22"/>
-                <w:szCs w:val="22"/>
-                <w:color w:val="000000"/>
-              </w:rPr>
-            </w:pPr>
-            <w:r>
-              <w:rPr>
-                <w:rFonts w:ascii="Helvetica" w:hAnsi="Helvetica" w:eastAsia="Helvetica" w:cs="Helvetica"/>
-                <w:i w:val="false"/>
-                <w:b w:val="false"/>
-                <w:u w:val="none"/>
-                <w:sz w:val="22"/>
-                <w:szCs w:val="22"/>
-                <w:color w:val="000000"/>
-              </w:rPr>
-              <w:t xml:space="preserve">0.650</w:t>
+              <w:t xml:space="preserve">1.45</w:t>
+            </w:r>
+          </w:p>
+        </w:tc>
+        <w:tc>
+          <w:tcPr>
+            <w:tcBorders>
+              <w:bottom w:val="none" w:sz="0" w:space="0" w:color="000000"/>
+              <w:top w:val="none" w:sz="0" w:space="0" w:color="000000"/>
+              <w:left w:val="none" w:sz="0" w:space="0" w:color="000000"/>
+              <w:right w:val="none" w:sz="0" w:space="0" w:color="000000"/>
+            </w:tcBorders>
+            <w:shd w:val="clear" w:color="auto" w:fill="FFFFFF"/>
+            <w:tcMar>
+              <w:top w:w="0" w:type="dxa"/>
+              <w:bottom w:w="0" w:type="dxa"/>
+              <w:left w:w="0" w:type="dxa"/>
+              <w:right w:w="0" w:type="dxa"/>
+            </w:tcMar>
+            <w:vAlign w:val="top"/>
+          </w:tcPr>
+          <w:p>
+            <w:pPr>
+              <w:pStyle w:val="Normal"/>
+              <w:jc w:val="center"/>
+              <w:pBdr>
+                <w:bottom w:val="none" w:sz="0" w:space="0" w:color="000000"/>
+                <w:top w:val="none" w:sz="0" w:space="0" w:color="000000"/>
+                <w:left w:val="none" w:sz="0" w:space="0" w:color="000000"/>
+                <w:right w:val="none" w:sz="0" w:space="0" w:color="000000"/>
+              </w:pBdr>
+              <w:spacing w:after="100" w:before="100" w:line="240"/>
+              <w:ind w:left="100" w:right="100" w:firstLine="0" w:firstLineChars="0"/>
+              <w:rPr>
+                <w:rFonts w:ascii="Helvetica" w:hAnsi="Helvetica" w:eastAsia="Helvetica" w:cs="Helvetica"/>
+                <w:i w:val="false"/>
+                <w:b w:val="false"/>
+                <w:u w:val="none"/>
+                <w:sz w:val="22"/>
+                <w:szCs w:val="22"/>
+                <w:color w:val="000000"/>
+              </w:rPr>
+            </w:pPr>
+            <w:r>
+              <w:rPr>
+                <w:rFonts w:ascii="Helvetica" w:hAnsi="Helvetica" w:eastAsia="Helvetica" w:cs="Helvetica"/>
+                <w:i w:val="false"/>
+                <w:b w:val="false"/>
+                <w:u w:val="none"/>
+                <w:sz w:val="22"/>
+                <w:szCs w:val="22"/>
+                <w:color w:val="000000"/>
+              </w:rPr>
+              <w:t xml:space="preserve">0.32, 6.43</w:t>
+            </w:r>
+          </w:p>
+        </w:tc>
+        <w:tc>
+          <w:tcPr>
+            <w:tcBorders>
+              <w:bottom w:val="none" w:sz="0" w:space="0" w:color="000000"/>
+              <w:top w:val="none" w:sz="0" w:space="0" w:color="000000"/>
+              <w:left w:val="none" w:sz="0" w:space="0" w:color="000000"/>
+              <w:right w:val="none" w:sz="0" w:space="0" w:color="000000"/>
+            </w:tcBorders>
+            <w:shd w:val="clear" w:color="auto" w:fill="FFFFFF"/>
+            <w:tcMar>
+              <w:top w:w="0" w:type="dxa"/>
+              <w:bottom w:w="0" w:type="dxa"/>
+              <w:left w:w="0" w:type="dxa"/>
+              <w:right w:w="0" w:type="dxa"/>
+            </w:tcMar>
+            <w:vAlign w:val="top"/>
+          </w:tcPr>
+          <w:p>
+            <w:pPr>
+              <w:pStyle w:val="Normal"/>
+              <w:jc w:val="center"/>
+              <w:pBdr>
+                <w:bottom w:val="none" w:sz="0" w:space="0" w:color="000000"/>
+                <w:top w:val="none" w:sz="0" w:space="0" w:color="000000"/>
+                <w:left w:val="none" w:sz="0" w:space="0" w:color="000000"/>
+                <w:right w:val="none" w:sz="0" w:space="0" w:color="000000"/>
+              </w:pBdr>
+              <w:spacing w:after="100" w:before="100" w:line="240"/>
+              <w:ind w:left="100" w:right="100" w:firstLine="0" w:firstLineChars="0"/>
+              <w:rPr>
+                <w:rFonts w:ascii="Helvetica" w:hAnsi="Helvetica" w:eastAsia="Helvetica" w:cs="Helvetica"/>
+                <w:i w:val="false"/>
+                <w:b w:val="false"/>
+                <w:u w:val="none"/>
+                <w:sz w:val="22"/>
+                <w:szCs w:val="22"/>
+                <w:color w:val="000000"/>
+              </w:rPr>
+            </w:pPr>
+            <w:r>
+              <w:rPr>
+                <w:rFonts w:ascii="Helvetica" w:hAnsi="Helvetica" w:eastAsia="Helvetica" w:cs="Helvetica"/>
+                <w:i w:val="false"/>
+                <w:b w:val="false"/>
+                <w:u w:val="none"/>
+                <w:sz w:val="22"/>
+                <w:szCs w:val="22"/>
+                <w:color w:val="000000"/>
+              </w:rPr>
+              <w:t xml:space="preserve">0.630</w:t>
             </w:r>
           </w:p>
         </w:tc>
@@ -5185,7 +5185,7 @@
                 <w:szCs w:val="22"/>
                 <w:color w:val="000000"/>
               </w:rPr>
-              <w:t xml:space="preserve">143</w:t>
+              <w:t xml:space="preserve">142</w:t>
             </w:r>
           </w:p>
         </w:tc>
@@ -5397,7 +5397,7 @@
                 <w:szCs w:val="22"/>
                 <w:color w:val="000000"/>
               </w:rPr>
-              <w:t xml:space="preserve">143</w:t>
+              <w:t xml:space="preserve">142</w:t>
             </w:r>
           </w:p>
         </w:tc>
@@ -6687,113 +6687,113 @@
                 <w:szCs w:val="22"/>
                 <w:color w:val="000000"/>
               </w:rPr>
-              <w:t xml:space="preserve">1.99</w:t>
-            </w:r>
-          </w:p>
-        </w:tc>
-        <w:tc>
-          <w:tcPr>
-            <w:tcBorders>
-              <w:bottom w:val="none" w:sz="0" w:space="0" w:color="000000"/>
-              <w:top w:val="none" w:sz="0" w:space="0" w:color="000000"/>
-              <w:left w:val="none" w:sz="0" w:space="0" w:color="000000"/>
-              <w:right w:val="none" w:sz="0" w:space="0" w:color="000000"/>
-            </w:tcBorders>
-            <w:shd w:val="clear" w:color="auto" w:fill="FFFFFF"/>
-            <w:tcMar>
-              <w:top w:w="0" w:type="dxa"/>
-              <w:bottom w:w="0" w:type="dxa"/>
-              <w:left w:w="0" w:type="dxa"/>
-              <w:right w:w="0" w:type="dxa"/>
-            </w:tcMar>
-            <w:vAlign w:val="top"/>
-          </w:tcPr>
-          <w:p>
-            <w:pPr>
-              <w:pStyle w:val="Normal"/>
-              <w:jc w:val="center"/>
-              <w:pBdr>
-                <w:bottom w:val="none" w:sz="0" w:space="0" w:color="000000"/>
-                <w:top w:val="none" w:sz="0" w:space="0" w:color="000000"/>
-                <w:left w:val="none" w:sz="0" w:space="0" w:color="000000"/>
-                <w:right w:val="none" w:sz="0" w:space="0" w:color="000000"/>
-              </w:pBdr>
-              <w:spacing w:after="100" w:before="100" w:line="240"/>
-              <w:ind w:left="100" w:right="100" w:firstLine="0" w:firstLineChars="0"/>
-              <w:rPr>
-                <w:rFonts w:ascii="Helvetica" w:hAnsi="Helvetica" w:eastAsia="Helvetica" w:cs="Helvetica"/>
-                <w:i w:val="false"/>
-                <w:b w:val="false"/>
-                <w:u w:val="none"/>
-                <w:sz w:val="22"/>
-                <w:szCs w:val="22"/>
-                <w:color w:val="000000"/>
-              </w:rPr>
-            </w:pPr>
-            <w:r>
-              <w:rPr>
-                <w:rFonts w:ascii="Helvetica" w:hAnsi="Helvetica" w:eastAsia="Helvetica" w:cs="Helvetica"/>
-                <w:i w:val="false"/>
-                <w:b w:val="false"/>
-                <w:u w:val="none"/>
-                <w:sz w:val="22"/>
-                <w:szCs w:val="22"/>
-                <w:color w:val="000000"/>
-              </w:rPr>
-              <w:t xml:space="preserve">0.22, 17.7</w:t>
-            </w:r>
-          </w:p>
-        </w:tc>
-        <w:tc>
-          <w:tcPr>
-            <w:tcBorders>
-              <w:bottom w:val="none" w:sz="0" w:space="0" w:color="000000"/>
-              <w:top w:val="none" w:sz="0" w:space="0" w:color="000000"/>
-              <w:left w:val="none" w:sz="0" w:space="0" w:color="000000"/>
-              <w:right w:val="none" w:sz="0" w:space="0" w:color="000000"/>
-            </w:tcBorders>
-            <w:shd w:val="clear" w:color="auto" w:fill="FFFFFF"/>
-            <w:tcMar>
-              <w:top w:w="0" w:type="dxa"/>
-              <w:bottom w:w="0" w:type="dxa"/>
-              <w:left w:w="0" w:type="dxa"/>
-              <w:right w:w="0" w:type="dxa"/>
-            </w:tcMar>
-            <w:vAlign w:val="top"/>
-          </w:tcPr>
-          <w:p>
-            <w:pPr>
-              <w:pStyle w:val="Normal"/>
-              <w:jc w:val="center"/>
-              <w:pBdr>
-                <w:bottom w:val="none" w:sz="0" w:space="0" w:color="000000"/>
-                <w:top w:val="none" w:sz="0" w:space="0" w:color="000000"/>
-                <w:left w:val="none" w:sz="0" w:space="0" w:color="000000"/>
-                <w:right w:val="none" w:sz="0" w:space="0" w:color="000000"/>
-              </w:pBdr>
-              <w:spacing w:after="100" w:before="100" w:line="240"/>
-              <w:ind w:left="100" w:right="100" w:firstLine="0" w:firstLineChars="0"/>
-              <w:rPr>
-                <w:rFonts w:ascii="Helvetica" w:hAnsi="Helvetica" w:eastAsia="Helvetica" w:cs="Helvetica"/>
-                <w:i w:val="false"/>
-                <w:b w:val="false"/>
-                <w:u w:val="none"/>
-                <w:sz w:val="22"/>
-                <w:szCs w:val="22"/>
-                <w:color w:val="000000"/>
-              </w:rPr>
-            </w:pPr>
-            <w:r>
-              <w:rPr>
-                <w:rFonts w:ascii="Helvetica" w:hAnsi="Helvetica" w:eastAsia="Helvetica" w:cs="Helvetica"/>
-                <w:i w:val="false"/>
-                <w:b w:val="false"/>
-                <w:u w:val="none"/>
-                <w:sz w:val="22"/>
-                <w:szCs w:val="22"/>
-                <w:color w:val="000000"/>
-              </w:rPr>
-              <w:t xml:space="preserve">0.540</w:t>
+              <w:t xml:space="preserve">1.84</w:t>
+            </w:r>
+          </w:p>
+        </w:tc>
+        <w:tc>
+          <w:tcPr>
+            <w:tcBorders>
+              <w:bottom w:val="none" w:sz="0" w:space="0" w:color="000000"/>
+              <w:top w:val="none" w:sz="0" w:space="0" w:color="000000"/>
+              <w:left w:val="none" w:sz="0" w:space="0" w:color="000000"/>
+              <w:right w:val="none" w:sz="0" w:space="0" w:color="000000"/>
+            </w:tcBorders>
+            <w:shd w:val="clear" w:color="auto" w:fill="FFFFFF"/>
+            <w:tcMar>
+              <w:top w:w="0" w:type="dxa"/>
+              <w:bottom w:w="0" w:type="dxa"/>
+              <w:left w:w="0" w:type="dxa"/>
+              <w:right w:w="0" w:type="dxa"/>
+            </w:tcMar>
+            <w:vAlign w:val="top"/>
+          </w:tcPr>
+          <w:p>
+            <w:pPr>
+              <w:pStyle w:val="Normal"/>
+              <w:jc w:val="center"/>
+              <w:pBdr>
+                <w:bottom w:val="none" w:sz="0" w:space="0" w:color="000000"/>
+                <w:top w:val="none" w:sz="0" w:space="0" w:color="000000"/>
+                <w:left w:val="none" w:sz="0" w:space="0" w:color="000000"/>
+                <w:right w:val="none" w:sz="0" w:space="0" w:color="000000"/>
+              </w:pBdr>
+              <w:spacing w:after="100" w:before="100" w:line="240"/>
+              <w:ind w:left="100" w:right="100" w:firstLine="0" w:firstLineChars="0"/>
+              <w:rPr>
+                <w:rFonts w:ascii="Helvetica" w:hAnsi="Helvetica" w:eastAsia="Helvetica" w:cs="Helvetica"/>
+                <w:i w:val="false"/>
+                <w:b w:val="false"/>
+                <w:u w:val="none"/>
+                <w:sz w:val="22"/>
+                <w:szCs w:val="22"/>
+                <w:color w:val="000000"/>
+              </w:rPr>
+            </w:pPr>
+            <w:r>
+              <w:rPr>
+                <w:rFonts w:ascii="Helvetica" w:hAnsi="Helvetica" w:eastAsia="Helvetica" w:cs="Helvetica"/>
+                <w:i w:val="false"/>
+                <w:b w:val="false"/>
+                <w:u w:val="none"/>
+                <w:sz w:val="22"/>
+                <w:szCs w:val="22"/>
+                <w:color w:val="000000"/>
+              </w:rPr>
+              <w:t xml:space="preserve">0.21, 16.4</w:t>
+            </w:r>
+          </w:p>
+        </w:tc>
+        <w:tc>
+          <w:tcPr>
+            <w:tcBorders>
+              <w:bottom w:val="none" w:sz="0" w:space="0" w:color="000000"/>
+              <w:top w:val="none" w:sz="0" w:space="0" w:color="000000"/>
+              <w:left w:val="none" w:sz="0" w:space="0" w:color="000000"/>
+              <w:right w:val="none" w:sz="0" w:space="0" w:color="000000"/>
+            </w:tcBorders>
+            <w:shd w:val="clear" w:color="auto" w:fill="FFFFFF"/>
+            <w:tcMar>
+              <w:top w:w="0" w:type="dxa"/>
+              <w:bottom w:w="0" w:type="dxa"/>
+              <w:left w:w="0" w:type="dxa"/>
+              <w:right w:w="0" w:type="dxa"/>
+            </w:tcMar>
+            <w:vAlign w:val="top"/>
+          </w:tcPr>
+          <w:p>
+            <w:pPr>
+              <w:pStyle w:val="Normal"/>
+              <w:jc w:val="center"/>
+              <w:pBdr>
+                <w:bottom w:val="none" w:sz="0" w:space="0" w:color="000000"/>
+                <w:top w:val="none" w:sz="0" w:space="0" w:color="000000"/>
+                <w:left w:val="none" w:sz="0" w:space="0" w:color="000000"/>
+                <w:right w:val="none" w:sz="0" w:space="0" w:color="000000"/>
+              </w:pBdr>
+              <w:spacing w:after="100" w:before="100" w:line="240"/>
+              <w:ind w:left="100" w:right="100" w:firstLine="0" w:firstLineChars="0"/>
+              <w:rPr>
+                <w:rFonts w:ascii="Helvetica" w:hAnsi="Helvetica" w:eastAsia="Helvetica" w:cs="Helvetica"/>
+                <w:i w:val="false"/>
+                <w:b w:val="false"/>
+                <w:u w:val="none"/>
+                <w:sz w:val="22"/>
+                <w:szCs w:val="22"/>
+                <w:color w:val="000000"/>
+              </w:rPr>
+            </w:pPr>
+            <w:r>
+              <w:rPr>
+                <w:rFonts w:ascii="Helvetica" w:hAnsi="Helvetica" w:eastAsia="Helvetica" w:cs="Helvetica"/>
+                <w:i w:val="false"/>
+                <w:b w:val="false"/>
+                <w:u w:val="none"/>
+                <w:sz w:val="22"/>
+                <w:szCs w:val="22"/>
+                <w:color w:val="000000"/>
+              </w:rPr>
+              <w:t xml:space="preserve">0.580</w:t>
             </w:r>
           </w:p>
         </w:tc>
@@ -7170,113 +7170,113 @@
                 <w:szCs w:val="22"/>
                 <w:color w:val="000000"/>
               </w:rPr>
-              <w:t xml:space="preserve">0.40</w:t>
-            </w:r>
-          </w:p>
-        </w:tc>
-        <w:tc>
-          <w:tcPr>
-            <w:tcBorders>
-              <w:bottom w:val="none" w:sz="0" w:space="0" w:color="000000"/>
-              <w:top w:val="none" w:sz="0" w:space="0" w:color="000000"/>
-              <w:left w:val="none" w:sz="0" w:space="0" w:color="000000"/>
-              <w:right w:val="none" w:sz="0" w:space="0" w:color="000000"/>
-            </w:tcBorders>
-            <w:shd w:val="clear" w:color="auto" w:fill="FFFFFF"/>
-            <w:tcMar>
-              <w:top w:w="0" w:type="dxa"/>
-              <w:bottom w:w="0" w:type="dxa"/>
-              <w:left w:w="0" w:type="dxa"/>
-              <w:right w:w="0" w:type="dxa"/>
-            </w:tcMar>
-            <w:vAlign w:val="top"/>
-          </w:tcPr>
-          <w:p>
-            <w:pPr>
-              <w:pStyle w:val="Normal"/>
-              <w:jc w:val="center"/>
-              <w:pBdr>
-                <w:bottom w:val="none" w:sz="0" w:space="0" w:color="000000"/>
-                <w:top w:val="none" w:sz="0" w:space="0" w:color="000000"/>
-                <w:left w:val="none" w:sz="0" w:space="0" w:color="000000"/>
-                <w:right w:val="none" w:sz="0" w:space="0" w:color="000000"/>
-              </w:pBdr>
-              <w:spacing w:after="100" w:before="100" w:line="240"/>
-              <w:ind w:left="100" w:right="100" w:firstLine="0" w:firstLineChars="0"/>
-              <w:rPr>
-                <w:rFonts w:ascii="Helvetica" w:hAnsi="Helvetica" w:eastAsia="Helvetica" w:cs="Helvetica"/>
-                <w:i w:val="false"/>
-                <w:b w:val="false"/>
-                <w:u w:val="none"/>
-                <w:sz w:val="22"/>
-                <w:szCs w:val="22"/>
-                <w:color w:val="000000"/>
-              </w:rPr>
-            </w:pPr>
-            <w:r>
-              <w:rPr>
-                <w:rFonts w:ascii="Helvetica" w:hAnsi="Helvetica" w:eastAsia="Helvetica" w:cs="Helvetica"/>
-                <w:i w:val="false"/>
-                <w:b w:val="false"/>
-                <w:u w:val="none"/>
-                <w:sz w:val="22"/>
-                <w:szCs w:val="22"/>
-                <w:color w:val="000000"/>
-              </w:rPr>
-              <w:t xml:space="preserve">0.07, 2.20</w:t>
-            </w:r>
-          </w:p>
-        </w:tc>
-        <w:tc>
-          <w:tcPr>
-            <w:tcBorders>
-              <w:bottom w:val="none" w:sz="0" w:space="0" w:color="000000"/>
-              <w:top w:val="none" w:sz="0" w:space="0" w:color="000000"/>
-              <w:left w:val="none" w:sz="0" w:space="0" w:color="000000"/>
-              <w:right w:val="none" w:sz="0" w:space="0" w:color="000000"/>
-            </w:tcBorders>
-            <w:shd w:val="clear" w:color="auto" w:fill="FFFFFF"/>
-            <w:tcMar>
-              <w:top w:w="0" w:type="dxa"/>
-              <w:bottom w:w="0" w:type="dxa"/>
-              <w:left w:w="0" w:type="dxa"/>
-              <w:right w:w="0" w:type="dxa"/>
-            </w:tcMar>
-            <w:vAlign w:val="top"/>
-          </w:tcPr>
-          <w:p>
-            <w:pPr>
-              <w:pStyle w:val="Normal"/>
-              <w:jc w:val="center"/>
-              <w:pBdr>
-                <w:bottom w:val="none" w:sz="0" w:space="0" w:color="000000"/>
-                <w:top w:val="none" w:sz="0" w:space="0" w:color="000000"/>
-                <w:left w:val="none" w:sz="0" w:space="0" w:color="000000"/>
-                <w:right w:val="none" w:sz="0" w:space="0" w:color="000000"/>
-              </w:pBdr>
-              <w:spacing w:after="100" w:before="100" w:line="240"/>
-              <w:ind w:left="100" w:right="100" w:firstLine="0" w:firstLineChars="0"/>
-              <w:rPr>
-                <w:rFonts w:ascii="Helvetica" w:hAnsi="Helvetica" w:eastAsia="Helvetica" w:cs="Helvetica"/>
-                <w:i w:val="false"/>
-                <w:b w:val="false"/>
-                <w:u w:val="none"/>
-                <w:sz w:val="22"/>
-                <w:szCs w:val="22"/>
-                <w:color w:val="000000"/>
-              </w:rPr>
-            </w:pPr>
-            <w:r>
-              <w:rPr>
-                <w:rFonts w:ascii="Helvetica" w:hAnsi="Helvetica" w:eastAsia="Helvetica" w:cs="Helvetica"/>
-                <w:i w:val="false"/>
-                <w:b w:val="false"/>
-                <w:u w:val="none"/>
-                <w:sz w:val="22"/>
-                <w:szCs w:val="22"/>
-                <w:color w:val="000000"/>
-              </w:rPr>
-              <w:t xml:space="preserve">0.290</w:t>
+              <w:t xml:space="preserve">0.37</w:t>
+            </w:r>
+          </w:p>
+        </w:tc>
+        <w:tc>
+          <w:tcPr>
+            <w:tcBorders>
+              <w:bottom w:val="none" w:sz="0" w:space="0" w:color="000000"/>
+              <w:top w:val="none" w:sz="0" w:space="0" w:color="000000"/>
+              <w:left w:val="none" w:sz="0" w:space="0" w:color="000000"/>
+              <w:right w:val="none" w:sz="0" w:space="0" w:color="000000"/>
+            </w:tcBorders>
+            <w:shd w:val="clear" w:color="auto" w:fill="FFFFFF"/>
+            <w:tcMar>
+              <w:top w:w="0" w:type="dxa"/>
+              <w:bottom w:w="0" w:type="dxa"/>
+              <w:left w:w="0" w:type="dxa"/>
+              <w:right w:w="0" w:type="dxa"/>
+            </w:tcMar>
+            <w:vAlign w:val="top"/>
+          </w:tcPr>
+          <w:p>
+            <w:pPr>
+              <w:pStyle w:val="Normal"/>
+              <w:jc w:val="center"/>
+              <w:pBdr>
+                <w:bottom w:val="none" w:sz="0" w:space="0" w:color="000000"/>
+                <w:top w:val="none" w:sz="0" w:space="0" w:color="000000"/>
+                <w:left w:val="none" w:sz="0" w:space="0" w:color="000000"/>
+                <w:right w:val="none" w:sz="0" w:space="0" w:color="000000"/>
+              </w:pBdr>
+              <w:spacing w:after="100" w:before="100" w:line="240"/>
+              <w:ind w:left="100" w:right="100" w:firstLine="0" w:firstLineChars="0"/>
+              <w:rPr>
+                <w:rFonts w:ascii="Helvetica" w:hAnsi="Helvetica" w:eastAsia="Helvetica" w:cs="Helvetica"/>
+                <w:i w:val="false"/>
+                <w:b w:val="false"/>
+                <w:u w:val="none"/>
+                <w:sz w:val="22"/>
+                <w:szCs w:val="22"/>
+                <w:color w:val="000000"/>
+              </w:rPr>
+            </w:pPr>
+            <w:r>
+              <w:rPr>
+                <w:rFonts w:ascii="Helvetica" w:hAnsi="Helvetica" w:eastAsia="Helvetica" w:cs="Helvetica"/>
+                <w:i w:val="false"/>
+                <w:b w:val="false"/>
+                <w:u w:val="none"/>
+                <w:sz w:val="22"/>
+                <w:szCs w:val="22"/>
+                <w:color w:val="000000"/>
+              </w:rPr>
+              <w:t xml:space="preserve">0.07, 2.05</w:t>
+            </w:r>
+          </w:p>
+        </w:tc>
+        <w:tc>
+          <w:tcPr>
+            <w:tcBorders>
+              <w:bottom w:val="none" w:sz="0" w:space="0" w:color="000000"/>
+              <w:top w:val="none" w:sz="0" w:space="0" w:color="000000"/>
+              <w:left w:val="none" w:sz="0" w:space="0" w:color="000000"/>
+              <w:right w:val="none" w:sz="0" w:space="0" w:color="000000"/>
+            </w:tcBorders>
+            <w:shd w:val="clear" w:color="auto" w:fill="FFFFFF"/>
+            <w:tcMar>
+              <w:top w:w="0" w:type="dxa"/>
+              <w:bottom w:w="0" w:type="dxa"/>
+              <w:left w:w="0" w:type="dxa"/>
+              <w:right w:w="0" w:type="dxa"/>
+            </w:tcMar>
+            <w:vAlign w:val="top"/>
+          </w:tcPr>
+          <w:p>
+            <w:pPr>
+              <w:pStyle w:val="Normal"/>
+              <w:jc w:val="center"/>
+              <w:pBdr>
+                <w:bottom w:val="none" w:sz="0" w:space="0" w:color="000000"/>
+                <w:top w:val="none" w:sz="0" w:space="0" w:color="000000"/>
+                <w:left w:val="none" w:sz="0" w:space="0" w:color="000000"/>
+                <w:right w:val="none" w:sz="0" w:space="0" w:color="000000"/>
+              </w:pBdr>
+              <w:spacing w:after="100" w:before="100" w:line="240"/>
+              <w:ind w:left="100" w:right="100" w:firstLine="0" w:firstLineChars="0"/>
+              <w:rPr>
+                <w:rFonts w:ascii="Helvetica" w:hAnsi="Helvetica" w:eastAsia="Helvetica" w:cs="Helvetica"/>
+                <w:i w:val="false"/>
+                <w:b w:val="false"/>
+                <w:u w:val="none"/>
+                <w:sz w:val="22"/>
+                <w:szCs w:val="22"/>
+                <w:color w:val="000000"/>
+              </w:rPr>
+            </w:pPr>
+            <w:r>
+              <w:rPr>
+                <w:rFonts w:ascii="Helvetica" w:hAnsi="Helvetica" w:eastAsia="Helvetica" w:cs="Helvetica"/>
+                <w:i w:val="false"/>
+                <w:b w:val="false"/>
+                <w:u w:val="none"/>
+                <w:sz w:val="22"/>
+                <w:szCs w:val="22"/>
+                <w:color w:val="000000"/>
+              </w:rPr>
+              <w:t xml:space="preserve">0.250</w:t>
             </w:r>
           </w:p>
         </w:tc>
@@ -8566,7 +8566,7 @@
                 <w:szCs w:val="22"/>
                 <w:color w:val="000000"/>
               </w:rPr>
-              <w:t xml:space="preserve">143</w:t>
+              <w:t xml:space="preserve">142</w:t>
             </w:r>
           </w:p>
         </w:tc>
@@ -8778,7 +8778,7 @@
                 <w:szCs w:val="22"/>
                 <w:color w:val="000000"/>
               </w:rPr>
-              <w:t xml:space="preserve">143</w:t>
+              <w:t xml:space="preserve">142</w:t>
             </w:r>
           </w:p>
         </w:tc>
@@ -9585,60 +9585,60 @@
                 <w:szCs w:val="22"/>
                 <w:color w:val="000000"/>
               </w:rPr>
-              <w:t xml:space="preserve">24,421</w:t>
-            </w:r>
-          </w:p>
-        </w:tc>
-        <w:tc>
-          <w:tcPr>
-            <w:tcBorders>
-              <w:bottom w:val="none" w:sz="0" w:space="0" w:color="000000"/>
-              <w:top w:val="none" w:sz="0" w:space="0" w:color="000000"/>
-              <w:left w:val="none" w:sz="0" w:space="0" w:color="000000"/>
-              <w:right w:val="none" w:sz="0" w:space="0" w:color="000000"/>
-            </w:tcBorders>
-            <w:shd w:val="clear" w:color="auto" w:fill="FFFFFF"/>
-            <w:tcMar>
-              <w:top w:w="0" w:type="dxa"/>
-              <w:bottom w:w="0" w:type="dxa"/>
-              <w:left w:w="0" w:type="dxa"/>
-              <w:right w:w="0" w:type="dxa"/>
-            </w:tcMar>
-            <w:vAlign w:val="top"/>
-          </w:tcPr>
-          <w:p>
-            <w:pPr>
-              <w:pStyle w:val="Normal"/>
-              <w:jc w:val="center"/>
-              <w:pBdr>
-                <w:bottom w:val="none" w:sz="0" w:space="0" w:color="000000"/>
-                <w:top w:val="none" w:sz="0" w:space="0" w:color="000000"/>
-                <w:left w:val="none" w:sz="0" w:space="0" w:color="000000"/>
-                <w:right w:val="none" w:sz="0" w:space="0" w:color="000000"/>
-              </w:pBdr>
-              <w:spacing w:after="100" w:before="100" w:line="240"/>
-              <w:ind w:left="100" w:right="100" w:firstLine="0" w:firstLineChars="0"/>
-              <w:rPr>
-                <w:rFonts w:ascii="Helvetica" w:hAnsi="Helvetica" w:eastAsia="Helvetica" w:cs="Helvetica"/>
-                <w:i w:val="false"/>
-                <w:b w:val="false"/>
-                <w:u w:val="none"/>
-                <w:sz w:val="22"/>
-                <w:szCs w:val="22"/>
-                <w:color w:val="000000"/>
-              </w:rPr>
-            </w:pPr>
-            <w:r>
-              <w:rPr>
-                <w:rFonts w:ascii="Helvetica" w:hAnsi="Helvetica" w:eastAsia="Helvetica" w:cs="Helvetica"/>
-                <w:i w:val="false"/>
-                <w:b w:val="false"/>
-                <w:u w:val="none"/>
-                <w:sz w:val="22"/>
-                <w:szCs w:val="22"/>
-                <w:color w:val="000000"/>
-              </w:rPr>
-              <w:t xml:space="preserve">8,668, 68,799</w:t>
+              <w:t xml:space="preserve">24,133</w:t>
+            </w:r>
+          </w:p>
+        </w:tc>
+        <w:tc>
+          <w:tcPr>
+            <w:tcBorders>
+              <w:bottom w:val="none" w:sz="0" w:space="0" w:color="000000"/>
+              <w:top w:val="none" w:sz="0" w:space="0" w:color="000000"/>
+              <w:left w:val="none" w:sz="0" w:space="0" w:color="000000"/>
+              <w:right w:val="none" w:sz="0" w:space="0" w:color="000000"/>
+            </w:tcBorders>
+            <w:shd w:val="clear" w:color="auto" w:fill="FFFFFF"/>
+            <w:tcMar>
+              <w:top w:w="0" w:type="dxa"/>
+              <w:bottom w:w="0" w:type="dxa"/>
+              <w:left w:w="0" w:type="dxa"/>
+              <w:right w:w="0" w:type="dxa"/>
+            </w:tcMar>
+            <w:vAlign w:val="top"/>
+          </w:tcPr>
+          <w:p>
+            <w:pPr>
+              <w:pStyle w:val="Normal"/>
+              <w:jc w:val="center"/>
+              <w:pBdr>
+                <w:bottom w:val="none" w:sz="0" w:space="0" w:color="000000"/>
+                <w:top w:val="none" w:sz="0" w:space="0" w:color="000000"/>
+                <w:left w:val="none" w:sz="0" w:space="0" w:color="000000"/>
+                <w:right w:val="none" w:sz="0" w:space="0" w:color="000000"/>
+              </w:pBdr>
+              <w:spacing w:after="100" w:before="100" w:line="240"/>
+              <w:ind w:left="100" w:right="100" w:firstLine="0" w:firstLineChars="0"/>
+              <w:rPr>
+                <w:rFonts w:ascii="Helvetica" w:hAnsi="Helvetica" w:eastAsia="Helvetica" w:cs="Helvetica"/>
+                <w:i w:val="false"/>
+                <w:b w:val="false"/>
+                <w:u w:val="none"/>
+                <w:sz w:val="22"/>
+                <w:szCs w:val="22"/>
+                <w:color w:val="000000"/>
+              </w:rPr>
+            </w:pPr>
+            <w:r>
+              <w:rPr>
+                <w:rFonts w:ascii="Helvetica" w:hAnsi="Helvetica" w:eastAsia="Helvetica" w:cs="Helvetica"/>
+                <w:i w:val="false"/>
+                <w:b w:val="false"/>
+                <w:u w:val="none"/>
+                <w:sz w:val="22"/>
+                <w:szCs w:val="22"/>
+                <w:color w:val="000000"/>
+              </w:rPr>
+              <w:t xml:space="preserve">8,221, 70,841</w:t>
             </w:r>
           </w:p>
         </w:tc>
@@ -9797,60 +9797,60 @@
                 <w:szCs w:val="22"/>
                 <w:color w:val="000000"/>
               </w:rPr>
-              <w:t xml:space="preserve">51,038</w:t>
-            </w:r>
-          </w:p>
-        </w:tc>
-        <w:tc>
-          <w:tcPr>
-            <w:tcBorders>
-              <w:bottom w:val="none" w:sz="0" w:space="0" w:color="000000"/>
-              <w:top w:val="none" w:sz="0" w:space="0" w:color="000000"/>
-              <w:left w:val="none" w:sz="0" w:space="0" w:color="000000"/>
-              <w:right w:val="none" w:sz="0" w:space="0" w:color="000000"/>
-            </w:tcBorders>
-            <w:shd w:val="clear" w:color="auto" w:fill="FFFFFF"/>
-            <w:tcMar>
-              <w:top w:w="0" w:type="dxa"/>
-              <w:bottom w:w="0" w:type="dxa"/>
-              <w:left w:w="0" w:type="dxa"/>
-              <w:right w:w="0" w:type="dxa"/>
-            </w:tcMar>
-            <w:vAlign w:val="top"/>
-          </w:tcPr>
-          <w:p>
-            <w:pPr>
-              <w:pStyle w:val="Normal"/>
-              <w:jc w:val="center"/>
-              <w:pBdr>
-                <w:bottom w:val="none" w:sz="0" w:space="0" w:color="000000"/>
-                <w:top w:val="none" w:sz="0" w:space="0" w:color="000000"/>
-                <w:left w:val="none" w:sz="0" w:space="0" w:color="000000"/>
-                <w:right w:val="none" w:sz="0" w:space="0" w:color="000000"/>
-              </w:pBdr>
-              <w:spacing w:after="100" w:before="100" w:line="240"/>
-              <w:ind w:left="100" w:right="100" w:firstLine="0" w:firstLineChars="0"/>
-              <w:rPr>
-                <w:rFonts w:ascii="Helvetica" w:hAnsi="Helvetica" w:eastAsia="Helvetica" w:cs="Helvetica"/>
-                <w:i w:val="false"/>
-                <w:b w:val="false"/>
-                <w:u w:val="none"/>
-                <w:sz w:val="22"/>
-                <w:szCs w:val="22"/>
-                <w:color w:val="000000"/>
-              </w:rPr>
-            </w:pPr>
-            <w:r>
-              <w:rPr>
-                <w:rFonts w:ascii="Helvetica" w:hAnsi="Helvetica" w:eastAsia="Helvetica" w:cs="Helvetica"/>
-                <w:i w:val="false"/>
-                <w:b w:val="false"/>
-                <w:u w:val="none"/>
-                <w:sz w:val="22"/>
-                <w:szCs w:val="22"/>
-                <w:color w:val="000000"/>
-              </w:rPr>
-              <w:t xml:space="preserve">1,461, 1,782,779</w:t>
+              <w:t xml:space="preserve">343,964</w:t>
+            </w:r>
+          </w:p>
+        </w:tc>
+        <w:tc>
+          <w:tcPr>
+            <w:tcBorders>
+              <w:bottom w:val="none" w:sz="0" w:space="0" w:color="000000"/>
+              <w:top w:val="none" w:sz="0" w:space="0" w:color="000000"/>
+              <w:left w:val="none" w:sz="0" w:space="0" w:color="000000"/>
+              <w:right w:val="none" w:sz="0" w:space="0" w:color="000000"/>
+            </w:tcBorders>
+            <w:shd w:val="clear" w:color="auto" w:fill="FFFFFF"/>
+            <w:tcMar>
+              <w:top w:w="0" w:type="dxa"/>
+              <w:bottom w:w="0" w:type="dxa"/>
+              <w:left w:w="0" w:type="dxa"/>
+              <w:right w:w="0" w:type="dxa"/>
+            </w:tcMar>
+            <w:vAlign w:val="top"/>
+          </w:tcPr>
+          <w:p>
+            <w:pPr>
+              <w:pStyle w:val="Normal"/>
+              <w:jc w:val="center"/>
+              <w:pBdr>
+                <w:bottom w:val="none" w:sz="0" w:space="0" w:color="000000"/>
+                <w:top w:val="none" w:sz="0" w:space="0" w:color="000000"/>
+                <w:left w:val="none" w:sz="0" w:space="0" w:color="000000"/>
+                <w:right w:val="none" w:sz="0" w:space="0" w:color="000000"/>
+              </w:pBdr>
+              <w:spacing w:after="100" w:before="100" w:line="240"/>
+              <w:ind w:left="100" w:right="100" w:firstLine="0" w:firstLineChars="0"/>
+              <w:rPr>
+                <w:rFonts w:ascii="Helvetica" w:hAnsi="Helvetica" w:eastAsia="Helvetica" w:cs="Helvetica"/>
+                <w:i w:val="false"/>
+                <w:b w:val="false"/>
+                <w:u w:val="none"/>
+                <w:sz w:val="22"/>
+                <w:szCs w:val="22"/>
+                <w:color w:val="000000"/>
+              </w:rPr>
+            </w:pPr>
+            <w:r>
+              <w:rPr>
+                <w:rFonts w:ascii="Helvetica" w:hAnsi="Helvetica" w:eastAsia="Helvetica" w:cs="Helvetica"/>
+                <w:i w:val="false"/>
+                <w:b w:val="false"/>
+                <w:u w:val="none"/>
+                <w:sz w:val="22"/>
+                <w:szCs w:val="22"/>
+                <w:color w:val="000000"/>
+              </w:rPr>
+              <w:t xml:space="preserve">7,053, 16,775,547</w:t>
             </w:r>
           </w:p>
         </w:tc>
@@ -10015,325 +10015,325 @@
                 <w:szCs w:val="22"/>
                 <w:color w:val="000000"/>
               </w:rPr>
-              <w:t xml:space="preserve">143</w:t>
-            </w:r>
-          </w:p>
-        </w:tc>
-        <w:tc>
-          <w:tcPr>
-            <w:tcBorders>
-              <w:bottom w:val="none" w:sz="0" w:space="0" w:color="000000"/>
-              <w:top w:val="none" w:sz="0" w:space="0" w:color="000000"/>
-              <w:left w:val="none" w:sz="0" w:space="0" w:color="000000"/>
-              <w:right w:val="none" w:sz="0" w:space="0" w:color="000000"/>
-            </w:tcBorders>
-            <w:shd w:val="clear" w:color="auto" w:fill="FFFFFF"/>
-            <w:tcMar>
-              <w:top w:w="0" w:type="dxa"/>
-              <w:bottom w:w="0" w:type="dxa"/>
-              <w:left w:w="0" w:type="dxa"/>
-              <w:right w:w="0" w:type="dxa"/>
-            </w:tcMar>
-            <w:vAlign w:val="top"/>
-          </w:tcPr>
-          <w:p>
-            <w:pPr>
-              <w:pStyle w:val="Normal"/>
-              <w:jc w:val="center"/>
-              <w:pBdr>
-                <w:bottom w:val="none" w:sz="0" w:space="0" w:color="000000"/>
-                <w:top w:val="none" w:sz="0" w:space="0" w:color="000000"/>
-                <w:left w:val="none" w:sz="0" w:space="0" w:color="000000"/>
-                <w:right w:val="none" w:sz="0" w:space="0" w:color="000000"/>
-              </w:pBdr>
-              <w:spacing w:after="100" w:before="100" w:line="240"/>
-              <w:ind w:left="100" w:right="100" w:firstLine="0" w:firstLineChars="0"/>
-              <w:rPr>
-                <w:rFonts w:ascii="Helvetica" w:hAnsi="Helvetica" w:eastAsia="Helvetica" w:cs="Helvetica"/>
-                <w:i w:val="false"/>
-                <w:b w:val="false"/>
-                <w:u w:val="none"/>
-                <w:sz w:val="22"/>
-                <w:szCs w:val="22"/>
-                <w:color w:val="000000"/>
-              </w:rPr>
-            </w:pPr>
-            <w:r>
-              <w:rPr>
-                <w:rFonts w:ascii="Helvetica" w:hAnsi="Helvetica" w:eastAsia="Helvetica" w:cs="Helvetica"/>
-                <w:i w:val="false"/>
-                <w:b w:val="false"/>
-                <w:u w:val="none"/>
-                <w:sz w:val="22"/>
-                <w:szCs w:val="22"/>
-                <w:color w:val="000000"/>
-              </w:rPr>
-              <w:t xml:space="preserve">1.23</w:t>
-            </w:r>
-          </w:p>
-        </w:tc>
-        <w:tc>
-          <w:tcPr>
-            <w:tcBorders>
-              <w:bottom w:val="none" w:sz="0" w:space="0" w:color="000000"/>
-              <w:top w:val="none" w:sz="0" w:space="0" w:color="000000"/>
-              <w:left w:val="none" w:sz="0" w:space="0" w:color="000000"/>
-              <w:right w:val="none" w:sz="0" w:space="0" w:color="000000"/>
-            </w:tcBorders>
-            <w:shd w:val="clear" w:color="auto" w:fill="FFFFFF"/>
-            <w:tcMar>
-              <w:top w:w="0" w:type="dxa"/>
-              <w:bottom w:w="0" w:type="dxa"/>
-              <w:left w:w="0" w:type="dxa"/>
-              <w:right w:w="0" w:type="dxa"/>
-            </w:tcMar>
-            <w:vAlign w:val="top"/>
-          </w:tcPr>
-          <w:p>
-            <w:pPr>
-              <w:pStyle w:val="Normal"/>
-              <w:jc w:val="center"/>
-              <w:pBdr>
-                <w:bottom w:val="none" w:sz="0" w:space="0" w:color="000000"/>
-                <w:top w:val="none" w:sz="0" w:space="0" w:color="000000"/>
-                <w:left w:val="none" w:sz="0" w:space="0" w:color="000000"/>
-                <w:right w:val="none" w:sz="0" w:space="0" w:color="000000"/>
-              </w:pBdr>
-              <w:spacing w:after="100" w:before="100" w:line="240"/>
-              <w:ind w:left="100" w:right="100" w:firstLine="0" w:firstLineChars="0"/>
-              <w:rPr>
-                <w:rFonts w:ascii="Helvetica" w:hAnsi="Helvetica" w:eastAsia="Helvetica" w:cs="Helvetica"/>
-                <w:i w:val="false"/>
-                <w:b w:val="false"/>
-                <w:u w:val="none"/>
-                <w:sz w:val="22"/>
-                <w:szCs w:val="22"/>
-                <w:color w:val="000000"/>
-              </w:rPr>
-            </w:pPr>
-            <w:r>
-              <w:rPr>
-                <w:rFonts w:ascii="Helvetica" w:hAnsi="Helvetica" w:eastAsia="Helvetica" w:cs="Helvetica"/>
-                <w:i w:val="false"/>
-                <w:b w:val="false"/>
-                <w:u w:val="none"/>
-                <w:sz w:val="22"/>
-                <w:szCs w:val="22"/>
-                <w:color w:val="000000"/>
-              </w:rPr>
-              <w:t xml:space="preserve">0.28, 5.31</w:t>
-            </w:r>
-          </w:p>
-        </w:tc>
-        <w:tc>
-          <w:tcPr>
-            <w:tcBorders>
-              <w:bottom w:val="none" w:sz="0" w:space="0" w:color="000000"/>
-              <w:top w:val="none" w:sz="0" w:space="0" w:color="000000"/>
-              <w:left w:val="none" w:sz="0" w:space="0" w:color="000000"/>
-              <w:right w:val="none" w:sz="0" w:space="0" w:color="000000"/>
-            </w:tcBorders>
-            <w:shd w:val="clear" w:color="auto" w:fill="FFFFFF"/>
-            <w:tcMar>
-              <w:top w:w="0" w:type="dxa"/>
-              <w:bottom w:w="0" w:type="dxa"/>
-              <w:left w:w="0" w:type="dxa"/>
-              <w:right w:w="0" w:type="dxa"/>
-            </w:tcMar>
-            <w:vAlign w:val="top"/>
-          </w:tcPr>
-          <w:p>
-            <w:pPr>
-              <w:pStyle w:val="Normal"/>
-              <w:jc w:val="center"/>
-              <w:pBdr>
-                <w:bottom w:val="none" w:sz="0" w:space="0" w:color="000000"/>
-                <w:top w:val="none" w:sz="0" w:space="0" w:color="000000"/>
-                <w:left w:val="none" w:sz="0" w:space="0" w:color="000000"/>
-                <w:right w:val="none" w:sz="0" w:space="0" w:color="000000"/>
-              </w:pBdr>
-              <w:spacing w:after="100" w:before="100" w:line="240"/>
-              <w:ind w:left="100" w:right="100" w:firstLine="0" w:firstLineChars="0"/>
-              <w:rPr>
-                <w:rFonts w:ascii="Helvetica" w:hAnsi="Helvetica" w:eastAsia="Helvetica" w:cs="Helvetica"/>
-                <w:i w:val="false"/>
-                <w:b w:val="false"/>
-                <w:u w:val="none"/>
-                <w:sz w:val="22"/>
-                <w:szCs w:val="22"/>
-                <w:color w:val="000000"/>
-              </w:rPr>
-            </w:pPr>
-            <w:r>
-              <w:rPr>
-                <w:rFonts w:ascii="Helvetica" w:hAnsi="Helvetica" w:eastAsia="Helvetica" w:cs="Helvetica"/>
-                <w:i w:val="false"/>
-                <w:b w:val="false"/>
-                <w:u w:val="none"/>
-                <w:sz w:val="22"/>
-                <w:szCs w:val="22"/>
-                <w:color w:val="000000"/>
-              </w:rPr>
-              <w:t xml:space="preserve">0.790</w:t>
-            </w:r>
-          </w:p>
-        </w:tc>
-        <w:tc>
-          <w:tcPr>
-            <w:tcBorders>
-              <w:bottom w:val="none" w:sz="0" w:space="0" w:color="000000"/>
-              <w:top w:val="none" w:sz="0" w:space="0" w:color="000000"/>
-              <w:left w:val="none" w:sz="0" w:space="0" w:color="000000"/>
-              <w:right w:val="none" w:sz="0" w:space="0" w:color="000000"/>
-            </w:tcBorders>
-            <w:shd w:val="clear" w:color="auto" w:fill="FFFFFF"/>
-            <w:tcMar>
-              <w:top w:w="0" w:type="dxa"/>
-              <w:bottom w:w="0" w:type="dxa"/>
-              <w:left w:w="0" w:type="dxa"/>
-              <w:right w:w="0" w:type="dxa"/>
-            </w:tcMar>
-            <w:vAlign w:val="top"/>
-          </w:tcPr>
-          <w:p>
-            <w:pPr>
-              <w:pStyle w:val="Normal"/>
-              <w:jc w:val="center"/>
-              <w:pBdr>
-                <w:bottom w:val="none" w:sz="0" w:space="0" w:color="000000"/>
-                <w:top w:val="none" w:sz="0" w:space="0" w:color="000000"/>
-                <w:left w:val="none" w:sz="0" w:space="0" w:color="000000"/>
-                <w:right w:val="none" w:sz="0" w:space="0" w:color="000000"/>
-              </w:pBdr>
-              <w:spacing w:after="100" w:before="100" w:line="240"/>
-              <w:ind w:left="100" w:right="100" w:firstLine="0" w:firstLineChars="0"/>
-              <w:rPr>
-                <w:rFonts w:ascii="Helvetica" w:hAnsi="Helvetica" w:eastAsia="Helvetica" w:cs="Helvetica"/>
-                <w:i w:val="false"/>
-                <w:b w:val="false"/>
-                <w:u w:val="none"/>
-                <w:sz w:val="22"/>
-                <w:szCs w:val="22"/>
-                <w:color w:val="000000"/>
-              </w:rPr>
-            </w:pPr>
-            <w:r>
-              <w:rPr>
-                <w:rFonts w:ascii="Helvetica" w:hAnsi="Helvetica" w:eastAsia="Helvetica" w:cs="Helvetica"/>
-                <w:i w:val="false"/>
-                <w:b w:val="false"/>
-                <w:u w:val="none"/>
-                <w:sz w:val="22"/>
-                <w:szCs w:val="22"/>
-                <w:color w:val="000000"/>
-              </w:rPr>
-              <w:t xml:space="preserve">143</w:t>
-            </w:r>
-          </w:p>
-        </w:tc>
-        <w:tc>
-          <w:tcPr>
-            <w:tcBorders>
-              <w:bottom w:val="none" w:sz="0" w:space="0" w:color="000000"/>
-              <w:top w:val="none" w:sz="0" w:space="0" w:color="000000"/>
-              <w:left w:val="none" w:sz="0" w:space="0" w:color="000000"/>
-              <w:right w:val="none" w:sz="0" w:space="0" w:color="000000"/>
-            </w:tcBorders>
-            <w:shd w:val="clear" w:color="auto" w:fill="FFFFFF"/>
-            <w:tcMar>
-              <w:top w:w="0" w:type="dxa"/>
-              <w:bottom w:w="0" w:type="dxa"/>
-              <w:left w:w="0" w:type="dxa"/>
-              <w:right w:w="0" w:type="dxa"/>
-            </w:tcMar>
-            <w:vAlign w:val="top"/>
-          </w:tcPr>
-          <w:p>
-            <w:pPr>
-              <w:pStyle w:val="Normal"/>
-              <w:jc w:val="center"/>
-              <w:pBdr>
-                <w:bottom w:val="none" w:sz="0" w:space="0" w:color="000000"/>
-                <w:top w:val="none" w:sz="0" w:space="0" w:color="000000"/>
-                <w:left w:val="none" w:sz="0" w:space="0" w:color="000000"/>
-                <w:right w:val="none" w:sz="0" w:space="0" w:color="000000"/>
-              </w:pBdr>
-              <w:spacing w:after="100" w:before="100" w:line="240"/>
-              <w:ind w:left="100" w:right="100" w:firstLine="0" w:firstLineChars="0"/>
-              <w:rPr>
-                <w:rFonts w:ascii="Helvetica" w:hAnsi="Helvetica" w:eastAsia="Helvetica" w:cs="Helvetica"/>
-                <w:i w:val="false"/>
-                <w:b w:val="false"/>
-                <w:u w:val="none"/>
-                <w:sz w:val="22"/>
-                <w:szCs w:val="22"/>
-                <w:color w:val="000000"/>
-              </w:rPr>
-            </w:pPr>
-            <w:r>
-              <w:rPr>
-                <w:rFonts w:ascii="Helvetica" w:hAnsi="Helvetica" w:eastAsia="Helvetica" w:cs="Helvetica"/>
-                <w:i w:val="false"/>
-                <w:b w:val="false"/>
-                <w:u w:val="none"/>
-                <w:sz w:val="22"/>
-                <w:szCs w:val="22"/>
-                <w:color w:val="000000"/>
-              </w:rPr>
-              <w:t xml:space="preserve">1,296</w:t>
-            </w:r>
-          </w:p>
-        </w:tc>
-        <w:tc>
-          <w:tcPr>
-            <w:tcBorders>
-              <w:bottom w:val="none" w:sz="0" w:space="0" w:color="000000"/>
-              <w:top w:val="none" w:sz="0" w:space="0" w:color="000000"/>
-              <w:left w:val="none" w:sz="0" w:space="0" w:color="000000"/>
-              <w:right w:val="none" w:sz="0" w:space="0" w:color="000000"/>
-            </w:tcBorders>
-            <w:shd w:val="clear" w:color="auto" w:fill="FFFFFF"/>
-            <w:tcMar>
-              <w:top w:w="0" w:type="dxa"/>
-              <w:bottom w:w="0" w:type="dxa"/>
-              <w:left w:w="0" w:type="dxa"/>
-              <w:right w:w="0" w:type="dxa"/>
-            </w:tcMar>
-            <w:vAlign w:val="top"/>
-          </w:tcPr>
-          <w:p>
-            <w:pPr>
-              <w:pStyle w:val="Normal"/>
-              <w:jc w:val="center"/>
-              <w:pBdr>
-                <w:bottom w:val="none" w:sz="0" w:space="0" w:color="000000"/>
-                <w:top w:val="none" w:sz="0" w:space="0" w:color="000000"/>
-                <w:left w:val="none" w:sz="0" w:space="0" w:color="000000"/>
-                <w:right w:val="none" w:sz="0" w:space="0" w:color="000000"/>
-              </w:pBdr>
-              <w:spacing w:after="100" w:before="100" w:line="240"/>
-              <w:ind w:left="100" w:right="100" w:firstLine="0" w:firstLineChars="0"/>
-              <w:rPr>
-                <w:rFonts w:ascii="Helvetica" w:hAnsi="Helvetica" w:eastAsia="Helvetica" w:cs="Helvetica"/>
-                <w:i w:val="false"/>
-                <w:b w:val="false"/>
-                <w:u w:val="none"/>
-                <w:sz w:val="22"/>
-                <w:szCs w:val="22"/>
-                <w:color w:val="000000"/>
-              </w:rPr>
-            </w:pPr>
-            <w:r>
-              <w:rPr>
-                <w:rFonts w:ascii="Helvetica" w:hAnsi="Helvetica" w:eastAsia="Helvetica" w:cs="Helvetica"/>
-                <w:i w:val="false"/>
-                <w:b w:val="false"/>
-                <w:u w:val="none"/>
-                <w:sz w:val="22"/>
-                <w:szCs w:val="22"/>
-                <w:color w:val="000000"/>
-              </w:rPr>
-              <w:t xml:space="preserve">83.9, 20,016</w:t>
+              <w:t xml:space="preserve">142</w:t>
+            </w:r>
+          </w:p>
+        </w:tc>
+        <w:tc>
+          <w:tcPr>
+            <w:tcBorders>
+              <w:bottom w:val="none" w:sz="0" w:space="0" w:color="000000"/>
+              <w:top w:val="none" w:sz="0" w:space="0" w:color="000000"/>
+              <w:left w:val="none" w:sz="0" w:space="0" w:color="000000"/>
+              <w:right w:val="none" w:sz="0" w:space="0" w:color="000000"/>
+            </w:tcBorders>
+            <w:shd w:val="clear" w:color="auto" w:fill="FFFFFF"/>
+            <w:tcMar>
+              <w:top w:w="0" w:type="dxa"/>
+              <w:bottom w:w="0" w:type="dxa"/>
+              <w:left w:w="0" w:type="dxa"/>
+              <w:right w:w="0" w:type="dxa"/>
+            </w:tcMar>
+            <w:vAlign w:val="top"/>
+          </w:tcPr>
+          <w:p>
+            <w:pPr>
+              <w:pStyle w:val="Normal"/>
+              <w:jc w:val="center"/>
+              <w:pBdr>
+                <w:bottom w:val="none" w:sz="0" w:space="0" w:color="000000"/>
+                <w:top w:val="none" w:sz="0" w:space="0" w:color="000000"/>
+                <w:left w:val="none" w:sz="0" w:space="0" w:color="000000"/>
+                <w:right w:val="none" w:sz="0" w:space="0" w:color="000000"/>
+              </w:pBdr>
+              <w:spacing w:after="100" w:before="100" w:line="240"/>
+              <w:ind w:left="100" w:right="100" w:firstLine="0" w:firstLineChars="0"/>
+              <w:rPr>
+                <w:rFonts w:ascii="Helvetica" w:hAnsi="Helvetica" w:eastAsia="Helvetica" w:cs="Helvetica"/>
+                <w:i w:val="false"/>
+                <w:b w:val="false"/>
+                <w:u w:val="none"/>
+                <w:sz w:val="22"/>
+                <w:szCs w:val="22"/>
+                <w:color w:val="000000"/>
+              </w:rPr>
+            </w:pPr>
+            <w:r>
+              <w:rPr>
+                <w:rFonts w:ascii="Helvetica" w:hAnsi="Helvetica" w:eastAsia="Helvetica" w:cs="Helvetica"/>
+                <w:i w:val="false"/>
+                <w:b w:val="false"/>
+                <w:u w:val="none"/>
+                <w:sz w:val="22"/>
+                <w:szCs w:val="22"/>
+                <w:color w:val="000000"/>
+              </w:rPr>
+              <w:t xml:space="preserve">1.21</w:t>
+            </w:r>
+          </w:p>
+        </w:tc>
+        <w:tc>
+          <w:tcPr>
+            <w:tcBorders>
+              <w:bottom w:val="none" w:sz="0" w:space="0" w:color="000000"/>
+              <w:top w:val="none" w:sz="0" w:space="0" w:color="000000"/>
+              <w:left w:val="none" w:sz="0" w:space="0" w:color="000000"/>
+              <w:right w:val="none" w:sz="0" w:space="0" w:color="000000"/>
+            </w:tcBorders>
+            <w:shd w:val="clear" w:color="auto" w:fill="FFFFFF"/>
+            <w:tcMar>
+              <w:top w:w="0" w:type="dxa"/>
+              <w:bottom w:w="0" w:type="dxa"/>
+              <w:left w:w="0" w:type="dxa"/>
+              <w:right w:w="0" w:type="dxa"/>
+            </w:tcMar>
+            <w:vAlign w:val="top"/>
+          </w:tcPr>
+          <w:p>
+            <w:pPr>
+              <w:pStyle w:val="Normal"/>
+              <w:jc w:val="center"/>
+              <w:pBdr>
+                <w:bottom w:val="none" w:sz="0" w:space="0" w:color="000000"/>
+                <w:top w:val="none" w:sz="0" w:space="0" w:color="000000"/>
+                <w:left w:val="none" w:sz="0" w:space="0" w:color="000000"/>
+                <w:right w:val="none" w:sz="0" w:space="0" w:color="000000"/>
+              </w:pBdr>
+              <w:spacing w:after="100" w:before="100" w:line="240"/>
+              <w:ind w:left="100" w:right="100" w:firstLine="0" w:firstLineChars="0"/>
+              <w:rPr>
+                <w:rFonts w:ascii="Helvetica" w:hAnsi="Helvetica" w:eastAsia="Helvetica" w:cs="Helvetica"/>
+                <w:i w:val="false"/>
+                <w:b w:val="false"/>
+                <w:u w:val="none"/>
+                <w:sz w:val="22"/>
+                <w:szCs w:val="22"/>
+                <w:color w:val="000000"/>
+              </w:rPr>
+            </w:pPr>
+            <w:r>
+              <w:rPr>
+                <w:rFonts w:ascii="Helvetica" w:hAnsi="Helvetica" w:eastAsia="Helvetica" w:cs="Helvetica"/>
+                <w:i w:val="false"/>
+                <w:b w:val="false"/>
+                <w:u w:val="none"/>
+                <w:sz w:val="22"/>
+                <w:szCs w:val="22"/>
+                <w:color w:val="000000"/>
+              </w:rPr>
+              <w:t xml:space="preserve">0.28, 5.23</w:t>
+            </w:r>
+          </w:p>
+        </w:tc>
+        <w:tc>
+          <w:tcPr>
+            <w:tcBorders>
+              <w:bottom w:val="none" w:sz="0" w:space="0" w:color="000000"/>
+              <w:top w:val="none" w:sz="0" w:space="0" w:color="000000"/>
+              <w:left w:val="none" w:sz="0" w:space="0" w:color="000000"/>
+              <w:right w:val="none" w:sz="0" w:space="0" w:color="000000"/>
+            </w:tcBorders>
+            <w:shd w:val="clear" w:color="auto" w:fill="FFFFFF"/>
+            <w:tcMar>
+              <w:top w:w="0" w:type="dxa"/>
+              <w:bottom w:w="0" w:type="dxa"/>
+              <w:left w:w="0" w:type="dxa"/>
+              <w:right w:w="0" w:type="dxa"/>
+            </w:tcMar>
+            <w:vAlign w:val="top"/>
+          </w:tcPr>
+          <w:p>
+            <w:pPr>
+              <w:pStyle w:val="Normal"/>
+              <w:jc w:val="center"/>
+              <w:pBdr>
+                <w:bottom w:val="none" w:sz="0" w:space="0" w:color="000000"/>
+                <w:top w:val="none" w:sz="0" w:space="0" w:color="000000"/>
+                <w:left w:val="none" w:sz="0" w:space="0" w:color="000000"/>
+                <w:right w:val="none" w:sz="0" w:space="0" w:color="000000"/>
+              </w:pBdr>
+              <w:spacing w:after="100" w:before="100" w:line="240"/>
+              <w:ind w:left="100" w:right="100" w:firstLine="0" w:firstLineChars="0"/>
+              <w:rPr>
+                <w:rFonts w:ascii="Helvetica" w:hAnsi="Helvetica" w:eastAsia="Helvetica" w:cs="Helvetica"/>
+                <w:i w:val="false"/>
+                <w:b w:val="false"/>
+                <w:u w:val="none"/>
+                <w:sz w:val="22"/>
+                <w:szCs w:val="22"/>
+                <w:color w:val="000000"/>
+              </w:rPr>
+            </w:pPr>
+            <w:r>
+              <w:rPr>
+                <w:rFonts w:ascii="Helvetica" w:hAnsi="Helvetica" w:eastAsia="Helvetica" w:cs="Helvetica"/>
+                <w:i w:val="false"/>
+                <w:b w:val="false"/>
+                <w:u w:val="none"/>
+                <w:sz w:val="22"/>
+                <w:szCs w:val="22"/>
+                <w:color w:val="000000"/>
+              </w:rPr>
+              <w:t xml:space="preserve">0.800</w:t>
+            </w:r>
+          </w:p>
+        </w:tc>
+        <w:tc>
+          <w:tcPr>
+            <w:tcBorders>
+              <w:bottom w:val="none" w:sz="0" w:space="0" w:color="000000"/>
+              <w:top w:val="none" w:sz="0" w:space="0" w:color="000000"/>
+              <w:left w:val="none" w:sz="0" w:space="0" w:color="000000"/>
+              <w:right w:val="none" w:sz="0" w:space="0" w:color="000000"/>
+            </w:tcBorders>
+            <w:shd w:val="clear" w:color="auto" w:fill="FFFFFF"/>
+            <w:tcMar>
+              <w:top w:w="0" w:type="dxa"/>
+              <w:bottom w:w="0" w:type="dxa"/>
+              <w:left w:w="0" w:type="dxa"/>
+              <w:right w:w="0" w:type="dxa"/>
+            </w:tcMar>
+            <w:vAlign w:val="top"/>
+          </w:tcPr>
+          <w:p>
+            <w:pPr>
+              <w:pStyle w:val="Normal"/>
+              <w:jc w:val="center"/>
+              <w:pBdr>
+                <w:bottom w:val="none" w:sz="0" w:space="0" w:color="000000"/>
+                <w:top w:val="none" w:sz="0" w:space="0" w:color="000000"/>
+                <w:left w:val="none" w:sz="0" w:space="0" w:color="000000"/>
+                <w:right w:val="none" w:sz="0" w:space="0" w:color="000000"/>
+              </w:pBdr>
+              <w:spacing w:after="100" w:before="100" w:line="240"/>
+              <w:ind w:left="100" w:right="100" w:firstLine="0" w:firstLineChars="0"/>
+              <w:rPr>
+                <w:rFonts w:ascii="Helvetica" w:hAnsi="Helvetica" w:eastAsia="Helvetica" w:cs="Helvetica"/>
+                <w:i w:val="false"/>
+                <w:b w:val="false"/>
+                <w:u w:val="none"/>
+                <w:sz w:val="22"/>
+                <w:szCs w:val="22"/>
+                <w:color w:val="000000"/>
+              </w:rPr>
+            </w:pPr>
+            <w:r>
+              <w:rPr>
+                <w:rFonts w:ascii="Helvetica" w:hAnsi="Helvetica" w:eastAsia="Helvetica" w:cs="Helvetica"/>
+                <w:i w:val="false"/>
+                <w:b w:val="false"/>
+                <w:u w:val="none"/>
+                <w:sz w:val="22"/>
+                <w:szCs w:val="22"/>
+                <w:color w:val="000000"/>
+              </w:rPr>
+              <w:t xml:space="preserve">142</w:t>
+            </w:r>
+          </w:p>
+        </w:tc>
+        <w:tc>
+          <w:tcPr>
+            <w:tcBorders>
+              <w:bottom w:val="none" w:sz="0" w:space="0" w:color="000000"/>
+              <w:top w:val="none" w:sz="0" w:space="0" w:color="000000"/>
+              <w:left w:val="none" w:sz="0" w:space="0" w:color="000000"/>
+              <w:right w:val="none" w:sz="0" w:space="0" w:color="000000"/>
+            </w:tcBorders>
+            <w:shd w:val="clear" w:color="auto" w:fill="FFFFFF"/>
+            <w:tcMar>
+              <w:top w:w="0" w:type="dxa"/>
+              <w:bottom w:w="0" w:type="dxa"/>
+              <w:left w:w="0" w:type="dxa"/>
+              <w:right w:w="0" w:type="dxa"/>
+            </w:tcMar>
+            <w:vAlign w:val="top"/>
+          </w:tcPr>
+          <w:p>
+            <w:pPr>
+              <w:pStyle w:val="Normal"/>
+              <w:jc w:val="center"/>
+              <w:pBdr>
+                <w:bottom w:val="none" w:sz="0" w:space="0" w:color="000000"/>
+                <w:top w:val="none" w:sz="0" w:space="0" w:color="000000"/>
+                <w:left w:val="none" w:sz="0" w:space="0" w:color="000000"/>
+                <w:right w:val="none" w:sz="0" w:space="0" w:color="000000"/>
+              </w:pBdr>
+              <w:spacing w:after="100" w:before="100" w:line="240"/>
+              <w:ind w:left="100" w:right="100" w:firstLine="0" w:firstLineChars="0"/>
+              <w:rPr>
+                <w:rFonts w:ascii="Helvetica" w:hAnsi="Helvetica" w:eastAsia="Helvetica" w:cs="Helvetica"/>
+                <w:i w:val="false"/>
+                <w:b w:val="false"/>
+                <w:u w:val="none"/>
+                <w:sz w:val="22"/>
+                <w:szCs w:val="22"/>
+                <w:color w:val="000000"/>
+              </w:rPr>
+            </w:pPr>
+            <w:r>
+              <w:rPr>
+                <w:rFonts w:ascii="Helvetica" w:hAnsi="Helvetica" w:eastAsia="Helvetica" w:cs="Helvetica"/>
+                <w:i w:val="false"/>
+                <w:b w:val="false"/>
+                <w:u w:val="none"/>
+                <w:sz w:val="22"/>
+                <w:szCs w:val="22"/>
+                <w:color w:val="000000"/>
+              </w:rPr>
+              <w:t xml:space="preserve">1,391</w:t>
+            </w:r>
+          </w:p>
+        </w:tc>
+        <w:tc>
+          <w:tcPr>
+            <w:tcBorders>
+              <w:bottom w:val="none" w:sz="0" w:space="0" w:color="000000"/>
+              <w:top w:val="none" w:sz="0" w:space="0" w:color="000000"/>
+              <w:left w:val="none" w:sz="0" w:space="0" w:color="000000"/>
+              <w:right w:val="none" w:sz="0" w:space="0" w:color="000000"/>
+            </w:tcBorders>
+            <w:shd w:val="clear" w:color="auto" w:fill="FFFFFF"/>
+            <w:tcMar>
+              <w:top w:w="0" w:type="dxa"/>
+              <w:bottom w:w="0" w:type="dxa"/>
+              <w:left w:w="0" w:type="dxa"/>
+              <w:right w:w="0" w:type="dxa"/>
+            </w:tcMar>
+            <w:vAlign w:val="top"/>
+          </w:tcPr>
+          <w:p>
+            <w:pPr>
+              <w:pStyle w:val="Normal"/>
+              <w:jc w:val="center"/>
+              <w:pBdr>
+                <w:bottom w:val="none" w:sz="0" w:space="0" w:color="000000"/>
+                <w:top w:val="none" w:sz="0" w:space="0" w:color="000000"/>
+                <w:left w:val="none" w:sz="0" w:space="0" w:color="000000"/>
+                <w:right w:val="none" w:sz="0" w:space="0" w:color="000000"/>
+              </w:pBdr>
+              <w:spacing w:after="100" w:before="100" w:line="240"/>
+              <w:ind w:left="100" w:right="100" w:firstLine="0" w:firstLineChars="0"/>
+              <w:rPr>
+                <w:rFonts w:ascii="Helvetica" w:hAnsi="Helvetica" w:eastAsia="Helvetica" w:cs="Helvetica"/>
+                <w:i w:val="false"/>
+                <w:b w:val="false"/>
+                <w:u w:val="none"/>
+                <w:sz w:val="22"/>
+                <w:szCs w:val="22"/>
+                <w:color w:val="000000"/>
+              </w:rPr>
+            </w:pPr>
+            <w:r>
+              <w:rPr>
+                <w:rFonts w:ascii="Helvetica" w:hAnsi="Helvetica" w:eastAsia="Helvetica" w:cs="Helvetica"/>
+                <w:i w:val="false"/>
+                <w:b w:val="false"/>
+                <w:u w:val="none"/>
+                <w:sz w:val="22"/>
+                <w:szCs w:val="22"/>
+                <w:color w:val="000000"/>
+              </w:rPr>
+              <w:t xml:space="preserve">90.0, 21,488</w:t>
             </w:r>
           </w:p>
         </w:tc>
@@ -10393,7 +10393,7 @@
       </w:tr>
       <w:tr>
         <w:trPr>
-          <w:trHeight w:val="598" w:hRule="auto"/>
+          <w:trHeight w:val="597" w:hRule="auto"/>
         </w:trPr>
         body21
         <w:tc>
@@ -10498,219 +10498,219 @@
                 <w:szCs w:val="22"/>
                 <w:color w:val="000000"/>
               </w:rPr>
-              <w:t xml:space="preserve">143</w:t>
-            </w:r>
-          </w:p>
-        </w:tc>
-        <w:tc>
-          <w:tcPr>
-            <w:tcBorders>
-              <w:bottom w:val="none" w:sz="0" w:space="0" w:color="000000"/>
-              <w:top w:val="none" w:sz="0" w:space="0" w:color="000000"/>
-              <w:left w:val="none" w:sz="0" w:space="0" w:color="000000"/>
-              <w:right w:val="none" w:sz="0" w:space="0" w:color="000000"/>
-            </w:tcBorders>
-            <w:shd w:val="clear" w:color="auto" w:fill="FFFFFF"/>
-            <w:tcMar>
-              <w:top w:w="0" w:type="dxa"/>
-              <w:bottom w:w="0" w:type="dxa"/>
-              <w:left w:w="0" w:type="dxa"/>
-              <w:right w:w="0" w:type="dxa"/>
-            </w:tcMar>
-            <w:vAlign w:val="top"/>
-          </w:tcPr>
-          <w:p>
-            <w:pPr>
-              <w:pStyle w:val="Normal"/>
-              <w:jc w:val="center"/>
-              <w:pBdr>
-                <w:bottom w:val="none" w:sz="0" w:space="0" w:color="000000"/>
-                <w:top w:val="none" w:sz="0" w:space="0" w:color="000000"/>
-                <w:left w:val="none" w:sz="0" w:space="0" w:color="000000"/>
-                <w:right w:val="none" w:sz="0" w:space="0" w:color="000000"/>
-              </w:pBdr>
-              <w:spacing w:after="100" w:before="100" w:line="240"/>
-              <w:ind w:left="100" w:right="100" w:firstLine="0" w:firstLineChars="0"/>
-              <w:rPr>
-                <w:rFonts w:ascii="Helvetica" w:hAnsi="Helvetica" w:eastAsia="Helvetica" w:cs="Helvetica"/>
-                <w:i w:val="false"/>
-                <w:b w:val="false"/>
-                <w:u w:val="none"/>
-                <w:sz w:val="22"/>
-                <w:szCs w:val="22"/>
-                <w:color w:val="000000"/>
-              </w:rPr>
-            </w:pPr>
-            <w:r>
-              <w:rPr>
-                <w:rFonts w:ascii="Helvetica" w:hAnsi="Helvetica" w:eastAsia="Helvetica" w:cs="Helvetica"/>
-                <w:i w:val="false"/>
-                <w:b w:val="false"/>
-                <w:u w:val="none"/>
-                <w:sz w:val="22"/>
-                <w:szCs w:val="22"/>
-                <w:color w:val="000000"/>
-              </w:rPr>
-              <w:t xml:space="preserve">2.92</w:t>
-            </w:r>
-          </w:p>
-        </w:tc>
-        <w:tc>
-          <w:tcPr>
-            <w:tcBorders>
-              <w:bottom w:val="none" w:sz="0" w:space="0" w:color="000000"/>
-              <w:top w:val="none" w:sz="0" w:space="0" w:color="000000"/>
-              <w:left w:val="none" w:sz="0" w:space="0" w:color="000000"/>
-              <w:right w:val="none" w:sz="0" w:space="0" w:color="000000"/>
-            </w:tcBorders>
-            <w:shd w:val="clear" w:color="auto" w:fill="FFFFFF"/>
-            <w:tcMar>
-              <w:top w:w="0" w:type="dxa"/>
-              <w:bottom w:w="0" w:type="dxa"/>
-              <w:left w:w="0" w:type="dxa"/>
-              <w:right w:w="0" w:type="dxa"/>
-            </w:tcMar>
-            <w:vAlign w:val="top"/>
-          </w:tcPr>
-          <w:p>
-            <w:pPr>
-              <w:pStyle w:val="Normal"/>
-              <w:jc w:val="center"/>
-              <w:pBdr>
-                <w:bottom w:val="none" w:sz="0" w:space="0" w:color="000000"/>
-                <w:top w:val="none" w:sz="0" w:space="0" w:color="000000"/>
-                <w:left w:val="none" w:sz="0" w:space="0" w:color="000000"/>
-                <w:right w:val="none" w:sz="0" w:space="0" w:color="000000"/>
-              </w:pBdr>
-              <w:spacing w:after="100" w:before="100" w:line="240"/>
-              <w:ind w:left="100" w:right="100" w:firstLine="0" w:firstLineChars="0"/>
-              <w:rPr>
-                <w:rFonts w:ascii="Helvetica" w:hAnsi="Helvetica" w:eastAsia="Helvetica" w:cs="Helvetica"/>
-                <w:i w:val="false"/>
-                <w:b w:val="false"/>
-                <w:u w:val="none"/>
-                <w:sz w:val="22"/>
-                <w:szCs w:val="22"/>
-                <w:color w:val="000000"/>
-              </w:rPr>
-            </w:pPr>
-            <w:r>
-              <w:rPr>
-                <w:rFonts w:ascii="Helvetica" w:hAnsi="Helvetica" w:eastAsia="Helvetica" w:cs="Helvetica"/>
-                <w:i w:val="false"/>
-                <w:b w:val="false"/>
-                <w:u w:val="none"/>
-                <w:sz w:val="22"/>
-                <w:szCs w:val="22"/>
-                <w:color w:val="000000"/>
-              </w:rPr>
-              <w:t xml:space="preserve">0.32, 26.3</w:t>
-            </w:r>
-          </w:p>
-        </w:tc>
-        <w:tc>
-          <w:tcPr>
-            <w:tcBorders>
-              <w:bottom w:val="none" w:sz="0" w:space="0" w:color="000000"/>
-              <w:top w:val="none" w:sz="0" w:space="0" w:color="000000"/>
-              <w:left w:val="none" w:sz="0" w:space="0" w:color="000000"/>
-              <w:right w:val="none" w:sz="0" w:space="0" w:color="000000"/>
-            </w:tcBorders>
-            <w:shd w:val="clear" w:color="auto" w:fill="FFFFFF"/>
-            <w:tcMar>
-              <w:top w:w="0" w:type="dxa"/>
-              <w:bottom w:w="0" w:type="dxa"/>
-              <w:left w:w="0" w:type="dxa"/>
-              <w:right w:w="0" w:type="dxa"/>
-            </w:tcMar>
-            <w:vAlign w:val="top"/>
-          </w:tcPr>
-          <w:p>
-            <w:pPr>
-              <w:pStyle w:val="Normal"/>
-              <w:jc w:val="center"/>
-              <w:pBdr>
-                <w:bottom w:val="none" w:sz="0" w:space="0" w:color="000000"/>
-                <w:top w:val="none" w:sz="0" w:space="0" w:color="000000"/>
-                <w:left w:val="none" w:sz="0" w:space="0" w:color="000000"/>
-                <w:right w:val="none" w:sz="0" w:space="0" w:color="000000"/>
-              </w:pBdr>
-              <w:spacing w:after="100" w:before="100" w:line="240"/>
-              <w:ind w:left="100" w:right="100" w:firstLine="0" w:firstLineChars="0"/>
-              <w:rPr>
-                <w:rFonts w:ascii="Helvetica" w:hAnsi="Helvetica" w:eastAsia="Helvetica" w:cs="Helvetica"/>
-                <w:i w:val="false"/>
-                <w:b w:val="false"/>
-                <w:u w:val="none"/>
-                <w:sz w:val="22"/>
-                <w:szCs w:val="22"/>
-                <w:color w:val="000000"/>
-              </w:rPr>
-            </w:pPr>
-            <w:r>
-              <w:rPr>
-                <w:rFonts w:ascii="Helvetica" w:hAnsi="Helvetica" w:eastAsia="Helvetica" w:cs="Helvetica"/>
-                <w:i w:val="false"/>
-                <w:b w:val="false"/>
-                <w:u w:val="none"/>
-                <w:sz w:val="22"/>
-                <w:szCs w:val="22"/>
-                <w:color w:val="000000"/>
-              </w:rPr>
-              <w:t xml:space="preserve">0.340</w:t>
-            </w:r>
-          </w:p>
-        </w:tc>
-        <w:tc>
-          <w:tcPr>
-            <w:tcBorders>
-              <w:bottom w:val="none" w:sz="0" w:space="0" w:color="000000"/>
-              <w:top w:val="none" w:sz="0" w:space="0" w:color="000000"/>
-              <w:left w:val="none" w:sz="0" w:space="0" w:color="000000"/>
-              <w:right w:val="none" w:sz="0" w:space="0" w:color="000000"/>
-            </w:tcBorders>
-            <w:shd w:val="clear" w:color="auto" w:fill="FFFFFF"/>
-            <w:tcMar>
-              <w:top w:w="0" w:type="dxa"/>
-              <w:bottom w:w="0" w:type="dxa"/>
-              <w:left w:w="0" w:type="dxa"/>
-              <w:right w:w="0" w:type="dxa"/>
-            </w:tcMar>
-            <w:vAlign w:val="top"/>
-          </w:tcPr>
-          <w:p>
-            <w:pPr>
-              <w:pStyle w:val="Normal"/>
-              <w:jc w:val="center"/>
-              <w:pBdr>
-                <w:bottom w:val="none" w:sz="0" w:space="0" w:color="000000"/>
-                <w:top w:val="none" w:sz="0" w:space="0" w:color="000000"/>
-                <w:left w:val="none" w:sz="0" w:space="0" w:color="000000"/>
-                <w:right w:val="none" w:sz="0" w:space="0" w:color="000000"/>
-              </w:pBdr>
-              <w:spacing w:after="100" w:before="100" w:line="240"/>
-              <w:ind w:left="100" w:right="100" w:firstLine="0" w:firstLineChars="0"/>
-              <w:rPr>
-                <w:rFonts w:ascii="Helvetica" w:hAnsi="Helvetica" w:eastAsia="Helvetica" w:cs="Helvetica"/>
-                <w:i w:val="false"/>
-                <w:b w:val="false"/>
-                <w:u w:val="none"/>
-                <w:sz w:val="22"/>
-                <w:szCs w:val="22"/>
-                <w:color w:val="000000"/>
-              </w:rPr>
-            </w:pPr>
-            <w:r>
-              <w:rPr>
-                <w:rFonts w:ascii="Helvetica" w:hAnsi="Helvetica" w:eastAsia="Helvetica" w:cs="Helvetica"/>
-                <w:i w:val="false"/>
-                <w:b w:val="false"/>
-                <w:u w:val="none"/>
-                <w:sz w:val="22"/>
-                <w:szCs w:val="22"/>
-                <w:color w:val="000000"/>
-              </w:rPr>
-              <w:t xml:space="preserve">143</w:t>
+              <w:t xml:space="preserve">142</w:t>
+            </w:r>
+          </w:p>
+        </w:tc>
+        <w:tc>
+          <w:tcPr>
+            <w:tcBorders>
+              <w:bottom w:val="none" w:sz="0" w:space="0" w:color="000000"/>
+              <w:top w:val="none" w:sz="0" w:space="0" w:color="000000"/>
+              <w:left w:val="none" w:sz="0" w:space="0" w:color="000000"/>
+              <w:right w:val="none" w:sz="0" w:space="0" w:color="000000"/>
+            </w:tcBorders>
+            <w:shd w:val="clear" w:color="auto" w:fill="FFFFFF"/>
+            <w:tcMar>
+              <w:top w:w="0" w:type="dxa"/>
+              <w:bottom w:w="0" w:type="dxa"/>
+              <w:left w:w="0" w:type="dxa"/>
+              <w:right w:w="0" w:type="dxa"/>
+            </w:tcMar>
+            <w:vAlign w:val="top"/>
+          </w:tcPr>
+          <w:p>
+            <w:pPr>
+              <w:pStyle w:val="Normal"/>
+              <w:jc w:val="center"/>
+              <w:pBdr>
+                <w:bottom w:val="none" w:sz="0" w:space="0" w:color="000000"/>
+                <w:top w:val="none" w:sz="0" w:space="0" w:color="000000"/>
+                <w:left w:val="none" w:sz="0" w:space="0" w:color="000000"/>
+                <w:right w:val="none" w:sz="0" w:space="0" w:color="000000"/>
+              </w:pBdr>
+              <w:spacing w:after="100" w:before="100" w:line="240"/>
+              <w:ind w:left="100" w:right="100" w:firstLine="0" w:firstLineChars="0"/>
+              <w:rPr>
+                <w:rFonts w:ascii="Helvetica" w:hAnsi="Helvetica" w:eastAsia="Helvetica" w:cs="Helvetica"/>
+                <w:i w:val="false"/>
+                <w:b w:val="false"/>
+                <w:u w:val="none"/>
+                <w:sz w:val="22"/>
+                <w:szCs w:val="22"/>
+                <w:color w:val="000000"/>
+              </w:rPr>
+            </w:pPr>
+            <w:r>
+              <w:rPr>
+                <w:rFonts w:ascii="Helvetica" w:hAnsi="Helvetica" w:eastAsia="Helvetica" w:cs="Helvetica"/>
+                <w:i w:val="false"/>
+                <w:b w:val="false"/>
+                <w:u w:val="none"/>
+                <w:sz w:val="22"/>
+                <w:szCs w:val="22"/>
+                <w:color w:val="000000"/>
+              </w:rPr>
+              <w:t xml:space="preserve">3.40</w:t>
+            </w:r>
+          </w:p>
+        </w:tc>
+        <w:tc>
+          <w:tcPr>
+            <w:tcBorders>
+              <w:bottom w:val="none" w:sz="0" w:space="0" w:color="000000"/>
+              <w:top w:val="none" w:sz="0" w:space="0" w:color="000000"/>
+              <w:left w:val="none" w:sz="0" w:space="0" w:color="000000"/>
+              <w:right w:val="none" w:sz="0" w:space="0" w:color="000000"/>
+            </w:tcBorders>
+            <w:shd w:val="clear" w:color="auto" w:fill="FFFFFF"/>
+            <w:tcMar>
+              <w:top w:w="0" w:type="dxa"/>
+              <w:bottom w:w="0" w:type="dxa"/>
+              <w:left w:w="0" w:type="dxa"/>
+              <w:right w:w="0" w:type="dxa"/>
+            </w:tcMar>
+            <w:vAlign w:val="top"/>
+          </w:tcPr>
+          <w:p>
+            <w:pPr>
+              <w:pStyle w:val="Normal"/>
+              <w:jc w:val="center"/>
+              <w:pBdr>
+                <w:bottom w:val="none" w:sz="0" w:space="0" w:color="000000"/>
+                <w:top w:val="none" w:sz="0" w:space="0" w:color="000000"/>
+                <w:left w:val="none" w:sz="0" w:space="0" w:color="000000"/>
+                <w:right w:val="none" w:sz="0" w:space="0" w:color="000000"/>
+              </w:pBdr>
+              <w:spacing w:after="100" w:before="100" w:line="240"/>
+              <w:ind w:left="100" w:right="100" w:firstLine="0" w:firstLineChars="0"/>
+              <w:rPr>
+                <w:rFonts w:ascii="Helvetica" w:hAnsi="Helvetica" w:eastAsia="Helvetica" w:cs="Helvetica"/>
+                <w:i w:val="false"/>
+                <w:b w:val="false"/>
+                <w:u w:val="none"/>
+                <w:sz w:val="22"/>
+                <w:szCs w:val="22"/>
+                <w:color w:val="000000"/>
+              </w:rPr>
+            </w:pPr>
+            <w:r>
+              <w:rPr>
+                <w:rFonts w:ascii="Helvetica" w:hAnsi="Helvetica" w:eastAsia="Helvetica" w:cs="Helvetica"/>
+                <w:i w:val="false"/>
+                <w:b w:val="false"/>
+                <w:u w:val="none"/>
+                <w:sz w:val="22"/>
+                <w:szCs w:val="22"/>
+                <w:color w:val="000000"/>
+              </w:rPr>
+              <w:t xml:space="preserve">0.37, 31.1</w:t>
+            </w:r>
+          </w:p>
+        </w:tc>
+        <w:tc>
+          <w:tcPr>
+            <w:tcBorders>
+              <w:bottom w:val="none" w:sz="0" w:space="0" w:color="000000"/>
+              <w:top w:val="none" w:sz="0" w:space="0" w:color="000000"/>
+              <w:left w:val="none" w:sz="0" w:space="0" w:color="000000"/>
+              <w:right w:val="none" w:sz="0" w:space="0" w:color="000000"/>
+            </w:tcBorders>
+            <w:shd w:val="clear" w:color="auto" w:fill="FFFFFF"/>
+            <w:tcMar>
+              <w:top w:w="0" w:type="dxa"/>
+              <w:bottom w:w="0" w:type="dxa"/>
+              <w:left w:w="0" w:type="dxa"/>
+              <w:right w:w="0" w:type="dxa"/>
+            </w:tcMar>
+            <w:vAlign w:val="top"/>
+          </w:tcPr>
+          <w:p>
+            <w:pPr>
+              <w:pStyle w:val="Normal"/>
+              <w:jc w:val="center"/>
+              <w:pBdr>
+                <w:bottom w:val="none" w:sz="0" w:space="0" w:color="000000"/>
+                <w:top w:val="none" w:sz="0" w:space="0" w:color="000000"/>
+                <w:left w:val="none" w:sz="0" w:space="0" w:color="000000"/>
+                <w:right w:val="none" w:sz="0" w:space="0" w:color="000000"/>
+              </w:pBdr>
+              <w:spacing w:after="100" w:before="100" w:line="240"/>
+              <w:ind w:left="100" w:right="100" w:firstLine="0" w:firstLineChars="0"/>
+              <w:rPr>
+                <w:rFonts w:ascii="Helvetica" w:hAnsi="Helvetica" w:eastAsia="Helvetica" w:cs="Helvetica"/>
+                <w:i w:val="false"/>
+                <w:b w:val="false"/>
+                <w:u w:val="none"/>
+                <w:sz w:val="22"/>
+                <w:szCs w:val="22"/>
+                <w:color w:val="000000"/>
+              </w:rPr>
+            </w:pPr>
+            <w:r>
+              <w:rPr>
+                <w:rFonts w:ascii="Helvetica" w:hAnsi="Helvetica" w:eastAsia="Helvetica" w:cs="Helvetica"/>
+                <w:i w:val="false"/>
+                <w:b w:val="false"/>
+                <w:u w:val="none"/>
+                <w:sz w:val="22"/>
+                <w:szCs w:val="22"/>
+                <w:color w:val="000000"/>
+              </w:rPr>
+              <w:t xml:space="preserve">0.280</w:t>
+            </w:r>
+          </w:p>
+        </w:tc>
+        <w:tc>
+          <w:tcPr>
+            <w:tcBorders>
+              <w:bottom w:val="none" w:sz="0" w:space="0" w:color="000000"/>
+              <w:top w:val="none" w:sz="0" w:space="0" w:color="000000"/>
+              <w:left w:val="none" w:sz="0" w:space="0" w:color="000000"/>
+              <w:right w:val="none" w:sz="0" w:space="0" w:color="000000"/>
+            </w:tcBorders>
+            <w:shd w:val="clear" w:color="auto" w:fill="FFFFFF"/>
+            <w:tcMar>
+              <w:top w:w="0" w:type="dxa"/>
+              <w:bottom w:w="0" w:type="dxa"/>
+              <w:left w:w="0" w:type="dxa"/>
+              <w:right w:w="0" w:type="dxa"/>
+            </w:tcMar>
+            <w:vAlign w:val="top"/>
+          </w:tcPr>
+          <w:p>
+            <w:pPr>
+              <w:pStyle w:val="Normal"/>
+              <w:jc w:val="center"/>
+              <w:pBdr>
+                <w:bottom w:val="none" w:sz="0" w:space="0" w:color="000000"/>
+                <w:top w:val="none" w:sz="0" w:space="0" w:color="000000"/>
+                <w:left w:val="none" w:sz="0" w:space="0" w:color="000000"/>
+                <w:right w:val="none" w:sz="0" w:space="0" w:color="000000"/>
+              </w:pBdr>
+              <w:spacing w:after="100" w:before="100" w:line="240"/>
+              <w:ind w:left="100" w:right="100" w:firstLine="0" w:firstLineChars="0"/>
+              <w:rPr>
+                <w:rFonts w:ascii="Helvetica" w:hAnsi="Helvetica" w:eastAsia="Helvetica" w:cs="Helvetica"/>
+                <w:i w:val="false"/>
+                <w:b w:val="false"/>
+                <w:u w:val="none"/>
+                <w:sz w:val="22"/>
+                <w:szCs w:val="22"/>
+                <w:color w:val="000000"/>
+              </w:rPr>
+            </w:pPr>
+            <w:r>
+              <w:rPr>
+                <w:rFonts w:ascii="Helvetica" w:hAnsi="Helvetica" w:eastAsia="Helvetica" w:cs="Helvetica"/>
+                <w:i w:val="false"/>
+                <w:b w:val="false"/>
+                <w:u w:val="none"/>
+                <w:sz w:val="22"/>
+                <w:szCs w:val="22"/>
+                <w:color w:val="000000"/>
+              </w:rPr>
+              <w:t xml:space="preserve">142</w:t>
             </w:r>
           </w:p>
         </w:tc>
@@ -10816,7 +10816,7 @@
                 <w:szCs w:val="22"/>
                 <w:color w:val="000000"/>
               </w:rPr>
-              <w:t xml:space="preserve">0.00, 0.00</w:t>
+              <w:t xml:space="preserve">0.00, 0.01</w:t>
             </w:r>
           </w:p>
         </w:tc>
@@ -10981,7 +10981,7 @@
                 <w:szCs w:val="22"/>
                 <w:color w:val="000000"/>
               </w:rPr>
-              <w:t xml:space="preserve">143</w:t>
+              <w:t xml:space="preserve">142</w:t>
             </w:r>
           </w:p>
         </w:tc>
@@ -11193,7 +11193,7 @@
                 <w:szCs w:val="22"/>
                 <w:color w:val="000000"/>
               </w:rPr>
-              <w:t xml:space="preserve">143</w:t>
+              <w:t xml:space="preserve">142</w:t>
             </w:r>
           </w:p>
         </w:tc>
@@ -11299,60 +11299,60 @@
                 <w:szCs w:val="22"/>
                 <w:color w:val="000000"/>
               </w:rPr>
-              <w:t xml:space="preserve">0.00, 23.0</w:t>
-            </w:r>
-          </w:p>
-        </w:tc>
-        <w:tc>
-          <w:tcPr>
-            <w:tcBorders>
-              <w:bottom w:val="none" w:sz="0" w:space="0" w:color="000000"/>
-              <w:top w:val="none" w:sz="0" w:space="0" w:color="000000"/>
-              <w:left w:val="none" w:sz="0" w:space="0" w:color="000000"/>
-              <w:right w:val="none" w:sz="0" w:space="0" w:color="000000"/>
-            </w:tcBorders>
-            <w:shd w:val="clear" w:color="auto" w:fill="FFFFFF"/>
-            <w:tcMar>
-              <w:top w:w="0" w:type="dxa"/>
-              <w:bottom w:w="0" w:type="dxa"/>
-              <w:left w:w="0" w:type="dxa"/>
-              <w:right w:w="0" w:type="dxa"/>
-            </w:tcMar>
-            <w:vAlign w:val="top"/>
-          </w:tcPr>
-          <w:p>
-            <w:pPr>
-              <w:pStyle w:val="Normal"/>
-              <w:jc w:val="center"/>
-              <w:pBdr>
-                <w:bottom w:val="none" w:sz="0" w:space="0" w:color="000000"/>
-                <w:top w:val="none" w:sz="0" w:space="0" w:color="000000"/>
-                <w:left w:val="none" w:sz="0" w:space="0" w:color="000000"/>
-                <w:right w:val="none" w:sz="0" w:space="0" w:color="000000"/>
-              </w:pBdr>
-              <w:spacing w:after="100" w:before="100" w:line="240"/>
-              <w:ind w:left="100" w:right="100" w:firstLine="0" w:firstLineChars="0"/>
-              <w:rPr>
-                <w:rFonts w:ascii="Helvetica" w:hAnsi="Helvetica" w:eastAsia="Helvetica" w:cs="Helvetica"/>
-                <w:i w:val="false"/>
-                <w:b w:val="false"/>
-                <w:u w:val="none"/>
-                <w:sz w:val="22"/>
-                <w:szCs w:val="22"/>
-                <w:color w:val="000000"/>
-              </w:rPr>
-            </w:pPr>
-            <w:r>
-              <w:rPr>
-                <w:rFonts w:ascii="Helvetica" w:hAnsi="Helvetica" w:eastAsia="Helvetica" w:cs="Helvetica"/>
-                <w:i w:val="false"/>
-                <w:b w:val="false"/>
-                <w:u w:val="none"/>
-                <w:sz w:val="22"/>
-                <w:szCs w:val="22"/>
-                <w:color w:val="000000"/>
-              </w:rPr>
-              <w:t xml:space="preserve">0.330</w:t>
+              <w:t xml:space="preserve">0.00, 26.2</w:t>
+            </w:r>
+          </w:p>
+        </w:tc>
+        <w:tc>
+          <w:tcPr>
+            <w:tcBorders>
+              <w:bottom w:val="none" w:sz="0" w:space="0" w:color="000000"/>
+              <w:top w:val="none" w:sz="0" w:space="0" w:color="000000"/>
+              <w:left w:val="none" w:sz="0" w:space="0" w:color="000000"/>
+              <w:right w:val="none" w:sz="0" w:space="0" w:color="000000"/>
+            </w:tcBorders>
+            <w:shd w:val="clear" w:color="auto" w:fill="FFFFFF"/>
+            <w:tcMar>
+              <w:top w:w="0" w:type="dxa"/>
+              <w:bottom w:w="0" w:type="dxa"/>
+              <w:left w:w="0" w:type="dxa"/>
+              <w:right w:w="0" w:type="dxa"/>
+            </w:tcMar>
+            <w:vAlign w:val="top"/>
+          </w:tcPr>
+          <w:p>
+            <w:pPr>
+              <w:pStyle w:val="Normal"/>
+              <w:jc w:val="center"/>
+              <w:pBdr>
+                <w:bottom w:val="none" w:sz="0" w:space="0" w:color="000000"/>
+                <w:top w:val="none" w:sz="0" w:space="0" w:color="000000"/>
+                <w:left w:val="none" w:sz="0" w:space="0" w:color="000000"/>
+                <w:right w:val="none" w:sz="0" w:space="0" w:color="000000"/>
+              </w:pBdr>
+              <w:spacing w:after="100" w:before="100" w:line="240"/>
+              <w:ind w:left="100" w:right="100" w:firstLine="0" w:firstLineChars="0"/>
+              <w:rPr>
+                <w:rFonts w:ascii="Helvetica" w:hAnsi="Helvetica" w:eastAsia="Helvetica" w:cs="Helvetica"/>
+                <w:i w:val="false"/>
+                <w:b w:val="false"/>
+                <w:u w:val="none"/>
+                <w:sz w:val="22"/>
+                <w:szCs w:val="22"/>
+                <w:color w:val="000000"/>
+              </w:rPr>
+            </w:pPr>
+            <w:r>
+              <w:rPr>
+                <w:rFonts w:ascii="Helvetica" w:hAnsi="Helvetica" w:eastAsia="Helvetica" w:cs="Helvetica"/>
+                <w:i w:val="false"/>
+                <w:b w:val="false"/>
+                <w:u w:val="none"/>
+                <w:sz w:val="22"/>
+                <w:szCs w:val="22"/>
+                <w:color w:val="000000"/>
+              </w:rPr>
+              <w:t xml:space="preserve">0.350</w:t>
             </w:r>
           </w:p>
         </w:tc>
@@ -11464,7 +11464,7 @@
                 <w:szCs w:val="22"/>
                 <w:color w:val="000000"/>
               </w:rPr>
-              <w:t xml:space="preserve">143</w:t>
+              <w:t xml:space="preserve">142</w:t>
             </w:r>
           </w:p>
         </w:tc>
@@ -11676,7 +11676,7 @@
                 <w:szCs w:val="22"/>
                 <w:color w:val="000000"/>
               </w:rPr>
-              <w:t xml:space="preserve">143</w:t>
+              <w:t xml:space="preserve">142</w:t>
             </w:r>
           </w:p>
         </w:tc>
@@ -11947,7 +11947,7 @@
                 <w:szCs w:val="22"/>
                 <w:color w:val="000000"/>
               </w:rPr>
-              <w:t xml:space="preserve">143</w:t>
+              <w:t xml:space="preserve">142</w:t>
             </w:r>
           </w:p>
         </w:tc>
@@ -12053,113 +12053,113 @@
                 <w:szCs w:val="22"/>
                 <w:color w:val="000000"/>
               </w:rPr>
-              <w:t xml:space="preserve">0.90, 1.13</w:t>
-            </w:r>
-          </w:p>
-        </w:tc>
-        <w:tc>
-          <w:tcPr>
-            <w:tcBorders>
-              <w:bottom w:val="none" w:sz="0" w:space="0" w:color="000000"/>
-              <w:top w:val="none" w:sz="0" w:space="0" w:color="000000"/>
-              <w:left w:val="none" w:sz="0" w:space="0" w:color="000000"/>
-              <w:right w:val="none" w:sz="0" w:space="0" w:color="000000"/>
-            </w:tcBorders>
-            <w:shd w:val="clear" w:color="auto" w:fill="FFFFFF"/>
-            <w:tcMar>
-              <w:top w:w="0" w:type="dxa"/>
-              <w:bottom w:w="0" w:type="dxa"/>
-              <w:left w:w="0" w:type="dxa"/>
-              <w:right w:w="0" w:type="dxa"/>
-            </w:tcMar>
-            <w:vAlign w:val="top"/>
-          </w:tcPr>
-          <w:p>
-            <w:pPr>
-              <w:pStyle w:val="Normal"/>
-              <w:jc w:val="center"/>
-              <w:pBdr>
-                <w:bottom w:val="none" w:sz="0" w:space="0" w:color="000000"/>
-                <w:top w:val="none" w:sz="0" w:space="0" w:color="000000"/>
-                <w:left w:val="none" w:sz="0" w:space="0" w:color="000000"/>
-                <w:right w:val="none" w:sz="0" w:space="0" w:color="000000"/>
-              </w:pBdr>
-              <w:spacing w:after="100" w:before="100" w:line="240"/>
-              <w:ind w:left="100" w:right="100" w:firstLine="0" w:firstLineChars="0"/>
-              <w:rPr>
-                <w:rFonts w:ascii="Helvetica" w:hAnsi="Helvetica" w:eastAsia="Helvetica" w:cs="Helvetica"/>
-                <w:i w:val="false"/>
-                <w:b w:val="false"/>
-                <w:u w:val="none"/>
-                <w:sz w:val="22"/>
-                <w:szCs w:val="22"/>
-                <w:color w:val="000000"/>
-              </w:rPr>
-            </w:pPr>
-            <w:r>
-              <w:rPr>
-                <w:rFonts w:ascii="Helvetica" w:hAnsi="Helvetica" w:eastAsia="Helvetica" w:cs="Helvetica"/>
-                <w:i w:val="false"/>
-                <w:b w:val="false"/>
-                <w:u w:val="none"/>
-                <w:sz w:val="22"/>
-                <w:szCs w:val="22"/>
-                <w:color w:val="000000"/>
-              </w:rPr>
-              <w:t xml:space="preserve">0.870</w:t>
-            </w:r>
-          </w:p>
-        </w:tc>
-        <w:tc>
-          <w:tcPr>
-            <w:tcBorders>
-              <w:bottom w:val="none" w:sz="0" w:space="0" w:color="000000"/>
-              <w:top w:val="none" w:sz="0" w:space="0" w:color="000000"/>
-              <w:left w:val="none" w:sz="0" w:space="0" w:color="000000"/>
-              <w:right w:val="none" w:sz="0" w:space="0" w:color="000000"/>
-            </w:tcBorders>
-            <w:shd w:val="clear" w:color="auto" w:fill="FFFFFF"/>
-            <w:tcMar>
-              <w:top w:w="0" w:type="dxa"/>
-              <w:bottom w:w="0" w:type="dxa"/>
-              <w:left w:w="0" w:type="dxa"/>
-              <w:right w:w="0" w:type="dxa"/>
-            </w:tcMar>
-            <w:vAlign w:val="top"/>
-          </w:tcPr>
-          <w:p>
-            <w:pPr>
-              <w:pStyle w:val="Normal"/>
-              <w:jc w:val="center"/>
-              <w:pBdr>
-                <w:bottom w:val="none" w:sz="0" w:space="0" w:color="000000"/>
-                <w:top w:val="none" w:sz="0" w:space="0" w:color="000000"/>
-                <w:left w:val="none" w:sz="0" w:space="0" w:color="000000"/>
-                <w:right w:val="none" w:sz="0" w:space="0" w:color="000000"/>
-              </w:pBdr>
-              <w:spacing w:after="100" w:before="100" w:line="240"/>
-              <w:ind w:left="100" w:right="100" w:firstLine="0" w:firstLineChars="0"/>
-              <w:rPr>
-                <w:rFonts w:ascii="Helvetica" w:hAnsi="Helvetica" w:eastAsia="Helvetica" w:cs="Helvetica"/>
-                <w:i w:val="false"/>
-                <w:b w:val="false"/>
-                <w:u w:val="none"/>
-                <w:sz w:val="22"/>
-                <w:szCs w:val="22"/>
-                <w:color w:val="000000"/>
-              </w:rPr>
-            </w:pPr>
-            <w:r>
-              <w:rPr>
-                <w:rFonts w:ascii="Helvetica" w:hAnsi="Helvetica" w:eastAsia="Helvetica" w:cs="Helvetica"/>
-                <w:i w:val="false"/>
-                <w:b w:val="false"/>
-                <w:u w:val="none"/>
-                <w:sz w:val="22"/>
-                <w:szCs w:val="22"/>
-                <w:color w:val="000000"/>
-              </w:rPr>
-              <w:t xml:space="preserve">143</w:t>
+              <w:t xml:space="preserve">0.91, 1.13</w:t>
+            </w:r>
+          </w:p>
+        </w:tc>
+        <w:tc>
+          <w:tcPr>
+            <w:tcBorders>
+              <w:bottom w:val="none" w:sz="0" w:space="0" w:color="000000"/>
+              <w:top w:val="none" w:sz="0" w:space="0" w:color="000000"/>
+              <w:left w:val="none" w:sz="0" w:space="0" w:color="000000"/>
+              <w:right w:val="none" w:sz="0" w:space="0" w:color="000000"/>
+            </w:tcBorders>
+            <w:shd w:val="clear" w:color="auto" w:fill="FFFFFF"/>
+            <w:tcMar>
+              <w:top w:w="0" w:type="dxa"/>
+              <w:bottom w:w="0" w:type="dxa"/>
+              <w:left w:w="0" w:type="dxa"/>
+              <w:right w:w="0" w:type="dxa"/>
+            </w:tcMar>
+            <w:vAlign w:val="top"/>
+          </w:tcPr>
+          <w:p>
+            <w:pPr>
+              <w:pStyle w:val="Normal"/>
+              <w:jc w:val="center"/>
+              <w:pBdr>
+                <w:bottom w:val="none" w:sz="0" w:space="0" w:color="000000"/>
+                <w:top w:val="none" w:sz="0" w:space="0" w:color="000000"/>
+                <w:left w:val="none" w:sz="0" w:space="0" w:color="000000"/>
+                <w:right w:val="none" w:sz="0" w:space="0" w:color="000000"/>
+              </w:pBdr>
+              <w:spacing w:after="100" w:before="100" w:line="240"/>
+              <w:ind w:left="100" w:right="100" w:firstLine="0" w:firstLineChars="0"/>
+              <w:rPr>
+                <w:rFonts w:ascii="Helvetica" w:hAnsi="Helvetica" w:eastAsia="Helvetica" w:cs="Helvetica"/>
+                <w:i w:val="false"/>
+                <w:b w:val="false"/>
+                <w:u w:val="none"/>
+                <w:sz w:val="22"/>
+                <w:szCs w:val="22"/>
+                <w:color w:val="000000"/>
+              </w:rPr>
+            </w:pPr>
+            <w:r>
+              <w:rPr>
+                <w:rFonts w:ascii="Helvetica" w:hAnsi="Helvetica" w:eastAsia="Helvetica" w:cs="Helvetica"/>
+                <w:i w:val="false"/>
+                <w:b w:val="false"/>
+                <w:u w:val="none"/>
+                <w:sz w:val="22"/>
+                <w:szCs w:val="22"/>
+                <w:color w:val="000000"/>
+              </w:rPr>
+              <w:t xml:space="preserve">0.850</w:t>
+            </w:r>
+          </w:p>
+        </w:tc>
+        <w:tc>
+          <w:tcPr>
+            <w:tcBorders>
+              <w:bottom w:val="none" w:sz="0" w:space="0" w:color="000000"/>
+              <w:top w:val="none" w:sz="0" w:space="0" w:color="000000"/>
+              <w:left w:val="none" w:sz="0" w:space="0" w:color="000000"/>
+              <w:right w:val="none" w:sz="0" w:space="0" w:color="000000"/>
+            </w:tcBorders>
+            <w:shd w:val="clear" w:color="auto" w:fill="FFFFFF"/>
+            <w:tcMar>
+              <w:top w:w="0" w:type="dxa"/>
+              <w:bottom w:w="0" w:type="dxa"/>
+              <w:left w:w="0" w:type="dxa"/>
+              <w:right w:w="0" w:type="dxa"/>
+            </w:tcMar>
+            <w:vAlign w:val="top"/>
+          </w:tcPr>
+          <w:p>
+            <w:pPr>
+              <w:pStyle w:val="Normal"/>
+              <w:jc w:val="center"/>
+              <w:pBdr>
+                <w:bottom w:val="none" w:sz="0" w:space="0" w:color="000000"/>
+                <w:top w:val="none" w:sz="0" w:space="0" w:color="000000"/>
+                <w:left w:val="none" w:sz="0" w:space="0" w:color="000000"/>
+                <w:right w:val="none" w:sz="0" w:space="0" w:color="000000"/>
+              </w:pBdr>
+              <w:spacing w:after="100" w:before="100" w:line="240"/>
+              <w:ind w:left="100" w:right="100" w:firstLine="0" w:firstLineChars="0"/>
+              <w:rPr>
+                <w:rFonts w:ascii="Helvetica" w:hAnsi="Helvetica" w:eastAsia="Helvetica" w:cs="Helvetica"/>
+                <w:i w:val="false"/>
+                <w:b w:val="false"/>
+                <w:u w:val="none"/>
+                <w:sz w:val="22"/>
+                <w:szCs w:val="22"/>
+                <w:color w:val="000000"/>
+              </w:rPr>
+            </w:pPr>
+            <w:r>
+              <w:rPr>
+                <w:rFonts w:ascii="Helvetica" w:hAnsi="Helvetica" w:eastAsia="Helvetica" w:cs="Helvetica"/>
+                <w:i w:val="false"/>
+                <w:b w:val="false"/>
+                <w:u w:val="none"/>
+                <w:sz w:val="22"/>
+                <w:szCs w:val="22"/>
+                <w:color w:val="000000"/>
+              </w:rPr>
+              <w:t xml:space="preserve">142</w:t>
             </w:r>
           </w:p>
         </w:tc>
@@ -12430,7 +12430,7 @@
                 <w:szCs w:val="22"/>
                 <w:color w:val="000000"/>
               </w:rPr>
-              <w:t xml:space="preserve">143</w:t>
+              <w:t xml:space="preserve">142</w:t>
             </w:r>
           </w:p>
         </w:tc>
@@ -12536,113 +12536,113 @@
                 <w:szCs w:val="22"/>
                 <w:color w:val="000000"/>
               </w:rPr>
-              <w:t xml:space="preserve">0.05, 3.72</w:t>
-            </w:r>
-          </w:p>
-        </w:tc>
-        <w:tc>
-          <w:tcPr>
-            <w:tcBorders>
-              <w:bottom w:val="none" w:sz="0" w:space="0" w:color="000000"/>
-              <w:top w:val="none" w:sz="0" w:space="0" w:color="000000"/>
-              <w:left w:val="none" w:sz="0" w:space="0" w:color="000000"/>
-              <w:right w:val="none" w:sz="0" w:space="0" w:color="000000"/>
-            </w:tcBorders>
-            <w:shd w:val="clear" w:color="auto" w:fill="FFFFFF"/>
-            <w:tcMar>
-              <w:top w:w="0" w:type="dxa"/>
-              <w:bottom w:w="0" w:type="dxa"/>
-              <w:left w:w="0" w:type="dxa"/>
-              <w:right w:w="0" w:type="dxa"/>
-            </w:tcMar>
-            <w:vAlign w:val="top"/>
-          </w:tcPr>
-          <w:p>
-            <w:pPr>
-              <w:pStyle w:val="Normal"/>
-              <w:jc w:val="center"/>
-              <w:pBdr>
-                <w:bottom w:val="none" w:sz="0" w:space="0" w:color="000000"/>
-                <w:top w:val="none" w:sz="0" w:space="0" w:color="000000"/>
-                <w:left w:val="none" w:sz="0" w:space="0" w:color="000000"/>
-                <w:right w:val="none" w:sz="0" w:space="0" w:color="000000"/>
-              </w:pBdr>
-              <w:spacing w:after="100" w:before="100" w:line="240"/>
-              <w:ind w:left="100" w:right="100" w:firstLine="0" w:firstLineChars="0"/>
-              <w:rPr>
-                <w:rFonts w:ascii="Helvetica" w:hAnsi="Helvetica" w:eastAsia="Helvetica" w:cs="Helvetica"/>
-                <w:i w:val="false"/>
-                <w:b w:val="false"/>
-                <w:u w:val="none"/>
-                <w:sz w:val="22"/>
-                <w:szCs w:val="22"/>
-                <w:color w:val="000000"/>
-              </w:rPr>
-            </w:pPr>
-            <w:r>
-              <w:rPr>
-                <w:rFonts w:ascii="Helvetica" w:hAnsi="Helvetica" w:eastAsia="Helvetica" w:cs="Helvetica"/>
-                <w:i w:val="false"/>
-                <w:b w:val="false"/>
-                <w:u w:val="none"/>
-                <w:sz w:val="22"/>
-                <w:szCs w:val="22"/>
-                <w:color w:val="000000"/>
-              </w:rPr>
-              <w:t xml:space="preserve">0.460</w:t>
-            </w:r>
-          </w:p>
-        </w:tc>
-        <w:tc>
-          <w:tcPr>
-            <w:tcBorders>
-              <w:bottom w:val="none" w:sz="0" w:space="0" w:color="000000"/>
-              <w:top w:val="none" w:sz="0" w:space="0" w:color="000000"/>
-              <w:left w:val="none" w:sz="0" w:space="0" w:color="000000"/>
-              <w:right w:val="none" w:sz="0" w:space="0" w:color="000000"/>
-            </w:tcBorders>
-            <w:shd w:val="clear" w:color="auto" w:fill="FFFFFF"/>
-            <w:tcMar>
-              <w:top w:w="0" w:type="dxa"/>
-              <w:bottom w:w="0" w:type="dxa"/>
-              <w:left w:w="0" w:type="dxa"/>
-              <w:right w:w="0" w:type="dxa"/>
-            </w:tcMar>
-            <w:vAlign w:val="top"/>
-          </w:tcPr>
-          <w:p>
-            <w:pPr>
-              <w:pStyle w:val="Normal"/>
-              <w:jc w:val="center"/>
-              <w:pBdr>
-                <w:bottom w:val="none" w:sz="0" w:space="0" w:color="000000"/>
-                <w:top w:val="none" w:sz="0" w:space="0" w:color="000000"/>
-                <w:left w:val="none" w:sz="0" w:space="0" w:color="000000"/>
-                <w:right w:val="none" w:sz="0" w:space="0" w:color="000000"/>
-              </w:pBdr>
-              <w:spacing w:after="100" w:before="100" w:line="240"/>
-              <w:ind w:left="100" w:right="100" w:firstLine="0" w:firstLineChars="0"/>
-              <w:rPr>
-                <w:rFonts w:ascii="Helvetica" w:hAnsi="Helvetica" w:eastAsia="Helvetica" w:cs="Helvetica"/>
-                <w:i w:val="false"/>
-                <w:b w:val="false"/>
-                <w:u w:val="none"/>
-                <w:sz w:val="22"/>
-                <w:szCs w:val="22"/>
-                <w:color w:val="000000"/>
-              </w:rPr>
-            </w:pPr>
-            <w:r>
-              <w:rPr>
-                <w:rFonts w:ascii="Helvetica" w:hAnsi="Helvetica" w:eastAsia="Helvetica" w:cs="Helvetica"/>
-                <w:i w:val="false"/>
-                <w:b w:val="false"/>
-                <w:u w:val="none"/>
-                <w:sz w:val="22"/>
-                <w:szCs w:val="22"/>
-                <w:color w:val="000000"/>
-              </w:rPr>
-              <w:t xml:space="preserve">143</w:t>
+              <w:t xml:space="preserve">0.05, 3.68</w:t>
+            </w:r>
+          </w:p>
+        </w:tc>
+        <w:tc>
+          <w:tcPr>
+            <w:tcBorders>
+              <w:bottom w:val="none" w:sz="0" w:space="0" w:color="000000"/>
+              <w:top w:val="none" w:sz="0" w:space="0" w:color="000000"/>
+              <w:left w:val="none" w:sz="0" w:space="0" w:color="000000"/>
+              <w:right w:val="none" w:sz="0" w:space="0" w:color="000000"/>
+            </w:tcBorders>
+            <w:shd w:val="clear" w:color="auto" w:fill="FFFFFF"/>
+            <w:tcMar>
+              <w:top w:w="0" w:type="dxa"/>
+              <w:bottom w:w="0" w:type="dxa"/>
+              <w:left w:w="0" w:type="dxa"/>
+              <w:right w:w="0" w:type="dxa"/>
+            </w:tcMar>
+            <w:vAlign w:val="top"/>
+          </w:tcPr>
+          <w:p>
+            <w:pPr>
+              <w:pStyle w:val="Normal"/>
+              <w:jc w:val="center"/>
+              <w:pBdr>
+                <w:bottom w:val="none" w:sz="0" w:space="0" w:color="000000"/>
+                <w:top w:val="none" w:sz="0" w:space="0" w:color="000000"/>
+                <w:left w:val="none" w:sz="0" w:space="0" w:color="000000"/>
+                <w:right w:val="none" w:sz="0" w:space="0" w:color="000000"/>
+              </w:pBdr>
+              <w:spacing w:after="100" w:before="100" w:line="240"/>
+              <w:ind w:left="100" w:right="100" w:firstLine="0" w:firstLineChars="0"/>
+              <w:rPr>
+                <w:rFonts w:ascii="Helvetica" w:hAnsi="Helvetica" w:eastAsia="Helvetica" w:cs="Helvetica"/>
+                <w:i w:val="false"/>
+                <w:b w:val="false"/>
+                <w:u w:val="none"/>
+                <w:sz w:val="22"/>
+                <w:szCs w:val="22"/>
+                <w:color w:val="000000"/>
+              </w:rPr>
+            </w:pPr>
+            <w:r>
+              <w:rPr>
+                <w:rFonts w:ascii="Helvetica" w:hAnsi="Helvetica" w:eastAsia="Helvetica" w:cs="Helvetica"/>
+                <w:i w:val="false"/>
+                <w:b w:val="false"/>
+                <w:u w:val="none"/>
+                <w:sz w:val="22"/>
+                <w:szCs w:val="22"/>
+                <w:color w:val="000000"/>
+              </w:rPr>
+              <w:t xml:space="preserve">0.450</w:t>
+            </w:r>
+          </w:p>
+        </w:tc>
+        <w:tc>
+          <w:tcPr>
+            <w:tcBorders>
+              <w:bottom w:val="none" w:sz="0" w:space="0" w:color="000000"/>
+              <w:top w:val="none" w:sz="0" w:space="0" w:color="000000"/>
+              <w:left w:val="none" w:sz="0" w:space="0" w:color="000000"/>
+              <w:right w:val="none" w:sz="0" w:space="0" w:color="000000"/>
+            </w:tcBorders>
+            <w:shd w:val="clear" w:color="auto" w:fill="FFFFFF"/>
+            <w:tcMar>
+              <w:top w:w="0" w:type="dxa"/>
+              <w:bottom w:w="0" w:type="dxa"/>
+              <w:left w:w="0" w:type="dxa"/>
+              <w:right w:w="0" w:type="dxa"/>
+            </w:tcMar>
+            <w:vAlign w:val="top"/>
+          </w:tcPr>
+          <w:p>
+            <w:pPr>
+              <w:pStyle w:val="Normal"/>
+              <w:jc w:val="center"/>
+              <w:pBdr>
+                <w:bottom w:val="none" w:sz="0" w:space="0" w:color="000000"/>
+                <w:top w:val="none" w:sz="0" w:space="0" w:color="000000"/>
+                <w:left w:val="none" w:sz="0" w:space="0" w:color="000000"/>
+                <w:right w:val="none" w:sz="0" w:space="0" w:color="000000"/>
+              </w:pBdr>
+              <w:spacing w:after="100" w:before="100" w:line="240"/>
+              <w:ind w:left="100" w:right="100" w:firstLine="0" w:firstLineChars="0"/>
+              <w:rPr>
+                <w:rFonts w:ascii="Helvetica" w:hAnsi="Helvetica" w:eastAsia="Helvetica" w:cs="Helvetica"/>
+                <w:i w:val="false"/>
+                <w:b w:val="false"/>
+                <w:u w:val="none"/>
+                <w:sz w:val="22"/>
+                <w:szCs w:val="22"/>
+                <w:color w:val="000000"/>
+              </w:rPr>
+            </w:pPr>
+            <w:r>
+              <w:rPr>
+                <w:rFonts w:ascii="Helvetica" w:hAnsi="Helvetica" w:eastAsia="Helvetica" w:cs="Helvetica"/>
+                <w:i w:val="false"/>
+                <w:b w:val="false"/>
+                <w:u w:val="none"/>
+                <w:sz w:val="22"/>
+                <w:szCs w:val="22"/>
+                <w:color w:val="000000"/>
+              </w:rPr>
+              <w:t xml:space="preserve">142</w:t>
             </w:r>
           </w:p>
         </w:tc>
@@ -12913,219 +12913,219 @@
                 <w:szCs w:val="22"/>
                 <w:color w:val="000000"/>
               </w:rPr>
-              <w:t xml:space="preserve">143</w:t>
-            </w:r>
-          </w:p>
-        </w:tc>
-        <w:tc>
-          <w:tcPr>
-            <w:tcBorders>
-              <w:bottom w:val="none" w:sz="0" w:space="0" w:color="000000"/>
-              <w:top w:val="none" w:sz="0" w:space="0" w:color="000000"/>
-              <w:left w:val="none" w:sz="0" w:space="0" w:color="000000"/>
-              <w:right w:val="none" w:sz="0" w:space="0" w:color="000000"/>
-            </w:tcBorders>
-            <w:shd w:val="clear" w:color="auto" w:fill="FFFFFF"/>
-            <w:tcMar>
-              <w:top w:w="0" w:type="dxa"/>
-              <w:bottom w:w="0" w:type="dxa"/>
-              <w:left w:w="0" w:type="dxa"/>
-              <w:right w:w="0" w:type="dxa"/>
-            </w:tcMar>
-            <w:vAlign w:val="top"/>
-          </w:tcPr>
-          <w:p>
-            <w:pPr>
-              <w:pStyle w:val="Normal"/>
-              <w:jc w:val="center"/>
-              <w:pBdr>
-                <w:bottom w:val="none" w:sz="0" w:space="0" w:color="000000"/>
-                <w:top w:val="none" w:sz="0" w:space="0" w:color="000000"/>
-                <w:left w:val="none" w:sz="0" w:space="0" w:color="000000"/>
-                <w:right w:val="none" w:sz="0" w:space="0" w:color="000000"/>
-              </w:pBdr>
-              <w:spacing w:after="100" w:before="100" w:line="240"/>
-              <w:ind w:left="100" w:right="100" w:firstLine="0" w:firstLineChars="0"/>
-              <w:rPr>
-                <w:rFonts w:ascii="Helvetica" w:hAnsi="Helvetica" w:eastAsia="Helvetica" w:cs="Helvetica"/>
-                <w:i w:val="false"/>
-                <w:b w:val="false"/>
-                <w:u w:val="none"/>
-                <w:sz w:val="22"/>
-                <w:szCs w:val="22"/>
-                <w:color w:val="000000"/>
-              </w:rPr>
-            </w:pPr>
-            <w:r>
-              <w:rPr>
-                <w:rFonts w:ascii="Helvetica" w:hAnsi="Helvetica" w:eastAsia="Helvetica" w:cs="Helvetica"/>
-                <w:i w:val="false"/>
-                <w:b w:val="false"/>
-                <w:u w:val="none"/>
-                <w:sz w:val="22"/>
-                <w:szCs w:val="22"/>
-                <w:color w:val="000000"/>
-              </w:rPr>
-              <w:t xml:space="preserve">1.77</w:t>
-            </w:r>
-          </w:p>
-        </w:tc>
-        <w:tc>
-          <w:tcPr>
-            <w:tcBorders>
-              <w:bottom w:val="none" w:sz="0" w:space="0" w:color="000000"/>
-              <w:top w:val="none" w:sz="0" w:space="0" w:color="000000"/>
-              <w:left w:val="none" w:sz="0" w:space="0" w:color="000000"/>
-              <w:right w:val="none" w:sz="0" w:space="0" w:color="000000"/>
-            </w:tcBorders>
-            <w:shd w:val="clear" w:color="auto" w:fill="FFFFFF"/>
-            <w:tcMar>
-              <w:top w:w="0" w:type="dxa"/>
-              <w:bottom w:w="0" w:type="dxa"/>
-              <w:left w:w="0" w:type="dxa"/>
-              <w:right w:w="0" w:type="dxa"/>
-            </w:tcMar>
-            <w:vAlign w:val="top"/>
-          </w:tcPr>
-          <w:p>
-            <w:pPr>
-              <w:pStyle w:val="Normal"/>
-              <w:jc w:val="center"/>
-              <w:pBdr>
-                <w:bottom w:val="none" w:sz="0" w:space="0" w:color="000000"/>
-                <w:top w:val="none" w:sz="0" w:space="0" w:color="000000"/>
-                <w:left w:val="none" w:sz="0" w:space="0" w:color="000000"/>
-                <w:right w:val="none" w:sz="0" w:space="0" w:color="000000"/>
-              </w:pBdr>
-              <w:spacing w:after="100" w:before="100" w:line="240"/>
-              <w:ind w:left="100" w:right="100" w:firstLine="0" w:firstLineChars="0"/>
-              <w:rPr>
-                <w:rFonts w:ascii="Helvetica" w:hAnsi="Helvetica" w:eastAsia="Helvetica" w:cs="Helvetica"/>
-                <w:i w:val="false"/>
-                <w:b w:val="false"/>
-                <w:u w:val="none"/>
-                <w:sz w:val="22"/>
-                <w:szCs w:val="22"/>
-                <w:color w:val="000000"/>
-              </w:rPr>
-            </w:pPr>
-            <w:r>
-              <w:rPr>
-                <w:rFonts w:ascii="Helvetica" w:hAnsi="Helvetica" w:eastAsia="Helvetica" w:cs="Helvetica"/>
-                <w:i w:val="false"/>
-                <w:b w:val="false"/>
-                <w:u w:val="none"/>
-                <w:sz w:val="22"/>
-                <w:szCs w:val="22"/>
-                <w:color w:val="000000"/>
-              </w:rPr>
-              <w:t xml:space="preserve">0.37, 8.55</w:t>
-            </w:r>
-          </w:p>
-        </w:tc>
-        <w:tc>
-          <w:tcPr>
-            <w:tcBorders>
-              <w:bottom w:val="none" w:sz="0" w:space="0" w:color="000000"/>
-              <w:top w:val="none" w:sz="0" w:space="0" w:color="000000"/>
-              <w:left w:val="none" w:sz="0" w:space="0" w:color="000000"/>
-              <w:right w:val="none" w:sz="0" w:space="0" w:color="000000"/>
-            </w:tcBorders>
-            <w:shd w:val="clear" w:color="auto" w:fill="FFFFFF"/>
-            <w:tcMar>
-              <w:top w:w="0" w:type="dxa"/>
-              <w:bottom w:w="0" w:type="dxa"/>
-              <w:left w:w="0" w:type="dxa"/>
-              <w:right w:w="0" w:type="dxa"/>
-            </w:tcMar>
-            <w:vAlign w:val="top"/>
-          </w:tcPr>
-          <w:p>
-            <w:pPr>
-              <w:pStyle w:val="Normal"/>
-              <w:jc w:val="center"/>
-              <w:pBdr>
-                <w:bottom w:val="none" w:sz="0" w:space="0" w:color="000000"/>
-                <w:top w:val="none" w:sz="0" w:space="0" w:color="000000"/>
-                <w:left w:val="none" w:sz="0" w:space="0" w:color="000000"/>
-                <w:right w:val="none" w:sz="0" w:space="0" w:color="000000"/>
-              </w:pBdr>
-              <w:spacing w:after="100" w:before="100" w:line="240"/>
-              <w:ind w:left="100" w:right="100" w:firstLine="0" w:firstLineChars="0"/>
-              <w:rPr>
-                <w:rFonts w:ascii="Helvetica" w:hAnsi="Helvetica" w:eastAsia="Helvetica" w:cs="Helvetica"/>
-                <w:i w:val="false"/>
-                <w:b w:val="false"/>
-                <w:u w:val="none"/>
-                <w:sz w:val="22"/>
-                <w:szCs w:val="22"/>
-                <w:color w:val="000000"/>
-              </w:rPr>
-            </w:pPr>
-            <w:r>
-              <w:rPr>
-                <w:rFonts w:ascii="Helvetica" w:hAnsi="Helvetica" w:eastAsia="Helvetica" w:cs="Helvetica"/>
-                <w:i w:val="false"/>
-                <w:b w:val="false"/>
-                <w:u w:val="none"/>
-                <w:sz w:val="22"/>
-                <w:szCs w:val="22"/>
-                <w:color w:val="000000"/>
-              </w:rPr>
-              <w:t xml:space="preserve">0.480</w:t>
-            </w:r>
-          </w:p>
-        </w:tc>
-        <w:tc>
-          <w:tcPr>
-            <w:tcBorders>
-              <w:bottom w:val="none" w:sz="0" w:space="0" w:color="000000"/>
-              <w:top w:val="none" w:sz="0" w:space="0" w:color="000000"/>
-              <w:left w:val="none" w:sz="0" w:space="0" w:color="000000"/>
-              <w:right w:val="none" w:sz="0" w:space="0" w:color="000000"/>
-            </w:tcBorders>
-            <w:shd w:val="clear" w:color="auto" w:fill="FFFFFF"/>
-            <w:tcMar>
-              <w:top w:w="0" w:type="dxa"/>
-              <w:bottom w:w="0" w:type="dxa"/>
-              <w:left w:w="0" w:type="dxa"/>
-              <w:right w:w="0" w:type="dxa"/>
-            </w:tcMar>
-            <w:vAlign w:val="top"/>
-          </w:tcPr>
-          <w:p>
-            <w:pPr>
-              <w:pStyle w:val="Normal"/>
-              <w:jc w:val="center"/>
-              <w:pBdr>
-                <w:bottom w:val="none" w:sz="0" w:space="0" w:color="000000"/>
-                <w:top w:val="none" w:sz="0" w:space="0" w:color="000000"/>
-                <w:left w:val="none" w:sz="0" w:space="0" w:color="000000"/>
-                <w:right w:val="none" w:sz="0" w:space="0" w:color="000000"/>
-              </w:pBdr>
-              <w:spacing w:after="100" w:before="100" w:line="240"/>
-              <w:ind w:left="100" w:right="100" w:firstLine="0" w:firstLineChars="0"/>
-              <w:rPr>
-                <w:rFonts w:ascii="Helvetica" w:hAnsi="Helvetica" w:eastAsia="Helvetica" w:cs="Helvetica"/>
-                <w:i w:val="false"/>
-                <w:b w:val="false"/>
-                <w:u w:val="none"/>
-                <w:sz w:val="22"/>
-                <w:szCs w:val="22"/>
-                <w:color w:val="000000"/>
-              </w:rPr>
-            </w:pPr>
-            <w:r>
-              <w:rPr>
-                <w:rFonts w:ascii="Helvetica" w:hAnsi="Helvetica" w:eastAsia="Helvetica" w:cs="Helvetica"/>
-                <w:i w:val="false"/>
-                <w:b w:val="false"/>
-                <w:u w:val="none"/>
-                <w:sz w:val="22"/>
-                <w:szCs w:val="22"/>
-                <w:color w:val="000000"/>
-              </w:rPr>
-              <w:t xml:space="preserve">143</w:t>
+              <w:t xml:space="preserve">142</w:t>
+            </w:r>
+          </w:p>
+        </w:tc>
+        <w:tc>
+          <w:tcPr>
+            <w:tcBorders>
+              <w:bottom w:val="none" w:sz="0" w:space="0" w:color="000000"/>
+              <w:top w:val="none" w:sz="0" w:space="0" w:color="000000"/>
+              <w:left w:val="none" w:sz="0" w:space="0" w:color="000000"/>
+              <w:right w:val="none" w:sz="0" w:space="0" w:color="000000"/>
+            </w:tcBorders>
+            <w:shd w:val="clear" w:color="auto" w:fill="FFFFFF"/>
+            <w:tcMar>
+              <w:top w:w="0" w:type="dxa"/>
+              <w:bottom w:w="0" w:type="dxa"/>
+              <w:left w:w="0" w:type="dxa"/>
+              <w:right w:w="0" w:type="dxa"/>
+            </w:tcMar>
+            <w:vAlign w:val="top"/>
+          </w:tcPr>
+          <w:p>
+            <w:pPr>
+              <w:pStyle w:val="Normal"/>
+              <w:jc w:val="center"/>
+              <w:pBdr>
+                <w:bottom w:val="none" w:sz="0" w:space="0" w:color="000000"/>
+                <w:top w:val="none" w:sz="0" w:space="0" w:color="000000"/>
+                <w:left w:val="none" w:sz="0" w:space="0" w:color="000000"/>
+                <w:right w:val="none" w:sz="0" w:space="0" w:color="000000"/>
+              </w:pBdr>
+              <w:spacing w:after="100" w:before="100" w:line="240"/>
+              <w:ind w:left="100" w:right="100" w:firstLine="0" w:firstLineChars="0"/>
+              <w:rPr>
+                <w:rFonts w:ascii="Helvetica" w:hAnsi="Helvetica" w:eastAsia="Helvetica" w:cs="Helvetica"/>
+                <w:i w:val="false"/>
+                <w:b w:val="false"/>
+                <w:u w:val="none"/>
+                <w:sz w:val="22"/>
+                <w:szCs w:val="22"/>
+                <w:color w:val="000000"/>
+              </w:rPr>
+            </w:pPr>
+            <w:r>
+              <w:rPr>
+                <w:rFonts w:ascii="Helvetica" w:hAnsi="Helvetica" w:eastAsia="Helvetica" w:cs="Helvetica"/>
+                <w:i w:val="false"/>
+                <w:b w:val="false"/>
+                <w:u w:val="none"/>
+                <w:sz w:val="22"/>
+                <w:szCs w:val="22"/>
+                <w:color w:val="000000"/>
+              </w:rPr>
+              <w:t xml:space="preserve">1.75</w:t>
+            </w:r>
+          </w:p>
+        </w:tc>
+        <w:tc>
+          <w:tcPr>
+            <w:tcBorders>
+              <w:bottom w:val="none" w:sz="0" w:space="0" w:color="000000"/>
+              <w:top w:val="none" w:sz="0" w:space="0" w:color="000000"/>
+              <w:left w:val="none" w:sz="0" w:space="0" w:color="000000"/>
+              <w:right w:val="none" w:sz="0" w:space="0" w:color="000000"/>
+            </w:tcBorders>
+            <w:shd w:val="clear" w:color="auto" w:fill="FFFFFF"/>
+            <w:tcMar>
+              <w:top w:w="0" w:type="dxa"/>
+              <w:bottom w:w="0" w:type="dxa"/>
+              <w:left w:w="0" w:type="dxa"/>
+              <w:right w:w="0" w:type="dxa"/>
+            </w:tcMar>
+            <w:vAlign w:val="top"/>
+          </w:tcPr>
+          <w:p>
+            <w:pPr>
+              <w:pStyle w:val="Normal"/>
+              <w:jc w:val="center"/>
+              <w:pBdr>
+                <w:bottom w:val="none" w:sz="0" w:space="0" w:color="000000"/>
+                <w:top w:val="none" w:sz="0" w:space="0" w:color="000000"/>
+                <w:left w:val="none" w:sz="0" w:space="0" w:color="000000"/>
+                <w:right w:val="none" w:sz="0" w:space="0" w:color="000000"/>
+              </w:pBdr>
+              <w:spacing w:after="100" w:before="100" w:line="240"/>
+              <w:ind w:left="100" w:right="100" w:firstLine="0" w:firstLineChars="0"/>
+              <w:rPr>
+                <w:rFonts w:ascii="Helvetica" w:hAnsi="Helvetica" w:eastAsia="Helvetica" w:cs="Helvetica"/>
+                <w:i w:val="false"/>
+                <w:b w:val="false"/>
+                <w:u w:val="none"/>
+                <w:sz w:val="22"/>
+                <w:szCs w:val="22"/>
+                <w:color w:val="000000"/>
+              </w:rPr>
+            </w:pPr>
+            <w:r>
+              <w:rPr>
+                <w:rFonts w:ascii="Helvetica" w:hAnsi="Helvetica" w:eastAsia="Helvetica" w:cs="Helvetica"/>
+                <w:i w:val="false"/>
+                <w:b w:val="false"/>
+                <w:u w:val="none"/>
+                <w:sz w:val="22"/>
+                <w:szCs w:val="22"/>
+                <w:color w:val="000000"/>
+              </w:rPr>
+              <w:t xml:space="preserve">0.36, 8.46</w:t>
+            </w:r>
+          </w:p>
+        </w:tc>
+        <w:tc>
+          <w:tcPr>
+            <w:tcBorders>
+              <w:bottom w:val="none" w:sz="0" w:space="0" w:color="000000"/>
+              <w:top w:val="none" w:sz="0" w:space="0" w:color="000000"/>
+              <w:left w:val="none" w:sz="0" w:space="0" w:color="000000"/>
+              <w:right w:val="none" w:sz="0" w:space="0" w:color="000000"/>
+            </w:tcBorders>
+            <w:shd w:val="clear" w:color="auto" w:fill="FFFFFF"/>
+            <w:tcMar>
+              <w:top w:w="0" w:type="dxa"/>
+              <w:bottom w:w="0" w:type="dxa"/>
+              <w:left w:w="0" w:type="dxa"/>
+              <w:right w:w="0" w:type="dxa"/>
+            </w:tcMar>
+            <w:vAlign w:val="top"/>
+          </w:tcPr>
+          <w:p>
+            <w:pPr>
+              <w:pStyle w:val="Normal"/>
+              <w:jc w:val="center"/>
+              <w:pBdr>
+                <w:bottom w:val="none" w:sz="0" w:space="0" w:color="000000"/>
+                <w:top w:val="none" w:sz="0" w:space="0" w:color="000000"/>
+                <w:left w:val="none" w:sz="0" w:space="0" w:color="000000"/>
+                <w:right w:val="none" w:sz="0" w:space="0" w:color="000000"/>
+              </w:pBdr>
+              <w:spacing w:after="100" w:before="100" w:line="240"/>
+              <w:ind w:left="100" w:right="100" w:firstLine="0" w:firstLineChars="0"/>
+              <w:rPr>
+                <w:rFonts w:ascii="Helvetica" w:hAnsi="Helvetica" w:eastAsia="Helvetica" w:cs="Helvetica"/>
+                <w:i w:val="false"/>
+                <w:b w:val="false"/>
+                <w:u w:val="none"/>
+                <w:sz w:val="22"/>
+                <w:szCs w:val="22"/>
+                <w:color w:val="000000"/>
+              </w:rPr>
+            </w:pPr>
+            <w:r>
+              <w:rPr>
+                <w:rFonts w:ascii="Helvetica" w:hAnsi="Helvetica" w:eastAsia="Helvetica" w:cs="Helvetica"/>
+                <w:i w:val="false"/>
+                <w:b w:val="false"/>
+                <w:u w:val="none"/>
+                <w:sz w:val="22"/>
+                <w:szCs w:val="22"/>
+                <w:color w:val="000000"/>
+              </w:rPr>
+              <w:t xml:space="preserve">0.490</w:t>
+            </w:r>
+          </w:p>
+        </w:tc>
+        <w:tc>
+          <w:tcPr>
+            <w:tcBorders>
+              <w:bottom w:val="none" w:sz="0" w:space="0" w:color="000000"/>
+              <w:top w:val="none" w:sz="0" w:space="0" w:color="000000"/>
+              <w:left w:val="none" w:sz="0" w:space="0" w:color="000000"/>
+              <w:right w:val="none" w:sz="0" w:space="0" w:color="000000"/>
+            </w:tcBorders>
+            <w:shd w:val="clear" w:color="auto" w:fill="FFFFFF"/>
+            <w:tcMar>
+              <w:top w:w="0" w:type="dxa"/>
+              <w:bottom w:w="0" w:type="dxa"/>
+              <w:left w:w="0" w:type="dxa"/>
+              <w:right w:w="0" w:type="dxa"/>
+            </w:tcMar>
+            <w:vAlign w:val="top"/>
+          </w:tcPr>
+          <w:p>
+            <w:pPr>
+              <w:pStyle w:val="Normal"/>
+              <w:jc w:val="center"/>
+              <w:pBdr>
+                <w:bottom w:val="none" w:sz="0" w:space="0" w:color="000000"/>
+                <w:top w:val="none" w:sz="0" w:space="0" w:color="000000"/>
+                <w:left w:val="none" w:sz="0" w:space="0" w:color="000000"/>
+                <w:right w:val="none" w:sz="0" w:space="0" w:color="000000"/>
+              </w:pBdr>
+              <w:spacing w:after="100" w:before="100" w:line="240"/>
+              <w:ind w:left="100" w:right="100" w:firstLine="0" w:firstLineChars="0"/>
+              <w:rPr>
+                <w:rFonts w:ascii="Helvetica" w:hAnsi="Helvetica" w:eastAsia="Helvetica" w:cs="Helvetica"/>
+                <w:i w:val="false"/>
+                <w:b w:val="false"/>
+                <w:u w:val="none"/>
+                <w:sz w:val="22"/>
+                <w:szCs w:val="22"/>
+                <w:color w:val="000000"/>
+              </w:rPr>
+            </w:pPr>
+            <w:r>
+              <w:rPr>
+                <w:rFonts w:ascii="Helvetica" w:hAnsi="Helvetica" w:eastAsia="Helvetica" w:cs="Helvetica"/>
+                <w:i w:val="false"/>
+                <w:b w:val="false"/>
+                <w:u w:val="none"/>
+                <w:sz w:val="22"/>
+                <w:szCs w:val="22"/>
+                <w:color w:val="000000"/>
+              </w:rPr>
+              <w:t xml:space="preserve">142</w:t>
             </w:r>
           </w:p>
         </w:tc>
@@ -13396,7 +13396,7 @@
                 <w:szCs w:val="22"/>
                 <w:color w:val="000000"/>
               </w:rPr>
-              <w:t xml:space="preserve">143</w:t>
+              <w:t xml:space="preserve">142</w:t>
             </w:r>
           </w:p>
         </w:tc>
@@ -13555,7 +13555,7 @@
                 <w:szCs w:val="22"/>
                 <w:color w:val="000000"/>
               </w:rPr>
-              <w:t xml:space="preserve">0.150</w:t>
+              <w:t xml:space="preserve">0.140</w:t>
             </w:r>
           </w:p>
         </w:tc>
@@ -13608,7 +13608,7 @@
                 <w:szCs w:val="22"/>
                 <w:color w:val="000000"/>
               </w:rPr>
-              <w:t xml:space="preserve">143</w:t>
+              <w:t xml:space="preserve">142</w:t>
             </w:r>
           </w:p>
         </w:tc>

--- a/docs/tables/auc3/sec5_ckd_composite.docx
+++ b/docs/tables/auc3/sec5_ckd_composite.docx
@@ -997,7 +997,7 @@
                 <w:szCs w:val="22"/>
                 <w:color w:val="000000"/>
               </w:rPr>
-              <w:t xml:space="preserve">0.840</w:t>
+              <w:t xml:space="preserve">0.830</w:t>
             </w:r>
           </w:p>
         </w:tc>
@@ -1480,7 +1480,7 @@
                 <w:szCs w:val="22"/>
                 <w:color w:val="000000"/>
               </w:rPr>
-              <w:t xml:space="preserve">0.018</w:t>
+              <w:t xml:space="preserve">0.021</w:t>
             </w:r>
           </w:p>
         </w:tc>
@@ -2823,113 +2823,113 @@
                 <w:szCs w:val="22"/>
                 <w:color w:val="000000"/>
               </w:rPr>
-              <w:t xml:space="preserve">4.31</w:t>
-            </w:r>
-          </w:p>
-        </w:tc>
-        <w:tc>
-          <w:tcPr>
-            <w:tcBorders>
-              <w:bottom w:val="none" w:sz="0" w:space="0" w:color="000000"/>
-              <w:top w:val="none" w:sz="0" w:space="0" w:color="000000"/>
-              <w:left w:val="none" w:sz="0" w:space="0" w:color="000000"/>
-              <w:right w:val="none" w:sz="0" w:space="0" w:color="000000"/>
-            </w:tcBorders>
-            <w:shd w:val="clear" w:color="auto" w:fill="FFFFFF"/>
-            <w:tcMar>
-              <w:top w:w="0" w:type="dxa"/>
-              <w:bottom w:w="0" w:type="dxa"/>
-              <w:left w:w="0" w:type="dxa"/>
-              <w:right w:w="0" w:type="dxa"/>
-            </w:tcMar>
-            <w:vAlign w:val="top"/>
-          </w:tcPr>
-          <w:p>
-            <w:pPr>
-              <w:pStyle w:val="Normal"/>
-              <w:jc w:val="center"/>
-              <w:pBdr>
-                <w:bottom w:val="none" w:sz="0" w:space="0" w:color="000000"/>
-                <w:top w:val="none" w:sz="0" w:space="0" w:color="000000"/>
-                <w:left w:val="none" w:sz="0" w:space="0" w:color="000000"/>
-                <w:right w:val="none" w:sz="0" w:space="0" w:color="000000"/>
-              </w:pBdr>
-              <w:spacing w:after="100" w:before="100" w:line="240"/>
-              <w:ind w:left="100" w:right="100" w:firstLine="0" w:firstLineChars="0"/>
-              <w:rPr>
-                <w:rFonts w:ascii="Helvetica" w:hAnsi="Helvetica" w:eastAsia="Helvetica" w:cs="Helvetica"/>
-                <w:i w:val="false"/>
-                <w:b w:val="false"/>
-                <w:u w:val="none"/>
-                <w:sz w:val="22"/>
-                <w:szCs w:val="22"/>
-                <w:color w:val="000000"/>
-              </w:rPr>
-            </w:pPr>
-            <w:r>
-              <w:rPr>
-                <w:rFonts w:ascii="Helvetica" w:hAnsi="Helvetica" w:eastAsia="Helvetica" w:cs="Helvetica"/>
-                <w:i w:val="false"/>
-                <w:b w:val="false"/>
-                <w:u w:val="none"/>
-                <w:sz w:val="22"/>
-                <w:szCs w:val="22"/>
-                <w:color w:val="000000"/>
-              </w:rPr>
-              <w:t xml:space="preserve">0.87, 21.4</w:t>
-            </w:r>
-          </w:p>
-        </w:tc>
-        <w:tc>
-          <w:tcPr>
-            <w:tcBorders>
-              <w:bottom w:val="none" w:sz="0" w:space="0" w:color="000000"/>
-              <w:top w:val="none" w:sz="0" w:space="0" w:color="000000"/>
-              <w:left w:val="none" w:sz="0" w:space="0" w:color="000000"/>
-              <w:right w:val="none" w:sz="0" w:space="0" w:color="000000"/>
-            </w:tcBorders>
-            <w:shd w:val="clear" w:color="auto" w:fill="FFFFFF"/>
-            <w:tcMar>
-              <w:top w:w="0" w:type="dxa"/>
-              <w:bottom w:w="0" w:type="dxa"/>
-              <w:left w:w="0" w:type="dxa"/>
-              <w:right w:w="0" w:type="dxa"/>
-            </w:tcMar>
-            <w:vAlign w:val="top"/>
-          </w:tcPr>
-          <w:p>
-            <w:pPr>
-              <w:pStyle w:val="Normal"/>
-              <w:jc w:val="center"/>
-              <w:pBdr>
-                <w:bottom w:val="none" w:sz="0" w:space="0" w:color="000000"/>
-                <w:top w:val="none" w:sz="0" w:space="0" w:color="000000"/>
-                <w:left w:val="none" w:sz="0" w:space="0" w:color="000000"/>
-                <w:right w:val="none" w:sz="0" w:space="0" w:color="000000"/>
-              </w:pBdr>
-              <w:spacing w:after="100" w:before="100" w:line="240"/>
-              <w:ind w:left="100" w:right="100" w:firstLine="0" w:firstLineChars="0"/>
-              <w:rPr>
-                <w:rFonts w:ascii="Helvetica" w:hAnsi="Helvetica" w:eastAsia="Helvetica" w:cs="Helvetica"/>
-                <w:i w:val="false"/>
-                <w:b w:val="false"/>
-                <w:u w:val="none"/>
-                <w:sz w:val="22"/>
-                <w:szCs w:val="22"/>
-                <w:color w:val="000000"/>
-              </w:rPr>
-            </w:pPr>
-            <w:r>
-              <w:rPr>
-                <w:rFonts w:ascii="Helvetica" w:hAnsi="Helvetica" w:eastAsia="Helvetica" w:cs="Helvetica"/>
-                <w:i w:val="false"/>
-                <w:b w:val="false"/>
-                <w:u w:val="none"/>
-                <w:sz w:val="22"/>
-                <w:szCs w:val="22"/>
-                <w:color w:val="000000"/>
-              </w:rPr>
-              <w:t xml:space="preserve">0.074</w:t>
+              <w:t xml:space="preserve">3.94</w:t>
+            </w:r>
+          </w:p>
+        </w:tc>
+        <w:tc>
+          <w:tcPr>
+            <w:tcBorders>
+              <w:bottom w:val="none" w:sz="0" w:space="0" w:color="000000"/>
+              <w:top w:val="none" w:sz="0" w:space="0" w:color="000000"/>
+              <w:left w:val="none" w:sz="0" w:space="0" w:color="000000"/>
+              <w:right w:val="none" w:sz="0" w:space="0" w:color="000000"/>
+            </w:tcBorders>
+            <w:shd w:val="clear" w:color="auto" w:fill="FFFFFF"/>
+            <w:tcMar>
+              <w:top w:w="0" w:type="dxa"/>
+              <w:bottom w:w="0" w:type="dxa"/>
+              <w:left w:w="0" w:type="dxa"/>
+              <w:right w:w="0" w:type="dxa"/>
+            </w:tcMar>
+            <w:vAlign w:val="top"/>
+          </w:tcPr>
+          <w:p>
+            <w:pPr>
+              <w:pStyle w:val="Normal"/>
+              <w:jc w:val="center"/>
+              <w:pBdr>
+                <w:bottom w:val="none" w:sz="0" w:space="0" w:color="000000"/>
+                <w:top w:val="none" w:sz="0" w:space="0" w:color="000000"/>
+                <w:left w:val="none" w:sz="0" w:space="0" w:color="000000"/>
+                <w:right w:val="none" w:sz="0" w:space="0" w:color="000000"/>
+              </w:pBdr>
+              <w:spacing w:after="100" w:before="100" w:line="240"/>
+              <w:ind w:left="100" w:right="100" w:firstLine="0" w:firstLineChars="0"/>
+              <w:rPr>
+                <w:rFonts w:ascii="Helvetica" w:hAnsi="Helvetica" w:eastAsia="Helvetica" w:cs="Helvetica"/>
+                <w:i w:val="false"/>
+                <w:b w:val="false"/>
+                <w:u w:val="none"/>
+                <w:sz w:val="22"/>
+                <w:szCs w:val="22"/>
+                <w:color w:val="000000"/>
+              </w:rPr>
+            </w:pPr>
+            <w:r>
+              <w:rPr>
+                <w:rFonts w:ascii="Helvetica" w:hAnsi="Helvetica" w:eastAsia="Helvetica" w:cs="Helvetica"/>
+                <w:i w:val="false"/>
+                <w:b w:val="false"/>
+                <w:u w:val="none"/>
+                <w:sz w:val="22"/>
+                <w:szCs w:val="22"/>
+                <w:color w:val="000000"/>
+              </w:rPr>
+              <w:t xml:space="preserve">0.79, 19.5</w:t>
+            </w:r>
+          </w:p>
+        </w:tc>
+        <w:tc>
+          <w:tcPr>
+            <w:tcBorders>
+              <w:bottom w:val="none" w:sz="0" w:space="0" w:color="000000"/>
+              <w:top w:val="none" w:sz="0" w:space="0" w:color="000000"/>
+              <w:left w:val="none" w:sz="0" w:space="0" w:color="000000"/>
+              <w:right w:val="none" w:sz="0" w:space="0" w:color="000000"/>
+            </w:tcBorders>
+            <w:shd w:val="clear" w:color="auto" w:fill="FFFFFF"/>
+            <w:tcMar>
+              <w:top w:w="0" w:type="dxa"/>
+              <w:bottom w:w="0" w:type="dxa"/>
+              <w:left w:w="0" w:type="dxa"/>
+              <w:right w:w="0" w:type="dxa"/>
+            </w:tcMar>
+            <w:vAlign w:val="top"/>
+          </w:tcPr>
+          <w:p>
+            <w:pPr>
+              <w:pStyle w:val="Normal"/>
+              <w:jc w:val="center"/>
+              <w:pBdr>
+                <w:bottom w:val="none" w:sz="0" w:space="0" w:color="000000"/>
+                <w:top w:val="none" w:sz="0" w:space="0" w:color="000000"/>
+                <w:left w:val="none" w:sz="0" w:space="0" w:color="000000"/>
+                <w:right w:val="none" w:sz="0" w:space="0" w:color="000000"/>
+              </w:pBdr>
+              <w:spacing w:after="100" w:before="100" w:line="240"/>
+              <w:ind w:left="100" w:right="100" w:firstLine="0" w:firstLineChars="0"/>
+              <w:rPr>
+                <w:rFonts w:ascii="Helvetica" w:hAnsi="Helvetica" w:eastAsia="Helvetica" w:cs="Helvetica"/>
+                <w:i w:val="false"/>
+                <w:b w:val="false"/>
+                <w:u w:val="none"/>
+                <w:sz w:val="22"/>
+                <w:szCs w:val="22"/>
+                <w:color w:val="000000"/>
+              </w:rPr>
+            </w:pPr>
+            <w:r>
+              <w:rPr>
+                <w:rFonts w:ascii="Helvetica" w:hAnsi="Helvetica" w:eastAsia="Helvetica" w:cs="Helvetica"/>
+                <w:i w:val="false"/>
+                <w:b w:val="false"/>
+                <w:u w:val="none"/>
+                <w:sz w:val="22"/>
+                <w:szCs w:val="22"/>
+                <w:color w:val="000000"/>
+              </w:rPr>
+              <w:t xml:space="preserve">0.094</w:t>
             </w:r>
           </w:p>
         </w:tc>
@@ -3035,60 +3035,60 @@
                 <w:szCs w:val="22"/>
                 <w:color w:val="000000"/>
               </w:rPr>
-              <w:t xml:space="preserve">63,670</w:t>
-            </w:r>
-          </w:p>
-        </w:tc>
-        <w:tc>
-          <w:tcPr>
-            <w:tcBorders>
-              <w:bottom w:val="none" w:sz="0" w:space="0" w:color="000000"/>
-              <w:top w:val="none" w:sz="0" w:space="0" w:color="000000"/>
-              <w:left w:val="none" w:sz="0" w:space="0" w:color="000000"/>
-              <w:right w:val="none" w:sz="0" w:space="0" w:color="000000"/>
-            </w:tcBorders>
-            <w:shd w:val="clear" w:color="auto" w:fill="FFFFFF"/>
-            <w:tcMar>
-              <w:top w:w="0" w:type="dxa"/>
-              <w:bottom w:w="0" w:type="dxa"/>
-              <w:left w:w="0" w:type="dxa"/>
-              <w:right w:w="0" w:type="dxa"/>
-            </w:tcMar>
-            <w:vAlign w:val="top"/>
-          </w:tcPr>
-          <w:p>
-            <w:pPr>
-              <w:pStyle w:val="Normal"/>
-              <w:jc w:val="center"/>
-              <w:pBdr>
-                <w:bottom w:val="none" w:sz="0" w:space="0" w:color="000000"/>
-                <w:top w:val="none" w:sz="0" w:space="0" w:color="000000"/>
-                <w:left w:val="none" w:sz="0" w:space="0" w:color="000000"/>
-                <w:right w:val="none" w:sz="0" w:space="0" w:color="000000"/>
-              </w:pBdr>
-              <w:spacing w:after="100" w:before="100" w:line="240"/>
-              <w:ind w:left="100" w:right="100" w:firstLine="0" w:firstLineChars="0"/>
-              <w:rPr>
-                <w:rFonts w:ascii="Helvetica" w:hAnsi="Helvetica" w:eastAsia="Helvetica" w:cs="Helvetica"/>
-                <w:i w:val="false"/>
-                <w:b w:val="false"/>
-                <w:u w:val="none"/>
-                <w:sz w:val="22"/>
-                <w:szCs w:val="22"/>
-                <w:color w:val="000000"/>
-              </w:rPr>
-            </w:pPr>
-            <w:r>
-              <w:rPr>
-                <w:rFonts w:ascii="Helvetica" w:hAnsi="Helvetica" w:eastAsia="Helvetica" w:cs="Helvetica"/>
-                <w:i w:val="false"/>
-                <w:b w:val="false"/>
-                <w:u w:val="none"/>
-                <w:sz w:val="22"/>
-                <w:szCs w:val="22"/>
-                <w:color w:val="000000"/>
-              </w:rPr>
-              <w:t xml:space="preserve">798, 5,077,364</w:t>
+              <w:t xml:space="preserve">64,831</w:t>
+            </w:r>
+          </w:p>
+        </w:tc>
+        <w:tc>
+          <w:tcPr>
+            <w:tcBorders>
+              <w:bottom w:val="none" w:sz="0" w:space="0" w:color="000000"/>
+              <w:top w:val="none" w:sz="0" w:space="0" w:color="000000"/>
+              <w:left w:val="none" w:sz="0" w:space="0" w:color="000000"/>
+              <w:right w:val="none" w:sz="0" w:space="0" w:color="000000"/>
+            </w:tcBorders>
+            <w:shd w:val="clear" w:color="auto" w:fill="FFFFFF"/>
+            <w:tcMar>
+              <w:top w:w="0" w:type="dxa"/>
+              <w:bottom w:w="0" w:type="dxa"/>
+              <w:left w:w="0" w:type="dxa"/>
+              <w:right w:w="0" w:type="dxa"/>
+            </w:tcMar>
+            <w:vAlign w:val="top"/>
+          </w:tcPr>
+          <w:p>
+            <w:pPr>
+              <w:pStyle w:val="Normal"/>
+              <w:jc w:val="center"/>
+              <w:pBdr>
+                <w:bottom w:val="none" w:sz="0" w:space="0" w:color="000000"/>
+                <w:top w:val="none" w:sz="0" w:space="0" w:color="000000"/>
+                <w:left w:val="none" w:sz="0" w:space="0" w:color="000000"/>
+                <w:right w:val="none" w:sz="0" w:space="0" w:color="000000"/>
+              </w:pBdr>
+              <w:spacing w:after="100" w:before="100" w:line="240"/>
+              <w:ind w:left="100" w:right="100" w:firstLine="0" w:firstLineChars="0"/>
+              <w:rPr>
+                <w:rFonts w:ascii="Helvetica" w:hAnsi="Helvetica" w:eastAsia="Helvetica" w:cs="Helvetica"/>
+                <w:i w:val="false"/>
+                <w:b w:val="false"/>
+                <w:u w:val="none"/>
+                <w:sz w:val="22"/>
+                <w:szCs w:val="22"/>
+                <w:color w:val="000000"/>
+              </w:rPr>
+            </w:pPr>
+            <w:r>
+              <w:rPr>
+                <w:rFonts w:ascii="Helvetica" w:hAnsi="Helvetica" w:eastAsia="Helvetica" w:cs="Helvetica"/>
+                <w:i w:val="false"/>
+                <w:b w:val="false"/>
+                <w:u w:val="none"/>
+                <w:sz w:val="22"/>
+                <w:szCs w:val="22"/>
+                <w:color w:val="000000"/>
+              </w:rPr>
+              <w:t xml:space="preserve">812, 5,175,761</w:t>
             </w:r>
           </w:p>
         </w:tc>
@@ -3306,113 +3306,113 @@
                 <w:szCs w:val="22"/>
                 <w:color w:val="000000"/>
               </w:rPr>
-              <w:t xml:space="preserve">1.16</w:t>
-            </w:r>
-          </w:p>
-        </w:tc>
-        <w:tc>
-          <w:tcPr>
-            <w:tcBorders>
-              <w:bottom w:val="none" w:sz="0" w:space="0" w:color="000000"/>
-              <w:top w:val="none" w:sz="0" w:space="0" w:color="000000"/>
-              <w:left w:val="none" w:sz="0" w:space="0" w:color="000000"/>
-              <w:right w:val="none" w:sz="0" w:space="0" w:color="000000"/>
-            </w:tcBorders>
-            <w:shd w:val="clear" w:color="auto" w:fill="FFFFFF"/>
-            <w:tcMar>
-              <w:top w:w="0" w:type="dxa"/>
-              <w:bottom w:w="0" w:type="dxa"/>
-              <w:left w:w="0" w:type="dxa"/>
-              <w:right w:w="0" w:type="dxa"/>
-            </w:tcMar>
-            <w:vAlign w:val="top"/>
-          </w:tcPr>
-          <w:p>
-            <w:pPr>
-              <w:pStyle w:val="Normal"/>
-              <w:jc w:val="center"/>
-              <w:pBdr>
-                <w:bottom w:val="none" w:sz="0" w:space="0" w:color="000000"/>
-                <w:top w:val="none" w:sz="0" w:space="0" w:color="000000"/>
-                <w:left w:val="none" w:sz="0" w:space="0" w:color="000000"/>
-                <w:right w:val="none" w:sz="0" w:space="0" w:color="000000"/>
-              </w:pBdr>
-              <w:spacing w:after="100" w:before="100" w:line="240"/>
-              <w:ind w:left="100" w:right="100" w:firstLine="0" w:firstLineChars="0"/>
-              <w:rPr>
-                <w:rFonts w:ascii="Helvetica" w:hAnsi="Helvetica" w:eastAsia="Helvetica" w:cs="Helvetica"/>
-                <w:i w:val="false"/>
-                <w:b w:val="false"/>
-                <w:u w:val="none"/>
-                <w:sz w:val="22"/>
-                <w:szCs w:val="22"/>
-                <w:color w:val="000000"/>
-              </w:rPr>
-            </w:pPr>
-            <w:r>
-              <w:rPr>
-                <w:rFonts w:ascii="Helvetica" w:hAnsi="Helvetica" w:eastAsia="Helvetica" w:cs="Helvetica"/>
-                <w:i w:val="false"/>
-                <w:b w:val="false"/>
-                <w:u w:val="none"/>
-                <w:sz w:val="22"/>
-                <w:szCs w:val="22"/>
-                <w:color w:val="000000"/>
-              </w:rPr>
-              <w:t xml:space="preserve">0.85, 1.58</w:t>
-            </w:r>
-          </w:p>
-        </w:tc>
-        <w:tc>
-          <w:tcPr>
-            <w:tcBorders>
-              <w:bottom w:val="none" w:sz="0" w:space="0" w:color="000000"/>
-              <w:top w:val="none" w:sz="0" w:space="0" w:color="000000"/>
-              <w:left w:val="none" w:sz="0" w:space="0" w:color="000000"/>
-              <w:right w:val="none" w:sz="0" w:space="0" w:color="000000"/>
-            </w:tcBorders>
-            <w:shd w:val="clear" w:color="auto" w:fill="FFFFFF"/>
-            <w:tcMar>
-              <w:top w:w="0" w:type="dxa"/>
-              <w:bottom w:w="0" w:type="dxa"/>
-              <w:left w:w="0" w:type="dxa"/>
-              <w:right w:w="0" w:type="dxa"/>
-            </w:tcMar>
-            <w:vAlign w:val="top"/>
-          </w:tcPr>
-          <w:p>
-            <w:pPr>
-              <w:pStyle w:val="Normal"/>
-              <w:jc w:val="center"/>
-              <w:pBdr>
-                <w:bottom w:val="none" w:sz="0" w:space="0" w:color="000000"/>
-                <w:top w:val="none" w:sz="0" w:space="0" w:color="000000"/>
-                <w:left w:val="none" w:sz="0" w:space="0" w:color="000000"/>
-                <w:right w:val="none" w:sz="0" w:space="0" w:color="000000"/>
-              </w:pBdr>
-              <w:spacing w:after="100" w:before="100" w:line="240"/>
-              <w:ind w:left="100" w:right="100" w:firstLine="0" w:firstLineChars="0"/>
-              <w:rPr>
-                <w:rFonts w:ascii="Helvetica" w:hAnsi="Helvetica" w:eastAsia="Helvetica" w:cs="Helvetica"/>
-                <w:i w:val="false"/>
-                <w:b w:val="false"/>
-                <w:u w:val="none"/>
-                <w:sz w:val="22"/>
-                <w:szCs w:val="22"/>
-                <w:color w:val="000000"/>
-              </w:rPr>
-            </w:pPr>
-            <w:r>
-              <w:rPr>
-                <w:rFonts w:ascii="Helvetica" w:hAnsi="Helvetica" w:eastAsia="Helvetica" w:cs="Helvetica"/>
-                <w:i w:val="false"/>
-                <w:b w:val="false"/>
-                <w:u w:val="none"/>
-                <w:sz w:val="22"/>
-                <w:szCs w:val="22"/>
-                <w:color w:val="000000"/>
-              </w:rPr>
-              <w:t xml:space="preserve">0.350</w:t>
+              <w:t xml:space="preserve">1.14</w:t>
+            </w:r>
+          </w:p>
+        </w:tc>
+        <w:tc>
+          <w:tcPr>
+            <w:tcBorders>
+              <w:bottom w:val="none" w:sz="0" w:space="0" w:color="000000"/>
+              <w:top w:val="none" w:sz="0" w:space="0" w:color="000000"/>
+              <w:left w:val="none" w:sz="0" w:space="0" w:color="000000"/>
+              <w:right w:val="none" w:sz="0" w:space="0" w:color="000000"/>
+            </w:tcBorders>
+            <w:shd w:val="clear" w:color="auto" w:fill="FFFFFF"/>
+            <w:tcMar>
+              <w:top w:w="0" w:type="dxa"/>
+              <w:bottom w:w="0" w:type="dxa"/>
+              <w:left w:w="0" w:type="dxa"/>
+              <w:right w:w="0" w:type="dxa"/>
+            </w:tcMar>
+            <w:vAlign w:val="top"/>
+          </w:tcPr>
+          <w:p>
+            <w:pPr>
+              <w:pStyle w:val="Normal"/>
+              <w:jc w:val="center"/>
+              <w:pBdr>
+                <w:bottom w:val="none" w:sz="0" w:space="0" w:color="000000"/>
+                <w:top w:val="none" w:sz="0" w:space="0" w:color="000000"/>
+                <w:left w:val="none" w:sz="0" w:space="0" w:color="000000"/>
+                <w:right w:val="none" w:sz="0" w:space="0" w:color="000000"/>
+              </w:pBdr>
+              <w:spacing w:after="100" w:before="100" w:line="240"/>
+              <w:ind w:left="100" w:right="100" w:firstLine="0" w:firstLineChars="0"/>
+              <w:rPr>
+                <w:rFonts w:ascii="Helvetica" w:hAnsi="Helvetica" w:eastAsia="Helvetica" w:cs="Helvetica"/>
+                <w:i w:val="false"/>
+                <w:b w:val="false"/>
+                <w:u w:val="none"/>
+                <w:sz w:val="22"/>
+                <w:szCs w:val="22"/>
+                <w:color w:val="000000"/>
+              </w:rPr>
+            </w:pPr>
+            <w:r>
+              <w:rPr>
+                <w:rFonts w:ascii="Helvetica" w:hAnsi="Helvetica" w:eastAsia="Helvetica" w:cs="Helvetica"/>
+                <w:i w:val="false"/>
+                <w:b w:val="false"/>
+                <w:u w:val="none"/>
+                <w:sz w:val="22"/>
+                <w:szCs w:val="22"/>
+                <w:color w:val="000000"/>
+              </w:rPr>
+              <w:t xml:space="preserve">0.86, 1.52</w:t>
+            </w:r>
+          </w:p>
+        </w:tc>
+        <w:tc>
+          <w:tcPr>
+            <w:tcBorders>
+              <w:bottom w:val="none" w:sz="0" w:space="0" w:color="000000"/>
+              <w:top w:val="none" w:sz="0" w:space="0" w:color="000000"/>
+              <w:left w:val="none" w:sz="0" w:space="0" w:color="000000"/>
+              <w:right w:val="none" w:sz="0" w:space="0" w:color="000000"/>
+            </w:tcBorders>
+            <w:shd w:val="clear" w:color="auto" w:fill="FFFFFF"/>
+            <w:tcMar>
+              <w:top w:w="0" w:type="dxa"/>
+              <w:bottom w:w="0" w:type="dxa"/>
+              <w:left w:w="0" w:type="dxa"/>
+              <w:right w:w="0" w:type="dxa"/>
+            </w:tcMar>
+            <w:vAlign w:val="top"/>
+          </w:tcPr>
+          <w:p>
+            <w:pPr>
+              <w:pStyle w:val="Normal"/>
+              <w:jc w:val="center"/>
+              <w:pBdr>
+                <w:bottom w:val="none" w:sz="0" w:space="0" w:color="000000"/>
+                <w:top w:val="none" w:sz="0" w:space="0" w:color="000000"/>
+                <w:left w:val="none" w:sz="0" w:space="0" w:color="000000"/>
+                <w:right w:val="none" w:sz="0" w:space="0" w:color="000000"/>
+              </w:pBdr>
+              <w:spacing w:after="100" w:before="100" w:line="240"/>
+              <w:ind w:left="100" w:right="100" w:firstLine="0" w:firstLineChars="0"/>
+              <w:rPr>
+                <w:rFonts w:ascii="Helvetica" w:hAnsi="Helvetica" w:eastAsia="Helvetica" w:cs="Helvetica"/>
+                <w:i w:val="false"/>
+                <w:b w:val="false"/>
+                <w:u w:val="none"/>
+                <w:sz w:val="22"/>
+                <w:szCs w:val="22"/>
+                <w:color w:val="000000"/>
+              </w:rPr>
+            </w:pPr>
+            <w:r>
+              <w:rPr>
+                <w:rFonts w:ascii="Helvetica" w:hAnsi="Helvetica" w:eastAsia="Helvetica" w:cs="Helvetica"/>
+                <w:i w:val="false"/>
+                <w:b w:val="false"/>
+                <w:u w:val="none"/>
+                <w:sz w:val="22"/>
+                <w:szCs w:val="22"/>
+                <w:color w:val="000000"/>
+              </w:rPr>
+              <w:t xml:space="preserve">0.360</w:t>
             </w:r>
           </w:p>
         </w:tc>
@@ -4755,113 +4755,113 @@
                 <w:szCs w:val="22"/>
                 <w:color w:val="000000"/>
               </w:rPr>
-              <w:t xml:space="preserve">1.45</w:t>
-            </w:r>
-          </w:p>
-        </w:tc>
-        <w:tc>
-          <w:tcPr>
-            <w:tcBorders>
-              <w:bottom w:val="none" w:sz="0" w:space="0" w:color="000000"/>
-              <w:top w:val="none" w:sz="0" w:space="0" w:color="000000"/>
-              <w:left w:val="none" w:sz="0" w:space="0" w:color="000000"/>
-              <w:right w:val="none" w:sz="0" w:space="0" w:color="000000"/>
-            </w:tcBorders>
-            <w:shd w:val="clear" w:color="auto" w:fill="FFFFFF"/>
-            <w:tcMar>
-              <w:top w:w="0" w:type="dxa"/>
-              <w:bottom w:w="0" w:type="dxa"/>
-              <w:left w:w="0" w:type="dxa"/>
-              <w:right w:w="0" w:type="dxa"/>
-            </w:tcMar>
-            <w:vAlign w:val="top"/>
-          </w:tcPr>
-          <w:p>
-            <w:pPr>
-              <w:pStyle w:val="Normal"/>
-              <w:jc w:val="center"/>
-              <w:pBdr>
-                <w:bottom w:val="none" w:sz="0" w:space="0" w:color="000000"/>
-                <w:top w:val="none" w:sz="0" w:space="0" w:color="000000"/>
-                <w:left w:val="none" w:sz="0" w:space="0" w:color="000000"/>
-                <w:right w:val="none" w:sz="0" w:space="0" w:color="000000"/>
-              </w:pBdr>
-              <w:spacing w:after="100" w:before="100" w:line="240"/>
-              <w:ind w:left="100" w:right="100" w:firstLine="0" w:firstLineChars="0"/>
-              <w:rPr>
-                <w:rFonts w:ascii="Helvetica" w:hAnsi="Helvetica" w:eastAsia="Helvetica" w:cs="Helvetica"/>
-                <w:i w:val="false"/>
-                <w:b w:val="false"/>
-                <w:u w:val="none"/>
-                <w:sz w:val="22"/>
-                <w:szCs w:val="22"/>
-                <w:color w:val="000000"/>
-              </w:rPr>
-            </w:pPr>
-            <w:r>
-              <w:rPr>
-                <w:rFonts w:ascii="Helvetica" w:hAnsi="Helvetica" w:eastAsia="Helvetica" w:cs="Helvetica"/>
-                <w:i w:val="false"/>
-                <w:b w:val="false"/>
-                <w:u w:val="none"/>
-                <w:sz w:val="22"/>
-                <w:szCs w:val="22"/>
-                <w:color w:val="000000"/>
-              </w:rPr>
-              <w:t xml:space="preserve">0.32, 6.43</w:t>
-            </w:r>
-          </w:p>
-        </w:tc>
-        <w:tc>
-          <w:tcPr>
-            <w:tcBorders>
-              <w:bottom w:val="none" w:sz="0" w:space="0" w:color="000000"/>
-              <w:top w:val="none" w:sz="0" w:space="0" w:color="000000"/>
-              <w:left w:val="none" w:sz="0" w:space="0" w:color="000000"/>
-              <w:right w:val="none" w:sz="0" w:space="0" w:color="000000"/>
-            </w:tcBorders>
-            <w:shd w:val="clear" w:color="auto" w:fill="FFFFFF"/>
-            <w:tcMar>
-              <w:top w:w="0" w:type="dxa"/>
-              <w:bottom w:w="0" w:type="dxa"/>
-              <w:left w:w="0" w:type="dxa"/>
-              <w:right w:w="0" w:type="dxa"/>
-            </w:tcMar>
-            <w:vAlign w:val="top"/>
-          </w:tcPr>
-          <w:p>
-            <w:pPr>
-              <w:pStyle w:val="Normal"/>
-              <w:jc w:val="center"/>
-              <w:pBdr>
-                <w:bottom w:val="none" w:sz="0" w:space="0" w:color="000000"/>
-                <w:top w:val="none" w:sz="0" w:space="0" w:color="000000"/>
-                <w:left w:val="none" w:sz="0" w:space="0" w:color="000000"/>
-                <w:right w:val="none" w:sz="0" w:space="0" w:color="000000"/>
-              </w:pBdr>
-              <w:spacing w:after="100" w:before="100" w:line="240"/>
-              <w:ind w:left="100" w:right="100" w:firstLine="0" w:firstLineChars="0"/>
-              <w:rPr>
-                <w:rFonts w:ascii="Helvetica" w:hAnsi="Helvetica" w:eastAsia="Helvetica" w:cs="Helvetica"/>
-                <w:i w:val="false"/>
-                <w:b w:val="false"/>
-                <w:u w:val="none"/>
-                <w:sz w:val="22"/>
-                <w:szCs w:val="22"/>
-                <w:color w:val="000000"/>
-              </w:rPr>
-            </w:pPr>
-            <w:r>
-              <w:rPr>
-                <w:rFonts w:ascii="Helvetica" w:hAnsi="Helvetica" w:eastAsia="Helvetica" w:cs="Helvetica"/>
-                <w:i w:val="false"/>
-                <w:b w:val="false"/>
-                <w:u w:val="none"/>
-                <w:sz w:val="22"/>
-                <w:szCs w:val="22"/>
-                <w:color w:val="000000"/>
-              </w:rPr>
-              <w:t xml:space="preserve">0.630</w:t>
+              <w:t xml:space="preserve">1.41</w:t>
+            </w:r>
+          </w:p>
+        </w:tc>
+        <w:tc>
+          <w:tcPr>
+            <w:tcBorders>
+              <w:bottom w:val="none" w:sz="0" w:space="0" w:color="000000"/>
+              <w:top w:val="none" w:sz="0" w:space="0" w:color="000000"/>
+              <w:left w:val="none" w:sz="0" w:space="0" w:color="000000"/>
+              <w:right w:val="none" w:sz="0" w:space="0" w:color="000000"/>
+            </w:tcBorders>
+            <w:shd w:val="clear" w:color="auto" w:fill="FFFFFF"/>
+            <w:tcMar>
+              <w:top w:w="0" w:type="dxa"/>
+              <w:bottom w:w="0" w:type="dxa"/>
+              <w:left w:w="0" w:type="dxa"/>
+              <w:right w:w="0" w:type="dxa"/>
+            </w:tcMar>
+            <w:vAlign w:val="top"/>
+          </w:tcPr>
+          <w:p>
+            <w:pPr>
+              <w:pStyle w:val="Normal"/>
+              <w:jc w:val="center"/>
+              <w:pBdr>
+                <w:bottom w:val="none" w:sz="0" w:space="0" w:color="000000"/>
+                <w:top w:val="none" w:sz="0" w:space="0" w:color="000000"/>
+                <w:left w:val="none" w:sz="0" w:space="0" w:color="000000"/>
+                <w:right w:val="none" w:sz="0" w:space="0" w:color="000000"/>
+              </w:pBdr>
+              <w:spacing w:after="100" w:before="100" w:line="240"/>
+              <w:ind w:left="100" w:right="100" w:firstLine="0" w:firstLineChars="0"/>
+              <w:rPr>
+                <w:rFonts w:ascii="Helvetica" w:hAnsi="Helvetica" w:eastAsia="Helvetica" w:cs="Helvetica"/>
+                <w:i w:val="false"/>
+                <w:b w:val="false"/>
+                <w:u w:val="none"/>
+                <w:sz w:val="22"/>
+                <w:szCs w:val="22"/>
+                <w:color w:val="000000"/>
+              </w:rPr>
+            </w:pPr>
+            <w:r>
+              <w:rPr>
+                <w:rFonts w:ascii="Helvetica" w:hAnsi="Helvetica" w:eastAsia="Helvetica" w:cs="Helvetica"/>
+                <w:i w:val="false"/>
+                <w:b w:val="false"/>
+                <w:u w:val="none"/>
+                <w:sz w:val="22"/>
+                <w:szCs w:val="22"/>
+                <w:color w:val="000000"/>
+              </w:rPr>
+              <w:t xml:space="preserve">0.32, 6.28</w:t>
+            </w:r>
+          </w:p>
+        </w:tc>
+        <w:tc>
+          <w:tcPr>
+            <w:tcBorders>
+              <w:bottom w:val="none" w:sz="0" w:space="0" w:color="000000"/>
+              <w:top w:val="none" w:sz="0" w:space="0" w:color="000000"/>
+              <w:left w:val="none" w:sz="0" w:space="0" w:color="000000"/>
+              <w:right w:val="none" w:sz="0" w:space="0" w:color="000000"/>
+            </w:tcBorders>
+            <w:shd w:val="clear" w:color="auto" w:fill="FFFFFF"/>
+            <w:tcMar>
+              <w:top w:w="0" w:type="dxa"/>
+              <w:bottom w:w="0" w:type="dxa"/>
+              <w:left w:w="0" w:type="dxa"/>
+              <w:right w:w="0" w:type="dxa"/>
+            </w:tcMar>
+            <w:vAlign w:val="top"/>
+          </w:tcPr>
+          <w:p>
+            <w:pPr>
+              <w:pStyle w:val="Normal"/>
+              <w:jc w:val="center"/>
+              <w:pBdr>
+                <w:bottom w:val="none" w:sz="0" w:space="0" w:color="000000"/>
+                <w:top w:val="none" w:sz="0" w:space="0" w:color="000000"/>
+                <w:left w:val="none" w:sz="0" w:space="0" w:color="000000"/>
+                <w:right w:val="none" w:sz="0" w:space="0" w:color="000000"/>
+              </w:pBdr>
+              <w:spacing w:after="100" w:before="100" w:line="240"/>
+              <w:ind w:left="100" w:right="100" w:firstLine="0" w:firstLineChars="0"/>
+              <w:rPr>
+                <w:rFonts w:ascii="Helvetica" w:hAnsi="Helvetica" w:eastAsia="Helvetica" w:cs="Helvetica"/>
+                <w:i w:val="false"/>
+                <w:b w:val="false"/>
+                <w:u w:val="none"/>
+                <w:sz w:val="22"/>
+                <w:szCs w:val="22"/>
+                <w:color w:val="000000"/>
+              </w:rPr>
+            </w:pPr>
+            <w:r>
+              <w:rPr>
+                <w:rFonts w:ascii="Helvetica" w:hAnsi="Helvetica" w:eastAsia="Helvetica" w:cs="Helvetica"/>
+                <w:i w:val="false"/>
+                <w:b w:val="false"/>
+                <w:u w:val="none"/>
+                <w:sz w:val="22"/>
+                <w:szCs w:val="22"/>
+                <w:color w:val="000000"/>
+              </w:rPr>
+              <w:t xml:space="preserve">0.650</w:t>
             </w:r>
           </w:p>
         </w:tc>
@@ -6687,113 +6687,113 @@
                 <w:szCs w:val="22"/>
                 <w:color w:val="000000"/>
               </w:rPr>
-              <w:t xml:space="preserve">1.84</w:t>
-            </w:r>
-          </w:p>
-        </w:tc>
-        <w:tc>
-          <w:tcPr>
-            <w:tcBorders>
-              <w:bottom w:val="none" w:sz="0" w:space="0" w:color="000000"/>
-              <w:top w:val="none" w:sz="0" w:space="0" w:color="000000"/>
-              <w:left w:val="none" w:sz="0" w:space="0" w:color="000000"/>
-              <w:right w:val="none" w:sz="0" w:space="0" w:color="000000"/>
-            </w:tcBorders>
-            <w:shd w:val="clear" w:color="auto" w:fill="FFFFFF"/>
-            <w:tcMar>
-              <w:top w:w="0" w:type="dxa"/>
-              <w:bottom w:w="0" w:type="dxa"/>
-              <w:left w:w="0" w:type="dxa"/>
-              <w:right w:w="0" w:type="dxa"/>
-            </w:tcMar>
-            <w:vAlign w:val="top"/>
-          </w:tcPr>
-          <w:p>
-            <w:pPr>
-              <w:pStyle w:val="Normal"/>
-              <w:jc w:val="center"/>
-              <w:pBdr>
-                <w:bottom w:val="none" w:sz="0" w:space="0" w:color="000000"/>
-                <w:top w:val="none" w:sz="0" w:space="0" w:color="000000"/>
-                <w:left w:val="none" w:sz="0" w:space="0" w:color="000000"/>
-                <w:right w:val="none" w:sz="0" w:space="0" w:color="000000"/>
-              </w:pBdr>
-              <w:spacing w:after="100" w:before="100" w:line="240"/>
-              <w:ind w:left="100" w:right="100" w:firstLine="0" w:firstLineChars="0"/>
-              <w:rPr>
-                <w:rFonts w:ascii="Helvetica" w:hAnsi="Helvetica" w:eastAsia="Helvetica" w:cs="Helvetica"/>
-                <w:i w:val="false"/>
-                <w:b w:val="false"/>
-                <w:u w:val="none"/>
-                <w:sz w:val="22"/>
-                <w:szCs w:val="22"/>
-                <w:color w:val="000000"/>
-              </w:rPr>
-            </w:pPr>
-            <w:r>
-              <w:rPr>
-                <w:rFonts w:ascii="Helvetica" w:hAnsi="Helvetica" w:eastAsia="Helvetica" w:cs="Helvetica"/>
-                <w:i w:val="false"/>
-                <w:b w:val="false"/>
-                <w:u w:val="none"/>
-                <w:sz w:val="22"/>
-                <w:szCs w:val="22"/>
-                <w:color w:val="000000"/>
-              </w:rPr>
-              <w:t xml:space="preserve">0.21, 16.4</w:t>
-            </w:r>
-          </w:p>
-        </w:tc>
-        <w:tc>
-          <w:tcPr>
-            <w:tcBorders>
-              <w:bottom w:val="none" w:sz="0" w:space="0" w:color="000000"/>
-              <w:top w:val="none" w:sz="0" w:space="0" w:color="000000"/>
-              <w:left w:val="none" w:sz="0" w:space="0" w:color="000000"/>
-              <w:right w:val="none" w:sz="0" w:space="0" w:color="000000"/>
-            </w:tcBorders>
-            <w:shd w:val="clear" w:color="auto" w:fill="FFFFFF"/>
-            <w:tcMar>
-              <w:top w:w="0" w:type="dxa"/>
-              <w:bottom w:w="0" w:type="dxa"/>
-              <w:left w:w="0" w:type="dxa"/>
-              <w:right w:w="0" w:type="dxa"/>
-            </w:tcMar>
-            <w:vAlign w:val="top"/>
-          </w:tcPr>
-          <w:p>
-            <w:pPr>
-              <w:pStyle w:val="Normal"/>
-              <w:jc w:val="center"/>
-              <w:pBdr>
-                <w:bottom w:val="none" w:sz="0" w:space="0" w:color="000000"/>
-                <w:top w:val="none" w:sz="0" w:space="0" w:color="000000"/>
-                <w:left w:val="none" w:sz="0" w:space="0" w:color="000000"/>
-                <w:right w:val="none" w:sz="0" w:space="0" w:color="000000"/>
-              </w:pBdr>
-              <w:spacing w:after="100" w:before="100" w:line="240"/>
-              <w:ind w:left="100" w:right="100" w:firstLine="0" w:firstLineChars="0"/>
-              <w:rPr>
-                <w:rFonts w:ascii="Helvetica" w:hAnsi="Helvetica" w:eastAsia="Helvetica" w:cs="Helvetica"/>
-                <w:i w:val="false"/>
-                <w:b w:val="false"/>
-                <w:u w:val="none"/>
-                <w:sz w:val="22"/>
-                <w:szCs w:val="22"/>
-                <w:color w:val="000000"/>
-              </w:rPr>
-            </w:pPr>
-            <w:r>
-              <w:rPr>
-                <w:rFonts w:ascii="Helvetica" w:hAnsi="Helvetica" w:eastAsia="Helvetica" w:cs="Helvetica"/>
-                <w:i w:val="false"/>
-                <w:b w:val="false"/>
-                <w:u w:val="none"/>
-                <w:sz w:val="22"/>
-                <w:szCs w:val="22"/>
-                <w:color w:val="000000"/>
-              </w:rPr>
-              <w:t xml:space="preserve">0.580</w:t>
+              <w:t xml:space="preserve">1.99</w:t>
+            </w:r>
+          </w:p>
+        </w:tc>
+        <w:tc>
+          <w:tcPr>
+            <w:tcBorders>
+              <w:bottom w:val="none" w:sz="0" w:space="0" w:color="000000"/>
+              <w:top w:val="none" w:sz="0" w:space="0" w:color="000000"/>
+              <w:left w:val="none" w:sz="0" w:space="0" w:color="000000"/>
+              <w:right w:val="none" w:sz="0" w:space="0" w:color="000000"/>
+            </w:tcBorders>
+            <w:shd w:val="clear" w:color="auto" w:fill="FFFFFF"/>
+            <w:tcMar>
+              <w:top w:w="0" w:type="dxa"/>
+              <w:bottom w:w="0" w:type="dxa"/>
+              <w:left w:w="0" w:type="dxa"/>
+              <w:right w:w="0" w:type="dxa"/>
+            </w:tcMar>
+            <w:vAlign w:val="top"/>
+          </w:tcPr>
+          <w:p>
+            <w:pPr>
+              <w:pStyle w:val="Normal"/>
+              <w:jc w:val="center"/>
+              <w:pBdr>
+                <w:bottom w:val="none" w:sz="0" w:space="0" w:color="000000"/>
+                <w:top w:val="none" w:sz="0" w:space="0" w:color="000000"/>
+                <w:left w:val="none" w:sz="0" w:space="0" w:color="000000"/>
+                <w:right w:val="none" w:sz="0" w:space="0" w:color="000000"/>
+              </w:pBdr>
+              <w:spacing w:after="100" w:before="100" w:line="240"/>
+              <w:ind w:left="100" w:right="100" w:firstLine="0" w:firstLineChars="0"/>
+              <w:rPr>
+                <w:rFonts w:ascii="Helvetica" w:hAnsi="Helvetica" w:eastAsia="Helvetica" w:cs="Helvetica"/>
+                <w:i w:val="false"/>
+                <w:b w:val="false"/>
+                <w:u w:val="none"/>
+                <w:sz w:val="22"/>
+                <w:szCs w:val="22"/>
+                <w:color w:val="000000"/>
+              </w:rPr>
+            </w:pPr>
+            <w:r>
+              <w:rPr>
+                <w:rFonts w:ascii="Helvetica" w:hAnsi="Helvetica" w:eastAsia="Helvetica" w:cs="Helvetica"/>
+                <w:i w:val="false"/>
+                <w:b w:val="false"/>
+                <w:u w:val="none"/>
+                <w:sz w:val="22"/>
+                <w:szCs w:val="22"/>
+                <w:color w:val="000000"/>
+              </w:rPr>
+              <w:t xml:space="preserve">0.22, 17.7</w:t>
+            </w:r>
+          </w:p>
+        </w:tc>
+        <w:tc>
+          <w:tcPr>
+            <w:tcBorders>
+              <w:bottom w:val="none" w:sz="0" w:space="0" w:color="000000"/>
+              <w:top w:val="none" w:sz="0" w:space="0" w:color="000000"/>
+              <w:left w:val="none" w:sz="0" w:space="0" w:color="000000"/>
+              <w:right w:val="none" w:sz="0" w:space="0" w:color="000000"/>
+            </w:tcBorders>
+            <w:shd w:val="clear" w:color="auto" w:fill="FFFFFF"/>
+            <w:tcMar>
+              <w:top w:w="0" w:type="dxa"/>
+              <w:bottom w:w="0" w:type="dxa"/>
+              <w:left w:w="0" w:type="dxa"/>
+              <w:right w:w="0" w:type="dxa"/>
+            </w:tcMar>
+            <w:vAlign w:val="top"/>
+          </w:tcPr>
+          <w:p>
+            <w:pPr>
+              <w:pStyle w:val="Normal"/>
+              <w:jc w:val="center"/>
+              <w:pBdr>
+                <w:bottom w:val="none" w:sz="0" w:space="0" w:color="000000"/>
+                <w:top w:val="none" w:sz="0" w:space="0" w:color="000000"/>
+                <w:left w:val="none" w:sz="0" w:space="0" w:color="000000"/>
+                <w:right w:val="none" w:sz="0" w:space="0" w:color="000000"/>
+              </w:pBdr>
+              <w:spacing w:after="100" w:before="100" w:line="240"/>
+              <w:ind w:left="100" w:right="100" w:firstLine="0" w:firstLineChars="0"/>
+              <w:rPr>
+                <w:rFonts w:ascii="Helvetica" w:hAnsi="Helvetica" w:eastAsia="Helvetica" w:cs="Helvetica"/>
+                <w:i w:val="false"/>
+                <w:b w:val="false"/>
+                <w:u w:val="none"/>
+                <w:sz w:val="22"/>
+                <w:szCs w:val="22"/>
+                <w:color w:val="000000"/>
+              </w:rPr>
+            </w:pPr>
+            <w:r>
+              <w:rPr>
+                <w:rFonts w:ascii="Helvetica" w:hAnsi="Helvetica" w:eastAsia="Helvetica" w:cs="Helvetica"/>
+                <w:i w:val="false"/>
+                <w:b w:val="false"/>
+                <w:u w:val="none"/>
+                <w:sz w:val="22"/>
+                <w:szCs w:val="22"/>
+                <w:color w:val="000000"/>
+              </w:rPr>
+              <w:t xml:space="preserve">0.540</w:t>
             </w:r>
           </w:p>
         </w:tc>
@@ -7170,113 +7170,113 @@
                 <w:szCs w:val="22"/>
                 <w:color w:val="000000"/>
               </w:rPr>
-              <w:t xml:space="preserve">0.37</w:t>
-            </w:r>
-          </w:p>
-        </w:tc>
-        <w:tc>
-          <w:tcPr>
-            <w:tcBorders>
-              <w:bottom w:val="none" w:sz="0" w:space="0" w:color="000000"/>
-              <w:top w:val="none" w:sz="0" w:space="0" w:color="000000"/>
-              <w:left w:val="none" w:sz="0" w:space="0" w:color="000000"/>
-              <w:right w:val="none" w:sz="0" w:space="0" w:color="000000"/>
-            </w:tcBorders>
-            <w:shd w:val="clear" w:color="auto" w:fill="FFFFFF"/>
-            <w:tcMar>
-              <w:top w:w="0" w:type="dxa"/>
-              <w:bottom w:w="0" w:type="dxa"/>
-              <w:left w:w="0" w:type="dxa"/>
-              <w:right w:w="0" w:type="dxa"/>
-            </w:tcMar>
-            <w:vAlign w:val="top"/>
-          </w:tcPr>
-          <w:p>
-            <w:pPr>
-              <w:pStyle w:val="Normal"/>
-              <w:jc w:val="center"/>
-              <w:pBdr>
-                <w:bottom w:val="none" w:sz="0" w:space="0" w:color="000000"/>
-                <w:top w:val="none" w:sz="0" w:space="0" w:color="000000"/>
-                <w:left w:val="none" w:sz="0" w:space="0" w:color="000000"/>
-                <w:right w:val="none" w:sz="0" w:space="0" w:color="000000"/>
-              </w:pBdr>
-              <w:spacing w:after="100" w:before="100" w:line="240"/>
-              <w:ind w:left="100" w:right="100" w:firstLine="0" w:firstLineChars="0"/>
-              <w:rPr>
-                <w:rFonts w:ascii="Helvetica" w:hAnsi="Helvetica" w:eastAsia="Helvetica" w:cs="Helvetica"/>
-                <w:i w:val="false"/>
-                <w:b w:val="false"/>
-                <w:u w:val="none"/>
-                <w:sz w:val="22"/>
-                <w:szCs w:val="22"/>
-                <w:color w:val="000000"/>
-              </w:rPr>
-            </w:pPr>
-            <w:r>
-              <w:rPr>
-                <w:rFonts w:ascii="Helvetica" w:hAnsi="Helvetica" w:eastAsia="Helvetica" w:cs="Helvetica"/>
-                <w:i w:val="false"/>
-                <w:b w:val="false"/>
-                <w:u w:val="none"/>
-                <w:sz w:val="22"/>
-                <w:szCs w:val="22"/>
-                <w:color w:val="000000"/>
-              </w:rPr>
-              <w:t xml:space="preserve">0.07, 2.05</w:t>
-            </w:r>
-          </w:p>
-        </w:tc>
-        <w:tc>
-          <w:tcPr>
-            <w:tcBorders>
-              <w:bottom w:val="none" w:sz="0" w:space="0" w:color="000000"/>
-              <w:top w:val="none" w:sz="0" w:space="0" w:color="000000"/>
-              <w:left w:val="none" w:sz="0" w:space="0" w:color="000000"/>
-              <w:right w:val="none" w:sz="0" w:space="0" w:color="000000"/>
-            </w:tcBorders>
-            <w:shd w:val="clear" w:color="auto" w:fill="FFFFFF"/>
-            <w:tcMar>
-              <w:top w:w="0" w:type="dxa"/>
-              <w:bottom w:w="0" w:type="dxa"/>
-              <w:left w:w="0" w:type="dxa"/>
-              <w:right w:w="0" w:type="dxa"/>
-            </w:tcMar>
-            <w:vAlign w:val="top"/>
-          </w:tcPr>
-          <w:p>
-            <w:pPr>
-              <w:pStyle w:val="Normal"/>
-              <w:jc w:val="center"/>
-              <w:pBdr>
-                <w:bottom w:val="none" w:sz="0" w:space="0" w:color="000000"/>
-                <w:top w:val="none" w:sz="0" w:space="0" w:color="000000"/>
-                <w:left w:val="none" w:sz="0" w:space="0" w:color="000000"/>
-                <w:right w:val="none" w:sz="0" w:space="0" w:color="000000"/>
-              </w:pBdr>
-              <w:spacing w:after="100" w:before="100" w:line="240"/>
-              <w:ind w:left="100" w:right="100" w:firstLine="0" w:firstLineChars="0"/>
-              <w:rPr>
-                <w:rFonts w:ascii="Helvetica" w:hAnsi="Helvetica" w:eastAsia="Helvetica" w:cs="Helvetica"/>
-                <w:i w:val="false"/>
-                <w:b w:val="false"/>
-                <w:u w:val="none"/>
-                <w:sz w:val="22"/>
-                <w:szCs w:val="22"/>
-                <w:color w:val="000000"/>
-              </w:rPr>
-            </w:pPr>
-            <w:r>
-              <w:rPr>
-                <w:rFonts w:ascii="Helvetica" w:hAnsi="Helvetica" w:eastAsia="Helvetica" w:cs="Helvetica"/>
-                <w:i w:val="false"/>
-                <w:b w:val="false"/>
-                <w:u w:val="none"/>
-                <w:sz w:val="22"/>
-                <w:szCs w:val="22"/>
-                <w:color w:val="000000"/>
-              </w:rPr>
-              <w:t xml:space="preserve">0.250</w:t>
+              <w:t xml:space="preserve">0.40</w:t>
+            </w:r>
+          </w:p>
+        </w:tc>
+        <w:tc>
+          <w:tcPr>
+            <w:tcBorders>
+              <w:bottom w:val="none" w:sz="0" w:space="0" w:color="000000"/>
+              <w:top w:val="none" w:sz="0" w:space="0" w:color="000000"/>
+              <w:left w:val="none" w:sz="0" w:space="0" w:color="000000"/>
+              <w:right w:val="none" w:sz="0" w:space="0" w:color="000000"/>
+            </w:tcBorders>
+            <w:shd w:val="clear" w:color="auto" w:fill="FFFFFF"/>
+            <w:tcMar>
+              <w:top w:w="0" w:type="dxa"/>
+              <w:bottom w:w="0" w:type="dxa"/>
+              <w:left w:w="0" w:type="dxa"/>
+              <w:right w:w="0" w:type="dxa"/>
+            </w:tcMar>
+            <w:vAlign w:val="top"/>
+          </w:tcPr>
+          <w:p>
+            <w:pPr>
+              <w:pStyle w:val="Normal"/>
+              <w:jc w:val="center"/>
+              <w:pBdr>
+                <w:bottom w:val="none" w:sz="0" w:space="0" w:color="000000"/>
+                <w:top w:val="none" w:sz="0" w:space="0" w:color="000000"/>
+                <w:left w:val="none" w:sz="0" w:space="0" w:color="000000"/>
+                <w:right w:val="none" w:sz="0" w:space="0" w:color="000000"/>
+              </w:pBdr>
+              <w:spacing w:after="100" w:before="100" w:line="240"/>
+              <w:ind w:left="100" w:right="100" w:firstLine="0" w:firstLineChars="0"/>
+              <w:rPr>
+                <w:rFonts w:ascii="Helvetica" w:hAnsi="Helvetica" w:eastAsia="Helvetica" w:cs="Helvetica"/>
+                <w:i w:val="false"/>
+                <w:b w:val="false"/>
+                <w:u w:val="none"/>
+                <w:sz w:val="22"/>
+                <w:szCs w:val="22"/>
+                <w:color w:val="000000"/>
+              </w:rPr>
+            </w:pPr>
+            <w:r>
+              <w:rPr>
+                <w:rFonts w:ascii="Helvetica" w:hAnsi="Helvetica" w:eastAsia="Helvetica" w:cs="Helvetica"/>
+                <w:i w:val="false"/>
+                <w:b w:val="false"/>
+                <w:u w:val="none"/>
+                <w:sz w:val="22"/>
+                <w:szCs w:val="22"/>
+                <w:color w:val="000000"/>
+              </w:rPr>
+              <w:t xml:space="preserve">0.07, 2.21</w:t>
+            </w:r>
+          </w:p>
+        </w:tc>
+        <w:tc>
+          <w:tcPr>
+            <w:tcBorders>
+              <w:bottom w:val="none" w:sz="0" w:space="0" w:color="000000"/>
+              <w:top w:val="none" w:sz="0" w:space="0" w:color="000000"/>
+              <w:left w:val="none" w:sz="0" w:space="0" w:color="000000"/>
+              <w:right w:val="none" w:sz="0" w:space="0" w:color="000000"/>
+            </w:tcBorders>
+            <w:shd w:val="clear" w:color="auto" w:fill="FFFFFF"/>
+            <w:tcMar>
+              <w:top w:w="0" w:type="dxa"/>
+              <w:bottom w:w="0" w:type="dxa"/>
+              <w:left w:w="0" w:type="dxa"/>
+              <w:right w:w="0" w:type="dxa"/>
+            </w:tcMar>
+            <w:vAlign w:val="top"/>
+          </w:tcPr>
+          <w:p>
+            <w:pPr>
+              <w:pStyle w:val="Normal"/>
+              <w:jc w:val="center"/>
+              <w:pBdr>
+                <w:bottom w:val="none" w:sz="0" w:space="0" w:color="000000"/>
+                <w:top w:val="none" w:sz="0" w:space="0" w:color="000000"/>
+                <w:left w:val="none" w:sz="0" w:space="0" w:color="000000"/>
+                <w:right w:val="none" w:sz="0" w:space="0" w:color="000000"/>
+              </w:pBdr>
+              <w:spacing w:after="100" w:before="100" w:line="240"/>
+              <w:ind w:left="100" w:right="100" w:firstLine="0" w:firstLineChars="0"/>
+              <w:rPr>
+                <w:rFonts w:ascii="Helvetica" w:hAnsi="Helvetica" w:eastAsia="Helvetica" w:cs="Helvetica"/>
+                <w:i w:val="false"/>
+                <w:b w:val="false"/>
+                <w:u w:val="none"/>
+                <w:sz w:val="22"/>
+                <w:szCs w:val="22"/>
+                <w:color w:val="000000"/>
+              </w:rPr>
+            </w:pPr>
+            <w:r>
+              <w:rPr>
+                <w:rFonts w:ascii="Helvetica" w:hAnsi="Helvetica" w:eastAsia="Helvetica" w:cs="Helvetica"/>
+                <w:i w:val="false"/>
+                <w:b w:val="false"/>
+                <w:u w:val="none"/>
+                <w:sz w:val="22"/>
+                <w:szCs w:val="22"/>
+                <w:color w:val="000000"/>
+              </w:rPr>
+              <w:t xml:space="preserve">0.290</w:t>
             </w:r>
           </w:p>
         </w:tc>
@@ -9585,60 +9585,60 @@
                 <w:szCs w:val="22"/>
                 <w:color w:val="000000"/>
               </w:rPr>
-              <w:t xml:space="preserve">24,133</w:t>
-            </w:r>
-          </w:p>
-        </w:tc>
-        <w:tc>
-          <w:tcPr>
-            <w:tcBorders>
-              <w:bottom w:val="none" w:sz="0" w:space="0" w:color="000000"/>
-              <w:top w:val="none" w:sz="0" w:space="0" w:color="000000"/>
-              <w:left w:val="none" w:sz="0" w:space="0" w:color="000000"/>
-              <w:right w:val="none" w:sz="0" w:space="0" w:color="000000"/>
-            </w:tcBorders>
-            <w:shd w:val="clear" w:color="auto" w:fill="FFFFFF"/>
-            <w:tcMar>
-              <w:top w:w="0" w:type="dxa"/>
-              <w:bottom w:w="0" w:type="dxa"/>
-              <w:left w:w="0" w:type="dxa"/>
-              <w:right w:w="0" w:type="dxa"/>
-            </w:tcMar>
-            <w:vAlign w:val="top"/>
-          </w:tcPr>
-          <w:p>
-            <w:pPr>
-              <w:pStyle w:val="Normal"/>
-              <w:jc w:val="center"/>
-              <w:pBdr>
-                <w:bottom w:val="none" w:sz="0" w:space="0" w:color="000000"/>
-                <w:top w:val="none" w:sz="0" w:space="0" w:color="000000"/>
-                <w:left w:val="none" w:sz="0" w:space="0" w:color="000000"/>
-                <w:right w:val="none" w:sz="0" w:space="0" w:color="000000"/>
-              </w:pBdr>
-              <w:spacing w:after="100" w:before="100" w:line="240"/>
-              <w:ind w:left="100" w:right="100" w:firstLine="0" w:firstLineChars="0"/>
-              <w:rPr>
-                <w:rFonts w:ascii="Helvetica" w:hAnsi="Helvetica" w:eastAsia="Helvetica" w:cs="Helvetica"/>
-                <w:i w:val="false"/>
-                <w:b w:val="false"/>
-                <w:u w:val="none"/>
-                <w:sz w:val="22"/>
-                <w:szCs w:val="22"/>
-                <w:color w:val="000000"/>
-              </w:rPr>
-            </w:pPr>
-            <w:r>
-              <w:rPr>
-                <w:rFonts w:ascii="Helvetica" w:hAnsi="Helvetica" w:eastAsia="Helvetica" w:cs="Helvetica"/>
-                <w:i w:val="false"/>
-                <w:b w:val="false"/>
-                <w:u w:val="none"/>
-                <w:sz w:val="22"/>
-                <w:szCs w:val="22"/>
-                <w:color w:val="000000"/>
-              </w:rPr>
-              <w:t xml:space="preserve">8,221, 70,841</w:t>
+              <w:t xml:space="preserve">24,430</w:t>
+            </w:r>
+          </w:p>
+        </w:tc>
+        <w:tc>
+          <w:tcPr>
+            <w:tcBorders>
+              <w:bottom w:val="none" w:sz="0" w:space="0" w:color="000000"/>
+              <w:top w:val="none" w:sz="0" w:space="0" w:color="000000"/>
+              <w:left w:val="none" w:sz="0" w:space="0" w:color="000000"/>
+              <w:right w:val="none" w:sz="0" w:space="0" w:color="000000"/>
+            </w:tcBorders>
+            <w:shd w:val="clear" w:color="auto" w:fill="FFFFFF"/>
+            <w:tcMar>
+              <w:top w:w="0" w:type="dxa"/>
+              <w:bottom w:w="0" w:type="dxa"/>
+              <w:left w:w="0" w:type="dxa"/>
+              <w:right w:w="0" w:type="dxa"/>
+            </w:tcMar>
+            <w:vAlign w:val="top"/>
+          </w:tcPr>
+          <w:p>
+            <w:pPr>
+              <w:pStyle w:val="Normal"/>
+              <w:jc w:val="center"/>
+              <w:pBdr>
+                <w:bottom w:val="none" w:sz="0" w:space="0" w:color="000000"/>
+                <w:top w:val="none" w:sz="0" w:space="0" w:color="000000"/>
+                <w:left w:val="none" w:sz="0" w:space="0" w:color="000000"/>
+                <w:right w:val="none" w:sz="0" w:space="0" w:color="000000"/>
+              </w:pBdr>
+              <w:spacing w:after="100" w:before="100" w:line="240"/>
+              <w:ind w:left="100" w:right="100" w:firstLine="0" w:firstLineChars="0"/>
+              <w:rPr>
+                <w:rFonts w:ascii="Helvetica" w:hAnsi="Helvetica" w:eastAsia="Helvetica" w:cs="Helvetica"/>
+                <w:i w:val="false"/>
+                <w:b w:val="false"/>
+                <w:u w:val="none"/>
+                <w:sz w:val="22"/>
+                <w:szCs w:val="22"/>
+                <w:color w:val="000000"/>
+              </w:rPr>
+            </w:pPr>
+            <w:r>
+              <w:rPr>
+                <w:rFonts w:ascii="Helvetica" w:hAnsi="Helvetica" w:eastAsia="Helvetica" w:cs="Helvetica"/>
+                <w:i w:val="false"/>
+                <w:b w:val="false"/>
+                <w:u w:val="none"/>
+                <w:sz w:val="22"/>
+                <w:szCs w:val="22"/>
+                <w:color w:val="000000"/>
+              </w:rPr>
+              <w:t xml:space="preserve">8,656, 68,953</w:t>
             </w:r>
           </w:p>
         </w:tc>
@@ -9797,60 +9797,60 @@
                 <w:szCs w:val="22"/>
                 <w:color w:val="000000"/>
               </w:rPr>
-              <w:t xml:space="preserve">343,964</w:t>
-            </w:r>
-          </w:p>
-        </w:tc>
-        <w:tc>
-          <w:tcPr>
-            <w:tcBorders>
-              <w:bottom w:val="none" w:sz="0" w:space="0" w:color="000000"/>
-              <w:top w:val="none" w:sz="0" w:space="0" w:color="000000"/>
-              <w:left w:val="none" w:sz="0" w:space="0" w:color="000000"/>
-              <w:right w:val="none" w:sz="0" w:space="0" w:color="000000"/>
-            </w:tcBorders>
-            <w:shd w:val="clear" w:color="auto" w:fill="FFFFFF"/>
-            <w:tcMar>
-              <w:top w:w="0" w:type="dxa"/>
-              <w:bottom w:w="0" w:type="dxa"/>
-              <w:left w:w="0" w:type="dxa"/>
-              <w:right w:w="0" w:type="dxa"/>
-            </w:tcMar>
-            <w:vAlign w:val="top"/>
-          </w:tcPr>
-          <w:p>
-            <w:pPr>
-              <w:pStyle w:val="Normal"/>
-              <w:jc w:val="center"/>
-              <w:pBdr>
-                <w:bottom w:val="none" w:sz="0" w:space="0" w:color="000000"/>
-                <w:top w:val="none" w:sz="0" w:space="0" w:color="000000"/>
-                <w:left w:val="none" w:sz="0" w:space="0" w:color="000000"/>
-                <w:right w:val="none" w:sz="0" w:space="0" w:color="000000"/>
-              </w:pBdr>
-              <w:spacing w:after="100" w:before="100" w:line="240"/>
-              <w:ind w:left="100" w:right="100" w:firstLine="0" w:firstLineChars="0"/>
-              <w:rPr>
-                <w:rFonts w:ascii="Helvetica" w:hAnsi="Helvetica" w:eastAsia="Helvetica" w:cs="Helvetica"/>
-                <w:i w:val="false"/>
-                <w:b w:val="false"/>
-                <w:u w:val="none"/>
-                <w:sz w:val="22"/>
-                <w:szCs w:val="22"/>
-                <w:color w:val="000000"/>
-              </w:rPr>
-            </w:pPr>
-            <w:r>
-              <w:rPr>
-                <w:rFonts w:ascii="Helvetica" w:hAnsi="Helvetica" w:eastAsia="Helvetica" w:cs="Helvetica"/>
-                <w:i w:val="false"/>
-                <w:b w:val="false"/>
-                <w:u w:val="none"/>
-                <w:sz w:val="22"/>
-                <w:szCs w:val="22"/>
-                <w:color w:val="000000"/>
-              </w:rPr>
-              <w:t xml:space="preserve">7,053, 16,775,547</w:t>
+              <w:t xml:space="preserve">410,842</w:t>
+            </w:r>
+          </w:p>
+        </w:tc>
+        <w:tc>
+          <w:tcPr>
+            <w:tcBorders>
+              <w:bottom w:val="none" w:sz="0" w:space="0" w:color="000000"/>
+              <w:top w:val="none" w:sz="0" w:space="0" w:color="000000"/>
+              <w:left w:val="none" w:sz="0" w:space="0" w:color="000000"/>
+              <w:right w:val="none" w:sz="0" w:space="0" w:color="000000"/>
+            </w:tcBorders>
+            <w:shd w:val="clear" w:color="auto" w:fill="FFFFFF"/>
+            <w:tcMar>
+              <w:top w:w="0" w:type="dxa"/>
+              <w:bottom w:w="0" w:type="dxa"/>
+              <w:left w:w="0" w:type="dxa"/>
+              <w:right w:w="0" w:type="dxa"/>
+            </w:tcMar>
+            <w:vAlign w:val="top"/>
+          </w:tcPr>
+          <w:p>
+            <w:pPr>
+              <w:pStyle w:val="Normal"/>
+              <w:jc w:val="center"/>
+              <w:pBdr>
+                <w:bottom w:val="none" w:sz="0" w:space="0" w:color="000000"/>
+                <w:top w:val="none" w:sz="0" w:space="0" w:color="000000"/>
+                <w:left w:val="none" w:sz="0" w:space="0" w:color="000000"/>
+                <w:right w:val="none" w:sz="0" w:space="0" w:color="000000"/>
+              </w:pBdr>
+              <w:spacing w:after="100" w:before="100" w:line="240"/>
+              <w:ind w:left="100" w:right="100" w:firstLine="0" w:firstLineChars="0"/>
+              <w:rPr>
+                <w:rFonts w:ascii="Helvetica" w:hAnsi="Helvetica" w:eastAsia="Helvetica" w:cs="Helvetica"/>
+                <w:i w:val="false"/>
+                <w:b w:val="false"/>
+                <w:u w:val="none"/>
+                <w:sz w:val="22"/>
+                <w:szCs w:val="22"/>
+                <w:color w:val="000000"/>
+              </w:rPr>
+            </w:pPr>
+            <w:r>
+              <w:rPr>
+                <w:rFonts w:ascii="Helvetica" w:hAnsi="Helvetica" w:eastAsia="Helvetica" w:cs="Helvetica"/>
+                <w:i w:val="false"/>
+                <w:b w:val="false"/>
+                <w:u w:val="none"/>
+                <w:sz w:val="22"/>
+                <w:szCs w:val="22"/>
+                <w:color w:val="000000"/>
+              </w:rPr>
+              <w:t xml:space="preserve">8,424, 20,036,284</w:t>
             </w:r>
           </w:p>
         </w:tc>
@@ -10068,113 +10068,113 @@
                 <w:szCs w:val="22"/>
                 <w:color w:val="000000"/>
               </w:rPr>
-              <w:t xml:space="preserve">1.21</w:t>
-            </w:r>
-          </w:p>
-        </w:tc>
-        <w:tc>
-          <w:tcPr>
-            <w:tcBorders>
-              <w:bottom w:val="none" w:sz="0" w:space="0" w:color="000000"/>
-              <w:top w:val="none" w:sz="0" w:space="0" w:color="000000"/>
-              <w:left w:val="none" w:sz="0" w:space="0" w:color="000000"/>
-              <w:right w:val="none" w:sz="0" w:space="0" w:color="000000"/>
-            </w:tcBorders>
-            <w:shd w:val="clear" w:color="auto" w:fill="FFFFFF"/>
-            <w:tcMar>
-              <w:top w:w="0" w:type="dxa"/>
-              <w:bottom w:w="0" w:type="dxa"/>
-              <w:left w:w="0" w:type="dxa"/>
-              <w:right w:w="0" w:type="dxa"/>
-            </w:tcMar>
-            <w:vAlign w:val="top"/>
-          </w:tcPr>
-          <w:p>
-            <w:pPr>
-              <w:pStyle w:val="Normal"/>
-              <w:jc w:val="center"/>
-              <w:pBdr>
-                <w:bottom w:val="none" w:sz="0" w:space="0" w:color="000000"/>
-                <w:top w:val="none" w:sz="0" w:space="0" w:color="000000"/>
-                <w:left w:val="none" w:sz="0" w:space="0" w:color="000000"/>
-                <w:right w:val="none" w:sz="0" w:space="0" w:color="000000"/>
-              </w:pBdr>
-              <w:spacing w:after="100" w:before="100" w:line="240"/>
-              <w:ind w:left="100" w:right="100" w:firstLine="0" w:firstLineChars="0"/>
-              <w:rPr>
-                <w:rFonts w:ascii="Helvetica" w:hAnsi="Helvetica" w:eastAsia="Helvetica" w:cs="Helvetica"/>
-                <w:i w:val="false"/>
-                <w:b w:val="false"/>
-                <w:u w:val="none"/>
-                <w:sz w:val="22"/>
-                <w:szCs w:val="22"/>
-                <w:color w:val="000000"/>
-              </w:rPr>
-            </w:pPr>
-            <w:r>
-              <w:rPr>
-                <w:rFonts w:ascii="Helvetica" w:hAnsi="Helvetica" w:eastAsia="Helvetica" w:cs="Helvetica"/>
-                <w:i w:val="false"/>
-                <w:b w:val="false"/>
-                <w:u w:val="none"/>
-                <w:sz w:val="22"/>
-                <w:szCs w:val="22"/>
-                <w:color w:val="000000"/>
-              </w:rPr>
-              <w:t xml:space="preserve">0.28, 5.23</w:t>
-            </w:r>
-          </w:p>
-        </w:tc>
-        <w:tc>
-          <w:tcPr>
-            <w:tcBorders>
-              <w:bottom w:val="none" w:sz="0" w:space="0" w:color="000000"/>
-              <w:top w:val="none" w:sz="0" w:space="0" w:color="000000"/>
-              <w:left w:val="none" w:sz="0" w:space="0" w:color="000000"/>
-              <w:right w:val="none" w:sz="0" w:space="0" w:color="000000"/>
-            </w:tcBorders>
-            <w:shd w:val="clear" w:color="auto" w:fill="FFFFFF"/>
-            <w:tcMar>
-              <w:top w:w="0" w:type="dxa"/>
-              <w:bottom w:w="0" w:type="dxa"/>
-              <w:left w:w="0" w:type="dxa"/>
-              <w:right w:w="0" w:type="dxa"/>
-            </w:tcMar>
-            <w:vAlign w:val="top"/>
-          </w:tcPr>
-          <w:p>
-            <w:pPr>
-              <w:pStyle w:val="Normal"/>
-              <w:jc w:val="center"/>
-              <w:pBdr>
-                <w:bottom w:val="none" w:sz="0" w:space="0" w:color="000000"/>
-                <w:top w:val="none" w:sz="0" w:space="0" w:color="000000"/>
-                <w:left w:val="none" w:sz="0" w:space="0" w:color="000000"/>
-                <w:right w:val="none" w:sz="0" w:space="0" w:color="000000"/>
-              </w:pBdr>
-              <w:spacing w:after="100" w:before="100" w:line="240"/>
-              <w:ind w:left="100" w:right="100" w:firstLine="0" w:firstLineChars="0"/>
-              <w:rPr>
-                <w:rFonts w:ascii="Helvetica" w:hAnsi="Helvetica" w:eastAsia="Helvetica" w:cs="Helvetica"/>
-                <w:i w:val="false"/>
-                <w:b w:val="false"/>
-                <w:u w:val="none"/>
-                <w:sz w:val="22"/>
-                <w:szCs w:val="22"/>
-                <w:color w:val="000000"/>
-              </w:rPr>
-            </w:pPr>
-            <w:r>
-              <w:rPr>
-                <w:rFonts w:ascii="Helvetica" w:hAnsi="Helvetica" w:eastAsia="Helvetica" w:cs="Helvetica"/>
-                <w:i w:val="false"/>
-                <w:b w:val="false"/>
-                <w:u w:val="none"/>
-                <w:sz w:val="22"/>
-                <w:szCs w:val="22"/>
-                <w:color w:val="000000"/>
-              </w:rPr>
-              <w:t xml:space="preserve">0.800</w:t>
+              <w:t xml:space="preserve">1.19</w:t>
+            </w:r>
+          </w:p>
+        </w:tc>
+        <w:tc>
+          <w:tcPr>
+            <w:tcBorders>
+              <w:bottom w:val="none" w:sz="0" w:space="0" w:color="000000"/>
+              <w:top w:val="none" w:sz="0" w:space="0" w:color="000000"/>
+              <w:left w:val="none" w:sz="0" w:space="0" w:color="000000"/>
+              <w:right w:val="none" w:sz="0" w:space="0" w:color="000000"/>
+            </w:tcBorders>
+            <w:shd w:val="clear" w:color="auto" w:fill="FFFFFF"/>
+            <w:tcMar>
+              <w:top w:w="0" w:type="dxa"/>
+              <w:bottom w:w="0" w:type="dxa"/>
+              <w:left w:w="0" w:type="dxa"/>
+              <w:right w:w="0" w:type="dxa"/>
+            </w:tcMar>
+            <w:vAlign w:val="top"/>
+          </w:tcPr>
+          <w:p>
+            <w:pPr>
+              <w:pStyle w:val="Normal"/>
+              <w:jc w:val="center"/>
+              <w:pBdr>
+                <w:bottom w:val="none" w:sz="0" w:space="0" w:color="000000"/>
+                <w:top w:val="none" w:sz="0" w:space="0" w:color="000000"/>
+                <w:left w:val="none" w:sz="0" w:space="0" w:color="000000"/>
+                <w:right w:val="none" w:sz="0" w:space="0" w:color="000000"/>
+              </w:pBdr>
+              <w:spacing w:after="100" w:before="100" w:line="240"/>
+              <w:ind w:left="100" w:right="100" w:firstLine="0" w:firstLineChars="0"/>
+              <w:rPr>
+                <w:rFonts w:ascii="Helvetica" w:hAnsi="Helvetica" w:eastAsia="Helvetica" w:cs="Helvetica"/>
+                <w:i w:val="false"/>
+                <w:b w:val="false"/>
+                <w:u w:val="none"/>
+                <w:sz w:val="22"/>
+                <w:szCs w:val="22"/>
+                <w:color w:val="000000"/>
+              </w:rPr>
+            </w:pPr>
+            <w:r>
+              <w:rPr>
+                <w:rFonts w:ascii="Helvetica" w:hAnsi="Helvetica" w:eastAsia="Helvetica" w:cs="Helvetica"/>
+                <w:i w:val="false"/>
+                <w:b w:val="false"/>
+                <w:u w:val="none"/>
+                <w:sz w:val="22"/>
+                <w:szCs w:val="22"/>
+                <w:color w:val="000000"/>
+              </w:rPr>
+              <w:t xml:space="preserve">0.27, 5.16</w:t>
+            </w:r>
+          </w:p>
+        </w:tc>
+        <w:tc>
+          <w:tcPr>
+            <w:tcBorders>
+              <w:bottom w:val="none" w:sz="0" w:space="0" w:color="000000"/>
+              <w:top w:val="none" w:sz="0" w:space="0" w:color="000000"/>
+              <w:left w:val="none" w:sz="0" w:space="0" w:color="000000"/>
+              <w:right w:val="none" w:sz="0" w:space="0" w:color="000000"/>
+            </w:tcBorders>
+            <w:shd w:val="clear" w:color="auto" w:fill="FFFFFF"/>
+            <w:tcMar>
+              <w:top w:w="0" w:type="dxa"/>
+              <w:bottom w:w="0" w:type="dxa"/>
+              <w:left w:w="0" w:type="dxa"/>
+              <w:right w:w="0" w:type="dxa"/>
+            </w:tcMar>
+            <w:vAlign w:val="top"/>
+          </w:tcPr>
+          <w:p>
+            <w:pPr>
+              <w:pStyle w:val="Normal"/>
+              <w:jc w:val="center"/>
+              <w:pBdr>
+                <w:bottom w:val="none" w:sz="0" w:space="0" w:color="000000"/>
+                <w:top w:val="none" w:sz="0" w:space="0" w:color="000000"/>
+                <w:left w:val="none" w:sz="0" w:space="0" w:color="000000"/>
+                <w:right w:val="none" w:sz="0" w:space="0" w:color="000000"/>
+              </w:pBdr>
+              <w:spacing w:after="100" w:before="100" w:line="240"/>
+              <w:ind w:left="100" w:right="100" w:firstLine="0" w:firstLineChars="0"/>
+              <w:rPr>
+                <w:rFonts w:ascii="Helvetica" w:hAnsi="Helvetica" w:eastAsia="Helvetica" w:cs="Helvetica"/>
+                <w:i w:val="false"/>
+                <w:b w:val="false"/>
+                <w:u w:val="none"/>
+                <w:sz w:val="22"/>
+                <w:szCs w:val="22"/>
+                <w:color w:val="000000"/>
+              </w:rPr>
+            </w:pPr>
+            <w:r>
+              <w:rPr>
+                <w:rFonts w:ascii="Helvetica" w:hAnsi="Helvetica" w:eastAsia="Helvetica" w:cs="Helvetica"/>
+                <w:i w:val="false"/>
+                <w:b w:val="false"/>
+                <w:u w:val="none"/>
+                <w:sz w:val="22"/>
+                <w:szCs w:val="22"/>
+                <w:color w:val="000000"/>
+              </w:rPr>
+              <w:t xml:space="preserve">0.820</w:t>
             </w:r>
           </w:p>
         </w:tc>
@@ -10280,60 +10280,60 @@
                 <w:szCs w:val="22"/>
                 <w:color w:val="000000"/>
               </w:rPr>
-              <w:t xml:space="preserve">1,391</w:t>
-            </w:r>
-          </w:p>
-        </w:tc>
-        <w:tc>
-          <w:tcPr>
-            <w:tcBorders>
-              <w:bottom w:val="none" w:sz="0" w:space="0" w:color="000000"/>
-              <w:top w:val="none" w:sz="0" w:space="0" w:color="000000"/>
-              <w:left w:val="none" w:sz="0" w:space="0" w:color="000000"/>
-              <w:right w:val="none" w:sz="0" w:space="0" w:color="000000"/>
-            </w:tcBorders>
-            <w:shd w:val="clear" w:color="auto" w:fill="FFFFFF"/>
-            <w:tcMar>
-              <w:top w:w="0" w:type="dxa"/>
-              <w:bottom w:w="0" w:type="dxa"/>
-              <w:left w:w="0" w:type="dxa"/>
-              <w:right w:w="0" w:type="dxa"/>
-            </w:tcMar>
-            <w:vAlign w:val="top"/>
-          </w:tcPr>
-          <w:p>
-            <w:pPr>
-              <w:pStyle w:val="Normal"/>
-              <w:jc w:val="center"/>
-              <w:pBdr>
-                <w:bottom w:val="none" w:sz="0" w:space="0" w:color="000000"/>
-                <w:top w:val="none" w:sz="0" w:space="0" w:color="000000"/>
-                <w:left w:val="none" w:sz="0" w:space="0" w:color="000000"/>
-                <w:right w:val="none" w:sz="0" w:space="0" w:color="000000"/>
-              </w:pBdr>
-              <w:spacing w:after="100" w:before="100" w:line="240"/>
-              <w:ind w:left="100" w:right="100" w:firstLine="0" w:firstLineChars="0"/>
-              <w:rPr>
-                <w:rFonts w:ascii="Helvetica" w:hAnsi="Helvetica" w:eastAsia="Helvetica" w:cs="Helvetica"/>
-                <w:i w:val="false"/>
-                <w:b w:val="false"/>
-                <w:u w:val="none"/>
-                <w:sz w:val="22"/>
-                <w:szCs w:val="22"/>
-                <w:color w:val="000000"/>
-              </w:rPr>
-            </w:pPr>
-            <w:r>
-              <w:rPr>
-                <w:rFonts w:ascii="Helvetica" w:hAnsi="Helvetica" w:eastAsia="Helvetica" w:cs="Helvetica"/>
-                <w:i w:val="false"/>
-                <w:b w:val="false"/>
-                <w:u w:val="none"/>
-                <w:sz w:val="22"/>
-                <w:szCs w:val="22"/>
-                <w:color w:val="000000"/>
-              </w:rPr>
-              <w:t xml:space="preserve">90.0, 21,488</w:t>
+              <w:t xml:space="preserve">1,713</w:t>
+            </w:r>
+          </w:p>
+        </w:tc>
+        <w:tc>
+          <w:tcPr>
+            <w:tcBorders>
+              <w:bottom w:val="none" w:sz="0" w:space="0" w:color="000000"/>
+              <w:top w:val="none" w:sz="0" w:space="0" w:color="000000"/>
+              <w:left w:val="none" w:sz="0" w:space="0" w:color="000000"/>
+              <w:right w:val="none" w:sz="0" w:space="0" w:color="000000"/>
+            </w:tcBorders>
+            <w:shd w:val="clear" w:color="auto" w:fill="FFFFFF"/>
+            <w:tcMar>
+              <w:top w:w="0" w:type="dxa"/>
+              <w:bottom w:w="0" w:type="dxa"/>
+              <w:left w:w="0" w:type="dxa"/>
+              <w:right w:w="0" w:type="dxa"/>
+            </w:tcMar>
+            <w:vAlign w:val="top"/>
+          </w:tcPr>
+          <w:p>
+            <w:pPr>
+              <w:pStyle w:val="Normal"/>
+              <w:jc w:val="center"/>
+              <w:pBdr>
+                <w:bottom w:val="none" w:sz="0" w:space="0" w:color="000000"/>
+                <w:top w:val="none" w:sz="0" w:space="0" w:color="000000"/>
+                <w:left w:val="none" w:sz="0" w:space="0" w:color="000000"/>
+                <w:right w:val="none" w:sz="0" w:space="0" w:color="000000"/>
+              </w:pBdr>
+              <w:spacing w:after="100" w:before="100" w:line="240"/>
+              <w:ind w:left="100" w:right="100" w:firstLine="0" w:firstLineChars="0"/>
+              <w:rPr>
+                <w:rFonts w:ascii="Helvetica" w:hAnsi="Helvetica" w:eastAsia="Helvetica" w:cs="Helvetica"/>
+                <w:i w:val="false"/>
+                <w:b w:val="false"/>
+                <w:u w:val="none"/>
+                <w:sz w:val="22"/>
+                <w:szCs w:val="22"/>
+                <w:color w:val="000000"/>
+              </w:rPr>
+            </w:pPr>
+            <w:r>
+              <w:rPr>
+                <w:rFonts w:ascii="Helvetica" w:hAnsi="Helvetica" w:eastAsia="Helvetica" w:cs="Helvetica"/>
+                <w:i w:val="false"/>
+                <w:b w:val="false"/>
+                <w:u w:val="none"/>
+                <w:sz w:val="22"/>
+                <w:szCs w:val="22"/>
+                <w:color w:val="000000"/>
+              </w:rPr>
+              <w:t xml:space="preserve">111, 26,463</w:t>
             </w:r>
           </w:p>
         </w:tc>
@@ -10393,7 +10393,7 @@
       </w:tr>
       <w:tr>
         <w:trPr>
-          <w:trHeight w:val="597" w:hRule="auto"/>
+          <w:trHeight w:val="598" w:hRule="auto"/>
         </w:trPr>
         body21
         <w:tc>
@@ -10551,113 +10551,113 @@
                 <w:szCs w:val="22"/>
                 <w:color w:val="000000"/>
               </w:rPr>
-              <w:t xml:space="preserve">3.40</w:t>
-            </w:r>
-          </w:p>
-        </w:tc>
-        <w:tc>
-          <w:tcPr>
-            <w:tcBorders>
-              <w:bottom w:val="none" w:sz="0" w:space="0" w:color="000000"/>
-              <w:top w:val="none" w:sz="0" w:space="0" w:color="000000"/>
-              <w:left w:val="none" w:sz="0" w:space="0" w:color="000000"/>
-              <w:right w:val="none" w:sz="0" w:space="0" w:color="000000"/>
-            </w:tcBorders>
-            <w:shd w:val="clear" w:color="auto" w:fill="FFFFFF"/>
-            <w:tcMar>
-              <w:top w:w="0" w:type="dxa"/>
-              <w:bottom w:w="0" w:type="dxa"/>
-              <w:left w:w="0" w:type="dxa"/>
-              <w:right w:w="0" w:type="dxa"/>
-            </w:tcMar>
-            <w:vAlign w:val="top"/>
-          </w:tcPr>
-          <w:p>
-            <w:pPr>
-              <w:pStyle w:val="Normal"/>
-              <w:jc w:val="center"/>
-              <w:pBdr>
-                <w:bottom w:val="none" w:sz="0" w:space="0" w:color="000000"/>
-                <w:top w:val="none" w:sz="0" w:space="0" w:color="000000"/>
-                <w:left w:val="none" w:sz="0" w:space="0" w:color="000000"/>
-                <w:right w:val="none" w:sz="0" w:space="0" w:color="000000"/>
-              </w:pBdr>
-              <w:spacing w:after="100" w:before="100" w:line="240"/>
-              <w:ind w:left="100" w:right="100" w:firstLine="0" w:firstLineChars="0"/>
-              <w:rPr>
-                <w:rFonts w:ascii="Helvetica" w:hAnsi="Helvetica" w:eastAsia="Helvetica" w:cs="Helvetica"/>
-                <w:i w:val="false"/>
-                <w:b w:val="false"/>
-                <w:u w:val="none"/>
-                <w:sz w:val="22"/>
-                <w:szCs w:val="22"/>
-                <w:color w:val="000000"/>
-              </w:rPr>
-            </w:pPr>
-            <w:r>
-              <w:rPr>
-                <w:rFonts w:ascii="Helvetica" w:hAnsi="Helvetica" w:eastAsia="Helvetica" w:cs="Helvetica"/>
-                <w:i w:val="false"/>
-                <w:b w:val="false"/>
-                <w:u w:val="none"/>
-                <w:sz w:val="22"/>
-                <w:szCs w:val="22"/>
-                <w:color w:val="000000"/>
-              </w:rPr>
-              <w:t xml:space="preserve">0.37, 31.1</w:t>
-            </w:r>
-          </w:p>
-        </w:tc>
-        <w:tc>
-          <w:tcPr>
-            <w:tcBorders>
-              <w:bottom w:val="none" w:sz="0" w:space="0" w:color="000000"/>
-              <w:top w:val="none" w:sz="0" w:space="0" w:color="000000"/>
-              <w:left w:val="none" w:sz="0" w:space="0" w:color="000000"/>
-              <w:right w:val="none" w:sz="0" w:space="0" w:color="000000"/>
-            </w:tcBorders>
-            <w:shd w:val="clear" w:color="auto" w:fill="FFFFFF"/>
-            <w:tcMar>
-              <w:top w:w="0" w:type="dxa"/>
-              <w:bottom w:w="0" w:type="dxa"/>
-              <w:left w:w="0" w:type="dxa"/>
-              <w:right w:w="0" w:type="dxa"/>
-            </w:tcMar>
-            <w:vAlign w:val="top"/>
-          </w:tcPr>
-          <w:p>
-            <w:pPr>
-              <w:pStyle w:val="Normal"/>
-              <w:jc w:val="center"/>
-              <w:pBdr>
-                <w:bottom w:val="none" w:sz="0" w:space="0" w:color="000000"/>
-                <w:top w:val="none" w:sz="0" w:space="0" w:color="000000"/>
-                <w:left w:val="none" w:sz="0" w:space="0" w:color="000000"/>
-                <w:right w:val="none" w:sz="0" w:space="0" w:color="000000"/>
-              </w:pBdr>
-              <w:spacing w:after="100" w:before="100" w:line="240"/>
-              <w:ind w:left="100" w:right="100" w:firstLine="0" w:firstLineChars="0"/>
-              <w:rPr>
-                <w:rFonts w:ascii="Helvetica" w:hAnsi="Helvetica" w:eastAsia="Helvetica" w:cs="Helvetica"/>
-                <w:i w:val="false"/>
-                <w:b w:val="false"/>
-                <w:u w:val="none"/>
-                <w:sz w:val="22"/>
-                <w:szCs w:val="22"/>
-                <w:color w:val="000000"/>
-              </w:rPr>
-            </w:pPr>
-            <w:r>
-              <w:rPr>
-                <w:rFonts w:ascii="Helvetica" w:hAnsi="Helvetica" w:eastAsia="Helvetica" w:cs="Helvetica"/>
-                <w:i w:val="false"/>
-                <w:b w:val="false"/>
-                <w:u w:val="none"/>
-                <w:sz w:val="22"/>
-                <w:szCs w:val="22"/>
-                <w:color w:val="000000"/>
-              </w:rPr>
-              <w:t xml:space="preserve">0.280</w:t>
+              <w:t xml:space="preserve">3.43</w:t>
+            </w:r>
+          </w:p>
+        </w:tc>
+        <w:tc>
+          <w:tcPr>
+            <w:tcBorders>
+              <w:bottom w:val="none" w:sz="0" w:space="0" w:color="000000"/>
+              <w:top w:val="none" w:sz="0" w:space="0" w:color="000000"/>
+              <w:left w:val="none" w:sz="0" w:space="0" w:color="000000"/>
+              <w:right w:val="none" w:sz="0" w:space="0" w:color="000000"/>
+            </w:tcBorders>
+            <w:shd w:val="clear" w:color="auto" w:fill="FFFFFF"/>
+            <w:tcMar>
+              <w:top w:w="0" w:type="dxa"/>
+              <w:bottom w:w="0" w:type="dxa"/>
+              <w:left w:w="0" w:type="dxa"/>
+              <w:right w:w="0" w:type="dxa"/>
+            </w:tcMar>
+            <w:vAlign w:val="top"/>
+          </w:tcPr>
+          <w:p>
+            <w:pPr>
+              <w:pStyle w:val="Normal"/>
+              <w:jc w:val="center"/>
+              <w:pBdr>
+                <w:bottom w:val="none" w:sz="0" w:space="0" w:color="000000"/>
+                <w:top w:val="none" w:sz="0" w:space="0" w:color="000000"/>
+                <w:left w:val="none" w:sz="0" w:space="0" w:color="000000"/>
+                <w:right w:val="none" w:sz="0" w:space="0" w:color="000000"/>
+              </w:pBdr>
+              <w:spacing w:after="100" w:before="100" w:line="240"/>
+              <w:ind w:left="100" w:right="100" w:firstLine="0" w:firstLineChars="0"/>
+              <w:rPr>
+                <w:rFonts w:ascii="Helvetica" w:hAnsi="Helvetica" w:eastAsia="Helvetica" w:cs="Helvetica"/>
+                <w:i w:val="false"/>
+                <w:b w:val="false"/>
+                <w:u w:val="none"/>
+                <w:sz w:val="22"/>
+                <w:szCs w:val="22"/>
+                <w:color w:val="000000"/>
+              </w:rPr>
+            </w:pPr>
+            <w:r>
+              <w:rPr>
+                <w:rFonts w:ascii="Helvetica" w:hAnsi="Helvetica" w:eastAsia="Helvetica" w:cs="Helvetica"/>
+                <w:i w:val="false"/>
+                <w:b w:val="false"/>
+                <w:u w:val="none"/>
+                <w:sz w:val="22"/>
+                <w:szCs w:val="22"/>
+                <w:color w:val="000000"/>
+              </w:rPr>
+              <w:t xml:space="preserve">0.38, 31.3</w:t>
+            </w:r>
+          </w:p>
+        </w:tc>
+        <w:tc>
+          <w:tcPr>
+            <w:tcBorders>
+              <w:bottom w:val="none" w:sz="0" w:space="0" w:color="000000"/>
+              <w:top w:val="none" w:sz="0" w:space="0" w:color="000000"/>
+              <w:left w:val="none" w:sz="0" w:space="0" w:color="000000"/>
+              <w:right w:val="none" w:sz="0" w:space="0" w:color="000000"/>
+            </w:tcBorders>
+            <w:shd w:val="clear" w:color="auto" w:fill="FFFFFF"/>
+            <w:tcMar>
+              <w:top w:w="0" w:type="dxa"/>
+              <w:bottom w:w="0" w:type="dxa"/>
+              <w:left w:w="0" w:type="dxa"/>
+              <w:right w:w="0" w:type="dxa"/>
+            </w:tcMar>
+            <w:vAlign w:val="top"/>
+          </w:tcPr>
+          <w:p>
+            <w:pPr>
+              <w:pStyle w:val="Normal"/>
+              <w:jc w:val="center"/>
+              <w:pBdr>
+                <w:bottom w:val="none" w:sz="0" w:space="0" w:color="000000"/>
+                <w:top w:val="none" w:sz="0" w:space="0" w:color="000000"/>
+                <w:left w:val="none" w:sz="0" w:space="0" w:color="000000"/>
+                <w:right w:val="none" w:sz="0" w:space="0" w:color="000000"/>
+              </w:pBdr>
+              <w:spacing w:after="100" w:before="100" w:line="240"/>
+              <w:ind w:left="100" w:right="100" w:firstLine="0" w:firstLineChars="0"/>
+              <w:rPr>
+                <w:rFonts w:ascii="Helvetica" w:hAnsi="Helvetica" w:eastAsia="Helvetica" w:cs="Helvetica"/>
+                <w:i w:val="false"/>
+                <w:b w:val="false"/>
+                <w:u w:val="none"/>
+                <w:sz w:val="22"/>
+                <w:szCs w:val="22"/>
+                <w:color w:val="000000"/>
+              </w:rPr>
+            </w:pPr>
+            <w:r>
+              <w:rPr>
+                <w:rFonts w:ascii="Helvetica" w:hAnsi="Helvetica" w:eastAsia="Helvetica" w:cs="Helvetica"/>
+                <w:i w:val="false"/>
+                <w:b w:val="false"/>
+                <w:u w:val="none"/>
+                <w:sz w:val="22"/>
+                <w:szCs w:val="22"/>
+                <w:color w:val="000000"/>
+              </w:rPr>
+              <w:t xml:space="preserve">0.270</w:t>
             </w:r>
           </w:p>
         </w:tc>
@@ -10816,7 +10816,7 @@
                 <w:szCs w:val="22"/>
                 <w:color w:val="000000"/>
               </w:rPr>
-              <w:t xml:space="preserve">0.00, 0.01</w:t>
+              <w:t xml:space="preserve">0.00, 0.00</w:t>
             </w:r>
           </w:p>
         </w:tc>
@@ -11246,113 +11246,113 @@
                 <w:szCs w:val="22"/>
                 <w:color w:val="000000"/>
               </w:rPr>
-              <w:t xml:space="preserve">0.05</w:t>
-            </w:r>
-          </w:p>
-        </w:tc>
-        <w:tc>
-          <w:tcPr>
-            <w:tcBorders>
-              <w:bottom w:val="none" w:sz="0" w:space="0" w:color="000000"/>
-              <w:top w:val="none" w:sz="0" w:space="0" w:color="000000"/>
-              <w:left w:val="none" w:sz="0" w:space="0" w:color="000000"/>
-              <w:right w:val="none" w:sz="0" w:space="0" w:color="000000"/>
-            </w:tcBorders>
-            <w:shd w:val="clear" w:color="auto" w:fill="FFFFFF"/>
-            <w:tcMar>
-              <w:top w:w="0" w:type="dxa"/>
-              <w:bottom w:w="0" w:type="dxa"/>
-              <w:left w:w="0" w:type="dxa"/>
-              <w:right w:w="0" w:type="dxa"/>
-            </w:tcMar>
-            <w:vAlign w:val="top"/>
-          </w:tcPr>
-          <w:p>
-            <w:pPr>
-              <w:pStyle w:val="Normal"/>
-              <w:jc w:val="center"/>
-              <w:pBdr>
-                <w:bottom w:val="none" w:sz="0" w:space="0" w:color="000000"/>
-                <w:top w:val="none" w:sz="0" w:space="0" w:color="000000"/>
-                <w:left w:val="none" w:sz="0" w:space="0" w:color="000000"/>
-                <w:right w:val="none" w:sz="0" w:space="0" w:color="000000"/>
-              </w:pBdr>
-              <w:spacing w:after="100" w:before="100" w:line="240"/>
-              <w:ind w:left="100" w:right="100" w:firstLine="0" w:firstLineChars="0"/>
-              <w:rPr>
-                <w:rFonts w:ascii="Helvetica" w:hAnsi="Helvetica" w:eastAsia="Helvetica" w:cs="Helvetica"/>
-                <w:i w:val="false"/>
-                <w:b w:val="false"/>
-                <w:u w:val="none"/>
-                <w:sz w:val="22"/>
-                <w:szCs w:val="22"/>
-                <w:color w:val="000000"/>
-              </w:rPr>
-            </w:pPr>
-            <w:r>
-              <w:rPr>
-                <w:rFonts w:ascii="Helvetica" w:hAnsi="Helvetica" w:eastAsia="Helvetica" w:cs="Helvetica"/>
-                <w:i w:val="false"/>
-                <w:b w:val="false"/>
-                <w:u w:val="none"/>
-                <w:sz w:val="22"/>
-                <w:szCs w:val="22"/>
-                <w:color w:val="000000"/>
-              </w:rPr>
-              <w:t xml:space="preserve">0.00, 26.2</w:t>
-            </w:r>
-          </w:p>
-        </w:tc>
-        <w:tc>
-          <w:tcPr>
-            <w:tcBorders>
-              <w:bottom w:val="none" w:sz="0" w:space="0" w:color="000000"/>
-              <w:top w:val="none" w:sz="0" w:space="0" w:color="000000"/>
-              <w:left w:val="none" w:sz="0" w:space="0" w:color="000000"/>
-              <w:right w:val="none" w:sz="0" w:space="0" w:color="000000"/>
-            </w:tcBorders>
-            <w:shd w:val="clear" w:color="auto" w:fill="FFFFFF"/>
-            <w:tcMar>
-              <w:top w:w="0" w:type="dxa"/>
-              <w:bottom w:w="0" w:type="dxa"/>
-              <w:left w:w="0" w:type="dxa"/>
-              <w:right w:w="0" w:type="dxa"/>
-            </w:tcMar>
-            <w:vAlign w:val="top"/>
-          </w:tcPr>
-          <w:p>
-            <w:pPr>
-              <w:pStyle w:val="Normal"/>
-              <w:jc w:val="center"/>
-              <w:pBdr>
-                <w:bottom w:val="none" w:sz="0" w:space="0" w:color="000000"/>
-                <w:top w:val="none" w:sz="0" w:space="0" w:color="000000"/>
-                <w:left w:val="none" w:sz="0" w:space="0" w:color="000000"/>
-                <w:right w:val="none" w:sz="0" w:space="0" w:color="000000"/>
-              </w:pBdr>
-              <w:spacing w:after="100" w:before="100" w:line="240"/>
-              <w:ind w:left="100" w:right="100" w:firstLine="0" w:firstLineChars="0"/>
-              <w:rPr>
-                <w:rFonts w:ascii="Helvetica" w:hAnsi="Helvetica" w:eastAsia="Helvetica" w:cs="Helvetica"/>
-                <w:i w:val="false"/>
-                <w:b w:val="false"/>
-                <w:u w:val="none"/>
-                <w:sz w:val="22"/>
-                <w:szCs w:val="22"/>
-                <w:color w:val="000000"/>
-              </w:rPr>
-            </w:pPr>
-            <w:r>
-              <w:rPr>
-                <w:rFonts w:ascii="Helvetica" w:hAnsi="Helvetica" w:eastAsia="Helvetica" w:cs="Helvetica"/>
-                <w:i w:val="false"/>
-                <w:b w:val="false"/>
-                <w:u w:val="none"/>
-                <w:sz w:val="22"/>
-                <w:szCs w:val="22"/>
-                <w:color w:val="000000"/>
-              </w:rPr>
-              <w:t xml:space="preserve">0.350</w:t>
+              <w:t xml:space="preserve">0.02</w:t>
+            </w:r>
+          </w:p>
+        </w:tc>
+        <w:tc>
+          <w:tcPr>
+            <w:tcBorders>
+              <w:bottom w:val="none" w:sz="0" w:space="0" w:color="000000"/>
+              <w:top w:val="none" w:sz="0" w:space="0" w:color="000000"/>
+              <w:left w:val="none" w:sz="0" w:space="0" w:color="000000"/>
+              <w:right w:val="none" w:sz="0" w:space="0" w:color="000000"/>
+            </w:tcBorders>
+            <w:shd w:val="clear" w:color="auto" w:fill="FFFFFF"/>
+            <w:tcMar>
+              <w:top w:w="0" w:type="dxa"/>
+              <w:bottom w:w="0" w:type="dxa"/>
+              <w:left w:w="0" w:type="dxa"/>
+              <w:right w:w="0" w:type="dxa"/>
+            </w:tcMar>
+            <w:vAlign w:val="top"/>
+          </w:tcPr>
+          <w:p>
+            <w:pPr>
+              <w:pStyle w:val="Normal"/>
+              <w:jc w:val="center"/>
+              <w:pBdr>
+                <w:bottom w:val="none" w:sz="0" w:space="0" w:color="000000"/>
+                <w:top w:val="none" w:sz="0" w:space="0" w:color="000000"/>
+                <w:left w:val="none" w:sz="0" w:space="0" w:color="000000"/>
+                <w:right w:val="none" w:sz="0" w:space="0" w:color="000000"/>
+              </w:pBdr>
+              <w:spacing w:after="100" w:before="100" w:line="240"/>
+              <w:ind w:left="100" w:right="100" w:firstLine="0" w:firstLineChars="0"/>
+              <w:rPr>
+                <w:rFonts w:ascii="Helvetica" w:hAnsi="Helvetica" w:eastAsia="Helvetica" w:cs="Helvetica"/>
+                <w:i w:val="false"/>
+                <w:b w:val="false"/>
+                <w:u w:val="none"/>
+                <w:sz w:val="22"/>
+                <w:szCs w:val="22"/>
+                <w:color w:val="000000"/>
+              </w:rPr>
+            </w:pPr>
+            <w:r>
+              <w:rPr>
+                <w:rFonts w:ascii="Helvetica" w:hAnsi="Helvetica" w:eastAsia="Helvetica" w:cs="Helvetica"/>
+                <w:i w:val="false"/>
+                <w:b w:val="false"/>
+                <w:u w:val="none"/>
+                <w:sz w:val="22"/>
+                <w:szCs w:val="22"/>
+                <w:color w:val="000000"/>
+              </w:rPr>
+              <w:t xml:space="preserve">0.00, 12.2</w:t>
+            </w:r>
+          </w:p>
+        </w:tc>
+        <w:tc>
+          <w:tcPr>
+            <w:tcBorders>
+              <w:bottom w:val="none" w:sz="0" w:space="0" w:color="000000"/>
+              <w:top w:val="none" w:sz="0" w:space="0" w:color="000000"/>
+              <w:left w:val="none" w:sz="0" w:space="0" w:color="000000"/>
+              <w:right w:val="none" w:sz="0" w:space="0" w:color="000000"/>
+            </w:tcBorders>
+            <w:shd w:val="clear" w:color="auto" w:fill="FFFFFF"/>
+            <w:tcMar>
+              <w:top w:w="0" w:type="dxa"/>
+              <w:bottom w:w="0" w:type="dxa"/>
+              <w:left w:w="0" w:type="dxa"/>
+              <w:right w:w="0" w:type="dxa"/>
+            </w:tcMar>
+            <w:vAlign w:val="top"/>
+          </w:tcPr>
+          <w:p>
+            <w:pPr>
+              <w:pStyle w:val="Normal"/>
+              <w:jc w:val="center"/>
+              <w:pBdr>
+                <w:bottom w:val="none" w:sz="0" w:space="0" w:color="000000"/>
+                <w:top w:val="none" w:sz="0" w:space="0" w:color="000000"/>
+                <w:left w:val="none" w:sz="0" w:space="0" w:color="000000"/>
+                <w:right w:val="none" w:sz="0" w:space="0" w:color="000000"/>
+              </w:pBdr>
+              <w:spacing w:after="100" w:before="100" w:line="240"/>
+              <w:ind w:left="100" w:right="100" w:firstLine="0" w:firstLineChars="0"/>
+              <w:rPr>
+                <w:rFonts w:ascii="Helvetica" w:hAnsi="Helvetica" w:eastAsia="Helvetica" w:cs="Helvetica"/>
+                <w:i w:val="false"/>
+                <w:b w:val="false"/>
+                <w:u w:val="none"/>
+                <w:sz w:val="22"/>
+                <w:szCs w:val="22"/>
+                <w:color w:val="000000"/>
+              </w:rPr>
+            </w:pPr>
+            <w:r>
+              <w:rPr>
+                <w:rFonts w:ascii="Helvetica" w:hAnsi="Helvetica" w:eastAsia="Helvetica" w:cs="Helvetica"/>
+                <w:i w:val="false"/>
+                <w:b w:val="false"/>
+                <w:u w:val="none"/>
+                <w:sz w:val="22"/>
+                <w:szCs w:val="22"/>
+                <w:color w:val="000000"/>
+              </w:rPr>
+              <w:t xml:space="preserve">0.240</w:t>
             </w:r>
           </w:p>
         </w:tc>
@@ -12106,7 +12106,7 @@
                 <w:szCs w:val="22"/>
                 <w:color w:val="000000"/>
               </w:rPr>
-              <w:t xml:space="preserve">0.850</w:t>
+              <w:t xml:space="preserve">0.830</w:t>
             </w:r>
           </w:p>
         </w:tc>
@@ -12483,113 +12483,113 @@
                 <w:szCs w:val="22"/>
                 <w:color w:val="000000"/>
               </w:rPr>
-              <w:t xml:space="preserve">0.45</w:t>
-            </w:r>
-          </w:p>
-        </w:tc>
-        <w:tc>
-          <w:tcPr>
-            <w:tcBorders>
-              <w:bottom w:val="none" w:sz="0" w:space="0" w:color="000000"/>
-              <w:top w:val="none" w:sz="0" w:space="0" w:color="000000"/>
-              <w:left w:val="none" w:sz="0" w:space="0" w:color="000000"/>
-              <w:right w:val="none" w:sz="0" w:space="0" w:color="000000"/>
-            </w:tcBorders>
-            <w:shd w:val="clear" w:color="auto" w:fill="FFFFFF"/>
-            <w:tcMar>
-              <w:top w:w="0" w:type="dxa"/>
-              <w:bottom w:w="0" w:type="dxa"/>
-              <w:left w:w="0" w:type="dxa"/>
-              <w:right w:w="0" w:type="dxa"/>
-            </w:tcMar>
-            <w:vAlign w:val="top"/>
-          </w:tcPr>
-          <w:p>
-            <w:pPr>
-              <w:pStyle w:val="Normal"/>
-              <w:jc w:val="center"/>
-              <w:pBdr>
-                <w:bottom w:val="none" w:sz="0" w:space="0" w:color="000000"/>
-                <w:top w:val="none" w:sz="0" w:space="0" w:color="000000"/>
-                <w:left w:val="none" w:sz="0" w:space="0" w:color="000000"/>
-                <w:right w:val="none" w:sz="0" w:space="0" w:color="000000"/>
-              </w:pBdr>
-              <w:spacing w:after="100" w:before="100" w:line="240"/>
-              <w:ind w:left="100" w:right="100" w:firstLine="0" w:firstLineChars="0"/>
-              <w:rPr>
-                <w:rFonts w:ascii="Helvetica" w:hAnsi="Helvetica" w:eastAsia="Helvetica" w:cs="Helvetica"/>
-                <w:i w:val="false"/>
-                <w:b w:val="false"/>
-                <w:u w:val="none"/>
-                <w:sz w:val="22"/>
-                <w:szCs w:val="22"/>
-                <w:color w:val="000000"/>
-              </w:rPr>
-            </w:pPr>
-            <w:r>
-              <w:rPr>
-                <w:rFonts w:ascii="Helvetica" w:hAnsi="Helvetica" w:eastAsia="Helvetica" w:cs="Helvetica"/>
-                <w:i w:val="false"/>
-                <w:b w:val="false"/>
-                <w:u w:val="none"/>
-                <w:sz w:val="22"/>
-                <w:szCs w:val="22"/>
-                <w:color w:val="000000"/>
-              </w:rPr>
-              <w:t xml:space="preserve">0.05, 3.68</w:t>
-            </w:r>
-          </w:p>
-        </w:tc>
-        <w:tc>
-          <w:tcPr>
-            <w:tcBorders>
-              <w:bottom w:val="none" w:sz="0" w:space="0" w:color="000000"/>
-              <w:top w:val="none" w:sz="0" w:space="0" w:color="000000"/>
-              <w:left w:val="none" w:sz="0" w:space="0" w:color="000000"/>
-              <w:right w:val="none" w:sz="0" w:space="0" w:color="000000"/>
-            </w:tcBorders>
-            <w:shd w:val="clear" w:color="auto" w:fill="FFFFFF"/>
-            <w:tcMar>
-              <w:top w:w="0" w:type="dxa"/>
-              <w:bottom w:w="0" w:type="dxa"/>
-              <w:left w:w="0" w:type="dxa"/>
-              <w:right w:w="0" w:type="dxa"/>
-            </w:tcMar>
-            <w:vAlign w:val="top"/>
-          </w:tcPr>
-          <w:p>
-            <w:pPr>
-              <w:pStyle w:val="Normal"/>
-              <w:jc w:val="center"/>
-              <w:pBdr>
-                <w:bottom w:val="none" w:sz="0" w:space="0" w:color="000000"/>
-                <w:top w:val="none" w:sz="0" w:space="0" w:color="000000"/>
-                <w:left w:val="none" w:sz="0" w:space="0" w:color="000000"/>
-                <w:right w:val="none" w:sz="0" w:space="0" w:color="000000"/>
-              </w:pBdr>
-              <w:spacing w:after="100" w:before="100" w:line="240"/>
-              <w:ind w:left="100" w:right="100" w:firstLine="0" w:firstLineChars="0"/>
-              <w:rPr>
-                <w:rFonts w:ascii="Helvetica" w:hAnsi="Helvetica" w:eastAsia="Helvetica" w:cs="Helvetica"/>
-                <w:i w:val="false"/>
-                <w:b w:val="false"/>
-                <w:u w:val="none"/>
-                <w:sz w:val="22"/>
-                <w:szCs w:val="22"/>
-                <w:color w:val="000000"/>
-              </w:rPr>
-            </w:pPr>
-            <w:r>
-              <w:rPr>
-                <w:rFonts w:ascii="Helvetica" w:hAnsi="Helvetica" w:eastAsia="Helvetica" w:cs="Helvetica"/>
-                <w:i w:val="false"/>
-                <w:b w:val="false"/>
-                <w:u w:val="none"/>
-                <w:sz w:val="22"/>
-                <w:szCs w:val="22"/>
-                <w:color w:val="000000"/>
-              </w:rPr>
-              <w:t xml:space="preserve">0.450</w:t>
+              <w:t xml:space="preserve">0.43</w:t>
+            </w:r>
+          </w:p>
+        </w:tc>
+        <w:tc>
+          <w:tcPr>
+            <w:tcBorders>
+              <w:bottom w:val="none" w:sz="0" w:space="0" w:color="000000"/>
+              <w:top w:val="none" w:sz="0" w:space="0" w:color="000000"/>
+              <w:left w:val="none" w:sz="0" w:space="0" w:color="000000"/>
+              <w:right w:val="none" w:sz="0" w:space="0" w:color="000000"/>
+            </w:tcBorders>
+            <w:shd w:val="clear" w:color="auto" w:fill="FFFFFF"/>
+            <w:tcMar>
+              <w:top w:w="0" w:type="dxa"/>
+              <w:bottom w:w="0" w:type="dxa"/>
+              <w:left w:w="0" w:type="dxa"/>
+              <w:right w:w="0" w:type="dxa"/>
+            </w:tcMar>
+            <w:vAlign w:val="top"/>
+          </w:tcPr>
+          <w:p>
+            <w:pPr>
+              <w:pStyle w:val="Normal"/>
+              <w:jc w:val="center"/>
+              <w:pBdr>
+                <w:bottom w:val="none" w:sz="0" w:space="0" w:color="000000"/>
+                <w:top w:val="none" w:sz="0" w:space="0" w:color="000000"/>
+                <w:left w:val="none" w:sz="0" w:space="0" w:color="000000"/>
+                <w:right w:val="none" w:sz="0" w:space="0" w:color="000000"/>
+              </w:pBdr>
+              <w:spacing w:after="100" w:before="100" w:line="240"/>
+              <w:ind w:left="100" w:right="100" w:firstLine="0" w:firstLineChars="0"/>
+              <w:rPr>
+                <w:rFonts w:ascii="Helvetica" w:hAnsi="Helvetica" w:eastAsia="Helvetica" w:cs="Helvetica"/>
+                <w:i w:val="false"/>
+                <w:b w:val="false"/>
+                <w:u w:val="none"/>
+                <w:sz w:val="22"/>
+                <w:szCs w:val="22"/>
+                <w:color w:val="000000"/>
+              </w:rPr>
+            </w:pPr>
+            <w:r>
+              <w:rPr>
+                <w:rFonts w:ascii="Helvetica" w:hAnsi="Helvetica" w:eastAsia="Helvetica" w:cs="Helvetica"/>
+                <w:i w:val="false"/>
+                <w:b w:val="false"/>
+                <w:u w:val="none"/>
+                <w:sz w:val="22"/>
+                <w:szCs w:val="22"/>
+                <w:color w:val="000000"/>
+              </w:rPr>
+              <w:t xml:space="preserve">0.05, 3.58</w:t>
+            </w:r>
+          </w:p>
+        </w:tc>
+        <w:tc>
+          <w:tcPr>
+            <w:tcBorders>
+              <w:bottom w:val="none" w:sz="0" w:space="0" w:color="000000"/>
+              <w:top w:val="none" w:sz="0" w:space="0" w:color="000000"/>
+              <w:left w:val="none" w:sz="0" w:space="0" w:color="000000"/>
+              <w:right w:val="none" w:sz="0" w:space="0" w:color="000000"/>
+            </w:tcBorders>
+            <w:shd w:val="clear" w:color="auto" w:fill="FFFFFF"/>
+            <w:tcMar>
+              <w:top w:w="0" w:type="dxa"/>
+              <w:bottom w:w="0" w:type="dxa"/>
+              <w:left w:w="0" w:type="dxa"/>
+              <w:right w:w="0" w:type="dxa"/>
+            </w:tcMar>
+            <w:vAlign w:val="top"/>
+          </w:tcPr>
+          <w:p>
+            <w:pPr>
+              <w:pStyle w:val="Normal"/>
+              <w:jc w:val="center"/>
+              <w:pBdr>
+                <w:bottom w:val="none" w:sz="0" w:space="0" w:color="000000"/>
+                <w:top w:val="none" w:sz="0" w:space="0" w:color="000000"/>
+                <w:left w:val="none" w:sz="0" w:space="0" w:color="000000"/>
+                <w:right w:val="none" w:sz="0" w:space="0" w:color="000000"/>
+              </w:pBdr>
+              <w:spacing w:after="100" w:before="100" w:line="240"/>
+              <w:ind w:left="100" w:right="100" w:firstLine="0" w:firstLineChars="0"/>
+              <w:rPr>
+                <w:rFonts w:ascii="Helvetica" w:hAnsi="Helvetica" w:eastAsia="Helvetica" w:cs="Helvetica"/>
+                <w:i w:val="false"/>
+                <w:b w:val="false"/>
+                <w:u w:val="none"/>
+                <w:sz w:val="22"/>
+                <w:szCs w:val="22"/>
+                <w:color w:val="000000"/>
+              </w:rPr>
+            </w:pPr>
+            <w:r>
+              <w:rPr>
+                <w:rFonts w:ascii="Helvetica" w:hAnsi="Helvetica" w:eastAsia="Helvetica" w:cs="Helvetica"/>
+                <w:i w:val="false"/>
+                <w:b w:val="false"/>
+                <w:u w:val="none"/>
+                <w:sz w:val="22"/>
+                <w:szCs w:val="22"/>
+                <w:color w:val="000000"/>
+              </w:rPr>
+              <w:t xml:space="preserve">0.440</w:t>
             </w:r>
           </w:p>
         </w:tc>
@@ -12966,113 +12966,113 @@
                 <w:szCs w:val="22"/>
                 <w:color w:val="000000"/>
               </w:rPr>
-              <w:t xml:space="preserve">1.75</w:t>
-            </w:r>
-          </w:p>
-        </w:tc>
-        <w:tc>
-          <w:tcPr>
-            <w:tcBorders>
-              <w:bottom w:val="none" w:sz="0" w:space="0" w:color="000000"/>
-              <w:top w:val="none" w:sz="0" w:space="0" w:color="000000"/>
-              <w:left w:val="none" w:sz="0" w:space="0" w:color="000000"/>
-              <w:right w:val="none" w:sz="0" w:space="0" w:color="000000"/>
-            </w:tcBorders>
-            <w:shd w:val="clear" w:color="auto" w:fill="FFFFFF"/>
-            <w:tcMar>
-              <w:top w:w="0" w:type="dxa"/>
-              <w:bottom w:w="0" w:type="dxa"/>
-              <w:left w:w="0" w:type="dxa"/>
-              <w:right w:w="0" w:type="dxa"/>
-            </w:tcMar>
-            <w:vAlign w:val="top"/>
-          </w:tcPr>
-          <w:p>
-            <w:pPr>
-              <w:pStyle w:val="Normal"/>
-              <w:jc w:val="center"/>
-              <w:pBdr>
-                <w:bottom w:val="none" w:sz="0" w:space="0" w:color="000000"/>
-                <w:top w:val="none" w:sz="0" w:space="0" w:color="000000"/>
-                <w:left w:val="none" w:sz="0" w:space="0" w:color="000000"/>
-                <w:right w:val="none" w:sz="0" w:space="0" w:color="000000"/>
-              </w:pBdr>
-              <w:spacing w:after="100" w:before="100" w:line="240"/>
-              <w:ind w:left="100" w:right="100" w:firstLine="0" w:firstLineChars="0"/>
-              <w:rPr>
-                <w:rFonts w:ascii="Helvetica" w:hAnsi="Helvetica" w:eastAsia="Helvetica" w:cs="Helvetica"/>
-                <w:i w:val="false"/>
-                <w:b w:val="false"/>
-                <w:u w:val="none"/>
-                <w:sz w:val="22"/>
-                <w:szCs w:val="22"/>
-                <w:color w:val="000000"/>
-              </w:rPr>
-            </w:pPr>
-            <w:r>
-              <w:rPr>
-                <w:rFonts w:ascii="Helvetica" w:hAnsi="Helvetica" w:eastAsia="Helvetica" w:cs="Helvetica"/>
-                <w:i w:val="false"/>
-                <w:b w:val="false"/>
-                <w:u w:val="none"/>
-                <w:sz w:val="22"/>
-                <w:szCs w:val="22"/>
-                <w:color w:val="000000"/>
-              </w:rPr>
-              <w:t xml:space="preserve">0.36, 8.46</w:t>
-            </w:r>
-          </w:p>
-        </w:tc>
-        <w:tc>
-          <w:tcPr>
-            <w:tcBorders>
-              <w:bottom w:val="none" w:sz="0" w:space="0" w:color="000000"/>
-              <w:top w:val="none" w:sz="0" w:space="0" w:color="000000"/>
-              <w:left w:val="none" w:sz="0" w:space="0" w:color="000000"/>
-              <w:right w:val="none" w:sz="0" w:space="0" w:color="000000"/>
-            </w:tcBorders>
-            <w:shd w:val="clear" w:color="auto" w:fill="FFFFFF"/>
-            <w:tcMar>
-              <w:top w:w="0" w:type="dxa"/>
-              <w:bottom w:w="0" w:type="dxa"/>
-              <w:left w:w="0" w:type="dxa"/>
-              <w:right w:w="0" w:type="dxa"/>
-            </w:tcMar>
-            <w:vAlign w:val="top"/>
-          </w:tcPr>
-          <w:p>
-            <w:pPr>
-              <w:pStyle w:val="Normal"/>
-              <w:jc w:val="center"/>
-              <w:pBdr>
-                <w:bottom w:val="none" w:sz="0" w:space="0" w:color="000000"/>
-                <w:top w:val="none" w:sz="0" w:space="0" w:color="000000"/>
-                <w:left w:val="none" w:sz="0" w:space="0" w:color="000000"/>
-                <w:right w:val="none" w:sz="0" w:space="0" w:color="000000"/>
-              </w:pBdr>
-              <w:spacing w:after="100" w:before="100" w:line="240"/>
-              <w:ind w:left="100" w:right="100" w:firstLine="0" w:firstLineChars="0"/>
-              <w:rPr>
-                <w:rFonts w:ascii="Helvetica" w:hAnsi="Helvetica" w:eastAsia="Helvetica" w:cs="Helvetica"/>
-                <w:i w:val="false"/>
-                <w:b w:val="false"/>
-                <w:u w:val="none"/>
-                <w:sz w:val="22"/>
-                <w:szCs w:val="22"/>
-                <w:color w:val="000000"/>
-              </w:rPr>
-            </w:pPr>
-            <w:r>
-              <w:rPr>
-                <w:rFonts w:ascii="Helvetica" w:hAnsi="Helvetica" w:eastAsia="Helvetica" w:cs="Helvetica"/>
-                <w:i w:val="false"/>
-                <w:b w:val="false"/>
-                <w:u w:val="none"/>
-                <w:sz w:val="22"/>
-                <w:szCs w:val="22"/>
-                <w:color w:val="000000"/>
-              </w:rPr>
-              <w:t xml:space="preserve">0.490</w:t>
+              <w:t xml:space="preserve">1.77</w:t>
+            </w:r>
+          </w:p>
+        </w:tc>
+        <w:tc>
+          <w:tcPr>
+            <w:tcBorders>
+              <w:bottom w:val="none" w:sz="0" w:space="0" w:color="000000"/>
+              <w:top w:val="none" w:sz="0" w:space="0" w:color="000000"/>
+              <w:left w:val="none" w:sz="0" w:space="0" w:color="000000"/>
+              <w:right w:val="none" w:sz="0" w:space="0" w:color="000000"/>
+            </w:tcBorders>
+            <w:shd w:val="clear" w:color="auto" w:fill="FFFFFF"/>
+            <w:tcMar>
+              <w:top w:w="0" w:type="dxa"/>
+              <w:bottom w:w="0" w:type="dxa"/>
+              <w:left w:w="0" w:type="dxa"/>
+              <w:right w:w="0" w:type="dxa"/>
+            </w:tcMar>
+            <w:vAlign w:val="top"/>
+          </w:tcPr>
+          <w:p>
+            <w:pPr>
+              <w:pStyle w:val="Normal"/>
+              <w:jc w:val="center"/>
+              <w:pBdr>
+                <w:bottom w:val="none" w:sz="0" w:space="0" w:color="000000"/>
+                <w:top w:val="none" w:sz="0" w:space="0" w:color="000000"/>
+                <w:left w:val="none" w:sz="0" w:space="0" w:color="000000"/>
+                <w:right w:val="none" w:sz="0" w:space="0" w:color="000000"/>
+              </w:pBdr>
+              <w:spacing w:after="100" w:before="100" w:line="240"/>
+              <w:ind w:left="100" w:right="100" w:firstLine="0" w:firstLineChars="0"/>
+              <w:rPr>
+                <w:rFonts w:ascii="Helvetica" w:hAnsi="Helvetica" w:eastAsia="Helvetica" w:cs="Helvetica"/>
+                <w:i w:val="false"/>
+                <w:b w:val="false"/>
+                <w:u w:val="none"/>
+                <w:sz w:val="22"/>
+                <w:szCs w:val="22"/>
+                <w:color w:val="000000"/>
+              </w:rPr>
+            </w:pPr>
+            <w:r>
+              <w:rPr>
+                <w:rFonts w:ascii="Helvetica" w:hAnsi="Helvetica" w:eastAsia="Helvetica" w:cs="Helvetica"/>
+                <w:i w:val="false"/>
+                <w:b w:val="false"/>
+                <w:u w:val="none"/>
+                <w:sz w:val="22"/>
+                <w:szCs w:val="22"/>
+                <w:color w:val="000000"/>
+              </w:rPr>
+              <w:t xml:space="preserve">0.37, 8.54</w:t>
+            </w:r>
+          </w:p>
+        </w:tc>
+        <w:tc>
+          <w:tcPr>
+            <w:tcBorders>
+              <w:bottom w:val="none" w:sz="0" w:space="0" w:color="000000"/>
+              <w:top w:val="none" w:sz="0" w:space="0" w:color="000000"/>
+              <w:left w:val="none" w:sz="0" w:space="0" w:color="000000"/>
+              <w:right w:val="none" w:sz="0" w:space="0" w:color="000000"/>
+            </w:tcBorders>
+            <w:shd w:val="clear" w:color="auto" w:fill="FFFFFF"/>
+            <w:tcMar>
+              <w:top w:w="0" w:type="dxa"/>
+              <w:bottom w:w="0" w:type="dxa"/>
+              <w:left w:w="0" w:type="dxa"/>
+              <w:right w:w="0" w:type="dxa"/>
+            </w:tcMar>
+            <w:vAlign w:val="top"/>
+          </w:tcPr>
+          <w:p>
+            <w:pPr>
+              <w:pStyle w:val="Normal"/>
+              <w:jc w:val="center"/>
+              <w:pBdr>
+                <w:bottom w:val="none" w:sz="0" w:space="0" w:color="000000"/>
+                <w:top w:val="none" w:sz="0" w:space="0" w:color="000000"/>
+                <w:left w:val="none" w:sz="0" w:space="0" w:color="000000"/>
+                <w:right w:val="none" w:sz="0" w:space="0" w:color="000000"/>
+              </w:pBdr>
+              <w:spacing w:after="100" w:before="100" w:line="240"/>
+              <w:ind w:left="100" w:right="100" w:firstLine="0" w:firstLineChars="0"/>
+              <w:rPr>
+                <w:rFonts w:ascii="Helvetica" w:hAnsi="Helvetica" w:eastAsia="Helvetica" w:cs="Helvetica"/>
+                <w:i w:val="false"/>
+                <w:b w:val="false"/>
+                <w:u w:val="none"/>
+                <w:sz w:val="22"/>
+                <w:szCs w:val="22"/>
+                <w:color w:val="000000"/>
+              </w:rPr>
+            </w:pPr>
+            <w:r>
+              <w:rPr>
+                <w:rFonts w:ascii="Helvetica" w:hAnsi="Helvetica" w:eastAsia="Helvetica" w:cs="Helvetica"/>
+                <w:i w:val="false"/>
+                <w:b w:val="false"/>
+                <w:u w:val="none"/>
+                <w:sz w:val="22"/>
+                <w:szCs w:val="22"/>
+                <w:color w:val="000000"/>
+              </w:rPr>
+              <w:t xml:space="preserve">0.480</w:t>
             </w:r>
           </w:p>
         </w:tc>
@@ -13555,7 +13555,7 @@
                 <w:szCs w:val="22"/>
                 <w:color w:val="000000"/>
               </w:rPr>
-              <w:t xml:space="preserve">0.140</w:t>
+              <w:t xml:space="preserve">0.150</w:t>
             </w:r>
           </w:p>
         </w:tc>

--- a/docs/tables/auc3/sec5_ckd_composite.docx
+++ b/docs/tables/auc3/sec5_ckd_composite.docx
@@ -23,8 +23,8 @@
         <w:gridCol w:w="1756"/>
         <w:gridCol w:w="1181"/>
         <w:gridCol w:w="778"/>
-        <w:gridCol w:w="1206"/>
-        <w:gridCol w:w="2185"/>
+        <w:gridCol w:w="1084"/>
+        <w:gridCol w:w="1879"/>
         <w:gridCol w:w="1181"/>
       </w:tblGrid>
       <w:tr>
@@ -944,7 +944,7 @@
                 <w:szCs w:val="22"/>
                 <w:color w:val="000000"/>
               </w:rPr>
-              <w:t xml:space="preserve">0.71, 1.32</w:t>
+              <w:t xml:space="preserve">0.72, 1.30</w:t>
             </w:r>
           </w:p>
         </w:tc>
@@ -1103,7 +1103,7 @@
                 <w:szCs w:val="22"/>
                 <w:color w:val="000000"/>
               </w:rPr>
-              <w:t xml:space="preserve">1.20</w:t>
+              <w:t xml:space="preserve">1.73</w:t>
             </w:r>
           </w:p>
         </w:tc>
@@ -1156,7 +1156,7 @@
                 <w:szCs w:val="22"/>
                 <w:color w:val="000000"/>
               </w:rPr>
-              <w:t xml:space="preserve">0.50, 2.84</w:t>
+              <w:t xml:space="preserve">0.69, 4.34</w:t>
             </w:r>
           </w:p>
         </w:tc>
@@ -1209,7 +1209,7 @@
                 <w:szCs w:val="22"/>
                 <w:color w:val="000000"/>
               </w:rPr>
-              <w:t xml:space="preserve">0.690</w:t>
+              <w:t xml:space="preserve">0.250</w:t>
             </w:r>
           </w:p>
         </w:tc>
@@ -1374,113 +1374,113 @@
                 <w:szCs w:val="22"/>
                 <w:color w:val="000000"/>
               </w:rPr>
-              <w:t xml:space="preserve">1.07</w:t>
-            </w:r>
-          </w:p>
-        </w:tc>
-        <w:tc>
-          <w:tcPr>
-            <w:tcBorders>
-              <w:bottom w:val="none" w:sz="0" w:space="0" w:color="000000"/>
-              <w:top w:val="none" w:sz="0" w:space="0" w:color="000000"/>
-              <w:left w:val="none" w:sz="0" w:space="0" w:color="000000"/>
-              <w:right w:val="none" w:sz="0" w:space="0" w:color="000000"/>
-            </w:tcBorders>
-            <w:shd w:val="clear" w:color="auto" w:fill="FFFFFF"/>
-            <w:tcMar>
-              <w:top w:w="0" w:type="dxa"/>
-              <w:bottom w:w="0" w:type="dxa"/>
-              <w:left w:w="0" w:type="dxa"/>
-              <w:right w:w="0" w:type="dxa"/>
-            </w:tcMar>
-            <w:vAlign w:val="top"/>
-          </w:tcPr>
-          <w:p>
-            <w:pPr>
-              <w:pStyle w:val="Normal"/>
-              <w:jc w:val="center"/>
-              <w:pBdr>
-                <w:bottom w:val="none" w:sz="0" w:space="0" w:color="000000"/>
-                <w:top w:val="none" w:sz="0" w:space="0" w:color="000000"/>
-                <w:left w:val="none" w:sz="0" w:space="0" w:color="000000"/>
-                <w:right w:val="none" w:sz="0" w:space="0" w:color="000000"/>
-              </w:pBdr>
-              <w:spacing w:after="100" w:before="100" w:line="240"/>
-              <w:ind w:left="100" w:right="100" w:firstLine="0" w:firstLineChars="0"/>
-              <w:rPr>
-                <w:rFonts w:ascii="Helvetica" w:hAnsi="Helvetica" w:eastAsia="Helvetica" w:cs="Helvetica"/>
-                <w:i w:val="false"/>
-                <w:b w:val="false"/>
-                <w:u w:val="none"/>
-                <w:sz w:val="22"/>
-                <w:szCs w:val="22"/>
-                <w:color w:val="000000"/>
-              </w:rPr>
-            </w:pPr>
-            <w:r>
-              <w:rPr>
-                <w:rFonts w:ascii="Helvetica" w:hAnsi="Helvetica" w:eastAsia="Helvetica" w:cs="Helvetica"/>
-                <w:i w:val="false"/>
-                <w:b w:val="false"/>
-                <w:u w:val="none"/>
-                <w:sz w:val="22"/>
-                <w:szCs w:val="22"/>
-                <w:color w:val="000000"/>
-              </w:rPr>
-              <w:t xml:space="preserve">1.01, 1.14</w:t>
-            </w:r>
-          </w:p>
-        </w:tc>
-        <w:tc>
-          <w:tcPr>
-            <w:tcBorders>
-              <w:bottom w:val="none" w:sz="0" w:space="0" w:color="000000"/>
-              <w:top w:val="none" w:sz="0" w:space="0" w:color="000000"/>
-              <w:left w:val="none" w:sz="0" w:space="0" w:color="000000"/>
-              <w:right w:val="none" w:sz="0" w:space="0" w:color="000000"/>
-            </w:tcBorders>
-            <w:shd w:val="clear" w:color="auto" w:fill="FFFFFF"/>
-            <w:tcMar>
-              <w:top w:w="0" w:type="dxa"/>
-              <w:bottom w:w="0" w:type="dxa"/>
-              <w:left w:w="0" w:type="dxa"/>
-              <w:right w:w="0" w:type="dxa"/>
-            </w:tcMar>
-            <w:vAlign w:val="top"/>
-          </w:tcPr>
-          <w:p>
-            <w:pPr>
-              <w:pStyle w:val="Normal"/>
-              <w:jc w:val="center"/>
-              <w:pBdr>
-                <w:bottom w:val="none" w:sz="0" w:space="0" w:color="000000"/>
-                <w:top w:val="none" w:sz="0" w:space="0" w:color="000000"/>
-                <w:left w:val="none" w:sz="0" w:space="0" w:color="000000"/>
-                <w:right w:val="none" w:sz="0" w:space="0" w:color="000000"/>
-              </w:pBdr>
-              <w:spacing w:after="100" w:before="100" w:line="240"/>
-              <w:ind w:left="100" w:right="100" w:firstLine="0" w:firstLineChars="0"/>
-              <w:rPr>
-                <w:rFonts w:ascii="Helvetica" w:hAnsi="Helvetica" w:eastAsia="Helvetica" w:cs="Helvetica"/>
-                <w:i w:val="false"/>
-                <w:b w:val="false"/>
-                <w:u w:val="none"/>
-                <w:sz w:val="22"/>
-                <w:szCs w:val="22"/>
-                <w:color w:val="000000"/>
-              </w:rPr>
-            </w:pPr>
-            <w:r>
-              <w:rPr>
-                <w:rFonts w:ascii="Helvetica" w:hAnsi="Helvetica" w:eastAsia="Helvetica" w:cs="Helvetica"/>
-                <w:i w:val="false"/>
-                <w:b w:val="false"/>
-                <w:u w:val="none"/>
-                <w:sz w:val="22"/>
-                <w:szCs w:val="22"/>
-                <w:color w:val="000000"/>
-              </w:rPr>
-              <w:t xml:space="preserve">0.021</w:t>
+              <w:t xml:space="preserve">1.08</w:t>
+            </w:r>
+          </w:p>
+        </w:tc>
+        <w:tc>
+          <w:tcPr>
+            <w:tcBorders>
+              <w:bottom w:val="none" w:sz="0" w:space="0" w:color="000000"/>
+              <w:top w:val="none" w:sz="0" w:space="0" w:color="000000"/>
+              <w:left w:val="none" w:sz="0" w:space="0" w:color="000000"/>
+              <w:right w:val="none" w:sz="0" w:space="0" w:color="000000"/>
+            </w:tcBorders>
+            <w:shd w:val="clear" w:color="auto" w:fill="FFFFFF"/>
+            <w:tcMar>
+              <w:top w:w="0" w:type="dxa"/>
+              <w:bottom w:w="0" w:type="dxa"/>
+              <w:left w:w="0" w:type="dxa"/>
+              <w:right w:w="0" w:type="dxa"/>
+            </w:tcMar>
+            <w:vAlign w:val="top"/>
+          </w:tcPr>
+          <w:p>
+            <w:pPr>
+              <w:pStyle w:val="Normal"/>
+              <w:jc w:val="center"/>
+              <w:pBdr>
+                <w:bottom w:val="none" w:sz="0" w:space="0" w:color="000000"/>
+                <w:top w:val="none" w:sz="0" w:space="0" w:color="000000"/>
+                <w:left w:val="none" w:sz="0" w:space="0" w:color="000000"/>
+                <w:right w:val="none" w:sz="0" w:space="0" w:color="000000"/>
+              </w:pBdr>
+              <w:spacing w:after="100" w:before="100" w:line="240"/>
+              <w:ind w:left="100" w:right="100" w:firstLine="0" w:firstLineChars="0"/>
+              <w:rPr>
+                <w:rFonts w:ascii="Helvetica" w:hAnsi="Helvetica" w:eastAsia="Helvetica" w:cs="Helvetica"/>
+                <w:i w:val="false"/>
+                <w:b w:val="false"/>
+                <w:u w:val="none"/>
+                <w:sz w:val="22"/>
+                <w:szCs w:val="22"/>
+                <w:color w:val="000000"/>
+              </w:rPr>
+            </w:pPr>
+            <w:r>
+              <w:rPr>
+                <w:rFonts w:ascii="Helvetica" w:hAnsi="Helvetica" w:eastAsia="Helvetica" w:cs="Helvetica"/>
+                <w:i w:val="false"/>
+                <w:b w:val="false"/>
+                <w:u w:val="none"/>
+                <w:sz w:val="22"/>
+                <w:szCs w:val="22"/>
+                <w:color w:val="000000"/>
+              </w:rPr>
+              <w:t xml:space="preserve">1.02, 1.14</w:t>
+            </w:r>
+          </w:p>
+        </w:tc>
+        <w:tc>
+          <w:tcPr>
+            <w:tcBorders>
+              <w:bottom w:val="none" w:sz="0" w:space="0" w:color="000000"/>
+              <w:top w:val="none" w:sz="0" w:space="0" w:color="000000"/>
+              <w:left w:val="none" w:sz="0" w:space="0" w:color="000000"/>
+              <w:right w:val="none" w:sz="0" w:space="0" w:color="000000"/>
+            </w:tcBorders>
+            <w:shd w:val="clear" w:color="auto" w:fill="FFFFFF"/>
+            <w:tcMar>
+              <w:top w:w="0" w:type="dxa"/>
+              <w:bottom w:w="0" w:type="dxa"/>
+              <w:left w:w="0" w:type="dxa"/>
+              <w:right w:w="0" w:type="dxa"/>
+            </w:tcMar>
+            <w:vAlign w:val="top"/>
+          </w:tcPr>
+          <w:p>
+            <w:pPr>
+              <w:pStyle w:val="Normal"/>
+              <w:jc w:val="center"/>
+              <w:pBdr>
+                <w:bottom w:val="none" w:sz="0" w:space="0" w:color="000000"/>
+                <w:top w:val="none" w:sz="0" w:space="0" w:color="000000"/>
+                <w:left w:val="none" w:sz="0" w:space="0" w:color="000000"/>
+                <w:right w:val="none" w:sz="0" w:space="0" w:color="000000"/>
+              </w:pBdr>
+              <w:spacing w:after="100" w:before="100" w:line="240"/>
+              <w:ind w:left="100" w:right="100" w:firstLine="0" w:firstLineChars="0"/>
+              <w:rPr>
+                <w:rFonts w:ascii="Helvetica" w:hAnsi="Helvetica" w:eastAsia="Helvetica" w:cs="Helvetica"/>
+                <w:i w:val="false"/>
+                <w:b w:val="false"/>
+                <w:u w:val="none"/>
+                <w:sz w:val="22"/>
+                <w:szCs w:val="22"/>
+                <w:color w:val="000000"/>
+              </w:rPr>
+            </w:pPr>
+            <w:r>
+              <w:rPr>
+                <w:rFonts w:ascii="Helvetica" w:hAnsi="Helvetica" w:eastAsia="Helvetica" w:cs="Helvetica"/>
+                <w:i w:val="false"/>
+                <w:b w:val="false"/>
+                <w:u w:val="none"/>
+                <w:sz w:val="22"/>
+                <w:szCs w:val="22"/>
+                <w:color w:val="000000"/>
+              </w:rPr>
+              <w:t xml:space="preserve">0.004</w:t>
             </w:r>
           </w:p>
         </w:tc>
@@ -1586,113 +1586,113 @@
                 <w:szCs w:val="22"/>
                 <w:color w:val="000000"/>
               </w:rPr>
-              <w:t xml:space="preserve">1.08</w:t>
-            </w:r>
-          </w:p>
-        </w:tc>
-        <w:tc>
-          <w:tcPr>
-            <w:tcBorders>
-              <w:bottom w:val="none" w:sz="0" w:space="0" w:color="000000"/>
-              <w:top w:val="none" w:sz="0" w:space="0" w:color="000000"/>
-              <w:left w:val="none" w:sz="0" w:space="0" w:color="000000"/>
-              <w:right w:val="none" w:sz="0" w:space="0" w:color="000000"/>
-            </w:tcBorders>
-            <w:shd w:val="clear" w:color="auto" w:fill="FFFFFF"/>
-            <w:tcMar>
-              <w:top w:w="0" w:type="dxa"/>
-              <w:bottom w:w="0" w:type="dxa"/>
-              <w:left w:w="0" w:type="dxa"/>
-              <w:right w:w="0" w:type="dxa"/>
-            </w:tcMar>
-            <w:vAlign w:val="top"/>
-          </w:tcPr>
-          <w:p>
-            <w:pPr>
-              <w:pStyle w:val="Normal"/>
-              <w:jc w:val="center"/>
-              <w:pBdr>
-                <w:bottom w:val="none" w:sz="0" w:space="0" w:color="000000"/>
-                <w:top w:val="none" w:sz="0" w:space="0" w:color="000000"/>
-                <w:left w:val="none" w:sz="0" w:space="0" w:color="000000"/>
-                <w:right w:val="none" w:sz="0" w:space="0" w:color="000000"/>
-              </w:pBdr>
-              <w:spacing w:after="100" w:before="100" w:line="240"/>
-              <w:ind w:left="100" w:right="100" w:firstLine="0" w:firstLineChars="0"/>
-              <w:rPr>
-                <w:rFonts w:ascii="Helvetica" w:hAnsi="Helvetica" w:eastAsia="Helvetica" w:cs="Helvetica"/>
-                <w:i w:val="false"/>
-                <w:b w:val="false"/>
-                <w:u w:val="none"/>
-                <w:sz w:val="22"/>
-                <w:szCs w:val="22"/>
-                <w:color w:val="000000"/>
-              </w:rPr>
-            </w:pPr>
-            <w:r>
-              <w:rPr>
-                <w:rFonts w:ascii="Helvetica" w:hAnsi="Helvetica" w:eastAsia="Helvetica" w:cs="Helvetica"/>
-                <w:i w:val="false"/>
-                <w:b w:val="false"/>
-                <w:u w:val="none"/>
-                <w:sz w:val="22"/>
-                <w:szCs w:val="22"/>
-                <w:color w:val="000000"/>
-              </w:rPr>
-              <w:t xml:space="preserve">0.94, 1.24</w:t>
-            </w:r>
-          </w:p>
-        </w:tc>
-        <w:tc>
-          <w:tcPr>
-            <w:tcBorders>
-              <w:bottom w:val="none" w:sz="0" w:space="0" w:color="000000"/>
-              <w:top w:val="none" w:sz="0" w:space="0" w:color="000000"/>
-              <w:left w:val="none" w:sz="0" w:space="0" w:color="000000"/>
-              <w:right w:val="none" w:sz="0" w:space="0" w:color="000000"/>
-            </w:tcBorders>
-            <w:shd w:val="clear" w:color="auto" w:fill="FFFFFF"/>
-            <w:tcMar>
-              <w:top w:w="0" w:type="dxa"/>
-              <w:bottom w:w="0" w:type="dxa"/>
-              <w:left w:w="0" w:type="dxa"/>
-              <w:right w:w="0" w:type="dxa"/>
-            </w:tcMar>
-            <w:vAlign w:val="top"/>
-          </w:tcPr>
-          <w:p>
-            <w:pPr>
-              <w:pStyle w:val="Normal"/>
-              <w:jc w:val="center"/>
-              <w:pBdr>
-                <w:bottom w:val="none" w:sz="0" w:space="0" w:color="000000"/>
-                <w:top w:val="none" w:sz="0" w:space="0" w:color="000000"/>
-                <w:left w:val="none" w:sz="0" w:space="0" w:color="000000"/>
-                <w:right w:val="none" w:sz="0" w:space="0" w:color="000000"/>
-              </w:pBdr>
-              <w:spacing w:after="100" w:before="100" w:line="240"/>
-              <w:ind w:left="100" w:right="100" w:firstLine="0" w:firstLineChars="0"/>
-              <w:rPr>
-                <w:rFonts w:ascii="Helvetica" w:hAnsi="Helvetica" w:eastAsia="Helvetica" w:cs="Helvetica"/>
-                <w:i w:val="false"/>
-                <w:b w:val="false"/>
-                <w:u w:val="none"/>
-                <w:sz w:val="22"/>
-                <w:szCs w:val="22"/>
-                <w:color w:val="000000"/>
-              </w:rPr>
-            </w:pPr>
-            <w:r>
-              <w:rPr>
-                <w:rFonts w:ascii="Helvetica" w:hAnsi="Helvetica" w:eastAsia="Helvetica" w:cs="Helvetica"/>
-                <w:i w:val="false"/>
-                <w:b w:val="false"/>
-                <w:u w:val="none"/>
-                <w:sz w:val="22"/>
-                <w:szCs w:val="22"/>
-                <w:color w:val="000000"/>
-              </w:rPr>
-              <w:t xml:space="preserve">0.280</w:t>
+              <w:t xml:space="preserve">1.13</w:t>
+            </w:r>
+          </w:p>
+        </w:tc>
+        <w:tc>
+          <w:tcPr>
+            <w:tcBorders>
+              <w:bottom w:val="none" w:sz="0" w:space="0" w:color="000000"/>
+              <w:top w:val="none" w:sz="0" w:space="0" w:color="000000"/>
+              <w:left w:val="none" w:sz="0" w:space="0" w:color="000000"/>
+              <w:right w:val="none" w:sz="0" w:space="0" w:color="000000"/>
+            </w:tcBorders>
+            <w:shd w:val="clear" w:color="auto" w:fill="FFFFFF"/>
+            <w:tcMar>
+              <w:top w:w="0" w:type="dxa"/>
+              <w:bottom w:w="0" w:type="dxa"/>
+              <w:left w:w="0" w:type="dxa"/>
+              <w:right w:w="0" w:type="dxa"/>
+            </w:tcMar>
+            <w:vAlign w:val="top"/>
+          </w:tcPr>
+          <w:p>
+            <w:pPr>
+              <w:pStyle w:val="Normal"/>
+              <w:jc w:val="center"/>
+              <w:pBdr>
+                <w:bottom w:val="none" w:sz="0" w:space="0" w:color="000000"/>
+                <w:top w:val="none" w:sz="0" w:space="0" w:color="000000"/>
+                <w:left w:val="none" w:sz="0" w:space="0" w:color="000000"/>
+                <w:right w:val="none" w:sz="0" w:space="0" w:color="000000"/>
+              </w:pBdr>
+              <w:spacing w:after="100" w:before="100" w:line="240"/>
+              <w:ind w:left="100" w:right="100" w:firstLine="0" w:firstLineChars="0"/>
+              <w:rPr>
+                <w:rFonts w:ascii="Helvetica" w:hAnsi="Helvetica" w:eastAsia="Helvetica" w:cs="Helvetica"/>
+                <w:i w:val="false"/>
+                <w:b w:val="false"/>
+                <w:u w:val="none"/>
+                <w:sz w:val="22"/>
+                <w:szCs w:val="22"/>
+                <w:color w:val="000000"/>
+              </w:rPr>
+            </w:pPr>
+            <w:r>
+              <w:rPr>
+                <w:rFonts w:ascii="Helvetica" w:hAnsi="Helvetica" w:eastAsia="Helvetica" w:cs="Helvetica"/>
+                <w:i w:val="false"/>
+                <w:b w:val="false"/>
+                <w:u w:val="none"/>
+                <w:sz w:val="22"/>
+                <w:szCs w:val="22"/>
+                <w:color w:val="000000"/>
+              </w:rPr>
+              <w:t xml:space="preserve">0.96, 1.33</w:t>
+            </w:r>
+          </w:p>
+        </w:tc>
+        <w:tc>
+          <w:tcPr>
+            <w:tcBorders>
+              <w:bottom w:val="none" w:sz="0" w:space="0" w:color="000000"/>
+              <w:top w:val="none" w:sz="0" w:space="0" w:color="000000"/>
+              <w:left w:val="none" w:sz="0" w:space="0" w:color="000000"/>
+              <w:right w:val="none" w:sz="0" w:space="0" w:color="000000"/>
+            </w:tcBorders>
+            <w:shd w:val="clear" w:color="auto" w:fill="FFFFFF"/>
+            <w:tcMar>
+              <w:top w:w="0" w:type="dxa"/>
+              <w:bottom w:w="0" w:type="dxa"/>
+              <w:left w:w="0" w:type="dxa"/>
+              <w:right w:w="0" w:type="dxa"/>
+            </w:tcMar>
+            <w:vAlign w:val="top"/>
+          </w:tcPr>
+          <w:p>
+            <w:pPr>
+              <w:pStyle w:val="Normal"/>
+              <w:jc w:val="center"/>
+              <w:pBdr>
+                <w:bottom w:val="none" w:sz="0" w:space="0" w:color="000000"/>
+                <w:top w:val="none" w:sz="0" w:space="0" w:color="000000"/>
+                <w:left w:val="none" w:sz="0" w:space="0" w:color="000000"/>
+                <w:right w:val="none" w:sz="0" w:space="0" w:color="000000"/>
+              </w:pBdr>
+              <w:spacing w:after="100" w:before="100" w:line="240"/>
+              <w:ind w:left="100" w:right="100" w:firstLine="0" w:firstLineChars="0"/>
+              <w:rPr>
+                <w:rFonts w:ascii="Helvetica" w:hAnsi="Helvetica" w:eastAsia="Helvetica" w:cs="Helvetica"/>
+                <w:i w:val="false"/>
+                <w:b w:val="false"/>
+                <w:u w:val="none"/>
+                <w:sz w:val="22"/>
+                <w:szCs w:val="22"/>
+                <w:color w:val="000000"/>
+              </w:rPr>
+            </w:pPr>
+            <w:r>
+              <w:rPr>
+                <w:rFonts w:ascii="Helvetica" w:hAnsi="Helvetica" w:eastAsia="Helvetica" w:cs="Helvetica"/>
+                <w:i w:val="false"/>
+                <w:b w:val="false"/>
+                <w:u w:val="none"/>
+                <w:sz w:val="22"/>
+                <w:szCs w:val="22"/>
+                <w:color w:val="000000"/>
+              </w:rPr>
+              <w:t xml:space="preserve">0.130</w:t>
             </w:r>
           </w:p>
         </w:tc>
@@ -2823,113 +2823,113 @@
                 <w:szCs w:val="22"/>
                 <w:color w:val="000000"/>
               </w:rPr>
-              <w:t xml:space="preserve">3.94</w:t>
-            </w:r>
-          </w:p>
-        </w:tc>
-        <w:tc>
-          <w:tcPr>
-            <w:tcBorders>
-              <w:bottom w:val="none" w:sz="0" w:space="0" w:color="000000"/>
-              <w:top w:val="none" w:sz="0" w:space="0" w:color="000000"/>
-              <w:left w:val="none" w:sz="0" w:space="0" w:color="000000"/>
-              <w:right w:val="none" w:sz="0" w:space="0" w:color="000000"/>
-            </w:tcBorders>
-            <w:shd w:val="clear" w:color="auto" w:fill="FFFFFF"/>
-            <w:tcMar>
-              <w:top w:w="0" w:type="dxa"/>
-              <w:bottom w:w="0" w:type="dxa"/>
-              <w:left w:w="0" w:type="dxa"/>
-              <w:right w:w="0" w:type="dxa"/>
-            </w:tcMar>
-            <w:vAlign w:val="top"/>
-          </w:tcPr>
-          <w:p>
-            <w:pPr>
-              <w:pStyle w:val="Normal"/>
-              <w:jc w:val="center"/>
-              <w:pBdr>
-                <w:bottom w:val="none" w:sz="0" w:space="0" w:color="000000"/>
-                <w:top w:val="none" w:sz="0" w:space="0" w:color="000000"/>
-                <w:left w:val="none" w:sz="0" w:space="0" w:color="000000"/>
-                <w:right w:val="none" w:sz="0" w:space="0" w:color="000000"/>
-              </w:pBdr>
-              <w:spacing w:after="100" w:before="100" w:line="240"/>
-              <w:ind w:left="100" w:right="100" w:firstLine="0" w:firstLineChars="0"/>
-              <w:rPr>
-                <w:rFonts w:ascii="Helvetica" w:hAnsi="Helvetica" w:eastAsia="Helvetica" w:cs="Helvetica"/>
-                <w:i w:val="false"/>
-                <w:b w:val="false"/>
-                <w:u w:val="none"/>
-                <w:sz w:val="22"/>
-                <w:szCs w:val="22"/>
-                <w:color w:val="000000"/>
-              </w:rPr>
-            </w:pPr>
-            <w:r>
-              <w:rPr>
-                <w:rFonts w:ascii="Helvetica" w:hAnsi="Helvetica" w:eastAsia="Helvetica" w:cs="Helvetica"/>
-                <w:i w:val="false"/>
-                <w:b w:val="false"/>
-                <w:u w:val="none"/>
-                <w:sz w:val="22"/>
-                <w:szCs w:val="22"/>
-                <w:color w:val="000000"/>
-              </w:rPr>
-              <w:t xml:space="preserve">0.79, 19.5</w:t>
-            </w:r>
-          </w:p>
-        </w:tc>
-        <w:tc>
-          <w:tcPr>
-            <w:tcBorders>
-              <w:bottom w:val="none" w:sz="0" w:space="0" w:color="000000"/>
-              <w:top w:val="none" w:sz="0" w:space="0" w:color="000000"/>
-              <w:left w:val="none" w:sz="0" w:space="0" w:color="000000"/>
-              <w:right w:val="none" w:sz="0" w:space="0" w:color="000000"/>
-            </w:tcBorders>
-            <w:shd w:val="clear" w:color="auto" w:fill="FFFFFF"/>
-            <w:tcMar>
-              <w:top w:w="0" w:type="dxa"/>
-              <w:bottom w:w="0" w:type="dxa"/>
-              <w:left w:w="0" w:type="dxa"/>
-              <w:right w:w="0" w:type="dxa"/>
-            </w:tcMar>
-            <w:vAlign w:val="top"/>
-          </w:tcPr>
-          <w:p>
-            <w:pPr>
-              <w:pStyle w:val="Normal"/>
-              <w:jc w:val="center"/>
-              <w:pBdr>
-                <w:bottom w:val="none" w:sz="0" w:space="0" w:color="000000"/>
-                <w:top w:val="none" w:sz="0" w:space="0" w:color="000000"/>
-                <w:left w:val="none" w:sz="0" w:space="0" w:color="000000"/>
-                <w:right w:val="none" w:sz="0" w:space="0" w:color="000000"/>
-              </w:pBdr>
-              <w:spacing w:after="100" w:before="100" w:line="240"/>
-              <w:ind w:left="100" w:right="100" w:firstLine="0" w:firstLineChars="0"/>
-              <w:rPr>
-                <w:rFonts w:ascii="Helvetica" w:hAnsi="Helvetica" w:eastAsia="Helvetica" w:cs="Helvetica"/>
-                <w:i w:val="false"/>
-                <w:b w:val="false"/>
-                <w:u w:val="none"/>
-                <w:sz w:val="22"/>
-                <w:szCs w:val="22"/>
-                <w:color w:val="000000"/>
-              </w:rPr>
-            </w:pPr>
-            <w:r>
-              <w:rPr>
-                <w:rFonts w:ascii="Helvetica" w:hAnsi="Helvetica" w:eastAsia="Helvetica" w:cs="Helvetica"/>
-                <w:i w:val="false"/>
-                <w:b w:val="false"/>
-                <w:u w:val="none"/>
-                <w:sz w:val="22"/>
-                <w:szCs w:val="22"/>
-                <w:color w:val="000000"/>
-              </w:rPr>
-              <w:t xml:space="preserve">0.094</w:t>
+              <w:t xml:space="preserve">4.03</w:t>
+            </w:r>
+          </w:p>
+        </w:tc>
+        <w:tc>
+          <w:tcPr>
+            <w:tcBorders>
+              <w:bottom w:val="none" w:sz="0" w:space="0" w:color="000000"/>
+              <w:top w:val="none" w:sz="0" w:space="0" w:color="000000"/>
+              <w:left w:val="none" w:sz="0" w:space="0" w:color="000000"/>
+              <w:right w:val="none" w:sz="0" w:space="0" w:color="000000"/>
+            </w:tcBorders>
+            <w:shd w:val="clear" w:color="auto" w:fill="FFFFFF"/>
+            <w:tcMar>
+              <w:top w:w="0" w:type="dxa"/>
+              <w:bottom w:w="0" w:type="dxa"/>
+              <w:left w:w="0" w:type="dxa"/>
+              <w:right w:w="0" w:type="dxa"/>
+            </w:tcMar>
+            <w:vAlign w:val="top"/>
+          </w:tcPr>
+          <w:p>
+            <w:pPr>
+              <w:pStyle w:val="Normal"/>
+              <w:jc w:val="center"/>
+              <w:pBdr>
+                <w:bottom w:val="none" w:sz="0" w:space="0" w:color="000000"/>
+                <w:top w:val="none" w:sz="0" w:space="0" w:color="000000"/>
+                <w:left w:val="none" w:sz="0" w:space="0" w:color="000000"/>
+                <w:right w:val="none" w:sz="0" w:space="0" w:color="000000"/>
+              </w:pBdr>
+              <w:spacing w:after="100" w:before="100" w:line="240"/>
+              <w:ind w:left="100" w:right="100" w:firstLine="0" w:firstLineChars="0"/>
+              <w:rPr>
+                <w:rFonts w:ascii="Helvetica" w:hAnsi="Helvetica" w:eastAsia="Helvetica" w:cs="Helvetica"/>
+                <w:i w:val="false"/>
+                <w:b w:val="false"/>
+                <w:u w:val="none"/>
+                <w:sz w:val="22"/>
+                <w:szCs w:val="22"/>
+                <w:color w:val="000000"/>
+              </w:rPr>
+            </w:pPr>
+            <w:r>
+              <w:rPr>
+                <w:rFonts w:ascii="Helvetica" w:hAnsi="Helvetica" w:eastAsia="Helvetica" w:cs="Helvetica"/>
+                <w:i w:val="false"/>
+                <w:b w:val="false"/>
+                <w:u w:val="none"/>
+                <w:sz w:val="22"/>
+                <w:szCs w:val="22"/>
+                <w:color w:val="000000"/>
+              </w:rPr>
+              <w:t xml:space="preserve">1.08, 14.9</w:t>
+            </w:r>
+          </w:p>
+        </w:tc>
+        <w:tc>
+          <w:tcPr>
+            <w:tcBorders>
+              <w:bottom w:val="none" w:sz="0" w:space="0" w:color="000000"/>
+              <w:top w:val="none" w:sz="0" w:space="0" w:color="000000"/>
+              <w:left w:val="none" w:sz="0" w:space="0" w:color="000000"/>
+              <w:right w:val="none" w:sz="0" w:space="0" w:color="000000"/>
+            </w:tcBorders>
+            <w:shd w:val="clear" w:color="auto" w:fill="FFFFFF"/>
+            <w:tcMar>
+              <w:top w:w="0" w:type="dxa"/>
+              <w:bottom w:w="0" w:type="dxa"/>
+              <w:left w:w="0" w:type="dxa"/>
+              <w:right w:w="0" w:type="dxa"/>
+            </w:tcMar>
+            <w:vAlign w:val="top"/>
+          </w:tcPr>
+          <w:p>
+            <w:pPr>
+              <w:pStyle w:val="Normal"/>
+              <w:jc w:val="center"/>
+              <w:pBdr>
+                <w:bottom w:val="none" w:sz="0" w:space="0" w:color="000000"/>
+                <w:top w:val="none" w:sz="0" w:space="0" w:color="000000"/>
+                <w:left w:val="none" w:sz="0" w:space="0" w:color="000000"/>
+                <w:right w:val="none" w:sz="0" w:space="0" w:color="000000"/>
+              </w:pBdr>
+              <w:spacing w:after="100" w:before="100" w:line="240"/>
+              <w:ind w:left="100" w:right="100" w:firstLine="0" w:firstLineChars="0"/>
+              <w:rPr>
+                <w:rFonts w:ascii="Helvetica" w:hAnsi="Helvetica" w:eastAsia="Helvetica" w:cs="Helvetica"/>
+                <w:i w:val="false"/>
+                <w:b w:val="false"/>
+                <w:u w:val="none"/>
+                <w:sz w:val="22"/>
+                <w:szCs w:val="22"/>
+                <w:color w:val="000000"/>
+              </w:rPr>
+            </w:pPr>
+            <w:r>
+              <w:rPr>
+                <w:rFonts w:ascii="Helvetica" w:hAnsi="Helvetica" w:eastAsia="Helvetica" w:cs="Helvetica"/>
+                <w:i w:val="false"/>
+                <w:b w:val="false"/>
+                <w:u w:val="none"/>
+                <w:sz w:val="22"/>
+                <w:szCs w:val="22"/>
+                <w:color w:val="000000"/>
+              </w:rPr>
+              <w:t xml:space="preserve">0.037</w:t>
             </w:r>
           </w:p>
         </w:tc>
@@ -3035,113 +3035,113 @@
                 <w:szCs w:val="22"/>
                 <w:color w:val="000000"/>
               </w:rPr>
-              <w:t xml:space="preserve">64,831</w:t>
-            </w:r>
-          </w:p>
-        </w:tc>
-        <w:tc>
-          <w:tcPr>
-            <w:tcBorders>
-              <w:bottom w:val="none" w:sz="0" w:space="0" w:color="000000"/>
-              <w:top w:val="none" w:sz="0" w:space="0" w:color="000000"/>
-              <w:left w:val="none" w:sz="0" w:space="0" w:color="000000"/>
-              <w:right w:val="none" w:sz="0" w:space="0" w:color="000000"/>
-            </w:tcBorders>
-            <w:shd w:val="clear" w:color="auto" w:fill="FFFFFF"/>
-            <w:tcMar>
-              <w:top w:w="0" w:type="dxa"/>
-              <w:bottom w:w="0" w:type="dxa"/>
-              <w:left w:w="0" w:type="dxa"/>
-              <w:right w:w="0" w:type="dxa"/>
-            </w:tcMar>
-            <w:vAlign w:val="top"/>
-          </w:tcPr>
-          <w:p>
-            <w:pPr>
-              <w:pStyle w:val="Normal"/>
-              <w:jc w:val="center"/>
-              <w:pBdr>
-                <w:bottom w:val="none" w:sz="0" w:space="0" w:color="000000"/>
-                <w:top w:val="none" w:sz="0" w:space="0" w:color="000000"/>
-                <w:left w:val="none" w:sz="0" w:space="0" w:color="000000"/>
-                <w:right w:val="none" w:sz="0" w:space="0" w:color="000000"/>
-              </w:pBdr>
-              <w:spacing w:after="100" w:before="100" w:line="240"/>
-              <w:ind w:left="100" w:right="100" w:firstLine="0" w:firstLineChars="0"/>
-              <w:rPr>
-                <w:rFonts w:ascii="Helvetica" w:hAnsi="Helvetica" w:eastAsia="Helvetica" w:cs="Helvetica"/>
-                <w:i w:val="false"/>
-                <w:b w:val="false"/>
-                <w:u w:val="none"/>
-                <w:sz w:val="22"/>
-                <w:szCs w:val="22"/>
-                <w:color w:val="000000"/>
-              </w:rPr>
-            </w:pPr>
-            <w:r>
-              <w:rPr>
-                <w:rFonts w:ascii="Helvetica" w:hAnsi="Helvetica" w:eastAsia="Helvetica" w:cs="Helvetica"/>
-                <w:i w:val="false"/>
-                <w:b w:val="false"/>
-                <w:u w:val="none"/>
-                <w:sz w:val="22"/>
-                <w:szCs w:val="22"/>
-                <w:color w:val="000000"/>
-              </w:rPr>
-              <w:t xml:space="preserve">812, 5,175,761</w:t>
-            </w:r>
-          </w:p>
-        </w:tc>
-        <w:tc>
-          <w:tcPr>
-            <w:tcBorders>
-              <w:bottom w:val="none" w:sz="0" w:space="0" w:color="000000"/>
-              <w:top w:val="none" w:sz="0" w:space="0" w:color="000000"/>
-              <w:left w:val="none" w:sz="0" w:space="0" w:color="000000"/>
-              <w:right w:val="none" w:sz="0" w:space="0" w:color="000000"/>
-            </w:tcBorders>
-            <w:shd w:val="clear" w:color="auto" w:fill="FFFFFF"/>
-            <w:tcMar>
-              <w:top w:w="0" w:type="dxa"/>
-              <w:bottom w:w="0" w:type="dxa"/>
-              <w:left w:w="0" w:type="dxa"/>
-              <w:right w:w="0" w:type="dxa"/>
-            </w:tcMar>
-            <w:vAlign w:val="top"/>
-          </w:tcPr>
-          <w:p>
-            <w:pPr>
-              <w:pStyle w:val="Normal"/>
-              <w:jc w:val="center"/>
-              <w:pBdr>
-                <w:bottom w:val="none" w:sz="0" w:space="0" w:color="000000"/>
-                <w:top w:val="none" w:sz="0" w:space="0" w:color="000000"/>
-                <w:left w:val="none" w:sz="0" w:space="0" w:color="000000"/>
-                <w:right w:val="none" w:sz="0" w:space="0" w:color="000000"/>
-              </w:pBdr>
-              <w:spacing w:after="100" w:before="100" w:line="240"/>
-              <w:ind w:left="100" w:right="100" w:firstLine="0" w:firstLineChars="0"/>
-              <w:rPr>
-                <w:rFonts w:ascii="Helvetica" w:hAnsi="Helvetica" w:eastAsia="Helvetica" w:cs="Helvetica"/>
-                <w:i w:val="false"/>
-                <w:b w:val="false"/>
-                <w:u w:val="none"/>
-                <w:sz w:val="22"/>
-                <w:szCs w:val="22"/>
-                <w:color w:val="000000"/>
-              </w:rPr>
-            </w:pPr>
-            <w:r>
-              <w:rPr>
-                <w:rFonts w:ascii="Helvetica" w:hAnsi="Helvetica" w:eastAsia="Helvetica" w:cs="Helvetica"/>
-                <w:i w:val="false"/>
-                <w:b w:val="false"/>
-                <w:u w:val="none"/>
-                <w:sz w:val="22"/>
-                <w:szCs w:val="22"/>
-                <w:color w:val="000000"/>
-              </w:rPr>
-              <w:t xml:space="preserve">&lt;0.001</w:t>
+              <w:t xml:space="preserve">69.2</w:t>
+            </w:r>
+          </w:p>
+        </w:tc>
+        <w:tc>
+          <w:tcPr>
+            <w:tcBorders>
+              <w:bottom w:val="none" w:sz="0" w:space="0" w:color="000000"/>
+              <w:top w:val="none" w:sz="0" w:space="0" w:color="000000"/>
+              <w:left w:val="none" w:sz="0" w:space="0" w:color="000000"/>
+              <w:right w:val="none" w:sz="0" w:space="0" w:color="000000"/>
+            </w:tcBorders>
+            <w:shd w:val="clear" w:color="auto" w:fill="FFFFFF"/>
+            <w:tcMar>
+              <w:top w:w="0" w:type="dxa"/>
+              <w:bottom w:w="0" w:type="dxa"/>
+              <w:left w:w="0" w:type="dxa"/>
+              <w:right w:w="0" w:type="dxa"/>
+            </w:tcMar>
+            <w:vAlign w:val="top"/>
+          </w:tcPr>
+          <w:p>
+            <w:pPr>
+              <w:pStyle w:val="Normal"/>
+              <w:jc w:val="center"/>
+              <w:pBdr>
+                <w:bottom w:val="none" w:sz="0" w:space="0" w:color="000000"/>
+                <w:top w:val="none" w:sz="0" w:space="0" w:color="000000"/>
+                <w:left w:val="none" w:sz="0" w:space="0" w:color="000000"/>
+                <w:right w:val="none" w:sz="0" w:space="0" w:color="000000"/>
+              </w:pBdr>
+              <w:spacing w:after="100" w:before="100" w:line="240"/>
+              <w:ind w:left="100" w:right="100" w:firstLine="0" w:firstLineChars="0"/>
+              <w:rPr>
+                <w:rFonts w:ascii="Helvetica" w:hAnsi="Helvetica" w:eastAsia="Helvetica" w:cs="Helvetica"/>
+                <w:i w:val="false"/>
+                <w:b w:val="false"/>
+                <w:u w:val="none"/>
+                <w:sz w:val="22"/>
+                <w:szCs w:val="22"/>
+                <w:color w:val="000000"/>
+              </w:rPr>
+            </w:pPr>
+            <w:r>
+              <w:rPr>
+                <w:rFonts w:ascii="Helvetica" w:hAnsi="Helvetica" w:eastAsia="Helvetica" w:cs="Helvetica"/>
+                <w:i w:val="false"/>
+                <w:b w:val="false"/>
+                <w:u w:val="none"/>
+                <w:sz w:val="22"/>
+                <w:szCs w:val="22"/>
+                <w:color w:val="000000"/>
+              </w:rPr>
+              <w:t xml:space="preserve">4.70, 1,020</w:t>
+            </w:r>
+          </w:p>
+        </w:tc>
+        <w:tc>
+          <w:tcPr>
+            <w:tcBorders>
+              <w:bottom w:val="none" w:sz="0" w:space="0" w:color="000000"/>
+              <w:top w:val="none" w:sz="0" w:space="0" w:color="000000"/>
+              <w:left w:val="none" w:sz="0" w:space="0" w:color="000000"/>
+              <w:right w:val="none" w:sz="0" w:space="0" w:color="000000"/>
+            </w:tcBorders>
+            <w:shd w:val="clear" w:color="auto" w:fill="FFFFFF"/>
+            <w:tcMar>
+              <w:top w:w="0" w:type="dxa"/>
+              <w:bottom w:w="0" w:type="dxa"/>
+              <w:left w:w="0" w:type="dxa"/>
+              <w:right w:w="0" w:type="dxa"/>
+            </w:tcMar>
+            <w:vAlign w:val="top"/>
+          </w:tcPr>
+          <w:p>
+            <w:pPr>
+              <w:pStyle w:val="Normal"/>
+              <w:jc w:val="center"/>
+              <w:pBdr>
+                <w:bottom w:val="none" w:sz="0" w:space="0" w:color="000000"/>
+                <w:top w:val="none" w:sz="0" w:space="0" w:color="000000"/>
+                <w:left w:val="none" w:sz="0" w:space="0" w:color="000000"/>
+                <w:right w:val="none" w:sz="0" w:space="0" w:color="000000"/>
+              </w:pBdr>
+              <w:spacing w:after="100" w:before="100" w:line="240"/>
+              <w:ind w:left="100" w:right="100" w:firstLine="0" w:firstLineChars="0"/>
+              <w:rPr>
+                <w:rFonts w:ascii="Helvetica" w:hAnsi="Helvetica" w:eastAsia="Helvetica" w:cs="Helvetica"/>
+                <w:i w:val="false"/>
+                <w:b w:val="false"/>
+                <w:u w:val="none"/>
+                <w:sz w:val="22"/>
+                <w:szCs w:val="22"/>
+                <w:color w:val="000000"/>
+              </w:rPr>
+            </w:pPr>
+            <w:r>
+              <w:rPr>
+                <w:rFonts w:ascii="Helvetica" w:hAnsi="Helvetica" w:eastAsia="Helvetica" w:cs="Helvetica"/>
+                <w:i w:val="false"/>
+                <w:b w:val="false"/>
+                <w:u w:val="none"/>
+                <w:sz w:val="22"/>
+                <w:szCs w:val="22"/>
+                <w:color w:val="000000"/>
+              </w:rPr>
+              <w:t xml:space="preserve">0.002</w:t>
             </w:r>
           </w:p>
         </w:tc>
@@ -3359,60 +3359,60 @@
                 <w:szCs w:val="22"/>
                 <w:color w:val="000000"/>
               </w:rPr>
-              <w:t xml:space="preserve">0.86, 1.52</w:t>
-            </w:r>
-          </w:p>
-        </w:tc>
-        <w:tc>
-          <w:tcPr>
-            <w:tcBorders>
-              <w:bottom w:val="none" w:sz="0" w:space="0" w:color="000000"/>
-              <w:top w:val="none" w:sz="0" w:space="0" w:color="000000"/>
-              <w:left w:val="none" w:sz="0" w:space="0" w:color="000000"/>
-              <w:right w:val="none" w:sz="0" w:space="0" w:color="000000"/>
-            </w:tcBorders>
-            <w:shd w:val="clear" w:color="auto" w:fill="FFFFFF"/>
-            <w:tcMar>
-              <w:top w:w="0" w:type="dxa"/>
-              <w:bottom w:w="0" w:type="dxa"/>
-              <w:left w:w="0" w:type="dxa"/>
-              <w:right w:w="0" w:type="dxa"/>
-            </w:tcMar>
-            <w:vAlign w:val="top"/>
-          </w:tcPr>
-          <w:p>
-            <w:pPr>
-              <w:pStyle w:val="Normal"/>
-              <w:jc w:val="center"/>
-              <w:pBdr>
-                <w:bottom w:val="none" w:sz="0" w:space="0" w:color="000000"/>
-                <w:top w:val="none" w:sz="0" w:space="0" w:color="000000"/>
-                <w:left w:val="none" w:sz="0" w:space="0" w:color="000000"/>
-                <w:right w:val="none" w:sz="0" w:space="0" w:color="000000"/>
-              </w:pBdr>
-              <w:spacing w:after="100" w:before="100" w:line="240"/>
-              <w:ind w:left="100" w:right="100" w:firstLine="0" w:firstLineChars="0"/>
-              <w:rPr>
-                <w:rFonts w:ascii="Helvetica" w:hAnsi="Helvetica" w:eastAsia="Helvetica" w:cs="Helvetica"/>
-                <w:i w:val="false"/>
-                <w:b w:val="false"/>
-                <w:u w:val="none"/>
-                <w:sz w:val="22"/>
-                <w:szCs w:val="22"/>
-                <w:color w:val="000000"/>
-              </w:rPr>
-            </w:pPr>
-            <w:r>
-              <w:rPr>
-                <w:rFonts w:ascii="Helvetica" w:hAnsi="Helvetica" w:eastAsia="Helvetica" w:cs="Helvetica"/>
-                <w:i w:val="false"/>
-                <w:b w:val="false"/>
-                <w:u w:val="none"/>
-                <w:sz w:val="22"/>
-                <w:szCs w:val="22"/>
-                <w:color w:val="000000"/>
-              </w:rPr>
-              <w:t xml:space="preserve">0.360</w:t>
+              <w:t xml:space="preserve">0.92, 1.41</w:t>
+            </w:r>
+          </w:p>
+        </w:tc>
+        <w:tc>
+          <w:tcPr>
+            <w:tcBorders>
+              <w:bottom w:val="none" w:sz="0" w:space="0" w:color="000000"/>
+              <w:top w:val="none" w:sz="0" w:space="0" w:color="000000"/>
+              <w:left w:val="none" w:sz="0" w:space="0" w:color="000000"/>
+              <w:right w:val="none" w:sz="0" w:space="0" w:color="000000"/>
+            </w:tcBorders>
+            <w:shd w:val="clear" w:color="auto" w:fill="FFFFFF"/>
+            <w:tcMar>
+              <w:top w:w="0" w:type="dxa"/>
+              <w:bottom w:w="0" w:type="dxa"/>
+              <w:left w:w="0" w:type="dxa"/>
+              <w:right w:w="0" w:type="dxa"/>
+            </w:tcMar>
+            <w:vAlign w:val="top"/>
+          </w:tcPr>
+          <w:p>
+            <w:pPr>
+              <w:pStyle w:val="Normal"/>
+              <w:jc w:val="center"/>
+              <w:pBdr>
+                <w:bottom w:val="none" w:sz="0" w:space="0" w:color="000000"/>
+                <w:top w:val="none" w:sz="0" w:space="0" w:color="000000"/>
+                <w:left w:val="none" w:sz="0" w:space="0" w:color="000000"/>
+                <w:right w:val="none" w:sz="0" w:space="0" w:color="000000"/>
+              </w:pBdr>
+              <w:spacing w:after="100" w:before="100" w:line="240"/>
+              <w:ind w:left="100" w:right="100" w:firstLine="0" w:firstLineChars="0"/>
+              <w:rPr>
+                <w:rFonts w:ascii="Helvetica" w:hAnsi="Helvetica" w:eastAsia="Helvetica" w:cs="Helvetica"/>
+                <w:i w:val="false"/>
+                <w:b w:val="false"/>
+                <w:u w:val="none"/>
+                <w:sz w:val="22"/>
+                <w:szCs w:val="22"/>
+                <w:color w:val="000000"/>
+              </w:rPr>
+            </w:pPr>
+            <w:r>
+              <w:rPr>
+                <w:rFonts w:ascii="Helvetica" w:hAnsi="Helvetica" w:eastAsia="Helvetica" w:cs="Helvetica"/>
+                <w:i w:val="false"/>
+                <w:b w:val="false"/>
+                <w:u w:val="none"/>
+                <w:sz w:val="22"/>
+                <w:szCs w:val="22"/>
+                <w:color w:val="000000"/>
+              </w:rPr>
+              <w:t xml:space="preserve">0.230</w:t>
             </w:r>
           </w:p>
         </w:tc>
@@ -3518,113 +3518,113 @@
                 <w:szCs w:val="22"/>
                 <w:color w:val="000000"/>
               </w:rPr>
-              <w:t xml:space="preserve">0.66</w:t>
-            </w:r>
-          </w:p>
-        </w:tc>
-        <w:tc>
-          <w:tcPr>
-            <w:tcBorders>
-              <w:bottom w:val="none" w:sz="0" w:space="0" w:color="000000"/>
-              <w:top w:val="none" w:sz="0" w:space="0" w:color="000000"/>
-              <w:left w:val="none" w:sz="0" w:space="0" w:color="000000"/>
-              <w:right w:val="none" w:sz="0" w:space="0" w:color="000000"/>
-            </w:tcBorders>
-            <w:shd w:val="clear" w:color="auto" w:fill="FFFFFF"/>
-            <w:tcMar>
-              <w:top w:w="0" w:type="dxa"/>
-              <w:bottom w:w="0" w:type="dxa"/>
-              <w:left w:w="0" w:type="dxa"/>
-              <w:right w:w="0" w:type="dxa"/>
-            </w:tcMar>
-            <w:vAlign w:val="top"/>
-          </w:tcPr>
-          <w:p>
-            <w:pPr>
-              <w:pStyle w:val="Normal"/>
-              <w:jc w:val="center"/>
-              <w:pBdr>
-                <w:bottom w:val="none" w:sz="0" w:space="0" w:color="000000"/>
-                <w:top w:val="none" w:sz="0" w:space="0" w:color="000000"/>
-                <w:left w:val="none" w:sz="0" w:space="0" w:color="000000"/>
-                <w:right w:val="none" w:sz="0" w:space="0" w:color="000000"/>
-              </w:pBdr>
-              <w:spacing w:after="100" w:before="100" w:line="240"/>
-              <w:ind w:left="100" w:right="100" w:firstLine="0" w:firstLineChars="0"/>
-              <w:rPr>
-                <w:rFonts w:ascii="Helvetica" w:hAnsi="Helvetica" w:eastAsia="Helvetica" w:cs="Helvetica"/>
-                <w:i w:val="false"/>
-                <w:b w:val="false"/>
-                <w:u w:val="none"/>
-                <w:sz w:val="22"/>
-                <w:szCs w:val="22"/>
-                <w:color w:val="000000"/>
-              </w:rPr>
-            </w:pPr>
-            <w:r>
-              <w:rPr>
-                <w:rFonts w:ascii="Helvetica" w:hAnsi="Helvetica" w:eastAsia="Helvetica" w:cs="Helvetica"/>
-                <w:i w:val="false"/>
-                <w:b w:val="false"/>
-                <w:u w:val="none"/>
-                <w:sz w:val="22"/>
-                <w:szCs w:val="22"/>
-                <w:color w:val="000000"/>
-              </w:rPr>
-              <w:t xml:space="preserve">0.32, 1.37</w:t>
-            </w:r>
-          </w:p>
-        </w:tc>
-        <w:tc>
-          <w:tcPr>
-            <w:tcBorders>
-              <w:bottom w:val="none" w:sz="0" w:space="0" w:color="000000"/>
-              <w:top w:val="none" w:sz="0" w:space="0" w:color="000000"/>
-              <w:left w:val="none" w:sz="0" w:space="0" w:color="000000"/>
-              <w:right w:val="none" w:sz="0" w:space="0" w:color="000000"/>
-            </w:tcBorders>
-            <w:shd w:val="clear" w:color="auto" w:fill="FFFFFF"/>
-            <w:tcMar>
-              <w:top w:w="0" w:type="dxa"/>
-              <w:bottom w:w="0" w:type="dxa"/>
-              <w:left w:w="0" w:type="dxa"/>
-              <w:right w:w="0" w:type="dxa"/>
-            </w:tcMar>
-            <w:vAlign w:val="top"/>
-          </w:tcPr>
-          <w:p>
-            <w:pPr>
-              <w:pStyle w:val="Normal"/>
-              <w:jc w:val="center"/>
-              <w:pBdr>
-                <w:bottom w:val="none" w:sz="0" w:space="0" w:color="000000"/>
-                <w:top w:val="none" w:sz="0" w:space="0" w:color="000000"/>
-                <w:left w:val="none" w:sz="0" w:space="0" w:color="000000"/>
-                <w:right w:val="none" w:sz="0" w:space="0" w:color="000000"/>
-              </w:pBdr>
-              <w:spacing w:after="100" w:before="100" w:line="240"/>
-              <w:ind w:left="100" w:right="100" w:firstLine="0" w:firstLineChars="0"/>
-              <w:rPr>
-                <w:rFonts w:ascii="Helvetica" w:hAnsi="Helvetica" w:eastAsia="Helvetica" w:cs="Helvetica"/>
-                <w:i w:val="false"/>
-                <w:b w:val="false"/>
-                <w:u w:val="none"/>
-                <w:sz w:val="22"/>
-                <w:szCs w:val="22"/>
-                <w:color w:val="000000"/>
-              </w:rPr>
-            </w:pPr>
-            <w:r>
-              <w:rPr>
-                <w:rFonts w:ascii="Helvetica" w:hAnsi="Helvetica" w:eastAsia="Helvetica" w:cs="Helvetica"/>
-                <w:i w:val="false"/>
-                <w:b w:val="false"/>
-                <w:u w:val="none"/>
-                <w:sz w:val="22"/>
-                <w:szCs w:val="22"/>
-                <w:color w:val="000000"/>
-              </w:rPr>
-              <w:t xml:space="preserve">0.270</w:t>
+              <w:t xml:space="preserve">0.74</w:t>
+            </w:r>
+          </w:p>
+        </w:tc>
+        <w:tc>
+          <w:tcPr>
+            <w:tcBorders>
+              <w:bottom w:val="none" w:sz="0" w:space="0" w:color="000000"/>
+              <w:top w:val="none" w:sz="0" w:space="0" w:color="000000"/>
+              <w:left w:val="none" w:sz="0" w:space="0" w:color="000000"/>
+              <w:right w:val="none" w:sz="0" w:space="0" w:color="000000"/>
+            </w:tcBorders>
+            <w:shd w:val="clear" w:color="auto" w:fill="FFFFFF"/>
+            <w:tcMar>
+              <w:top w:w="0" w:type="dxa"/>
+              <w:bottom w:w="0" w:type="dxa"/>
+              <w:left w:w="0" w:type="dxa"/>
+              <w:right w:w="0" w:type="dxa"/>
+            </w:tcMar>
+            <w:vAlign w:val="top"/>
+          </w:tcPr>
+          <w:p>
+            <w:pPr>
+              <w:pStyle w:val="Normal"/>
+              <w:jc w:val="center"/>
+              <w:pBdr>
+                <w:bottom w:val="none" w:sz="0" w:space="0" w:color="000000"/>
+                <w:top w:val="none" w:sz="0" w:space="0" w:color="000000"/>
+                <w:left w:val="none" w:sz="0" w:space="0" w:color="000000"/>
+                <w:right w:val="none" w:sz="0" w:space="0" w:color="000000"/>
+              </w:pBdr>
+              <w:spacing w:after="100" w:before="100" w:line="240"/>
+              <w:ind w:left="100" w:right="100" w:firstLine="0" w:firstLineChars="0"/>
+              <w:rPr>
+                <w:rFonts w:ascii="Helvetica" w:hAnsi="Helvetica" w:eastAsia="Helvetica" w:cs="Helvetica"/>
+                <w:i w:val="false"/>
+                <w:b w:val="false"/>
+                <w:u w:val="none"/>
+                <w:sz w:val="22"/>
+                <w:szCs w:val="22"/>
+                <w:color w:val="000000"/>
+              </w:rPr>
+            </w:pPr>
+            <w:r>
+              <w:rPr>
+                <w:rFonts w:ascii="Helvetica" w:hAnsi="Helvetica" w:eastAsia="Helvetica" w:cs="Helvetica"/>
+                <w:i w:val="false"/>
+                <w:b w:val="false"/>
+                <w:u w:val="none"/>
+                <w:sz w:val="22"/>
+                <w:szCs w:val="22"/>
+                <w:color w:val="000000"/>
+              </w:rPr>
+              <w:t xml:space="preserve">0.41, 1.35</w:t>
+            </w:r>
+          </w:p>
+        </w:tc>
+        <w:tc>
+          <w:tcPr>
+            <w:tcBorders>
+              <w:bottom w:val="none" w:sz="0" w:space="0" w:color="000000"/>
+              <w:top w:val="none" w:sz="0" w:space="0" w:color="000000"/>
+              <w:left w:val="none" w:sz="0" w:space="0" w:color="000000"/>
+              <w:right w:val="none" w:sz="0" w:space="0" w:color="000000"/>
+            </w:tcBorders>
+            <w:shd w:val="clear" w:color="auto" w:fill="FFFFFF"/>
+            <w:tcMar>
+              <w:top w:w="0" w:type="dxa"/>
+              <w:bottom w:w="0" w:type="dxa"/>
+              <w:left w:w="0" w:type="dxa"/>
+              <w:right w:w="0" w:type="dxa"/>
+            </w:tcMar>
+            <w:vAlign w:val="top"/>
+          </w:tcPr>
+          <w:p>
+            <w:pPr>
+              <w:pStyle w:val="Normal"/>
+              <w:jc w:val="center"/>
+              <w:pBdr>
+                <w:bottom w:val="none" w:sz="0" w:space="0" w:color="000000"/>
+                <w:top w:val="none" w:sz="0" w:space="0" w:color="000000"/>
+                <w:left w:val="none" w:sz="0" w:space="0" w:color="000000"/>
+                <w:right w:val="none" w:sz="0" w:space="0" w:color="000000"/>
+              </w:pBdr>
+              <w:spacing w:after="100" w:before="100" w:line="240"/>
+              <w:ind w:left="100" w:right="100" w:firstLine="0" w:firstLineChars="0"/>
+              <w:rPr>
+                <w:rFonts w:ascii="Helvetica" w:hAnsi="Helvetica" w:eastAsia="Helvetica" w:cs="Helvetica"/>
+                <w:i w:val="false"/>
+                <w:b w:val="false"/>
+                <w:u w:val="none"/>
+                <w:sz w:val="22"/>
+                <w:szCs w:val="22"/>
+                <w:color w:val="000000"/>
+              </w:rPr>
+            </w:pPr>
+            <w:r>
+              <w:rPr>
+                <w:rFonts w:ascii="Helvetica" w:hAnsi="Helvetica" w:eastAsia="Helvetica" w:cs="Helvetica"/>
+                <w:i w:val="false"/>
+                <w:b w:val="false"/>
+                <w:u w:val="none"/>
+                <w:sz w:val="22"/>
+                <w:szCs w:val="22"/>
+                <w:color w:val="000000"/>
+              </w:rPr>
+              <w:t xml:space="preserve">0.320</w:t>
             </w:r>
           </w:p>
         </w:tc>
@@ -4755,113 +4755,113 @@
                 <w:szCs w:val="22"/>
                 <w:color w:val="000000"/>
               </w:rPr>
-              <w:t xml:space="preserve">1.41</w:t>
-            </w:r>
-          </w:p>
-        </w:tc>
-        <w:tc>
-          <w:tcPr>
-            <w:tcBorders>
-              <w:bottom w:val="none" w:sz="0" w:space="0" w:color="000000"/>
-              <w:top w:val="none" w:sz="0" w:space="0" w:color="000000"/>
-              <w:left w:val="none" w:sz="0" w:space="0" w:color="000000"/>
-              <w:right w:val="none" w:sz="0" w:space="0" w:color="000000"/>
-            </w:tcBorders>
-            <w:shd w:val="clear" w:color="auto" w:fill="FFFFFF"/>
-            <w:tcMar>
-              <w:top w:w="0" w:type="dxa"/>
-              <w:bottom w:w="0" w:type="dxa"/>
-              <w:left w:w="0" w:type="dxa"/>
-              <w:right w:w="0" w:type="dxa"/>
-            </w:tcMar>
-            <w:vAlign w:val="top"/>
-          </w:tcPr>
-          <w:p>
-            <w:pPr>
-              <w:pStyle w:val="Normal"/>
-              <w:jc w:val="center"/>
-              <w:pBdr>
-                <w:bottom w:val="none" w:sz="0" w:space="0" w:color="000000"/>
-                <w:top w:val="none" w:sz="0" w:space="0" w:color="000000"/>
-                <w:left w:val="none" w:sz="0" w:space="0" w:color="000000"/>
-                <w:right w:val="none" w:sz="0" w:space="0" w:color="000000"/>
-              </w:pBdr>
-              <w:spacing w:after="100" w:before="100" w:line="240"/>
-              <w:ind w:left="100" w:right="100" w:firstLine="0" w:firstLineChars="0"/>
-              <w:rPr>
-                <w:rFonts w:ascii="Helvetica" w:hAnsi="Helvetica" w:eastAsia="Helvetica" w:cs="Helvetica"/>
-                <w:i w:val="false"/>
-                <w:b w:val="false"/>
-                <w:u w:val="none"/>
-                <w:sz w:val="22"/>
-                <w:szCs w:val="22"/>
-                <w:color w:val="000000"/>
-              </w:rPr>
-            </w:pPr>
-            <w:r>
-              <w:rPr>
-                <w:rFonts w:ascii="Helvetica" w:hAnsi="Helvetica" w:eastAsia="Helvetica" w:cs="Helvetica"/>
-                <w:i w:val="false"/>
-                <w:b w:val="false"/>
-                <w:u w:val="none"/>
-                <w:sz w:val="22"/>
-                <w:szCs w:val="22"/>
-                <w:color w:val="000000"/>
-              </w:rPr>
-              <w:t xml:space="preserve">0.32, 6.28</w:t>
-            </w:r>
-          </w:p>
-        </w:tc>
-        <w:tc>
-          <w:tcPr>
-            <w:tcBorders>
-              <w:bottom w:val="none" w:sz="0" w:space="0" w:color="000000"/>
-              <w:top w:val="none" w:sz="0" w:space="0" w:color="000000"/>
-              <w:left w:val="none" w:sz="0" w:space="0" w:color="000000"/>
-              <w:right w:val="none" w:sz="0" w:space="0" w:color="000000"/>
-            </w:tcBorders>
-            <w:shd w:val="clear" w:color="auto" w:fill="FFFFFF"/>
-            <w:tcMar>
-              <w:top w:w="0" w:type="dxa"/>
-              <w:bottom w:w="0" w:type="dxa"/>
-              <w:left w:w="0" w:type="dxa"/>
-              <w:right w:w="0" w:type="dxa"/>
-            </w:tcMar>
-            <w:vAlign w:val="top"/>
-          </w:tcPr>
-          <w:p>
-            <w:pPr>
-              <w:pStyle w:val="Normal"/>
-              <w:jc w:val="center"/>
-              <w:pBdr>
-                <w:bottom w:val="none" w:sz="0" w:space="0" w:color="000000"/>
-                <w:top w:val="none" w:sz="0" w:space="0" w:color="000000"/>
-                <w:left w:val="none" w:sz="0" w:space="0" w:color="000000"/>
-                <w:right w:val="none" w:sz="0" w:space="0" w:color="000000"/>
-              </w:pBdr>
-              <w:spacing w:after="100" w:before="100" w:line="240"/>
-              <w:ind w:left="100" w:right="100" w:firstLine="0" w:firstLineChars="0"/>
-              <w:rPr>
-                <w:rFonts w:ascii="Helvetica" w:hAnsi="Helvetica" w:eastAsia="Helvetica" w:cs="Helvetica"/>
-                <w:i w:val="false"/>
-                <w:b w:val="false"/>
-                <w:u w:val="none"/>
-                <w:sz w:val="22"/>
-                <w:szCs w:val="22"/>
-                <w:color w:val="000000"/>
-              </w:rPr>
-            </w:pPr>
-            <w:r>
-              <w:rPr>
-                <w:rFonts w:ascii="Helvetica" w:hAnsi="Helvetica" w:eastAsia="Helvetica" w:cs="Helvetica"/>
-                <w:i w:val="false"/>
-                <w:b w:val="false"/>
-                <w:u w:val="none"/>
-                <w:sz w:val="22"/>
-                <w:szCs w:val="22"/>
-                <w:color w:val="000000"/>
-              </w:rPr>
-              <w:t xml:space="preserve">0.650</w:t>
+              <w:t xml:space="preserve">1.14</w:t>
+            </w:r>
+          </w:p>
+        </w:tc>
+        <w:tc>
+          <w:tcPr>
+            <w:tcBorders>
+              <w:bottom w:val="none" w:sz="0" w:space="0" w:color="000000"/>
+              <w:top w:val="none" w:sz="0" w:space="0" w:color="000000"/>
+              <w:left w:val="none" w:sz="0" w:space="0" w:color="000000"/>
+              <w:right w:val="none" w:sz="0" w:space="0" w:color="000000"/>
+            </w:tcBorders>
+            <w:shd w:val="clear" w:color="auto" w:fill="FFFFFF"/>
+            <w:tcMar>
+              <w:top w:w="0" w:type="dxa"/>
+              <w:bottom w:w="0" w:type="dxa"/>
+              <w:left w:w="0" w:type="dxa"/>
+              <w:right w:w="0" w:type="dxa"/>
+            </w:tcMar>
+            <w:vAlign w:val="top"/>
+          </w:tcPr>
+          <w:p>
+            <w:pPr>
+              <w:pStyle w:val="Normal"/>
+              <w:jc w:val="center"/>
+              <w:pBdr>
+                <w:bottom w:val="none" w:sz="0" w:space="0" w:color="000000"/>
+                <w:top w:val="none" w:sz="0" w:space="0" w:color="000000"/>
+                <w:left w:val="none" w:sz="0" w:space="0" w:color="000000"/>
+                <w:right w:val="none" w:sz="0" w:space="0" w:color="000000"/>
+              </w:pBdr>
+              <w:spacing w:after="100" w:before="100" w:line="240"/>
+              <w:ind w:left="100" w:right="100" w:firstLine="0" w:firstLineChars="0"/>
+              <w:rPr>
+                <w:rFonts w:ascii="Helvetica" w:hAnsi="Helvetica" w:eastAsia="Helvetica" w:cs="Helvetica"/>
+                <w:i w:val="false"/>
+                <w:b w:val="false"/>
+                <w:u w:val="none"/>
+                <w:sz w:val="22"/>
+                <w:szCs w:val="22"/>
+                <w:color w:val="000000"/>
+              </w:rPr>
+            </w:pPr>
+            <w:r>
+              <w:rPr>
+                <w:rFonts w:ascii="Helvetica" w:hAnsi="Helvetica" w:eastAsia="Helvetica" w:cs="Helvetica"/>
+                <w:i w:val="false"/>
+                <w:b w:val="false"/>
+                <w:u w:val="none"/>
+                <w:sz w:val="22"/>
+                <w:szCs w:val="22"/>
+                <w:color w:val="000000"/>
+              </w:rPr>
+              <w:t xml:space="preserve">0.32, 4.07</w:t>
+            </w:r>
+          </w:p>
+        </w:tc>
+        <w:tc>
+          <w:tcPr>
+            <w:tcBorders>
+              <w:bottom w:val="none" w:sz="0" w:space="0" w:color="000000"/>
+              <w:top w:val="none" w:sz="0" w:space="0" w:color="000000"/>
+              <w:left w:val="none" w:sz="0" w:space="0" w:color="000000"/>
+              <w:right w:val="none" w:sz="0" w:space="0" w:color="000000"/>
+            </w:tcBorders>
+            <w:shd w:val="clear" w:color="auto" w:fill="FFFFFF"/>
+            <w:tcMar>
+              <w:top w:w="0" w:type="dxa"/>
+              <w:bottom w:w="0" w:type="dxa"/>
+              <w:left w:w="0" w:type="dxa"/>
+              <w:right w:w="0" w:type="dxa"/>
+            </w:tcMar>
+            <w:vAlign w:val="top"/>
+          </w:tcPr>
+          <w:p>
+            <w:pPr>
+              <w:pStyle w:val="Normal"/>
+              <w:jc w:val="center"/>
+              <w:pBdr>
+                <w:bottom w:val="none" w:sz="0" w:space="0" w:color="000000"/>
+                <w:top w:val="none" w:sz="0" w:space="0" w:color="000000"/>
+                <w:left w:val="none" w:sz="0" w:space="0" w:color="000000"/>
+                <w:right w:val="none" w:sz="0" w:space="0" w:color="000000"/>
+              </w:pBdr>
+              <w:spacing w:after="100" w:before="100" w:line="240"/>
+              <w:ind w:left="100" w:right="100" w:firstLine="0" w:firstLineChars="0"/>
+              <w:rPr>
+                <w:rFonts w:ascii="Helvetica" w:hAnsi="Helvetica" w:eastAsia="Helvetica" w:cs="Helvetica"/>
+                <w:i w:val="false"/>
+                <w:b w:val="false"/>
+                <w:u w:val="none"/>
+                <w:sz w:val="22"/>
+                <w:szCs w:val="22"/>
+                <w:color w:val="000000"/>
+              </w:rPr>
+            </w:pPr>
+            <w:r>
+              <w:rPr>
+                <w:rFonts w:ascii="Helvetica" w:hAnsi="Helvetica" w:eastAsia="Helvetica" w:cs="Helvetica"/>
+                <w:i w:val="false"/>
+                <w:b w:val="false"/>
+                <w:u w:val="none"/>
+                <w:sz w:val="22"/>
+                <w:szCs w:val="22"/>
+                <w:color w:val="000000"/>
+              </w:rPr>
+              <w:t xml:space="preserve">0.840</w:t>
             </w:r>
           </w:p>
         </w:tc>
@@ -4967,113 +4967,113 @@
                 <w:szCs w:val="22"/>
                 <w:color w:val="000000"/>
               </w:rPr>
-              <w:t xml:space="preserve">0.99</w:t>
-            </w:r>
-          </w:p>
-        </w:tc>
-        <w:tc>
-          <w:tcPr>
-            <w:tcBorders>
-              <w:bottom w:val="none" w:sz="0" w:space="0" w:color="000000"/>
-              <w:top w:val="none" w:sz="0" w:space="0" w:color="000000"/>
-              <w:left w:val="none" w:sz="0" w:space="0" w:color="000000"/>
-              <w:right w:val="none" w:sz="0" w:space="0" w:color="000000"/>
-            </w:tcBorders>
-            <w:shd w:val="clear" w:color="auto" w:fill="FFFFFF"/>
-            <w:tcMar>
-              <w:top w:w="0" w:type="dxa"/>
-              <w:bottom w:w="0" w:type="dxa"/>
-              <w:left w:w="0" w:type="dxa"/>
-              <w:right w:w="0" w:type="dxa"/>
-            </w:tcMar>
-            <w:vAlign w:val="top"/>
-          </w:tcPr>
-          <w:p>
-            <w:pPr>
-              <w:pStyle w:val="Normal"/>
-              <w:jc w:val="center"/>
-              <w:pBdr>
-                <w:bottom w:val="none" w:sz="0" w:space="0" w:color="000000"/>
-                <w:top w:val="none" w:sz="0" w:space="0" w:color="000000"/>
-                <w:left w:val="none" w:sz="0" w:space="0" w:color="000000"/>
-                <w:right w:val="none" w:sz="0" w:space="0" w:color="000000"/>
-              </w:pBdr>
-              <w:spacing w:after="100" w:before="100" w:line="240"/>
-              <w:ind w:left="100" w:right="100" w:firstLine="0" w:firstLineChars="0"/>
-              <w:rPr>
-                <w:rFonts w:ascii="Helvetica" w:hAnsi="Helvetica" w:eastAsia="Helvetica" w:cs="Helvetica"/>
-                <w:i w:val="false"/>
-                <w:b w:val="false"/>
-                <w:u w:val="none"/>
-                <w:sz w:val="22"/>
-                <w:szCs w:val="22"/>
-                <w:color w:val="000000"/>
-              </w:rPr>
-            </w:pPr>
-            <w:r>
-              <w:rPr>
-                <w:rFonts w:ascii="Helvetica" w:hAnsi="Helvetica" w:eastAsia="Helvetica" w:cs="Helvetica"/>
-                <w:i w:val="false"/>
-                <w:b w:val="false"/>
-                <w:u w:val="none"/>
-                <w:sz w:val="22"/>
-                <w:szCs w:val="22"/>
-                <w:color w:val="000000"/>
-              </w:rPr>
-              <w:t xml:space="preserve">0.14, 7.11</w:t>
-            </w:r>
-          </w:p>
-        </w:tc>
-        <w:tc>
-          <w:tcPr>
-            <w:tcBorders>
-              <w:bottom w:val="none" w:sz="0" w:space="0" w:color="000000"/>
-              <w:top w:val="none" w:sz="0" w:space="0" w:color="000000"/>
-              <w:left w:val="none" w:sz="0" w:space="0" w:color="000000"/>
-              <w:right w:val="none" w:sz="0" w:space="0" w:color="000000"/>
-            </w:tcBorders>
-            <w:shd w:val="clear" w:color="auto" w:fill="FFFFFF"/>
-            <w:tcMar>
-              <w:top w:w="0" w:type="dxa"/>
-              <w:bottom w:w="0" w:type="dxa"/>
-              <w:left w:w="0" w:type="dxa"/>
-              <w:right w:w="0" w:type="dxa"/>
-            </w:tcMar>
-            <w:vAlign w:val="top"/>
-          </w:tcPr>
-          <w:p>
-            <w:pPr>
-              <w:pStyle w:val="Normal"/>
-              <w:jc w:val="center"/>
-              <w:pBdr>
-                <w:bottom w:val="none" w:sz="0" w:space="0" w:color="000000"/>
-                <w:top w:val="none" w:sz="0" w:space="0" w:color="000000"/>
-                <w:left w:val="none" w:sz="0" w:space="0" w:color="000000"/>
-                <w:right w:val="none" w:sz="0" w:space="0" w:color="000000"/>
-              </w:pBdr>
-              <w:spacing w:after="100" w:before="100" w:line="240"/>
-              <w:ind w:left="100" w:right="100" w:firstLine="0" w:firstLineChars="0"/>
-              <w:rPr>
-                <w:rFonts w:ascii="Helvetica" w:hAnsi="Helvetica" w:eastAsia="Helvetica" w:cs="Helvetica"/>
-                <w:i w:val="false"/>
-                <w:b w:val="false"/>
-                <w:u w:val="none"/>
-                <w:sz w:val="22"/>
-                <w:szCs w:val="22"/>
-                <w:color w:val="000000"/>
-              </w:rPr>
-            </w:pPr>
-            <w:r>
-              <w:rPr>
-                <w:rFonts w:ascii="Helvetica" w:hAnsi="Helvetica" w:eastAsia="Helvetica" w:cs="Helvetica"/>
-                <w:i w:val="false"/>
-                <w:b w:val="false"/>
-                <w:u w:val="none"/>
-                <w:sz w:val="22"/>
-                <w:szCs w:val="22"/>
-                <w:color w:val="000000"/>
-              </w:rPr>
-              <w:t xml:space="preserve">0.990</w:t>
+              <w:t xml:space="preserve">0.66</w:t>
+            </w:r>
+          </w:p>
+        </w:tc>
+        <w:tc>
+          <w:tcPr>
+            <w:tcBorders>
+              <w:bottom w:val="none" w:sz="0" w:space="0" w:color="000000"/>
+              <w:top w:val="none" w:sz="0" w:space="0" w:color="000000"/>
+              <w:left w:val="none" w:sz="0" w:space="0" w:color="000000"/>
+              <w:right w:val="none" w:sz="0" w:space="0" w:color="000000"/>
+            </w:tcBorders>
+            <w:shd w:val="clear" w:color="auto" w:fill="FFFFFF"/>
+            <w:tcMar>
+              <w:top w:w="0" w:type="dxa"/>
+              <w:bottom w:w="0" w:type="dxa"/>
+              <w:left w:w="0" w:type="dxa"/>
+              <w:right w:w="0" w:type="dxa"/>
+            </w:tcMar>
+            <w:vAlign w:val="top"/>
+          </w:tcPr>
+          <w:p>
+            <w:pPr>
+              <w:pStyle w:val="Normal"/>
+              <w:jc w:val="center"/>
+              <w:pBdr>
+                <w:bottom w:val="none" w:sz="0" w:space="0" w:color="000000"/>
+                <w:top w:val="none" w:sz="0" w:space="0" w:color="000000"/>
+                <w:left w:val="none" w:sz="0" w:space="0" w:color="000000"/>
+                <w:right w:val="none" w:sz="0" w:space="0" w:color="000000"/>
+              </w:pBdr>
+              <w:spacing w:after="100" w:before="100" w:line="240"/>
+              <w:ind w:left="100" w:right="100" w:firstLine="0" w:firstLineChars="0"/>
+              <w:rPr>
+                <w:rFonts w:ascii="Helvetica" w:hAnsi="Helvetica" w:eastAsia="Helvetica" w:cs="Helvetica"/>
+                <w:i w:val="false"/>
+                <w:b w:val="false"/>
+                <w:u w:val="none"/>
+                <w:sz w:val="22"/>
+                <w:szCs w:val="22"/>
+                <w:color w:val="000000"/>
+              </w:rPr>
+            </w:pPr>
+            <w:r>
+              <w:rPr>
+                <w:rFonts w:ascii="Helvetica" w:hAnsi="Helvetica" w:eastAsia="Helvetica" w:cs="Helvetica"/>
+                <w:i w:val="false"/>
+                <w:b w:val="false"/>
+                <w:u w:val="none"/>
+                <w:sz w:val="22"/>
+                <w:szCs w:val="22"/>
+                <w:color w:val="000000"/>
+              </w:rPr>
+              <w:t xml:space="preserve">0.14, 3.18</w:t>
+            </w:r>
+          </w:p>
+        </w:tc>
+        <w:tc>
+          <w:tcPr>
+            <w:tcBorders>
+              <w:bottom w:val="none" w:sz="0" w:space="0" w:color="000000"/>
+              <w:top w:val="none" w:sz="0" w:space="0" w:color="000000"/>
+              <w:left w:val="none" w:sz="0" w:space="0" w:color="000000"/>
+              <w:right w:val="none" w:sz="0" w:space="0" w:color="000000"/>
+            </w:tcBorders>
+            <w:shd w:val="clear" w:color="auto" w:fill="FFFFFF"/>
+            <w:tcMar>
+              <w:top w:w="0" w:type="dxa"/>
+              <w:bottom w:w="0" w:type="dxa"/>
+              <w:left w:w="0" w:type="dxa"/>
+              <w:right w:w="0" w:type="dxa"/>
+            </w:tcMar>
+            <w:vAlign w:val="top"/>
+          </w:tcPr>
+          <w:p>
+            <w:pPr>
+              <w:pStyle w:val="Normal"/>
+              <w:jc w:val="center"/>
+              <w:pBdr>
+                <w:bottom w:val="none" w:sz="0" w:space="0" w:color="000000"/>
+                <w:top w:val="none" w:sz="0" w:space="0" w:color="000000"/>
+                <w:left w:val="none" w:sz="0" w:space="0" w:color="000000"/>
+                <w:right w:val="none" w:sz="0" w:space="0" w:color="000000"/>
+              </w:pBdr>
+              <w:spacing w:after="100" w:before="100" w:line="240"/>
+              <w:ind w:left="100" w:right="100" w:firstLine="0" w:firstLineChars="0"/>
+              <w:rPr>
+                <w:rFonts w:ascii="Helvetica" w:hAnsi="Helvetica" w:eastAsia="Helvetica" w:cs="Helvetica"/>
+                <w:i w:val="false"/>
+                <w:b w:val="false"/>
+                <w:u w:val="none"/>
+                <w:sz w:val="22"/>
+                <w:szCs w:val="22"/>
+                <w:color w:val="000000"/>
+              </w:rPr>
+            </w:pPr>
+            <w:r>
+              <w:rPr>
+                <w:rFonts w:ascii="Helvetica" w:hAnsi="Helvetica" w:eastAsia="Helvetica" w:cs="Helvetica"/>
+                <w:i w:val="false"/>
+                <w:b w:val="false"/>
+                <w:u w:val="none"/>
+                <w:sz w:val="22"/>
+                <w:szCs w:val="22"/>
+                <w:color w:val="000000"/>
+              </w:rPr>
+              <w:t xml:space="preserve">0.600</w:t>
             </w:r>
           </w:p>
         </w:tc>
@@ -6046,7 +6046,7 @@
       </w:tr>
       <w:tr>
         <w:trPr>
-          <w:trHeight w:val="597" w:hRule="auto"/>
+          <w:trHeight w:val="598" w:hRule="auto"/>
         </w:trPr>
         body12
         <w:tc>
@@ -6204,6 +6204,218 @@
                 <w:szCs w:val="22"/>
                 <w:color w:val="000000"/>
               </w:rPr>
+              <w:t xml:space="preserve">0.17</w:t>
+            </w:r>
+          </w:p>
+        </w:tc>
+        <w:tc>
+          <w:tcPr>
+            <w:tcBorders>
+              <w:bottom w:val="none" w:sz="0" w:space="0" w:color="000000"/>
+              <w:top w:val="none" w:sz="0" w:space="0" w:color="000000"/>
+              <w:left w:val="none" w:sz="0" w:space="0" w:color="000000"/>
+              <w:right w:val="none" w:sz="0" w:space="0" w:color="000000"/>
+            </w:tcBorders>
+            <w:shd w:val="clear" w:color="auto" w:fill="FFFFFF"/>
+            <w:tcMar>
+              <w:top w:w="0" w:type="dxa"/>
+              <w:bottom w:w="0" w:type="dxa"/>
+              <w:left w:w="0" w:type="dxa"/>
+              <w:right w:w="0" w:type="dxa"/>
+            </w:tcMar>
+            <w:vAlign w:val="top"/>
+          </w:tcPr>
+          <w:p>
+            <w:pPr>
+              <w:pStyle w:val="Normal"/>
+              <w:jc w:val="center"/>
+              <w:pBdr>
+                <w:bottom w:val="none" w:sz="0" w:space="0" w:color="000000"/>
+                <w:top w:val="none" w:sz="0" w:space="0" w:color="000000"/>
+                <w:left w:val="none" w:sz="0" w:space="0" w:color="000000"/>
+                <w:right w:val="none" w:sz="0" w:space="0" w:color="000000"/>
+              </w:pBdr>
+              <w:spacing w:after="100" w:before="100" w:line="240"/>
+              <w:ind w:left="100" w:right="100" w:firstLine="0" w:firstLineChars="0"/>
+              <w:rPr>
+                <w:rFonts w:ascii="Helvetica" w:hAnsi="Helvetica" w:eastAsia="Helvetica" w:cs="Helvetica"/>
+                <w:i w:val="false"/>
+                <w:b w:val="false"/>
+                <w:u w:val="none"/>
+                <w:sz w:val="22"/>
+                <w:szCs w:val="22"/>
+                <w:color w:val="000000"/>
+              </w:rPr>
+            </w:pPr>
+            <w:r>
+              <w:rPr>
+                <w:rFonts w:ascii="Helvetica" w:hAnsi="Helvetica" w:eastAsia="Helvetica" w:cs="Helvetica"/>
+                <w:i w:val="false"/>
+                <w:b w:val="false"/>
+                <w:u w:val="none"/>
+                <w:sz w:val="22"/>
+                <w:szCs w:val="22"/>
+                <w:color w:val="000000"/>
+              </w:rPr>
+              <w:t xml:space="preserve">0.01, 1.89</w:t>
+            </w:r>
+          </w:p>
+        </w:tc>
+        <w:tc>
+          <w:tcPr>
+            <w:tcBorders>
+              <w:bottom w:val="none" w:sz="0" w:space="0" w:color="000000"/>
+              <w:top w:val="none" w:sz="0" w:space="0" w:color="000000"/>
+              <w:left w:val="none" w:sz="0" w:space="0" w:color="000000"/>
+              <w:right w:val="none" w:sz="0" w:space="0" w:color="000000"/>
+            </w:tcBorders>
+            <w:shd w:val="clear" w:color="auto" w:fill="FFFFFF"/>
+            <w:tcMar>
+              <w:top w:w="0" w:type="dxa"/>
+              <w:bottom w:w="0" w:type="dxa"/>
+              <w:left w:w="0" w:type="dxa"/>
+              <w:right w:w="0" w:type="dxa"/>
+            </w:tcMar>
+            <w:vAlign w:val="top"/>
+          </w:tcPr>
+          <w:p>
+            <w:pPr>
+              <w:pStyle w:val="Normal"/>
+              <w:jc w:val="center"/>
+              <w:pBdr>
+                <w:bottom w:val="none" w:sz="0" w:space="0" w:color="000000"/>
+                <w:top w:val="none" w:sz="0" w:space="0" w:color="000000"/>
+                <w:left w:val="none" w:sz="0" w:space="0" w:color="000000"/>
+                <w:right w:val="none" w:sz="0" w:space="0" w:color="000000"/>
+              </w:pBdr>
+              <w:spacing w:after="100" w:before="100" w:line="240"/>
+              <w:ind w:left="100" w:right="100" w:firstLine="0" w:firstLineChars="0"/>
+              <w:rPr>
+                <w:rFonts w:ascii="Helvetica" w:hAnsi="Helvetica" w:eastAsia="Helvetica" w:cs="Helvetica"/>
+                <w:i w:val="false"/>
+                <w:b w:val="false"/>
+                <w:u w:val="none"/>
+                <w:sz w:val="22"/>
+                <w:szCs w:val="22"/>
+                <w:color w:val="000000"/>
+              </w:rPr>
+            </w:pPr>
+            <w:r>
+              <w:rPr>
+                <w:rFonts w:ascii="Helvetica" w:hAnsi="Helvetica" w:eastAsia="Helvetica" w:cs="Helvetica"/>
+                <w:i w:val="false"/>
+                <w:b w:val="false"/>
+                <w:u w:val="none"/>
+                <w:sz w:val="22"/>
+                <w:szCs w:val="22"/>
+                <w:color w:val="000000"/>
+              </w:rPr>
+              <w:t xml:space="preserve">0.150</w:t>
+            </w:r>
+          </w:p>
+        </w:tc>
+        <w:tc>
+          <w:tcPr>
+            <w:tcBorders>
+              <w:bottom w:val="none" w:sz="0" w:space="0" w:color="000000"/>
+              <w:top w:val="none" w:sz="0" w:space="0" w:color="000000"/>
+              <w:left w:val="none" w:sz="0" w:space="0" w:color="000000"/>
+              <w:right w:val="none" w:sz="0" w:space="0" w:color="000000"/>
+            </w:tcBorders>
+            <w:shd w:val="clear" w:color="auto" w:fill="FFFFFF"/>
+            <w:tcMar>
+              <w:top w:w="0" w:type="dxa"/>
+              <w:bottom w:w="0" w:type="dxa"/>
+              <w:left w:w="0" w:type="dxa"/>
+              <w:right w:w="0" w:type="dxa"/>
+            </w:tcMar>
+            <w:vAlign w:val="top"/>
+          </w:tcPr>
+          <w:p>
+            <w:pPr>
+              <w:pStyle w:val="Normal"/>
+              <w:jc w:val="center"/>
+              <w:pBdr>
+                <w:bottom w:val="none" w:sz="0" w:space="0" w:color="000000"/>
+                <w:top w:val="none" w:sz="0" w:space="0" w:color="000000"/>
+                <w:left w:val="none" w:sz="0" w:space="0" w:color="000000"/>
+                <w:right w:val="none" w:sz="0" w:space="0" w:color="000000"/>
+              </w:pBdr>
+              <w:spacing w:after="100" w:before="100" w:line="240"/>
+              <w:ind w:left="100" w:right="100" w:firstLine="0" w:firstLineChars="0"/>
+              <w:rPr>
+                <w:rFonts w:ascii="Helvetica" w:hAnsi="Helvetica" w:eastAsia="Helvetica" w:cs="Helvetica"/>
+                <w:i w:val="false"/>
+                <w:b w:val="false"/>
+                <w:u w:val="none"/>
+                <w:sz w:val="22"/>
+                <w:szCs w:val="22"/>
+                <w:color w:val="000000"/>
+              </w:rPr>
+            </w:pPr>
+            <w:r>
+              <w:rPr>
+                <w:rFonts w:ascii="Helvetica" w:hAnsi="Helvetica" w:eastAsia="Helvetica" w:cs="Helvetica"/>
+                <w:i w:val="false"/>
+                <w:b w:val="false"/>
+                <w:u w:val="none"/>
+                <w:sz w:val="22"/>
+                <w:szCs w:val="22"/>
+                <w:color w:val="000000"/>
+              </w:rPr>
+              <w:t xml:space="preserve"/>
+            </w:r>
+          </w:p>
+        </w:tc>
+        <w:tc>
+          <w:tcPr>
+            <w:tcBorders>
+              <w:bottom w:val="none" w:sz="0" w:space="0" w:color="000000"/>
+              <w:top w:val="none" w:sz="0" w:space="0" w:color="000000"/>
+              <w:left w:val="none" w:sz="0" w:space="0" w:color="000000"/>
+              <w:right w:val="none" w:sz="0" w:space="0" w:color="000000"/>
+            </w:tcBorders>
+            <w:shd w:val="clear" w:color="auto" w:fill="FFFFFF"/>
+            <w:tcMar>
+              <w:top w:w="0" w:type="dxa"/>
+              <w:bottom w:w="0" w:type="dxa"/>
+              <w:left w:w="0" w:type="dxa"/>
+              <w:right w:w="0" w:type="dxa"/>
+            </w:tcMar>
+            <w:vAlign w:val="top"/>
+          </w:tcPr>
+          <w:p>
+            <w:pPr>
+              <w:pStyle w:val="Normal"/>
+              <w:jc w:val="center"/>
+              <w:pBdr>
+                <w:bottom w:val="none" w:sz="0" w:space="0" w:color="000000"/>
+                <w:top w:val="none" w:sz="0" w:space="0" w:color="000000"/>
+                <w:left w:val="none" w:sz="0" w:space="0" w:color="000000"/>
+                <w:right w:val="none" w:sz="0" w:space="0" w:color="000000"/>
+              </w:pBdr>
+              <w:spacing w:after="100" w:before="100" w:line="240"/>
+              <w:ind w:left="100" w:right="100" w:firstLine="0" w:firstLineChars="0"/>
+              <w:rPr>
+                <w:rFonts w:ascii="Helvetica" w:hAnsi="Helvetica" w:eastAsia="Helvetica" w:cs="Helvetica"/>
+                <w:i w:val="false"/>
+                <w:b w:val="false"/>
+                <w:u w:val="none"/>
+                <w:sz w:val="22"/>
+                <w:szCs w:val="22"/>
+                <w:color w:val="000000"/>
+              </w:rPr>
+            </w:pPr>
+            <w:r>
+              <w:rPr>
+                <w:rFonts w:ascii="Helvetica" w:hAnsi="Helvetica" w:eastAsia="Helvetica" w:cs="Helvetica"/>
+                <w:i w:val="false"/>
+                <w:b w:val="false"/>
+                <w:u w:val="none"/>
+                <w:sz w:val="22"/>
+                <w:szCs w:val="22"/>
+                <w:color w:val="000000"/>
+              </w:rPr>
               <w:t xml:space="preserve">0.00</w:t>
             </w:r>
           </w:p>
@@ -6257,272 +6469,60 @@
                 <w:szCs w:val="22"/>
                 <w:color w:val="000000"/>
               </w:rPr>
-              <w:t xml:space="preserve">0.00, 0.00</w:t>
-            </w:r>
-          </w:p>
-        </w:tc>
-        <w:tc>
-          <w:tcPr>
-            <w:tcBorders>
-              <w:bottom w:val="none" w:sz="0" w:space="0" w:color="000000"/>
-              <w:top w:val="none" w:sz="0" w:space="0" w:color="000000"/>
-              <w:left w:val="none" w:sz="0" w:space="0" w:color="000000"/>
-              <w:right w:val="none" w:sz="0" w:space="0" w:color="000000"/>
-            </w:tcBorders>
-            <w:shd w:val="clear" w:color="auto" w:fill="FFFFFF"/>
-            <w:tcMar>
-              <w:top w:w="0" w:type="dxa"/>
-              <w:bottom w:w="0" w:type="dxa"/>
-              <w:left w:w="0" w:type="dxa"/>
-              <w:right w:w="0" w:type="dxa"/>
-            </w:tcMar>
-            <w:vAlign w:val="top"/>
-          </w:tcPr>
-          <w:p>
-            <w:pPr>
-              <w:pStyle w:val="Normal"/>
-              <w:jc w:val="center"/>
-              <w:pBdr>
-                <w:bottom w:val="none" w:sz="0" w:space="0" w:color="000000"/>
-                <w:top w:val="none" w:sz="0" w:space="0" w:color="000000"/>
-                <w:left w:val="none" w:sz="0" w:space="0" w:color="000000"/>
-                <w:right w:val="none" w:sz="0" w:space="0" w:color="000000"/>
-              </w:pBdr>
-              <w:spacing w:after="100" w:before="100" w:line="240"/>
-              <w:ind w:left="100" w:right="100" w:firstLine="0" w:firstLineChars="0"/>
-              <w:rPr>
-                <w:rFonts w:ascii="Helvetica" w:hAnsi="Helvetica" w:eastAsia="Helvetica" w:cs="Helvetica"/>
-                <w:i w:val="false"/>
-                <w:b w:val="false"/>
-                <w:u w:val="none"/>
-                <w:sz w:val="22"/>
-                <w:szCs w:val="22"/>
-                <w:color w:val="000000"/>
-              </w:rPr>
-            </w:pPr>
-            <w:r>
-              <w:rPr>
-                <w:rFonts w:ascii="Helvetica" w:hAnsi="Helvetica" w:eastAsia="Helvetica" w:cs="Helvetica"/>
-                <w:i w:val="false"/>
-                <w:b w:val="false"/>
-                <w:u w:val="none"/>
-                <w:sz w:val="22"/>
-                <w:szCs w:val="22"/>
-                <w:color w:val="000000"/>
-              </w:rPr>
-              <w:t xml:space="preserve">&lt;0.001</w:t>
-            </w:r>
-          </w:p>
-        </w:tc>
-        <w:tc>
-          <w:tcPr>
-            <w:tcBorders>
-              <w:bottom w:val="none" w:sz="0" w:space="0" w:color="000000"/>
-              <w:top w:val="none" w:sz="0" w:space="0" w:color="000000"/>
-              <w:left w:val="none" w:sz="0" w:space="0" w:color="000000"/>
-              <w:right w:val="none" w:sz="0" w:space="0" w:color="000000"/>
-            </w:tcBorders>
-            <w:shd w:val="clear" w:color="auto" w:fill="FFFFFF"/>
-            <w:tcMar>
-              <w:top w:w="0" w:type="dxa"/>
-              <w:bottom w:w="0" w:type="dxa"/>
-              <w:left w:w="0" w:type="dxa"/>
-              <w:right w:w="0" w:type="dxa"/>
-            </w:tcMar>
-            <w:vAlign w:val="top"/>
-          </w:tcPr>
-          <w:p>
-            <w:pPr>
-              <w:pStyle w:val="Normal"/>
-              <w:jc w:val="center"/>
-              <w:pBdr>
-                <w:bottom w:val="none" w:sz="0" w:space="0" w:color="000000"/>
-                <w:top w:val="none" w:sz="0" w:space="0" w:color="000000"/>
-                <w:left w:val="none" w:sz="0" w:space="0" w:color="000000"/>
-                <w:right w:val="none" w:sz="0" w:space="0" w:color="000000"/>
-              </w:pBdr>
-              <w:spacing w:after="100" w:before="100" w:line="240"/>
-              <w:ind w:left="100" w:right="100" w:firstLine="0" w:firstLineChars="0"/>
-              <w:rPr>
-                <w:rFonts w:ascii="Helvetica" w:hAnsi="Helvetica" w:eastAsia="Helvetica" w:cs="Helvetica"/>
-                <w:i w:val="false"/>
-                <w:b w:val="false"/>
-                <w:u w:val="none"/>
-                <w:sz w:val="22"/>
-                <w:szCs w:val="22"/>
-                <w:color w:val="000000"/>
-              </w:rPr>
-            </w:pPr>
-            <w:r>
-              <w:rPr>
-                <w:rFonts w:ascii="Helvetica" w:hAnsi="Helvetica" w:eastAsia="Helvetica" w:cs="Helvetica"/>
-                <w:i w:val="false"/>
-                <w:b w:val="false"/>
-                <w:u w:val="none"/>
-                <w:sz w:val="22"/>
-                <w:szCs w:val="22"/>
-                <w:color w:val="000000"/>
-              </w:rPr>
-              <w:t xml:space="preserve"/>
-            </w:r>
-          </w:p>
-        </w:tc>
-        <w:tc>
-          <w:tcPr>
-            <w:tcBorders>
-              <w:bottom w:val="none" w:sz="0" w:space="0" w:color="000000"/>
-              <w:top w:val="none" w:sz="0" w:space="0" w:color="000000"/>
-              <w:left w:val="none" w:sz="0" w:space="0" w:color="000000"/>
-              <w:right w:val="none" w:sz="0" w:space="0" w:color="000000"/>
-            </w:tcBorders>
-            <w:shd w:val="clear" w:color="auto" w:fill="FFFFFF"/>
-            <w:tcMar>
-              <w:top w:w="0" w:type="dxa"/>
-              <w:bottom w:w="0" w:type="dxa"/>
-              <w:left w:w="0" w:type="dxa"/>
-              <w:right w:w="0" w:type="dxa"/>
-            </w:tcMar>
-            <w:vAlign w:val="top"/>
-          </w:tcPr>
-          <w:p>
-            <w:pPr>
-              <w:pStyle w:val="Normal"/>
-              <w:jc w:val="center"/>
-              <w:pBdr>
-                <w:bottom w:val="none" w:sz="0" w:space="0" w:color="000000"/>
-                <w:top w:val="none" w:sz="0" w:space="0" w:color="000000"/>
-                <w:left w:val="none" w:sz="0" w:space="0" w:color="000000"/>
-                <w:right w:val="none" w:sz="0" w:space="0" w:color="000000"/>
-              </w:pBdr>
-              <w:spacing w:after="100" w:before="100" w:line="240"/>
-              <w:ind w:left="100" w:right="100" w:firstLine="0" w:firstLineChars="0"/>
-              <w:rPr>
-                <w:rFonts w:ascii="Helvetica" w:hAnsi="Helvetica" w:eastAsia="Helvetica" w:cs="Helvetica"/>
-                <w:i w:val="false"/>
-                <w:b w:val="false"/>
-                <w:u w:val="none"/>
-                <w:sz w:val="22"/>
-                <w:szCs w:val="22"/>
-                <w:color w:val="000000"/>
-              </w:rPr>
-            </w:pPr>
-            <w:r>
-              <w:rPr>
-                <w:rFonts w:ascii="Helvetica" w:hAnsi="Helvetica" w:eastAsia="Helvetica" w:cs="Helvetica"/>
-                <w:i w:val="false"/>
-                <w:b w:val="false"/>
-                <w:u w:val="none"/>
-                <w:sz w:val="22"/>
-                <w:szCs w:val="22"/>
-                <w:color w:val="000000"/>
-              </w:rPr>
-              <w:t xml:space="preserve">0.00</w:t>
-            </w:r>
-          </w:p>
-        </w:tc>
-        <w:tc>
-          <w:tcPr>
-            <w:tcBorders>
-              <w:bottom w:val="none" w:sz="0" w:space="0" w:color="000000"/>
-              <w:top w:val="none" w:sz="0" w:space="0" w:color="000000"/>
-              <w:left w:val="none" w:sz="0" w:space="0" w:color="000000"/>
-              <w:right w:val="none" w:sz="0" w:space="0" w:color="000000"/>
-            </w:tcBorders>
-            <w:shd w:val="clear" w:color="auto" w:fill="FFFFFF"/>
-            <w:tcMar>
-              <w:top w:w="0" w:type="dxa"/>
-              <w:bottom w:w="0" w:type="dxa"/>
-              <w:left w:w="0" w:type="dxa"/>
-              <w:right w:w="0" w:type="dxa"/>
-            </w:tcMar>
-            <w:vAlign w:val="top"/>
-          </w:tcPr>
-          <w:p>
-            <w:pPr>
-              <w:pStyle w:val="Normal"/>
-              <w:jc w:val="center"/>
-              <w:pBdr>
-                <w:bottom w:val="none" w:sz="0" w:space="0" w:color="000000"/>
-                <w:top w:val="none" w:sz="0" w:space="0" w:color="000000"/>
-                <w:left w:val="none" w:sz="0" w:space="0" w:color="000000"/>
-                <w:right w:val="none" w:sz="0" w:space="0" w:color="000000"/>
-              </w:pBdr>
-              <w:spacing w:after="100" w:before="100" w:line="240"/>
-              <w:ind w:left="100" w:right="100" w:firstLine="0" w:firstLineChars="0"/>
-              <w:rPr>
-                <w:rFonts w:ascii="Helvetica" w:hAnsi="Helvetica" w:eastAsia="Helvetica" w:cs="Helvetica"/>
-                <w:i w:val="false"/>
-                <w:b w:val="false"/>
-                <w:u w:val="none"/>
-                <w:sz w:val="22"/>
-                <w:szCs w:val="22"/>
-                <w:color w:val="000000"/>
-              </w:rPr>
-            </w:pPr>
-            <w:r>
-              <w:rPr>
-                <w:rFonts w:ascii="Helvetica" w:hAnsi="Helvetica" w:eastAsia="Helvetica" w:cs="Helvetica"/>
-                <w:i w:val="false"/>
-                <w:b w:val="false"/>
-                <w:u w:val="none"/>
-                <w:sz w:val="22"/>
-                <w:szCs w:val="22"/>
-                <w:color w:val="000000"/>
-              </w:rPr>
-              <w:t xml:space="preserve">0.00, 0.00</w:t>
-            </w:r>
-          </w:p>
-        </w:tc>
-        <w:tc>
-          <w:tcPr>
-            <w:tcBorders>
-              <w:bottom w:val="none" w:sz="0" w:space="0" w:color="000000"/>
-              <w:top w:val="none" w:sz="0" w:space="0" w:color="000000"/>
-              <w:left w:val="none" w:sz="0" w:space="0" w:color="000000"/>
-              <w:right w:val="none" w:sz="0" w:space="0" w:color="000000"/>
-            </w:tcBorders>
-            <w:shd w:val="clear" w:color="auto" w:fill="FFFFFF"/>
-            <w:tcMar>
-              <w:top w:w="0" w:type="dxa"/>
-              <w:bottom w:w="0" w:type="dxa"/>
-              <w:left w:w="0" w:type="dxa"/>
-              <w:right w:w="0" w:type="dxa"/>
-            </w:tcMar>
-            <w:vAlign w:val="top"/>
-          </w:tcPr>
-          <w:p>
-            <w:pPr>
-              <w:pStyle w:val="Normal"/>
-              <w:jc w:val="center"/>
-              <w:pBdr>
-                <w:bottom w:val="none" w:sz="0" w:space="0" w:color="000000"/>
-                <w:top w:val="none" w:sz="0" w:space="0" w:color="000000"/>
-                <w:left w:val="none" w:sz="0" w:space="0" w:color="000000"/>
-                <w:right w:val="none" w:sz="0" w:space="0" w:color="000000"/>
-              </w:pBdr>
-              <w:spacing w:after="100" w:before="100" w:line="240"/>
-              <w:ind w:left="100" w:right="100" w:firstLine="0" w:firstLineChars="0"/>
-              <w:rPr>
-                <w:rFonts w:ascii="Helvetica" w:hAnsi="Helvetica" w:eastAsia="Helvetica" w:cs="Helvetica"/>
-                <w:i w:val="false"/>
-                <w:b w:val="false"/>
-                <w:u w:val="none"/>
-                <w:sz w:val="22"/>
-                <w:szCs w:val="22"/>
-                <w:color w:val="000000"/>
-              </w:rPr>
-            </w:pPr>
-            <w:r>
-              <w:rPr>
-                <w:rFonts w:ascii="Helvetica" w:hAnsi="Helvetica" w:eastAsia="Helvetica" w:cs="Helvetica"/>
-                <w:i w:val="false"/>
-                <w:b w:val="false"/>
-                <w:u w:val="none"/>
-                <w:sz w:val="22"/>
-                <w:szCs w:val="22"/>
-                <w:color w:val="000000"/>
-              </w:rPr>
-              <w:t xml:space="preserve">&lt;0.001</w:t>
+              <w:t xml:space="preserve">0.00, 0.19</w:t>
+            </w:r>
+          </w:p>
+        </w:tc>
+        <w:tc>
+          <w:tcPr>
+            <w:tcBorders>
+              <w:bottom w:val="none" w:sz="0" w:space="0" w:color="000000"/>
+              <w:top w:val="none" w:sz="0" w:space="0" w:color="000000"/>
+              <w:left w:val="none" w:sz="0" w:space="0" w:color="000000"/>
+              <w:right w:val="none" w:sz="0" w:space="0" w:color="000000"/>
+            </w:tcBorders>
+            <w:shd w:val="clear" w:color="auto" w:fill="FFFFFF"/>
+            <w:tcMar>
+              <w:top w:w="0" w:type="dxa"/>
+              <w:bottom w:w="0" w:type="dxa"/>
+              <w:left w:w="0" w:type="dxa"/>
+              <w:right w:w="0" w:type="dxa"/>
+            </w:tcMar>
+            <w:vAlign w:val="top"/>
+          </w:tcPr>
+          <w:p>
+            <w:pPr>
+              <w:pStyle w:val="Normal"/>
+              <w:jc w:val="center"/>
+              <w:pBdr>
+                <w:bottom w:val="none" w:sz="0" w:space="0" w:color="000000"/>
+                <w:top w:val="none" w:sz="0" w:space="0" w:color="000000"/>
+                <w:left w:val="none" w:sz="0" w:space="0" w:color="000000"/>
+                <w:right w:val="none" w:sz="0" w:space="0" w:color="000000"/>
+              </w:pBdr>
+              <w:spacing w:after="100" w:before="100" w:line="240"/>
+              <w:ind w:left="100" w:right="100" w:firstLine="0" w:firstLineChars="0"/>
+              <w:rPr>
+                <w:rFonts w:ascii="Helvetica" w:hAnsi="Helvetica" w:eastAsia="Helvetica" w:cs="Helvetica"/>
+                <w:i w:val="false"/>
+                <w:b w:val="false"/>
+                <w:u w:val="none"/>
+                <w:sz w:val="22"/>
+                <w:szCs w:val="22"/>
+                <w:color w:val="000000"/>
+              </w:rPr>
+            </w:pPr>
+            <w:r>
+              <w:rPr>
+                <w:rFonts w:ascii="Helvetica" w:hAnsi="Helvetica" w:eastAsia="Helvetica" w:cs="Helvetica"/>
+                <w:i w:val="false"/>
+                <w:b w:val="false"/>
+                <w:u w:val="none"/>
+                <w:sz w:val="22"/>
+                <w:szCs w:val="22"/>
+                <w:color w:val="000000"/>
+              </w:rPr>
+              <w:t xml:space="preserve">0.012</w:t>
             </w:r>
           </w:p>
         </w:tc>
@@ -6687,113 +6687,113 @@
                 <w:szCs w:val="22"/>
                 <w:color w:val="000000"/>
               </w:rPr>
-              <w:t xml:space="preserve">1.99</w:t>
-            </w:r>
-          </w:p>
-        </w:tc>
-        <w:tc>
-          <w:tcPr>
-            <w:tcBorders>
-              <w:bottom w:val="none" w:sz="0" w:space="0" w:color="000000"/>
-              <w:top w:val="none" w:sz="0" w:space="0" w:color="000000"/>
-              <w:left w:val="none" w:sz="0" w:space="0" w:color="000000"/>
-              <w:right w:val="none" w:sz="0" w:space="0" w:color="000000"/>
-            </w:tcBorders>
-            <w:shd w:val="clear" w:color="auto" w:fill="FFFFFF"/>
-            <w:tcMar>
-              <w:top w:w="0" w:type="dxa"/>
-              <w:bottom w:w="0" w:type="dxa"/>
-              <w:left w:w="0" w:type="dxa"/>
-              <w:right w:w="0" w:type="dxa"/>
-            </w:tcMar>
-            <w:vAlign w:val="top"/>
-          </w:tcPr>
-          <w:p>
-            <w:pPr>
-              <w:pStyle w:val="Normal"/>
-              <w:jc w:val="center"/>
-              <w:pBdr>
-                <w:bottom w:val="none" w:sz="0" w:space="0" w:color="000000"/>
-                <w:top w:val="none" w:sz="0" w:space="0" w:color="000000"/>
-                <w:left w:val="none" w:sz="0" w:space="0" w:color="000000"/>
-                <w:right w:val="none" w:sz="0" w:space="0" w:color="000000"/>
-              </w:pBdr>
-              <w:spacing w:after="100" w:before="100" w:line="240"/>
-              <w:ind w:left="100" w:right="100" w:firstLine="0" w:firstLineChars="0"/>
-              <w:rPr>
-                <w:rFonts w:ascii="Helvetica" w:hAnsi="Helvetica" w:eastAsia="Helvetica" w:cs="Helvetica"/>
-                <w:i w:val="false"/>
-                <w:b w:val="false"/>
-                <w:u w:val="none"/>
-                <w:sz w:val="22"/>
-                <w:szCs w:val="22"/>
-                <w:color w:val="000000"/>
-              </w:rPr>
-            </w:pPr>
-            <w:r>
-              <w:rPr>
-                <w:rFonts w:ascii="Helvetica" w:hAnsi="Helvetica" w:eastAsia="Helvetica" w:cs="Helvetica"/>
-                <w:i w:val="false"/>
-                <w:b w:val="false"/>
-                <w:u w:val="none"/>
-                <w:sz w:val="22"/>
-                <w:szCs w:val="22"/>
-                <w:color w:val="000000"/>
-              </w:rPr>
-              <w:t xml:space="preserve">0.22, 17.7</w:t>
-            </w:r>
-          </w:p>
-        </w:tc>
-        <w:tc>
-          <w:tcPr>
-            <w:tcBorders>
-              <w:bottom w:val="none" w:sz="0" w:space="0" w:color="000000"/>
-              <w:top w:val="none" w:sz="0" w:space="0" w:color="000000"/>
-              <w:left w:val="none" w:sz="0" w:space="0" w:color="000000"/>
-              <w:right w:val="none" w:sz="0" w:space="0" w:color="000000"/>
-            </w:tcBorders>
-            <w:shd w:val="clear" w:color="auto" w:fill="FFFFFF"/>
-            <w:tcMar>
-              <w:top w:w="0" w:type="dxa"/>
-              <w:bottom w:w="0" w:type="dxa"/>
-              <w:left w:w="0" w:type="dxa"/>
-              <w:right w:w="0" w:type="dxa"/>
-            </w:tcMar>
-            <w:vAlign w:val="top"/>
-          </w:tcPr>
-          <w:p>
-            <w:pPr>
-              <w:pStyle w:val="Normal"/>
-              <w:jc w:val="center"/>
-              <w:pBdr>
-                <w:bottom w:val="none" w:sz="0" w:space="0" w:color="000000"/>
-                <w:top w:val="none" w:sz="0" w:space="0" w:color="000000"/>
-                <w:left w:val="none" w:sz="0" w:space="0" w:color="000000"/>
-                <w:right w:val="none" w:sz="0" w:space="0" w:color="000000"/>
-              </w:pBdr>
-              <w:spacing w:after="100" w:before="100" w:line="240"/>
-              <w:ind w:left="100" w:right="100" w:firstLine="0" w:firstLineChars="0"/>
-              <w:rPr>
-                <w:rFonts w:ascii="Helvetica" w:hAnsi="Helvetica" w:eastAsia="Helvetica" w:cs="Helvetica"/>
-                <w:i w:val="false"/>
-                <w:b w:val="false"/>
-                <w:u w:val="none"/>
-                <w:sz w:val="22"/>
-                <w:szCs w:val="22"/>
-                <w:color w:val="000000"/>
-              </w:rPr>
-            </w:pPr>
-            <w:r>
-              <w:rPr>
-                <w:rFonts w:ascii="Helvetica" w:hAnsi="Helvetica" w:eastAsia="Helvetica" w:cs="Helvetica"/>
-                <w:i w:val="false"/>
-                <w:b w:val="false"/>
-                <w:u w:val="none"/>
-                <w:sz w:val="22"/>
-                <w:szCs w:val="22"/>
-                <w:color w:val="000000"/>
-              </w:rPr>
-              <w:t xml:space="preserve">0.540</w:t>
+              <w:t xml:space="preserve">4.44</w:t>
+            </w:r>
+          </w:p>
+        </w:tc>
+        <w:tc>
+          <w:tcPr>
+            <w:tcBorders>
+              <w:bottom w:val="none" w:sz="0" w:space="0" w:color="000000"/>
+              <w:top w:val="none" w:sz="0" w:space="0" w:color="000000"/>
+              <w:left w:val="none" w:sz="0" w:space="0" w:color="000000"/>
+              <w:right w:val="none" w:sz="0" w:space="0" w:color="000000"/>
+            </w:tcBorders>
+            <w:shd w:val="clear" w:color="auto" w:fill="FFFFFF"/>
+            <w:tcMar>
+              <w:top w:w="0" w:type="dxa"/>
+              <w:bottom w:w="0" w:type="dxa"/>
+              <w:left w:w="0" w:type="dxa"/>
+              <w:right w:w="0" w:type="dxa"/>
+            </w:tcMar>
+            <w:vAlign w:val="top"/>
+          </w:tcPr>
+          <w:p>
+            <w:pPr>
+              <w:pStyle w:val="Normal"/>
+              <w:jc w:val="center"/>
+              <w:pBdr>
+                <w:bottom w:val="none" w:sz="0" w:space="0" w:color="000000"/>
+                <w:top w:val="none" w:sz="0" w:space="0" w:color="000000"/>
+                <w:left w:val="none" w:sz="0" w:space="0" w:color="000000"/>
+                <w:right w:val="none" w:sz="0" w:space="0" w:color="000000"/>
+              </w:pBdr>
+              <w:spacing w:after="100" w:before="100" w:line="240"/>
+              <w:ind w:left="100" w:right="100" w:firstLine="0" w:firstLineChars="0"/>
+              <w:rPr>
+                <w:rFonts w:ascii="Helvetica" w:hAnsi="Helvetica" w:eastAsia="Helvetica" w:cs="Helvetica"/>
+                <w:i w:val="false"/>
+                <w:b w:val="false"/>
+                <w:u w:val="none"/>
+                <w:sz w:val="22"/>
+                <w:szCs w:val="22"/>
+                <w:color w:val="000000"/>
+              </w:rPr>
+            </w:pPr>
+            <w:r>
+              <w:rPr>
+                <w:rFonts w:ascii="Helvetica" w:hAnsi="Helvetica" w:eastAsia="Helvetica" w:cs="Helvetica"/>
+                <w:i w:val="false"/>
+                <w:b w:val="false"/>
+                <w:u w:val="none"/>
+                <w:sz w:val="22"/>
+                <w:szCs w:val="22"/>
+                <w:color w:val="000000"/>
+              </w:rPr>
+              <w:t xml:space="preserve">0.75, 26.3</w:t>
+            </w:r>
+          </w:p>
+        </w:tc>
+        <w:tc>
+          <w:tcPr>
+            <w:tcBorders>
+              <w:bottom w:val="none" w:sz="0" w:space="0" w:color="000000"/>
+              <w:top w:val="none" w:sz="0" w:space="0" w:color="000000"/>
+              <w:left w:val="none" w:sz="0" w:space="0" w:color="000000"/>
+              <w:right w:val="none" w:sz="0" w:space="0" w:color="000000"/>
+            </w:tcBorders>
+            <w:shd w:val="clear" w:color="auto" w:fill="FFFFFF"/>
+            <w:tcMar>
+              <w:top w:w="0" w:type="dxa"/>
+              <w:bottom w:w="0" w:type="dxa"/>
+              <w:left w:w="0" w:type="dxa"/>
+              <w:right w:w="0" w:type="dxa"/>
+            </w:tcMar>
+            <w:vAlign w:val="top"/>
+          </w:tcPr>
+          <w:p>
+            <w:pPr>
+              <w:pStyle w:val="Normal"/>
+              <w:jc w:val="center"/>
+              <w:pBdr>
+                <w:bottom w:val="none" w:sz="0" w:space="0" w:color="000000"/>
+                <w:top w:val="none" w:sz="0" w:space="0" w:color="000000"/>
+                <w:left w:val="none" w:sz="0" w:space="0" w:color="000000"/>
+                <w:right w:val="none" w:sz="0" w:space="0" w:color="000000"/>
+              </w:pBdr>
+              <w:spacing w:after="100" w:before="100" w:line="240"/>
+              <w:ind w:left="100" w:right="100" w:firstLine="0" w:firstLineChars="0"/>
+              <w:rPr>
+                <w:rFonts w:ascii="Helvetica" w:hAnsi="Helvetica" w:eastAsia="Helvetica" w:cs="Helvetica"/>
+                <w:i w:val="false"/>
+                <w:b w:val="false"/>
+                <w:u w:val="none"/>
+                <w:sz w:val="22"/>
+                <w:szCs w:val="22"/>
+                <w:color w:val="000000"/>
+              </w:rPr>
+            </w:pPr>
+            <w:r>
+              <w:rPr>
+                <w:rFonts w:ascii="Helvetica" w:hAnsi="Helvetica" w:eastAsia="Helvetica" w:cs="Helvetica"/>
+                <w:i w:val="false"/>
+                <w:b w:val="false"/>
+                <w:u w:val="none"/>
+                <w:sz w:val="22"/>
+                <w:szCs w:val="22"/>
+                <w:color w:val="000000"/>
+              </w:rPr>
+              <w:t xml:space="preserve">0.100</w:t>
             </w:r>
           </w:p>
         </w:tc>
@@ -6952,60 +6952,60 @@
                 <w:szCs w:val="22"/>
                 <w:color w:val="000000"/>
               </w:rPr>
-              <w:t xml:space="preserve">0.00, 0.00</w:t>
-            </w:r>
-          </w:p>
-        </w:tc>
-        <w:tc>
-          <w:tcPr>
-            <w:tcBorders>
-              <w:bottom w:val="none" w:sz="0" w:space="0" w:color="000000"/>
-              <w:top w:val="none" w:sz="0" w:space="0" w:color="000000"/>
-              <w:left w:val="none" w:sz="0" w:space="0" w:color="000000"/>
-              <w:right w:val="none" w:sz="0" w:space="0" w:color="000000"/>
-            </w:tcBorders>
-            <w:shd w:val="clear" w:color="auto" w:fill="FFFFFF"/>
-            <w:tcMar>
-              <w:top w:w="0" w:type="dxa"/>
-              <w:bottom w:w="0" w:type="dxa"/>
-              <w:left w:w="0" w:type="dxa"/>
-              <w:right w:w="0" w:type="dxa"/>
-            </w:tcMar>
-            <w:vAlign w:val="top"/>
-          </w:tcPr>
-          <w:p>
-            <w:pPr>
-              <w:pStyle w:val="Normal"/>
-              <w:jc w:val="center"/>
-              <w:pBdr>
-                <w:bottom w:val="none" w:sz="0" w:space="0" w:color="000000"/>
-                <w:top w:val="none" w:sz="0" w:space="0" w:color="000000"/>
-                <w:left w:val="none" w:sz="0" w:space="0" w:color="000000"/>
-                <w:right w:val="none" w:sz="0" w:space="0" w:color="000000"/>
-              </w:pBdr>
-              <w:spacing w:after="100" w:before="100" w:line="240"/>
-              <w:ind w:left="100" w:right="100" w:firstLine="0" w:firstLineChars="0"/>
-              <w:rPr>
-                <w:rFonts w:ascii="Helvetica" w:hAnsi="Helvetica" w:eastAsia="Helvetica" w:cs="Helvetica"/>
-                <w:i w:val="false"/>
-                <w:b w:val="false"/>
-                <w:u w:val="none"/>
-                <w:sz w:val="22"/>
-                <w:szCs w:val="22"/>
-                <w:color w:val="000000"/>
-              </w:rPr>
-            </w:pPr>
-            <w:r>
-              <w:rPr>
-                <w:rFonts w:ascii="Helvetica" w:hAnsi="Helvetica" w:eastAsia="Helvetica" w:cs="Helvetica"/>
-                <w:i w:val="false"/>
-                <w:b w:val="false"/>
-                <w:u w:val="none"/>
-                <w:sz w:val="22"/>
-                <w:szCs w:val="22"/>
-                <w:color w:val="000000"/>
-              </w:rPr>
-              <w:t xml:space="preserve">&lt;0.001</w:t>
+              <w:t xml:space="preserve">0.00, 0.53</w:t>
+            </w:r>
+          </w:p>
+        </w:tc>
+        <w:tc>
+          <w:tcPr>
+            <w:tcBorders>
+              <w:bottom w:val="none" w:sz="0" w:space="0" w:color="000000"/>
+              <w:top w:val="none" w:sz="0" w:space="0" w:color="000000"/>
+              <w:left w:val="none" w:sz="0" w:space="0" w:color="000000"/>
+              <w:right w:val="none" w:sz="0" w:space="0" w:color="000000"/>
+            </w:tcBorders>
+            <w:shd w:val="clear" w:color="auto" w:fill="FFFFFF"/>
+            <w:tcMar>
+              <w:top w:w="0" w:type="dxa"/>
+              <w:bottom w:w="0" w:type="dxa"/>
+              <w:left w:w="0" w:type="dxa"/>
+              <w:right w:w="0" w:type="dxa"/>
+            </w:tcMar>
+            <w:vAlign w:val="top"/>
+          </w:tcPr>
+          <w:p>
+            <w:pPr>
+              <w:pStyle w:val="Normal"/>
+              <w:jc w:val="center"/>
+              <w:pBdr>
+                <w:bottom w:val="none" w:sz="0" w:space="0" w:color="000000"/>
+                <w:top w:val="none" w:sz="0" w:space="0" w:color="000000"/>
+                <w:left w:val="none" w:sz="0" w:space="0" w:color="000000"/>
+                <w:right w:val="none" w:sz="0" w:space="0" w:color="000000"/>
+              </w:pBdr>
+              <w:spacing w:after="100" w:before="100" w:line="240"/>
+              <w:ind w:left="100" w:right="100" w:firstLine="0" w:firstLineChars="0"/>
+              <w:rPr>
+                <w:rFonts w:ascii="Helvetica" w:hAnsi="Helvetica" w:eastAsia="Helvetica" w:cs="Helvetica"/>
+                <w:i w:val="false"/>
+                <w:b w:val="false"/>
+                <w:u w:val="none"/>
+                <w:sz w:val="22"/>
+                <w:szCs w:val="22"/>
+                <w:color w:val="000000"/>
+              </w:rPr>
+            </w:pPr>
+            <w:r>
+              <w:rPr>
+                <w:rFonts w:ascii="Helvetica" w:hAnsi="Helvetica" w:eastAsia="Helvetica" w:cs="Helvetica"/>
+                <w:i w:val="false"/>
+                <w:b w:val="false"/>
+                <w:u w:val="none"/>
+                <w:sz w:val="22"/>
+                <w:szCs w:val="22"/>
+                <w:color w:val="000000"/>
+              </w:rPr>
+              <w:t xml:space="preserve">0.035</w:t>
             </w:r>
           </w:p>
         </w:tc>
@@ -7170,113 +7170,113 @@
                 <w:szCs w:val="22"/>
                 <w:color w:val="000000"/>
               </w:rPr>
-              <w:t xml:space="preserve">0.40</w:t>
-            </w:r>
-          </w:p>
-        </w:tc>
-        <w:tc>
-          <w:tcPr>
-            <w:tcBorders>
-              <w:bottom w:val="none" w:sz="0" w:space="0" w:color="000000"/>
-              <w:top w:val="none" w:sz="0" w:space="0" w:color="000000"/>
-              <w:left w:val="none" w:sz="0" w:space="0" w:color="000000"/>
-              <w:right w:val="none" w:sz="0" w:space="0" w:color="000000"/>
-            </w:tcBorders>
-            <w:shd w:val="clear" w:color="auto" w:fill="FFFFFF"/>
-            <w:tcMar>
-              <w:top w:w="0" w:type="dxa"/>
-              <w:bottom w:w="0" w:type="dxa"/>
-              <w:left w:w="0" w:type="dxa"/>
-              <w:right w:w="0" w:type="dxa"/>
-            </w:tcMar>
-            <w:vAlign w:val="top"/>
-          </w:tcPr>
-          <w:p>
-            <w:pPr>
-              <w:pStyle w:val="Normal"/>
-              <w:jc w:val="center"/>
-              <w:pBdr>
-                <w:bottom w:val="none" w:sz="0" w:space="0" w:color="000000"/>
-                <w:top w:val="none" w:sz="0" w:space="0" w:color="000000"/>
-                <w:left w:val="none" w:sz="0" w:space="0" w:color="000000"/>
-                <w:right w:val="none" w:sz="0" w:space="0" w:color="000000"/>
-              </w:pBdr>
-              <w:spacing w:after="100" w:before="100" w:line="240"/>
-              <w:ind w:left="100" w:right="100" w:firstLine="0" w:firstLineChars="0"/>
-              <w:rPr>
-                <w:rFonts w:ascii="Helvetica" w:hAnsi="Helvetica" w:eastAsia="Helvetica" w:cs="Helvetica"/>
-                <w:i w:val="false"/>
-                <w:b w:val="false"/>
-                <w:u w:val="none"/>
-                <w:sz w:val="22"/>
-                <w:szCs w:val="22"/>
-                <w:color w:val="000000"/>
-              </w:rPr>
-            </w:pPr>
-            <w:r>
-              <w:rPr>
-                <w:rFonts w:ascii="Helvetica" w:hAnsi="Helvetica" w:eastAsia="Helvetica" w:cs="Helvetica"/>
-                <w:i w:val="false"/>
-                <w:b w:val="false"/>
-                <w:u w:val="none"/>
-                <w:sz w:val="22"/>
-                <w:szCs w:val="22"/>
-                <w:color w:val="000000"/>
-              </w:rPr>
-              <w:t xml:space="preserve">0.07, 2.21</w:t>
-            </w:r>
-          </w:p>
-        </w:tc>
-        <w:tc>
-          <w:tcPr>
-            <w:tcBorders>
-              <w:bottom w:val="none" w:sz="0" w:space="0" w:color="000000"/>
-              <w:top w:val="none" w:sz="0" w:space="0" w:color="000000"/>
-              <w:left w:val="none" w:sz="0" w:space="0" w:color="000000"/>
-              <w:right w:val="none" w:sz="0" w:space="0" w:color="000000"/>
-            </w:tcBorders>
-            <w:shd w:val="clear" w:color="auto" w:fill="FFFFFF"/>
-            <w:tcMar>
-              <w:top w:w="0" w:type="dxa"/>
-              <w:bottom w:w="0" w:type="dxa"/>
-              <w:left w:w="0" w:type="dxa"/>
-              <w:right w:w="0" w:type="dxa"/>
-            </w:tcMar>
-            <w:vAlign w:val="top"/>
-          </w:tcPr>
-          <w:p>
-            <w:pPr>
-              <w:pStyle w:val="Normal"/>
-              <w:jc w:val="center"/>
-              <w:pBdr>
-                <w:bottom w:val="none" w:sz="0" w:space="0" w:color="000000"/>
-                <w:top w:val="none" w:sz="0" w:space="0" w:color="000000"/>
-                <w:left w:val="none" w:sz="0" w:space="0" w:color="000000"/>
-                <w:right w:val="none" w:sz="0" w:space="0" w:color="000000"/>
-              </w:pBdr>
-              <w:spacing w:after="100" w:before="100" w:line="240"/>
-              <w:ind w:left="100" w:right="100" w:firstLine="0" w:firstLineChars="0"/>
-              <w:rPr>
-                <w:rFonts w:ascii="Helvetica" w:hAnsi="Helvetica" w:eastAsia="Helvetica" w:cs="Helvetica"/>
-                <w:i w:val="false"/>
-                <w:b w:val="false"/>
-                <w:u w:val="none"/>
-                <w:sz w:val="22"/>
-                <w:szCs w:val="22"/>
-                <w:color w:val="000000"/>
-              </w:rPr>
-            </w:pPr>
-            <w:r>
-              <w:rPr>
-                <w:rFonts w:ascii="Helvetica" w:hAnsi="Helvetica" w:eastAsia="Helvetica" w:cs="Helvetica"/>
-                <w:i w:val="false"/>
-                <w:b w:val="false"/>
-                <w:u w:val="none"/>
-                <w:sz w:val="22"/>
-                <w:szCs w:val="22"/>
-                <w:color w:val="000000"/>
-              </w:rPr>
-              <w:t xml:space="preserve">0.290</w:t>
+              <w:t xml:space="preserve">0.50</w:t>
+            </w:r>
+          </w:p>
+        </w:tc>
+        <w:tc>
+          <w:tcPr>
+            <w:tcBorders>
+              <w:bottom w:val="none" w:sz="0" w:space="0" w:color="000000"/>
+              <w:top w:val="none" w:sz="0" w:space="0" w:color="000000"/>
+              <w:left w:val="none" w:sz="0" w:space="0" w:color="000000"/>
+              <w:right w:val="none" w:sz="0" w:space="0" w:color="000000"/>
+            </w:tcBorders>
+            <w:shd w:val="clear" w:color="auto" w:fill="FFFFFF"/>
+            <w:tcMar>
+              <w:top w:w="0" w:type="dxa"/>
+              <w:bottom w:w="0" w:type="dxa"/>
+              <w:left w:w="0" w:type="dxa"/>
+              <w:right w:w="0" w:type="dxa"/>
+            </w:tcMar>
+            <w:vAlign w:val="top"/>
+          </w:tcPr>
+          <w:p>
+            <w:pPr>
+              <w:pStyle w:val="Normal"/>
+              <w:jc w:val="center"/>
+              <w:pBdr>
+                <w:bottom w:val="none" w:sz="0" w:space="0" w:color="000000"/>
+                <w:top w:val="none" w:sz="0" w:space="0" w:color="000000"/>
+                <w:left w:val="none" w:sz="0" w:space="0" w:color="000000"/>
+                <w:right w:val="none" w:sz="0" w:space="0" w:color="000000"/>
+              </w:pBdr>
+              <w:spacing w:after="100" w:before="100" w:line="240"/>
+              <w:ind w:left="100" w:right="100" w:firstLine="0" w:firstLineChars="0"/>
+              <w:rPr>
+                <w:rFonts w:ascii="Helvetica" w:hAnsi="Helvetica" w:eastAsia="Helvetica" w:cs="Helvetica"/>
+                <w:i w:val="false"/>
+                <w:b w:val="false"/>
+                <w:u w:val="none"/>
+                <w:sz w:val="22"/>
+                <w:szCs w:val="22"/>
+                <w:color w:val="000000"/>
+              </w:rPr>
+            </w:pPr>
+            <w:r>
+              <w:rPr>
+                <w:rFonts w:ascii="Helvetica" w:hAnsi="Helvetica" w:eastAsia="Helvetica" w:cs="Helvetica"/>
+                <w:i w:val="false"/>
+                <w:b w:val="false"/>
+                <w:u w:val="none"/>
+                <w:sz w:val="22"/>
+                <w:szCs w:val="22"/>
+                <w:color w:val="000000"/>
+              </w:rPr>
+              <w:t xml:space="preserve">0.09, 2.67</w:t>
+            </w:r>
+          </w:p>
+        </w:tc>
+        <w:tc>
+          <w:tcPr>
+            <w:tcBorders>
+              <w:bottom w:val="none" w:sz="0" w:space="0" w:color="000000"/>
+              <w:top w:val="none" w:sz="0" w:space="0" w:color="000000"/>
+              <w:left w:val="none" w:sz="0" w:space="0" w:color="000000"/>
+              <w:right w:val="none" w:sz="0" w:space="0" w:color="000000"/>
+            </w:tcBorders>
+            <w:shd w:val="clear" w:color="auto" w:fill="FFFFFF"/>
+            <w:tcMar>
+              <w:top w:w="0" w:type="dxa"/>
+              <w:bottom w:w="0" w:type="dxa"/>
+              <w:left w:w="0" w:type="dxa"/>
+              <w:right w:w="0" w:type="dxa"/>
+            </w:tcMar>
+            <w:vAlign w:val="top"/>
+          </w:tcPr>
+          <w:p>
+            <w:pPr>
+              <w:pStyle w:val="Normal"/>
+              <w:jc w:val="center"/>
+              <w:pBdr>
+                <w:bottom w:val="none" w:sz="0" w:space="0" w:color="000000"/>
+                <w:top w:val="none" w:sz="0" w:space="0" w:color="000000"/>
+                <w:left w:val="none" w:sz="0" w:space="0" w:color="000000"/>
+                <w:right w:val="none" w:sz="0" w:space="0" w:color="000000"/>
+              </w:pBdr>
+              <w:spacing w:after="100" w:before="100" w:line="240"/>
+              <w:ind w:left="100" w:right="100" w:firstLine="0" w:firstLineChars="0"/>
+              <w:rPr>
+                <w:rFonts w:ascii="Helvetica" w:hAnsi="Helvetica" w:eastAsia="Helvetica" w:cs="Helvetica"/>
+                <w:i w:val="false"/>
+                <w:b w:val="false"/>
+                <w:u w:val="none"/>
+                <w:sz w:val="22"/>
+                <w:szCs w:val="22"/>
+                <w:color w:val="000000"/>
+              </w:rPr>
+            </w:pPr>
+            <w:r>
+              <w:rPr>
+                <w:rFonts w:ascii="Helvetica" w:hAnsi="Helvetica" w:eastAsia="Helvetica" w:cs="Helvetica"/>
+                <w:i w:val="false"/>
+                <w:b w:val="false"/>
+                <w:u w:val="none"/>
+                <w:sz w:val="22"/>
+                <w:szCs w:val="22"/>
+                <w:color w:val="000000"/>
+              </w:rPr>
+              <w:t xml:space="preserve">0.410</w:t>
             </w:r>
           </w:p>
         </w:tc>
@@ -7435,60 +7435,60 @@
                 <w:szCs w:val="22"/>
                 <w:color w:val="000000"/>
               </w:rPr>
-              <w:t xml:space="preserve">0.00, 0.00</w:t>
-            </w:r>
-          </w:p>
-        </w:tc>
-        <w:tc>
-          <w:tcPr>
-            <w:tcBorders>
-              <w:bottom w:val="none" w:sz="0" w:space="0" w:color="000000"/>
-              <w:top w:val="none" w:sz="0" w:space="0" w:color="000000"/>
-              <w:left w:val="none" w:sz="0" w:space="0" w:color="000000"/>
-              <w:right w:val="none" w:sz="0" w:space="0" w:color="000000"/>
-            </w:tcBorders>
-            <w:shd w:val="clear" w:color="auto" w:fill="FFFFFF"/>
-            <w:tcMar>
-              <w:top w:w="0" w:type="dxa"/>
-              <w:bottom w:w="0" w:type="dxa"/>
-              <w:left w:w="0" w:type="dxa"/>
-              <w:right w:w="0" w:type="dxa"/>
-            </w:tcMar>
-            <w:vAlign w:val="top"/>
-          </w:tcPr>
-          <w:p>
-            <w:pPr>
-              <w:pStyle w:val="Normal"/>
-              <w:jc w:val="center"/>
-              <w:pBdr>
-                <w:bottom w:val="none" w:sz="0" w:space="0" w:color="000000"/>
-                <w:top w:val="none" w:sz="0" w:space="0" w:color="000000"/>
-                <w:left w:val="none" w:sz="0" w:space="0" w:color="000000"/>
-                <w:right w:val="none" w:sz="0" w:space="0" w:color="000000"/>
-              </w:pBdr>
-              <w:spacing w:after="100" w:before="100" w:line="240"/>
-              <w:ind w:left="100" w:right="100" w:firstLine="0" w:firstLineChars="0"/>
-              <w:rPr>
-                <w:rFonts w:ascii="Helvetica" w:hAnsi="Helvetica" w:eastAsia="Helvetica" w:cs="Helvetica"/>
-                <w:i w:val="false"/>
-                <w:b w:val="false"/>
-                <w:u w:val="none"/>
-                <w:sz w:val="22"/>
-                <w:szCs w:val="22"/>
-                <w:color w:val="000000"/>
-              </w:rPr>
-            </w:pPr>
-            <w:r>
-              <w:rPr>
-                <w:rFonts w:ascii="Helvetica" w:hAnsi="Helvetica" w:eastAsia="Helvetica" w:cs="Helvetica"/>
-                <w:i w:val="false"/>
-                <w:b w:val="false"/>
-                <w:u w:val="none"/>
-                <w:sz w:val="22"/>
-                <w:szCs w:val="22"/>
-                <w:color w:val="000000"/>
-              </w:rPr>
-              <w:t xml:space="preserve">&lt;0.001</w:t>
+              <w:t xml:space="preserve">0.00, 0.38</w:t>
+            </w:r>
+          </w:p>
+        </w:tc>
+        <w:tc>
+          <w:tcPr>
+            <w:tcBorders>
+              <w:bottom w:val="none" w:sz="0" w:space="0" w:color="000000"/>
+              <w:top w:val="none" w:sz="0" w:space="0" w:color="000000"/>
+              <w:left w:val="none" w:sz="0" w:space="0" w:color="000000"/>
+              <w:right w:val="none" w:sz="0" w:space="0" w:color="000000"/>
+            </w:tcBorders>
+            <w:shd w:val="clear" w:color="auto" w:fill="FFFFFF"/>
+            <w:tcMar>
+              <w:top w:w="0" w:type="dxa"/>
+              <w:bottom w:w="0" w:type="dxa"/>
+              <w:left w:w="0" w:type="dxa"/>
+              <w:right w:w="0" w:type="dxa"/>
+            </w:tcMar>
+            <w:vAlign w:val="top"/>
+          </w:tcPr>
+          <w:p>
+            <w:pPr>
+              <w:pStyle w:val="Normal"/>
+              <w:jc w:val="center"/>
+              <w:pBdr>
+                <w:bottom w:val="none" w:sz="0" w:space="0" w:color="000000"/>
+                <w:top w:val="none" w:sz="0" w:space="0" w:color="000000"/>
+                <w:left w:val="none" w:sz="0" w:space="0" w:color="000000"/>
+                <w:right w:val="none" w:sz="0" w:space="0" w:color="000000"/>
+              </w:pBdr>
+              <w:spacing w:after="100" w:before="100" w:line="240"/>
+              <w:ind w:left="100" w:right="100" w:firstLine="0" w:firstLineChars="0"/>
+              <w:rPr>
+                <w:rFonts w:ascii="Helvetica" w:hAnsi="Helvetica" w:eastAsia="Helvetica" w:cs="Helvetica"/>
+                <w:i w:val="false"/>
+                <w:b w:val="false"/>
+                <w:u w:val="none"/>
+                <w:sz w:val="22"/>
+                <w:szCs w:val="22"/>
+                <w:color w:val="000000"/>
+              </w:rPr>
+            </w:pPr>
+            <w:r>
+              <w:rPr>
+                <w:rFonts w:ascii="Helvetica" w:hAnsi="Helvetica" w:eastAsia="Helvetica" w:cs="Helvetica"/>
+                <w:i w:val="false"/>
+                <w:b w:val="false"/>
+                <w:u w:val="none"/>
+                <w:sz w:val="22"/>
+                <w:szCs w:val="22"/>
+                <w:color w:val="000000"/>
+              </w:rPr>
+              <w:t xml:space="preserve">0.017</w:t>
             </w:r>
           </w:p>
         </w:tc>
@@ -9585,60 +9585,60 @@
                 <w:szCs w:val="22"/>
                 <w:color w:val="000000"/>
               </w:rPr>
-              <w:t xml:space="preserve">24,430</w:t>
-            </w:r>
-          </w:p>
-        </w:tc>
-        <w:tc>
-          <w:tcPr>
-            <w:tcBorders>
-              <w:bottom w:val="none" w:sz="0" w:space="0" w:color="000000"/>
-              <w:top w:val="none" w:sz="0" w:space="0" w:color="000000"/>
-              <w:left w:val="none" w:sz="0" w:space="0" w:color="000000"/>
-              <w:right w:val="none" w:sz="0" w:space="0" w:color="000000"/>
-            </w:tcBorders>
-            <w:shd w:val="clear" w:color="auto" w:fill="FFFFFF"/>
-            <w:tcMar>
-              <w:top w:w="0" w:type="dxa"/>
-              <w:bottom w:w="0" w:type="dxa"/>
-              <w:left w:w="0" w:type="dxa"/>
-              <w:right w:w="0" w:type="dxa"/>
-            </w:tcMar>
-            <w:vAlign w:val="top"/>
-          </w:tcPr>
-          <w:p>
-            <w:pPr>
-              <w:pStyle w:val="Normal"/>
-              <w:jc w:val="center"/>
-              <w:pBdr>
-                <w:bottom w:val="none" w:sz="0" w:space="0" w:color="000000"/>
-                <w:top w:val="none" w:sz="0" w:space="0" w:color="000000"/>
-                <w:left w:val="none" w:sz="0" w:space="0" w:color="000000"/>
-                <w:right w:val="none" w:sz="0" w:space="0" w:color="000000"/>
-              </w:pBdr>
-              <w:spacing w:after="100" w:before="100" w:line="240"/>
-              <w:ind w:left="100" w:right="100" w:firstLine="0" w:firstLineChars="0"/>
-              <w:rPr>
-                <w:rFonts w:ascii="Helvetica" w:hAnsi="Helvetica" w:eastAsia="Helvetica" w:cs="Helvetica"/>
-                <w:i w:val="false"/>
-                <w:b w:val="false"/>
-                <w:u w:val="none"/>
-                <w:sz w:val="22"/>
-                <w:szCs w:val="22"/>
-                <w:color w:val="000000"/>
-              </w:rPr>
-            </w:pPr>
-            <w:r>
-              <w:rPr>
-                <w:rFonts w:ascii="Helvetica" w:hAnsi="Helvetica" w:eastAsia="Helvetica" w:cs="Helvetica"/>
-                <w:i w:val="false"/>
-                <w:b w:val="false"/>
-                <w:u w:val="none"/>
-                <w:sz w:val="22"/>
-                <w:szCs w:val="22"/>
-                <w:color w:val="000000"/>
-              </w:rPr>
-              <w:t xml:space="preserve">8,656, 68,953</w:t>
+              <w:t xml:space="preserve">24,568</w:t>
+            </w:r>
+          </w:p>
+        </w:tc>
+        <w:tc>
+          <w:tcPr>
+            <w:tcBorders>
+              <w:bottom w:val="none" w:sz="0" w:space="0" w:color="000000"/>
+              <w:top w:val="none" w:sz="0" w:space="0" w:color="000000"/>
+              <w:left w:val="none" w:sz="0" w:space="0" w:color="000000"/>
+              <w:right w:val="none" w:sz="0" w:space="0" w:color="000000"/>
+            </w:tcBorders>
+            <w:shd w:val="clear" w:color="auto" w:fill="FFFFFF"/>
+            <w:tcMar>
+              <w:top w:w="0" w:type="dxa"/>
+              <w:bottom w:w="0" w:type="dxa"/>
+              <w:left w:w="0" w:type="dxa"/>
+              <w:right w:w="0" w:type="dxa"/>
+            </w:tcMar>
+            <w:vAlign w:val="top"/>
+          </w:tcPr>
+          <w:p>
+            <w:pPr>
+              <w:pStyle w:val="Normal"/>
+              <w:jc w:val="center"/>
+              <w:pBdr>
+                <w:bottom w:val="none" w:sz="0" w:space="0" w:color="000000"/>
+                <w:top w:val="none" w:sz="0" w:space="0" w:color="000000"/>
+                <w:left w:val="none" w:sz="0" w:space="0" w:color="000000"/>
+                <w:right w:val="none" w:sz="0" w:space="0" w:color="000000"/>
+              </w:pBdr>
+              <w:spacing w:after="100" w:before="100" w:line="240"/>
+              <w:ind w:left="100" w:right="100" w:firstLine="0" w:firstLineChars="0"/>
+              <w:rPr>
+                <w:rFonts w:ascii="Helvetica" w:hAnsi="Helvetica" w:eastAsia="Helvetica" w:cs="Helvetica"/>
+                <w:i w:val="false"/>
+                <w:b w:val="false"/>
+                <w:u w:val="none"/>
+                <w:sz w:val="22"/>
+                <w:szCs w:val="22"/>
+                <w:color w:val="000000"/>
+              </w:rPr>
+            </w:pPr>
+            <w:r>
+              <w:rPr>
+                <w:rFonts w:ascii="Helvetica" w:hAnsi="Helvetica" w:eastAsia="Helvetica" w:cs="Helvetica"/>
+                <w:i w:val="false"/>
+                <w:b w:val="false"/>
+                <w:u w:val="none"/>
+                <w:sz w:val="22"/>
+                <w:szCs w:val="22"/>
+                <w:color w:val="000000"/>
+              </w:rPr>
+              <w:t xml:space="preserve">9,552, 63,191</w:t>
             </w:r>
           </w:p>
         </w:tc>
@@ -9797,60 +9797,60 @@
                 <w:szCs w:val="22"/>
                 <w:color w:val="000000"/>
               </w:rPr>
-              <w:t xml:space="preserve">410,842</w:t>
-            </w:r>
-          </w:p>
-        </w:tc>
-        <w:tc>
-          <w:tcPr>
-            <w:tcBorders>
-              <w:bottom w:val="none" w:sz="0" w:space="0" w:color="000000"/>
-              <w:top w:val="none" w:sz="0" w:space="0" w:color="000000"/>
-              <w:left w:val="none" w:sz="0" w:space="0" w:color="000000"/>
-              <w:right w:val="none" w:sz="0" w:space="0" w:color="000000"/>
-            </w:tcBorders>
-            <w:shd w:val="clear" w:color="auto" w:fill="FFFFFF"/>
-            <w:tcMar>
-              <w:top w:w="0" w:type="dxa"/>
-              <w:bottom w:w="0" w:type="dxa"/>
-              <w:left w:w="0" w:type="dxa"/>
-              <w:right w:w="0" w:type="dxa"/>
-            </w:tcMar>
-            <w:vAlign w:val="top"/>
-          </w:tcPr>
-          <w:p>
-            <w:pPr>
-              <w:pStyle w:val="Normal"/>
-              <w:jc w:val="center"/>
-              <w:pBdr>
-                <w:bottom w:val="none" w:sz="0" w:space="0" w:color="000000"/>
-                <w:top w:val="none" w:sz="0" w:space="0" w:color="000000"/>
-                <w:left w:val="none" w:sz="0" w:space="0" w:color="000000"/>
-                <w:right w:val="none" w:sz="0" w:space="0" w:color="000000"/>
-              </w:pBdr>
-              <w:spacing w:after="100" w:before="100" w:line="240"/>
-              <w:ind w:left="100" w:right="100" w:firstLine="0" w:firstLineChars="0"/>
-              <w:rPr>
-                <w:rFonts w:ascii="Helvetica" w:hAnsi="Helvetica" w:eastAsia="Helvetica" w:cs="Helvetica"/>
-                <w:i w:val="false"/>
-                <w:b w:val="false"/>
-                <w:u w:val="none"/>
-                <w:sz w:val="22"/>
-                <w:szCs w:val="22"/>
-                <w:color w:val="000000"/>
-              </w:rPr>
-            </w:pPr>
-            <w:r>
-              <w:rPr>
-                <w:rFonts w:ascii="Helvetica" w:hAnsi="Helvetica" w:eastAsia="Helvetica" w:cs="Helvetica"/>
-                <w:i w:val="false"/>
-                <w:b w:val="false"/>
-                <w:u w:val="none"/>
-                <w:sz w:val="22"/>
-                <w:szCs w:val="22"/>
-                <w:color w:val="000000"/>
-              </w:rPr>
-              <w:t xml:space="preserve">8,424, 20,036,284</w:t>
+              <w:t xml:space="preserve">92,434</w:t>
+            </w:r>
+          </w:p>
+        </w:tc>
+        <w:tc>
+          <w:tcPr>
+            <w:tcBorders>
+              <w:bottom w:val="none" w:sz="0" w:space="0" w:color="000000"/>
+              <w:top w:val="none" w:sz="0" w:space="0" w:color="000000"/>
+              <w:left w:val="none" w:sz="0" w:space="0" w:color="000000"/>
+              <w:right w:val="none" w:sz="0" w:space="0" w:color="000000"/>
+            </w:tcBorders>
+            <w:shd w:val="clear" w:color="auto" w:fill="FFFFFF"/>
+            <w:tcMar>
+              <w:top w:w="0" w:type="dxa"/>
+              <w:bottom w:w="0" w:type="dxa"/>
+              <w:left w:w="0" w:type="dxa"/>
+              <w:right w:w="0" w:type="dxa"/>
+            </w:tcMar>
+            <w:vAlign w:val="top"/>
+          </w:tcPr>
+          <w:p>
+            <w:pPr>
+              <w:pStyle w:val="Normal"/>
+              <w:jc w:val="center"/>
+              <w:pBdr>
+                <w:bottom w:val="none" w:sz="0" w:space="0" w:color="000000"/>
+                <w:top w:val="none" w:sz="0" w:space="0" w:color="000000"/>
+                <w:left w:val="none" w:sz="0" w:space="0" w:color="000000"/>
+                <w:right w:val="none" w:sz="0" w:space="0" w:color="000000"/>
+              </w:pBdr>
+              <w:spacing w:after="100" w:before="100" w:line="240"/>
+              <w:ind w:left="100" w:right="100" w:firstLine="0" w:firstLineChars="0"/>
+              <w:rPr>
+                <w:rFonts w:ascii="Helvetica" w:hAnsi="Helvetica" w:eastAsia="Helvetica" w:cs="Helvetica"/>
+                <w:i w:val="false"/>
+                <w:b w:val="false"/>
+                <w:u w:val="none"/>
+                <w:sz w:val="22"/>
+                <w:szCs w:val="22"/>
+                <w:color w:val="000000"/>
+              </w:rPr>
+            </w:pPr>
+            <w:r>
+              <w:rPr>
+                <w:rFonts w:ascii="Helvetica" w:hAnsi="Helvetica" w:eastAsia="Helvetica" w:cs="Helvetica"/>
+                <w:i w:val="false"/>
+                <w:b w:val="false"/>
+                <w:u w:val="none"/>
+                <w:sz w:val="22"/>
+                <w:szCs w:val="22"/>
+                <w:color w:val="000000"/>
+              </w:rPr>
+              <w:t xml:space="preserve">984, 8,681,570</w:t>
             </w:r>
           </w:p>
         </w:tc>
@@ -10068,113 +10068,113 @@
                 <w:szCs w:val="22"/>
                 <w:color w:val="000000"/>
               </w:rPr>
-              <w:t xml:space="preserve">1.19</w:t>
-            </w:r>
-          </w:p>
-        </w:tc>
-        <w:tc>
-          <w:tcPr>
-            <w:tcBorders>
-              <w:bottom w:val="none" w:sz="0" w:space="0" w:color="000000"/>
-              <w:top w:val="none" w:sz="0" w:space="0" w:color="000000"/>
-              <w:left w:val="none" w:sz="0" w:space="0" w:color="000000"/>
-              <w:right w:val="none" w:sz="0" w:space="0" w:color="000000"/>
-            </w:tcBorders>
-            <w:shd w:val="clear" w:color="auto" w:fill="FFFFFF"/>
-            <w:tcMar>
-              <w:top w:w="0" w:type="dxa"/>
-              <w:bottom w:w="0" w:type="dxa"/>
-              <w:left w:w="0" w:type="dxa"/>
-              <w:right w:w="0" w:type="dxa"/>
-            </w:tcMar>
-            <w:vAlign w:val="top"/>
-          </w:tcPr>
-          <w:p>
-            <w:pPr>
-              <w:pStyle w:val="Normal"/>
-              <w:jc w:val="center"/>
-              <w:pBdr>
-                <w:bottom w:val="none" w:sz="0" w:space="0" w:color="000000"/>
-                <w:top w:val="none" w:sz="0" w:space="0" w:color="000000"/>
-                <w:left w:val="none" w:sz="0" w:space="0" w:color="000000"/>
-                <w:right w:val="none" w:sz="0" w:space="0" w:color="000000"/>
-              </w:pBdr>
-              <w:spacing w:after="100" w:before="100" w:line="240"/>
-              <w:ind w:left="100" w:right="100" w:firstLine="0" w:firstLineChars="0"/>
-              <w:rPr>
-                <w:rFonts w:ascii="Helvetica" w:hAnsi="Helvetica" w:eastAsia="Helvetica" w:cs="Helvetica"/>
-                <w:i w:val="false"/>
-                <w:b w:val="false"/>
-                <w:u w:val="none"/>
-                <w:sz w:val="22"/>
-                <w:szCs w:val="22"/>
-                <w:color w:val="000000"/>
-              </w:rPr>
-            </w:pPr>
-            <w:r>
-              <w:rPr>
-                <w:rFonts w:ascii="Helvetica" w:hAnsi="Helvetica" w:eastAsia="Helvetica" w:cs="Helvetica"/>
-                <w:i w:val="false"/>
-                <w:b w:val="false"/>
-                <w:u w:val="none"/>
-                <w:sz w:val="22"/>
-                <w:szCs w:val="22"/>
-                <w:color w:val="000000"/>
-              </w:rPr>
-              <w:t xml:space="preserve">0.27, 5.16</w:t>
-            </w:r>
-          </w:p>
-        </w:tc>
-        <w:tc>
-          <w:tcPr>
-            <w:tcBorders>
-              <w:bottom w:val="none" w:sz="0" w:space="0" w:color="000000"/>
-              <w:top w:val="none" w:sz="0" w:space="0" w:color="000000"/>
-              <w:left w:val="none" w:sz="0" w:space="0" w:color="000000"/>
-              <w:right w:val="none" w:sz="0" w:space="0" w:color="000000"/>
-            </w:tcBorders>
-            <w:shd w:val="clear" w:color="auto" w:fill="FFFFFF"/>
-            <w:tcMar>
-              <w:top w:w="0" w:type="dxa"/>
-              <w:bottom w:w="0" w:type="dxa"/>
-              <w:left w:w="0" w:type="dxa"/>
-              <w:right w:w="0" w:type="dxa"/>
-            </w:tcMar>
-            <w:vAlign w:val="top"/>
-          </w:tcPr>
-          <w:p>
-            <w:pPr>
-              <w:pStyle w:val="Normal"/>
-              <w:jc w:val="center"/>
-              <w:pBdr>
-                <w:bottom w:val="none" w:sz="0" w:space="0" w:color="000000"/>
-                <w:top w:val="none" w:sz="0" w:space="0" w:color="000000"/>
-                <w:left w:val="none" w:sz="0" w:space="0" w:color="000000"/>
-                <w:right w:val="none" w:sz="0" w:space="0" w:color="000000"/>
-              </w:pBdr>
-              <w:spacing w:after="100" w:before="100" w:line="240"/>
-              <w:ind w:left="100" w:right="100" w:firstLine="0" w:firstLineChars="0"/>
-              <w:rPr>
-                <w:rFonts w:ascii="Helvetica" w:hAnsi="Helvetica" w:eastAsia="Helvetica" w:cs="Helvetica"/>
-                <w:i w:val="false"/>
-                <w:b w:val="false"/>
-                <w:u w:val="none"/>
-                <w:sz w:val="22"/>
-                <w:szCs w:val="22"/>
-                <w:color w:val="000000"/>
-              </w:rPr>
-            </w:pPr>
-            <w:r>
-              <w:rPr>
-                <w:rFonts w:ascii="Helvetica" w:hAnsi="Helvetica" w:eastAsia="Helvetica" w:cs="Helvetica"/>
-                <w:i w:val="false"/>
-                <w:b w:val="false"/>
-                <w:u w:val="none"/>
-                <w:sz w:val="22"/>
-                <w:szCs w:val="22"/>
-                <w:color w:val="000000"/>
-              </w:rPr>
-              <w:t xml:space="preserve">0.820</w:t>
+              <w:t xml:space="preserve">0.88</w:t>
+            </w:r>
+          </w:p>
+        </w:tc>
+        <w:tc>
+          <w:tcPr>
+            <w:tcBorders>
+              <w:bottom w:val="none" w:sz="0" w:space="0" w:color="000000"/>
+              <w:top w:val="none" w:sz="0" w:space="0" w:color="000000"/>
+              <w:left w:val="none" w:sz="0" w:space="0" w:color="000000"/>
+              <w:right w:val="none" w:sz="0" w:space="0" w:color="000000"/>
+            </w:tcBorders>
+            <w:shd w:val="clear" w:color="auto" w:fill="FFFFFF"/>
+            <w:tcMar>
+              <w:top w:w="0" w:type="dxa"/>
+              <w:bottom w:w="0" w:type="dxa"/>
+              <w:left w:w="0" w:type="dxa"/>
+              <w:right w:w="0" w:type="dxa"/>
+            </w:tcMar>
+            <w:vAlign w:val="top"/>
+          </w:tcPr>
+          <w:p>
+            <w:pPr>
+              <w:pStyle w:val="Normal"/>
+              <w:jc w:val="center"/>
+              <w:pBdr>
+                <w:bottom w:val="none" w:sz="0" w:space="0" w:color="000000"/>
+                <w:top w:val="none" w:sz="0" w:space="0" w:color="000000"/>
+                <w:left w:val="none" w:sz="0" w:space="0" w:color="000000"/>
+                <w:right w:val="none" w:sz="0" w:space="0" w:color="000000"/>
+              </w:pBdr>
+              <w:spacing w:after="100" w:before="100" w:line="240"/>
+              <w:ind w:left="100" w:right="100" w:firstLine="0" w:firstLineChars="0"/>
+              <w:rPr>
+                <w:rFonts w:ascii="Helvetica" w:hAnsi="Helvetica" w:eastAsia="Helvetica" w:cs="Helvetica"/>
+                <w:i w:val="false"/>
+                <w:b w:val="false"/>
+                <w:u w:val="none"/>
+                <w:sz w:val="22"/>
+                <w:szCs w:val="22"/>
+                <w:color w:val="000000"/>
+              </w:rPr>
+            </w:pPr>
+            <w:r>
+              <w:rPr>
+                <w:rFonts w:ascii="Helvetica" w:hAnsi="Helvetica" w:eastAsia="Helvetica" w:cs="Helvetica"/>
+                <w:i w:val="false"/>
+                <w:b w:val="false"/>
+                <w:u w:val="none"/>
+                <w:sz w:val="22"/>
+                <w:szCs w:val="22"/>
+                <w:color w:val="000000"/>
+              </w:rPr>
+              <w:t xml:space="preserve">0.26, 3.01</w:t>
+            </w:r>
+          </w:p>
+        </w:tc>
+        <w:tc>
+          <w:tcPr>
+            <w:tcBorders>
+              <w:bottom w:val="none" w:sz="0" w:space="0" w:color="000000"/>
+              <w:top w:val="none" w:sz="0" w:space="0" w:color="000000"/>
+              <w:left w:val="none" w:sz="0" w:space="0" w:color="000000"/>
+              <w:right w:val="none" w:sz="0" w:space="0" w:color="000000"/>
+            </w:tcBorders>
+            <w:shd w:val="clear" w:color="auto" w:fill="FFFFFF"/>
+            <w:tcMar>
+              <w:top w:w="0" w:type="dxa"/>
+              <w:bottom w:w="0" w:type="dxa"/>
+              <w:left w:w="0" w:type="dxa"/>
+              <w:right w:w="0" w:type="dxa"/>
+            </w:tcMar>
+            <w:vAlign w:val="top"/>
+          </w:tcPr>
+          <w:p>
+            <w:pPr>
+              <w:pStyle w:val="Normal"/>
+              <w:jc w:val="center"/>
+              <w:pBdr>
+                <w:bottom w:val="none" w:sz="0" w:space="0" w:color="000000"/>
+                <w:top w:val="none" w:sz="0" w:space="0" w:color="000000"/>
+                <w:left w:val="none" w:sz="0" w:space="0" w:color="000000"/>
+                <w:right w:val="none" w:sz="0" w:space="0" w:color="000000"/>
+              </w:pBdr>
+              <w:spacing w:after="100" w:before="100" w:line="240"/>
+              <w:ind w:left="100" w:right="100" w:firstLine="0" w:firstLineChars="0"/>
+              <w:rPr>
+                <w:rFonts w:ascii="Helvetica" w:hAnsi="Helvetica" w:eastAsia="Helvetica" w:cs="Helvetica"/>
+                <w:i w:val="false"/>
+                <w:b w:val="false"/>
+                <w:u w:val="none"/>
+                <w:sz w:val="22"/>
+                <w:szCs w:val="22"/>
+                <w:color w:val="000000"/>
+              </w:rPr>
+            </w:pPr>
+            <w:r>
+              <w:rPr>
+                <w:rFonts w:ascii="Helvetica" w:hAnsi="Helvetica" w:eastAsia="Helvetica" w:cs="Helvetica"/>
+                <w:i w:val="false"/>
+                <w:b w:val="false"/>
+                <w:u w:val="none"/>
+                <w:sz w:val="22"/>
+                <w:szCs w:val="22"/>
+                <w:color w:val="000000"/>
+              </w:rPr>
+              <w:t xml:space="preserve">0.840</w:t>
             </w:r>
           </w:p>
         </w:tc>
@@ -10280,113 +10280,113 @@
                 <w:szCs w:val="22"/>
                 <w:color w:val="000000"/>
               </w:rPr>
-              <w:t xml:space="preserve">1,713</w:t>
-            </w:r>
-          </w:p>
-        </w:tc>
-        <w:tc>
-          <w:tcPr>
-            <w:tcBorders>
-              <w:bottom w:val="none" w:sz="0" w:space="0" w:color="000000"/>
-              <w:top w:val="none" w:sz="0" w:space="0" w:color="000000"/>
-              <w:left w:val="none" w:sz="0" w:space="0" w:color="000000"/>
-              <w:right w:val="none" w:sz="0" w:space="0" w:color="000000"/>
-            </w:tcBorders>
-            <w:shd w:val="clear" w:color="auto" w:fill="FFFFFF"/>
-            <w:tcMar>
-              <w:top w:w="0" w:type="dxa"/>
-              <w:bottom w:w="0" w:type="dxa"/>
-              <w:left w:w="0" w:type="dxa"/>
-              <w:right w:w="0" w:type="dxa"/>
-            </w:tcMar>
-            <w:vAlign w:val="top"/>
-          </w:tcPr>
-          <w:p>
-            <w:pPr>
-              <w:pStyle w:val="Normal"/>
-              <w:jc w:val="center"/>
-              <w:pBdr>
-                <w:bottom w:val="none" w:sz="0" w:space="0" w:color="000000"/>
-                <w:top w:val="none" w:sz="0" w:space="0" w:color="000000"/>
-                <w:left w:val="none" w:sz="0" w:space="0" w:color="000000"/>
-                <w:right w:val="none" w:sz="0" w:space="0" w:color="000000"/>
-              </w:pBdr>
-              <w:spacing w:after="100" w:before="100" w:line="240"/>
-              <w:ind w:left="100" w:right="100" w:firstLine="0" w:firstLineChars="0"/>
-              <w:rPr>
-                <w:rFonts w:ascii="Helvetica" w:hAnsi="Helvetica" w:eastAsia="Helvetica" w:cs="Helvetica"/>
-                <w:i w:val="false"/>
-                <w:b w:val="false"/>
-                <w:u w:val="none"/>
-                <w:sz w:val="22"/>
-                <w:szCs w:val="22"/>
-                <w:color w:val="000000"/>
-              </w:rPr>
-            </w:pPr>
-            <w:r>
-              <w:rPr>
-                <w:rFonts w:ascii="Helvetica" w:hAnsi="Helvetica" w:eastAsia="Helvetica" w:cs="Helvetica"/>
-                <w:i w:val="false"/>
-                <w:b w:val="false"/>
-                <w:u w:val="none"/>
-                <w:sz w:val="22"/>
-                <w:szCs w:val="22"/>
-                <w:color w:val="000000"/>
-              </w:rPr>
-              <w:t xml:space="preserve">111, 26,463</w:t>
-            </w:r>
-          </w:p>
-        </w:tc>
-        <w:tc>
-          <w:tcPr>
-            <w:tcBorders>
-              <w:bottom w:val="none" w:sz="0" w:space="0" w:color="000000"/>
-              <w:top w:val="none" w:sz="0" w:space="0" w:color="000000"/>
-              <w:left w:val="none" w:sz="0" w:space="0" w:color="000000"/>
-              <w:right w:val="none" w:sz="0" w:space="0" w:color="000000"/>
-            </w:tcBorders>
-            <w:shd w:val="clear" w:color="auto" w:fill="FFFFFF"/>
-            <w:tcMar>
-              <w:top w:w="0" w:type="dxa"/>
-              <w:bottom w:w="0" w:type="dxa"/>
-              <w:left w:w="0" w:type="dxa"/>
-              <w:right w:w="0" w:type="dxa"/>
-            </w:tcMar>
-            <w:vAlign w:val="top"/>
-          </w:tcPr>
-          <w:p>
-            <w:pPr>
-              <w:pStyle w:val="Normal"/>
-              <w:jc w:val="center"/>
-              <w:pBdr>
-                <w:bottom w:val="none" w:sz="0" w:space="0" w:color="000000"/>
-                <w:top w:val="none" w:sz="0" w:space="0" w:color="000000"/>
-                <w:left w:val="none" w:sz="0" w:space="0" w:color="000000"/>
-                <w:right w:val="none" w:sz="0" w:space="0" w:color="000000"/>
-              </w:pBdr>
-              <w:spacing w:after="100" w:before="100" w:line="240"/>
-              <w:ind w:left="100" w:right="100" w:firstLine="0" w:firstLineChars="0"/>
-              <w:rPr>
-                <w:rFonts w:ascii="Helvetica" w:hAnsi="Helvetica" w:eastAsia="Helvetica" w:cs="Helvetica"/>
-                <w:i w:val="false"/>
-                <w:b w:val="false"/>
-                <w:u w:val="none"/>
-                <w:sz w:val="22"/>
-                <w:szCs w:val="22"/>
-                <w:color w:val="000000"/>
-              </w:rPr>
-            </w:pPr>
-            <w:r>
-              <w:rPr>
-                <w:rFonts w:ascii="Helvetica" w:hAnsi="Helvetica" w:eastAsia="Helvetica" w:cs="Helvetica"/>
-                <w:i w:val="false"/>
-                <w:b w:val="false"/>
-                <w:u w:val="none"/>
-                <w:sz w:val="22"/>
-                <w:szCs w:val="22"/>
-                <w:color w:val="000000"/>
-              </w:rPr>
-              <w:t xml:space="preserve">&lt;0.001</w:t>
+              <w:t xml:space="preserve">0.80</w:t>
+            </w:r>
+          </w:p>
+        </w:tc>
+        <w:tc>
+          <w:tcPr>
+            <w:tcBorders>
+              <w:bottom w:val="none" w:sz="0" w:space="0" w:color="000000"/>
+              <w:top w:val="none" w:sz="0" w:space="0" w:color="000000"/>
+              <w:left w:val="none" w:sz="0" w:space="0" w:color="000000"/>
+              <w:right w:val="none" w:sz="0" w:space="0" w:color="000000"/>
+            </w:tcBorders>
+            <w:shd w:val="clear" w:color="auto" w:fill="FFFFFF"/>
+            <w:tcMar>
+              <w:top w:w="0" w:type="dxa"/>
+              <w:bottom w:w="0" w:type="dxa"/>
+              <w:left w:w="0" w:type="dxa"/>
+              <w:right w:w="0" w:type="dxa"/>
+            </w:tcMar>
+            <w:vAlign w:val="top"/>
+          </w:tcPr>
+          <w:p>
+            <w:pPr>
+              <w:pStyle w:val="Normal"/>
+              <w:jc w:val="center"/>
+              <w:pBdr>
+                <w:bottom w:val="none" w:sz="0" w:space="0" w:color="000000"/>
+                <w:top w:val="none" w:sz="0" w:space="0" w:color="000000"/>
+                <w:left w:val="none" w:sz="0" w:space="0" w:color="000000"/>
+                <w:right w:val="none" w:sz="0" w:space="0" w:color="000000"/>
+              </w:pBdr>
+              <w:spacing w:after="100" w:before="100" w:line="240"/>
+              <w:ind w:left="100" w:right="100" w:firstLine="0" w:firstLineChars="0"/>
+              <w:rPr>
+                <w:rFonts w:ascii="Helvetica" w:hAnsi="Helvetica" w:eastAsia="Helvetica" w:cs="Helvetica"/>
+                <w:i w:val="false"/>
+                <w:b w:val="false"/>
+                <w:u w:val="none"/>
+                <w:sz w:val="22"/>
+                <w:szCs w:val="22"/>
+                <w:color w:val="000000"/>
+              </w:rPr>
+            </w:pPr>
+            <w:r>
+              <w:rPr>
+                <w:rFonts w:ascii="Helvetica" w:hAnsi="Helvetica" w:eastAsia="Helvetica" w:cs="Helvetica"/>
+                <w:i w:val="false"/>
+                <w:b w:val="false"/>
+                <w:u w:val="none"/>
+                <w:sz w:val="22"/>
+                <w:szCs w:val="22"/>
+                <w:color w:val="000000"/>
+              </w:rPr>
+              <w:t xml:space="preserve">0.09, 7.23</w:t>
+            </w:r>
+          </w:p>
+        </w:tc>
+        <w:tc>
+          <w:tcPr>
+            <w:tcBorders>
+              <w:bottom w:val="none" w:sz="0" w:space="0" w:color="000000"/>
+              <w:top w:val="none" w:sz="0" w:space="0" w:color="000000"/>
+              <w:left w:val="none" w:sz="0" w:space="0" w:color="000000"/>
+              <w:right w:val="none" w:sz="0" w:space="0" w:color="000000"/>
+            </w:tcBorders>
+            <w:shd w:val="clear" w:color="auto" w:fill="FFFFFF"/>
+            <w:tcMar>
+              <w:top w:w="0" w:type="dxa"/>
+              <w:bottom w:w="0" w:type="dxa"/>
+              <w:left w:w="0" w:type="dxa"/>
+              <w:right w:w="0" w:type="dxa"/>
+            </w:tcMar>
+            <w:vAlign w:val="top"/>
+          </w:tcPr>
+          <w:p>
+            <w:pPr>
+              <w:pStyle w:val="Normal"/>
+              <w:jc w:val="center"/>
+              <w:pBdr>
+                <w:bottom w:val="none" w:sz="0" w:space="0" w:color="000000"/>
+                <w:top w:val="none" w:sz="0" w:space="0" w:color="000000"/>
+                <w:left w:val="none" w:sz="0" w:space="0" w:color="000000"/>
+                <w:right w:val="none" w:sz="0" w:space="0" w:color="000000"/>
+              </w:pBdr>
+              <w:spacing w:after="100" w:before="100" w:line="240"/>
+              <w:ind w:left="100" w:right="100" w:firstLine="0" w:firstLineChars="0"/>
+              <w:rPr>
+                <w:rFonts w:ascii="Helvetica" w:hAnsi="Helvetica" w:eastAsia="Helvetica" w:cs="Helvetica"/>
+                <w:i w:val="false"/>
+                <w:b w:val="false"/>
+                <w:u w:val="none"/>
+                <w:sz w:val="22"/>
+                <w:szCs w:val="22"/>
+                <w:color w:val="000000"/>
+              </w:rPr>
+            </w:pPr>
+            <w:r>
+              <w:rPr>
+                <w:rFonts w:ascii="Helvetica" w:hAnsi="Helvetica" w:eastAsia="Helvetica" w:cs="Helvetica"/>
+                <w:i w:val="false"/>
+                <w:b w:val="false"/>
+                <w:u w:val="none"/>
+                <w:sz w:val="22"/>
+                <w:szCs w:val="22"/>
+                <w:color w:val="000000"/>
+              </w:rPr>
+              <w:t xml:space="preserve">0.850</w:t>
             </w:r>
           </w:p>
         </w:tc>
@@ -10551,113 +10551,113 @@
                 <w:szCs w:val="22"/>
                 <w:color w:val="000000"/>
               </w:rPr>
-              <w:t xml:space="preserve">3.43</w:t>
-            </w:r>
-          </w:p>
-        </w:tc>
-        <w:tc>
-          <w:tcPr>
-            <w:tcBorders>
-              <w:bottom w:val="none" w:sz="0" w:space="0" w:color="000000"/>
-              <w:top w:val="none" w:sz="0" w:space="0" w:color="000000"/>
-              <w:left w:val="none" w:sz="0" w:space="0" w:color="000000"/>
-              <w:right w:val="none" w:sz="0" w:space="0" w:color="000000"/>
-            </w:tcBorders>
-            <w:shd w:val="clear" w:color="auto" w:fill="FFFFFF"/>
-            <w:tcMar>
-              <w:top w:w="0" w:type="dxa"/>
-              <w:bottom w:w="0" w:type="dxa"/>
-              <w:left w:w="0" w:type="dxa"/>
-              <w:right w:w="0" w:type="dxa"/>
-            </w:tcMar>
-            <w:vAlign w:val="top"/>
-          </w:tcPr>
-          <w:p>
-            <w:pPr>
-              <w:pStyle w:val="Normal"/>
-              <w:jc w:val="center"/>
-              <w:pBdr>
-                <w:bottom w:val="none" w:sz="0" w:space="0" w:color="000000"/>
-                <w:top w:val="none" w:sz="0" w:space="0" w:color="000000"/>
-                <w:left w:val="none" w:sz="0" w:space="0" w:color="000000"/>
-                <w:right w:val="none" w:sz="0" w:space="0" w:color="000000"/>
-              </w:pBdr>
-              <w:spacing w:after="100" w:before="100" w:line="240"/>
-              <w:ind w:left="100" w:right="100" w:firstLine="0" w:firstLineChars="0"/>
-              <w:rPr>
-                <w:rFonts w:ascii="Helvetica" w:hAnsi="Helvetica" w:eastAsia="Helvetica" w:cs="Helvetica"/>
-                <w:i w:val="false"/>
-                <w:b w:val="false"/>
-                <w:u w:val="none"/>
-                <w:sz w:val="22"/>
-                <w:szCs w:val="22"/>
-                <w:color w:val="000000"/>
-              </w:rPr>
-            </w:pPr>
-            <w:r>
-              <w:rPr>
-                <w:rFonts w:ascii="Helvetica" w:hAnsi="Helvetica" w:eastAsia="Helvetica" w:cs="Helvetica"/>
-                <w:i w:val="false"/>
-                <w:b w:val="false"/>
-                <w:u w:val="none"/>
-                <w:sz w:val="22"/>
-                <w:szCs w:val="22"/>
-                <w:color w:val="000000"/>
-              </w:rPr>
-              <w:t xml:space="preserve">0.38, 31.3</w:t>
-            </w:r>
-          </w:p>
-        </w:tc>
-        <w:tc>
-          <w:tcPr>
-            <w:tcBorders>
-              <w:bottom w:val="none" w:sz="0" w:space="0" w:color="000000"/>
-              <w:top w:val="none" w:sz="0" w:space="0" w:color="000000"/>
-              <w:left w:val="none" w:sz="0" w:space="0" w:color="000000"/>
-              <w:right w:val="none" w:sz="0" w:space="0" w:color="000000"/>
-            </w:tcBorders>
-            <w:shd w:val="clear" w:color="auto" w:fill="FFFFFF"/>
-            <w:tcMar>
-              <w:top w:w="0" w:type="dxa"/>
-              <w:bottom w:w="0" w:type="dxa"/>
-              <w:left w:w="0" w:type="dxa"/>
-              <w:right w:w="0" w:type="dxa"/>
-            </w:tcMar>
-            <w:vAlign w:val="top"/>
-          </w:tcPr>
-          <w:p>
-            <w:pPr>
-              <w:pStyle w:val="Normal"/>
-              <w:jc w:val="center"/>
-              <w:pBdr>
-                <w:bottom w:val="none" w:sz="0" w:space="0" w:color="000000"/>
-                <w:top w:val="none" w:sz="0" w:space="0" w:color="000000"/>
-                <w:left w:val="none" w:sz="0" w:space="0" w:color="000000"/>
-                <w:right w:val="none" w:sz="0" w:space="0" w:color="000000"/>
-              </w:pBdr>
-              <w:spacing w:after="100" w:before="100" w:line="240"/>
-              <w:ind w:left="100" w:right="100" w:firstLine="0" w:firstLineChars="0"/>
-              <w:rPr>
-                <w:rFonts w:ascii="Helvetica" w:hAnsi="Helvetica" w:eastAsia="Helvetica" w:cs="Helvetica"/>
-                <w:i w:val="false"/>
-                <w:b w:val="false"/>
-                <w:u w:val="none"/>
-                <w:sz w:val="22"/>
-                <w:szCs w:val="22"/>
-                <w:color w:val="000000"/>
-              </w:rPr>
-            </w:pPr>
-            <w:r>
-              <w:rPr>
-                <w:rFonts w:ascii="Helvetica" w:hAnsi="Helvetica" w:eastAsia="Helvetica" w:cs="Helvetica"/>
-                <w:i w:val="false"/>
-                <w:b w:val="false"/>
-                <w:u w:val="none"/>
-                <w:sz w:val="22"/>
-                <w:szCs w:val="22"/>
-                <w:color w:val="000000"/>
-              </w:rPr>
-              <w:t xml:space="preserve">0.270</w:t>
+              <w:t xml:space="preserve">2.41</w:t>
+            </w:r>
+          </w:p>
+        </w:tc>
+        <w:tc>
+          <w:tcPr>
+            <w:tcBorders>
+              <w:bottom w:val="none" w:sz="0" w:space="0" w:color="000000"/>
+              <w:top w:val="none" w:sz="0" w:space="0" w:color="000000"/>
+              <w:left w:val="none" w:sz="0" w:space="0" w:color="000000"/>
+              <w:right w:val="none" w:sz="0" w:space="0" w:color="000000"/>
+            </w:tcBorders>
+            <w:shd w:val="clear" w:color="auto" w:fill="FFFFFF"/>
+            <w:tcMar>
+              <w:top w:w="0" w:type="dxa"/>
+              <w:bottom w:w="0" w:type="dxa"/>
+              <w:left w:w="0" w:type="dxa"/>
+              <w:right w:w="0" w:type="dxa"/>
+            </w:tcMar>
+            <w:vAlign w:val="top"/>
+          </w:tcPr>
+          <w:p>
+            <w:pPr>
+              <w:pStyle w:val="Normal"/>
+              <w:jc w:val="center"/>
+              <w:pBdr>
+                <w:bottom w:val="none" w:sz="0" w:space="0" w:color="000000"/>
+                <w:top w:val="none" w:sz="0" w:space="0" w:color="000000"/>
+                <w:left w:val="none" w:sz="0" w:space="0" w:color="000000"/>
+                <w:right w:val="none" w:sz="0" w:space="0" w:color="000000"/>
+              </w:pBdr>
+              <w:spacing w:after="100" w:before="100" w:line="240"/>
+              <w:ind w:left="100" w:right="100" w:firstLine="0" w:firstLineChars="0"/>
+              <w:rPr>
+                <w:rFonts w:ascii="Helvetica" w:hAnsi="Helvetica" w:eastAsia="Helvetica" w:cs="Helvetica"/>
+                <w:i w:val="false"/>
+                <w:b w:val="false"/>
+                <w:u w:val="none"/>
+                <w:sz w:val="22"/>
+                <w:szCs w:val="22"/>
+                <w:color w:val="000000"/>
+              </w:rPr>
+            </w:pPr>
+            <w:r>
+              <w:rPr>
+                <w:rFonts w:ascii="Helvetica" w:hAnsi="Helvetica" w:eastAsia="Helvetica" w:cs="Helvetica"/>
+                <w:i w:val="false"/>
+                <w:b w:val="false"/>
+                <w:u w:val="none"/>
+                <w:sz w:val="22"/>
+                <w:szCs w:val="22"/>
+                <w:color w:val="000000"/>
+              </w:rPr>
+              <w:t xml:space="preserve">0.27, 21.4</w:t>
+            </w:r>
+          </w:p>
+        </w:tc>
+        <w:tc>
+          <w:tcPr>
+            <w:tcBorders>
+              <w:bottom w:val="none" w:sz="0" w:space="0" w:color="000000"/>
+              <w:top w:val="none" w:sz="0" w:space="0" w:color="000000"/>
+              <w:left w:val="none" w:sz="0" w:space="0" w:color="000000"/>
+              <w:right w:val="none" w:sz="0" w:space="0" w:color="000000"/>
+            </w:tcBorders>
+            <w:shd w:val="clear" w:color="auto" w:fill="FFFFFF"/>
+            <w:tcMar>
+              <w:top w:w="0" w:type="dxa"/>
+              <w:bottom w:w="0" w:type="dxa"/>
+              <w:left w:w="0" w:type="dxa"/>
+              <w:right w:w="0" w:type="dxa"/>
+            </w:tcMar>
+            <w:vAlign w:val="top"/>
+          </w:tcPr>
+          <w:p>
+            <w:pPr>
+              <w:pStyle w:val="Normal"/>
+              <w:jc w:val="center"/>
+              <w:pBdr>
+                <w:bottom w:val="none" w:sz="0" w:space="0" w:color="000000"/>
+                <w:top w:val="none" w:sz="0" w:space="0" w:color="000000"/>
+                <w:left w:val="none" w:sz="0" w:space="0" w:color="000000"/>
+                <w:right w:val="none" w:sz="0" w:space="0" w:color="000000"/>
+              </w:pBdr>
+              <w:spacing w:after="100" w:before="100" w:line="240"/>
+              <w:ind w:left="100" w:right="100" w:firstLine="0" w:firstLineChars="0"/>
+              <w:rPr>
+                <w:rFonts w:ascii="Helvetica" w:hAnsi="Helvetica" w:eastAsia="Helvetica" w:cs="Helvetica"/>
+                <w:i w:val="false"/>
+                <w:b w:val="false"/>
+                <w:u w:val="none"/>
+                <w:sz w:val="22"/>
+                <w:szCs w:val="22"/>
+                <w:color w:val="000000"/>
+              </w:rPr>
+            </w:pPr>
+            <w:r>
+              <w:rPr>
+                <w:rFonts w:ascii="Helvetica" w:hAnsi="Helvetica" w:eastAsia="Helvetica" w:cs="Helvetica"/>
+                <w:i w:val="false"/>
+                <w:b w:val="false"/>
+                <w:u w:val="none"/>
+                <w:sz w:val="22"/>
+                <w:szCs w:val="22"/>
+                <w:color w:val="000000"/>
+              </w:rPr>
+              <w:t xml:space="preserve">0.430</w:t>
             </w:r>
           </w:p>
         </w:tc>
@@ -10763,113 +10763,113 @@
                 <w:szCs w:val="22"/>
                 <w:color w:val="000000"/>
               </w:rPr>
-              <w:t xml:space="preserve">0.00</w:t>
-            </w:r>
-          </w:p>
-        </w:tc>
-        <w:tc>
-          <w:tcPr>
-            <w:tcBorders>
-              <w:bottom w:val="none" w:sz="0" w:space="0" w:color="000000"/>
-              <w:top w:val="none" w:sz="0" w:space="0" w:color="000000"/>
-              <w:left w:val="none" w:sz="0" w:space="0" w:color="000000"/>
-              <w:right w:val="none" w:sz="0" w:space="0" w:color="000000"/>
-            </w:tcBorders>
-            <w:shd w:val="clear" w:color="auto" w:fill="FFFFFF"/>
-            <w:tcMar>
-              <w:top w:w="0" w:type="dxa"/>
-              <w:bottom w:w="0" w:type="dxa"/>
-              <w:left w:w="0" w:type="dxa"/>
-              <w:right w:w="0" w:type="dxa"/>
-            </w:tcMar>
-            <w:vAlign w:val="top"/>
-          </w:tcPr>
-          <w:p>
-            <w:pPr>
-              <w:pStyle w:val="Normal"/>
-              <w:jc w:val="center"/>
-              <w:pBdr>
-                <w:bottom w:val="none" w:sz="0" w:space="0" w:color="000000"/>
-                <w:top w:val="none" w:sz="0" w:space="0" w:color="000000"/>
-                <w:left w:val="none" w:sz="0" w:space="0" w:color="000000"/>
-                <w:right w:val="none" w:sz="0" w:space="0" w:color="000000"/>
-              </w:pBdr>
-              <w:spacing w:after="100" w:before="100" w:line="240"/>
-              <w:ind w:left="100" w:right="100" w:firstLine="0" w:firstLineChars="0"/>
-              <w:rPr>
-                <w:rFonts w:ascii="Helvetica" w:hAnsi="Helvetica" w:eastAsia="Helvetica" w:cs="Helvetica"/>
-                <w:i w:val="false"/>
-                <w:b w:val="false"/>
-                <w:u w:val="none"/>
-                <w:sz w:val="22"/>
-                <w:szCs w:val="22"/>
-                <w:color w:val="000000"/>
-              </w:rPr>
-            </w:pPr>
-            <w:r>
-              <w:rPr>
-                <w:rFonts w:ascii="Helvetica" w:hAnsi="Helvetica" w:eastAsia="Helvetica" w:cs="Helvetica"/>
-                <w:i w:val="false"/>
-                <w:b w:val="false"/>
-                <w:u w:val="none"/>
-                <w:sz w:val="22"/>
-                <w:szCs w:val="22"/>
-                <w:color w:val="000000"/>
-              </w:rPr>
-              <w:t xml:space="preserve">0.00, 0.00</w:t>
-            </w:r>
-          </w:p>
-        </w:tc>
-        <w:tc>
-          <w:tcPr>
-            <w:tcBorders>
-              <w:bottom w:val="none" w:sz="0" w:space="0" w:color="000000"/>
-              <w:top w:val="none" w:sz="0" w:space="0" w:color="000000"/>
-              <w:left w:val="none" w:sz="0" w:space="0" w:color="000000"/>
-              <w:right w:val="none" w:sz="0" w:space="0" w:color="000000"/>
-            </w:tcBorders>
-            <w:shd w:val="clear" w:color="auto" w:fill="FFFFFF"/>
-            <w:tcMar>
-              <w:top w:w="0" w:type="dxa"/>
-              <w:bottom w:w="0" w:type="dxa"/>
-              <w:left w:w="0" w:type="dxa"/>
-              <w:right w:w="0" w:type="dxa"/>
-            </w:tcMar>
-            <w:vAlign w:val="top"/>
-          </w:tcPr>
-          <w:p>
-            <w:pPr>
-              <w:pStyle w:val="Normal"/>
-              <w:jc w:val="center"/>
-              <w:pBdr>
-                <w:bottom w:val="none" w:sz="0" w:space="0" w:color="000000"/>
-                <w:top w:val="none" w:sz="0" w:space="0" w:color="000000"/>
-                <w:left w:val="none" w:sz="0" w:space="0" w:color="000000"/>
-                <w:right w:val="none" w:sz="0" w:space="0" w:color="000000"/>
-              </w:pBdr>
-              <w:spacing w:after="100" w:before="100" w:line="240"/>
-              <w:ind w:left="100" w:right="100" w:firstLine="0" w:firstLineChars="0"/>
-              <w:rPr>
-                <w:rFonts w:ascii="Helvetica" w:hAnsi="Helvetica" w:eastAsia="Helvetica" w:cs="Helvetica"/>
-                <w:i w:val="false"/>
-                <w:b w:val="false"/>
-                <w:u w:val="none"/>
-                <w:sz w:val="22"/>
-                <w:szCs w:val="22"/>
-                <w:color w:val="000000"/>
-              </w:rPr>
-            </w:pPr>
-            <w:r>
-              <w:rPr>
-                <w:rFonts w:ascii="Helvetica" w:hAnsi="Helvetica" w:eastAsia="Helvetica" w:cs="Helvetica"/>
-                <w:i w:val="false"/>
-                <w:b w:val="false"/>
-                <w:u w:val="none"/>
-                <w:sz w:val="22"/>
-                <w:szCs w:val="22"/>
-                <w:color w:val="000000"/>
-              </w:rPr>
-              <w:t xml:space="preserve">&lt;0.001</w:t>
+              <w:t xml:space="preserve">0.04</w:t>
+            </w:r>
+          </w:p>
+        </w:tc>
+        <w:tc>
+          <w:tcPr>
+            <w:tcBorders>
+              <w:bottom w:val="none" w:sz="0" w:space="0" w:color="000000"/>
+              <w:top w:val="none" w:sz="0" w:space="0" w:color="000000"/>
+              <w:left w:val="none" w:sz="0" w:space="0" w:color="000000"/>
+              <w:right w:val="none" w:sz="0" w:space="0" w:color="000000"/>
+            </w:tcBorders>
+            <w:shd w:val="clear" w:color="auto" w:fill="FFFFFF"/>
+            <w:tcMar>
+              <w:top w:w="0" w:type="dxa"/>
+              <w:bottom w:w="0" w:type="dxa"/>
+              <w:left w:w="0" w:type="dxa"/>
+              <w:right w:w="0" w:type="dxa"/>
+            </w:tcMar>
+            <w:vAlign w:val="top"/>
+          </w:tcPr>
+          <w:p>
+            <w:pPr>
+              <w:pStyle w:val="Normal"/>
+              <w:jc w:val="center"/>
+              <w:pBdr>
+                <w:bottom w:val="none" w:sz="0" w:space="0" w:color="000000"/>
+                <w:top w:val="none" w:sz="0" w:space="0" w:color="000000"/>
+                <w:left w:val="none" w:sz="0" w:space="0" w:color="000000"/>
+                <w:right w:val="none" w:sz="0" w:space="0" w:color="000000"/>
+              </w:pBdr>
+              <w:spacing w:after="100" w:before="100" w:line="240"/>
+              <w:ind w:left="100" w:right="100" w:firstLine="0" w:firstLineChars="0"/>
+              <w:rPr>
+                <w:rFonts w:ascii="Helvetica" w:hAnsi="Helvetica" w:eastAsia="Helvetica" w:cs="Helvetica"/>
+                <w:i w:val="false"/>
+                <w:b w:val="false"/>
+                <w:u w:val="none"/>
+                <w:sz w:val="22"/>
+                <w:szCs w:val="22"/>
+                <w:color w:val="000000"/>
+              </w:rPr>
+            </w:pPr>
+            <w:r>
+              <w:rPr>
+                <w:rFonts w:ascii="Helvetica" w:hAnsi="Helvetica" w:eastAsia="Helvetica" w:cs="Helvetica"/>
+                <w:i w:val="false"/>
+                <w:b w:val="false"/>
+                <w:u w:val="none"/>
+                <w:sz w:val="22"/>
+                <w:szCs w:val="22"/>
+                <w:color w:val="000000"/>
+              </w:rPr>
+              <w:t xml:space="preserve">0.00, 0.87</w:t>
+            </w:r>
+          </w:p>
+        </w:tc>
+        <w:tc>
+          <w:tcPr>
+            <w:tcBorders>
+              <w:bottom w:val="none" w:sz="0" w:space="0" w:color="000000"/>
+              <w:top w:val="none" w:sz="0" w:space="0" w:color="000000"/>
+              <w:left w:val="none" w:sz="0" w:space="0" w:color="000000"/>
+              <w:right w:val="none" w:sz="0" w:space="0" w:color="000000"/>
+            </w:tcBorders>
+            <w:shd w:val="clear" w:color="auto" w:fill="FFFFFF"/>
+            <w:tcMar>
+              <w:top w:w="0" w:type="dxa"/>
+              <w:bottom w:w="0" w:type="dxa"/>
+              <w:left w:w="0" w:type="dxa"/>
+              <w:right w:w="0" w:type="dxa"/>
+            </w:tcMar>
+            <w:vAlign w:val="top"/>
+          </w:tcPr>
+          <w:p>
+            <w:pPr>
+              <w:pStyle w:val="Normal"/>
+              <w:jc w:val="center"/>
+              <w:pBdr>
+                <w:bottom w:val="none" w:sz="0" w:space="0" w:color="000000"/>
+                <w:top w:val="none" w:sz="0" w:space="0" w:color="000000"/>
+                <w:left w:val="none" w:sz="0" w:space="0" w:color="000000"/>
+                <w:right w:val="none" w:sz="0" w:space="0" w:color="000000"/>
+              </w:pBdr>
+              <w:spacing w:after="100" w:before="100" w:line="240"/>
+              <w:ind w:left="100" w:right="100" w:firstLine="0" w:firstLineChars="0"/>
+              <w:rPr>
+                <w:rFonts w:ascii="Helvetica" w:hAnsi="Helvetica" w:eastAsia="Helvetica" w:cs="Helvetica"/>
+                <w:i w:val="false"/>
+                <w:b w:val="false"/>
+                <w:u w:val="none"/>
+                <w:sz w:val="22"/>
+                <w:szCs w:val="22"/>
+                <w:color w:val="000000"/>
+              </w:rPr>
+            </w:pPr>
+            <w:r>
+              <w:rPr>
+                <w:rFonts w:ascii="Helvetica" w:hAnsi="Helvetica" w:eastAsia="Helvetica" w:cs="Helvetica"/>
+                <w:i w:val="false"/>
+                <w:b w:val="false"/>
+                <w:u w:val="none"/>
+                <w:sz w:val="22"/>
+                <w:szCs w:val="22"/>
+                <w:color w:val="000000"/>
+              </w:rPr>
+              <w:t xml:space="preserve">0.041</w:t>
             </w:r>
           </w:p>
         </w:tc>
@@ -11034,113 +11034,113 @@
                 <w:szCs w:val="22"/>
                 <w:color w:val="000000"/>
               </w:rPr>
-              <w:t xml:space="preserve">0.00</w:t>
-            </w:r>
-          </w:p>
-        </w:tc>
-        <w:tc>
-          <w:tcPr>
-            <w:tcBorders>
-              <w:bottom w:val="none" w:sz="0" w:space="0" w:color="000000"/>
-              <w:top w:val="none" w:sz="0" w:space="0" w:color="000000"/>
-              <w:left w:val="none" w:sz="0" w:space="0" w:color="000000"/>
-              <w:right w:val="none" w:sz="0" w:space="0" w:color="000000"/>
-            </w:tcBorders>
-            <w:shd w:val="clear" w:color="auto" w:fill="FFFFFF"/>
-            <w:tcMar>
-              <w:top w:w="0" w:type="dxa"/>
-              <w:bottom w:w="0" w:type="dxa"/>
-              <w:left w:w="0" w:type="dxa"/>
-              <w:right w:w="0" w:type="dxa"/>
-            </w:tcMar>
-            <w:vAlign w:val="top"/>
-          </w:tcPr>
-          <w:p>
-            <w:pPr>
-              <w:pStyle w:val="Normal"/>
-              <w:jc w:val="center"/>
-              <w:pBdr>
-                <w:bottom w:val="none" w:sz="0" w:space="0" w:color="000000"/>
-                <w:top w:val="none" w:sz="0" w:space="0" w:color="000000"/>
-                <w:left w:val="none" w:sz="0" w:space="0" w:color="000000"/>
-                <w:right w:val="none" w:sz="0" w:space="0" w:color="000000"/>
-              </w:pBdr>
-              <w:spacing w:after="100" w:before="100" w:line="240"/>
-              <w:ind w:left="100" w:right="100" w:firstLine="0" w:firstLineChars="0"/>
-              <w:rPr>
-                <w:rFonts w:ascii="Helvetica" w:hAnsi="Helvetica" w:eastAsia="Helvetica" w:cs="Helvetica"/>
-                <w:i w:val="false"/>
-                <w:b w:val="false"/>
-                <w:u w:val="none"/>
-                <w:sz w:val="22"/>
-                <w:szCs w:val="22"/>
-                <w:color w:val="000000"/>
-              </w:rPr>
-            </w:pPr>
-            <w:r>
-              <w:rPr>
-                <w:rFonts w:ascii="Helvetica" w:hAnsi="Helvetica" w:eastAsia="Helvetica" w:cs="Helvetica"/>
-                <w:i w:val="false"/>
-                <w:b w:val="false"/>
-                <w:u w:val="none"/>
-                <w:sz w:val="22"/>
-                <w:szCs w:val="22"/>
-                <w:color w:val="000000"/>
-              </w:rPr>
-              <w:t xml:space="preserve">0.00, 0.00</w:t>
-            </w:r>
-          </w:p>
-        </w:tc>
-        <w:tc>
-          <w:tcPr>
-            <w:tcBorders>
-              <w:bottom w:val="none" w:sz="0" w:space="0" w:color="000000"/>
-              <w:top w:val="none" w:sz="0" w:space="0" w:color="000000"/>
-              <w:left w:val="none" w:sz="0" w:space="0" w:color="000000"/>
-              <w:right w:val="none" w:sz="0" w:space="0" w:color="000000"/>
-            </w:tcBorders>
-            <w:shd w:val="clear" w:color="auto" w:fill="FFFFFF"/>
-            <w:tcMar>
-              <w:top w:w="0" w:type="dxa"/>
-              <w:bottom w:w="0" w:type="dxa"/>
-              <w:left w:w="0" w:type="dxa"/>
-              <w:right w:w="0" w:type="dxa"/>
-            </w:tcMar>
-            <w:vAlign w:val="top"/>
-          </w:tcPr>
-          <w:p>
-            <w:pPr>
-              <w:pStyle w:val="Normal"/>
-              <w:jc w:val="center"/>
-              <w:pBdr>
-                <w:bottom w:val="none" w:sz="0" w:space="0" w:color="000000"/>
-                <w:top w:val="none" w:sz="0" w:space="0" w:color="000000"/>
-                <w:left w:val="none" w:sz="0" w:space="0" w:color="000000"/>
-                <w:right w:val="none" w:sz="0" w:space="0" w:color="000000"/>
-              </w:pBdr>
-              <w:spacing w:after="100" w:before="100" w:line="240"/>
-              <w:ind w:left="100" w:right="100" w:firstLine="0" w:firstLineChars="0"/>
-              <w:rPr>
-                <w:rFonts w:ascii="Helvetica" w:hAnsi="Helvetica" w:eastAsia="Helvetica" w:cs="Helvetica"/>
-                <w:i w:val="false"/>
-                <w:b w:val="false"/>
-                <w:u w:val="none"/>
-                <w:sz w:val="22"/>
-                <w:szCs w:val="22"/>
-                <w:color w:val="000000"/>
-              </w:rPr>
-            </w:pPr>
-            <w:r>
-              <w:rPr>
-                <w:rFonts w:ascii="Helvetica" w:hAnsi="Helvetica" w:eastAsia="Helvetica" w:cs="Helvetica"/>
-                <w:i w:val="false"/>
-                <w:b w:val="false"/>
-                <w:u w:val="none"/>
-                <w:sz w:val="22"/>
-                <w:szCs w:val="22"/>
-                <w:color w:val="000000"/>
-              </w:rPr>
-              <w:t xml:space="preserve">&lt;0.001</w:t>
+              <w:t xml:space="preserve">4.12</w:t>
+            </w:r>
+          </w:p>
+        </w:tc>
+        <w:tc>
+          <w:tcPr>
+            <w:tcBorders>
+              <w:bottom w:val="none" w:sz="0" w:space="0" w:color="000000"/>
+              <w:top w:val="none" w:sz="0" w:space="0" w:color="000000"/>
+              <w:left w:val="none" w:sz="0" w:space="0" w:color="000000"/>
+              <w:right w:val="none" w:sz="0" w:space="0" w:color="000000"/>
+            </w:tcBorders>
+            <w:shd w:val="clear" w:color="auto" w:fill="FFFFFF"/>
+            <w:tcMar>
+              <w:top w:w="0" w:type="dxa"/>
+              <w:bottom w:w="0" w:type="dxa"/>
+              <w:left w:w="0" w:type="dxa"/>
+              <w:right w:w="0" w:type="dxa"/>
+            </w:tcMar>
+            <w:vAlign w:val="top"/>
+          </w:tcPr>
+          <w:p>
+            <w:pPr>
+              <w:pStyle w:val="Normal"/>
+              <w:jc w:val="center"/>
+              <w:pBdr>
+                <w:bottom w:val="none" w:sz="0" w:space="0" w:color="000000"/>
+                <w:top w:val="none" w:sz="0" w:space="0" w:color="000000"/>
+                <w:left w:val="none" w:sz="0" w:space="0" w:color="000000"/>
+                <w:right w:val="none" w:sz="0" w:space="0" w:color="000000"/>
+              </w:pBdr>
+              <w:spacing w:after="100" w:before="100" w:line="240"/>
+              <w:ind w:left="100" w:right="100" w:firstLine="0" w:firstLineChars="0"/>
+              <w:rPr>
+                <w:rFonts w:ascii="Helvetica" w:hAnsi="Helvetica" w:eastAsia="Helvetica" w:cs="Helvetica"/>
+                <w:i w:val="false"/>
+                <w:b w:val="false"/>
+                <w:u w:val="none"/>
+                <w:sz w:val="22"/>
+                <w:szCs w:val="22"/>
+                <w:color w:val="000000"/>
+              </w:rPr>
+            </w:pPr>
+            <w:r>
+              <w:rPr>
+                <w:rFonts w:ascii="Helvetica" w:hAnsi="Helvetica" w:eastAsia="Helvetica" w:cs="Helvetica"/>
+                <w:i w:val="false"/>
+                <w:b w:val="false"/>
+                <w:u w:val="none"/>
+                <w:sz w:val="22"/>
+                <w:szCs w:val="22"/>
+                <w:color w:val="000000"/>
+              </w:rPr>
+              <w:t xml:space="preserve">0.73, 23.3</w:t>
+            </w:r>
+          </w:p>
+        </w:tc>
+        <w:tc>
+          <w:tcPr>
+            <w:tcBorders>
+              <w:bottom w:val="none" w:sz="0" w:space="0" w:color="000000"/>
+              <w:top w:val="none" w:sz="0" w:space="0" w:color="000000"/>
+              <w:left w:val="none" w:sz="0" w:space="0" w:color="000000"/>
+              <w:right w:val="none" w:sz="0" w:space="0" w:color="000000"/>
+            </w:tcBorders>
+            <w:shd w:val="clear" w:color="auto" w:fill="FFFFFF"/>
+            <w:tcMar>
+              <w:top w:w="0" w:type="dxa"/>
+              <w:bottom w:w="0" w:type="dxa"/>
+              <w:left w:w="0" w:type="dxa"/>
+              <w:right w:w="0" w:type="dxa"/>
+            </w:tcMar>
+            <w:vAlign w:val="top"/>
+          </w:tcPr>
+          <w:p>
+            <w:pPr>
+              <w:pStyle w:val="Normal"/>
+              <w:jc w:val="center"/>
+              <w:pBdr>
+                <w:bottom w:val="none" w:sz="0" w:space="0" w:color="000000"/>
+                <w:top w:val="none" w:sz="0" w:space="0" w:color="000000"/>
+                <w:left w:val="none" w:sz="0" w:space="0" w:color="000000"/>
+                <w:right w:val="none" w:sz="0" w:space="0" w:color="000000"/>
+              </w:pBdr>
+              <w:spacing w:after="100" w:before="100" w:line="240"/>
+              <w:ind w:left="100" w:right="100" w:firstLine="0" w:firstLineChars="0"/>
+              <w:rPr>
+                <w:rFonts w:ascii="Helvetica" w:hAnsi="Helvetica" w:eastAsia="Helvetica" w:cs="Helvetica"/>
+                <w:i w:val="false"/>
+                <w:b w:val="false"/>
+                <w:u w:val="none"/>
+                <w:sz w:val="22"/>
+                <w:szCs w:val="22"/>
+                <w:color w:val="000000"/>
+              </w:rPr>
+            </w:pPr>
+            <w:r>
+              <w:rPr>
+                <w:rFonts w:ascii="Helvetica" w:hAnsi="Helvetica" w:eastAsia="Helvetica" w:cs="Helvetica"/>
+                <w:i w:val="false"/>
+                <w:b w:val="false"/>
+                <w:u w:val="none"/>
+                <w:sz w:val="22"/>
+                <w:szCs w:val="22"/>
+                <w:color w:val="000000"/>
+              </w:rPr>
+              <w:t xml:space="preserve">0.110</w:t>
             </w:r>
           </w:p>
         </w:tc>
@@ -11246,113 +11246,113 @@
                 <w:szCs w:val="22"/>
                 <w:color w:val="000000"/>
               </w:rPr>
-              <w:t xml:space="preserve">0.02</w:t>
-            </w:r>
-          </w:p>
-        </w:tc>
-        <w:tc>
-          <w:tcPr>
-            <w:tcBorders>
-              <w:bottom w:val="none" w:sz="0" w:space="0" w:color="000000"/>
-              <w:top w:val="none" w:sz="0" w:space="0" w:color="000000"/>
-              <w:left w:val="none" w:sz="0" w:space="0" w:color="000000"/>
-              <w:right w:val="none" w:sz="0" w:space="0" w:color="000000"/>
-            </w:tcBorders>
-            <w:shd w:val="clear" w:color="auto" w:fill="FFFFFF"/>
-            <w:tcMar>
-              <w:top w:w="0" w:type="dxa"/>
-              <w:bottom w:w="0" w:type="dxa"/>
-              <w:left w:w="0" w:type="dxa"/>
-              <w:right w:w="0" w:type="dxa"/>
-            </w:tcMar>
-            <w:vAlign w:val="top"/>
-          </w:tcPr>
-          <w:p>
-            <w:pPr>
-              <w:pStyle w:val="Normal"/>
-              <w:jc w:val="center"/>
-              <w:pBdr>
-                <w:bottom w:val="none" w:sz="0" w:space="0" w:color="000000"/>
-                <w:top w:val="none" w:sz="0" w:space="0" w:color="000000"/>
-                <w:left w:val="none" w:sz="0" w:space="0" w:color="000000"/>
-                <w:right w:val="none" w:sz="0" w:space="0" w:color="000000"/>
-              </w:pBdr>
-              <w:spacing w:after="100" w:before="100" w:line="240"/>
-              <w:ind w:left="100" w:right="100" w:firstLine="0" w:firstLineChars="0"/>
-              <w:rPr>
-                <w:rFonts w:ascii="Helvetica" w:hAnsi="Helvetica" w:eastAsia="Helvetica" w:cs="Helvetica"/>
-                <w:i w:val="false"/>
-                <w:b w:val="false"/>
-                <w:u w:val="none"/>
-                <w:sz w:val="22"/>
-                <w:szCs w:val="22"/>
-                <w:color w:val="000000"/>
-              </w:rPr>
-            </w:pPr>
-            <w:r>
-              <w:rPr>
-                <w:rFonts w:ascii="Helvetica" w:hAnsi="Helvetica" w:eastAsia="Helvetica" w:cs="Helvetica"/>
-                <w:i w:val="false"/>
-                <w:b w:val="false"/>
-                <w:u w:val="none"/>
-                <w:sz w:val="22"/>
-                <w:szCs w:val="22"/>
-                <w:color w:val="000000"/>
-              </w:rPr>
-              <w:t xml:space="preserve">0.00, 12.2</w:t>
-            </w:r>
-          </w:p>
-        </w:tc>
-        <w:tc>
-          <w:tcPr>
-            <w:tcBorders>
-              <w:bottom w:val="none" w:sz="0" w:space="0" w:color="000000"/>
-              <w:top w:val="none" w:sz="0" w:space="0" w:color="000000"/>
-              <w:left w:val="none" w:sz="0" w:space="0" w:color="000000"/>
-              <w:right w:val="none" w:sz="0" w:space="0" w:color="000000"/>
-            </w:tcBorders>
-            <w:shd w:val="clear" w:color="auto" w:fill="FFFFFF"/>
-            <w:tcMar>
-              <w:top w:w="0" w:type="dxa"/>
-              <w:bottom w:w="0" w:type="dxa"/>
-              <w:left w:w="0" w:type="dxa"/>
-              <w:right w:w="0" w:type="dxa"/>
-            </w:tcMar>
-            <w:vAlign w:val="top"/>
-          </w:tcPr>
-          <w:p>
-            <w:pPr>
-              <w:pStyle w:val="Normal"/>
-              <w:jc w:val="center"/>
-              <w:pBdr>
-                <w:bottom w:val="none" w:sz="0" w:space="0" w:color="000000"/>
-                <w:top w:val="none" w:sz="0" w:space="0" w:color="000000"/>
-                <w:left w:val="none" w:sz="0" w:space="0" w:color="000000"/>
-                <w:right w:val="none" w:sz="0" w:space="0" w:color="000000"/>
-              </w:pBdr>
-              <w:spacing w:after="100" w:before="100" w:line="240"/>
-              <w:ind w:left="100" w:right="100" w:firstLine="0" w:firstLineChars="0"/>
-              <w:rPr>
-                <w:rFonts w:ascii="Helvetica" w:hAnsi="Helvetica" w:eastAsia="Helvetica" w:cs="Helvetica"/>
-                <w:i w:val="false"/>
-                <w:b w:val="false"/>
-                <w:u w:val="none"/>
-                <w:sz w:val="22"/>
-                <w:szCs w:val="22"/>
-                <w:color w:val="000000"/>
-              </w:rPr>
-            </w:pPr>
-            <w:r>
-              <w:rPr>
-                <w:rFonts w:ascii="Helvetica" w:hAnsi="Helvetica" w:eastAsia="Helvetica" w:cs="Helvetica"/>
-                <w:i w:val="false"/>
-                <w:b w:val="false"/>
-                <w:u w:val="none"/>
-                <w:sz w:val="22"/>
-                <w:szCs w:val="22"/>
-                <w:color w:val="000000"/>
-              </w:rPr>
-              <w:t xml:space="preserve">0.240</w:t>
+              <w:t xml:space="preserve">36.8</w:t>
+            </w:r>
+          </w:p>
+        </w:tc>
+        <w:tc>
+          <w:tcPr>
+            <w:tcBorders>
+              <w:bottom w:val="none" w:sz="0" w:space="0" w:color="000000"/>
+              <w:top w:val="none" w:sz="0" w:space="0" w:color="000000"/>
+              <w:left w:val="none" w:sz="0" w:space="0" w:color="000000"/>
+              <w:right w:val="none" w:sz="0" w:space="0" w:color="000000"/>
+            </w:tcBorders>
+            <w:shd w:val="clear" w:color="auto" w:fill="FFFFFF"/>
+            <w:tcMar>
+              <w:top w:w="0" w:type="dxa"/>
+              <w:bottom w:w="0" w:type="dxa"/>
+              <w:left w:w="0" w:type="dxa"/>
+              <w:right w:w="0" w:type="dxa"/>
+            </w:tcMar>
+            <w:vAlign w:val="top"/>
+          </w:tcPr>
+          <w:p>
+            <w:pPr>
+              <w:pStyle w:val="Normal"/>
+              <w:jc w:val="center"/>
+              <w:pBdr>
+                <w:bottom w:val="none" w:sz="0" w:space="0" w:color="000000"/>
+                <w:top w:val="none" w:sz="0" w:space="0" w:color="000000"/>
+                <w:left w:val="none" w:sz="0" w:space="0" w:color="000000"/>
+                <w:right w:val="none" w:sz="0" w:space="0" w:color="000000"/>
+              </w:pBdr>
+              <w:spacing w:after="100" w:before="100" w:line="240"/>
+              <w:ind w:left="100" w:right="100" w:firstLine="0" w:firstLineChars="0"/>
+              <w:rPr>
+                <w:rFonts w:ascii="Helvetica" w:hAnsi="Helvetica" w:eastAsia="Helvetica" w:cs="Helvetica"/>
+                <w:i w:val="false"/>
+                <w:b w:val="false"/>
+                <w:u w:val="none"/>
+                <w:sz w:val="22"/>
+                <w:szCs w:val="22"/>
+                <w:color w:val="000000"/>
+              </w:rPr>
+            </w:pPr>
+            <w:r>
+              <w:rPr>
+                <w:rFonts w:ascii="Helvetica" w:hAnsi="Helvetica" w:eastAsia="Helvetica" w:cs="Helvetica"/>
+                <w:i w:val="false"/>
+                <w:b w:val="false"/>
+                <w:u w:val="none"/>
+                <w:sz w:val="22"/>
+                <w:szCs w:val="22"/>
+                <w:color w:val="000000"/>
+              </w:rPr>
+              <w:t xml:space="preserve">0.84, 1,626</w:t>
+            </w:r>
+          </w:p>
+        </w:tc>
+        <w:tc>
+          <w:tcPr>
+            <w:tcBorders>
+              <w:bottom w:val="none" w:sz="0" w:space="0" w:color="000000"/>
+              <w:top w:val="none" w:sz="0" w:space="0" w:color="000000"/>
+              <w:left w:val="none" w:sz="0" w:space="0" w:color="000000"/>
+              <w:right w:val="none" w:sz="0" w:space="0" w:color="000000"/>
+            </w:tcBorders>
+            <w:shd w:val="clear" w:color="auto" w:fill="FFFFFF"/>
+            <w:tcMar>
+              <w:top w:w="0" w:type="dxa"/>
+              <w:bottom w:w="0" w:type="dxa"/>
+              <w:left w:w="0" w:type="dxa"/>
+              <w:right w:w="0" w:type="dxa"/>
+            </w:tcMar>
+            <w:vAlign w:val="top"/>
+          </w:tcPr>
+          <w:p>
+            <w:pPr>
+              <w:pStyle w:val="Normal"/>
+              <w:jc w:val="center"/>
+              <w:pBdr>
+                <w:bottom w:val="none" w:sz="0" w:space="0" w:color="000000"/>
+                <w:top w:val="none" w:sz="0" w:space="0" w:color="000000"/>
+                <w:left w:val="none" w:sz="0" w:space="0" w:color="000000"/>
+                <w:right w:val="none" w:sz="0" w:space="0" w:color="000000"/>
+              </w:pBdr>
+              <w:spacing w:after="100" w:before="100" w:line="240"/>
+              <w:ind w:left="100" w:right="100" w:firstLine="0" w:firstLineChars="0"/>
+              <w:rPr>
+                <w:rFonts w:ascii="Helvetica" w:hAnsi="Helvetica" w:eastAsia="Helvetica" w:cs="Helvetica"/>
+                <w:i w:val="false"/>
+                <w:b w:val="false"/>
+                <w:u w:val="none"/>
+                <w:sz w:val="22"/>
+                <w:szCs w:val="22"/>
+                <w:color w:val="000000"/>
+              </w:rPr>
+            </w:pPr>
+            <w:r>
+              <w:rPr>
+                <w:rFonts w:ascii="Helvetica" w:hAnsi="Helvetica" w:eastAsia="Helvetica" w:cs="Helvetica"/>
+                <w:i w:val="false"/>
+                <w:b w:val="false"/>
+                <w:u w:val="none"/>
+                <w:sz w:val="22"/>
+                <w:szCs w:val="22"/>
+                <w:color w:val="000000"/>
+              </w:rPr>
+              <w:t xml:space="preserve">0.062</w:t>
             </w:r>
           </w:p>
         </w:tc>
@@ -12000,113 +12000,113 @@
                 <w:szCs w:val="22"/>
                 <w:color w:val="000000"/>
               </w:rPr>
-              <w:t xml:space="preserve">1.01</w:t>
-            </w:r>
-          </w:p>
-        </w:tc>
-        <w:tc>
-          <w:tcPr>
-            <w:tcBorders>
-              <w:bottom w:val="none" w:sz="0" w:space="0" w:color="000000"/>
-              <w:top w:val="none" w:sz="0" w:space="0" w:color="000000"/>
-              <w:left w:val="none" w:sz="0" w:space="0" w:color="000000"/>
-              <w:right w:val="none" w:sz="0" w:space="0" w:color="000000"/>
-            </w:tcBorders>
-            <w:shd w:val="clear" w:color="auto" w:fill="FFFFFF"/>
-            <w:tcMar>
-              <w:top w:w="0" w:type="dxa"/>
-              <w:bottom w:w="0" w:type="dxa"/>
-              <w:left w:w="0" w:type="dxa"/>
-              <w:right w:w="0" w:type="dxa"/>
-            </w:tcMar>
-            <w:vAlign w:val="top"/>
-          </w:tcPr>
-          <w:p>
-            <w:pPr>
-              <w:pStyle w:val="Normal"/>
-              <w:jc w:val="center"/>
-              <w:pBdr>
-                <w:bottom w:val="none" w:sz="0" w:space="0" w:color="000000"/>
-                <w:top w:val="none" w:sz="0" w:space="0" w:color="000000"/>
-                <w:left w:val="none" w:sz="0" w:space="0" w:color="000000"/>
-                <w:right w:val="none" w:sz="0" w:space="0" w:color="000000"/>
-              </w:pBdr>
-              <w:spacing w:after="100" w:before="100" w:line="240"/>
-              <w:ind w:left="100" w:right="100" w:firstLine="0" w:firstLineChars="0"/>
-              <w:rPr>
-                <w:rFonts w:ascii="Helvetica" w:hAnsi="Helvetica" w:eastAsia="Helvetica" w:cs="Helvetica"/>
-                <w:i w:val="false"/>
-                <w:b w:val="false"/>
-                <w:u w:val="none"/>
-                <w:sz w:val="22"/>
-                <w:szCs w:val="22"/>
-                <w:color w:val="000000"/>
-              </w:rPr>
-            </w:pPr>
-            <w:r>
-              <w:rPr>
-                <w:rFonts w:ascii="Helvetica" w:hAnsi="Helvetica" w:eastAsia="Helvetica" w:cs="Helvetica"/>
-                <w:i w:val="false"/>
-                <w:b w:val="false"/>
-                <w:u w:val="none"/>
-                <w:sz w:val="22"/>
-                <w:szCs w:val="22"/>
-                <w:color w:val="000000"/>
-              </w:rPr>
-              <w:t xml:space="preserve">0.91, 1.13</w:t>
-            </w:r>
-          </w:p>
-        </w:tc>
-        <w:tc>
-          <w:tcPr>
-            <w:tcBorders>
-              <w:bottom w:val="none" w:sz="0" w:space="0" w:color="000000"/>
-              <w:top w:val="none" w:sz="0" w:space="0" w:color="000000"/>
-              <w:left w:val="none" w:sz="0" w:space="0" w:color="000000"/>
-              <w:right w:val="none" w:sz="0" w:space="0" w:color="000000"/>
-            </w:tcBorders>
-            <w:shd w:val="clear" w:color="auto" w:fill="FFFFFF"/>
-            <w:tcMar>
-              <w:top w:w="0" w:type="dxa"/>
-              <w:bottom w:w="0" w:type="dxa"/>
-              <w:left w:w="0" w:type="dxa"/>
-              <w:right w:w="0" w:type="dxa"/>
-            </w:tcMar>
-            <w:vAlign w:val="top"/>
-          </w:tcPr>
-          <w:p>
-            <w:pPr>
-              <w:pStyle w:val="Normal"/>
-              <w:jc w:val="center"/>
-              <w:pBdr>
-                <w:bottom w:val="none" w:sz="0" w:space="0" w:color="000000"/>
-                <w:top w:val="none" w:sz="0" w:space="0" w:color="000000"/>
-                <w:left w:val="none" w:sz="0" w:space="0" w:color="000000"/>
-                <w:right w:val="none" w:sz="0" w:space="0" w:color="000000"/>
-              </w:pBdr>
-              <w:spacing w:after="100" w:before="100" w:line="240"/>
-              <w:ind w:left="100" w:right="100" w:firstLine="0" w:firstLineChars="0"/>
-              <w:rPr>
-                <w:rFonts w:ascii="Helvetica" w:hAnsi="Helvetica" w:eastAsia="Helvetica" w:cs="Helvetica"/>
-                <w:i w:val="false"/>
-                <w:b w:val="false"/>
-                <w:u w:val="none"/>
-                <w:sz w:val="22"/>
-                <w:szCs w:val="22"/>
-                <w:color w:val="000000"/>
-              </w:rPr>
-            </w:pPr>
-            <w:r>
-              <w:rPr>
-                <w:rFonts w:ascii="Helvetica" w:hAnsi="Helvetica" w:eastAsia="Helvetica" w:cs="Helvetica"/>
-                <w:i w:val="false"/>
-                <w:b w:val="false"/>
-                <w:u w:val="none"/>
-                <w:sz w:val="22"/>
-                <w:szCs w:val="22"/>
-                <w:color w:val="000000"/>
-              </w:rPr>
-              <w:t xml:space="preserve">0.830</w:t>
+              <w:t xml:space="preserve">0.99</w:t>
+            </w:r>
+          </w:p>
+        </w:tc>
+        <w:tc>
+          <w:tcPr>
+            <w:tcBorders>
+              <w:bottom w:val="none" w:sz="0" w:space="0" w:color="000000"/>
+              <w:top w:val="none" w:sz="0" w:space="0" w:color="000000"/>
+              <w:left w:val="none" w:sz="0" w:space="0" w:color="000000"/>
+              <w:right w:val="none" w:sz="0" w:space="0" w:color="000000"/>
+            </w:tcBorders>
+            <w:shd w:val="clear" w:color="auto" w:fill="FFFFFF"/>
+            <w:tcMar>
+              <w:top w:w="0" w:type="dxa"/>
+              <w:bottom w:w="0" w:type="dxa"/>
+              <w:left w:w="0" w:type="dxa"/>
+              <w:right w:w="0" w:type="dxa"/>
+            </w:tcMar>
+            <w:vAlign w:val="top"/>
+          </w:tcPr>
+          <w:p>
+            <w:pPr>
+              <w:pStyle w:val="Normal"/>
+              <w:jc w:val="center"/>
+              <w:pBdr>
+                <w:bottom w:val="none" w:sz="0" w:space="0" w:color="000000"/>
+                <w:top w:val="none" w:sz="0" w:space="0" w:color="000000"/>
+                <w:left w:val="none" w:sz="0" w:space="0" w:color="000000"/>
+                <w:right w:val="none" w:sz="0" w:space="0" w:color="000000"/>
+              </w:pBdr>
+              <w:spacing w:after="100" w:before="100" w:line="240"/>
+              <w:ind w:left="100" w:right="100" w:firstLine="0" w:firstLineChars="0"/>
+              <w:rPr>
+                <w:rFonts w:ascii="Helvetica" w:hAnsi="Helvetica" w:eastAsia="Helvetica" w:cs="Helvetica"/>
+                <w:i w:val="false"/>
+                <w:b w:val="false"/>
+                <w:u w:val="none"/>
+                <w:sz w:val="22"/>
+                <w:szCs w:val="22"/>
+                <w:color w:val="000000"/>
+              </w:rPr>
+            </w:pPr>
+            <w:r>
+              <w:rPr>
+                <w:rFonts w:ascii="Helvetica" w:hAnsi="Helvetica" w:eastAsia="Helvetica" w:cs="Helvetica"/>
+                <w:i w:val="false"/>
+                <w:b w:val="false"/>
+                <w:u w:val="none"/>
+                <w:sz w:val="22"/>
+                <w:szCs w:val="22"/>
+                <w:color w:val="000000"/>
+              </w:rPr>
+              <w:t xml:space="preserve">0.91, 1.08</w:t>
+            </w:r>
+          </w:p>
+        </w:tc>
+        <w:tc>
+          <w:tcPr>
+            <w:tcBorders>
+              <w:bottom w:val="none" w:sz="0" w:space="0" w:color="000000"/>
+              <w:top w:val="none" w:sz="0" w:space="0" w:color="000000"/>
+              <w:left w:val="none" w:sz="0" w:space="0" w:color="000000"/>
+              <w:right w:val="none" w:sz="0" w:space="0" w:color="000000"/>
+            </w:tcBorders>
+            <w:shd w:val="clear" w:color="auto" w:fill="FFFFFF"/>
+            <w:tcMar>
+              <w:top w:w="0" w:type="dxa"/>
+              <w:bottom w:w="0" w:type="dxa"/>
+              <w:left w:w="0" w:type="dxa"/>
+              <w:right w:w="0" w:type="dxa"/>
+            </w:tcMar>
+            <w:vAlign w:val="top"/>
+          </w:tcPr>
+          <w:p>
+            <w:pPr>
+              <w:pStyle w:val="Normal"/>
+              <w:jc w:val="center"/>
+              <w:pBdr>
+                <w:bottom w:val="none" w:sz="0" w:space="0" w:color="000000"/>
+                <w:top w:val="none" w:sz="0" w:space="0" w:color="000000"/>
+                <w:left w:val="none" w:sz="0" w:space="0" w:color="000000"/>
+                <w:right w:val="none" w:sz="0" w:space="0" w:color="000000"/>
+              </w:pBdr>
+              <w:spacing w:after="100" w:before="100" w:line="240"/>
+              <w:ind w:left="100" w:right="100" w:firstLine="0" w:firstLineChars="0"/>
+              <w:rPr>
+                <w:rFonts w:ascii="Helvetica" w:hAnsi="Helvetica" w:eastAsia="Helvetica" w:cs="Helvetica"/>
+                <w:i w:val="false"/>
+                <w:b w:val="false"/>
+                <w:u w:val="none"/>
+                <w:sz w:val="22"/>
+                <w:szCs w:val="22"/>
+                <w:color w:val="000000"/>
+              </w:rPr>
+            </w:pPr>
+            <w:r>
+              <w:rPr>
+                <w:rFonts w:ascii="Helvetica" w:hAnsi="Helvetica" w:eastAsia="Helvetica" w:cs="Helvetica"/>
+                <w:i w:val="false"/>
+                <w:b w:val="false"/>
+                <w:u w:val="none"/>
+                <w:sz w:val="22"/>
+                <w:szCs w:val="22"/>
+                <w:color w:val="000000"/>
+              </w:rPr>
+              <w:t xml:space="preserve">0.810</w:t>
             </w:r>
           </w:p>
         </w:tc>
@@ -12212,113 +12212,113 @@
                 <w:szCs w:val="22"/>
                 <w:color w:val="000000"/>
               </w:rPr>
-              <w:t xml:space="preserve">1.06</w:t>
-            </w:r>
-          </w:p>
-        </w:tc>
-        <w:tc>
-          <w:tcPr>
-            <w:tcBorders>
-              <w:bottom w:val="none" w:sz="0" w:space="0" w:color="000000"/>
-              <w:top w:val="none" w:sz="0" w:space="0" w:color="000000"/>
-              <w:left w:val="none" w:sz="0" w:space="0" w:color="000000"/>
-              <w:right w:val="none" w:sz="0" w:space="0" w:color="000000"/>
-            </w:tcBorders>
-            <w:shd w:val="clear" w:color="auto" w:fill="FFFFFF"/>
-            <w:tcMar>
-              <w:top w:w="0" w:type="dxa"/>
-              <w:bottom w:w="0" w:type="dxa"/>
-              <w:left w:w="0" w:type="dxa"/>
-              <w:right w:w="0" w:type="dxa"/>
-            </w:tcMar>
-            <w:vAlign w:val="top"/>
-          </w:tcPr>
-          <w:p>
-            <w:pPr>
-              <w:pStyle w:val="Normal"/>
-              <w:jc w:val="center"/>
-              <w:pBdr>
-                <w:bottom w:val="none" w:sz="0" w:space="0" w:color="000000"/>
-                <w:top w:val="none" w:sz="0" w:space="0" w:color="000000"/>
-                <w:left w:val="none" w:sz="0" w:space="0" w:color="000000"/>
-                <w:right w:val="none" w:sz="0" w:space="0" w:color="000000"/>
-              </w:pBdr>
-              <w:spacing w:after="100" w:before="100" w:line="240"/>
-              <w:ind w:left="100" w:right="100" w:firstLine="0" w:firstLineChars="0"/>
-              <w:rPr>
-                <w:rFonts w:ascii="Helvetica" w:hAnsi="Helvetica" w:eastAsia="Helvetica" w:cs="Helvetica"/>
-                <w:i w:val="false"/>
-                <w:b w:val="false"/>
-                <w:u w:val="none"/>
-                <w:sz w:val="22"/>
-                <w:szCs w:val="22"/>
-                <w:color w:val="000000"/>
-              </w:rPr>
-            </w:pPr>
-            <w:r>
-              <w:rPr>
-                <w:rFonts w:ascii="Helvetica" w:hAnsi="Helvetica" w:eastAsia="Helvetica" w:cs="Helvetica"/>
-                <w:i w:val="false"/>
-                <w:b w:val="false"/>
-                <w:u w:val="none"/>
-                <w:sz w:val="22"/>
-                <w:szCs w:val="22"/>
-                <w:color w:val="000000"/>
-              </w:rPr>
-              <w:t xml:space="preserve">0.83, 1.34</w:t>
-            </w:r>
-          </w:p>
-        </w:tc>
-        <w:tc>
-          <w:tcPr>
-            <w:tcBorders>
-              <w:bottom w:val="none" w:sz="0" w:space="0" w:color="000000"/>
-              <w:top w:val="none" w:sz="0" w:space="0" w:color="000000"/>
-              <w:left w:val="none" w:sz="0" w:space="0" w:color="000000"/>
-              <w:right w:val="none" w:sz="0" w:space="0" w:color="000000"/>
-            </w:tcBorders>
-            <w:shd w:val="clear" w:color="auto" w:fill="FFFFFF"/>
-            <w:tcMar>
-              <w:top w:w="0" w:type="dxa"/>
-              <w:bottom w:w="0" w:type="dxa"/>
-              <w:left w:w="0" w:type="dxa"/>
-              <w:right w:w="0" w:type="dxa"/>
-            </w:tcMar>
-            <w:vAlign w:val="top"/>
-          </w:tcPr>
-          <w:p>
-            <w:pPr>
-              <w:pStyle w:val="Normal"/>
-              <w:jc w:val="center"/>
-              <w:pBdr>
-                <w:bottom w:val="none" w:sz="0" w:space="0" w:color="000000"/>
-                <w:top w:val="none" w:sz="0" w:space="0" w:color="000000"/>
-                <w:left w:val="none" w:sz="0" w:space="0" w:color="000000"/>
-                <w:right w:val="none" w:sz="0" w:space="0" w:color="000000"/>
-              </w:pBdr>
-              <w:spacing w:after="100" w:before="100" w:line="240"/>
-              <w:ind w:left="100" w:right="100" w:firstLine="0" w:firstLineChars="0"/>
-              <w:rPr>
-                <w:rFonts w:ascii="Helvetica" w:hAnsi="Helvetica" w:eastAsia="Helvetica" w:cs="Helvetica"/>
-                <w:i w:val="false"/>
-                <w:b w:val="false"/>
-                <w:u w:val="none"/>
-                <w:sz w:val="22"/>
-                <w:szCs w:val="22"/>
-                <w:color w:val="000000"/>
-              </w:rPr>
-            </w:pPr>
-            <w:r>
-              <w:rPr>
-                <w:rFonts w:ascii="Helvetica" w:hAnsi="Helvetica" w:eastAsia="Helvetica" w:cs="Helvetica"/>
-                <w:i w:val="false"/>
-                <w:b w:val="false"/>
-                <w:u w:val="none"/>
-                <w:sz w:val="22"/>
-                <w:szCs w:val="22"/>
-                <w:color w:val="000000"/>
-              </w:rPr>
-              <w:t xml:space="preserve">0.660</w:t>
+              <w:t xml:space="preserve">0.92</w:t>
+            </w:r>
+          </w:p>
+        </w:tc>
+        <w:tc>
+          <w:tcPr>
+            <w:tcBorders>
+              <w:bottom w:val="none" w:sz="0" w:space="0" w:color="000000"/>
+              <w:top w:val="none" w:sz="0" w:space="0" w:color="000000"/>
+              <w:left w:val="none" w:sz="0" w:space="0" w:color="000000"/>
+              <w:right w:val="none" w:sz="0" w:space="0" w:color="000000"/>
+            </w:tcBorders>
+            <w:shd w:val="clear" w:color="auto" w:fill="FFFFFF"/>
+            <w:tcMar>
+              <w:top w:w="0" w:type="dxa"/>
+              <w:bottom w:w="0" w:type="dxa"/>
+              <w:left w:w="0" w:type="dxa"/>
+              <w:right w:w="0" w:type="dxa"/>
+            </w:tcMar>
+            <w:vAlign w:val="top"/>
+          </w:tcPr>
+          <w:p>
+            <w:pPr>
+              <w:pStyle w:val="Normal"/>
+              <w:jc w:val="center"/>
+              <w:pBdr>
+                <w:bottom w:val="none" w:sz="0" w:space="0" w:color="000000"/>
+                <w:top w:val="none" w:sz="0" w:space="0" w:color="000000"/>
+                <w:left w:val="none" w:sz="0" w:space="0" w:color="000000"/>
+                <w:right w:val="none" w:sz="0" w:space="0" w:color="000000"/>
+              </w:pBdr>
+              <w:spacing w:after="100" w:before="100" w:line="240"/>
+              <w:ind w:left="100" w:right="100" w:firstLine="0" w:firstLineChars="0"/>
+              <w:rPr>
+                <w:rFonts w:ascii="Helvetica" w:hAnsi="Helvetica" w:eastAsia="Helvetica" w:cs="Helvetica"/>
+                <w:i w:val="false"/>
+                <w:b w:val="false"/>
+                <w:u w:val="none"/>
+                <w:sz w:val="22"/>
+                <w:szCs w:val="22"/>
+                <w:color w:val="000000"/>
+              </w:rPr>
+            </w:pPr>
+            <w:r>
+              <w:rPr>
+                <w:rFonts w:ascii="Helvetica" w:hAnsi="Helvetica" w:eastAsia="Helvetica" w:cs="Helvetica"/>
+                <w:i w:val="false"/>
+                <w:b w:val="false"/>
+                <w:u w:val="none"/>
+                <w:sz w:val="22"/>
+                <w:szCs w:val="22"/>
+                <w:color w:val="000000"/>
+              </w:rPr>
+              <w:t xml:space="preserve">0.76, 1.11</w:t>
+            </w:r>
+          </w:p>
+        </w:tc>
+        <w:tc>
+          <w:tcPr>
+            <w:tcBorders>
+              <w:bottom w:val="none" w:sz="0" w:space="0" w:color="000000"/>
+              <w:top w:val="none" w:sz="0" w:space="0" w:color="000000"/>
+              <w:left w:val="none" w:sz="0" w:space="0" w:color="000000"/>
+              <w:right w:val="none" w:sz="0" w:space="0" w:color="000000"/>
+            </w:tcBorders>
+            <w:shd w:val="clear" w:color="auto" w:fill="FFFFFF"/>
+            <w:tcMar>
+              <w:top w:w="0" w:type="dxa"/>
+              <w:bottom w:w="0" w:type="dxa"/>
+              <w:left w:w="0" w:type="dxa"/>
+              <w:right w:w="0" w:type="dxa"/>
+            </w:tcMar>
+            <w:vAlign w:val="top"/>
+          </w:tcPr>
+          <w:p>
+            <w:pPr>
+              <w:pStyle w:val="Normal"/>
+              <w:jc w:val="center"/>
+              <w:pBdr>
+                <w:bottom w:val="none" w:sz="0" w:space="0" w:color="000000"/>
+                <w:top w:val="none" w:sz="0" w:space="0" w:color="000000"/>
+                <w:left w:val="none" w:sz="0" w:space="0" w:color="000000"/>
+                <w:right w:val="none" w:sz="0" w:space="0" w:color="000000"/>
+              </w:pBdr>
+              <w:spacing w:after="100" w:before="100" w:line="240"/>
+              <w:ind w:left="100" w:right="100" w:firstLine="0" w:firstLineChars="0"/>
+              <w:rPr>
+                <w:rFonts w:ascii="Helvetica" w:hAnsi="Helvetica" w:eastAsia="Helvetica" w:cs="Helvetica"/>
+                <w:i w:val="false"/>
+                <w:b w:val="false"/>
+                <w:u w:val="none"/>
+                <w:sz w:val="22"/>
+                <w:szCs w:val="22"/>
+                <w:color w:val="000000"/>
+              </w:rPr>
+            </w:pPr>
+            <w:r>
+              <w:rPr>
+                <w:rFonts w:ascii="Helvetica" w:hAnsi="Helvetica" w:eastAsia="Helvetica" w:cs="Helvetica"/>
+                <w:i w:val="false"/>
+                <w:b w:val="false"/>
+                <w:u w:val="none"/>
+                <w:sz w:val="22"/>
+                <w:szCs w:val="22"/>
+                <w:color w:val="000000"/>
+              </w:rPr>
+              <w:t xml:space="preserve">0.390</w:t>
             </w:r>
           </w:p>
         </w:tc>
@@ -12483,113 +12483,113 @@
                 <w:szCs w:val="22"/>
                 <w:color w:val="000000"/>
               </w:rPr>
-              <w:t xml:space="preserve">0.43</w:t>
-            </w:r>
-          </w:p>
-        </w:tc>
-        <w:tc>
-          <w:tcPr>
-            <w:tcBorders>
-              <w:bottom w:val="none" w:sz="0" w:space="0" w:color="000000"/>
-              <w:top w:val="none" w:sz="0" w:space="0" w:color="000000"/>
-              <w:left w:val="none" w:sz="0" w:space="0" w:color="000000"/>
-              <w:right w:val="none" w:sz="0" w:space="0" w:color="000000"/>
-            </w:tcBorders>
-            <w:shd w:val="clear" w:color="auto" w:fill="FFFFFF"/>
-            <w:tcMar>
-              <w:top w:w="0" w:type="dxa"/>
-              <w:bottom w:w="0" w:type="dxa"/>
-              <w:left w:w="0" w:type="dxa"/>
-              <w:right w:w="0" w:type="dxa"/>
-            </w:tcMar>
-            <w:vAlign w:val="top"/>
-          </w:tcPr>
-          <w:p>
-            <w:pPr>
-              <w:pStyle w:val="Normal"/>
-              <w:jc w:val="center"/>
-              <w:pBdr>
-                <w:bottom w:val="none" w:sz="0" w:space="0" w:color="000000"/>
-                <w:top w:val="none" w:sz="0" w:space="0" w:color="000000"/>
-                <w:left w:val="none" w:sz="0" w:space="0" w:color="000000"/>
-                <w:right w:val="none" w:sz="0" w:space="0" w:color="000000"/>
-              </w:pBdr>
-              <w:spacing w:after="100" w:before="100" w:line="240"/>
-              <w:ind w:left="100" w:right="100" w:firstLine="0" w:firstLineChars="0"/>
-              <w:rPr>
-                <w:rFonts w:ascii="Helvetica" w:hAnsi="Helvetica" w:eastAsia="Helvetica" w:cs="Helvetica"/>
-                <w:i w:val="false"/>
-                <w:b w:val="false"/>
-                <w:u w:val="none"/>
-                <w:sz w:val="22"/>
-                <w:szCs w:val="22"/>
-                <w:color w:val="000000"/>
-              </w:rPr>
-            </w:pPr>
-            <w:r>
-              <w:rPr>
-                <w:rFonts w:ascii="Helvetica" w:hAnsi="Helvetica" w:eastAsia="Helvetica" w:cs="Helvetica"/>
-                <w:i w:val="false"/>
-                <w:b w:val="false"/>
-                <w:u w:val="none"/>
-                <w:sz w:val="22"/>
-                <w:szCs w:val="22"/>
-                <w:color w:val="000000"/>
-              </w:rPr>
-              <w:t xml:space="preserve">0.05, 3.58</w:t>
-            </w:r>
-          </w:p>
-        </w:tc>
-        <w:tc>
-          <w:tcPr>
-            <w:tcBorders>
-              <w:bottom w:val="none" w:sz="0" w:space="0" w:color="000000"/>
-              <w:top w:val="none" w:sz="0" w:space="0" w:color="000000"/>
-              <w:left w:val="none" w:sz="0" w:space="0" w:color="000000"/>
-              <w:right w:val="none" w:sz="0" w:space="0" w:color="000000"/>
-            </w:tcBorders>
-            <w:shd w:val="clear" w:color="auto" w:fill="FFFFFF"/>
-            <w:tcMar>
-              <w:top w:w="0" w:type="dxa"/>
-              <w:bottom w:w="0" w:type="dxa"/>
-              <w:left w:w="0" w:type="dxa"/>
-              <w:right w:w="0" w:type="dxa"/>
-            </w:tcMar>
-            <w:vAlign w:val="top"/>
-          </w:tcPr>
-          <w:p>
-            <w:pPr>
-              <w:pStyle w:val="Normal"/>
-              <w:jc w:val="center"/>
-              <w:pBdr>
-                <w:bottom w:val="none" w:sz="0" w:space="0" w:color="000000"/>
-                <w:top w:val="none" w:sz="0" w:space="0" w:color="000000"/>
-                <w:left w:val="none" w:sz="0" w:space="0" w:color="000000"/>
-                <w:right w:val="none" w:sz="0" w:space="0" w:color="000000"/>
-              </w:pBdr>
-              <w:spacing w:after="100" w:before="100" w:line="240"/>
-              <w:ind w:left="100" w:right="100" w:firstLine="0" w:firstLineChars="0"/>
-              <w:rPr>
-                <w:rFonts w:ascii="Helvetica" w:hAnsi="Helvetica" w:eastAsia="Helvetica" w:cs="Helvetica"/>
-                <w:i w:val="false"/>
-                <w:b w:val="false"/>
-                <w:u w:val="none"/>
-                <w:sz w:val="22"/>
-                <w:szCs w:val="22"/>
-                <w:color w:val="000000"/>
-              </w:rPr>
-            </w:pPr>
-            <w:r>
-              <w:rPr>
-                <w:rFonts w:ascii="Helvetica" w:hAnsi="Helvetica" w:eastAsia="Helvetica" w:cs="Helvetica"/>
-                <w:i w:val="false"/>
-                <w:b w:val="false"/>
-                <w:u w:val="none"/>
-                <w:sz w:val="22"/>
-                <w:szCs w:val="22"/>
-                <w:color w:val="000000"/>
-              </w:rPr>
-              <w:t xml:space="preserve">0.440</w:t>
+              <w:t xml:space="preserve">0.66</w:t>
+            </w:r>
+          </w:p>
+        </w:tc>
+        <w:tc>
+          <w:tcPr>
+            <w:tcBorders>
+              <w:bottom w:val="none" w:sz="0" w:space="0" w:color="000000"/>
+              <w:top w:val="none" w:sz="0" w:space="0" w:color="000000"/>
+              <w:left w:val="none" w:sz="0" w:space="0" w:color="000000"/>
+              <w:right w:val="none" w:sz="0" w:space="0" w:color="000000"/>
+            </w:tcBorders>
+            <w:shd w:val="clear" w:color="auto" w:fill="FFFFFF"/>
+            <w:tcMar>
+              <w:top w:w="0" w:type="dxa"/>
+              <w:bottom w:w="0" w:type="dxa"/>
+              <w:left w:w="0" w:type="dxa"/>
+              <w:right w:w="0" w:type="dxa"/>
+            </w:tcMar>
+            <w:vAlign w:val="top"/>
+          </w:tcPr>
+          <w:p>
+            <w:pPr>
+              <w:pStyle w:val="Normal"/>
+              <w:jc w:val="center"/>
+              <w:pBdr>
+                <w:bottom w:val="none" w:sz="0" w:space="0" w:color="000000"/>
+                <w:top w:val="none" w:sz="0" w:space="0" w:color="000000"/>
+                <w:left w:val="none" w:sz="0" w:space="0" w:color="000000"/>
+                <w:right w:val="none" w:sz="0" w:space="0" w:color="000000"/>
+              </w:pBdr>
+              <w:spacing w:after="100" w:before="100" w:line="240"/>
+              <w:ind w:left="100" w:right="100" w:firstLine="0" w:firstLineChars="0"/>
+              <w:rPr>
+                <w:rFonts w:ascii="Helvetica" w:hAnsi="Helvetica" w:eastAsia="Helvetica" w:cs="Helvetica"/>
+                <w:i w:val="false"/>
+                <w:b w:val="false"/>
+                <w:u w:val="none"/>
+                <w:sz w:val="22"/>
+                <w:szCs w:val="22"/>
+                <w:color w:val="000000"/>
+              </w:rPr>
+            </w:pPr>
+            <w:r>
+              <w:rPr>
+                <w:rFonts w:ascii="Helvetica" w:hAnsi="Helvetica" w:eastAsia="Helvetica" w:cs="Helvetica"/>
+                <w:i w:val="false"/>
+                <w:b w:val="false"/>
+                <w:u w:val="none"/>
+                <w:sz w:val="22"/>
+                <w:szCs w:val="22"/>
+                <w:color w:val="000000"/>
+              </w:rPr>
+              <w:t xml:space="preserve">0.14, 3.05</w:t>
+            </w:r>
+          </w:p>
+        </w:tc>
+        <w:tc>
+          <w:tcPr>
+            <w:tcBorders>
+              <w:bottom w:val="none" w:sz="0" w:space="0" w:color="000000"/>
+              <w:top w:val="none" w:sz="0" w:space="0" w:color="000000"/>
+              <w:left w:val="none" w:sz="0" w:space="0" w:color="000000"/>
+              <w:right w:val="none" w:sz="0" w:space="0" w:color="000000"/>
+            </w:tcBorders>
+            <w:shd w:val="clear" w:color="auto" w:fill="FFFFFF"/>
+            <w:tcMar>
+              <w:top w:w="0" w:type="dxa"/>
+              <w:bottom w:w="0" w:type="dxa"/>
+              <w:left w:w="0" w:type="dxa"/>
+              <w:right w:w="0" w:type="dxa"/>
+            </w:tcMar>
+            <w:vAlign w:val="top"/>
+          </w:tcPr>
+          <w:p>
+            <w:pPr>
+              <w:pStyle w:val="Normal"/>
+              <w:jc w:val="center"/>
+              <w:pBdr>
+                <w:bottom w:val="none" w:sz="0" w:space="0" w:color="000000"/>
+                <w:top w:val="none" w:sz="0" w:space="0" w:color="000000"/>
+                <w:left w:val="none" w:sz="0" w:space="0" w:color="000000"/>
+                <w:right w:val="none" w:sz="0" w:space="0" w:color="000000"/>
+              </w:pBdr>
+              <w:spacing w:after="100" w:before="100" w:line="240"/>
+              <w:ind w:left="100" w:right="100" w:firstLine="0" w:firstLineChars="0"/>
+              <w:rPr>
+                <w:rFonts w:ascii="Helvetica" w:hAnsi="Helvetica" w:eastAsia="Helvetica" w:cs="Helvetica"/>
+                <w:i w:val="false"/>
+                <w:b w:val="false"/>
+                <w:u w:val="none"/>
+                <w:sz w:val="22"/>
+                <w:szCs w:val="22"/>
+                <w:color w:val="000000"/>
+              </w:rPr>
+            </w:pPr>
+            <w:r>
+              <w:rPr>
+                <w:rFonts w:ascii="Helvetica" w:hAnsi="Helvetica" w:eastAsia="Helvetica" w:cs="Helvetica"/>
+                <w:i w:val="false"/>
+                <w:b w:val="false"/>
+                <w:u w:val="none"/>
+                <w:sz w:val="22"/>
+                <w:szCs w:val="22"/>
+                <w:color w:val="000000"/>
+              </w:rPr>
+              <w:t xml:space="preserve">0.600</w:t>
             </w:r>
           </w:p>
         </w:tc>
@@ -12695,113 +12695,113 @@
                 <w:szCs w:val="22"/>
                 <w:color w:val="000000"/>
               </w:rPr>
-              <w:t xml:space="preserve">0.00</w:t>
-            </w:r>
-          </w:p>
-        </w:tc>
-        <w:tc>
-          <w:tcPr>
-            <w:tcBorders>
-              <w:bottom w:val="none" w:sz="0" w:space="0" w:color="000000"/>
-              <w:top w:val="none" w:sz="0" w:space="0" w:color="000000"/>
-              <w:left w:val="none" w:sz="0" w:space="0" w:color="000000"/>
-              <w:right w:val="none" w:sz="0" w:space="0" w:color="000000"/>
-            </w:tcBorders>
-            <w:shd w:val="clear" w:color="auto" w:fill="FFFFFF"/>
-            <w:tcMar>
-              <w:top w:w="0" w:type="dxa"/>
-              <w:bottom w:w="0" w:type="dxa"/>
-              <w:left w:w="0" w:type="dxa"/>
-              <w:right w:w="0" w:type="dxa"/>
-            </w:tcMar>
-            <w:vAlign w:val="top"/>
-          </w:tcPr>
-          <w:p>
-            <w:pPr>
-              <w:pStyle w:val="Normal"/>
-              <w:jc w:val="center"/>
-              <w:pBdr>
-                <w:bottom w:val="none" w:sz="0" w:space="0" w:color="000000"/>
-                <w:top w:val="none" w:sz="0" w:space="0" w:color="000000"/>
-                <w:left w:val="none" w:sz="0" w:space="0" w:color="000000"/>
-                <w:right w:val="none" w:sz="0" w:space="0" w:color="000000"/>
-              </w:pBdr>
-              <w:spacing w:after="100" w:before="100" w:line="240"/>
-              <w:ind w:left="100" w:right="100" w:firstLine="0" w:firstLineChars="0"/>
-              <w:rPr>
-                <w:rFonts w:ascii="Helvetica" w:hAnsi="Helvetica" w:eastAsia="Helvetica" w:cs="Helvetica"/>
-                <w:i w:val="false"/>
-                <w:b w:val="false"/>
-                <w:u w:val="none"/>
-                <w:sz w:val="22"/>
-                <w:szCs w:val="22"/>
-                <w:color w:val="000000"/>
-              </w:rPr>
-            </w:pPr>
-            <w:r>
-              <w:rPr>
-                <w:rFonts w:ascii="Helvetica" w:hAnsi="Helvetica" w:eastAsia="Helvetica" w:cs="Helvetica"/>
-                <w:i w:val="false"/>
-                <w:b w:val="false"/>
-                <w:u w:val="none"/>
-                <w:sz w:val="22"/>
-                <w:szCs w:val="22"/>
-                <w:color w:val="000000"/>
-              </w:rPr>
-              <w:t xml:space="preserve">0.00, 0.00</w:t>
-            </w:r>
-          </w:p>
-        </w:tc>
-        <w:tc>
-          <w:tcPr>
-            <w:tcBorders>
-              <w:bottom w:val="none" w:sz="0" w:space="0" w:color="000000"/>
-              <w:top w:val="none" w:sz="0" w:space="0" w:color="000000"/>
-              <w:left w:val="none" w:sz="0" w:space="0" w:color="000000"/>
-              <w:right w:val="none" w:sz="0" w:space="0" w:color="000000"/>
-            </w:tcBorders>
-            <w:shd w:val="clear" w:color="auto" w:fill="FFFFFF"/>
-            <w:tcMar>
-              <w:top w:w="0" w:type="dxa"/>
-              <w:bottom w:w="0" w:type="dxa"/>
-              <w:left w:w="0" w:type="dxa"/>
-              <w:right w:w="0" w:type="dxa"/>
-            </w:tcMar>
-            <w:vAlign w:val="top"/>
-          </w:tcPr>
-          <w:p>
-            <w:pPr>
-              <w:pStyle w:val="Normal"/>
-              <w:jc w:val="center"/>
-              <w:pBdr>
-                <w:bottom w:val="none" w:sz="0" w:space="0" w:color="000000"/>
-                <w:top w:val="none" w:sz="0" w:space="0" w:color="000000"/>
-                <w:left w:val="none" w:sz="0" w:space="0" w:color="000000"/>
-                <w:right w:val="none" w:sz="0" w:space="0" w:color="000000"/>
-              </w:pBdr>
-              <w:spacing w:after="100" w:before="100" w:line="240"/>
-              <w:ind w:left="100" w:right="100" w:firstLine="0" w:firstLineChars="0"/>
-              <w:rPr>
-                <w:rFonts w:ascii="Helvetica" w:hAnsi="Helvetica" w:eastAsia="Helvetica" w:cs="Helvetica"/>
-                <w:i w:val="false"/>
-                <w:b w:val="false"/>
-                <w:u w:val="none"/>
-                <w:sz w:val="22"/>
-                <w:szCs w:val="22"/>
-                <w:color w:val="000000"/>
-              </w:rPr>
-            </w:pPr>
-            <w:r>
-              <w:rPr>
-                <w:rFonts w:ascii="Helvetica" w:hAnsi="Helvetica" w:eastAsia="Helvetica" w:cs="Helvetica"/>
-                <w:i w:val="false"/>
-                <w:b w:val="false"/>
-                <w:u w:val="none"/>
-                <w:sz w:val="22"/>
-                <w:szCs w:val="22"/>
-                <w:color w:val="000000"/>
-              </w:rPr>
-              <w:t xml:space="preserve">&lt;0.001</w:t>
+              <w:t xml:space="preserve">0.01</w:t>
+            </w:r>
+          </w:p>
+        </w:tc>
+        <w:tc>
+          <w:tcPr>
+            <w:tcBorders>
+              <w:bottom w:val="none" w:sz="0" w:space="0" w:color="000000"/>
+              <w:top w:val="none" w:sz="0" w:space="0" w:color="000000"/>
+              <w:left w:val="none" w:sz="0" w:space="0" w:color="000000"/>
+              <w:right w:val="none" w:sz="0" w:space="0" w:color="000000"/>
+            </w:tcBorders>
+            <w:shd w:val="clear" w:color="auto" w:fill="FFFFFF"/>
+            <w:tcMar>
+              <w:top w:w="0" w:type="dxa"/>
+              <w:bottom w:w="0" w:type="dxa"/>
+              <w:left w:w="0" w:type="dxa"/>
+              <w:right w:w="0" w:type="dxa"/>
+            </w:tcMar>
+            <w:vAlign w:val="top"/>
+          </w:tcPr>
+          <w:p>
+            <w:pPr>
+              <w:pStyle w:val="Normal"/>
+              <w:jc w:val="center"/>
+              <w:pBdr>
+                <w:bottom w:val="none" w:sz="0" w:space="0" w:color="000000"/>
+                <w:top w:val="none" w:sz="0" w:space="0" w:color="000000"/>
+                <w:left w:val="none" w:sz="0" w:space="0" w:color="000000"/>
+                <w:right w:val="none" w:sz="0" w:space="0" w:color="000000"/>
+              </w:pBdr>
+              <w:spacing w:after="100" w:before="100" w:line="240"/>
+              <w:ind w:left="100" w:right="100" w:firstLine="0" w:firstLineChars="0"/>
+              <w:rPr>
+                <w:rFonts w:ascii="Helvetica" w:hAnsi="Helvetica" w:eastAsia="Helvetica" w:cs="Helvetica"/>
+                <w:i w:val="false"/>
+                <w:b w:val="false"/>
+                <w:u w:val="none"/>
+                <w:sz w:val="22"/>
+                <w:szCs w:val="22"/>
+                <w:color w:val="000000"/>
+              </w:rPr>
+            </w:pPr>
+            <w:r>
+              <w:rPr>
+                <w:rFonts w:ascii="Helvetica" w:hAnsi="Helvetica" w:eastAsia="Helvetica" w:cs="Helvetica"/>
+                <w:i w:val="false"/>
+                <w:b w:val="false"/>
+                <w:u w:val="none"/>
+                <w:sz w:val="22"/>
+                <w:szCs w:val="22"/>
+                <w:color w:val="000000"/>
+              </w:rPr>
+              <w:t xml:space="preserve">0.00, 0.65</w:t>
+            </w:r>
+          </w:p>
+        </w:tc>
+        <w:tc>
+          <w:tcPr>
+            <w:tcBorders>
+              <w:bottom w:val="none" w:sz="0" w:space="0" w:color="000000"/>
+              <w:top w:val="none" w:sz="0" w:space="0" w:color="000000"/>
+              <w:left w:val="none" w:sz="0" w:space="0" w:color="000000"/>
+              <w:right w:val="none" w:sz="0" w:space="0" w:color="000000"/>
+            </w:tcBorders>
+            <w:shd w:val="clear" w:color="auto" w:fill="FFFFFF"/>
+            <w:tcMar>
+              <w:top w:w="0" w:type="dxa"/>
+              <w:bottom w:w="0" w:type="dxa"/>
+              <w:left w:w="0" w:type="dxa"/>
+              <w:right w:w="0" w:type="dxa"/>
+            </w:tcMar>
+            <w:vAlign w:val="top"/>
+          </w:tcPr>
+          <w:p>
+            <w:pPr>
+              <w:pStyle w:val="Normal"/>
+              <w:jc w:val="center"/>
+              <w:pBdr>
+                <w:bottom w:val="none" w:sz="0" w:space="0" w:color="000000"/>
+                <w:top w:val="none" w:sz="0" w:space="0" w:color="000000"/>
+                <w:left w:val="none" w:sz="0" w:space="0" w:color="000000"/>
+                <w:right w:val="none" w:sz="0" w:space="0" w:color="000000"/>
+              </w:pBdr>
+              <w:spacing w:after="100" w:before="100" w:line="240"/>
+              <w:ind w:left="100" w:right="100" w:firstLine="0" w:firstLineChars="0"/>
+              <w:rPr>
+                <w:rFonts w:ascii="Helvetica" w:hAnsi="Helvetica" w:eastAsia="Helvetica" w:cs="Helvetica"/>
+                <w:i w:val="false"/>
+                <w:b w:val="false"/>
+                <w:u w:val="none"/>
+                <w:sz w:val="22"/>
+                <w:szCs w:val="22"/>
+                <w:color w:val="000000"/>
+              </w:rPr>
+            </w:pPr>
+            <w:r>
+              <w:rPr>
+                <w:rFonts w:ascii="Helvetica" w:hAnsi="Helvetica" w:eastAsia="Helvetica" w:cs="Helvetica"/>
+                <w:i w:val="false"/>
+                <w:b w:val="false"/>
+                <w:u w:val="none"/>
+                <w:sz w:val="22"/>
+                <w:szCs w:val="22"/>
+                <w:color w:val="000000"/>
+              </w:rPr>
+              <w:t xml:space="preserve">0.030</w:t>
             </w:r>
           </w:p>
         </w:tc>
@@ -12966,113 +12966,113 @@
                 <w:szCs w:val="22"/>
                 <w:color w:val="000000"/>
               </w:rPr>
-              <w:t xml:space="preserve">1.77</w:t>
-            </w:r>
-          </w:p>
-        </w:tc>
-        <w:tc>
-          <w:tcPr>
-            <w:tcBorders>
-              <w:bottom w:val="none" w:sz="0" w:space="0" w:color="000000"/>
-              <w:top w:val="none" w:sz="0" w:space="0" w:color="000000"/>
-              <w:left w:val="none" w:sz="0" w:space="0" w:color="000000"/>
-              <w:right w:val="none" w:sz="0" w:space="0" w:color="000000"/>
-            </w:tcBorders>
-            <w:shd w:val="clear" w:color="auto" w:fill="FFFFFF"/>
-            <w:tcMar>
-              <w:top w:w="0" w:type="dxa"/>
-              <w:bottom w:w="0" w:type="dxa"/>
-              <w:left w:w="0" w:type="dxa"/>
-              <w:right w:w="0" w:type="dxa"/>
-            </w:tcMar>
-            <w:vAlign w:val="top"/>
-          </w:tcPr>
-          <w:p>
-            <w:pPr>
-              <w:pStyle w:val="Normal"/>
-              <w:jc w:val="center"/>
-              <w:pBdr>
-                <w:bottom w:val="none" w:sz="0" w:space="0" w:color="000000"/>
-                <w:top w:val="none" w:sz="0" w:space="0" w:color="000000"/>
-                <w:left w:val="none" w:sz="0" w:space="0" w:color="000000"/>
-                <w:right w:val="none" w:sz="0" w:space="0" w:color="000000"/>
-              </w:pBdr>
-              <w:spacing w:after="100" w:before="100" w:line="240"/>
-              <w:ind w:left="100" w:right="100" w:firstLine="0" w:firstLineChars="0"/>
-              <w:rPr>
-                <w:rFonts w:ascii="Helvetica" w:hAnsi="Helvetica" w:eastAsia="Helvetica" w:cs="Helvetica"/>
-                <w:i w:val="false"/>
-                <w:b w:val="false"/>
-                <w:u w:val="none"/>
-                <w:sz w:val="22"/>
-                <w:szCs w:val="22"/>
-                <w:color w:val="000000"/>
-              </w:rPr>
-            </w:pPr>
-            <w:r>
-              <w:rPr>
-                <w:rFonts w:ascii="Helvetica" w:hAnsi="Helvetica" w:eastAsia="Helvetica" w:cs="Helvetica"/>
-                <w:i w:val="false"/>
-                <w:b w:val="false"/>
-                <w:u w:val="none"/>
-                <w:sz w:val="22"/>
-                <w:szCs w:val="22"/>
-                <w:color w:val="000000"/>
-              </w:rPr>
-              <w:t xml:space="preserve">0.37, 8.54</w:t>
-            </w:r>
-          </w:p>
-        </w:tc>
-        <w:tc>
-          <w:tcPr>
-            <w:tcBorders>
-              <w:bottom w:val="none" w:sz="0" w:space="0" w:color="000000"/>
-              <w:top w:val="none" w:sz="0" w:space="0" w:color="000000"/>
-              <w:left w:val="none" w:sz="0" w:space="0" w:color="000000"/>
-              <w:right w:val="none" w:sz="0" w:space="0" w:color="000000"/>
-            </w:tcBorders>
-            <w:shd w:val="clear" w:color="auto" w:fill="FFFFFF"/>
-            <w:tcMar>
-              <w:top w:w="0" w:type="dxa"/>
-              <w:bottom w:w="0" w:type="dxa"/>
-              <w:left w:w="0" w:type="dxa"/>
-              <w:right w:w="0" w:type="dxa"/>
-            </w:tcMar>
-            <w:vAlign w:val="top"/>
-          </w:tcPr>
-          <w:p>
-            <w:pPr>
-              <w:pStyle w:val="Normal"/>
-              <w:jc w:val="center"/>
-              <w:pBdr>
-                <w:bottom w:val="none" w:sz="0" w:space="0" w:color="000000"/>
-                <w:top w:val="none" w:sz="0" w:space="0" w:color="000000"/>
-                <w:left w:val="none" w:sz="0" w:space="0" w:color="000000"/>
-                <w:right w:val="none" w:sz="0" w:space="0" w:color="000000"/>
-              </w:pBdr>
-              <w:spacing w:after="100" w:before="100" w:line="240"/>
-              <w:ind w:left="100" w:right="100" w:firstLine="0" w:firstLineChars="0"/>
-              <w:rPr>
-                <w:rFonts w:ascii="Helvetica" w:hAnsi="Helvetica" w:eastAsia="Helvetica" w:cs="Helvetica"/>
-                <w:i w:val="false"/>
-                <w:b w:val="false"/>
-                <w:u w:val="none"/>
-                <w:sz w:val="22"/>
-                <w:szCs w:val="22"/>
-                <w:color w:val="000000"/>
-              </w:rPr>
-            </w:pPr>
-            <w:r>
-              <w:rPr>
-                <w:rFonts w:ascii="Helvetica" w:hAnsi="Helvetica" w:eastAsia="Helvetica" w:cs="Helvetica"/>
-                <w:i w:val="false"/>
-                <w:b w:val="false"/>
-                <w:u w:val="none"/>
-                <w:sz w:val="22"/>
-                <w:szCs w:val="22"/>
-                <w:color w:val="000000"/>
-              </w:rPr>
-              <w:t xml:space="preserve">0.480</w:t>
+              <w:t xml:space="preserve">1.14</w:t>
+            </w:r>
+          </w:p>
+        </w:tc>
+        <w:tc>
+          <w:tcPr>
+            <w:tcBorders>
+              <w:bottom w:val="none" w:sz="0" w:space="0" w:color="000000"/>
+              <w:top w:val="none" w:sz="0" w:space="0" w:color="000000"/>
+              <w:left w:val="none" w:sz="0" w:space="0" w:color="000000"/>
+              <w:right w:val="none" w:sz="0" w:space="0" w:color="000000"/>
+            </w:tcBorders>
+            <w:shd w:val="clear" w:color="auto" w:fill="FFFFFF"/>
+            <w:tcMar>
+              <w:top w:w="0" w:type="dxa"/>
+              <w:bottom w:w="0" w:type="dxa"/>
+              <w:left w:w="0" w:type="dxa"/>
+              <w:right w:w="0" w:type="dxa"/>
+            </w:tcMar>
+            <w:vAlign w:val="top"/>
+          </w:tcPr>
+          <w:p>
+            <w:pPr>
+              <w:pStyle w:val="Normal"/>
+              <w:jc w:val="center"/>
+              <w:pBdr>
+                <w:bottom w:val="none" w:sz="0" w:space="0" w:color="000000"/>
+                <w:top w:val="none" w:sz="0" w:space="0" w:color="000000"/>
+                <w:left w:val="none" w:sz="0" w:space="0" w:color="000000"/>
+                <w:right w:val="none" w:sz="0" w:space="0" w:color="000000"/>
+              </w:pBdr>
+              <w:spacing w:after="100" w:before="100" w:line="240"/>
+              <w:ind w:left="100" w:right="100" w:firstLine="0" w:firstLineChars="0"/>
+              <w:rPr>
+                <w:rFonts w:ascii="Helvetica" w:hAnsi="Helvetica" w:eastAsia="Helvetica" w:cs="Helvetica"/>
+                <w:i w:val="false"/>
+                <w:b w:val="false"/>
+                <w:u w:val="none"/>
+                <w:sz w:val="22"/>
+                <w:szCs w:val="22"/>
+                <w:color w:val="000000"/>
+              </w:rPr>
+            </w:pPr>
+            <w:r>
+              <w:rPr>
+                <w:rFonts w:ascii="Helvetica" w:hAnsi="Helvetica" w:eastAsia="Helvetica" w:cs="Helvetica"/>
+                <w:i w:val="false"/>
+                <w:b w:val="false"/>
+                <w:u w:val="none"/>
+                <w:sz w:val="22"/>
+                <w:szCs w:val="22"/>
+                <w:color w:val="000000"/>
+              </w:rPr>
+              <w:t xml:space="preserve">0.25, 5.08</w:t>
+            </w:r>
+          </w:p>
+        </w:tc>
+        <w:tc>
+          <w:tcPr>
+            <w:tcBorders>
+              <w:bottom w:val="none" w:sz="0" w:space="0" w:color="000000"/>
+              <w:top w:val="none" w:sz="0" w:space="0" w:color="000000"/>
+              <w:left w:val="none" w:sz="0" w:space="0" w:color="000000"/>
+              <w:right w:val="none" w:sz="0" w:space="0" w:color="000000"/>
+            </w:tcBorders>
+            <w:shd w:val="clear" w:color="auto" w:fill="FFFFFF"/>
+            <w:tcMar>
+              <w:top w:w="0" w:type="dxa"/>
+              <w:bottom w:w="0" w:type="dxa"/>
+              <w:left w:w="0" w:type="dxa"/>
+              <w:right w:w="0" w:type="dxa"/>
+            </w:tcMar>
+            <w:vAlign w:val="top"/>
+          </w:tcPr>
+          <w:p>
+            <w:pPr>
+              <w:pStyle w:val="Normal"/>
+              <w:jc w:val="center"/>
+              <w:pBdr>
+                <w:bottom w:val="none" w:sz="0" w:space="0" w:color="000000"/>
+                <w:top w:val="none" w:sz="0" w:space="0" w:color="000000"/>
+                <w:left w:val="none" w:sz="0" w:space="0" w:color="000000"/>
+                <w:right w:val="none" w:sz="0" w:space="0" w:color="000000"/>
+              </w:pBdr>
+              <w:spacing w:after="100" w:before="100" w:line="240"/>
+              <w:ind w:left="100" w:right="100" w:firstLine="0" w:firstLineChars="0"/>
+              <w:rPr>
+                <w:rFonts w:ascii="Helvetica" w:hAnsi="Helvetica" w:eastAsia="Helvetica" w:cs="Helvetica"/>
+                <w:i w:val="false"/>
+                <w:b w:val="false"/>
+                <w:u w:val="none"/>
+                <w:sz w:val="22"/>
+                <w:szCs w:val="22"/>
+                <w:color w:val="000000"/>
+              </w:rPr>
+            </w:pPr>
+            <w:r>
+              <w:rPr>
+                <w:rFonts w:ascii="Helvetica" w:hAnsi="Helvetica" w:eastAsia="Helvetica" w:cs="Helvetica"/>
+                <w:i w:val="false"/>
+                <w:b w:val="false"/>
+                <w:u w:val="none"/>
+                <w:sz w:val="22"/>
+                <w:szCs w:val="22"/>
+                <w:color w:val="000000"/>
+              </w:rPr>
+              <w:t xml:space="preserve">0.870</w:t>
             </w:r>
           </w:p>
         </w:tc>
@@ -13178,113 +13178,113 @@
                 <w:szCs w:val="22"/>
                 <w:color w:val="000000"/>
               </w:rPr>
-              <w:t xml:space="preserve">4.18</w:t>
-            </w:r>
-          </w:p>
-        </w:tc>
-        <w:tc>
-          <w:tcPr>
-            <w:tcBorders>
-              <w:bottom w:val="none" w:sz="0" w:space="0" w:color="000000"/>
-              <w:top w:val="none" w:sz="0" w:space="0" w:color="000000"/>
-              <w:left w:val="none" w:sz="0" w:space="0" w:color="000000"/>
-              <w:right w:val="none" w:sz="0" w:space="0" w:color="000000"/>
-            </w:tcBorders>
-            <w:shd w:val="clear" w:color="auto" w:fill="FFFFFF"/>
-            <w:tcMar>
-              <w:top w:w="0" w:type="dxa"/>
-              <w:bottom w:w="0" w:type="dxa"/>
-              <w:left w:w="0" w:type="dxa"/>
-              <w:right w:w="0" w:type="dxa"/>
-            </w:tcMar>
-            <w:vAlign w:val="top"/>
-          </w:tcPr>
-          <w:p>
-            <w:pPr>
-              <w:pStyle w:val="Normal"/>
-              <w:jc w:val="center"/>
-              <w:pBdr>
-                <w:bottom w:val="none" w:sz="0" w:space="0" w:color="000000"/>
-                <w:top w:val="none" w:sz="0" w:space="0" w:color="000000"/>
-                <w:left w:val="none" w:sz="0" w:space="0" w:color="000000"/>
-                <w:right w:val="none" w:sz="0" w:space="0" w:color="000000"/>
-              </w:pBdr>
-              <w:spacing w:after="100" w:before="100" w:line="240"/>
-              <w:ind w:left="100" w:right="100" w:firstLine="0" w:firstLineChars="0"/>
-              <w:rPr>
-                <w:rFonts w:ascii="Helvetica" w:hAnsi="Helvetica" w:eastAsia="Helvetica" w:cs="Helvetica"/>
-                <w:i w:val="false"/>
-                <w:b w:val="false"/>
-                <w:u w:val="none"/>
-                <w:sz w:val="22"/>
-                <w:szCs w:val="22"/>
-                <w:color w:val="000000"/>
-              </w:rPr>
-            </w:pPr>
-            <w:r>
-              <w:rPr>
-                <w:rFonts w:ascii="Helvetica" w:hAnsi="Helvetica" w:eastAsia="Helvetica" w:cs="Helvetica"/>
-                <w:i w:val="false"/>
-                <w:b w:val="false"/>
-                <w:u w:val="none"/>
-                <w:sz w:val="22"/>
-                <w:szCs w:val="22"/>
-                <w:color w:val="000000"/>
-              </w:rPr>
-              <w:t xml:space="preserve">0.91, 19.1</w:t>
-            </w:r>
-          </w:p>
-        </w:tc>
-        <w:tc>
-          <w:tcPr>
-            <w:tcBorders>
-              <w:bottom w:val="none" w:sz="0" w:space="0" w:color="000000"/>
-              <w:top w:val="none" w:sz="0" w:space="0" w:color="000000"/>
-              <w:left w:val="none" w:sz="0" w:space="0" w:color="000000"/>
-              <w:right w:val="none" w:sz="0" w:space="0" w:color="000000"/>
-            </w:tcBorders>
-            <w:shd w:val="clear" w:color="auto" w:fill="FFFFFF"/>
-            <w:tcMar>
-              <w:top w:w="0" w:type="dxa"/>
-              <w:bottom w:w="0" w:type="dxa"/>
-              <w:left w:w="0" w:type="dxa"/>
-              <w:right w:w="0" w:type="dxa"/>
-            </w:tcMar>
-            <w:vAlign w:val="top"/>
-          </w:tcPr>
-          <w:p>
-            <w:pPr>
-              <w:pStyle w:val="Normal"/>
-              <w:jc w:val="center"/>
-              <w:pBdr>
-                <w:bottom w:val="none" w:sz="0" w:space="0" w:color="000000"/>
-                <w:top w:val="none" w:sz="0" w:space="0" w:color="000000"/>
-                <w:left w:val="none" w:sz="0" w:space="0" w:color="000000"/>
-                <w:right w:val="none" w:sz="0" w:space="0" w:color="000000"/>
-              </w:pBdr>
-              <w:spacing w:after="100" w:before="100" w:line="240"/>
-              <w:ind w:left="100" w:right="100" w:firstLine="0" w:firstLineChars="0"/>
-              <w:rPr>
-                <w:rFonts w:ascii="Helvetica" w:hAnsi="Helvetica" w:eastAsia="Helvetica" w:cs="Helvetica"/>
-                <w:i w:val="false"/>
-                <w:b w:val="false"/>
-                <w:u w:val="none"/>
-                <w:sz w:val="22"/>
-                <w:szCs w:val="22"/>
-                <w:color w:val="000000"/>
-              </w:rPr>
-            </w:pPr>
-            <w:r>
-              <w:rPr>
-                <w:rFonts w:ascii="Helvetica" w:hAnsi="Helvetica" w:eastAsia="Helvetica" w:cs="Helvetica"/>
-                <w:i w:val="false"/>
-                <w:b w:val="false"/>
-                <w:u w:val="none"/>
-                <w:sz w:val="22"/>
-                <w:szCs w:val="22"/>
-                <w:color w:val="000000"/>
-              </w:rPr>
-              <w:t xml:space="preserve">0.066</w:t>
+              <w:t xml:space="preserve">1.35</w:t>
+            </w:r>
+          </w:p>
+        </w:tc>
+        <w:tc>
+          <w:tcPr>
+            <w:tcBorders>
+              <w:bottom w:val="none" w:sz="0" w:space="0" w:color="000000"/>
+              <w:top w:val="none" w:sz="0" w:space="0" w:color="000000"/>
+              <w:left w:val="none" w:sz="0" w:space="0" w:color="000000"/>
+              <w:right w:val="none" w:sz="0" w:space="0" w:color="000000"/>
+            </w:tcBorders>
+            <w:shd w:val="clear" w:color="auto" w:fill="FFFFFF"/>
+            <w:tcMar>
+              <w:top w:w="0" w:type="dxa"/>
+              <w:bottom w:w="0" w:type="dxa"/>
+              <w:left w:w="0" w:type="dxa"/>
+              <w:right w:w="0" w:type="dxa"/>
+            </w:tcMar>
+            <w:vAlign w:val="top"/>
+          </w:tcPr>
+          <w:p>
+            <w:pPr>
+              <w:pStyle w:val="Normal"/>
+              <w:jc w:val="center"/>
+              <w:pBdr>
+                <w:bottom w:val="none" w:sz="0" w:space="0" w:color="000000"/>
+                <w:top w:val="none" w:sz="0" w:space="0" w:color="000000"/>
+                <w:left w:val="none" w:sz="0" w:space="0" w:color="000000"/>
+                <w:right w:val="none" w:sz="0" w:space="0" w:color="000000"/>
+              </w:pBdr>
+              <w:spacing w:after="100" w:before="100" w:line="240"/>
+              <w:ind w:left="100" w:right="100" w:firstLine="0" w:firstLineChars="0"/>
+              <w:rPr>
+                <w:rFonts w:ascii="Helvetica" w:hAnsi="Helvetica" w:eastAsia="Helvetica" w:cs="Helvetica"/>
+                <w:i w:val="false"/>
+                <w:b w:val="false"/>
+                <w:u w:val="none"/>
+                <w:sz w:val="22"/>
+                <w:szCs w:val="22"/>
+                <w:color w:val="000000"/>
+              </w:rPr>
+            </w:pPr>
+            <w:r>
+              <w:rPr>
+                <w:rFonts w:ascii="Helvetica" w:hAnsi="Helvetica" w:eastAsia="Helvetica" w:cs="Helvetica"/>
+                <w:i w:val="false"/>
+                <w:b w:val="false"/>
+                <w:u w:val="none"/>
+                <w:sz w:val="22"/>
+                <w:szCs w:val="22"/>
+                <w:color w:val="000000"/>
+              </w:rPr>
+              <w:t xml:space="preserve">0.15, 12.0</w:t>
+            </w:r>
+          </w:p>
+        </w:tc>
+        <w:tc>
+          <w:tcPr>
+            <w:tcBorders>
+              <w:bottom w:val="none" w:sz="0" w:space="0" w:color="000000"/>
+              <w:top w:val="none" w:sz="0" w:space="0" w:color="000000"/>
+              <w:left w:val="none" w:sz="0" w:space="0" w:color="000000"/>
+              <w:right w:val="none" w:sz="0" w:space="0" w:color="000000"/>
+            </w:tcBorders>
+            <w:shd w:val="clear" w:color="auto" w:fill="FFFFFF"/>
+            <w:tcMar>
+              <w:top w:w="0" w:type="dxa"/>
+              <w:bottom w:w="0" w:type="dxa"/>
+              <w:left w:w="0" w:type="dxa"/>
+              <w:right w:w="0" w:type="dxa"/>
+            </w:tcMar>
+            <w:vAlign w:val="top"/>
+          </w:tcPr>
+          <w:p>
+            <w:pPr>
+              <w:pStyle w:val="Normal"/>
+              <w:jc w:val="center"/>
+              <w:pBdr>
+                <w:bottom w:val="none" w:sz="0" w:space="0" w:color="000000"/>
+                <w:top w:val="none" w:sz="0" w:space="0" w:color="000000"/>
+                <w:left w:val="none" w:sz="0" w:space="0" w:color="000000"/>
+                <w:right w:val="none" w:sz="0" w:space="0" w:color="000000"/>
+              </w:pBdr>
+              <w:spacing w:after="100" w:before="100" w:line="240"/>
+              <w:ind w:left="100" w:right="100" w:firstLine="0" w:firstLineChars="0"/>
+              <w:rPr>
+                <w:rFonts w:ascii="Helvetica" w:hAnsi="Helvetica" w:eastAsia="Helvetica" w:cs="Helvetica"/>
+                <w:i w:val="false"/>
+                <w:b w:val="false"/>
+                <w:u w:val="none"/>
+                <w:sz w:val="22"/>
+                <w:szCs w:val="22"/>
+                <w:color w:val="000000"/>
+              </w:rPr>
+            </w:pPr>
+            <w:r>
+              <w:rPr>
+                <w:rFonts w:ascii="Helvetica" w:hAnsi="Helvetica" w:eastAsia="Helvetica" w:cs="Helvetica"/>
+                <w:i w:val="false"/>
+                <w:b w:val="false"/>
+                <w:u w:val="none"/>
+                <w:sz w:val="22"/>
+                <w:szCs w:val="22"/>
+                <w:color w:val="000000"/>
+              </w:rPr>
+              <w:t xml:space="preserve">0.790</w:t>
             </w:r>
           </w:p>
         </w:tc>
@@ -13449,7 +13449,7 @@
                 <w:szCs w:val="22"/>
                 <w:color w:val="000000"/>
               </w:rPr>
-              <w:t xml:space="preserve">0.99</w:t>
+              <w:t xml:space="preserve">0.98</w:t>
             </w:r>
           </w:p>
         </w:tc>
@@ -13502,7 +13502,7 @@
                 <w:szCs w:val="22"/>
                 <w:color w:val="000000"/>
               </w:rPr>
-              <w:t xml:space="preserve">0.97, 1.00</w:t>
+              <w:t xml:space="preserve">0.96, 1.00</w:t>
             </w:r>
           </w:p>
         </w:tc>
@@ -13555,7 +13555,7 @@
                 <w:szCs w:val="22"/>
                 <w:color w:val="000000"/>
               </w:rPr>
-              <w:t xml:space="preserve">0.150</w:t>
+              <w:t xml:space="preserve">0.022</w:t>
             </w:r>
           </w:p>
         </w:tc>
@@ -13661,7 +13661,7 @@
                 <w:szCs w:val="22"/>
                 <w:color w:val="000000"/>
               </w:rPr>
-              <w:t xml:space="preserve">0.98</w:t>
+              <w:t xml:space="preserve">0.97</w:t>
             </w:r>
           </w:p>
         </w:tc>
@@ -13714,7 +13714,7 @@
                 <w:szCs w:val="22"/>
                 <w:color w:val="000000"/>
               </w:rPr>
-              <w:t xml:space="preserve">0.92, 1.04</w:t>
+              <w:t xml:space="preserve">0.92, 1.02</w:t>
             </w:r>
           </w:p>
         </w:tc>
@@ -13767,7 +13767,7 @@
                 <w:szCs w:val="22"/>
                 <w:color w:val="000000"/>
               </w:rPr>
-              <w:t xml:space="preserve">0.430</w:t>
+              <w:t xml:space="preserve">0.190</w:t>
             </w:r>
           </w:p>
         </w:tc>

--- a/docs/tables/auc3/sec5_ckd_composite.docx
+++ b/docs/tables/auc3/sec5_ckd_composite.docx
@@ -17,14 +17,14 @@
         <w:tblLook w:firstRow="1" w:lastRow="0" w:firstColumn="0" w:lastColumn="0" w:noHBand="0" w:noVBand="1"/>
       </w:tblPr>
       <w:tblGrid>
-        <w:gridCol w:w="2306"/>
+        <w:gridCol w:w="3321"/>
         <w:gridCol w:w="778"/>
         <w:gridCol w:w="1084"/>
         <w:gridCol w:w="1756"/>
         <w:gridCol w:w="1181"/>
         <w:gridCol w:w="778"/>
         <w:gridCol w:w="1084"/>
-        <w:gridCol w:w="1879"/>
+        <w:gridCol w:w="2062"/>
         <w:gridCol w:w="1181"/>
       </w:tblGrid>
       <w:tr>
@@ -785,7 +785,7 @@
                 <w:szCs w:val="22"/>
                 <w:color w:val="000000"/>
               </w:rPr>
-              <w:t xml:space="preserve">egfr_diff_pct_per10</w:t>
+              <w:t xml:space="preserve">egfr_diff_pct_sens_per10</w:t>
             </w:r>
           </w:p>
         </w:tc>
@@ -891,7 +891,7 @@
                 <w:szCs w:val="22"/>
                 <w:color w:val="000000"/>
               </w:rPr>
-              <w:t xml:space="preserve">0.97</w:t>
+              <w:t xml:space="preserve">1.31</w:t>
             </w:r>
           </w:p>
         </w:tc>
@@ -944,7 +944,7 @@
                 <w:szCs w:val="22"/>
                 <w:color w:val="000000"/>
               </w:rPr>
-              <w:t xml:space="preserve">0.72, 1.30</w:t>
+              <w:t xml:space="preserve">1.03, 1.68</w:t>
             </w:r>
           </w:p>
         </w:tc>
@@ -997,7 +997,7 @@
                 <w:szCs w:val="22"/>
                 <w:color w:val="000000"/>
               </w:rPr>
-              <w:t xml:space="preserve">0.830</w:t>
+              <w:t xml:space="preserve">0.030</w:t>
             </w:r>
           </w:p>
         </w:tc>
@@ -1103,7 +1103,7 @@
                 <w:szCs w:val="22"/>
                 <w:color w:val="000000"/>
               </w:rPr>
-              <w:t xml:space="preserve">1.73</w:t>
+              <w:t xml:space="preserve">1.42</w:t>
             </w:r>
           </w:p>
         </w:tc>
@@ -1156,7 +1156,7 @@
                 <w:szCs w:val="22"/>
                 <w:color w:val="000000"/>
               </w:rPr>
-              <w:t xml:space="preserve">0.69, 4.34</w:t>
+              <w:t xml:space="preserve">0.87, 2.30</w:t>
             </w:r>
           </w:p>
         </w:tc>
@@ -1209,7 +1209,7 @@
                 <w:szCs w:val="22"/>
                 <w:color w:val="000000"/>
               </w:rPr>
-              <w:t xml:space="preserve">0.250</w:t>
+              <w:t xml:space="preserve">0.160</w:t>
             </w:r>
           </w:p>
         </w:tc>
@@ -1586,113 +1586,113 @@
                 <w:szCs w:val="22"/>
                 <w:color w:val="000000"/>
               </w:rPr>
-              <w:t xml:space="preserve">1.13</w:t>
-            </w:r>
-          </w:p>
-        </w:tc>
-        <w:tc>
-          <w:tcPr>
-            <w:tcBorders>
-              <w:bottom w:val="none" w:sz="0" w:space="0" w:color="000000"/>
-              <w:top w:val="none" w:sz="0" w:space="0" w:color="000000"/>
-              <w:left w:val="none" w:sz="0" w:space="0" w:color="000000"/>
-              <w:right w:val="none" w:sz="0" w:space="0" w:color="000000"/>
-            </w:tcBorders>
-            <w:shd w:val="clear" w:color="auto" w:fill="FFFFFF"/>
-            <w:tcMar>
-              <w:top w:w="0" w:type="dxa"/>
-              <w:bottom w:w="0" w:type="dxa"/>
-              <w:left w:w="0" w:type="dxa"/>
-              <w:right w:w="0" w:type="dxa"/>
-            </w:tcMar>
-            <w:vAlign w:val="top"/>
-          </w:tcPr>
-          <w:p>
-            <w:pPr>
-              <w:pStyle w:val="Normal"/>
-              <w:jc w:val="center"/>
-              <w:pBdr>
-                <w:bottom w:val="none" w:sz="0" w:space="0" w:color="000000"/>
-                <w:top w:val="none" w:sz="0" w:space="0" w:color="000000"/>
-                <w:left w:val="none" w:sz="0" w:space="0" w:color="000000"/>
-                <w:right w:val="none" w:sz="0" w:space="0" w:color="000000"/>
-              </w:pBdr>
-              <w:spacing w:after="100" w:before="100" w:line="240"/>
-              <w:ind w:left="100" w:right="100" w:firstLine="0" w:firstLineChars="0"/>
-              <w:rPr>
-                <w:rFonts w:ascii="Helvetica" w:hAnsi="Helvetica" w:eastAsia="Helvetica" w:cs="Helvetica"/>
-                <w:i w:val="false"/>
-                <w:b w:val="false"/>
-                <w:u w:val="none"/>
-                <w:sz w:val="22"/>
-                <w:szCs w:val="22"/>
-                <w:color w:val="000000"/>
-              </w:rPr>
-            </w:pPr>
-            <w:r>
-              <w:rPr>
-                <w:rFonts w:ascii="Helvetica" w:hAnsi="Helvetica" w:eastAsia="Helvetica" w:cs="Helvetica"/>
-                <w:i w:val="false"/>
-                <w:b w:val="false"/>
-                <w:u w:val="none"/>
-                <w:sz w:val="22"/>
-                <w:szCs w:val="22"/>
-                <w:color w:val="000000"/>
-              </w:rPr>
-              <w:t xml:space="preserve">0.96, 1.33</w:t>
-            </w:r>
-          </w:p>
-        </w:tc>
-        <w:tc>
-          <w:tcPr>
-            <w:tcBorders>
-              <w:bottom w:val="none" w:sz="0" w:space="0" w:color="000000"/>
-              <w:top w:val="none" w:sz="0" w:space="0" w:color="000000"/>
-              <w:left w:val="none" w:sz="0" w:space="0" w:color="000000"/>
-              <w:right w:val="none" w:sz="0" w:space="0" w:color="000000"/>
-            </w:tcBorders>
-            <w:shd w:val="clear" w:color="auto" w:fill="FFFFFF"/>
-            <w:tcMar>
-              <w:top w:w="0" w:type="dxa"/>
-              <w:bottom w:w="0" w:type="dxa"/>
-              <w:left w:w="0" w:type="dxa"/>
-              <w:right w:w="0" w:type="dxa"/>
-            </w:tcMar>
-            <w:vAlign w:val="top"/>
-          </w:tcPr>
-          <w:p>
-            <w:pPr>
-              <w:pStyle w:val="Normal"/>
-              <w:jc w:val="center"/>
-              <w:pBdr>
-                <w:bottom w:val="none" w:sz="0" w:space="0" w:color="000000"/>
-                <w:top w:val="none" w:sz="0" w:space="0" w:color="000000"/>
-                <w:left w:val="none" w:sz="0" w:space="0" w:color="000000"/>
-                <w:right w:val="none" w:sz="0" w:space="0" w:color="000000"/>
-              </w:pBdr>
-              <w:spacing w:after="100" w:before="100" w:line="240"/>
-              <w:ind w:left="100" w:right="100" w:firstLine="0" w:firstLineChars="0"/>
-              <w:rPr>
-                <w:rFonts w:ascii="Helvetica" w:hAnsi="Helvetica" w:eastAsia="Helvetica" w:cs="Helvetica"/>
-                <w:i w:val="false"/>
-                <w:b w:val="false"/>
-                <w:u w:val="none"/>
-                <w:sz w:val="22"/>
-                <w:szCs w:val="22"/>
-                <w:color w:val="000000"/>
-              </w:rPr>
-            </w:pPr>
-            <w:r>
-              <w:rPr>
-                <w:rFonts w:ascii="Helvetica" w:hAnsi="Helvetica" w:eastAsia="Helvetica" w:cs="Helvetica"/>
-                <w:i w:val="false"/>
-                <w:b w:val="false"/>
-                <w:u w:val="none"/>
-                <w:sz w:val="22"/>
-                <w:szCs w:val="22"/>
-                <w:color w:val="000000"/>
-              </w:rPr>
-              <w:t xml:space="preserve">0.130</w:t>
+              <w:t xml:space="preserve">1.10</w:t>
+            </w:r>
+          </w:p>
+        </w:tc>
+        <w:tc>
+          <w:tcPr>
+            <w:tcBorders>
+              <w:bottom w:val="none" w:sz="0" w:space="0" w:color="000000"/>
+              <w:top w:val="none" w:sz="0" w:space="0" w:color="000000"/>
+              <w:left w:val="none" w:sz="0" w:space="0" w:color="000000"/>
+              <w:right w:val="none" w:sz="0" w:space="0" w:color="000000"/>
+            </w:tcBorders>
+            <w:shd w:val="clear" w:color="auto" w:fill="FFFFFF"/>
+            <w:tcMar>
+              <w:top w:w="0" w:type="dxa"/>
+              <w:bottom w:w="0" w:type="dxa"/>
+              <w:left w:w="0" w:type="dxa"/>
+              <w:right w:w="0" w:type="dxa"/>
+            </w:tcMar>
+            <w:vAlign w:val="top"/>
+          </w:tcPr>
+          <w:p>
+            <w:pPr>
+              <w:pStyle w:val="Normal"/>
+              <w:jc w:val="center"/>
+              <w:pBdr>
+                <w:bottom w:val="none" w:sz="0" w:space="0" w:color="000000"/>
+                <w:top w:val="none" w:sz="0" w:space="0" w:color="000000"/>
+                <w:left w:val="none" w:sz="0" w:space="0" w:color="000000"/>
+                <w:right w:val="none" w:sz="0" w:space="0" w:color="000000"/>
+              </w:pBdr>
+              <w:spacing w:after="100" w:before="100" w:line="240"/>
+              <w:ind w:left="100" w:right="100" w:firstLine="0" w:firstLineChars="0"/>
+              <w:rPr>
+                <w:rFonts w:ascii="Helvetica" w:hAnsi="Helvetica" w:eastAsia="Helvetica" w:cs="Helvetica"/>
+                <w:i w:val="false"/>
+                <w:b w:val="false"/>
+                <w:u w:val="none"/>
+                <w:sz w:val="22"/>
+                <w:szCs w:val="22"/>
+                <w:color w:val="000000"/>
+              </w:rPr>
+            </w:pPr>
+            <w:r>
+              <w:rPr>
+                <w:rFonts w:ascii="Helvetica" w:hAnsi="Helvetica" w:eastAsia="Helvetica" w:cs="Helvetica"/>
+                <w:i w:val="false"/>
+                <w:b w:val="false"/>
+                <w:u w:val="none"/>
+                <w:sz w:val="22"/>
+                <w:szCs w:val="22"/>
+                <w:color w:val="000000"/>
+              </w:rPr>
+              <w:t xml:space="preserve">0.99, 1.21</w:t>
+            </w:r>
+          </w:p>
+        </w:tc>
+        <w:tc>
+          <w:tcPr>
+            <w:tcBorders>
+              <w:bottom w:val="none" w:sz="0" w:space="0" w:color="000000"/>
+              <w:top w:val="none" w:sz="0" w:space="0" w:color="000000"/>
+              <w:left w:val="none" w:sz="0" w:space="0" w:color="000000"/>
+              <w:right w:val="none" w:sz="0" w:space="0" w:color="000000"/>
+            </w:tcBorders>
+            <w:shd w:val="clear" w:color="auto" w:fill="FFFFFF"/>
+            <w:tcMar>
+              <w:top w:w="0" w:type="dxa"/>
+              <w:bottom w:w="0" w:type="dxa"/>
+              <w:left w:w="0" w:type="dxa"/>
+              <w:right w:w="0" w:type="dxa"/>
+            </w:tcMar>
+            <w:vAlign w:val="top"/>
+          </w:tcPr>
+          <w:p>
+            <w:pPr>
+              <w:pStyle w:val="Normal"/>
+              <w:jc w:val="center"/>
+              <w:pBdr>
+                <w:bottom w:val="none" w:sz="0" w:space="0" w:color="000000"/>
+                <w:top w:val="none" w:sz="0" w:space="0" w:color="000000"/>
+                <w:left w:val="none" w:sz="0" w:space="0" w:color="000000"/>
+                <w:right w:val="none" w:sz="0" w:space="0" w:color="000000"/>
+              </w:pBdr>
+              <w:spacing w:after="100" w:before="100" w:line="240"/>
+              <w:ind w:left="100" w:right="100" w:firstLine="0" w:firstLineChars="0"/>
+              <w:rPr>
+                <w:rFonts w:ascii="Helvetica" w:hAnsi="Helvetica" w:eastAsia="Helvetica" w:cs="Helvetica"/>
+                <w:i w:val="false"/>
+                <w:b w:val="false"/>
+                <w:u w:val="none"/>
+                <w:sz w:val="22"/>
+                <w:szCs w:val="22"/>
+                <w:color w:val="000000"/>
+              </w:rPr>
+            </w:pPr>
+            <w:r>
+              <w:rPr>
+                <w:rFonts w:ascii="Helvetica" w:hAnsi="Helvetica" w:eastAsia="Helvetica" w:cs="Helvetica"/>
+                <w:i w:val="false"/>
+                <w:b w:val="false"/>
+                <w:u w:val="none"/>
+                <w:sz w:val="22"/>
+                <w:szCs w:val="22"/>
+                <w:color w:val="000000"/>
+              </w:rPr>
+              <w:t xml:space="preserve">0.070</w:t>
             </w:r>
           </w:p>
         </w:tc>
@@ -3035,113 +3035,113 @@
                 <w:szCs w:val="22"/>
                 <w:color w:val="000000"/>
               </w:rPr>
-              <w:t xml:space="preserve">69.2</w:t>
-            </w:r>
-          </w:p>
-        </w:tc>
-        <w:tc>
-          <w:tcPr>
-            <w:tcBorders>
-              <w:bottom w:val="none" w:sz="0" w:space="0" w:color="000000"/>
-              <w:top w:val="none" w:sz="0" w:space="0" w:color="000000"/>
-              <w:left w:val="none" w:sz="0" w:space="0" w:color="000000"/>
-              <w:right w:val="none" w:sz="0" w:space="0" w:color="000000"/>
-            </w:tcBorders>
-            <w:shd w:val="clear" w:color="auto" w:fill="FFFFFF"/>
-            <w:tcMar>
-              <w:top w:w="0" w:type="dxa"/>
-              <w:bottom w:w="0" w:type="dxa"/>
-              <w:left w:w="0" w:type="dxa"/>
-              <w:right w:w="0" w:type="dxa"/>
-            </w:tcMar>
-            <w:vAlign w:val="top"/>
-          </w:tcPr>
-          <w:p>
-            <w:pPr>
-              <w:pStyle w:val="Normal"/>
-              <w:jc w:val="center"/>
-              <w:pBdr>
-                <w:bottom w:val="none" w:sz="0" w:space="0" w:color="000000"/>
-                <w:top w:val="none" w:sz="0" w:space="0" w:color="000000"/>
-                <w:left w:val="none" w:sz="0" w:space="0" w:color="000000"/>
-                <w:right w:val="none" w:sz="0" w:space="0" w:color="000000"/>
-              </w:pBdr>
-              <w:spacing w:after="100" w:before="100" w:line="240"/>
-              <w:ind w:left="100" w:right="100" w:firstLine="0" w:firstLineChars="0"/>
-              <w:rPr>
-                <w:rFonts w:ascii="Helvetica" w:hAnsi="Helvetica" w:eastAsia="Helvetica" w:cs="Helvetica"/>
-                <w:i w:val="false"/>
-                <w:b w:val="false"/>
-                <w:u w:val="none"/>
-                <w:sz w:val="22"/>
-                <w:szCs w:val="22"/>
-                <w:color w:val="000000"/>
-              </w:rPr>
-            </w:pPr>
-            <w:r>
-              <w:rPr>
-                <w:rFonts w:ascii="Helvetica" w:hAnsi="Helvetica" w:eastAsia="Helvetica" w:cs="Helvetica"/>
-                <w:i w:val="false"/>
-                <w:b w:val="false"/>
-                <w:u w:val="none"/>
-                <w:sz w:val="22"/>
-                <w:szCs w:val="22"/>
-                <w:color w:val="000000"/>
-              </w:rPr>
-              <w:t xml:space="preserve">4.70, 1,020</w:t>
-            </w:r>
-          </w:p>
-        </w:tc>
-        <w:tc>
-          <w:tcPr>
-            <w:tcBorders>
-              <w:bottom w:val="none" w:sz="0" w:space="0" w:color="000000"/>
-              <w:top w:val="none" w:sz="0" w:space="0" w:color="000000"/>
-              <w:left w:val="none" w:sz="0" w:space="0" w:color="000000"/>
-              <w:right w:val="none" w:sz="0" w:space="0" w:color="000000"/>
-            </w:tcBorders>
-            <w:shd w:val="clear" w:color="auto" w:fill="FFFFFF"/>
-            <w:tcMar>
-              <w:top w:w="0" w:type="dxa"/>
-              <w:bottom w:w="0" w:type="dxa"/>
-              <w:left w:w="0" w:type="dxa"/>
-              <w:right w:w="0" w:type="dxa"/>
-            </w:tcMar>
-            <w:vAlign w:val="top"/>
-          </w:tcPr>
-          <w:p>
-            <w:pPr>
-              <w:pStyle w:val="Normal"/>
-              <w:jc w:val="center"/>
-              <w:pBdr>
-                <w:bottom w:val="none" w:sz="0" w:space="0" w:color="000000"/>
-                <w:top w:val="none" w:sz="0" w:space="0" w:color="000000"/>
-                <w:left w:val="none" w:sz="0" w:space="0" w:color="000000"/>
-                <w:right w:val="none" w:sz="0" w:space="0" w:color="000000"/>
-              </w:pBdr>
-              <w:spacing w:after="100" w:before="100" w:line="240"/>
-              <w:ind w:left="100" w:right="100" w:firstLine="0" w:firstLineChars="0"/>
-              <w:rPr>
-                <w:rFonts w:ascii="Helvetica" w:hAnsi="Helvetica" w:eastAsia="Helvetica" w:cs="Helvetica"/>
-                <w:i w:val="false"/>
-                <w:b w:val="false"/>
-                <w:u w:val="none"/>
-                <w:sz w:val="22"/>
-                <w:szCs w:val="22"/>
-                <w:color w:val="000000"/>
-              </w:rPr>
-            </w:pPr>
-            <w:r>
-              <w:rPr>
-                <w:rFonts w:ascii="Helvetica" w:hAnsi="Helvetica" w:eastAsia="Helvetica" w:cs="Helvetica"/>
-                <w:i w:val="false"/>
-                <w:b w:val="false"/>
-                <w:u w:val="none"/>
-                <w:sz w:val="22"/>
-                <w:szCs w:val="22"/>
-                <w:color w:val="000000"/>
-              </w:rPr>
-              <w:t xml:space="preserve">0.002</w:t>
+              <w:t xml:space="preserve">38.4</w:t>
+            </w:r>
+          </w:p>
+        </w:tc>
+        <w:tc>
+          <w:tcPr>
+            <w:tcBorders>
+              <w:bottom w:val="none" w:sz="0" w:space="0" w:color="000000"/>
+              <w:top w:val="none" w:sz="0" w:space="0" w:color="000000"/>
+              <w:left w:val="none" w:sz="0" w:space="0" w:color="000000"/>
+              <w:right w:val="none" w:sz="0" w:space="0" w:color="000000"/>
+            </w:tcBorders>
+            <w:shd w:val="clear" w:color="auto" w:fill="FFFFFF"/>
+            <w:tcMar>
+              <w:top w:w="0" w:type="dxa"/>
+              <w:bottom w:w="0" w:type="dxa"/>
+              <w:left w:w="0" w:type="dxa"/>
+              <w:right w:w="0" w:type="dxa"/>
+            </w:tcMar>
+            <w:vAlign w:val="top"/>
+          </w:tcPr>
+          <w:p>
+            <w:pPr>
+              <w:pStyle w:val="Normal"/>
+              <w:jc w:val="center"/>
+              <w:pBdr>
+                <w:bottom w:val="none" w:sz="0" w:space="0" w:color="000000"/>
+                <w:top w:val="none" w:sz="0" w:space="0" w:color="000000"/>
+                <w:left w:val="none" w:sz="0" w:space="0" w:color="000000"/>
+                <w:right w:val="none" w:sz="0" w:space="0" w:color="000000"/>
+              </w:pBdr>
+              <w:spacing w:after="100" w:before="100" w:line="240"/>
+              <w:ind w:left="100" w:right="100" w:firstLine="0" w:firstLineChars="0"/>
+              <w:rPr>
+                <w:rFonts w:ascii="Helvetica" w:hAnsi="Helvetica" w:eastAsia="Helvetica" w:cs="Helvetica"/>
+                <w:i w:val="false"/>
+                <w:b w:val="false"/>
+                <w:u w:val="none"/>
+                <w:sz w:val="22"/>
+                <w:szCs w:val="22"/>
+                <w:color w:val="000000"/>
+              </w:rPr>
+            </w:pPr>
+            <w:r>
+              <w:rPr>
+                <w:rFonts w:ascii="Helvetica" w:hAnsi="Helvetica" w:eastAsia="Helvetica" w:cs="Helvetica"/>
+                <w:i w:val="false"/>
+                <w:b w:val="false"/>
+                <w:u w:val="none"/>
+                <w:sz w:val="22"/>
+                <w:szCs w:val="22"/>
+                <w:color w:val="000000"/>
+              </w:rPr>
+              <w:t xml:space="preserve">2.77, 532</w:t>
+            </w:r>
+          </w:p>
+        </w:tc>
+        <w:tc>
+          <w:tcPr>
+            <w:tcBorders>
+              <w:bottom w:val="none" w:sz="0" w:space="0" w:color="000000"/>
+              <w:top w:val="none" w:sz="0" w:space="0" w:color="000000"/>
+              <w:left w:val="none" w:sz="0" w:space="0" w:color="000000"/>
+              <w:right w:val="none" w:sz="0" w:space="0" w:color="000000"/>
+            </w:tcBorders>
+            <w:shd w:val="clear" w:color="auto" w:fill="FFFFFF"/>
+            <w:tcMar>
+              <w:top w:w="0" w:type="dxa"/>
+              <w:bottom w:w="0" w:type="dxa"/>
+              <w:left w:w="0" w:type="dxa"/>
+              <w:right w:w="0" w:type="dxa"/>
+            </w:tcMar>
+            <w:vAlign w:val="top"/>
+          </w:tcPr>
+          <w:p>
+            <w:pPr>
+              <w:pStyle w:val="Normal"/>
+              <w:jc w:val="center"/>
+              <w:pBdr>
+                <w:bottom w:val="none" w:sz="0" w:space="0" w:color="000000"/>
+                <w:top w:val="none" w:sz="0" w:space="0" w:color="000000"/>
+                <w:left w:val="none" w:sz="0" w:space="0" w:color="000000"/>
+                <w:right w:val="none" w:sz="0" w:space="0" w:color="000000"/>
+              </w:pBdr>
+              <w:spacing w:after="100" w:before="100" w:line="240"/>
+              <w:ind w:left="100" w:right="100" w:firstLine="0" w:firstLineChars="0"/>
+              <w:rPr>
+                <w:rFonts w:ascii="Helvetica" w:hAnsi="Helvetica" w:eastAsia="Helvetica" w:cs="Helvetica"/>
+                <w:i w:val="false"/>
+                <w:b w:val="false"/>
+                <w:u w:val="none"/>
+                <w:sz w:val="22"/>
+                <w:szCs w:val="22"/>
+                <w:color w:val="000000"/>
+              </w:rPr>
+            </w:pPr>
+            <w:r>
+              <w:rPr>
+                <w:rFonts w:ascii="Helvetica" w:hAnsi="Helvetica" w:eastAsia="Helvetica" w:cs="Helvetica"/>
+                <w:i w:val="false"/>
+                <w:b w:val="false"/>
+                <w:u w:val="none"/>
+                <w:sz w:val="22"/>
+                <w:szCs w:val="22"/>
+                <w:color w:val="000000"/>
+              </w:rPr>
+              <w:t xml:space="preserve">0.007</w:t>
             </w:r>
           </w:p>
         </w:tc>
@@ -3571,60 +3571,60 @@
                 <w:szCs w:val="22"/>
                 <w:color w:val="000000"/>
               </w:rPr>
-              <w:t xml:space="preserve">0.41, 1.35</w:t>
-            </w:r>
-          </w:p>
-        </w:tc>
-        <w:tc>
-          <w:tcPr>
-            <w:tcBorders>
-              <w:bottom w:val="none" w:sz="0" w:space="0" w:color="000000"/>
-              <w:top w:val="none" w:sz="0" w:space="0" w:color="000000"/>
-              <w:left w:val="none" w:sz="0" w:space="0" w:color="000000"/>
-              <w:right w:val="none" w:sz="0" w:space="0" w:color="000000"/>
-            </w:tcBorders>
-            <w:shd w:val="clear" w:color="auto" w:fill="FFFFFF"/>
-            <w:tcMar>
-              <w:top w:w="0" w:type="dxa"/>
-              <w:bottom w:w="0" w:type="dxa"/>
-              <w:left w:w="0" w:type="dxa"/>
-              <w:right w:w="0" w:type="dxa"/>
-            </w:tcMar>
-            <w:vAlign w:val="top"/>
-          </w:tcPr>
-          <w:p>
-            <w:pPr>
-              <w:pStyle w:val="Normal"/>
-              <w:jc w:val="center"/>
-              <w:pBdr>
-                <w:bottom w:val="none" w:sz="0" w:space="0" w:color="000000"/>
-                <w:top w:val="none" w:sz="0" w:space="0" w:color="000000"/>
-                <w:left w:val="none" w:sz="0" w:space="0" w:color="000000"/>
-                <w:right w:val="none" w:sz="0" w:space="0" w:color="000000"/>
-              </w:pBdr>
-              <w:spacing w:after="100" w:before="100" w:line="240"/>
-              <w:ind w:left="100" w:right="100" w:firstLine="0" w:firstLineChars="0"/>
-              <w:rPr>
-                <w:rFonts w:ascii="Helvetica" w:hAnsi="Helvetica" w:eastAsia="Helvetica" w:cs="Helvetica"/>
-                <w:i w:val="false"/>
-                <w:b w:val="false"/>
-                <w:u w:val="none"/>
-                <w:sz w:val="22"/>
-                <w:szCs w:val="22"/>
-                <w:color w:val="000000"/>
-              </w:rPr>
-            </w:pPr>
-            <w:r>
-              <w:rPr>
-                <w:rFonts w:ascii="Helvetica" w:hAnsi="Helvetica" w:eastAsia="Helvetica" w:cs="Helvetica"/>
-                <w:i w:val="false"/>
-                <w:b w:val="false"/>
-                <w:u w:val="none"/>
-                <w:sz w:val="22"/>
-                <w:szCs w:val="22"/>
-                <w:color w:val="000000"/>
-              </w:rPr>
-              <w:t xml:space="preserve">0.320</w:t>
+              <w:t xml:space="preserve">0.41, 1.33</w:t>
+            </w:r>
+          </w:p>
+        </w:tc>
+        <w:tc>
+          <w:tcPr>
+            <w:tcBorders>
+              <w:bottom w:val="none" w:sz="0" w:space="0" w:color="000000"/>
+              <w:top w:val="none" w:sz="0" w:space="0" w:color="000000"/>
+              <w:left w:val="none" w:sz="0" w:space="0" w:color="000000"/>
+              <w:right w:val="none" w:sz="0" w:space="0" w:color="000000"/>
+            </w:tcBorders>
+            <w:shd w:val="clear" w:color="auto" w:fill="FFFFFF"/>
+            <w:tcMar>
+              <w:top w:w="0" w:type="dxa"/>
+              <w:bottom w:w="0" w:type="dxa"/>
+              <w:left w:w="0" w:type="dxa"/>
+              <w:right w:w="0" w:type="dxa"/>
+            </w:tcMar>
+            <w:vAlign w:val="top"/>
+          </w:tcPr>
+          <w:p>
+            <w:pPr>
+              <w:pStyle w:val="Normal"/>
+              <w:jc w:val="center"/>
+              <w:pBdr>
+                <w:bottom w:val="none" w:sz="0" w:space="0" w:color="000000"/>
+                <w:top w:val="none" w:sz="0" w:space="0" w:color="000000"/>
+                <w:left w:val="none" w:sz="0" w:space="0" w:color="000000"/>
+                <w:right w:val="none" w:sz="0" w:space="0" w:color="000000"/>
+              </w:pBdr>
+              <w:spacing w:after="100" w:before="100" w:line="240"/>
+              <w:ind w:left="100" w:right="100" w:firstLine="0" w:firstLineChars="0"/>
+              <w:rPr>
+                <w:rFonts w:ascii="Helvetica" w:hAnsi="Helvetica" w:eastAsia="Helvetica" w:cs="Helvetica"/>
+                <w:i w:val="false"/>
+                <w:b w:val="false"/>
+                <w:u w:val="none"/>
+                <w:sz w:val="22"/>
+                <w:szCs w:val="22"/>
+                <w:color w:val="000000"/>
+              </w:rPr>
+            </w:pPr>
+            <w:r>
+              <w:rPr>
+                <w:rFonts w:ascii="Helvetica" w:hAnsi="Helvetica" w:eastAsia="Helvetica" w:cs="Helvetica"/>
+                <w:i w:val="false"/>
+                <w:b w:val="false"/>
+                <w:u w:val="none"/>
+                <w:sz w:val="22"/>
+                <w:szCs w:val="22"/>
+                <w:color w:val="000000"/>
+              </w:rPr>
+              <w:t xml:space="preserve">0.310</w:t>
             </w:r>
           </w:p>
         </w:tc>
@@ -4967,113 +4967,113 @@
                 <w:szCs w:val="22"/>
                 <w:color w:val="000000"/>
               </w:rPr>
-              <w:t xml:space="preserve">0.66</w:t>
-            </w:r>
-          </w:p>
-        </w:tc>
-        <w:tc>
-          <w:tcPr>
-            <w:tcBorders>
-              <w:bottom w:val="none" w:sz="0" w:space="0" w:color="000000"/>
-              <w:top w:val="none" w:sz="0" w:space="0" w:color="000000"/>
-              <w:left w:val="none" w:sz="0" w:space="0" w:color="000000"/>
-              <w:right w:val="none" w:sz="0" w:space="0" w:color="000000"/>
-            </w:tcBorders>
-            <w:shd w:val="clear" w:color="auto" w:fill="FFFFFF"/>
-            <w:tcMar>
-              <w:top w:w="0" w:type="dxa"/>
-              <w:bottom w:w="0" w:type="dxa"/>
-              <w:left w:w="0" w:type="dxa"/>
-              <w:right w:w="0" w:type="dxa"/>
-            </w:tcMar>
-            <w:vAlign w:val="top"/>
-          </w:tcPr>
-          <w:p>
-            <w:pPr>
-              <w:pStyle w:val="Normal"/>
-              <w:jc w:val="center"/>
-              <w:pBdr>
-                <w:bottom w:val="none" w:sz="0" w:space="0" w:color="000000"/>
-                <w:top w:val="none" w:sz="0" w:space="0" w:color="000000"/>
-                <w:left w:val="none" w:sz="0" w:space="0" w:color="000000"/>
-                <w:right w:val="none" w:sz="0" w:space="0" w:color="000000"/>
-              </w:pBdr>
-              <w:spacing w:after="100" w:before="100" w:line="240"/>
-              <w:ind w:left="100" w:right="100" w:firstLine="0" w:firstLineChars="0"/>
-              <w:rPr>
-                <w:rFonts w:ascii="Helvetica" w:hAnsi="Helvetica" w:eastAsia="Helvetica" w:cs="Helvetica"/>
-                <w:i w:val="false"/>
-                <w:b w:val="false"/>
-                <w:u w:val="none"/>
-                <w:sz w:val="22"/>
-                <w:szCs w:val="22"/>
-                <w:color w:val="000000"/>
-              </w:rPr>
-            </w:pPr>
-            <w:r>
-              <w:rPr>
-                <w:rFonts w:ascii="Helvetica" w:hAnsi="Helvetica" w:eastAsia="Helvetica" w:cs="Helvetica"/>
-                <w:i w:val="false"/>
-                <w:b w:val="false"/>
-                <w:u w:val="none"/>
-                <w:sz w:val="22"/>
-                <w:szCs w:val="22"/>
-                <w:color w:val="000000"/>
-              </w:rPr>
-              <w:t xml:space="preserve">0.14, 3.18</w:t>
-            </w:r>
-          </w:p>
-        </w:tc>
-        <w:tc>
-          <w:tcPr>
-            <w:tcBorders>
-              <w:bottom w:val="none" w:sz="0" w:space="0" w:color="000000"/>
-              <w:top w:val="none" w:sz="0" w:space="0" w:color="000000"/>
-              <w:left w:val="none" w:sz="0" w:space="0" w:color="000000"/>
-              <w:right w:val="none" w:sz="0" w:space="0" w:color="000000"/>
-            </w:tcBorders>
-            <w:shd w:val="clear" w:color="auto" w:fill="FFFFFF"/>
-            <w:tcMar>
-              <w:top w:w="0" w:type="dxa"/>
-              <w:bottom w:w="0" w:type="dxa"/>
-              <w:left w:w="0" w:type="dxa"/>
-              <w:right w:w="0" w:type="dxa"/>
-            </w:tcMar>
-            <w:vAlign w:val="top"/>
-          </w:tcPr>
-          <w:p>
-            <w:pPr>
-              <w:pStyle w:val="Normal"/>
-              <w:jc w:val="center"/>
-              <w:pBdr>
-                <w:bottom w:val="none" w:sz="0" w:space="0" w:color="000000"/>
-                <w:top w:val="none" w:sz="0" w:space="0" w:color="000000"/>
-                <w:left w:val="none" w:sz="0" w:space="0" w:color="000000"/>
-                <w:right w:val="none" w:sz="0" w:space="0" w:color="000000"/>
-              </w:pBdr>
-              <w:spacing w:after="100" w:before="100" w:line="240"/>
-              <w:ind w:left="100" w:right="100" w:firstLine="0" w:firstLineChars="0"/>
-              <w:rPr>
-                <w:rFonts w:ascii="Helvetica" w:hAnsi="Helvetica" w:eastAsia="Helvetica" w:cs="Helvetica"/>
-                <w:i w:val="false"/>
-                <w:b w:val="false"/>
-                <w:u w:val="none"/>
-                <w:sz w:val="22"/>
-                <w:szCs w:val="22"/>
-                <w:color w:val="000000"/>
-              </w:rPr>
-            </w:pPr>
-            <w:r>
-              <w:rPr>
-                <w:rFonts w:ascii="Helvetica" w:hAnsi="Helvetica" w:eastAsia="Helvetica" w:cs="Helvetica"/>
-                <w:i w:val="false"/>
-                <w:b w:val="false"/>
-                <w:u w:val="none"/>
-                <w:sz w:val="22"/>
-                <w:szCs w:val="22"/>
-                <w:color w:val="000000"/>
-              </w:rPr>
-              <w:t xml:space="preserve">0.600</w:t>
+              <w:t xml:space="preserve">0.71</w:t>
+            </w:r>
+          </w:p>
+        </w:tc>
+        <w:tc>
+          <w:tcPr>
+            <w:tcBorders>
+              <w:bottom w:val="none" w:sz="0" w:space="0" w:color="000000"/>
+              <w:top w:val="none" w:sz="0" w:space="0" w:color="000000"/>
+              <w:left w:val="none" w:sz="0" w:space="0" w:color="000000"/>
+              <w:right w:val="none" w:sz="0" w:space="0" w:color="000000"/>
+            </w:tcBorders>
+            <w:shd w:val="clear" w:color="auto" w:fill="FFFFFF"/>
+            <w:tcMar>
+              <w:top w:w="0" w:type="dxa"/>
+              <w:bottom w:w="0" w:type="dxa"/>
+              <w:left w:w="0" w:type="dxa"/>
+              <w:right w:w="0" w:type="dxa"/>
+            </w:tcMar>
+            <w:vAlign w:val="top"/>
+          </w:tcPr>
+          <w:p>
+            <w:pPr>
+              <w:pStyle w:val="Normal"/>
+              <w:jc w:val="center"/>
+              <w:pBdr>
+                <w:bottom w:val="none" w:sz="0" w:space="0" w:color="000000"/>
+                <w:top w:val="none" w:sz="0" w:space="0" w:color="000000"/>
+                <w:left w:val="none" w:sz="0" w:space="0" w:color="000000"/>
+                <w:right w:val="none" w:sz="0" w:space="0" w:color="000000"/>
+              </w:pBdr>
+              <w:spacing w:after="100" w:before="100" w:line="240"/>
+              <w:ind w:left="100" w:right="100" w:firstLine="0" w:firstLineChars="0"/>
+              <w:rPr>
+                <w:rFonts w:ascii="Helvetica" w:hAnsi="Helvetica" w:eastAsia="Helvetica" w:cs="Helvetica"/>
+                <w:i w:val="false"/>
+                <w:b w:val="false"/>
+                <w:u w:val="none"/>
+                <w:sz w:val="22"/>
+                <w:szCs w:val="22"/>
+                <w:color w:val="000000"/>
+              </w:rPr>
+            </w:pPr>
+            <w:r>
+              <w:rPr>
+                <w:rFonts w:ascii="Helvetica" w:hAnsi="Helvetica" w:eastAsia="Helvetica" w:cs="Helvetica"/>
+                <w:i w:val="false"/>
+                <w:b w:val="false"/>
+                <w:u w:val="none"/>
+                <w:sz w:val="22"/>
+                <w:szCs w:val="22"/>
+                <w:color w:val="000000"/>
+              </w:rPr>
+              <w:t xml:space="preserve">0.13, 3.98</w:t>
+            </w:r>
+          </w:p>
+        </w:tc>
+        <w:tc>
+          <w:tcPr>
+            <w:tcBorders>
+              <w:bottom w:val="none" w:sz="0" w:space="0" w:color="000000"/>
+              <w:top w:val="none" w:sz="0" w:space="0" w:color="000000"/>
+              <w:left w:val="none" w:sz="0" w:space="0" w:color="000000"/>
+              <w:right w:val="none" w:sz="0" w:space="0" w:color="000000"/>
+            </w:tcBorders>
+            <w:shd w:val="clear" w:color="auto" w:fill="FFFFFF"/>
+            <w:tcMar>
+              <w:top w:w="0" w:type="dxa"/>
+              <w:bottom w:w="0" w:type="dxa"/>
+              <w:left w:w="0" w:type="dxa"/>
+              <w:right w:w="0" w:type="dxa"/>
+            </w:tcMar>
+            <w:vAlign w:val="top"/>
+          </w:tcPr>
+          <w:p>
+            <w:pPr>
+              <w:pStyle w:val="Normal"/>
+              <w:jc w:val="center"/>
+              <w:pBdr>
+                <w:bottom w:val="none" w:sz="0" w:space="0" w:color="000000"/>
+                <w:top w:val="none" w:sz="0" w:space="0" w:color="000000"/>
+                <w:left w:val="none" w:sz="0" w:space="0" w:color="000000"/>
+                <w:right w:val="none" w:sz="0" w:space="0" w:color="000000"/>
+              </w:pBdr>
+              <w:spacing w:after="100" w:before="100" w:line="240"/>
+              <w:ind w:left="100" w:right="100" w:firstLine="0" w:firstLineChars="0"/>
+              <w:rPr>
+                <w:rFonts w:ascii="Helvetica" w:hAnsi="Helvetica" w:eastAsia="Helvetica" w:cs="Helvetica"/>
+                <w:i w:val="false"/>
+                <w:b w:val="false"/>
+                <w:u w:val="none"/>
+                <w:sz w:val="22"/>
+                <w:szCs w:val="22"/>
+                <w:color w:val="000000"/>
+              </w:rPr>
+            </w:pPr>
+            <w:r>
+              <w:rPr>
+                <w:rFonts w:ascii="Helvetica" w:hAnsi="Helvetica" w:eastAsia="Helvetica" w:cs="Helvetica"/>
+                <w:i w:val="false"/>
+                <w:b w:val="false"/>
+                <w:u w:val="none"/>
+                <w:sz w:val="22"/>
+                <w:szCs w:val="22"/>
+                <w:color w:val="000000"/>
+              </w:rPr>
+              <w:t xml:space="preserve">0.690</w:t>
             </w:r>
           </w:p>
         </w:tc>
@@ -6469,7 +6469,7 @@
                 <w:szCs w:val="22"/>
                 <w:color w:val="000000"/>
               </w:rPr>
-              <w:t xml:space="preserve">0.00, 0.19</w:t>
+              <w:t xml:space="preserve">0.00, 0.20</w:t>
             </w:r>
           </w:p>
         </w:tc>
@@ -6952,60 +6952,60 @@
                 <w:szCs w:val="22"/>
                 <w:color w:val="000000"/>
               </w:rPr>
-              <w:t xml:space="preserve">0.00, 0.53</w:t>
-            </w:r>
-          </w:p>
-        </w:tc>
-        <w:tc>
-          <w:tcPr>
-            <w:tcBorders>
-              <w:bottom w:val="none" w:sz="0" w:space="0" w:color="000000"/>
-              <w:top w:val="none" w:sz="0" w:space="0" w:color="000000"/>
-              <w:left w:val="none" w:sz="0" w:space="0" w:color="000000"/>
-              <w:right w:val="none" w:sz="0" w:space="0" w:color="000000"/>
-            </w:tcBorders>
-            <w:shd w:val="clear" w:color="auto" w:fill="FFFFFF"/>
-            <w:tcMar>
-              <w:top w:w="0" w:type="dxa"/>
-              <w:bottom w:w="0" w:type="dxa"/>
-              <w:left w:w="0" w:type="dxa"/>
-              <w:right w:w="0" w:type="dxa"/>
-            </w:tcMar>
-            <w:vAlign w:val="top"/>
-          </w:tcPr>
-          <w:p>
-            <w:pPr>
-              <w:pStyle w:val="Normal"/>
-              <w:jc w:val="center"/>
-              <w:pBdr>
-                <w:bottom w:val="none" w:sz="0" w:space="0" w:color="000000"/>
-                <w:top w:val="none" w:sz="0" w:space="0" w:color="000000"/>
-                <w:left w:val="none" w:sz="0" w:space="0" w:color="000000"/>
-                <w:right w:val="none" w:sz="0" w:space="0" w:color="000000"/>
-              </w:pBdr>
-              <w:spacing w:after="100" w:before="100" w:line="240"/>
-              <w:ind w:left="100" w:right="100" w:firstLine="0" w:firstLineChars="0"/>
-              <w:rPr>
-                <w:rFonts w:ascii="Helvetica" w:hAnsi="Helvetica" w:eastAsia="Helvetica" w:cs="Helvetica"/>
-                <w:i w:val="false"/>
-                <w:b w:val="false"/>
-                <w:u w:val="none"/>
-                <w:sz w:val="22"/>
-                <w:szCs w:val="22"/>
-                <w:color w:val="000000"/>
-              </w:rPr>
-            </w:pPr>
-            <w:r>
-              <w:rPr>
-                <w:rFonts w:ascii="Helvetica" w:hAnsi="Helvetica" w:eastAsia="Helvetica" w:cs="Helvetica"/>
-                <w:i w:val="false"/>
-                <w:b w:val="false"/>
-                <w:u w:val="none"/>
-                <w:sz w:val="22"/>
-                <w:szCs w:val="22"/>
-                <w:color w:val="000000"/>
-              </w:rPr>
-              <w:t xml:space="preserve">0.035</w:t>
+              <w:t xml:space="preserve">0.00, 0.52</w:t>
+            </w:r>
+          </w:p>
+        </w:tc>
+        <w:tc>
+          <w:tcPr>
+            <w:tcBorders>
+              <w:bottom w:val="none" w:sz="0" w:space="0" w:color="000000"/>
+              <w:top w:val="none" w:sz="0" w:space="0" w:color="000000"/>
+              <w:left w:val="none" w:sz="0" w:space="0" w:color="000000"/>
+              <w:right w:val="none" w:sz="0" w:space="0" w:color="000000"/>
+            </w:tcBorders>
+            <w:shd w:val="clear" w:color="auto" w:fill="FFFFFF"/>
+            <w:tcMar>
+              <w:top w:w="0" w:type="dxa"/>
+              <w:bottom w:w="0" w:type="dxa"/>
+              <w:left w:w="0" w:type="dxa"/>
+              <w:right w:w="0" w:type="dxa"/>
+            </w:tcMar>
+            <w:vAlign w:val="top"/>
+          </w:tcPr>
+          <w:p>
+            <w:pPr>
+              <w:pStyle w:val="Normal"/>
+              <w:jc w:val="center"/>
+              <w:pBdr>
+                <w:bottom w:val="none" w:sz="0" w:space="0" w:color="000000"/>
+                <w:top w:val="none" w:sz="0" w:space="0" w:color="000000"/>
+                <w:left w:val="none" w:sz="0" w:space="0" w:color="000000"/>
+                <w:right w:val="none" w:sz="0" w:space="0" w:color="000000"/>
+              </w:pBdr>
+              <w:spacing w:after="100" w:before="100" w:line="240"/>
+              <w:ind w:left="100" w:right="100" w:firstLine="0" w:firstLineChars="0"/>
+              <w:rPr>
+                <w:rFonts w:ascii="Helvetica" w:hAnsi="Helvetica" w:eastAsia="Helvetica" w:cs="Helvetica"/>
+                <w:i w:val="false"/>
+                <w:b w:val="false"/>
+                <w:u w:val="none"/>
+                <w:sz w:val="22"/>
+                <w:szCs w:val="22"/>
+                <w:color w:val="000000"/>
+              </w:rPr>
+            </w:pPr>
+            <w:r>
+              <w:rPr>
+                <w:rFonts w:ascii="Helvetica" w:hAnsi="Helvetica" w:eastAsia="Helvetica" w:cs="Helvetica"/>
+                <w:i w:val="false"/>
+                <w:b w:val="false"/>
+                <w:u w:val="none"/>
+                <w:sz w:val="22"/>
+                <w:szCs w:val="22"/>
+                <w:color w:val="000000"/>
+              </w:rPr>
+              <w:t xml:space="preserve">0.033</w:t>
             </w:r>
           </w:p>
         </w:tc>
@@ -7382,113 +7382,113 @@
                 <w:szCs w:val="22"/>
                 <w:color w:val="000000"/>
               </w:rPr>
-              <w:t xml:space="preserve">0.00</w:t>
-            </w:r>
-          </w:p>
-        </w:tc>
-        <w:tc>
-          <w:tcPr>
-            <w:tcBorders>
-              <w:bottom w:val="none" w:sz="0" w:space="0" w:color="000000"/>
-              <w:top w:val="none" w:sz="0" w:space="0" w:color="000000"/>
-              <w:left w:val="none" w:sz="0" w:space="0" w:color="000000"/>
-              <w:right w:val="none" w:sz="0" w:space="0" w:color="000000"/>
-            </w:tcBorders>
-            <w:shd w:val="clear" w:color="auto" w:fill="FFFFFF"/>
-            <w:tcMar>
-              <w:top w:w="0" w:type="dxa"/>
-              <w:bottom w:w="0" w:type="dxa"/>
-              <w:left w:w="0" w:type="dxa"/>
-              <w:right w:w="0" w:type="dxa"/>
-            </w:tcMar>
-            <w:vAlign w:val="top"/>
-          </w:tcPr>
-          <w:p>
-            <w:pPr>
-              <w:pStyle w:val="Normal"/>
-              <w:jc w:val="center"/>
-              <w:pBdr>
-                <w:bottom w:val="none" w:sz="0" w:space="0" w:color="000000"/>
-                <w:top w:val="none" w:sz="0" w:space="0" w:color="000000"/>
-                <w:left w:val="none" w:sz="0" w:space="0" w:color="000000"/>
-                <w:right w:val="none" w:sz="0" w:space="0" w:color="000000"/>
-              </w:pBdr>
-              <w:spacing w:after="100" w:before="100" w:line="240"/>
-              <w:ind w:left="100" w:right="100" w:firstLine="0" w:firstLineChars="0"/>
-              <w:rPr>
-                <w:rFonts w:ascii="Helvetica" w:hAnsi="Helvetica" w:eastAsia="Helvetica" w:cs="Helvetica"/>
-                <w:i w:val="false"/>
-                <w:b w:val="false"/>
-                <w:u w:val="none"/>
-                <w:sz w:val="22"/>
-                <w:szCs w:val="22"/>
-                <w:color w:val="000000"/>
-              </w:rPr>
-            </w:pPr>
-            <w:r>
-              <w:rPr>
-                <w:rFonts w:ascii="Helvetica" w:hAnsi="Helvetica" w:eastAsia="Helvetica" w:cs="Helvetica"/>
-                <w:i w:val="false"/>
-                <w:b w:val="false"/>
-                <w:u w:val="none"/>
-                <w:sz w:val="22"/>
-                <w:szCs w:val="22"/>
-                <w:color w:val="000000"/>
-              </w:rPr>
-              <w:t xml:space="preserve">0.00, 0.38</w:t>
-            </w:r>
-          </w:p>
-        </w:tc>
-        <w:tc>
-          <w:tcPr>
-            <w:tcBorders>
-              <w:bottom w:val="none" w:sz="0" w:space="0" w:color="000000"/>
-              <w:top w:val="none" w:sz="0" w:space="0" w:color="000000"/>
-              <w:left w:val="none" w:sz="0" w:space="0" w:color="000000"/>
-              <w:right w:val="none" w:sz="0" w:space="0" w:color="000000"/>
-            </w:tcBorders>
-            <w:shd w:val="clear" w:color="auto" w:fill="FFFFFF"/>
-            <w:tcMar>
-              <w:top w:w="0" w:type="dxa"/>
-              <w:bottom w:w="0" w:type="dxa"/>
-              <w:left w:w="0" w:type="dxa"/>
-              <w:right w:w="0" w:type="dxa"/>
-            </w:tcMar>
-            <w:vAlign w:val="top"/>
-          </w:tcPr>
-          <w:p>
-            <w:pPr>
-              <w:pStyle w:val="Normal"/>
-              <w:jc w:val="center"/>
-              <w:pBdr>
-                <w:bottom w:val="none" w:sz="0" w:space="0" w:color="000000"/>
-                <w:top w:val="none" w:sz="0" w:space="0" w:color="000000"/>
-                <w:left w:val="none" w:sz="0" w:space="0" w:color="000000"/>
-                <w:right w:val="none" w:sz="0" w:space="0" w:color="000000"/>
-              </w:pBdr>
-              <w:spacing w:after="100" w:before="100" w:line="240"/>
-              <w:ind w:left="100" w:right="100" w:firstLine="0" w:firstLineChars="0"/>
-              <w:rPr>
-                <w:rFonts w:ascii="Helvetica" w:hAnsi="Helvetica" w:eastAsia="Helvetica" w:cs="Helvetica"/>
-                <w:i w:val="false"/>
-                <w:b w:val="false"/>
-                <w:u w:val="none"/>
-                <w:sz w:val="22"/>
-                <w:szCs w:val="22"/>
-                <w:color w:val="000000"/>
-              </w:rPr>
-            </w:pPr>
-            <w:r>
-              <w:rPr>
-                <w:rFonts w:ascii="Helvetica" w:hAnsi="Helvetica" w:eastAsia="Helvetica" w:cs="Helvetica"/>
-                <w:i w:val="false"/>
-                <w:b w:val="false"/>
-                <w:u w:val="none"/>
-                <w:sz w:val="22"/>
-                <w:szCs w:val="22"/>
-                <w:color w:val="000000"/>
-              </w:rPr>
-              <w:t xml:space="preserve">0.017</w:t>
+              <w:t xml:space="preserve">0.01</w:t>
+            </w:r>
+          </w:p>
+        </w:tc>
+        <w:tc>
+          <w:tcPr>
+            <w:tcBorders>
+              <w:bottom w:val="none" w:sz="0" w:space="0" w:color="000000"/>
+              <w:top w:val="none" w:sz="0" w:space="0" w:color="000000"/>
+              <w:left w:val="none" w:sz="0" w:space="0" w:color="000000"/>
+              <w:right w:val="none" w:sz="0" w:space="0" w:color="000000"/>
+            </w:tcBorders>
+            <w:shd w:val="clear" w:color="auto" w:fill="FFFFFF"/>
+            <w:tcMar>
+              <w:top w:w="0" w:type="dxa"/>
+              <w:bottom w:w="0" w:type="dxa"/>
+              <w:left w:w="0" w:type="dxa"/>
+              <w:right w:w="0" w:type="dxa"/>
+            </w:tcMar>
+            <w:vAlign w:val="top"/>
+          </w:tcPr>
+          <w:p>
+            <w:pPr>
+              <w:pStyle w:val="Normal"/>
+              <w:jc w:val="center"/>
+              <w:pBdr>
+                <w:bottom w:val="none" w:sz="0" w:space="0" w:color="000000"/>
+                <w:top w:val="none" w:sz="0" w:space="0" w:color="000000"/>
+                <w:left w:val="none" w:sz="0" w:space="0" w:color="000000"/>
+                <w:right w:val="none" w:sz="0" w:space="0" w:color="000000"/>
+              </w:pBdr>
+              <w:spacing w:after="100" w:before="100" w:line="240"/>
+              <w:ind w:left="100" w:right="100" w:firstLine="0" w:firstLineChars="0"/>
+              <w:rPr>
+                <w:rFonts w:ascii="Helvetica" w:hAnsi="Helvetica" w:eastAsia="Helvetica" w:cs="Helvetica"/>
+                <w:i w:val="false"/>
+                <w:b w:val="false"/>
+                <w:u w:val="none"/>
+                <w:sz w:val="22"/>
+                <w:szCs w:val="22"/>
+                <w:color w:val="000000"/>
+              </w:rPr>
+            </w:pPr>
+            <w:r>
+              <w:rPr>
+                <w:rFonts w:ascii="Helvetica" w:hAnsi="Helvetica" w:eastAsia="Helvetica" w:cs="Helvetica"/>
+                <w:i w:val="false"/>
+                <w:b w:val="false"/>
+                <w:u w:val="none"/>
+                <w:sz w:val="22"/>
+                <w:szCs w:val="22"/>
+                <w:color w:val="000000"/>
+              </w:rPr>
+              <w:t xml:space="preserve">0.00, 0.45</w:t>
+            </w:r>
+          </w:p>
+        </w:tc>
+        <w:tc>
+          <w:tcPr>
+            <w:tcBorders>
+              <w:bottom w:val="none" w:sz="0" w:space="0" w:color="000000"/>
+              <w:top w:val="none" w:sz="0" w:space="0" w:color="000000"/>
+              <w:left w:val="none" w:sz="0" w:space="0" w:color="000000"/>
+              <w:right w:val="none" w:sz="0" w:space="0" w:color="000000"/>
+            </w:tcBorders>
+            <w:shd w:val="clear" w:color="auto" w:fill="FFFFFF"/>
+            <w:tcMar>
+              <w:top w:w="0" w:type="dxa"/>
+              <w:bottom w:w="0" w:type="dxa"/>
+              <w:left w:w="0" w:type="dxa"/>
+              <w:right w:w="0" w:type="dxa"/>
+            </w:tcMar>
+            <w:vAlign w:val="top"/>
+          </w:tcPr>
+          <w:p>
+            <w:pPr>
+              <w:pStyle w:val="Normal"/>
+              <w:jc w:val="center"/>
+              <w:pBdr>
+                <w:bottom w:val="none" w:sz="0" w:space="0" w:color="000000"/>
+                <w:top w:val="none" w:sz="0" w:space="0" w:color="000000"/>
+                <w:left w:val="none" w:sz="0" w:space="0" w:color="000000"/>
+                <w:right w:val="none" w:sz="0" w:space="0" w:color="000000"/>
+              </w:pBdr>
+              <w:spacing w:after="100" w:before="100" w:line="240"/>
+              <w:ind w:left="100" w:right="100" w:firstLine="0" w:firstLineChars="0"/>
+              <w:rPr>
+                <w:rFonts w:ascii="Helvetica" w:hAnsi="Helvetica" w:eastAsia="Helvetica" w:cs="Helvetica"/>
+                <w:i w:val="false"/>
+                <w:b w:val="false"/>
+                <w:u w:val="none"/>
+                <w:sz w:val="22"/>
+                <w:szCs w:val="22"/>
+                <w:color w:val="000000"/>
+              </w:rPr>
+            </w:pPr>
+            <w:r>
+              <w:rPr>
+                <w:rFonts w:ascii="Helvetica" w:hAnsi="Helvetica" w:eastAsia="Helvetica" w:cs="Helvetica"/>
+                <w:i w:val="false"/>
+                <w:b w:val="false"/>
+                <w:u w:val="none"/>
+                <w:sz w:val="22"/>
+                <w:szCs w:val="22"/>
+                <w:color w:val="000000"/>
+              </w:rPr>
+              <w:t xml:space="preserve">0.020</w:t>
             </w:r>
           </w:p>
         </w:tc>
@@ -9797,60 +9797,60 @@
                 <w:szCs w:val="22"/>
                 <w:color w:val="000000"/>
               </w:rPr>
-              <w:t xml:space="preserve">92,434</w:t>
-            </w:r>
-          </w:p>
-        </w:tc>
-        <w:tc>
-          <w:tcPr>
-            <w:tcBorders>
-              <w:bottom w:val="none" w:sz="0" w:space="0" w:color="000000"/>
-              <w:top w:val="none" w:sz="0" w:space="0" w:color="000000"/>
-              <w:left w:val="none" w:sz="0" w:space="0" w:color="000000"/>
-              <w:right w:val="none" w:sz="0" w:space="0" w:color="000000"/>
-            </w:tcBorders>
-            <w:shd w:val="clear" w:color="auto" w:fill="FFFFFF"/>
-            <w:tcMar>
-              <w:top w:w="0" w:type="dxa"/>
-              <w:bottom w:w="0" w:type="dxa"/>
-              <w:left w:w="0" w:type="dxa"/>
-              <w:right w:w="0" w:type="dxa"/>
-            </w:tcMar>
-            <w:vAlign w:val="top"/>
-          </w:tcPr>
-          <w:p>
-            <w:pPr>
-              <w:pStyle w:val="Normal"/>
-              <w:jc w:val="center"/>
-              <w:pBdr>
-                <w:bottom w:val="none" w:sz="0" w:space="0" w:color="000000"/>
-                <w:top w:val="none" w:sz="0" w:space="0" w:color="000000"/>
-                <w:left w:val="none" w:sz="0" w:space="0" w:color="000000"/>
-                <w:right w:val="none" w:sz="0" w:space="0" w:color="000000"/>
-              </w:pBdr>
-              <w:spacing w:after="100" w:before="100" w:line="240"/>
-              <w:ind w:left="100" w:right="100" w:firstLine="0" w:firstLineChars="0"/>
-              <w:rPr>
-                <w:rFonts w:ascii="Helvetica" w:hAnsi="Helvetica" w:eastAsia="Helvetica" w:cs="Helvetica"/>
-                <w:i w:val="false"/>
-                <w:b w:val="false"/>
-                <w:u w:val="none"/>
-                <w:sz w:val="22"/>
-                <w:szCs w:val="22"/>
-                <w:color w:val="000000"/>
-              </w:rPr>
-            </w:pPr>
-            <w:r>
-              <w:rPr>
-                <w:rFonts w:ascii="Helvetica" w:hAnsi="Helvetica" w:eastAsia="Helvetica" w:cs="Helvetica"/>
-                <w:i w:val="false"/>
-                <w:b w:val="false"/>
-                <w:u w:val="none"/>
-                <w:sz w:val="22"/>
-                <w:szCs w:val="22"/>
-                <w:color w:val="000000"/>
-              </w:rPr>
-              <w:t xml:space="preserve">984, 8,681,570</w:t>
+              <w:t xml:space="preserve">71,325</w:t>
+            </w:r>
+          </w:p>
+        </w:tc>
+        <w:tc>
+          <w:tcPr>
+            <w:tcBorders>
+              <w:bottom w:val="none" w:sz="0" w:space="0" w:color="000000"/>
+              <w:top w:val="none" w:sz="0" w:space="0" w:color="000000"/>
+              <w:left w:val="none" w:sz="0" w:space="0" w:color="000000"/>
+              <w:right w:val="none" w:sz="0" w:space="0" w:color="000000"/>
+            </w:tcBorders>
+            <w:shd w:val="clear" w:color="auto" w:fill="FFFFFF"/>
+            <w:tcMar>
+              <w:top w:w="0" w:type="dxa"/>
+              <w:bottom w:w="0" w:type="dxa"/>
+              <w:left w:w="0" w:type="dxa"/>
+              <w:right w:w="0" w:type="dxa"/>
+            </w:tcMar>
+            <w:vAlign w:val="top"/>
+          </w:tcPr>
+          <w:p>
+            <w:pPr>
+              <w:pStyle w:val="Normal"/>
+              <w:jc w:val="center"/>
+              <w:pBdr>
+                <w:bottom w:val="none" w:sz="0" w:space="0" w:color="000000"/>
+                <w:top w:val="none" w:sz="0" w:space="0" w:color="000000"/>
+                <w:left w:val="none" w:sz="0" w:space="0" w:color="000000"/>
+                <w:right w:val="none" w:sz="0" w:space="0" w:color="000000"/>
+              </w:pBdr>
+              <w:spacing w:after="100" w:before="100" w:line="240"/>
+              <w:ind w:left="100" w:right="100" w:firstLine="0" w:firstLineChars="0"/>
+              <w:rPr>
+                <w:rFonts w:ascii="Helvetica" w:hAnsi="Helvetica" w:eastAsia="Helvetica" w:cs="Helvetica"/>
+                <w:i w:val="false"/>
+                <w:b w:val="false"/>
+                <w:u w:val="none"/>
+                <w:sz w:val="22"/>
+                <w:szCs w:val="22"/>
+                <w:color w:val="000000"/>
+              </w:rPr>
+            </w:pPr>
+            <w:r>
+              <w:rPr>
+                <w:rFonts w:ascii="Helvetica" w:hAnsi="Helvetica" w:eastAsia="Helvetica" w:cs="Helvetica"/>
+                <w:i w:val="false"/>
+                <w:b w:val="false"/>
+                <w:u w:val="none"/>
+                <w:sz w:val="22"/>
+                <w:szCs w:val="22"/>
+                <w:color w:val="000000"/>
+              </w:rPr>
+              <w:t xml:space="preserve">1,481, 3,434,249</w:t>
             </w:r>
           </w:p>
         </w:tc>
@@ -10280,113 +10280,113 @@
                 <w:szCs w:val="22"/>
                 <w:color w:val="000000"/>
               </w:rPr>
-              <w:t xml:space="preserve">0.80</w:t>
-            </w:r>
-          </w:p>
-        </w:tc>
-        <w:tc>
-          <w:tcPr>
-            <w:tcBorders>
-              <w:bottom w:val="none" w:sz="0" w:space="0" w:color="000000"/>
-              <w:top w:val="none" w:sz="0" w:space="0" w:color="000000"/>
-              <w:left w:val="none" w:sz="0" w:space="0" w:color="000000"/>
-              <w:right w:val="none" w:sz="0" w:space="0" w:color="000000"/>
-            </w:tcBorders>
-            <w:shd w:val="clear" w:color="auto" w:fill="FFFFFF"/>
-            <w:tcMar>
-              <w:top w:w="0" w:type="dxa"/>
-              <w:bottom w:w="0" w:type="dxa"/>
-              <w:left w:w="0" w:type="dxa"/>
-              <w:right w:w="0" w:type="dxa"/>
-            </w:tcMar>
-            <w:vAlign w:val="top"/>
-          </w:tcPr>
-          <w:p>
-            <w:pPr>
-              <w:pStyle w:val="Normal"/>
-              <w:jc w:val="center"/>
-              <w:pBdr>
-                <w:bottom w:val="none" w:sz="0" w:space="0" w:color="000000"/>
-                <w:top w:val="none" w:sz="0" w:space="0" w:color="000000"/>
-                <w:left w:val="none" w:sz="0" w:space="0" w:color="000000"/>
-                <w:right w:val="none" w:sz="0" w:space="0" w:color="000000"/>
-              </w:pBdr>
-              <w:spacing w:after="100" w:before="100" w:line="240"/>
-              <w:ind w:left="100" w:right="100" w:firstLine="0" w:firstLineChars="0"/>
-              <w:rPr>
-                <w:rFonts w:ascii="Helvetica" w:hAnsi="Helvetica" w:eastAsia="Helvetica" w:cs="Helvetica"/>
-                <w:i w:val="false"/>
-                <w:b w:val="false"/>
-                <w:u w:val="none"/>
-                <w:sz w:val="22"/>
-                <w:szCs w:val="22"/>
-                <w:color w:val="000000"/>
-              </w:rPr>
-            </w:pPr>
-            <w:r>
-              <w:rPr>
-                <w:rFonts w:ascii="Helvetica" w:hAnsi="Helvetica" w:eastAsia="Helvetica" w:cs="Helvetica"/>
-                <w:i w:val="false"/>
-                <w:b w:val="false"/>
-                <w:u w:val="none"/>
-                <w:sz w:val="22"/>
-                <w:szCs w:val="22"/>
-                <w:color w:val="000000"/>
-              </w:rPr>
-              <w:t xml:space="preserve">0.09, 7.23</w:t>
-            </w:r>
-          </w:p>
-        </w:tc>
-        <w:tc>
-          <w:tcPr>
-            <w:tcBorders>
-              <w:bottom w:val="none" w:sz="0" w:space="0" w:color="000000"/>
-              <w:top w:val="none" w:sz="0" w:space="0" w:color="000000"/>
-              <w:left w:val="none" w:sz="0" w:space="0" w:color="000000"/>
-              <w:right w:val="none" w:sz="0" w:space="0" w:color="000000"/>
-            </w:tcBorders>
-            <w:shd w:val="clear" w:color="auto" w:fill="FFFFFF"/>
-            <w:tcMar>
-              <w:top w:w="0" w:type="dxa"/>
-              <w:bottom w:w="0" w:type="dxa"/>
-              <w:left w:w="0" w:type="dxa"/>
-              <w:right w:w="0" w:type="dxa"/>
-            </w:tcMar>
-            <w:vAlign w:val="top"/>
-          </w:tcPr>
-          <w:p>
-            <w:pPr>
-              <w:pStyle w:val="Normal"/>
-              <w:jc w:val="center"/>
-              <w:pBdr>
-                <w:bottom w:val="none" w:sz="0" w:space="0" w:color="000000"/>
-                <w:top w:val="none" w:sz="0" w:space="0" w:color="000000"/>
-                <w:left w:val="none" w:sz="0" w:space="0" w:color="000000"/>
-                <w:right w:val="none" w:sz="0" w:space="0" w:color="000000"/>
-              </w:pBdr>
-              <w:spacing w:after="100" w:before="100" w:line="240"/>
-              <w:ind w:left="100" w:right="100" w:firstLine="0" w:firstLineChars="0"/>
-              <w:rPr>
-                <w:rFonts w:ascii="Helvetica" w:hAnsi="Helvetica" w:eastAsia="Helvetica" w:cs="Helvetica"/>
-                <w:i w:val="false"/>
-                <w:b w:val="false"/>
-                <w:u w:val="none"/>
-                <w:sz w:val="22"/>
-                <w:szCs w:val="22"/>
-                <w:color w:val="000000"/>
-              </w:rPr>
-            </w:pPr>
-            <w:r>
-              <w:rPr>
-                <w:rFonts w:ascii="Helvetica" w:hAnsi="Helvetica" w:eastAsia="Helvetica" w:cs="Helvetica"/>
-                <w:i w:val="false"/>
-                <w:b w:val="false"/>
-                <w:u w:val="none"/>
-                <w:sz w:val="22"/>
-                <w:szCs w:val="22"/>
-                <w:color w:val="000000"/>
-              </w:rPr>
-              <w:t xml:space="preserve">0.850</w:t>
+              <w:t xml:space="preserve">0.71</w:t>
+            </w:r>
+          </w:p>
+        </w:tc>
+        <w:tc>
+          <w:tcPr>
+            <w:tcBorders>
+              <w:bottom w:val="none" w:sz="0" w:space="0" w:color="000000"/>
+              <w:top w:val="none" w:sz="0" w:space="0" w:color="000000"/>
+              <w:left w:val="none" w:sz="0" w:space="0" w:color="000000"/>
+              <w:right w:val="none" w:sz="0" w:space="0" w:color="000000"/>
+            </w:tcBorders>
+            <w:shd w:val="clear" w:color="auto" w:fill="FFFFFF"/>
+            <w:tcMar>
+              <w:top w:w="0" w:type="dxa"/>
+              <w:bottom w:w="0" w:type="dxa"/>
+              <w:left w:w="0" w:type="dxa"/>
+              <w:right w:w="0" w:type="dxa"/>
+            </w:tcMar>
+            <w:vAlign w:val="top"/>
+          </w:tcPr>
+          <w:p>
+            <w:pPr>
+              <w:pStyle w:val="Normal"/>
+              <w:jc w:val="center"/>
+              <w:pBdr>
+                <w:bottom w:val="none" w:sz="0" w:space="0" w:color="000000"/>
+                <w:top w:val="none" w:sz="0" w:space="0" w:color="000000"/>
+                <w:left w:val="none" w:sz="0" w:space="0" w:color="000000"/>
+                <w:right w:val="none" w:sz="0" w:space="0" w:color="000000"/>
+              </w:pBdr>
+              <w:spacing w:after="100" w:before="100" w:line="240"/>
+              <w:ind w:left="100" w:right="100" w:firstLine="0" w:firstLineChars="0"/>
+              <w:rPr>
+                <w:rFonts w:ascii="Helvetica" w:hAnsi="Helvetica" w:eastAsia="Helvetica" w:cs="Helvetica"/>
+                <w:i w:val="false"/>
+                <w:b w:val="false"/>
+                <w:u w:val="none"/>
+                <w:sz w:val="22"/>
+                <w:szCs w:val="22"/>
+                <w:color w:val="000000"/>
+              </w:rPr>
+            </w:pPr>
+            <w:r>
+              <w:rPr>
+                <w:rFonts w:ascii="Helvetica" w:hAnsi="Helvetica" w:eastAsia="Helvetica" w:cs="Helvetica"/>
+                <w:i w:val="false"/>
+                <w:b w:val="false"/>
+                <w:u w:val="none"/>
+                <w:sz w:val="22"/>
+                <w:szCs w:val="22"/>
+                <w:color w:val="000000"/>
+              </w:rPr>
+              <w:t xml:space="preserve">0.08, 6.73</w:t>
+            </w:r>
+          </w:p>
+        </w:tc>
+        <w:tc>
+          <w:tcPr>
+            <w:tcBorders>
+              <w:bottom w:val="none" w:sz="0" w:space="0" w:color="000000"/>
+              <w:top w:val="none" w:sz="0" w:space="0" w:color="000000"/>
+              <w:left w:val="none" w:sz="0" w:space="0" w:color="000000"/>
+              <w:right w:val="none" w:sz="0" w:space="0" w:color="000000"/>
+            </w:tcBorders>
+            <w:shd w:val="clear" w:color="auto" w:fill="FFFFFF"/>
+            <w:tcMar>
+              <w:top w:w="0" w:type="dxa"/>
+              <w:bottom w:w="0" w:type="dxa"/>
+              <w:left w:w="0" w:type="dxa"/>
+              <w:right w:w="0" w:type="dxa"/>
+            </w:tcMar>
+            <w:vAlign w:val="top"/>
+          </w:tcPr>
+          <w:p>
+            <w:pPr>
+              <w:pStyle w:val="Normal"/>
+              <w:jc w:val="center"/>
+              <w:pBdr>
+                <w:bottom w:val="none" w:sz="0" w:space="0" w:color="000000"/>
+                <w:top w:val="none" w:sz="0" w:space="0" w:color="000000"/>
+                <w:left w:val="none" w:sz="0" w:space="0" w:color="000000"/>
+                <w:right w:val="none" w:sz="0" w:space="0" w:color="000000"/>
+              </w:pBdr>
+              <w:spacing w:after="100" w:before="100" w:line="240"/>
+              <w:ind w:left="100" w:right="100" w:firstLine="0" w:firstLineChars="0"/>
+              <w:rPr>
+                <w:rFonts w:ascii="Helvetica" w:hAnsi="Helvetica" w:eastAsia="Helvetica" w:cs="Helvetica"/>
+                <w:i w:val="false"/>
+                <w:b w:val="false"/>
+                <w:u w:val="none"/>
+                <w:sz w:val="22"/>
+                <w:szCs w:val="22"/>
+                <w:color w:val="000000"/>
+              </w:rPr>
+            </w:pPr>
+            <w:r>
+              <w:rPr>
+                <w:rFonts w:ascii="Helvetica" w:hAnsi="Helvetica" w:eastAsia="Helvetica" w:cs="Helvetica"/>
+                <w:i w:val="false"/>
+                <w:b w:val="false"/>
+                <w:u w:val="none"/>
+                <w:sz w:val="22"/>
+                <w:szCs w:val="22"/>
+                <w:color w:val="000000"/>
+              </w:rPr>
+              <w:t xml:space="preserve">0.770</w:t>
             </w:r>
           </w:p>
         </w:tc>
@@ -10816,60 +10816,60 @@
                 <w:szCs w:val="22"/>
                 <w:color w:val="000000"/>
               </w:rPr>
-              <w:t xml:space="preserve">0.00, 0.87</w:t>
-            </w:r>
-          </w:p>
-        </w:tc>
-        <w:tc>
-          <w:tcPr>
-            <w:tcBorders>
-              <w:bottom w:val="none" w:sz="0" w:space="0" w:color="000000"/>
-              <w:top w:val="none" w:sz="0" w:space="0" w:color="000000"/>
-              <w:left w:val="none" w:sz="0" w:space="0" w:color="000000"/>
-              <w:right w:val="none" w:sz="0" w:space="0" w:color="000000"/>
-            </w:tcBorders>
-            <w:shd w:val="clear" w:color="auto" w:fill="FFFFFF"/>
-            <w:tcMar>
-              <w:top w:w="0" w:type="dxa"/>
-              <w:bottom w:w="0" w:type="dxa"/>
-              <w:left w:w="0" w:type="dxa"/>
-              <w:right w:w="0" w:type="dxa"/>
-            </w:tcMar>
-            <w:vAlign w:val="top"/>
-          </w:tcPr>
-          <w:p>
-            <w:pPr>
-              <w:pStyle w:val="Normal"/>
-              <w:jc w:val="center"/>
-              <w:pBdr>
-                <w:bottom w:val="none" w:sz="0" w:space="0" w:color="000000"/>
-                <w:top w:val="none" w:sz="0" w:space="0" w:color="000000"/>
-                <w:left w:val="none" w:sz="0" w:space="0" w:color="000000"/>
-                <w:right w:val="none" w:sz="0" w:space="0" w:color="000000"/>
-              </w:pBdr>
-              <w:spacing w:after="100" w:before="100" w:line="240"/>
-              <w:ind w:left="100" w:right="100" w:firstLine="0" w:firstLineChars="0"/>
-              <w:rPr>
-                <w:rFonts w:ascii="Helvetica" w:hAnsi="Helvetica" w:eastAsia="Helvetica" w:cs="Helvetica"/>
-                <w:i w:val="false"/>
-                <w:b w:val="false"/>
-                <w:u w:val="none"/>
-                <w:sz w:val="22"/>
-                <w:szCs w:val="22"/>
-                <w:color w:val="000000"/>
-              </w:rPr>
-            </w:pPr>
-            <w:r>
-              <w:rPr>
-                <w:rFonts w:ascii="Helvetica" w:hAnsi="Helvetica" w:eastAsia="Helvetica" w:cs="Helvetica"/>
-                <w:i w:val="false"/>
-                <w:b w:val="false"/>
-                <w:u w:val="none"/>
-                <w:sz w:val="22"/>
-                <w:szCs w:val="22"/>
-                <w:color w:val="000000"/>
-              </w:rPr>
-              <w:t xml:space="preserve">0.041</w:t>
+              <w:t xml:space="preserve">0.00, 0.72</w:t>
+            </w:r>
+          </w:p>
+        </w:tc>
+        <w:tc>
+          <w:tcPr>
+            <w:tcBorders>
+              <w:bottom w:val="none" w:sz="0" w:space="0" w:color="000000"/>
+              <w:top w:val="none" w:sz="0" w:space="0" w:color="000000"/>
+              <w:left w:val="none" w:sz="0" w:space="0" w:color="000000"/>
+              <w:right w:val="none" w:sz="0" w:space="0" w:color="000000"/>
+            </w:tcBorders>
+            <w:shd w:val="clear" w:color="auto" w:fill="FFFFFF"/>
+            <w:tcMar>
+              <w:top w:w="0" w:type="dxa"/>
+              <w:bottom w:w="0" w:type="dxa"/>
+              <w:left w:w="0" w:type="dxa"/>
+              <w:right w:w="0" w:type="dxa"/>
+            </w:tcMar>
+            <w:vAlign w:val="top"/>
+          </w:tcPr>
+          <w:p>
+            <w:pPr>
+              <w:pStyle w:val="Normal"/>
+              <w:jc w:val="center"/>
+              <w:pBdr>
+                <w:bottom w:val="none" w:sz="0" w:space="0" w:color="000000"/>
+                <w:top w:val="none" w:sz="0" w:space="0" w:color="000000"/>
+                <w:left w:val="none" w:sz="0" w:space="0" w:color="000000"/>
+                <w:right w:val="none" w:sz="0" w:space="0" w:color="000000"/>
+              </w:pBdr>
+              <w:spacing w:after="100" w:before="100" w:line="240"/>
+              <w:ind w:left="100" w:right="100" w:firstLine="0" w:firstLineChars="0"/>
+              <w:rPr>
+                <w:rFonts w:ascii="Helvetica" w:hAnsi="Helvetica" w:eastAsia="Helvetica" w:cs="Helvetica"/>
+                <w:i w:val="false"/>
+                <w:b w:val="false"/>
+                <w:u w:val="none"/>
+                <w:sz w:val="22"/>
+                <w:szCs w:val="22"/>
+                <w:color w:val="000000"/>
+              </w:rPr>
+            </w:pPr>
+            <w:r>
+              <w:rPr>
+                <w:rFonts w:ascii="Helvetica" w:hAnsi="Helvetica" w:eastAsia="Helvetica" w:cs="Helvetica"/>
+                <w:i w:val="false"/>
+                <w:b w:val="false"/>
+                <w:u w:val="none"/>
+                <w:sz w:val="22"/>
+                <w:szCs w:val="22"/>
+                <w:color w:val="000000"/>
+              </w:rPr>
+              <w:t xml:space="preserve">0.029</w:t>
             </w:r>
           </w:p>
         </w:tc>
@@ -11246,113 +11246,113 @@
                 <w:szCs w:val="22"/>
                 <w:color w:val="000000"/>
               </w:rPr>
-              <w:t xml:space="preserve">36.8</w:t>
-            </w:r>
-          </w:p>
-        </w:tc>
-        <w:tc>
-          <w:tcPr>
-            <w:tcBorders>
-              <w:bottom w:val="none" w:sz="0" w:space="0" w:color="000000"/>
-              <w:top w:val="none" w:sz="0" w:space="0" w:color="000000"/>
-              <w:left w:val="none" w:sz="0" w:space="0" w:color="000000"/>
-              <w:right w:val="none" w:sz="0" w:space="0" w:color="000000"/>
-            </w:tcBorders>
-            <w:shd w:val="clear" w:color="auto" w:fill="FFFFFF"/>
-            <w:tcMar>
-              <w:top w:w="0" w:type="dxa"/>
-              <w:bottom w:w="0" w:type="dxa"/>
-              <w:left w:w="0" w:type="dxa"/>
-              <w:right w:w="0" w:type="dxa"/>
-            </w:tcMar>
-            <w:vAlign w:val="top"/>
-          </w:tcPr>
-          <w:p>
-            <w:pPr>
-              <w:pStyle w:val="Normal"/>
-              <w:jc w:val="center"/>
-              <w:pBdr>
-                <w:bottom w:val="none" w:sz="0" w:space="0" w:color="000000"/>
-                <w:top w:val="none" w:sz="0" w:space="0" w:color="000000"/>
-                <w:left w:val="none" w:sz="0" w:space="0" w:color="000000"/>
-                <w:right w:val="none" w:sz="0" w:space="0" w:color="000000"/>
-              </w:pBdr>
-              <w:spacing w:after="100" w:before="100" w:line="240"/>
-              <w:ind w:left="100" w:right="100" w:firstLine="0" w:firstLineChars="0"/>
-              <w:rPr>
-                <w:rFonts w:ascii="Helvetica" w:hAnsi="Helvetica" w:eastAsia="Helvetica" w:cs="Helvetica"/>
-                <w:i w:val="false"/>
-                <w:b w:val="false"/>
-                <w:u w:val="none"/>
-                <w:sz w:val="22"/>
-                <w:szCs w:val="22"/>
-                <w:color w:val="000000"/>
-              </w:rPr>
-            </w:pPr>
-            <w:r>
-              <w:rPr>
-                <w:rFonts w:ascii="Helvetica" w:hAnsi="Helvetica" w:eastAsia="Helvetica" w:cs="Helvetica"/>
-                <w:i w:val="false"/>
-                <w:b w:val="false"/>
-                <w:u w:val="none"/>
-                <w:sz w:val="22"/>
-                <w:szCs w:val="22"/>
-                <w:color w:val="000000"/>
-              </w:rPr>
-              <w:t xml:space="preserve">0.84, 1,626</w:t>
-            </w:r>
-          </w:p>
-        </w:tc>
-        <w:tc>
-          <w:tcPr>
-            <w:tcBorders>
-              <w:bottom w:val="none" w:sz="0" w:space="0" w:color="000000"/>
-              <w:top w:val="none" w:sz="0" w:space="0" w:color="000000"/>
-              <w:left w:val="none" w:sz="0" w:space="0" w:color="000000"/>
-              <w:right w:val="none" w:sz="0" w:space="0" w:color="000000"/>
-            </w:tcBorders>
-            <w:shd w:val="clear" w:color="auto" w:fill="FFFFFF"/>
-            <w:tcMar>
-              <w:top w:w="0" w:type="dxa"/>
-              <w:bottom w:w="0" w:type="dxa"/>
-              <w:left w:w="0" w:type="dxa"/>
-              <w:right w:w="0" w:type="dxa"/>
-            </w:tcMar>
-            <w:vAlign w:val="top"/>
-          </w:tcPr>
-          <w:p>
-            <w:pPr>
-              <w:pStyle w:val="Normal"/>
-              <w:jc w:val="center"/>
-              <w:pBdr>
-                <w:bottom w:val="none" w:sz="0" w:space="0" w:color="000000"/>
-                <w:top w:val="none" w:sz="0" w:space="0" w:color="000000"/>
-                <w:left w:val="none" w:sz="0" w:space="0" w:color="000000"/>
-                <w:right w:val="none" w:sz="0" w:space="0" w:color="000000"/>
-              </w:pBdr>
-              <w:spacing w:after="100" w:before="100" w:line="240"/>
-              <w:ind w:left="100" w:right="100" w:firstLine="0" w:firstLineChars="0"/>
-              <w:rPr>
-                <w:rFonts w:ascii="Helvetica" w:hAnsi="Helvetica" w:eastAsia="Helvetica" w:cs="Helvetica"/>
-                <w:i w:val="false"/>
-                <w:b w:val="false"/>
-                <w:u w:val="none"/>
-                <w:sz w:val="22"/>
-                <w:szCs w:val="22"/>
-                <w:color w:val="000000"/>
-              </w:rPr>
-            </w:pPr>
-            <w:r>
-              <w:rPr>
-                <w:rFonts w:ascii="Helvetica" w:hAnsi="Helvetica" w:eastAsia="Helvetica" w:cs="Helvetica"/>
-                <w:i w:val="false"/>
-                <w:b w:val="false"/>
-                <w:u w:val="none"/>
-                <w:sz w:val="22"/>
-                <w:szCs w:val="22"/>
-                <w:color w:val="000000"/>
-              </w:rPr>
-              <w:t xml:space="preserve">0.062</w:t>
+              <w:t xml:space="preserve">48.0</w:t>
+            </w:r>
+          </w:p>
+        </w:tc>
+        <w:tc>
+          <w:tcPr>
+            <w:tcBorders>
+              <w:bottom w:val="none" w:sz="0" w:space="0" w:color="000000"/>
+              <w:top w:val="none" w:sz="0" w:space="0" w:color="000000"/>
+              <w:left w:val="none" w:sz="0" w:space="0" w:color="000000"/>
+              <w:right w:val="none" w:sz="0" w:space="0" w:color="000000"/>
+            </w:tcBorders>
+            <w:shd w:val="clear" w:color="auto" w:fill="FFFFFF"/>
+            <w:tcMar>
+              <w:top w:w="0" w:type="dxa"/>
+              <w:bottom w:w="0" w:type="dxa"/>
+              <w:left w:w="0" w:type="dxa"/>
+              <w:right w:w="0" w:type="dxa"/>
+            </w:tcMar>
+            <w:vAlign w:val="top"/>
+          </w:tcPr>
+          <w:p>
+            <w:pPr>
+              <w:pStyle w:val="Normal"/>
+              <w:jc w:val="center"/>
+              <w:pBdr>
+                <w:bottom w:val="none" w:sz="0" w:space="0" w:color="000000"/>
+                <w:top w:val="none" w:sz="0" w:space="0" w:color="000000"/>
+                <w:left w:val="none" w:sz="0" w:space="0" w:color="000000"/>
+                <w:right w:val="none" w:sz="0" w:space="0" w:color="000000"/>
+              </w:pBdr>
+              <w:spacing w:after="100" w:before="100" w:line="240"/>
+              <w:ind w:left="100" w:right="100" w:firstLine="0" w:firstLineChars="0"/>
+              <w:rPr>
+                <w:rFonts w:ascii="Helvetica" w:hAnsi="Helvetica" w:eastAsia="Helvetica" w:cs="Helvetica"/>
+                <w:i w:val="false"/>
+                <w:b w:val="false"/>
+                <w:u w:val="none"/>
+                <w:sz w:val="22"/>
+                <w:szCs w:val="22"/>
+                <w:color w:val="000000"/>
+              </w:rPr>
+            </w:pPr>
+            <w:r>
+              <w:rPr>
+                <w:rFonts w:ascii="Helvetica" w:hAnsi="Helvetica" w:eastAsia="Helvetica" w:cs="Helvetica"/>
+                <w:i w:val="false"/>
+                <w:b w:val="false"/>
+                <w:u w:val="none"/>
+                <w:sz w:val="22"/>
+                <w:szCs w:val="22"/>
+                <w:color w:val="000000"/>
+              </w:rPr>
+              <w:t xml:space="preserve">0.95, 2,421</w:t>
+            </w:r>
+          </w:p>
+        </w:tc>
+        <w:tc>
+          <w:tcPr>
+            <w:tcBorders>
+              <w:bottom w:val="none" w:sz="0" w:space="0" w:color="000000"/>
+              <w:top w:val="none" w:sz="0" w:space="0" w:color="000000"/>
+              <w:left w:val="none" w:sz="0" w:space="0" w:color="000000"/>
+              <w:right w:val="none" w:sz="0" w:space="0" w:color="000000"/>
+            </w:tcBorders>
+            <w:shd w:val="clear" w:color="auto" w:fill="FFFFFF"/>
+            <w:tcMar>
+              <w:top w:w="0" w:type="dxa"/>
+              <w:bottom w:w="0" w:type="dxa"/>
+              <w:left w:w="0" w:type="dxa"/>
+              <w:right w:w="0" w:type="dxa"/>
+            </w:tcMar>
+            <w:vAlign w:val="top"/>
+          </w:tcPr>
+          <w:p>
+            <w:pPr>
+              <w:pStyle w:val="Normal"/>
+              <w:jc w:val="center"/>
+              <w:pBdr>
+                <w:bottom w:val="none" w:sz="0" w:space="0" w:color="000000"/>
+                <w:top w:val="none" w:sz="0" w:space="0" w:color="000000"/>
+                <w:left w:val="none" w:sz="0" w:space="0" w:color="000000"/>
+                <w:right w:val="none" w:sz="0" w:space="0" w:color="000000"/>
+              </w:pBdr>
+              <w:spacing w:after="100" w:before="100" w:line="240"/>
+              <w:ind w:left="100" w:right="100" w:firstLine="0" w:firstLineChars="0"/>
+              <w:rPr>
+                <w:rFonts w:ascii="Helvetica" w:hAnsi="Helvetica" w:eastAsia="Helvetica" w:cs="Helvetica"/>
+                <w:i w:val="false"/>
+                <w:b w:val="false"/>
+                <w:u w:val="none"/>
+                <w:sz w:val="22"/>
+                <w:szCs w:val="22"/>
+                <w:color w:val="000000"/>
+              </w:rPr>
+            </w:pPr>
+            <w:r>
+              <w:rPr>
+                <w:rFonts w:ascii="Helvetica" w:hAnsi="Helvetica" w:eastAsia="Helvetica" w:cs="Helvetica"/>
+                <w:i w:val="false"/>
+                <w:b w:val="false"/>
+                <w:u w:val="none"/>
+                <w:sz w:val="22"/>
+                <w:szCs w:val="22"/>
+                <w:color w:val="000000"/>
+              </w:rPr>
+              <w:t xml:space="preserve">0.053</w:t>
             </w:r>
           </w:p>
         </w:tc>
@@ -12212,113 +12212,113 @@
                 <w:szCs w:val="22"/>
                 <w:color w:val="000000"/>
               </w:rPr>
-              <w:t xml:space="preserve">0.92</w:t>
-            </w:r>
-          </w:p>
-        </w:tc>
-        <w:tc>
-          <w:tcPr>
-            <w:tcBorders>
-              <w:bottom w:val="none" w:sz="0" w:space="0" w:color="000000"/>
-              <w:top w:val="none" w:sz="0" w:space="0" w:color="000000"/>
-              <w:left w:val="none" w:sz="0" w:space="0" w:color="000000"/>
-              <w:right w:val="none" w:sz="0" w:space="0" w:color="000000"/>
-            </w:tcBorders>
-            <w:shd w:val="clear" w:color="auto" w:fill="FFFFFF"/>
-            <w:tcMar>
-              <w:top w:w="0" w:type="dxa"/>
-              <w:bottom w:w="0" w:type="dxa"/>
-              <w:left w:w="0" w:type="dxa"/>
-              <w:right w:w="0" w:type="dxa"/>
-            </w:tcMar>
-            <w:vAlign w:val="top"/>
-          </w:tcPr>
-          <w:p>
-            <w:pPr>
-              <w:pStyle w:val="Normal"/>
-              <w:jc w:val="center"/>
-              <w:pBdr>
-                <w:bottom w:val="none" w:sz="0" w:space="0" w:color="000000"/>
-                <w:top w:val="none" w:sz="0" w:space="0" w:color="000000"/>
-                <w:left w:val="none" w:sz="0" w:space="0" w:color="000000"/>
-                <w:right w:val="none" w:sz="0" w:space="0" w:color="000000"/>
-              </w:pBdr>
-              <w:spacing w:after="100" w:before="100" w:line="240"/>
-              <w:ind w:left="100" w:right="100" w:firstLine="0" w:firstLineChars="0"/>
-              <w:rPr>
-                <w:rFonts w:ascii="Helvetica" w:hAnsi="Helvetica" w:eastAsia="Helvetica" w:cs="Helvetica"/>
-                <w:i w:val="false"/>
-                <w:b w:val="false"/>
-                <w:u w:val="none"/>
-                <w:sz w:val="22"/>
-                <w:szCs w:val="22"/>
-                <w:color w:val="000000"/>
-              </w:rPr>
-            </w:pPr>
-            <w:r>
-              <w:rPr>
-                <w:rFonts w:ascii="Helvetica" w:hAnsi="Helvetica" w:eastAsia="Helvetica" w:cs="Helvetica"/>
-                <w:i w:val="false"/>
-                <w:b w:val="false"/>
-                <w:u w:val="none"/>
-                <w:sz w:val="22"/>
-                <w:szCs w:val="22"/>
-                <w:color w:val="000000"/>
-              </w:rPr>
-              <w:t xml:space="preserve">0.76, 1.11</w:t>
-            </w:r>
-          </w:p>
-        </w:tc>
-        <w:tc>
-          <w:tcPr>
-            <w:tcBorders>
-              <w:bottom w:val="none" w:sz="0" w:space="0" w:color="000000"/>
-              <w:top w:val="none" w:sz="0" w:space="0" w:color="000000"/>
-              <w:left w:val="none" w:sz="0" w:space="0" w:color="000000"/>
-              <w:right w:val="none" w:sz="0" w:space="0" w:color="000000"/>
-            </w:tcBorders>
-            <w:shd w:val="clear" w:color="auto" w:fill="FFFFFF"/>
-            <w:tcMar>
-              <w:top w:w="0" w:type="dxa"/>
-              <w:bottom w:w="0" w:type="dxa"/>
-              <w:left w:w="0" w:type="dxa"/>
-              <w:right w:w="0" w:type="dxa"/>
-            </w:tcMar>
-            <w:vAlign w:val="top"/>
-          </w:tcPr>
-          <w:p>
-            <w:pPr>
-              <w:pStyle w:val="Normal"/>
-              <w:jc w:val="center"/>
-              <w:pBdr>
-                <w:bottom w:val="none" w:sz="0" w:space="0" w:color="000000"/>
-                <w:top w:val="none" w:sz="0" w:space="0" w:color="000000"/>
-                <w:left w:val="none" w:sz="0" w:space="0" w:color="000000"/>
-                <w:right w:val="none" w:sz="0" w:space="0" w:color="000000"/>
-              </w:pBdr>
-              <w:spacing w:after="100" w:before="100" w:line="240"/>
-              <w:ind w:left="100" w:right="100" w:firstLine="0" w:firstLineChars="0"/>
-              <w:rPr>
-                <w:rFonts w:ascii="Helvetica" w:hAnsi="Helvetica" w:eastAsia="Helvetica" w:cs="Helvetica"/>
-                <w:i w:val="false"/>
-                <w:b w:val="false"/>
-                <w:u w:val="none"/>
-                <w:sz w:val="22"/>
-                <w:szCs w:val="22"/>
-                <w:color w:val="000000"/>
-              </w:rPr>
-            </w:pPr>
-            <w:r>
-              <w:rPr>
-                <w:rFonts w:ascii="Helvetica" w:hAnsi="Helvetica" w:eastAsia="Helvetica" w:cs="Helvetica"/>
-                <w:i w:val="false"/>
-                <w:b w:val="false"/>
-                <w:u w:val="none"/>
-                <w:sz w:val="22"/>
-                <w:szCs w:val="22"/>
-                <w:color w:val="000000"/>
-              </w:rPr>
-              <w:t xml:space="preserve">0.390</w:t>
+              <w:t xml:space="preserve">0.97</w:t>
+            </w:r>
+          </w:p>
+        </w:tc>
+        <w:tc>
+          <w:tcPr>
+            <w:tcBorders>
+              <w:bottom w:val="none" w:sz="0" w:space="0" w:color="000000"/>
+              <w:top w:val="none" w:sz="0" w:space="0" w:color="000000"/>
+              <w:left w:val="none" w:sz="0" w:space="0" w:color="000000"/>
+              <w:right w:val="none" w:sz="0" w:space="0" w:color="000000"/>
+            </w:tcBorders>
+            <w:shd w:val="clear" w:color="auto" w:fill="FFFFFF"/>
+            <w:tcMar>
+              <w:top w:w="0" w:type="dxa"/>
+              <w:bottom w:w="0" w:type="dxa"/>
+              <w:left w:w="0" w:type="dxa"/>
+              <w:right w:w="0" w:type="dxa"/>
+            </w:tcMar>
+            <w:vAlign w:val="top"/>
+          </w:tcPr>
+          <w:p>
+            <w:pPr>
+              <w:pStyle w:val="Normal"/>
+              <w:jc w:val="center"/>
+              <w:pBdr>
+                <w:bottom w:val="none" w:sz="0" w:space="0" w:color="000000"/>
+                <w:top w:val="none" w:sz="0" w:space="0" w:color="000000"/>
+                <w:left w:val="none" w:sz="0" w:space="0" w:color="000000"/>
+                <w:right w:val="none" w:sz="0" w:space="0" w:color="000000"/>
+              </w:pBdr>
+              <w:spacing w:after="100" w:before="100" w:line="240"/>
+              <w:ind w:left="100" w:right="100" w:firstLine="0" w:firstLineChars="0"/>
+              <w:rPr>
+                <w:rFonts w:ascii="Helvetica" w:hAnsi="Helvetica" w:eastAsia="Helvetica" w:cs="Helvetica"/>
+                <w:i w:val="false"/>
+                <w:b w:val="false"/>
+                <w:u w:val="none"/>
+                <w:sz w:val="22"/>
+                <w:szCs w:val="22"/>
+                <w:color w:val="000000"/>
+              </w:rPr>
+            </w:pPr>
+            <w:r>
+              <w:rPr>
+                <w:rFonts w:ascii="Helvetica" w:hAnsi="Helvetica" w:eastAsia="Helvetica" w:cs="Helvetica"/>
+                <w:i w:val="false"/>
+                <w:b w:val="false"/>
+                <w:u w:val="none"/>
+                <w:sz w:val="22"/>
+                <w:szCs w:val="22"/>
+                <w:color w:val="000000"/>
+              </w:rPr>
+              <w:t xml:space="preserve">0.85, 1.11</w:t>
+            </w:r>
+          </w:p>
+        </w:tc>
+        <w:tc>
+          <w:tcPr>
+            <w:tcBorders>
+              <w:bottom w:val="none" w:sz="0" w:space="0" w:color="000000"/>
+              <w:top w:val="none" w:sz="0" w:space="0" w:color="000000"/>
+              <w:left w:val="none" w:sz="0" w:space="0" w:color="000000"/>
+              <w:right w:val="none" w:sz="0" w:space="0" w:color="000000"/>
+            </w:tcBorders>
+            <w:shd w:val="clear" w:color="auto" w:fill="FFFFFF"/>
+            <w:tcMar>
+              <w:top w:w="0" w:type="dxa"/>
+              <w:bottom w:w="0" w:type="dxa"/>
+              <w:left w:w="0" w:type="dxa"/>
+              <w:right w:w="0" w:type="dxa"/>
+            </w:tcMar>
+            <w:vAlign w:val="top"/>
+          </w:tcPr>
+          <w:p>
+            <w:pPr>
+              <w:pStyle w:val="Normal"/>
+              <w:jc w:val="center"/>
+              <w:pBdr>
+                <w:bottom w:val="none" w:sz="0" w:space="0" w:color="000000"/>
+                <w:top w:val="none" w:sz="0" w:space="0" w:color="000000"/>
+                <w:left w:val="none" w:sz="0" w:space="0" w:color="000000"/>
+                <w:right w:val="none" w:sz="0" w:space="0" w:color="000000"/>
+              </w:pBdr>
+              <w:spacing w:after="100" w:before="100" w:line="240"/>
+              <w:ind w:left="100" w:right="100" w:firstLine="0" w:firstLineChars="0"/>
+              <w:rPr>
+                <w:rFonts w:ascii="Helvetica" w:hAnsi="Helvetica" w:eastAsia="Helvetica" w:cs="Helvetica"/>
+                <w:i w:val="false"/>
+                <w:b w:val="false"/>
+                <w:u w:val="none"/>
+                <w:sz w:val="22"/>
+                <w:szCs w:val="22"/>
+                <w:color w:val="000000"/>
+              </w:rPr>
+            </w:pPr>
+            <w:r>
+              <w:rPr>
+                <w:rFonts w:ascii="Helvetica" w:hAnsi="Helvetica" w:eastAsia="Helvetica" w:cs="Helvetica"/>
+                <w:i w:val="false"/>
+                <w:b w:val="false"/>
+                <w:u w:val="none"/>
+                <w:sz w:val="22"/>
+                <w:szCs w:val="22"/>
+                <w:color w:val="000000"/>
+              </w:rPr>
+              <w:t xml:space="preserve">0.690</w:t>
             </w:r>
           </w:p>
         </w:tc>
@@ -12748,60 +12748,60 @@
                 <w:szCs w:val="22"/>
                 <w:color w:val="000000"/>
               </w:rPr>
-              <w:t xml:space="preserve">0.00, 0.65</w:t>
-            </w:r>
-          </w:p>
-        </w:tc>
-        <w:tc>
-          <w:tcPr>
-            <w:tcBorders>
-              <w:bottom w:val="none" w:sz="0" w:space="0" w:color="000000"/>
-              <w:top w:val="none" w:sz="0" w:space="0" w:color="000000"/>
-              <w:left w:val="none" w:sz="0" w:space="0" w:color="000000"/>
-              <w:right w:val="none" w:sz="0" w:space="0" w:color="000000"/>
-            </w:tcBorders>
-            <w:shd w:val="clear" w:color="auto" w:fill="FFFFFF"/>
-            <w:tcMar>
-              <w:top w:w="0" w:type="dxa"/>
-              <w:bottom w:w="0" w:type="dxa"/>
-              <w:left w:w="0" w:type="dxa"/>
-              <w:right w:w="0" w:type="dxa"/>
-            </w:tcMar>
-            <w:vAlign w:val="top"/>
-          </w:tcPr>
-          <w:p>
-            <w:pPr>
-              <w:pStyle w:val="Normal"/>
-              <w:jc w:val="center"/>
-              <w:pBdr>
-                <w:bottom w:val="none" w:sz="0" w:space="0" w:color="000000"/>
-                <w:top w:val="none" w:sz="0" w:space="0" w:color="000000"/>
-                <w:left w:val="none" w:sz="0" w:space="0" w:color="000000"/>
-                <w:right w:val="none" w:sz="0" w:space="0" w:color="000000"/>
-              </w:pBdr>
-              <w:spacing w:after="100" w:before="100" w:line="240"/>
-              <w:ind w:left="100" w:right="100" w:firstLine="0" w:firstLineChars="0"/>
-              <w:rPr>
-                <w:rFonts w:ascii="Helvetica" w:hAnsi="Helvetica" w:eastAsia="Helvetica" w:cs="Helvetica"/>
-                <w:i w:val="false"/>
-                <w:b w:val="false"/>
-                <w:u w:val="none"/>
-                <w:sz w:val="22"/>
-                <w:szCs w:val="22"/>
-                <w:color w:val="000000"/>
-              </w:rPr>
-            </w:pPr>
-            <w:r>
-              <w:rPr>
-                <w:rFonts w:ascii="Helvetica" w:hAnsi="Helvetica" w:eastAsia="Helvetica" w:cs="Helvetica"/>
-                <w:i w:val="false"/>
-                <w:b w:val="false"/>
-                <w:u w:val="none"/>
-                <w:sz w:val="22"/>
-                <w:szCs w:val="22"/>
-                <w:color w:val="000000"/>
-              </w:rPr>
-              <w:t xml:space="preserve">0.030</w:t>
+              <w:t xml:space="preserve">0.00, 0.76</w:t>
+            </w:r>
+          </w:p>
+        </w:tc>
+        <w:tc>
+          <w:tcPr>
+            <w:tcBorders>
+              <w:bottom w:val="none" w:sz="0" w:space="0" w:color="000000"/>
+              <w:top w:val="none" w:sz="0" w:space="0" w:color="000000"/>
+              <w:left w:val="none" w:sz="0" w:space="0" w:color="000000"/>
+              <w:right w:val="none" w:sz="0" w:space="0" w:color="000000"/>
+            </w:tcBorders>
+            <w:shd w:val="clear" w:color="auto" w:fill="FFFFFF"/>
+            <w:tcMar>
+              <w:top w:w="0" w:type="dxa"/>
+              <w:bottom w:w="0" w:type="dxa"/>
+              <w:left w:w="0" w:type="dxa"/>
+              <w:right w:w="0" w:type="dxa"/>
+            </w:tcMar>
+            <w:vAlign w:val="top"/>
+          </w:tcPr>
+          <w:p>
+            <w:pPr>
+              <w:pStyle w:val="Normal"/>
+              <w:jc w:val="center"/>
+              <w:pBdr>
+                <w:bottom w:val="none" w:sz="0" w:space="0" w:color="000000"/>
+                <w:top w:val="none" w:sz="0" w:space="0" w:color="000000"/>
+                <w:left w:val="none" w:sz="0" w:space="0" w:color="000000"/>
+                <w:right w:val="none" w:sz="0" w:space="0" w:color="000000"/>
+              </w:pBdr>
+              <w:spacing w:after="100" w:before="100" w:line="240"/>
+              <w:ind w:left="100" w:right="100" w:firstLine="0" w:firstLineChars="0"/>
+              <w:rPr>
+                <w:rFonts w:ascii="Helvetica" w:hAnsi="Helvetica" w:eastAsia="Helvetica" w:cs="Helvetica"/>
+                <w:i w:val="false"/>
+                <w:b w:val="false"/>
+                <w:u w:val="none"/>
+                <w:sz w:val="22"/>
+                <w:szCs w:val="22"/>
+                <w:color w:val="000000"/>
+              </w:rPr>
+            </w:pPr>
+            <w:r>
+              <w:rPr>
+                <w:rFonts w:ascii="Helvetica" w:hAnsi="Helvetica" w:eastAsia="Helvetica" w:cs="Helvetica"/>
+                <w:i w:val="false"/>
+                <w:b w:val="false"/>
+                <w:u w:val="none"/>
+                <w:sz w:val="22"/>
+                <w:szCs w:val="22"/>
+                <w:color w:val="000000"/>
+              </w:rPr>
+              <w:t xml:space="preserve">0.037</w:t>
             </w:r>
           </w:p>
         </w:tc>
@@ -13178,120 +13178,120 @@
                 <w:szCs w:val="22"/>
                 <w:color w:val="000000"/>
               </w:rPr>
-              <w:t xml:space="preserve">1.35</w:t>
-            </w:r>
-          </w:p>
-        </w:tc>
-        <w:tc>
-          <w:tcPr>
-            <w:tcBorders>
-              <w:bottom w:val="none" w:sz="0" w:space="0" w:color="000000"/>
-              <w:top w:val="none" w:sz="0" w:space="0" w:color="000000"/>
-              <w:left w:val="none" w:sz="0" w:space="0" w:color="000000"/>
-              <w:right w:val="none" w:sz="0" w:space="0" w:color="000000"/>
-            </w:tcBorders>
-            <w:shd w:val="clear" w:color="auto" w:fill="FFFFFF"/>
-            <w:tcMar>
-              <w:top w:w="0" w:type="dxa"/>
-              <w:bottom w:w="0" w:type="dxa"/>
-              <w:left w:w="0" w:type="dxa"/>
-              <w:right w:w="0" w:type="dxa"/>
-            </w:tcMar>
-            <w:vAlign w:val="top"/>
-          </w:tcPr>
-          <w:p>
-            <w:pPr>
-              <w:pStyle w:val="Normal"/>
-              <w:jc w:val="center"/>
-              <w:pBdr>
-                <w:bottom w:val="none" w:sz="0" w:space="0" w:color="000000"/>
-                <w:top w:val="none" w:sz="0" w:space="0" w:color="000000"/>
-                <w:left w:val="none" w:sz="0" w:space="0" w:color="000000"/>
-                <w:right w:val="none" w:sz="0" w:space="0" w:color="000000"/>
-              </w:pBdr>
-              <w:spacing w:after="100" w:before="100" w:line="240"/>
-              <w:ind w:left="100" w:right="100" w:firstLine="0" w:firstLineChars="0"/>
-              <w:rPr>
-                <w:rFonts w:ascii="Helvetica" w:hAnsi="Helvetica" w:eastAsia="Helvetica" w:cs="Helvetica"/>
-                <w:i w:val="false"/>
-                <w:b w:val="false"/>
-                <w:u w:val="none"/>
-                <w:sz w:val="22"/>
-                <w:szCs w:val="22"/>
-                <w:color w:val="000000"/>
-              </w:rPr>
-            </w:pPr>
-            <w:r>
-              <w:rPr>
-                <w:rFonts w:ascii="Helvetica" w:hAnsi="Helvetica" w:eastAsia="Helvetica" w:cs="Helvetica"/>
-                <w:i w:val="false"/>
-                <w:b w:val="false"/>
-                <w:u w:val="none"/>
-                <w:sz w:val="22"/>
-                <w:szCs w:val="22"/>
-                <w:color w:val="000000"/>
-              </w:rPr>
-              <w:t xml:space="preserve">0.15, 12.0</w:t>
-            </w:r>
-          </w:p>
-        </w:tc>
-        <w:tc>
-          <w:tcPr>
-            <w:tcBorders>
-              <w:bottom w:val="none" w:sz="0" w:space="0" w:color="000000"/>
-              <w:top w:val="none" w:sz="0" w:space="0" w:color="000000"/>
-              <w:left w:val="none" w:sz="0" w:space="0" w:color="000000"/>
-              <w:right w:val="none" w:sz="0" w:space="0" w:color="000000"/>
-            </w:tcBorders>
-            <w:shd w:val="clear" w:color="auto" w:fill="FFFFFF"/>
-            <w:tcMar>
-              <w:top w:w="0" w:type="dxa"/>
-              <w:bottom w:w="0" w:type="dxa"/>
-              <w:left w:w="0" w:type="dxa"/>
-              <w:right w:w="0" w:type="dxa"/>
-            </w:tcMar>
-            <w:vAlign w:val="top"/>
-          </w:tcPr>
-          <w:p>
-            <w:pPr>
-              <w:pStyle w:val="Normal"/>
-              <w:jc w:val="center"/>
-              <w:pBdr>
-                <w:bottom w:val="none" w:sz="0" w:space="0" w:color="000000"/>
-                <w:top w:val="none" w:sz="0" w:space="0" w:color="000000"/>
-                <w:left w:val="none" w:sz="0" w:space="0" w:color="000000"/>
-                <w:right w:val="none" w:sz="0" w:space="0" w:color="000000"/>
-              </w:pBdr>
-              <w:spacing w:after="100" w:before="100" w:line="240"/>
-              <w:ind w:left="100" w:right="100" w:firstLine="0" w:firstLineChars="0"/>
-              <w:rPr>
-                <w:rFonts w:ascii="Helvetica" w:hAnsi="Helvetica" w:eastAsia="Helvetica" w:cs="Helvetica"/>
-                <w:i w:val="false"/>
-                <w:b w:val="false"/>
-                <w:u w:val="none"/>
-                <w:sz w:val="22"/>
-                <w:szCs w:val="22"/>
-                <w:color w:val="000000"/>
-              </w:rPr>
-            </w:pPr>
-            <w:r>
-              <w:rPr>
-                <w:rFonts w:ascii="Helvetica" w:hAnsi="Helvetica" w:eastAsia="Helvetica" w:cs="Helvetica"/>
-                <w:i w:val="false"/>
-                <w:b w:val="false"/>
-                <w:u w:val="none"/>
-                <w:sz w:val="22"/>
-                <w:szCs w:val="22"/>
-                <w:color w:val="000000"/>
-              </w:rPr>
-              <w:t xml:space="preserve">0.790</w:t>
+              <w:t xml:space="preserve">1.53</w:t>
+            </w:r>
+          </w:p>
+        </w:tc>
+        <w:tc>
+          <w:tcPr>
+            <w:tcBorders>
+              <w:bottom w:val="none" w:sz="0" w:space="0" w:color="000000"/>
+              <w:top w:val="none" w:sz="0" w:space="0" w:color="000000"/>
+              <w:left w:val="none" w:sz="0" w:space="0" w:color="000000"/>
+              <w:right w:val="none" w:sz="0" w:space="0" w:color="000000"/>
+            </w:tcBorders>
+            <w:shd w:val="clear" w:color="auto" w:fill="FFFFFF"/>
+            <w:tcMar>
+              <w:top w:w="0" w:type="dxa"/>
+              <w:bottom w:w="0" w:type="dxa"/>
+              <w:left w:w="0" w:type="dxa"/>
+              <w:right w:w="0" w:type="dxa"/>
+            </w:tcMar>
+            <w:vAlign w:val="top"/>
+          </w:tcPr>
+          <w:p>
+            <w:pPr>
+              <w:pStyle w:val="Normal"/>
+              <w:jc w:val="center"/>
+              <w:pBdr>
+                <w:bottom w:val="none" w:sz="0" w:space="0" w:color="000000"/>
+                <w:top w:val="none" w:sz="0" w:space="0" w:color="000000"/>
+                <w:left w:val="none" w:sz="0" w:space="0" w:color="000000"/>
+                <w:right w:val="none" w:sz="0" w:space="0" w:color="000000"/>
+              </w:pBdr>
+              <w:spacing w:after="100" w:before="100" w:line="240"/>
+              <w:ind w:left="100" w:right="100" w:firstLine="0" w:firstLineChars="0"/>
+              <w:rPr>
+                <w:rFonts w:ascii="Helvetica" w:hAnsi="Helvetica" w:eastAsia="Helvetica" w:cs="Helvetica"/>
+                <w:i w:val="false"/>
+                <w:b w:val="false"/>
+                <w:u w:val="none"/>
+                <w:sz w:val="22"/>
+                <w:szCs w:val="22"/>
+                <w:color w:val="000000"/>
+              </w:rPr>
+            </w:pPr>
+            <w:r>
+              <w:rPr>
+                <w:rFonts w:ascii="Helvetica" w:hAnsi="Helvetica" w:eastAsia="Helvetica" w:cs="Helvetica"/>
+                <w:i w:val="false"/>
+                <w:b w:val="false"/>
+                <w:u w:val="none"/>
+                <w:sz w:val="22"/>
+                <w:szCs w:val="22"/>
+                <w:color w:val="000000"/>
+              </w:rPr>
+              <w:t xml:space="preserve">0.20, 11.6</w:t>
+            </w:r>
+          </w:p>
+        </w:tc>
+        <w:tc>
+          <w:tcPr>
+            <w:tcBorders>
+              <w:bottom w:val="none" w:sz="0" w:space="0" w:color="000000"/>
+              <w:top w:val="none" w:sz="0" w:space="0" w:color="000000"/>
+              <w:left w:val="none" w:sz="0" w:space="0" w:color="000000"/>
+              <w:right w:val="none" w:sz="0" w:space="0" w:color="000000"/>
+            </w:tcBorders>
+            <w:shd w:val="clear" w:color="auto" w:fill="FFFFFF"/>
+            <w:tcMar>
+              <w:top w:w="0" w:type="dxa"/>
+              <w:bottom w:w="0" w:type="dxa"/>
+              <w:left w:w="0" w:type="dxa"/>
+              <w:right w:w="0" w:type="dxa"/>
+            </w:tcMar>
+            <w:vAlign w:val="top"/>
+          </w:tcPr>
+          <w:p>
+            <w:pPr>
+              <w:pStyle w:val="Normal"/>
+              <w:jc w:val="center"/>
+              <w:pBdr>
+                <w:bottom w:val="none" w:sz="0" w:space="0" w:color="000000"/>
+                <w:top w:val="none" w:sz="0" w:space="0" w:color="000000"/>
+                <w:left w:val="none" w:sz="0" w:space="0" w:color="000000"/>
+                <w:right w:val="none" w:sz="0" w:space="0" w:color="000000"/>
+              </w:pBdr>
+              <w:spacing w:after="100" w:before="100" w:line="240"/>
+              <w:ind w:left="100" w:right="100" w:firstLine="0" w:firstLineChars="0"/>
+              <w:rPr>
+                <w:rFonts w:ascii="Helvetica" w:hAnsi="Helvetica" w:eastAsia="Helvetica" w:cs="Helvetica"/>
+                <w:i w:val="false"/>
+                <w:b w:val="false"/>
+                <w:u w:val="none"/>
+                <w:sz w:val="22"/>
+                <w:szCs w:val="22"/>
+                <w:color w:val="000000"/>
+              </w:rPr>
+            </w:pPr>
+            <w:r>
+              <w:rPr>
+                <w:rFonts w:ascii="Helvetica" w:hAnsi="Helvetica" w:eastAsia="Helvetica" w:cs="Helvetica"/>
+                <w:i w:val="false"/>
+                <w:b w:val="false"/>
+                <w:u w:val="none"/>
+                <w:sz w:val="22"/>
+                <w:szCs w:val="22"/>
+                <w:color w:val="000000"/>
+              </w:rPr>
+              <w:t xml:space="preserve">0.680</w:t>
             </w:r>
           </w:p>
         </w:tc>
       </w:tr>
       <w:tr>
         <w:trPr>
-          <w:trHeight w:val="598" w:hRule="auto"/>
+          <w:trHeight w:val="619" w:hRule="auto"/>
         </w:trPr>
         body27
         <w:tc>
@@ -13343,7 +13343,7 @@
                 <w:szCs w:val="22"/>
                 <w:color w:val="000000"/>
               </w:rPr>
-              <w:t xml:space="preserve">cockcroft</w:t>
+              <w:t xml:space="preserve">ckd_epi_gfr_cre_cys_unindex</w:t>
             </w:r>
           </w:p>
         </w:tc>
@@ -13502,7 +13502,7 @@
                 <w:szCs w:val="22"/>
                 <w:color w:val="000000"/>
               </w:rPr>
-              <w:t xml:space="preserve">0.96, 1.00</w:t>
+              <w:t xml:space="preserve">0.96, 1.0</w:t>
             </w:r>
           </w:p>
         </w:tc>
@@ -13555,7 +13555,7 @@
                 <w:szCs w:val="22"/>
                 <w:color w:val="000000"/>
               </w:rPr>
-              <w:t xml:space="preserve">0.022</w:t>
+              <w:t xml:space="preserve">0.013</w:t>
             </w:r>
           </w:p>
         </w:tc>
@@ -13661,7 +13661,7 @@
                 <w:szCs w:val="22"/>
                 <w:color w:val="000000"/>
               </w:rPr>
-              <w:t xml:space="preserve">0.97</w:t>
+              <w:t xml:space="preserve">0.98</w:t>
             </w:r>
           </w:p>
         </w:tc>
@@ -13714,7 +13714,7 @@
                 <w:szCs w:val="22"/>
                 <w:color w:val="000000"/>
               </w:rPr>
-              <w:t xml:space="preserve">0.92, 1.02</w:t>
+              <w:t xml:space="preserve">0.93, 1.04</w:t>
             </w:r>
           </w:p>
         </w:tc>
@@ -13767,7 +13767,7 @@
                 <w:szCs w:val="22"/>
                 <w:color w:val="000000"/>
               </w:rPr>
-              <w:t xml:space="preserve">0.190</w:t>
+              <w:t xml:space="preserve">0.510</w:t>
             </w:r>
           </w:p>
         </w:tc>

--- a/docs/tables/auc3/sec5_ckd_composite.docx
+++ b/docs/tables/auc3/sec5_ckd_composite.docx
@@ -17,7 +17,7 @@
         <w:tblLook w:firstRow="1" w:lastRow="0" w:firstColumn="0" w:lastColumn="0" w:noHBand="0" w:noVBand="1"/>
       </w:tblPr>
       <w:tblGrid>
-        <w:gridCol w:w="3321"/>
+        <w:gridCol w:w="3297"/>
         <w:gridCol w:w="778"/>
         <w:gridCol w:w="1084"/>
         <w:gridCol w:w="1756"/>
@@ -1103,7 +1103,7 @@
                 <w:szCs w:val="22"/>
                 <w:color w:val="000000"/>
               </w:rPr>
-              <w:t xml:space="preserve">1.42</w:t>
+              <w:t xml:space="preserve">1.58</w:t>
             </w:r>
           </w:p>
         </w:tc>
@@ -1156,7 +1156,7 @@
                 <w:szCs w:val="22"/>
                 <w:color w:val="000000"/>
               </w:rPr>
-              <w:t xml:space="preserve">0.87, 2.30</w:t>
+              <w:t xml:space="preserve">0.85, 2.93</w:t>
             </w:r>
           </w:p>
         </w:tc>
@@ -1209,7 +1209,7 @@
                 <w:szCs w:val="22"/>
                 <w:color w:val="000000"/>
               </w:rPr>
-              <w:t xml:space="preserve">0.160</w:t>
+              <w:t xml:space="preserve">0.140</w:t>
             </w:r>
           </w:p>
         </w:tc>
@@ -1586,7 +1586,7 @@
                 <w:szCs w:val="22"/>
                 <w:color w:val="000000"/>
               </w:rPr>
-              <w:t xml:space="preserve">1.10</w:t>
+              <w:t xml:space="preserve">1.09</w:t>
             </w:r>
           </w:p>
         </w:tc>
@@ -1692,7 +1692,7 @@
                 <w:szCs w:val="22"/>
                 <w:color w:val="000000"/>
               </w:rPr>
-              <w:t xml:space="preserve">0.070</w:t>
+              <w:t xml:space="preserve">0.073</w:t>
             </w:r>
           </w:p>
         </w:tc>
@@ -3035,113 +3035,113 @@
                 <w:szCs w:val="22"/>
                 <w:color w:val="000000"/>
               </w:rPr>
-              <w:t xml:space="preserve">38.4</w:t>
-            </w:r>
-          </w:p>
-        </w:tc>
-        <w:tc>
-          <w:tcPr>
-            <w:tcBorders>
-              <w:bottom w:val="none" w:sz="0" w:space="0" w:color="000000"/>
-              <w:top w:val="none" w:sz="0" w:space="0" w:color="000000"/>
-              <w:left w:val="none" w:sz="0" w:space="0" w:color="000000"/>
-              <w:right w:val="none" w:sz="0" w:space="0" w:color="000000"/>
-            </w:tcBorders>
-            <w:shd w:val="clear" w:color="auto" w:fill="FFFFFF"/>
-            <w:tcMar>
-              <w:top w:w="0" w:type="dxa"/>
-              <w:bottom w:w="0" w:type="dxa"/>
-              <w:left w:w="0" w:type="dxa"/>
-              <w:right w:w="0" w:type="dxa"/>
-            </w:tcMar>
-            <w:vAlign w:val="top"/>
-          </w:tcPr>
-          <w:p>
-            <w:pPr>
-              <w:pStyle w:val="Normal"/>
-              <w:jc w:val="center"/>
-              <w:pBdr>
-                <w:bottom w:val="none" w:sz="0" w:space="0" w:color="000000"/>
-                <w:top w:val="none" w:sz="0" w:space="0" w:color="000000"/>
-                <w:left w:val="none" w:sz="0" w:space="0" w:color="000000"/>
-                <w:right w:val="none" w:sz="0" w:space="0" w:color="000000"/>
-              </w:pBdr>
-              <w:spacing w:after="100" w:before="100" w:line="240"/>
-              <w:ind w:left="100" w:right="100" w:firstLine="0" w:firstLineChars="0"/>
-              <w:rPr>
-                <w:rFonts w:ascii="Helvetica" w:hAnsi="Helvetica" w:eastAsia="Helvetica" w:cs="Helvetica"/>
-                <w:i w:val="false"/>
-                <w:b w:val="false"/>
-                <w:u w:val="none"/>
-                <w:sz w:val="22"/>
-                <w:szCs w:val="22"/>
-                <w:color w:val="000000"/>
-              </w:rPr>
-            </w:pPr>
-            <w:r>
-              <w:rPr>
-                <w:rFonts w:ascii="Helvetica" w:hAnsi="Helvetica" w:eastAsia="Helvetica" w:cs="Helvetica"/>
-                <w:i w:val="false"/>
-                <w:b w:val="false"/>
-                <w:u w:val="none"/>
-                <w:sz w:val="22"/>
-                <w:szCs w:val="22"/>
-                <w:color w:val="000000"/>
-              </w:rPr>
-              <w:t xml:space="preserve">2.77, 532</w:t>
-            </w:r>
-          </w:p>
-        </w:tc>
-        <w:tc>
-          <w:tcPr>
-            <w:tcBorders>
-              <w:bottom w:val="none" w:sz="0" w:space="0" w:color="000000"/>
-              <w:top w:val="none" w:sz="0" w:space="0" w:color="000000"/>
-              <w:left w:val="none" w:sz="0" w:space="0" w:color="000000"/>
-              <w:right w:val="none" w:sz="0" w:space="0" w:color="000000"/>
-            </w:tcBorders>
-            <w:shd w:val="clear" w:color="auto" w:fill="FFFFFF"/>
-            <w:tcMar>
-              <w:top w:w="0" w:type="dxa"/>
-              <w:bottom w:w="0" w:type="dxa"/>
-              <w:left w:w="0" w:type="dxa"/>
-              <w:right w:w="0" w:type="dxa"/>
-            </w:tcMar>
-            <w:vAlign w:val="top"/>
-          </w:tcPr>
-          <w:p>
-            <w:pPr>
-              <w:pStyle w:val="Normal"/>
-              <w:jc w:val="center"/>
-              <w:pBdr>
-                <w:bottom w:val="none" w:sz="0" w:space="0" w:color="000000"/>
-                <w:top w:val="none" w:sz="0" w:space="0" w:color="000000"/>
-                <w:left w:val="none" w:sz="0" w:space="0" w:color="000000"/>
-                <w:right w:val="none" w:sz="0" w:space="0" w:color="000000"/>
-              </w:pBdr>
-              <w:spacing w:after="100" w:before="100" w:line="240"/>
-              <w:ind w:left="100" w:right="100" w:firstLine="0" w:firstLineChars="0"/>
-              <w:rPr>
-                <w:rFonts w:ascii="Helvetica" w:hAnsi="Helvetica" w:eastAsia="Helvetica" w:cs="Helvetica"/>
-                <w:i w:val="false"/>
-                <w:b w:val="false"/>
-                <w:u w:val="none"/>
-                <w:sz w:val="22"/>
-                <w:szCs w:val="22"/>
-                <w:color w:val="000000"/>
-              </w:rPr>
-            </w:pPr>
-            <w:r>
-              <w:rPr>
-                <w:rFonts w:ascii="Helvetica" w:hAnsi="Helvetica" w:eastAsia="Helvetica" w:cs="Helvetica"/>
-                <w:i w:val="false"/>
-                <w:b w:val="false"/>
-                <w:u w:val="none"/>
-                <w:sz w:val="22"/>
-                <w:szCs w:val="22"/>
-                <w:color w:val="000000"/>
-              </w:rPr>
-              <w:t xml:space="preserve">0.007</w:t>
+              <w:t xml:space="preserve">48.0</w:t>
+            </w:r>
+          </w:p>
+        </w:tc>
+        <w:tc>
+          <w:tcPr>
+            <w:tcBorders>
+              <w:bottom w:val="none" w:sz="0" w:space="0" w:color="000000"/>
+              <w:top w:val="none" w:sz="0" w:space="0" w:color="000000"/>
+              <w:left w:val="none" w:sz="0" w:space="0" w:color="000000"/>
+              <w:right w:val="none" w:sz="0" w:space="0" w:color="000000"/>
+            </w:tcBorders>
+            <w:shd w:val="clear" w:color="auto" w:fill="FFFFFF"/>
+            <w:tcMar>
+              <w:top w:w="0" w:type="dxa"/>
+              <w:bottom w:w="0" w:type="dxa"/>
+              <w:left w:w="0" w:type="dxa"/>
+              <w:right w:w="0" w:type="dxa"/>
+            </w:tcMar>
+            <w:vAlign w:val="top"/>
+          </w:tcPr>
+          <w:p>
+            <w:pPr>
+              <w:pStyle w:val="Normal"/>
+              <w:jc w:val="center"/>
+              <w:pBdr>
+                <w:bottom w:val="none" w:sz="0" w:space="0" w:color="000000"/>
+                <w:top w:val="none" w:sz="0" w:space="0" w:color="000000"/>
+                <w:left w:val="none" w:sz="0" w:space="0" w:color="000000"/>
+                <w:right w:val="none" w:sz="0" w:space="0" w:color="000000"/>
+              </w:pBdr>
+              <w:spacing w:after="100" w:before="100" w:line="240"/>
+              <w:ind w:left="100" w:right="100" w:firstLine="0" w:firstLineChars="0"/>
+              <w:rPr>
+                <w:rFonts w:ascii="Helvetica" w:hAnsi="Helvetica" w:eastAsia="Helvetica" w:cs="Helvetica"/>
+                <w:i w:val="false"/>
+                <w:b w:val="false"/>
+                <w:u w:val="none"/>
+                <w:sz w:val="22"/>
+                <w:szCs w:val="22"/>
+                <w:color w:val="000000"/>
+              </w:rPr>
+            </w:pPr>
+            <w:r>
+              <w:rPr>
+                <w:rFonts w:ascii="Helvetica" w:hAnsi="Helvetica" w:eastAsia="Helvetica" w:cs="Helvetica"/>
+                <w:i w:val="false"/>
+                <w:b w:val="false"/>
+                <w:u w:val="none"/>
+                <w:sz w:val="22"/>
+                <w:szCs w:val="22"/>
+                <w:color w:val="000000"/>
+              </w:rPr>
+              <w:t xml:space="preserve">3.48, 664</w:t>
+            </w:r>
+          </w:p>
+        </w:tc>
+        <w:tc>
+          <w:tcPr>
+            <w:tcBorders>
+              <w:bottom w:val="none" w:sz="0" w:space="0" w:color="000000"/>
+              <w:top w:val="none" w:sz="0" w:space="0" w:color="000000"/>
+              <w:left w:val="none" w:sz="0" w:space="0" w:color="000000"/>
+              <w:right w:val="none" w:sz="0" w:space="0" w:color="000000"/>
+            </w:tcBorders>
+            <w:shd w:val="clear" w:color="auto" w:fill="FFFFFF"/>
+            <w:tcMar>
+              <w:top w:w="0" w:type="dxa"/>
+              <w:bottom w:w="0" w:type="dxa"/>
+              <w:left w:w="0" w:type="dxa"/>
+              <w:right w:w="0" w:type="dxa"/>
+            </w:tcMar>
+            <w:vAlign w:val="top"/>
+          </w:tcPr>
+          <w:p>
+            <w:pPr>
+              <w:pStyle w:val="Normal"/>
+              <w:jc w:val="center"/>
+              <w:pBdr>
+                <w:bottom w:val="none" w:sz="0" w:space="0" w:color="000000"/>
+                <w:top w:val="none" w:sz="0" w:space="0" w:color="000000"/>
+                <w:left w:val="none" w:sz="0" w:space="0" w:color="000000"/>
+                <w:right w:val="none" w:sz="0" w:space="0" w:color="000000"/>
+              </w:pBdr>
+              <w:spacing w:after="100" w:before="100" w:line="240"/>
+              <w:ind w:left="100" w:right="100" w:firstLine="0" w:firstLineChars="0"/>
+              <w:rPr>
+                <w:rFonts w:ascii="Helvetica" w:hAnsi="Helvetica" w:eastAsia="Helvetica" w:cs="Helvetica"/>
+                <w:i w:val="false"/>
+                <w:b w:val="false"/>
+                <w:u w:val="none"/>
+                <w:sz w:val="22"/>
+                <w:szCs w:val="22"/>
+                <w:color w:val="000000"/>
+              </w:rPr>
+            </w:pPr>
+            <w:r>
+              <w:rPr>
+                <w:rFonts w:ascii="Helvetica" w:hAnsi="Helvetica" w:eastAsia="Helvetica" w:cs="Helvetica"/>
+                <w:i w:val="false"/>
+                <w:b w:val="false"/>
+                <w:u w:val="none"/>
+                <w:sz w:val="22"/>
+                <w:szCs w:val="22"/>
+                <w:color w:val="000000"/>
+              </w:rPr>
+              <w:t xml:space="preserve">0.004</w:t>
             </w:r>
           </w:p>
         </w:tc>
@@ -3518,60 +3518,60 @@
                 <w:szCs w:val="22"/>
                 <w:color w:val="000000"/>
               </w:rPr>
-              <w:t xml:space="preserve">0.74</w:t>
-            </w:r>
-          </w:p>
-        </w:tc>
-        <w:tc>
-          <w:tcPr>
-            <w:tcBorders>
-              <w:bottom w:val="none" w:sz="0" w:space="0" w:color="000000"/>
-              <w:top w:val="none" w:sz="0" w:space="0" w:color="000000"/>
-              <w:left w:val="none" w:sz="0" w:space="0" w:color="000000"/>
-              <w:right w:val="none" w:sz="0" w:space="0" w:color="000000"/>
-            </w:tcBorders>
-            <w:shd w:val="clear" w:color="auto" w:fill="FFFFFF"/>
-            <w:tcMar>
-              <w:top w:w="0" w:type="dxa"/>
-              <w:bottom w:w="0" w:type="dxa"/>
-              <w:left w:w="0" w:type="dxa"/>
-              <w:right w:w="0" w:type="dxa"/>
-            </w:tcMar>
-            <w:vAlign w:val="top"/>
-          </w:tcPr>
-          <w:p>
-            <w:pPr>
-              <w:pStyle w:val="Normal"/>
-              <w:jc w:val="center"/>
-              <w:pBdr>
-                <w:bottom w:val="none" w:sz="0" w:space="0" w:color="000000"/>
-                <w:top w:val="none" w:sz="0" w:space="0" w:color="000000"/>
-                <w:left w:val="none" w:sz="0" w:space="0" w:color="000000"/>
-                <w:right w:val="none" w:sz="0" w:space="0" w:color="000000"/>
-              </w:pBdr>
-              <w:spacing w:after="100" w:before="100" w:line="240"/>
-              <w:ind w:left="100" w:right="100" w:firstLine="0" w:firstLineChars="0"/>
-              <w:rPr>
-                <w:rFonts w:ascii="Helvetica" w:hAnsi="Helvetica" w:eastAsia="Helvetica" w:cs="Helvetica"/>
-                <w:i w:val="false"/>
-                <w:b w:val="false"/>
-                <w:u w:val="none"/>
-                <w:sz w:val="22"/>
-                <w:szCs w:val="22"/>
-                <w:color w:val="000000"/>
-              </w:rPr>
-            </w:pPr>
-            <w:r>
-              <w:rPr>
-                <w:rFonts w:ascii="Helvetica" w:hAnsi="Helvetica" w:eastAsia="Helvetica" w:cs="Helvetica"/>
-                <w:i w:val="false"/>
-                <w:b w:val="false"/>
-                <w:u w:val="none"/>
-                <w:sz w:val="22"/>
-                <w:szCs w:val="22"/>
-                <w:color w:val="000000"/>
-              </w:rPr>
-              <w:t xml:space="preserve">0.41, 1.33</w:t>
+              <w:t xml:space="preserve">0.73</w:t>
+            </w:r>
+          </w:p>
+        </w:tc>
+        <w:tc>
+          <w:tcPr>
+            <w:tcBorders>
+              <w:bottom w:val="none" w:sz="0" w:space="0" w:color="000000"/>
+              <w:top w:val="none" w:sz="0" w:space="0" w:color="000000"/>
+              <w:left w:val="none" w:sz="0" w:space="0" w:color="000000"/>
+              <w:right w:val="none" w:sz="0" w:space="0" w:color="000000"/>
+            </w:tcBorders>
+            <w:shd w:val="clear" w:color="auto" w:fill="FFFFFF"/>
+            <w:tcMar>
+              <w:top w:w="0" w:type="dxa"/>
+              <w:bottom w:w="0" w:type="dxa"/>
+              <w:left w:w="0" w:type="dxa"/>
+              <w:right w:w="0" w:type="dxa"/>
+            </w:tcMar>
+            <w:vAlign w:val="top"/>
+          </w:tcPr>
+          <w:p>
+            <w:pPr>
+              <w:pStyle w:val="Normal"/>
+              <w:jc w:val="center"/>
+              <w:pBdr>
+                <w:bottom w:val="none" w:sz="0" w:space="0" w:color="000000"/>
+                <w:top w:val="none" w:sz="0" w:space="0" w:color="000000"/>
+                <w:left w:val="none" w:sz="0" w:space="0" w:color="000000"/>
+                <w:right w:val="none" w:sz="0" w:space="0" w:color="000000"/>
+              </w:pBdr>
+              <w:spacing w:after="100" w:before="100" w:line="240"/>
+              <w:ind w:left="100" w:right="100" w:firstLine="0" w:firstLineChars="0"/>
+              <w:rPr>
+                <w:rFonts w:ascii="Helvetica" w:hAnsi="Helvetica" w:eastAsia="Helvetica" w:cs="Helvetica"/>
+                <w:i w:val="false"/>
+                <w:b w:val="false"/>
+                <w:u w:val="none"/>
+                <w:sz w:val="22"/>
+                <w:szCs w:val="22"/>
+                <w:color w:val="000000"/>
+              </w:rPr>
+            </w:pPr>
+            <w:r>
+              <w:rPr>
+                <w:rFonts w:ascii="Helvetica" w:hAnsi="Helvetica" w:eastAsia="Helvetica" w:cs="Helvetica"/>
+                <w:i w:val="false"/>
+                <w:b w:val="false"/>
+                <w:u w:val="none"/>
+                <w:sz w:val="22"/>
+                <w:szCs w:val="22"/>
+                <w:color w:val="000000"/>
+              </w:rPr>
+              <w:t xml:space="preserve">0.40, 1.34</w:t>
             </w:r>
           </w:p>
         </w:tc>
@@ -4967,113 +4967,113 @@
                 <w:szCs w:val="22"/>
                 <w:color w:val="000000"/>
               </w:rPr>
-              <w:t xml:space="preserve">0.71</w:t>
-            </w:r>
-          </w:p>
-        </w:tc>
-        <w:tc>
-          <w:tcPr>
-            <w:tcBorders>
-              <w:bottom w:val="none" w:sz="0" w:space="0" w:color="000000"/>
-              <w:top w:val="none" w:sz="0" w:space="0" w:color="000000"/>
-              <w:left w:val="none" w:sz="0" w:space="0" w:color="000000"/>
-              <w:right w:val="none" w:sz="0" w:space="0" w:color="000000"/>
-            </w:tcBorders>
-            <w:shd w:val="clear" w:color="auto" w:fill="FFFFFF"/>
-            <w:tcMar>
-              <w:top w:w="0" w:type="dxa"/>
-              <w:bottom w:w="0" w:type="dxa"/>
-              <w:left w:w="0" w:type="dxa"/>
-              <w:right w:w="0" w:type="dxa"/>
-            </w:tcMar>
-            <w:vAlign w:val="top"/>
-          </w:tcPr>
-          <w:p>
-            <w:pPr>
-              <w:pStyle w:val="Normal"/>
-              <w:jc w:val="center"/>
-              <w:pBdr>
-                <w:bottom w:val="none" w:sz="0" w:space="0" w:color="000000"/>
-                <w:top w:val="none" w:sz="0" w:space="0" w:color="000000"/>
-                <w:left w:val="none" w:sz="0" w:space="0" w:color="000000"/>
-                <w:right w:val="none" w:sz="0" w:space="0" w:color="000000"/>
-              </w:pBdr>
-              <w:spacing w:after="100" w:before="100" w:line="240"/>
-              <w:ind w:left="100" w:right="100" w:firstLine="0" w:firstLineChars="0"/>
-              <w:rPr>
-                <w:rFonts w:ascii="Helvetica" w:hAnsi="Helvetica" w:eastAsia="Helvetica" w:cs="Helvetica"/>
-                <w:i w:val="false"/>
-                <w:b w:val="false"/>
-                <w:u w:val="none"/>
-                <w:sz w:val="22"/>
-                <w:szCs w:val="22"/>
-                <w:color w:val="000000"/>
-              </w:rPr>
-            </w:pPr>
-            <w:r>
-              <w:rPr>
-                <w:rFonts w:ascii="Helvetica" w:hAnsi="Helvetica" w:eastAsia="Helvetica" w:cs="Helvetica"/>
-                <w:i w:val="false"/>
-                <w:b w:val="false"/>
-                <w:u w:val="none"/>
-                <w:sz w:val="22"/>
-                <w:szCs w:val="22"/>
-                <w:color w:val="000000"/>
-              </w:rPr>
-              <w:t xml:space="preserve">0.13, 3.98</w:t>
-            </w:r>
-          </w:p>
-        </w:tc>
-        <w:tc>
-          <w:tcPr>
-            <w:tcBorders>
-              <w:bottom w:val="none" w:sz="0" w:space="0" w:color="000000"/>
-              <w:top w:val="none" w:sz="0" w:space="0" w:color="000000"/>
-              <w:left w:val="none" w:sz="0" w:space="0" w:color="000000"/>
-              <w:right w:val="none" w:sz="0" w:space="0" w:color="000000"/>
-            </w:tcBorders>
-            <w:shd w:val="clear" w:color="auto" w:fill="FFFFFF"/>
-            <w:tcMar>
-              <w:top w:w="0" w:type="dxa"/>
-              <w:bottom w:w="0" w:type="dxa"/>
-              <w:left w:w="0" w:type="dxa"/>
-              <w:right w:w="0" w:type="dxa"/>
-            </w:tcMar>
-            <w:vAlign w:val="top"/>
-          </w:tcPr>
-          <w:p>
-            <w:pPr>
-              <w:pStyle w:val="Normal"/>
-              <w:jc w:val="center"/>
-              <w:pBdr>
-                <w:bottom w:val="none" w:sz="0" w:space="0" w:color="000000"/>
-                <w:top w:val="none" w:sz="0" w:space="0" w:color="000000"/>
-                <w:left w:val="none" w:sz="0" w:space="0" w:color="000000"/>
-                <w:right w:val="none" w:sz="0" w:space="0" w:color="000000"/>
-              </w:pBdr>
-              <w:spacing w:after="100" w:before="100" w:line="240"/>
-              <w:ind w:left="100" w:right="100" w:firstLine="0" w:firstLineChars="0"/>
-              <w:rPr>
-                <w:rFonts w:ascii="Helvetica" w:hAnsi="Helvetica" w:eastAsia="Helvetica" w:cs="Helvetica"/>
-                <w:i w:val="false"/>
-                <w:b w:val="false"/>
-                <w:u w:val="none"/>
-                <w:sz w:val="22"/>
-                <w:szCs w:val="22"/>
-                <w:color w:val="000000"/>
-              </w:rPr>
-            </w:pPr>
-            <w:r>
-              <w:rPr>
-                <w:rFonts w:ascii="Helvetica" w:hAnsi="Helvetica" w:eastAsia="Helvetica" w:cs="Helvetica"/>
-                <w:i w:val="false"/>
-                <w:b w:val="false"/>
-                <w:u w:val="none"/>
-                <w:sz w:val="22"/>
-                <w:szCs w:val="22"/>
-                <w:color w:val="000000"/>
-              </w:rPr>
-              <w:t xml:space="preserve">0.690</w:t>
+              <w:t xml:space="preserve">0.68</w:t>
+            </w:r>
+          </w:p>
+        </w:tc>
+        <w:tc>
+          <w:tcPr>
+            <w:tcBorders>
+              <w:bottom w:val="none" w:sz="0" w:space="0" w:color="000000"/>
+              <w:top w:val="none" w:sz="0" w:space="0" w:color="000000"/>
+              <w:left w:val="none" w:sz="0" w:space="0" w:color="000000"/>
+              <w:right w:val="none" w:sz="0" w:space="0" w:color="000000"/>
+            </w:tcBorders>
+            <w:shd w:val="clear" w:color="auto" w:fill="FFFFFF"/>
+            <w:tcMar>
+              <w:top w:w="0" w:type="dxa"/>
+              <w:bottom w:w="0" w:type="dxa"/>
+              <w:left w:w="0" w:type="dxa"/>
+              <w:right w:w="0" w:type="dxa"/>
+            </w:tcMar>
+            <w:vAlign w:val="top"/>
+          </w:tcPr>
+          <w:p>
+            <w:pPr>
+              <w:pStyle w:val="Normal"/>
+              <w:jc w:val="center"/>
+              <w:pBdr>
+                <w:bottom w:val="none" w:sz="0" w:space="0" w:color="000000"/>
+                <w:top w:val="none" w:sz="0" w:space="0" w:color="000000"/>
+                <w:left w:val="none" w:sz="0" w:space="0" w:color="000000"/>
+                <w:right w:val="none" w:sz="0" w:space="0" w:color="000000"/>
+              </w:pBdr>
+              <w:spacing w:after="100" w:before="100" w:line="240"/>
+              <w:ind w:left="100" w:right="100" w:firstLine="0" w:firstLineChars="0"/>
+              <w:rPr>
+                <w:rFonts w:ascii="Helvetica" w:hAnsi="Helvetica" w:eastAsia="Helvetica" w:cs="Helvetica"/>
+                <w:i w:val="false"/>
+                <w:b w:val="false"/>
+                <w:u w:val="none"/>
+                <w:sz w:val="22"/>
+                <w:szCs w:val="22"/>
+                <w:color w:val="000000"/>
+              </w:rPr>
+            </w:pPr>
+            <w:r>
+              <w:rPr>
+                <w:rFonts w:ascii="Helvetica" w:hAnsi="Helvetica" w:eastAsia="Helvetica" w:cs="Helvetica"/>
+                <w:i w:val="false"/>
+                <w:b w:val="false"/>
+                <w:u w:val="none"/>
+                <w:sz w:val="22"/>
+                <w:szCs w:val="22"/>
+                <w:color w:val="000000"/>
+              </w:rPr>
+              <w:t xml:space="preserve">0.13, 3.57</w:t>
+            </w:r>
+          </w:p>
+        </w:tc>
+        <w:tc>
+          <w:tcPr>
+            <w:tcBorders>
+              <w:bottom w:val="none" w:sz="0" w:space="0" w:color="000000"/>
+              <w:top w:val="none" w:sz="0" w:space="0" w:color="000000"/>
+              <w:left w:val="none" w:sz="0" w:space="0" w:color="000000"/>
+              <w:right w:val="none" w:sz="0" w:space="0" w:color="000000"/>
+            </w:tcBorders>
+            <w:shd w:val="clear" w:color="auto" w:fill="FFFFFF"/>
+            <w:tcMar>
+              <w:top w:w="0" w:type="dxa"/>
+              <w:bottom w:w="0" w:type="dxa"/>
+              <w:left w:w="0" w:type="dxa"/>
+              <w:right w:w="0" w:type="dxa"/>
+            </w:tcMar>
+            <w:vAlign w:val="top"/>
+          </w:tcPr>
+          <w:p>
+            <w:pPr>
+              <w:pStyle w:val="Normal"/>
+              <w:jc w:val="center"/>
+              <w:pBdr>
+                <w:bottom w:val="none" w:sz="0" w:space="0" w:color="000000"/>
+                <w:top w:val="none" w:sz="0" w:space="0" w:color="000000"/>
+                <w:left w:val="none" w:sz="0" w:space="0" w:color="000000"/>
+                <w:right w:val="none" w:sz="0" w:space="0" w:color="000000"/>
+              </w:pBdr>
+              <w:spacing w:after="100" w:before="100" w:line="240"/>
+              <w:ind w:left="100" w:right="100" w:firstLine="0" w:firstLineChars="0"/>
+              <w:rPr>
+                <w:rFonts w:ascii="Helvetica" w:hAnsi="Helvetica" w:eastAsia="Helvetica" w:cs="Helvetica"/>
+                <w:i w:val="false"/>
+                <w:b w:val="false"/>
+                <w:u w:val="none"/>
+                <w:sz w:val="22"/>
+                <w:szCs w:val="22"/>
+                <w:color w:val="000000"/>
+              </w:rPr>
+            </w:pPr>
+            <w:r>
+              <w:rPr>
+                <w:rFonts w:ascii="Helvetica" w:hAnsi="Helvetica" w:eastAsia="Helvetica" w:cs="Helvetica"/>
+                <w:i w:val="false"/>
+                <w:b w:val="false"/>
+                <w:u w:val="none"/>
+                <w:sz w:val="22"/>
+                <w:szCs w:val="22"/>
+                <w:color w:val="000000"/>
+              </w:rPr>
+              <w:t xml:space="preserve">0.650</w:t>
             </w:r>
           </w:p>
         </w:tc>
@@ -6469,7 +6469,7 @@
                 <w:szCs w:val="22"/>
                 <w:color w:val="000000"/>
               </w:rPr>
-              <w:t xml:space="preserve">0.00, 0.20</w:t>
+              <w:t xml:space="preserve">0.00, 0.18</w:t>
             </w:r>
           </w:p>
         </w:tc>
@@ -6952,60 +6952,60 @@
                 <w:szCs w:val="22"/>
                 <w:color w:val="000000"/>
               </w:rPr>
-              <w:t xml:space="preserve">0.00, 0.52</w:t>
-            </w:r>
-          </w:p>
-        </w:tc>
-        <w:tc>
-          <w:tcPr>
-            <w:tcBorders>
-              <w:bottom w:val="none" w:sz="0" w:space="0" w:color="000000"/>
-              <w:top w:val="none" w:sz="0" w:space="0" w:color="000000"/>
-              <w:left w:val="none" w:sz="0" w:space="0" w:color="000000"/>
-              <w:right w:val="none" w:sz="0" w:space="0" w:color="000000"/>
-            </w:tcBorders>
-            <w:shd w:val="clear" w:color="auto" w:fill="FFFFFF"/>
-            <w:tcMar>
-              <w:top w:w="0" w:type="dxa"/>
-              <w:bottom w:w="0" w:type="dxa"/>
-              <w:left w:w="0" w:type="dxa"/>
-              <w:right w:w="0" w:type="dxa"/>
-            </w:tcMar>
-            <w:vAlign w:val="top"/>
-          </w:tcPr>
-          <w:p>
-            <w:pPr>
-              <w:pStyle w:val="Normal"/>
-              <w:jc w:val="center"/>
-              <w:pBdr>
-                <w:bottom w:val="none" w:sz="0" w:space="0" w:color="000000"/>
-                <w:top w:val="none" w:sz="0" w:space="0" w:color="000000"/>
-                <w:left w:val="none" w:sz="0" w:space="0" w:color="000000"/>
-                <w:right w:val="none" w:sz="0" w:space="0" w:color="000000"/>
-              </w:pBdr>
-              <w:spacing w:after="100" w:before="100" w:line="240"/>
-              <w:ind w:left="100" w:right="100" w:firstLine="0" w:firstLineChars="0"/>
-              <w:rPr>
-                <w:rFonts w:ascii="Helvetica" w:hAnsi="Helvetica" w:eastAsia="Helvetica" w:cs="Helvetica"/>
-                <w:i w:val="false"/>
-                <w:b w:val="false"/>
-                <w:u w:val="none"/>
-                <w:sz w:val="22"/>
-                <w:szCs w:val="22"/>
-                <w:color w:val="000000"/>
-              </w:rPr>
-            </w:pPr>
-            <w:r>
-              <w:rPr>
-                <w:rFonts w:ascii="Helvetica" w:hAnsi="Helvetica" w:eastAsia="Helvetica" w:cs="Helvetica"/>
-                <w:i w:val="false"/>
-                <w:b w:val="false"/>
-                <w:u w:val="none"/>
-                <w:sz w:val="22"/>
-                <w:szCs w:val="22"/>
-                <w:color w:val="000000"/>
-              </w:rPr>
-              <w:t xml:space="preserve">0.033</w:t>
+              <w:t xml:space="preserve">0.00, 0.47</w:t>
+            </w:r>
+          </w:p>
+        </w:tc>
+        <w:tc>
+          <w:tcPr>
+            <w:tcBorders>
+              <w:bottom w:val="none" w:sz="0" w:space="0" w:color="000000"/>
+              <w:top w:val="none" w:sz="0" w:space="0" w:color="000000"/>
+              <w:left w:val="none" w:sz="0" w:space="0" w:color="000000"/>
+              <w:right w:val="none" w:sz="0" w:space="0" w:color="000000"/>
+            </w:tcBorders>
+            <w:shd w:val="clear" w:color="auto" w:fill="FFFFFF"/>
+            <w:tcMar>
+              <w:top w:w="0" w:type="dxa"/>
+              <w:bottom w:w="0" w:type="dxa"/>
+              <w:left w:w="0" w:type="dxa"/>
+              <w:right w:w="0" w:type="dxa"/>
+            </w:tcMar>
+            <w:vAlign w:val="top"/>
+          </w:tcPr>
+          <w:p>
+            <w:pPr>
+              <w:pStyle w:val="Normal"/>
+              <w:jc w:val="center"/>
+              <w:pBdr>
+                <w:bottom w:val="none" w:sz="0" w:space="0" w:color="000000"/>
+                <w:top w:val="none" w:sz="0" w:space="0" w:color="000000"/>
+                <w:left w:val="none" w:sz="0" w:space="0" w:color="000000"/>
+                <w:right w:val="none" w:sz="0" w:space="0" w:color="000000"/>
+              </w:pBdr>
+              <w:spacing w:after="100" w:before="100" w:line="240"/>
+              <w:ind w:left="100" w:right="100" w:firstLine="0" w:firstLineChars="0"/>
+              <w:rPr>
+                <w:rFonts w:ascii="Helvetica" w:hAnsi="Helvetica" w:eastAsia="Helvetica" w:cs="Helvetica"/>
+                <w:i w:val="false"/>
+                <w:b w:val="false"/>
+                <w:u w:val="none"/>
+                <w:sz w:val="22"/>
+                <w:szCs w:val="22"/>
+                <w:color w:val="000000"/>
+              </w:rPr>
+            </w:pPr>
+            <w:r>
+              <w:rPr>
+                <w:rFonts w:ascii="Helvetica" w:hAnsi="Helvetica" w:eastAsia="Helvetica" w:cs="Helvetica"/>
+                <w:i w:val="false"/>
+                <w:b w:val="false"/>
+                <w:u w:val="none"/>
+                <w:sz w:val="22"/>
+                <w:szCs w:val="22"/>
+                <w:color w:val="000000"/>
+              </w:rPr>
+              <w:t xml:space="preserve">0.032</w:t>
             </w:r>
           </w:p>
         </w:tc>
@@ -7382,113 +7382,113 @@
                 <w:szCs w:val="22"/>
                 <w:color w:val="000000"/>
               </w:rPr>
-              <w:t xml:space="preserve">0.01</w:t>
-            </w:r>
-          </w:p>
-        </w:tc>
-        <w:tc>
-          <w:tcPr>
-            <w:tcBorders>
-              <w:bottom w:val="none" w:sz="0" w:space="0" w:color="000000"/>
-              <w:top w:val="none" w:sz="0" w:space="0" w:color="000000"/>
-              <w:left w:val="none" w:sz="0" w:space="0" w:color="000000"/>
-              <w:right w:val="none" w:sz="0" w:space="0" w:color="000000"/>
-            </w:tcBorders>
-            <w:shd w:val="clear" w:color="auto" w:fill="FFFFFF"/>
-            <w:tcMar>
-              <w:top w:w="0" w:type="dxa"/>
-              <w:bottom w:w="0" w:type="dxa"/>
-              <w:left w:w="0" w:type="dxa"/>
-              <w:right w:w="0" w:type="dxa"/>
-            </w:tcMar>
-            <w:vAlign w:val="top"/>
-          </w:tcPr>
-          <w:p>
-            <w:pPr>
-              <w:pStyle w:val="Normal"/>
-              <w:jc w:val="center"/>
-              <w:pBdr>
-                <w:bottom w:val="none" w:sz="0" w:space="0" w:color="000000"/>
-                <w:top w:val="none" w:sz="0" w:space="0" w:color="000000"/>
-                <w:left w:val="none" w:sz="0" w:space="0" w:color="000000"/>
-                <w:right w:val="none" w:sz="0" w:space="0" w:color="000000"/>
-              </w:pBdr>
-              <w:spacing w:after="100" w:before="100" w:line="240"/>
-              <w:ind w:left="100" w:right="100" w:firstLine="0" w:firstLineChars="0"/>
-              <w:rPr>
-                <w:rFonts w:ascii="Helvetica" w:hAnsi="Helvetica" w:eastAsia="Helvetica" w:cs="Helvetica"/>
-                <w:i w:val="false"/>
-                <w:b w:val="false"/>
-                <w:u w:val="none"/>
-                <w:sz w:val="22"/>
-                <w:szCs w:val="22"/>
-                <w:color w:val="000000"/>
-              </w:rPr>
-            </w:pPr>
-            <w:r>
-              <w:rPr>
-                <w:rFonts w:ascii="Helvetica" w:hAnsi="Helvetica" w:eastAsia="Helvetica" w:cs="Helvetica"/>
-                <w:i w:val="false"/>
-                <w:b w:val="false"/>
-                <w:u w:val="none"/>
-                <w:sz w:val="22"/>
-                <w:szCs w:val="22"/>
-                <w:color w:val="000000"/>
-              </w:rPr>
-              <w:t xml:space="preserve">0.00, 0.45</w:t>
-            </w:r>
-          </w:p>
-        </w:tc>
-        <w:tc>
-          <w:tcPr>
-            <w:tcBorders>
-              <w:bottom w:val="none" w:sz="0" w:space="0" w:color="000000"/>
-              <w:top w:val="none" w:sz="0" w:space="0" w:color="000000"/>
-              <w:left w:val="none" w:sz="0" w:space="0" w:color="000000"/>
-              <w:right w:val="none" w:sz="0" w:space="0" w:color="000000"/>
-            </w:tcBorders>
-            <w:shd w:val="clear" w:color="auto" w:fill="FFFFFF"/>
-            <w:tcMar>
-              <w:top w:w="0" w:type="dxa"/>
-              <w:bottom w:w="0" w:type="dxa"/>
-              <w:left w:w="0" w:type="dxa"/>
-              <w:right w:w="0" w:type="dxa"/>
-            </w:tcMar>
-            <w:vAlign w:val="top"/>
-          </w:tcPr>
-          <w:p>
-            <w:pPr>
-              <w:pStyle w:val="Normal"/>
-              <w:jc w:val="center"/>
-              <w:pBdr>
-                <w:bottom w:val="none" w:sz="0" w:space="0" w:color="000000"/>
-                <w:top w:val="none" w:sz="0" w:space="0" w:color="000000"/>
-                <w:left w:val="none" w:sz="0" w:space="0" w:color="000000"/>
-                <w:right w:val="none" w:sz="0" w:space="0" w:color="000000"/>
-              </w:pBdr>
-              <w:spacing w:after="100" w:before="100" w:line="240"/>
-              <w:ind w:left="100" w:right="100" w:firstLine="0" w:firstLineChars="0"/>
-              <w:rPr>
-                <w:rFonts w:ascii="Helvetica" w:hAnsi="Helvetica" w:eastAsia="Helvetica" w:cs="Helvetica"/>
-                <w:i w:val="false"/>
-                <w:b w:val="false"/>
-                <w:u w:val="none"/>
-                <w:sz w:val="22"/>
-                <w:szCs w:val="22"/>
-                <w:color w:val="000000"/>
-              </w:rPr>
-            </w:pPr>
-            <w:r>
-              <w:rPr>
-                <w:rFonts w:ascii="Helvetica" w:hAnsi="Helvetica" w:eastAsia="Helvetica" w:cs="Helvetica"/>
-                <w:i w:val="false"/>
-                <w:b w:val="false"/>
-                <w:u w:val="none"/>
-                <w:sz w:val="22"/>
-                <w:szCs w:val="22"/>
-                <w:color w:val="000000"/>
-              </w:rPr>
-              <w:t xml:space="preserve">0.020</w:t>
+              <w:t xml:space="preserve">0.00</w:t>
+            </w:r>
+          </w:p>
+        </w:tc>
+        <w:tc>
+          <w:tcPr>
+            <w:tcBorders>
+              <w:bottom w:val="none" w:sz="0" w:space="0" w:color="000000"/>
+              <w:top w:val="none" w:sz="0" w:space="0" w:color="000000"/>
+              <w:left w:val="none" w:sz="0" w:space="0" w:color="000000"/>
+              <w:right w:val="none" w:sz="0" w:space="0" w:color="000000"/>
+            </w:tcBorders>
+            <w:shd w:val="clear" w:color="auto" w:fill="FFFFFF"/>
+            <w:tcMar>
+              <w:top w:w="0" w:type="dxa"/>
+              <w:bottom w:w="0" w:type="dxa"/>
+              <w:left w:w="0" w:type="dxa"/>
+              <w:right w:w="0" w:type="dxa"/>
+            </w:tcMar>
+            <w:vAlign w:val="top"/>
+          </w:tcPr>
+          <w:p>
+            <w:pPr>
+              <w:pStyle w:val="Normal"/>
+              <w:jc w:val="center"/>
+              <w:pBdr>
+                <w:bottom w:val="none" w:sz="0" w:space="0" w:color="000000"/>
+                <w:top w:val="none" w:sz="0" w:space="0" w:color="000000"/>
+                <w:left w:val="none" w:sz="0" w:space="0" w:color="000000"/>
+                <w:right w:val="none" w:sz="0" w:space="0" w:color="000000"/>
+              </w:pBdr>
+              <w:spacing w:after="100" w:before="100" w:line="240"/>
+              <w:ind w:left="100" w:right="100" w:firstLine="0" w:firstLineChars="0"/>
+              <w:rPr>
+                <w:rFonts w:ascii="Helvetica" w:hAnsi="Helvetica" w:eastAsia="Helvetica" w:cs="Helvetica"/>
+                <w:i w:val="false"/>
+                <w:b w:val="false"/>
+                <w:u w:val="none"/>
+                <w:sz w:val="22"/>
+                <w:szCs w:val="22"/>
+                <w:color w:val="000000"/>
+              </w:rPr>
+            </w:pPr>
+            <w:r>
+              <w:rPr>
+                <w:rFonts w:ascii="Helvetica" w:hAnsi="Helvetica" w:eastAsia="Helvetica" w:cs="Helvetica"/>
+                <w:i w:val="false"/>
+                <w:b w:val="false"/>
+                <w:u w:val="none"/>
+                <w:sz w:val="22"/>
+                <w:szCs w:val="22"/>
+                <w:color w:val="000000"/>
+              </w:rPr>
+              <w:t xml:space="preserve">0.00, 0.53</w:t>
+            </w:r>
+          </w:p>
+        </w:tc>
+        <w:tc>
+          <w:tcPr>
+            <w:tcBorders>
+              <w:bottom w:val="none" w:sz="0" w:space="0" w:color="000000"/>
+              <w:top w:val="none" w:sz="0" w:space="0" w:color="000000"/>
+              <w:left w:val="none" w:sz="0" w:space="0" w:color="000000"/>
+              <w:right w:val="none" w:sz="0" w:space="0" w:color="000000"/>
+            </w:tcBorders>
+            <w:shd w:val="clear" w:color="auto" w:fill="FFFFFF"/>
+            <w:tcMar>
+              <w:top w:w="0" w:type="dxa"/>
+              <w:bottom w:w="0" w:type="dxa"/>
+              <w:left w:w="0" w:type="dxa"/>
+              <w:right w:w="0" w:type="dxa"/>
+            </w:tcMar>
+            <w:vAlign w:val="top"/>
+          </w:tcPr>
+          <w:p>
+            <w:pPr>
+              <w:pStyle w:val="Normal"/>
+              <w:jc w:val="center"/>
+              <w:pBdr>
+                <w:bottom w:val="none" w:sz="0" w:space="0" w:color="000000"/>
+                <w:top w:val="none" w:sz="0" w:space="0" w:color="000000"/>
+                <w:left w:val="none" w:sz="0" w:space="0" w:color="000000"/>
+                <w:right w:val="none" w:sz="0" w:space="0" w:color="000000"/>
+              </w:pBdr>
+              <w:spacing w:after="100" w:before="100" w:line="240"/>
+              <w:ind w:left="100" w:right="100" w:firstLine="0" w:firstLineChars="0"/>
+              <w:rPr>
+                <w:rFonts w:ascii="Helvetica" w:hAnsi="Helvetica" w:eastAsia="Helvetica" w:cs="Helvetica"/>
+                <w:i w:val="false"/>
+                <w:b w:val="false"/>
+                <w:u w:val="none"/>
+                <w:sz w:val="22"/>
+                <w:szCs w:val="22"/>
+                <w:color w:val="000000"/>
+              </w:rPr>
+            </w:pPr>
+            <w:r>
+              <w:rPr>
+                <w:rFonts w:ascii="Helvetica" w:hAnsi="Helvetica" w:eastAsia="Helvetica" w:cs="Helvetica"/>
+                <w:i w:val="false"/>
+                <w:b w:val="false"/>
+                <w:u w:val="none"/>
+                <w:sz w:val="22"/>
+                <w:szCs w:val="22"/>
+                <w:color w:val="000000"/>
+              </w:rPr>
+              <w:t xml:space="preserve">0.026</w:t>
             </w:r>
           </w:p>
         </w:tc>
@@ -9797,60 +9797,60 @@
                 <w:szCs w:val="22"/>
                 <w:color w:val="000000"/>
               </w:rPr>
-              <w:t xml:space="preserve">71,325</w:t>
-            </w:r>
-          </w:p>
-        </w:tc>
-        <w:tc>
-          <w:tcPr>
-            <w:tcBorders>
-              <w:bottom w:val="none" w:sz="0" w:space="0" w:color="000000"/>
-              <w:top w:val="none" w:sz="0" w:space="0" w:color="000000"/>
-              <w:left w:val="none" w:sz="0" w:space="0" w:color="000000"/>
-              <w:right w:val="none" w:sz="0" w:space="0" w:color="000000"/>
-            </w:tcBorders>
-            <w:shd w:val="clear" w:color="auto" w:fill="FFFFFF"/>
-            <w:tcMar>
-              <w:top w:w="0" w:type="dxa"/>
-              <w:bottom w:w="0" w:type="dxa"/>
-              <w:left w:w="0" w:type="dxa"/>
-              <w:right w:w="0" w:type="dxa"/>
-            </w:tcMar>
-            <w:vAlign w:val="top"/>
-          </w:tcPr>
-          <w:p>
-            <w:pPr>
-              <w:pStyle w:val="Normal"/>
-              <w:jc w:val="center"/>
-              <w:pBdr>
-                <w:bottom w:val="none" w:sz="0" w:space="0" w:color="000000"/>
-                <w:top w:val="none" w:sz="0" w:space="0" w:color="000000"/>
-                <w:left w:val="none" w:sz="0" w:space="0" w:color="000000"/>
-                <w:right w:val="none" w:sz="0" w:space="0" w:color="000000"/>
-              </w:pBdr>
-              <w:spacing w:after="100" w:before="100" w:line="240"/>
-              <w:ind w:left="100" w:right="100" w:firstLine="0" w:firstLineChars="0"/>
-              <w:rPr>
-                <w:rFonts w:ascii="Helvetica" w:hAnsi="Helvetica" w:eastAsia="Helvetica" w:cs="Helvetica"/>
-                <w:i w:val="false"/>
-                <w:b w:val="false"/>
-                <w:u w:val="none"/>
-                <w:sz w:val="22"/>
-                <w:szCs w:val="22"/>
-                <w:color w:val="000000"/>
-              </w:rPr>
-            </w:pPr>
-            <w:r>
-              <w:rPr>
-                <w:rFonts w:ascii="Helvetica" w:hAnsi="Helvetica" w:eastAsia="Helvetica" w:cs="Helvetica"/>
-                <w:i w:val="false"/>
-                <w:b w:val="false"/>
-                <w:u w:val="none"/>
-                <w:sz w:val="22"/>
-                <w:szCs w:val="22"/>
-                <w:color w:val="000000"/>
-              </w:rPr>
-              <w:t xml:space="preserve">1,481, 3,434,249</w:t>
+              <w:t xml:space="preserve">83,586</w:t>
+            </w:r>
+          </w:p>
+        </w:tc>
+        <w:tc>
+          <w:tcPr>
+            <w:tcBorders>
+              <w:bottom w:val="none" w:sz="0" w:space="0" w:color="000000"/>
+              <w:top w:val="none" w:sz="0" w:space="0" w:color="000000"/>
+              <w:left w:val="none" w:sz="0" w:space="0" w:color="000000"/>
+              <w:right w:val="none" w:sz="0" w:space="0" w:color="000000"/>
+            </w:tcBorders>
+            <w:shd w:val="clear" w:color="auto" w:fill="FFFFFF"/>
+            <w:tcMar>
+              <w:top w:w="0" w:type="dxa"/>
+              <w:bottom w:w="0" w:type="dxa"/>
+              <w:left w:w="0" w:type="dxa"/>
+              <w:right w:w="0" w:type="dxa"/>
+            </w:tcMar>
+            <w:vAlign w:val="top"/>
+          </w:tcPr>
+          <w:p>
+            <w:pPr>
+              <w:pStyle w:val="Normal"/>
+              <w:jc w:val="center"/>
+              <w:pBdr>
+                <w:bottom w:val="none" w:sz="0" w:space="0" w:color="000000"/>
+                <w:top w:val="none" w:sz="0" w:space="0" w:color="000000"/>
+                <w:left w:val="none" w:sz="0" w:space="0" w:color="000000"/>
+                <w:right w:val="none" w:sz="0" w:space="0" w:color="000000"/>
+              </w:pBdr>
+              <w:spacing w:after="100" w:before="100" w:line="240"/>
+              <w:ind w:left="100" w:right="100" w:firstLine="0" w:firstLineChars="0"/>
+              <w:rPr>
+                <w:rFonts w:ascii="Helvetica" w:hAnsi="Helvetica" w:eastAsia="Helvetica" w:cs="Helvetica"/>
+                <w:i w:val="false"/>
+                <w:b w:val="false"/>
+                <w:u w:val="none"/>
+                <w:sz w:val="22"/>
+                <w:szCs w:val="22"/>
+                <w:color w:val="000000"/>
+              </w:rPr>
+            </w:pPr>
+            <w:r>
+              <w:rPr>
+                <w:rFonts w:ascii="Helvetica" w:hAnsi="Helvetica" w:eastAsia="Helvetica" w:cs="Helvetica"/>
+                <w:i w:val="false"/>
+                <w:b w:val="false"/>
+                <w:u w:val="none"/>
+                <w:sz w:val="22"/>
+                <w:szCs w:val="22"/>
+                <w:color w:val="000000"/>
+              </w:rPr>
+              <w:t xml:space="preserve">1,090, 6,411,359</w:t>
             </w:r>
           </w:p>
         </w:tc>
@@ -10280,113 +10280,113 @@
                 <w:szCs w:val="22"/>
                 <w:color w:val="000000"/>
               </w:rPr>
-              <w:t xml:space="preserve">0.71</w:t>
-            </w:r>
-          </w:p>
-        </w:tc>
-        <w:tc>
-          <w:tcPr>
-            <w:tcBorders>
-              <w:bottom w:val="none" w:sz="0" w:space="0" w:color="000000"/>
-              <w:top w:val="none" w:sz="0" w:space="0" w:color="000000"/>
-              <w:left w:val="none" w:sz="0" w:space="0" w:color="000000"/>
-              <w:right w:val="none" w:sz="0" w:space="0" w:color="000000"/>
-            </w:tcBorders>
-            <w:shd w:val="clear" w:color="auto" w:fill="FFFFFF"/>
-            <w:tcMar>
-              <w:top w:w="0" w:type="dxa"/>
-              <w:bottom w:w="0" w:type="dxa"/>
-              <w:left w:w="0" w:type="dxa"/>
-              <w:right w:w="0" w:type="dxa"/>
-            </w:tcMar>
-            <w:vAlign w:val="top"/>
-          </w:tcPr>
-          <w:p>
-            <w:pPr>
-              <w:pStyle w:val="Normal"/>
-              <w:jc w:val="center"/>
-              <w:pBdr>
-                <w:bottom w:val="none" w:sz="0" w:space="0" w:color="000000"/>
-                <w:top w:val="none" w:sz="0" w:space="0" w:color="000000"/>
-                <w:left w:val="none" w:sz="0" w:space="0" w:color="000000"/>
-                <w:right w:val="none" w:sz="0" w:space="0" w:color="000000"/>
-              </w:pBdr>
-              <w:spacing w:after="100" w:before="100" w:line="240"/>
-              <w:ind w:left="100" w:right="100" w:firstLine="0" w:firstLineChars="0"/>
-              <w:rPr>
-                <w:rFonts w:ascii="Helvetica" w:hAnsi="Helvetica" w:eastAsia="Helvetica" w:cs="Helvetica"/>
-                <w:i w:val="false"/>
-                <w:b w:val="false"/>
-                <w:u w:val="none"/>
-                <w:sz w:val="22"/>
-                <w:szCs w:val="22"/>
-                <w:color w:val="000000"/>
-              </w:rPr>
-            </w:pPr>
-            <w:r>
-              <w:rPr>
-                <w:rFonts w:ascii="Helvetica" w:hAnsi="Helvetica" w:eastAsia="Helvetica" w:cs="Helvetica"/>
-                <w:i w:val="false"/>
-                <w:b w:val="false"/>
-                <w:u w:val="none"/>
-                <w:sz w:val="22"/>
-                <w:szCs w:val="22"/>
-                <w:color w:val="000000"/>
-              </w:rPr>
-              <w:t xml:space="preserve">0.08, 6.73</w:t>
-            </w:r>
-          </w:p>
-        </w:tc>
-        <w:tc>
-          <w:tcPr>
-            <w:tcBorders>
-              <w:bottom w:val="none" w:sz="0" w:space="0" w:color="000000"/>
-              <w:top w:val="none" w:sz="0" w:space="0" w:color="000000"/>
-              <w:left w:val="none" w:sz="0" w:space="0" w:color="000000"/>
-              <w:right w:val="none" w:sz="0" w:space="0" w:color="000000"/>
-            </w:tcBorders>
-            <w:shd w:val="clear" w:color="auto" w:fill="FFFFFF"/>
-            <w:tcMar>
-              <w:top w:w="0" w:type="dxa"/>
-              <w:bottom w:w="0" w:type="dxa"/>
-              <w:left w:w="0" w:type="dxa"/>
-              <w:right w:w="0" w:type="dxa"/>
-            </w:tcMar>
-            <w:vAlign w:val="top"/>
-          </w:tcPr>
-          <w:p>
-            <w:pPr>
-              <w:pStyle w:val="Normal"/>
-              <w:jc w:val="center"/>
-              <w:pBdr>
-                <w:bottom w:val="none" w:sz="0" w:space="0" w:color="000000"/>
-                <w:top w:val="none" w:sz="0" w:space="0" w:color="000000"/>
-                <w:left w:val="none" w:sz="0" w:space="0" w:color="000000"/>
-                <w:right w:val="none" w:sz="0" w:space="0" w:color="000000"/>
-              </w:pBdr>
-              <w:spacing w:after="100" w:before="100" w:line="240"/>
-              <w:ind w:left="100" w:right="100" w:firstLine="0" w:firstLineChars="0"/>
-              <w:rPr>
-                <w:rFonts w:ascii="Helvetica" w:hAnsi="Helvetica" w:eastAsia="Helvetica" w:cs="Helvetica"/>
-                <w:i w:val="false"/>
-                <w:b w:val="false"/>
-                <w:u w:val="none"/>
-                <w:sz w:val="22"/>
-                <w:szCs w:val="22"/>
-                <w:color w:val="000000"/>
-              </w:rPr>
-            </w:pPr>
-            <w:r>
-              <w:rPr>
-                <w:rFonts w:ascii="Helvetica" w:hAnsi="Helvetica" w:eastAsia="Helvetica" w:cs="Helvetica"/>
-                <w:i w:val="false"/>
-                <w:b w:val="false"/>
-                <w:u w:val="none"/>
-                <w:sz w:val="22"/>
-                <w:szCs w:val="22"/>
-                <w:color w:val="000000"/>
-              </w:rPr>
-              <w:t xml:space="preserve">0.770</w:t>
+              <w:t xml:space="preserve">0.74</w:t>
+            </w:r>
+          </w:p>
+        </w:tc>
+        <w:tc>
+          <w:tcPr>
+            <w:tcBorders>
+              <w:bottom w:val="none" w:sz="0" w:space="0" w:color="000000"/>
+              <w:top w:val="none" w:sz="0" w:space="0" w:color="000000"/>
+              <w:left w:val="none" w:sz="0" w:space="0" w:color="000000"/>
+              <w:right w:val="none" w:sz="0" w:space="0" w:color="000000"/>
+            </w:tcBorders>
+            <w:shd w:val="clear" w:color="auto" w:fill="FFFFFF"/>
+            <w:tcMar>
+              <w:top w:w="0" w:type="dxa"/>
+              <w:bottom w:w="0" w:type="dxa"/>
+              <w:left w:w="0" w:type="dxa"/>
+              <w:right w:w="0" w:type="dxa"/>
+            </w:tcMar>
+            <w:vAlign w:val="top"/>
+          </w:tcPr>
+          <w:p>
+            <w:pPr>
+              <w:pStyle w:val="Normal"/>
+              <w:jc w:val="center"/>
+              <w:pBdr>
+                <w:bottom w:val="none" w:sz="0" w:space="0" w:color="000000"/>
+                <w:top w:val="none" w:sz="0" w:space="0" w:color="000000"/>
+                <w:left w:val="none" w:sz="0" w:space="0" w:color="000000"/>
+                <w:right w:val="none" w:sz="0" w:space="0" w:color="000000"/>
+              </w:pBdr>
+              <w:spacing w:after="100" w:before="100" w:line="240"/>
+              <w:ind w:left="100" w:right="100" w:firstLine="0" w:firstLineChars="0"/>
+              <w:rPr>
+                <w:rFonts w:ascii="Helvetica" w:hAnsi="Helvetica" w:eastAsia="Helvetica" w:cs="Helvetica"/>
+                <w:i w:val="false"/>
+                <w:b w:val="false"/>
+                <w:u w:val="none"/>
+                <w:sz w:val="22"/>
+                <w:szCs w:val="22"/>
+                <w:color w:val="000000"/>
+              </w:rPr>
+            </w:pPr>
+            <w:r>
+              <w:rPr>
+                <w:rFonts w:ascii="Helvetica" w:hAnsi="Helvetica" w:eastAsia="Helvetica" w:cs="Helvetica"/>
+                <w:i w:val="false"/>
+                <w:b w:val="false"/>
+                <w:u w:val="none"/>
+                <w:sz w:val="22"/>
+                <w:szCs w:val="22"/>
+                <w:color w:val="000000"/>
+              </w:rPr>
+              <w:t xml:space="preserve">0.08, 6.72</w:t>
+            </w:r>
+          </w:p>
+        </w:tc>
+        <w:tc>
+          <w:tcPr>
+            <w:tcBorders>
+              <w:bottom w:val="none" w:sz="0" w:space="0" w:color="000000"/>
+              <w:top w:val="none" w:sz="0" w:space="0" w:color="000000"/>
+              <w:left w:val="none" w:sz="0" w:space="0" w:color="000000"/>
+              <w:right w:val="none" w:sz="0" w:space="0" w:color="000000"/>
+            </w:tcBorders>
+            <w:shd w:val="clear" w:color="auto" w:fill="FFFFFF"/>
+            <w:tcMar>
+              <w:top w:w="0" w:type="dxa"/>
+              <w:bottom w:w="0" w:type="dxa"/>
+              <w:left w:w="0" w:type="dxa"/>
+              <w:right w:w="0" w:type="dxa"/>
+            </w:tcMar>
+            <w:vAlign w:val="top"/>
+          </w:tcPr>
+          <w:p>
+            <w:pPr>
+              <w:pStyle w:val="Normal"/>
+              <w:jc w:val="center"/>
+              <w:pBdr>
+                <w:bottom w:val="none" w:sz="0" w:space="0" w:color="000000"/>
+                <w:top w:val="none" w:sz="0" w:space="0" w:color="000000"/>
+                <w:left w:val="none" w:sz="0" w:space="0" w:color="000000"/>
+                <w:right w:val="none" w:sz="0" w:space="0" w:color="000000"/>
+              </w:pBdr>
+              <w:spacing w:after="100" w:before="100" w:line="240"/>
+              <w:ind w:left="100" w:right="100" w:firstLine="0" w:firstLineChars="0"/>
+              <w:rPr>
+                <w:rFonts w:ascii="Helvetica" w:hAnsi="Helvetica" w:eastAsia="Helvetica" w:cs="Helvetica"/>
+                <w:i w:val="false"/>
+                <w:b w:val="false"/>
+                <w:u w:val="none"/>
+                <w:sz w:val="22"/>
+                <w:szCs w:val="22"/>
+                <w:color w:val="000000"/>
+              </w:rPr>
+            </w:pPr>
+            <w:r>
+              <w:rPr>
+                <w:rFonts w:ascii="Helvetica" w:hAnsi="Helvetica" w:eastAsia="Helvetica" w:cs="Helvetica"/>
+                <w:i w:val="false"/>
+                <w:b w:val="false"/>
+                <w:u w:val="none"/>
+                <w:sz w:val="22"/>
+                <w:szCs w:val="22"/>
+                <w:color w:val="000000"/>
+              </w:rPr>
+              <w:t xml:space="preserve">0.790</w:t>
             </w:r>
           </w:p>
         </w:tc>
@@ -10763,113 +10763,113 @@
                 <w:szCs w:val="22"/>
                 <w:color w:val="000000"/>
               </w:rPr>
-              <w:t xml:space="preserve">0.04</w:t>
-            </w:r>
-          </w:p>
-        </w:tc>
-        <w:tc>
-          <w:tcPr>
-            <w:tcBorders>
-              <w:bottom w:val="none" w:sz="0" w:space="0" w:color="000000"/>
-              <w:top w:val="none" w:sz="0" w:space="0" w:color="000000"/>
-              <w:left w:val="none" w:sz="0" w:space="0" w:color="000000"/>
-              <w:right w:val="none" w:sz="0" w:space="0" w:color="000000"/>
-            </w:tcBorders>
-            <w:shd w:val="clear" w:color="auto" w:fill="FFFFFF"/>
-            <w:tcMar>
-              <w:top w:w="0" w:type="dxa"/>
-              <w:bottom w:w="0" w:type="dxa"/>
-              <w:left w:w="0" w:type="dxa"/>
-              <w:right w:w="0" w:type="dxa"/>
-            </w:tcMar>
-            <w:vAlign w:val="top"/>
-          </w:tcPr>
-          <w:p>
-            <w:pPr>
-              <w:pStyle w:val="Normal"/>
-              <w:jc w:val="center"/>
-              <w:pBdr>
-                <w:bottom w:val="none" w:sz="0" w:space="0" w:color="000000"/>
-                <w:top w:val="none" w:sz="0" w:space="0" w:color="000000"/>
-                <w:left w:val="none" w:sz="0" w:space="0" w:color="000000"/>
-                <w:right w:val="none" w:sz="0" w:space="0" w:color="000000"/>
-              </w:pBdr>
-              <w:spacing w:after="100" w:before="100" w:line="240"/>
-              <w:ind w:left="100" w:right="100" w:firstLine="0" w:firstLineChars="0"/>
-              <w:rPr>
-                <w:rFonts w:ascii="Helvetica" w:hAnsi="Helvetica" w:eastAsia="Helvetica" w:cs="Helvetica"/>
-                <w:i w:val="false"/>
-                <w:b w:val="false"/>
-                <w:u w:val="none"/>
-                <w:sz w:val="22"/>
-                <w:szCs w:val="22"/>
-                <w:color w:val="000000"/>
-              </w:rPr>
-            </w:pPr>
-            <w:r>
-              <w:rPr>
-                <w:rFonts w:ascii="Helvetica" w:hAnsi="Helvetica" w:eastAsia="Helvetica" w:cs="Helvetica"/>
-                <w:i w:val="false"/>
-                <w:b w:val="false"/>
-                <w:u w:val="none"/>
-                <w:sz w:val="22"/>
-                <w:szCs w:val="22"/>
-                <w:color w:val="000000"/>
-              </w:rPr>
-              <w:t xml:space="preserve">0.00, 0.72</w:t>
-            </w:r>
-          </w:p>
-        </w:tc>
-        <w:tc>
-          <w:tcPr>
-            <w:tcBorders>
-              <w:bottom w:val="none" w:sz="0" w:space="0" w:color="000000"/>
-              <w:top w:val="none" w:sz="0" w:space="0" w:color="000000"/>
-              <w:left w:val="none" w:sz="0" w:space="0" w:color="000000"/>
-              <w:right w:val="none" w:sz="0" w:space="0" w:color="000000"/>
-            </w:tcBorders>
-            <w:shd w:val="clear" w:color="auto" w:fill="FFFFFF"/>
-            <w:tcMar>
-              <w:top w:w="0" w:type="dxa"/>
-              <w:bottom w:w="0" w:type="dxa"/>
-              <w:left w:w="0" w:type="dxa"/>
-              <w:right w:w="0" w:type="dxa"/>
-            </w:tcMar>
-            <w:vAlign w:val="top"/>
-          </w:tcPr>
-          <w:p>
-            <w:pPr>
-              <w:pStyle w:val="Normal"/>
-              <w:jc w:val="center"/>
-              <w:pBdr>
-                <w:bottom w:val="none" w:sz="0" w:space="0" w:color="000000"/>
-                <w:top w:val="none" w:sz="0" w:space="0" w:color="000000"/>
-                <w:left w:val="none" w:sz="0" w:space="0" w:color="000000"/>
-                <w:right w:val="none" w:sz="0" w:space="0" w:color="000000"/>
-              </w:pBdr>
-              <w:spacing w:after="100" w:before="100" w:line="240"/>
-              <w:ind w:left="100" w:right="100" w:firstLine="0" w:firstLineChars="0"/>
-              <w:rPr>
-                <w:rFonts w:ascii="Helvetica" w:hAnsi="Helvetica" w:eastAsia="Helvetica" w:cs="Helvetica"/>
-                <w:i w:val="false"/>
-                <w:b w:val="false"/>
-                <w:u w:val="none"/>
-                <w:sz w:val="22"/>
-                <w:szCs w:val="22"/>
-                <w:color w:val="000000"/>
-              </w:rPr>
-            </w:pPr>
-            <w:r>
-              <w:rPr>
-                <w:rFonts w:ascii="Helvetica" w:hAnsi="Helvetica" w:eastAsia="Helvetica" w:cs="Helvetica"/>
-                <w:i w:val="false"/>
-                <w:b w:val="false"/>
-                <w:u w:val="none"/>
-                <w:sz w:val="22"/>
-                <w:szCs w:val="22"/>
-                <w:color w:val="000000"/>
-              </w:rPr>
-              <w:t xml:space="preserve">0.029</w:t>
+              <w:t xml:space="preserve">0.03</w:t>
+            </w:r>
+          </w:p>
+        </w:tc>
+        <w:tc>
+          <w:tcPr>
+            <w:tcBorders>
+              <w:bottom w:val="none" w:sz="0" w:space="0" w:color="000000"/>
+              <w:top w:val="none" w:sz="0" w:space="0" w:color="000000"/>
+              <w:left w:val="none" w:sz="0" w:space="0" w:color="000000"/>
+              <w:right w:val="none" w:sz="0" w:space="0" w:color="000000"/>
+            </w:tcBorders>
+            <w:shd w:val="clear" w:color="auto" w:fill="FFFFFF"/>
+            <w:tcMar>
+              <w:top w:w="0" w:type="dxa"/>
+              <w:bottom w:w="0" w:type="dxa"/>
+              <w:left w:w="0" w:type="dxa"/>
+              <w:right w:w="0" w:type="dxa"/>
+            </w:tcMar>
+            <w:vAlign w:val="top"/>
+          </w:tcPr>
+          <w:p>
+            <w:pPr>
+              <w:pStyle w:val="Normal"/>
+              <w:jc w:val="center"/>
+              <w:pBdr>
+                <w:bottom w:val="none" w:sz="0" w:space="0" w:color="000000"/>
+                <w:top w:val="none" w:sz="0" w:space="0" w:color="000000"/>
+                <w:left w:val="none" w:sz="0" w:space="0" w:color="000000"/>
+                <w:right w:val="none" w:sz="0" w:space="0" w:color="000000"/>
+              </w:pBdr>
+              <w:spacing w:after="100" w:before="100" w:line="240"/>
+              <w:ind w:left="100" w:right="100" w:firstLine="0" w:firstLineChars="0"/>
+              <w:rPr>
+                <w:rFonts w:ascii="Helvetica" w:hAnsi="Helvetica" w:eastAsia="Helvetica" w:cs="Helvetica"/>
+                <w:i w:val="false"/>
+                <w:b w:val="false"/>
+                <w:u w:val="none"/>
+                <w:sz w:val="22"/>
+                <w:szCs w:val="22"/>
+                <w:color w:val="000000"/>
+              </w:rPr>
+            </w:pPr>
+            <w:r>
+              <w:rPr>
+                <w:rFonts w:ascii="Helvetica" w:hAnsi="Helvetica" w:eastAsia="Helvetica" w:cs="Helvetica"/>
+                <w:i w:val="false"/>
+                <w:b w:val="false"/>
+                <w:u w:val="none"/>
+                <w:sz w:val="22"/>
+                <w:szCs w:val="22"/>
+                <w:color w:val="000000"/>
+              </w:rPr>
+              <w:t xml:space="preserve">0.00, 0.80</w:t>
+            </w:r>
+          </w:p>
+        </w:tc>
+        <w:tc>
+          <w:tcPr>
+            <w:tcBorders>
+              <w:bottom w:val="none" w:sz="0" w:space="0" w:color="000000"/>
+              <w:top w:val="none" w:sz="0" w:space="0" w:color="000000"/>
+              <w:left w:val="none" w:sz="0" w:space="0" w:color="000000"/>
+              <w:right w:val="none" w:sz="0" w:space="0" w:color="000000"/>
+            </w:tcBorders>
+            <w:shd w:val="clear" w:color="auto" w:fill="FFFFFF"/>
+            <w:tcMar>
+              <w:top w:w="0" w:type="dxa"/>
+              <w:bottom w:w="0" w:type="dxa"/>
+              <w:left w:w="0" w:type="dxa"/>
+              <w:right w:w="0" w:type="dxa"/>
+            </w:tcMar>
+            <w:vAlign w:val="top"/>
+          </w:tcPr>
+          <w:p>
+            <w:pPr>
+              <w:pStyle w:val="Normal"/>
+              <w:jc w:val="center"/>
+              <w:pBdr>
+                <w:bottom w:val="none" w:sz="0" w:space="0" w:color="000000"/>
+                <w:top w:val="none" w:sz="0" w:space="0" w:color="000000"/>
+                <w:left w:val="none" w:sz="0" w:space="0" w:color="000000"/>
+                <w:right w:val="none" w:sz="0" w:space="0" w:color="000000"/>
+              </w:pBdr>
+              <w:spacing w:after="100" w:before="100" w:line="240"/>
+              <w:ind w:left="100" w:right="100" w:firstLine="0" w:firstLineChars="0"/>
+              <w:rPr>
+                <w:rFonts w:ascii="Helvetica" w:hAnsi="Helvetica" w:eastAsia="Helvetica" w:cs="Helvetica"/>
+                <w:i w:val="false"/>
+                <w:b w:val="false"/>
+                <w:u w:val="none"/>
+                <w:sz w:val="22"/>
+                <w:szCs w:val="22"/>
+                <w:color w:val="000000"/>
+              </w:rPr>
+            </w:pPr>
+            <w:r>
+              <w:rPr>
+                <w:rFonts w:ascii="Helvetica" w:hAnsi="Helvetica" w:eastAsia="Helvetica" w:cs="Helvetica"/>
+                <w:i w:val="false"/>
+                <w:b w:val="false"/>
+                <w:u w:val="none"/>
+                <w:sz w:val="22"/>
+                <w:szCs w:val="22"/>
+                <w:color w:val="000000"/>
+              </w:rPr>
+              <w:t xml:space="preserve">0.036</w:t>
             </w:r>
           </w:p>
         </w:tc>
@@ -11246,113 +11246,113 @@
                 <w:szCs w:val="22"/>
                 <w:color w:val="000000"/>
               </w:rPr>
-              <w:t xml:space="preserve">48.0</w:t>
-            </w:r>
-          </w:p>
-        </w:tc>
-        <w:tc>
-          <w:tcPr>
-            <w:tcBorders>
-              <w:bottom w:val="none" w:sz="0" w:space="0" w:color="000000"/>
-              <w:top w:val="none" w:sz="0" w:space="0" w:color="000000"/>
-              <w:left w:val="none" w:sz="0" w:space="0" w:color="000000"/>
-              <w:right w:val="none" w:sz="0" w:space="0" w:color="000000"/>
-            </w:tcBorders>
-            <w:shd w:val="clear" w:color="auto" w:fill="FFFFFF"/>
-            <w:tcMar>
-              <w:top w:w="0" w:type="dxa"/>
-              <w:bottom w:w="0" w:type="dxa"/>
-              <w:left w:w="0" w:type="dxa"/>
-              <w:right w:w="0" w:type="dxa"/>
-            </w:tcMar>
-            <w:vAlign w:val="top"/>
-          </w:tcPr>
-          <w:p>
-            <w:pPr>
-              <w:pStyle w:val="Normal"/>
-              <w:jc w:val="center"/>
-              <w:pBdr>
-                <w:bottom w:val="none" w:sz="0" w:space="0" w:color="000000"/>
-                <w:top w:val="none" w:sz="0" w:space="0" w:color="000000"/>
-                <w:left w:val="none" w:sz="0" w:space="0" w:color="000000"/>
-                <w:right w:val="none" w:sz="0" w:space="0" w:color="000000"/>
-              </w:pBdr>
-              <w:spacing w:after="100" w:before="100" w:line="240"/>
-              <w:ind w:left="100" w:right="100" w:firstLine="0" w:firstLineChars="0"/>
-              <w:rPr>
-                <w:rFonts w:ascii="Helvetica" w:hAnsi="Helvetica" w:eastAsia="Helvetica" w:cs="Helvetica"/>
-                <w:i w:val="false"/>
-                <w:b w:val="false"/>
-                <w:u w:val="none"/>
-                <w:sz w:val="22"/>
-                <w:szCs w:val="22"/>
-                <w:color w:val="000000"/>
-              </w:rPr>
-            </w:pPr>
-            <w:r>
-              <w:rPr>
-                <w:rFonts w:ascii="Helvetica" w:hAnsi="Helvetica" w:eastAsia="Helvetica" w:cs="Helvetica"/>
-                <w:i w:val="false"/>
-                <w:b w:val="false"/>
-                <w:u w:val="none"/>
-                <w:sz w:val="22"/>
-                <w:szCs w:val="22"/>
-                <w:color w:val="000000"/>
-              </w:rPr>
-              <w:t xml:space="preserve">0.95, 2,421</w:t>
-            </w:r>
-          </w:p>
-        </w:tc>
-        <w:tc>
-          <w:tcPr>
-            <w:tcBorders>
-              <w:bottom w:val="none" w:sz="0" w:space="0" w:color="000000"/>
-              <w:top w:val="none" w:sz="0" w:space="0" w:color="000000"/>
-              <w:left w:val="none" w:sz="0" w:space="0" w:color="000000"/>
-              <w:right w:val="none" w:sz="0" w:space="0" w:color="000000"/>
-            </w:tcBorders>
-            <w:shd w:val="clear" w:color="auto" w:fill="FFFFFF"/>
-            <w:tcMar>
-              <w:top w:w="0" w:type="dxa"/>
-              <w:bottom w:w="0" w:type="dxa"/>
-              <w:left w:w="0" w:type="dxa"/>
-              <w:right w:w="0" w:type="dxa"/>
-            </w:tcMar>
-            <w:vAlign w:val="top"/>
-          </w:tcPr>
-          <w:p>
-            <w:pPr>
-              <w:pStyle w:val="Normal"/>
-              <w:jc w:val="center"/>
-              <w:pBdr>
-                <w:bottom w:val="none" w:sz="0" w:space="0" w:color="000000"/>
-                <w:top w:val="none" w:sz="0" w:space="0" w:color="000000"/>
-                <w:left w:val="none" w:sz="0" w:space="0" w:color="000000"/>
-                <w:right w:val="none" w:sz="0" w:space="0" w:color="000000"/>
-              </w:pBdr>
-              <w:spacing w:after="100" w:before="100" w:line="240"/>
-              <w:ind w:left="100" w:right="100" w:firstLine="0" w:firstLineChars="0"/>
-              <w:rPr>
-                <w:rFonts w:ascii="Helvetica" w:hAnsi="Helvetica" w:eastAsia="Helvetica" w:cs="Helvetica"/>
-                <w:i w:val="false"/>
-                <w:b w:val="false"/>
-                <w:u w:val="none"/>
-                <w:sz w:val="22"/>
-                <w:szCs w:val="22"/>
-                <w:color w:val="000000"/>
-              </w:rPr>
-            </w:pPr>
-            <w:r>
-              <w:rPr>
-                <w:rFonts w:ascii="Helvetica" w:hAnsi="Helvetica" w:eastAsia="Helvetica" w:cs="Helvetica"/>
-                <w:i w:val="false"/>
-                <w:b w:val="false"/>
-                <w:u w:val="none"/>
-                <w:sz w:val="22"/>
-                <w:szCs w:val="22"/>
-                <w:color w:val="000000"/>
-              </w:rPr>
-              <w:t xml:space="preserve">0.053</w:t>
+              <w:t xml:space="preserve">48.7</w:t>
+            </w:r>
+          </w:p>
+        </w:tc>
+        <w:tc>
+          <w:tcPr>
+            <w:tcBorders>
+              <w:bottom w:val="none" w:sz="0" w:space="0" w:color="000000"/>
+              <w:top w:val="none" w:sz="0" w:space="0" w:color="000000"/>
+              <w:left w:val="none" w:sz="0" w:space="0" w:color="000000"/>
+              <w:right w:val="none" w:sz="0" w:space="0" w:color="000000"/>
+            </w:tcBorders>
+            <w:shd w:val="clear" w:color="auto" w:fill="FFFFFF"/>
+            <w:tcMar>
+              <w:top w:w="0" w:type="dxa"/>
+              <w:bottom w:w="0" w:type="dxa"/>
+              <w:left w:w="0" w:type="dxa"/>
+              <w:right w:w="0" w:type="dxa"/>
+            </w:tcMar>
+            <w:vAlign w:val="top"/>
+          </w:tcPr>
+          <w:p>
+            <w:pPr>
+              <w:pStyle w:val="Normal"/>
+              <w:jc w:val="center"/>
+              <w:pBdr>
+                <w:bottom w:val="none" w:sz="0" w:space="0" w:color="000000"/>
+                <w:top w:val="none" w:sz="0" w:space="0" w:color="000000"/>
+                <w:left w:val="none" w:sz="0" w:space="0" w:color="000000"/>
+                <w:right w:val="none" w:sz="0" w:space="0" w:color="000000"/>
+              </w:pBdr>
+              <w:spacing w:after="100" w:before="100" w:line="240"/>
+              <w:ind w:left="100" w:right="100" w:firstLine="0" w:firstLineChars="0"/>
+              <w:rPr>
+                <w:rFonts w:ascii="Helvetica" w:hAnsi="Helvetica" w:eastAsia="Helvetica" w:cs="Helvetica"/>
+                <w:i w:val="false"/>
+                <w:b w:val="false"/>
+                <w:u w:val="none"/>
+                <w:sz w:val="22"/>
+                <w:szCs w:val="22"/>
+                <w:color w:val="000000"/>
+              </w:rPr>
+            </w:pPr>
+            <w:r>
+              <w:rPr>
+                <w:rFonts w:ascii="Helvetica" w:hAnsi="Helvetica" w:eastAsia="Helvetica" w:cs="Helvetica"/>
+                <w:i w:val="false"/>
+                <w:b w:val="false"/>
+                <w:u w:val="none"/>
+                <w:sz w:val="22"/>
+                <w:szCs w:val="22"/>
+                <w:color w:val="000000"/>
+              </w:rPr>
+              <w:t xml:space="preserve">1.06, 2,239</w:t>
+            </w:r>
+          </w:p>
+        </w:tc>
+        <w:tc>
+          <w:tcPr>
+            <w:tcBorders>
+              <w:bottom w:val="none" w:sz="0" w:space="0" w:color="000000"/>
+              <w:top w:val="none" w:sz="0" w:space="0" w:color="000000"/>
+              <w:left w:val="none" w:sz="0" w:space="0" w:color="000000"/>
+              <w:right w:val="none" w:sz="0" w:space="0" w:color="000000"/>
+            </w:tcBorders>
+            <w:shd w:val="clear" w:color="auto" w:fill="FFFFFF"/>
+            <w:tcMar>
+              <w:top w:w="0" w:type="dxa"/>
+              <w:bottom w:w="0" w:type="dxa"/>
+              <w:left w:w="0" w:type="dxa"/>
+              <w:right w:w="0" w:type="dxa"/>
+            </w:tcMar>
+            <w:vAlign w:val="top"/>
+          </w:tcPr>
+          <w:p>
+            <w:pPr>
+              <w:pStyle w:val="Normal"/>
+              <w:jc w:val="center"/>
+              <w:pBdr>
+                <w:bottom w:val="none" w:sz="0" w:space="0" w:color="000000"/>
+                <w:top w:val="none" w:sz="0" w:space="0" w:color="000000"/>
+                <w:left w:val="none" w:sz="0" w:space="0" w:color="000000"/>
+                <w:right w:val="none" w:sz="0" w:space="0" w:color="000000"/>
+              </w:pBdr>
+              <w:spacing w:after="100" w:before="100" w:line="240"/>
+              <w:ind w:left="100" w:right="100" w:firstLine="0" w:firstLineChars="0"/>
+              <w:rPr>
+                <w:rFonts w:ascii="Helvetica" w:hAnsi="Helvetica" w:eastAsia="Helvetica" w:cs="Helvetica"/>
+                <w:i w:val="false"/>
+                <w:b w:val="false"/>
+                <w:u w:val="none"/>
+                <w:sz w:val="22"/>
+                <w:szCs w:val="22"/>
+                <w:color w:val="000000"/>
+              </w:rPr>
+            </w:pPr>
+            <w:r>
+              <w:rPr>
+                <w:rFonts w:ascii="Helvetica" w:hAnsi="Helvetica" w:eastAsia="Helvetica" w:cs="Helvetica"/>
+                <w:i w:val="false"/>
+                <w:b w:val="false"/>
+                <w:u w:val="none"/>
+                <w:sz w:val="22"/>
+                <w:szCs w:val="22"/>
+                <w:color w:val="000000"/>
+              </w:rPr>
+              <w:t xml:space="preserve">0.047</w:t>
             </w:r>
           </w:p>
         </w:tc>
@@ -12265,60 +12265,60 @@
                 <w:szCs w:val="22"/>
                 <w:color w:val="000000"/>
               </w:rPr>
-              <w:t xml:space="preserve">0.85, 1.11</w:t>
-            </w:r>
-          </w:p>
-        </w:tc>
-        <w:tc>
-          <w:tcPr>
-            <w:tcBorders>
-              <w:bottom w:val="none" w:sz="0" w:space="0" w:color="000000"/>
-              <w:top w:val="none" w:sz="0" w:space="0" w:color="000000"/>
-              <w:left w:val="none" w:sz="0" w:space="0" w:color="000000"/>
-              <w:right w:val="none" w:sz="0" w:space="0" w:color="000000"/>
-            </w:tcBorders>
-            <w:shd w:val="clear" w:color="auto" w:fill="FFFFFF"/>
-            <w:tcMar>
-              <w:top w:w="0" w:type="dxa"/>
-              <w:bottom w:w="0" w:type="dxa"/>
-              <w:left w:w="0" w:type="dxa"/>
-              <w:right w:w="0" w:type="dxa"/>
-            </w:tcMar>
-            <w:vAlign w:val="top"/>
-          </w:tcPr>
-          <w:p>
-            <w:pPr>
-              <w:pStyle w:val="Normal"/>
-              <w:jc w:val="center"/>
-              <w:pBdr>
-                <w:bottom w:val="none" w:sz="0" w:space="0" w:color="000000"/>
-                <w:top w:val="none" w:sz="0" w:space="0" w:color="000000"/>
-                <w:left w:val="none" w:sz="0" w:space="0" w:color="000000"/>
-                <w:right w:val="none" w:sz="0" w:space="0" w:color="000000"/>
-              </w:pBdr>
-              <w:spacing w:after="100" w:before="100" w:line="240"/>
-              <w:ind w:left="100" w:right="100" w:firstLine="0" w:firstLineChars="0"/>
-              <w:rPr>
-                <w:rFonts w:ascii="Helvetica" w:hAnsi="Helvetica" w:eastAsia="Helvetica" w:cs="Helvetica"/>
-                <w:i w:val="false"/>
-                <w:b w:val="false"/>
-                <w:u w:val="none"/>
-                <w:sz w:val="22"/>
-                <w:szCs w:val="22"/>
-                <w:color w:val="000000"/>
-              </w:rPr>
-            </w:pPr>
-            <w:r>
-              <w:rPr>
-                <w:rFonts w:ascii="Helvetica" w:hAnsi="Helvetica" w:eastAsia="Helvetica" w:cs="Helvetica"/>
-                <w:i w:val="false"/>
-                <w:b w:val="false"/>
-                <w:u w:val="none"/>
-                <w:sz w:val="22"/>
-                <w:szCs w:val="22"/>
-                <w:color w:val="000000"/>
-              </w:rPr>
-              <w:t xml:space="preserve">0.690</w:t>
+              <w:t xml:space="preserve">0.86, 1.11</w:t>
+            </w:r>
+          </w:p>
+        </w:tc>
+        <w:tc>
+          <w:tcPr>
+            <w:tcBorders>
+              <w:bottom w:val="none" w:sz="0" w:space="0" w:color="000000"/>
+              <w:top w:val="none" w:sz="0" w:space="0" w:color="000000"/>
+              <w:left w:val="none" w:sz="0" w:space="0" w:color="000000"/>
+              <w:right w:val="none" w:sz="0" w:space="0" w:color="000000"/>
+            </w:tcBorders>
+            <w:shd w:val="clear" w:color="auto" w:fill="FFFFFF"/>
+            <w:tcMar>
+              <w:top w:w="0" w:type="dxa"/>
+              <w:bottom w:w="0" w:type="dxa"/>
+              <w:left w:w="0" w:type="dxa"/>
+              <w:right w:w="0" w:type="dxa"/>
+            </w:tcMar>
+            <w:vAlign w:val="top"/>
+          </w:tcPr>
+          <w:p>
+            <w:pPr>
+              <w:pStyle w:val="Normal"/>
+              <w:jc w:val="center"/>
+              <w:pBdr>
+                <w:bottom w:val="none" w:sz="0" w:space="0" w:color="000000"/>
+                <w:top w:val="none" w:sz="0" w:space="0" w:color="000000"/>
+                <w:left w:val="none" w:sz="0" w:space="0" w:color="000000"/>
+                <w:right w:val="none" w:sz="0" w:space="0" w:color="000000"/>
+              </w:pBdr>
+              <w:spacing w:after="100" w:before="100" w:line="240"/>
+              <w:ind w:left="100" w:right="100" w:firstLine="0" w:firstLineChars="0"/>
+              <w:rPr>
+                <w:rFonts w:ascii="Helvetica" w:hAnsi="Helvetica" w:eastAsia="Helvetica" w:cs="Helvetica"/>
+                <w:i w:val="false"/>
+                <w:b w:val="false"/>
+                <w:u w:val="none"/>
+                <w:sz w:val="22"/>
+                <w:szCs w:val="22"/>
+                <w:color w:val="000000"/>
+              </w:rPr>
+            </w:pPr>
+            <w:r>
+              <w:rPr>
+                <w:rFonts w:ascii="Helvetica" w:hAnsi="Helvetica" w:eastAsia="Helvetica" w:cs="Helvetica"/>
+                <w:i w:val="false"/>
+                <w:b w:val="false"/>
+                <w:u w:val="none"/>
+                <w:sz w:val="22"/>
+                <w:szCs w:val="22"/>
+                <w:color w:val="000000"/>
+              </w:rPr>
+              <w:t xml:space="preserve">0.700</w:t>
             </w:r>
           </w:p>
         </w:tc>
@@ -12748,60 +12748,60 @@
                 <w:szCs w:val="22"/>
                 <w:color w:val="000000"/>
               </w:rPr>
-              <w:t xml:space="preserve">0.00, 0.76</w:t>
-            </w:r>
-          </w:p>
-        </w:tc>
-        <w:tc>
-          <w:tcPr>
-            <w:tcBorders>
-              <w:bottom w:val="none" w:sz="0" w:space="0" w:color="000000"/>
-              <w:top w:val="none" w:sz="0" w:space="0" w:color="000000"/>
-              <w:left w:val="none" w:sz="0" w:space="0" w:color="000000"/>
-              <w:right w:val="none" w:sz="0" w:space="0" w:color="000000"/>
-            </w:tcBorders>
-            <w:shd w:val="clear" w:color="auto" w:fill="FFFFFF"/>
-            <w:tcMar>
-              <w:top w:w="0" w:type="dxa"/>
-              <w:bottom w:w="0" w:type="dxa"/>
-              <w:left w:w="0" w:type="dxa"/>
-              <w:right w:w="0" w:type="dxa"/>
-            </w:tcMar>
-            <w:vAlign w:val="top"/>
-          </w:tcPr>
-          <w:p>
-            <w:pPr>
-              <w:pStyle w:val="Normal"/>
-              <w:jc w:val="center"/>
-              <w:pBdr>
-                <w:bottom w:val="none" w:sz="0" w:space="0" w:color="000000"/>
-                <w:top w:val="none" w:sz="0" w:space="0" w:color="000000"/>
-                <w:left w:val="none" w:sz="0" w:space="0" w:color="000000"/>
-                <w:right w:val="none" w:sz="0" w:space="0" w:color="000000"/>
-              </w:pBdr>
-              <w:spacing w:after="100" w:before="100" w:line="240"/>
-              <w:ind w:left="100" w:right="100" w:firstLine="0" w:firstLineChars="0"/>
-              <w:rPr>
-                <w:rFonts w:ascii="Helvetica" w:hAnsi="Helvetica" w:eastAsia="Helvetica" w:cs="Helvetica"/>
-                <w:i w:val="false"/>
-                <w:b w:val="false"/>
-                <w:u w:val="none"/>
-                <w:sz w:val="22"/>
-                <w:szCs w:val="22"/>
-                <w:color w:val="000000"/>
-              </w:rPr>
-            </w:pPr>
-            <w:r>
-              <w:rPr>
-                <w:rFonts w:ascii="Helvetica" w:hAnsi="Helvetica" w:eastAsia="Helvetica" w:cs="Helvetica"/>
-                <w:i w:val="false"/>
-                <w:b w:val="false"/>
-                <w:u w:val="none"/>
-                <w:sz w:val="22"/>
-                <w:szCs w:val="22"/>
-                <w:color w:val="000000"/>
-              </w:rPr>
-              <w:t xml:space="preserve">0.037</w:t>
+              <w:t xml:space="preserve">0.00, 0.72</w:t>
+            </w:r>
+          </w:p>
+        </w:tc>
+        <w:tc>
+          <w:tcPr>
+            <w:tcBorders>
+              <w:bottom w:val="none" w:sz="0" w:space="0" w:color="000000"/>
+              <w:top w:val="none" w:sz="0" w:space="0" w:color="000000"/>
+              <w:left w:val="none" w:sz="0" w:space="0" w:color="000000"/>
+              <w:right w:val="none" w:sz="0" w:space="0" w:color="000000"/>
+            </w:tcBorders>
+            <w:shd w:val="clear" w:color="auto" w:fill="FFFFFF"/>
+            <w:tcMar>
+              <w:top w:w="0" w:type="dxa"/>
+              <w:bottom w:w="0" w:type="dxa"/>
+              <w:left w:w="0" w:type="dxa"/>
+              <w:right w:w="0" w:type="dxa"/>
+            </w:tcMar>
+            <w:vAlign w:val="top"/>
+          </w:tcPr>
+          <w:p>
+            <w:pPr>
+              <w:pStyle w:val="Normal"/>
+              <w:jc w:val="center"/>
+              <w:pBdr>
+                <w:bottom w:val="none" w:sz="0" w:space="0" w:color="000000"/>
+                <w:top w:val="none" w:sz="0" w:space="0" w:color="000000"/>
+                <w:left w:val="none" w:sz="0" w:space="0" w:color="000000"/>
+                <w:right w:val="none" w:sz="0" w:space="0" w:color="000000"/>
+              </w:pBdr>
+              <w:spacing w:after="100" w:before="100" w:line="240"/>
+              <w:ind w:left="100" w:right="100" w:firstLine="0" w:firstLineChars="0"/>
+              <w:rPr>
+                <w:rFonts w:ascii="Helvetica" w:hAnsi="Helvetica" w:eastAsia="Helvetica" w:cs="Helvetica"/>
+                <w:i w:val="false"/>
+                <w:b w:val="false"/>
+                <w:u w:val="none"/>
+                <w:sz w:val="22"/>
+                <w:szCs w:val="22"/>
+                <w:color w:val="000000"/>
+              </w:rPr>
+            </w:pPr>
+            <w:r>
+              <w:rPr>
+                <w:rFonts w:ascii="Helvetica" w:hAnsi="Helvetica" w:eastAsia="Helvetica" w:cs="Helvetica"/>
+                <w:i w:val="false"/>
+                <w:b w:val="false"/>
+                <w:u w:val="none"/>
+                <w:sz w:val="22"/>
+                <w:szCs w:val="22"/>
+                <w:color w:val="000000"/>
+              </w:rPr>
+              <w:t xml:space="preserve">0.035</w:t>
             </w:r>
           </w:p>
         </w:tc>
@@ -13178,113 +13178,113 @@
                 <w:szCs w:val="22"/>
                 <w:color w:val="000000"/>
               </w:rPr>
-              <w:t xml:space="preserve">1.53</w:t>
-            </w:r>
-          </w:p>
-        </w:tc>
-        <w:tc>
-          <w:tcPr>
-            <w:tcBorders>
-              <w:bottom w:val="none" w:sz="0" w:space="0" w:color="000000"/>
-              <w:top w:val="none" w:sz="0" w:space="0" w:color="000000"/>
-              <w:left w:val="none" w:sz="0" w:space="0" w:color="000000"/>
-              <w:right w:val="none" w:sz="0" w:space="0" w:color="000000"/>
-            </w:tcBorders>
-            <w:shd w:val="clear" w:color="auto" w:fill="FFFFFF"/>
-            <w:tcMar>
-              <w:top w:w="0" w:type="dxa"/>
-              <w:bottom w:w="0" w:type="dxa"/>
-              <w:left w:w="0" w:type="dxa"/>
-              <w:right w:w="0" w:type="dxa"/>
-            </w:tcMar>
-            <w:vAlign w:val="top"/>
-          </w:tcPr>
-          <w:p>
-            <w:pPr>
-              <w:pStyle w:val="Normal"/>
-              <w:jc w:val="center"/>
-              <w:pBdr>
-                <w:bottom w:val="none" w:sz="0" w:space="0" w:color="000000"/>
-                <w:top w:val="none" w:sz="0" w:space="0" w:color="000000"/>
-                <w:left w:val="none" w:sz="0" w:space="0" w:color="000000"/>
-                <w:right w:val="none" w:sz="0" w:space="0" w:color="000000"/>
-              </w:pBdr>
-              <w:spacing w:after="100" w:before="100" w:line="240"/>
-              <w:ind w:left="100" w:right="100" w:firstLine="0" w:firstLineChars="0"/>
-              <w:rPr>
-                <w:rFonts w:ascii="Helvetica" w:hAnsi="Helvetica" w:eastAsia="Helvetica" w:cs="Helvetica"/>
-                <w:i w:val="false"/>
-                <w:b w:val="false"/>
-                <w:u w:val="none"/>
-                <w:sz w:val="22"/>
-                <w:szCs w:val="22"/>
-                <w:color w:val="000000"/>
-              </w:rPr>
-            </w:pPr>
-            <w:r>
-              <w:rPr>
-                <w:rFonts w:ascii="Helvetica" w:hAnsi="Helvetica" w:eastAsia="Helvetica" w:cs="Helvetica"/>
-                <w:i w:val="false"/>
-                <w:b w:val="false"/>
-                <w:u w:val="none"/>
-                <w:sz w:val="22"/>
-                <w:szCs w:val="22"/>
-                <w:color w:val="000000"/>
-              </w:rPr>
-              <w:t xml:space="preserve">0.20, 11.6</w:t>
-            </w:r>
-          </w:p>
-        </w:tc>
-        <w:tc>
-          <w:tcPr>
-            <w:tcBorders>
-              <w:bottom w:val="none" w:sz="0" w:space="0" w:color="000000"/>
-              <w:top w:val="none" w:sz="0" w:space="0" w:color="000000"/>
-              <w:left w:val="none" w:sz="0" w:space="0" w:color="000000"/>
-              <w:right w:val="none" w:sz="0" w:space="0" w:color="000000"/>
-            </w:tcBorders>
-            <w:shd w:val="clear" w:color="auto" w:fill="FFFFFF"/>
-            <w:tcMar>
-              <w:top w:w="0" w:type="dxa"/>
-              <w:bottom w:w="0" w:type="dxa"/>
-              <w:left w:w="0" w:type="dxa"/>
-              <w:right w:w="0" w:type="dxa"/>
-            </w:tcMar>
-            <w:vAlign w:val="top"/>
-          </w:tcPr>
-          <w:p>
-            <w:pPr>
-              <w:pStyle w:val="Normal"/>
-              <w:jc w:val="center"/>
-              <w:pBdr>
-                <w:bottom w:val="none" w:sz="0" w:space="0" w:color="000000"/>
-                <w:top w:val="none" w:sz="0" w:space="0" w:color="000000"/>
-                <w:left w:val="none" w:sz="0" w:space="0" w:color="000000"/>
-                <w:right w:val="none" w:sz="0" w:space="0" w:color="000000"/>
-              </w:pBdr>
-              <w:spacing w:after="100" w:before="100" w:line="240"/>
-              <w:ind w:left="100" w:right="100" w:firstLine="0" w:firstLineChars="0"/>
-              <w:rPr>
-                <w:rFonts w:ascii="Helvetica" w:hAnsi="Helvetica" w:eastAsia="Helvetica" w:cs="Helvetica"/>
-                <w:i w:val="false"/>
-                <w:b w:val="false"/>
-                <w:u w:val="none"/>
-                <w:sz w:val="22"/>
-                <w:szCs w:val="22"/>
-                <w:color w:val="000000"/>
-              </w:rPr>
-            </w:pPr>
-            <w:r>
-              <w:rPr>
-                <w:rFonts w:ascii="Helvetica" w:hAnsi="Helvetica" w:eastAsia="Helvetica" w:cs="Helvetica"/>
-                <w:i w:val="false"/>
-                <w:b w:val="false"/>
-                <w:u w:val="none"/>
-                <w:sz w:val="22"/>
-                <w:szCs w:val="22"/>
-                <w:color w:val="000000"/>
-              </w:rPr>
-              <w:t xml:space="preserve">0.680</w:t>
+              <w:t xml:space="preserve">1.51</w:t>
+            </w:r>
+          </w:p>
+        </w:tc>
+        <w:tc>
+          <w:tcPr>
+            <w:tcBorders>
+              <w:bottom w:val="none" w:sz="0" w:space="0" w:color="000000"/>
+              <w:top w:val="none" w:sz="0" w:space="0" w:color="000000"/>
+              <w:left w:val="none" w:sz="0" w:space="0" w:color="000000"/>
+              <w:right w:val="none" w:sz="0" w:space="0" w:color="000000"/>
+            </w:tcBorders>
+            <w:shd w:val="clear" w:color="auto" w:fill="FFFFFF"/>
+            <w:tcMar>
+              <w:top w:w="0" w:type="dxa"/>
+              <w:bottom w:w="0" w:type="dxa"/>
+              <w:left w:w="0" w:type="dxa"/>
+              <w:right w:w="0" w:type="dxa"/>
+            </w:tcMar>
+            <w:vAlign w:val="top"/>
+          </w:tcPr>
+          <w:p>
+            <w:pPr>
+              <w:pStyle w:val="Normal"/>
+              <w:jc w:val="center"/>
+              <w:pBdr>
+                <w:bottom w:val="none" w:sz="0" w:space="0" w:color="000000"/>
+                <w:top w:val="none" w:sz="0" w:space="0" w:color="000000"/>
+                <w:left w:val="none" w:sz="0" w:space="0" w:color="000000"/>
+                <w:right w:val="none" w:sz="0" w:space="0" w:color="000000"/>
+              </w:pBdr>
+              <w:spacing w:after="100" w:before="100" w:line="240"/>
+              <w:ind w:left="100" w:right="100" w:firstLine="0" w:firstLineChars="0"/>
+              <w:rPr>
+                <w:rFonts w:ascii="Helvetica" w:hAnsi="Helvetica" w:eastAsia="Helvetica" w:cs="Helvetica"/>
+                <w:i w:val="false"/>
+                <w:b w:val="false"/>
+                <w:u w:val="none"/>
+                <w:sz w:val="22"/>
+                <w:szCs w:val="22"/>
+                <w:color w:val="000000"/>
+              </w:rPr>
+            </w:pPr>
+            <w:r>
+              <w:rPr>
+                <w:rFonts w:ascii="Helvetica" w:hAnsi="Helvetica" w:eastAsia="Helvetica" w:cs="Helvetica"/>
+                <w:i w:val="false"/>
+                <w:b w:val="false"/>
+                <w:u w:val="none"/>
+                <w:sz w:val="22"/>
+                <w:szCs w:val="22"/>
+                <w:color w:val="000000"/>
+              </w:rPr>
+              <w:t xml:space="preserve">0.19, 12.1</w:t>
+            </w:r>
+          </w:p>
+        </w:tc>
+        <w:tc>
+          <w:tcPr>
+            <w:tcBorders>
+              <w:bottom w:val="none" w:sz="0" w:space="0" w:color="000000"/>
+              <w:top w:val="none" w:sz="0" w:space="0" w:color="000000"/>
+              <w:left w:val="none" w:sz="0" w:space="0" w:color="000000"/>
+              <w:right w:val="none" w:sz="0" w:space="0" w:color="000000"/>
+            </w:tcBorders>
+            <w:shd w:val="clear" w:color="auto" w:fill="FFFFFF"/>
+            <w:tcMar>
+              <w:top w:w="0" w:type="dxa"/>
+              <w:bottom w:w="0" w:type="dxa"/>
+              <w:left w:w="0" w:type="dxa"/>
+              <w:right w:w="0" w:type="dxa"/>
+            </w:tcMar>
+            <w:vAlign w:val="top"/>
+          </w:tcPr>
+          <w:p>
+            <w:pPr>
+              <w:pStyle w:val="Normal"/>
+              <w:jc w:val="center"/>
+              <w:pBdr>
+                <w:bottom w:val="none" w:sz="0" w:space="0" w:color="000000"/>
+                <w:top w:val="none" w:sz="0" w:space="0" w:color="000000"/>
+                <w:left w:val="none" w:sz="0" w:space="0" w:color="000000"/>
+                <w:right w:val="none" w:sz="0" w:space="0" w:color="000000"/>
+              </w:pBdr>
+              <w:spacing w:after="100" w:before="100" w:line="240"/>
+              <w:ind w:left="100" w:right="100" w:firstLine="0" w:firstLineChars="0"/>
+              <w:rPr>
+                <w:rFonts w:ascii="Helvetica" w:hAnsi="Helvetica" w:eastAsia="Helvetica" w:cs="Helvetica"/>
+                <w:i w:val="false"/>
+                <w:b w:val="false"/>
+                <w:u w:val="none"/>
+                <w:sz w:val="22"/>
+                <w:szCs w:val="22"/>
+                <w:color w:val="000000"/>
+              </w:rPr>
+            </w:pPr>
+            <w:r>
+              <w:rPr>
+                <w:rFonts w:ascii="Helvetica" w:hAnsi="Helvetica" w:eastAsia="Helvetica" w:cs="Helvetica"/>
+                <w:i w:val="false"/>
+                <w:b w:val="false"/>
+                <w:u w:val="none"/>
+                <w:sz w:val="22"/>
+                <w:szCs w:val="22"/>
+                <w:color w:val="000000"/>
+              </w:rPr>
+              <w:t xml:space="preserve">0.700</w:t>
             </w:r>
           </w:p>
         </w:tc>
@@ -13343,7 +13343,7 @@
                 <w:szCs w:val="22"/>
                 <w:color w:val="000000"/>
               </w:rPr>
-              <w:t xml:space="preserve">ckd_epi_gfr_cre_cys_unindex</w:t>
+              <w:t xml:space="preserve">baseline_cre_egfr_unindexed</w:t>
             </w:r>
           </w:p>
         </w:tc>
@@ -13502,7 +13502,7 @@
                 <w:szCs w:val="22"/>
                 <w:color w:val="000000"/>
               </w:rPr>
-              <w:t xml:space="preserve">0.96, 1.0</w:t>
+              <w:t xml:space="preserve">0.96, 1.00</w:t>
             </w:r>
           </w:p>
         </w:tc>
@@ -13555,7 +13555,7 @@
                 <w:szCs w:val="22"/>
                 <w:color w:val="000000"/>
               </w:rPr>
-              <w:t xml:space="preserve">0.013</w:t>
+              <w:t xml:space="preserve">0.110</w:t>
             </w:r>
           </w:p>
         </w:tc>
@@ -13714,7 +13714,7 @@
                 <w:szCs w:val="22"/>
                 <w:color w:val="000000"/>
               </w:rPr>
-              <w:t xml:space="preserve">0.93, 1.04</w:t>
+              <w:t xml:space="preserve">0.92, 1.03</w:t>
             </w:r>
           </w:p>
         </w:tc>
@@ -13767,7 +13767,7 @@
                 <w:szCs w:val="22"/>
                 <w:color w:val="000000"/>
               </w:rPr>
-              <w:t xml:space="preserve">0.510</w:t>
+              <w:t xml:space="preserve">0.410</w:t>
             </w:r>
           </w:p>
         </w:tc>
